--- a/paper/SISTAC_TFE.docx
+++ b/paper/SISTAC_TFE.docx
@@ -1,9 +1,9 @@
 
 <file path=word/document.xml><?xml version="1.0" encoding="utf-8"?>
-<w:document xmlns:wpc="http://schemas.microsoft.com/office/word/2010/wordprocessingCanvas" xmlns:cx="http://schemas.microsoft.com/office/drawing/2014/chartex" xmlns:cx1="http://schemas.microsoft.com/office/drawing/2015/9/8/chartex" xmlns:cx2="http://schemas.microsoft.com/office/drawing/2015/10/21/chartex" xmlns:cx3="http://schemas.microsoft.com/office/drawing/2016/5/9/chartex" xmlns:cx4="http://schemas.microsoft.com/office/drawing/2016/5/10/chartex" xmlns:cx5="http://schemas.microsoft.com/office/drawing/2016/5/11/chartex" xmlns:cx6="http://schemas.microsoft.com/office/drawing/2016/5/12/chartex" xmlns:cx7="http://schemas.microsoft.com/office/drawing/2016/5/13/chartex" xmlns:cx8="http://schemas.microsoft.com/office/drawing/2016/5/14/chartex" xmlns:mc="http://schemas.openxmlformats.org/markup-compatibility/2006" xmlns:aink="http://schemas.microsoft.com/office/drawing/2016/ink" xmlns:am3d="http://schemas.microsoft.com/office/drawing/2017/model3d" xmlns:o="urn:schemas-microsoft-com:office:office" xmlns:oel="http://schemas.microsoft.com/office/2019/extlst" xmlns:r="http://schemas.openxmlformats.org/officeDocument/2006/relationships" xmlns:m="http://schemas.openxmlformats.org/officeDocument/2006/math" xmlns:v="urn:schemas-microsoft-com:vml" xmlns:wp14="http://schemas.microsoft.com/office/word/2010/wordprocessingDrawing" xmlns:wp="http://schemas.openxmlformats.org/drawingml/2006/wordprocessingDrawing" xmlns:w10="urn:schemas-microsoft-com:office:word" xmlns:w="http://schemas.openxmlformats.org/wordprocessingml/2006/main" xmlns:w14="http://schemas.microsoft.com/office/word/2010/wordml" xmlns:w15="http://schemas.microsoft.com/office/word/2012/wordml" xmlns:w16cex="http://schemas.microsoft.com/office/word/2018/wordml/cex" xmlns:w16cid="http://schemas.microsoft.com/office/word/2016/wordml/cid" xmlns:w16="http://schemas.microsoft.com/office/word/2018/wordml" xmlns:w16du="http://schemas.microsoft.com/office/word/2023/wordml/word16du" xmlns:w16sdtdh="http://schemas.microsoft.com/office/word/2020/wordml/sdtdatahash" xmlns:w16sdtfl="http://schemas.microsoft.com/office/word/2024/wordml/sdtformatlock" xmlns:w16se="http://schemas.microsoft.com/office/word/2015/wordml/symex" xmlns:wpg="http://schemas.microsoft.com/office/word/2010/wordprocessingGroup" xmlns:wpi="http://schemas.microsoft.com/office/word/2010/wordprocessingInk" xmlns:wne="http://schemas.microsoft.com/office/word/2006/wordml" xmlns:wps="http://schemas.microsoft.com/office/word/2010/wordprocessingShape" mc:Ignorable="w14 w15 w16se w16cid w16 w16cex w16sdtdh w16sdtfl w16du wp14">
+<w:document xmlns="http://schemas.openxmlformats.org/markup-compatibility/2006" xmlns:a="http://schemas.openxmlformats.org/drawingml/2006/main" xmlns:a14="http://schemas.microsoft.com/office/drawing/2010/main" xmlns:ns2="http://schemas.microsoft.com/office/word/2010/wordml" xmlns:ns4="http://schemas.microsoft.com/office/word/2010/wordprocessingDrawing" xmlns:ns6="http://schemas.microsoft.com/office/drawing/2014/main" xmlns:pic="http://schemas.openxmlformats.org/drawingml/2006/picture" xmlns:r="http://schemas.openxmlformats.org/officeDocument/2006/relationships" xmlns:w="http://schemas.openxmlformats.org/wordprocessingml/2006/main" xmlns:wp="http://schemas.openxmlformats.org/drawingml/2006/wordprocessingDrawing" Ignorable="w14 w15 w16se w16cid w16 w16cex w16sdtdh w16sdtfl w16du wp14">
   <w:body>
-    <w:p/>
-    <w:p>
+    <w:p ns2:paraId="09C9000E" ns2:textId="77777777"/>
+    <w:p ns2:paraId="73B74D5E" ns2:textId="27EBBD6E">
       <w:pPr>
         <w:spacing w:line="276" w:lineRule="auto"/>
         <w:jc w:val="center"/>
@@ -21,22 +21,22 @@
           <w:szCs w:val="28"/>
         </w:rPr>
         <w:drawing>
-          <wp:inline distT="0" distB="0" distL="0" distR="0" wp14:anchorId="19CEFD27" wp14:editId="34D292FE">
+          <wp:inline distT="0" distB="0" distL="0" distR="0" ns4:anchorId="19CEFD27" ns4:editId="34D292FE">
             <wp:extent cx="3843319" cy="865249"/>
             <wp:effectExtent l="0" t="0" r="0" b="0"/>
             <wp:docPr id="5126" name="Imagen 5126" descr="Texto&#10;&#10;Descripción generada automáticamente">
-              <a:extLst xmlns:a="http://schemas.openxmlformats.org/drawingml/2006/main">
+              <a:extLst>
                 <a:ext uri="{FF2B5EF4-FFF2-40B4-BE49-F238E27FC236}">
-                  <a16:creationId xmlns:a16="http://schemas.microsoft.com/office/drawing/2014/main" id="{1CBFC98F-818B-452A-8F70-D950B9892E88}"/>
+                  <ns6:creationId id="{1CBFC98F-818B-452A-8F70-D950B9892E88}"/>
                 </a:ext>
               </a:extLst>
             </wp:docPr>
             <wp:cNvGraphicFramePr>
-              <a:graphicFrameLocks xmlns:a="http://schemas.openxmlformats.org/drawingml/2006/main" noChangeAspect="1"/>
+              <a:graphicFrameLocks noChangeAspect="1"/>
             </wp:cNvGraphicFramePr>
-            <a:graphic xmlns:a="http://schemas.openxmlformats.org/drawingml/2006/main">
+            <a:graphic>
               <a:graphicData uri="http://schemas.openxmlformats.org/drawingml/2006/picture">
-                <pic:pic xmlns:pic="http://schemas.openxmlformats.org/drawingml/2006/picture">
+                <pic:pic>
                   <pic:nvPicPr>
                     <pic:cNvPr id="5126" name="Imagen 5126" descr="Texto&#10;&#10;Descripción generada automáticamente"/>
                     <pic:cNvPicPr>
@@ -47,7 +47,7 @@
                     <a:blip r:embed="rId11">
                       <a:extLst>
                         <a:ext uri="{28A0092B-C50C-407E-A947-70E740481C1C}">
-                          <a14:useLocalDpi xmlns:a14="http://schemas.microsoft.com/office/drawing/2010/main" val="0"/>
+                          <a14:useLocalDpi val="0"/>
                         </a:ext>
                       </a:extLst>
                     </a:blip>
@@ -75,7 +75,7 @@
         </w:drawing>
       </w:r>
     </w:p>
-    <w:p>
+    <w:p ns2:paraId="0DC95093" ns2:textId="7E55C0FC">
       <w:pPr>
         <w:spacing w:line="276" w:lineRule="auto"/>
         <w:jc w:val="center"/>
@@ -94,7 +94,7 @@
         <w:t>Universidad Internacional de La Rioja</w:t>
       </w:r>
     </w:p>
-    <w:p>
+    <w:p ns2:paraId="75A0D756" ns2:textId="77777777">
       <w:pPr>
         <w:spacing w:line="276" w:lineRule="auto"/>
         <w:jc w:val="center"/>
@@ -113,7 +113,7 @@
         <w:t>Escuela Superior de Ingeniería y</w:t>
       </w:r>
     </w:p>
-    <w:p>
+    <w:p ns2:paraId="3671F587" ns2:textId="77777777">
       <w:pPr>
         <w:spacing w:line="276" w:lineRule="auto"/>
         <w:jc w:val="center"/>
@@ -132,7 +132,7 @@
         <w:t>Tecnología</w:t>
       </w:r>
     </w:p>
-    <w:p>
+    <w:p ns2:paraId="62ED148A" ns2:textId="32640DEB">
       <w:pPr>
         <w:spacing w:line="276" w:lineRule="auto"/>
         <w:jc w:val="center"/>
@@ -143,7 +143,7 @@
         </w:rPr>
       </w:pPr>
     </w:p>
-    <w:p>
+    <w:p ns2:paraId="4376B2C2" ns2:textId="1FAD4F31">
       <w:pPr>
         <w:spacing w:line="276" w:lineRule="auto"/>
         <w:jc w:val="center"/>
@@ -154,7 +154,7 @@
         </w:rPr>
       </w:pPr>
     </w:p>
-    <w:p>
+    <w:p ns2:paraId="56C3CC49" ns2:textId="30810348">
       <w:pPr>
         <w:spacing w:line="276" w:lineRule="auto"/>
         <w:jc w:val="center"/>
@@ -165,7 +165,7 @@
         </w:rPr>
       </w:pPr>
     </w:p>
-    <w:p>
+    <w:p ns2:paraId="6067B72C" ns2:textId="77777777">
       <w:pPr>
         <w:spacing w:line="276" w:lineRule="auto"/>
         <w:jc w:val="center"/>
@@ -176,7 +176,7 @@
         </w:rPr>
       </w:pPr>
     </w:p>
-    <w:p>
+    <w:p ns2:paraId="271AF0C7" ns2:textId="194CF870">
       <w:pPr>
         <w:spacing w:line="276" w:lineRule="auto"/>
         <w:jc w:val="center"/>
@@ -212,7 +212,7 @@
         <w:t>Inteligencia artificial</w:t>
       </w:r>
     </w:p>
-    <w:p>
+    <w:p ns2:paraId="6D71EAEA" ns2:textId="166E2B7D">
       <w:pPr>
         <w:spacing w:line="276" w:lineRule="auto"/>
         <w:jc w:val="center"/>
@@ -262,14 +262,14 @@
         <w:t>.</w:t>
       </w:r>
     </w:p>
-    <w:p>
+    <w:p ns2:paraId="39BFED55" ns2:textId="1300B8A3">
       <w:pPr>
         <w:rPr>
           <w:lang w:val="es-UY" w:eastAsia="en-US"/>
         </w:rPr>
       </w:pPr>
     </w:p>
-    <w:p>
+    <w:p ns2:paraId="14D3861C" ns2:textId="74AC7333">
       <w:pPr>
         <w:rPr>
           <w:lang w:eastAsia="en-US"/>
@@ -300,13 +300,13 @@
         <w:gridCol w:w="3964"/>
         <w:gridCol w:w="4549"/>
       </w:tblGrid>
-      <w:tr>
+      <w:tr ns2:paraId="5FB83D34" ns2:textId="77777777">
         <w:tc>
           <w:tcPr>
             <w:tcW w:w="3964" w:type="dxa"/>
             <w:vAlign w:val="center"/>
           </w:tcPr>
-          <w:p>
+          <w:p ns2:paraId="725EAB0B" ns2:textId="5DBEE8CD">
             <w:pPr>
               <w:spacing w:line="276" w:lineRule="auto"/>
               <w:ind w:left="720"/>
@@ -336,7 +336,7 @@
             <w:tcW w:w="4549" w:type="dxa"/>
             <w:vAlign w:val="center"/>
           </w:tcPr>
-          <w:p>
+          <w:p ns2:paraId="7D472E63" ns2:textId="1CB3150B">
             <w:pPr>
               <w:spacing w:line="276" w:lineRule="auto"/>
               <w:ind w:left="720"/>
@@ -356,7 +356,7 @@
               <w:t>Belvisi Lescano</w:t>
             </w:r>
           </w:p>
-          <w:p>
+          <w:p ns2:paraId="34D4B889" ns2:textId="0578990C">
             <w:pPr>
               <w:spacing w:line="276" w:lineRule="auto"/>
               <w:ind w:left="720"/>
@@ -375,13 +375,13 @@
           </w:p>
         </w:tc>
       </w:tr>
-      <w:tr>
+      <w:tr ns2:paraId="0BAB4562" ns2:textId="77777777">
         <w:tc>
           <w:tcPr>
             <w:tcW w:w="3964" w:type="dxa"/>
             <w:vAlign w:val="center"/>
           </w:tcPr>
-          <w:p>
+          <w:p ns2:paraId="3A10E123" ns2:textId="77777777">
             <w:pPr>
               <w:spacing w:line="276" w:lineRule="auto"/>
               <w:ind w:left="720"/>
@@ -404,7 +404,7 @@
             <w:tcW w:w="4549" w:type="dxa"/>
             <w:vAlign w:val="center"/>
           </w:tcPr>
-          <w:p>
+          <w:p ns2:paraId="3499CF1C" ns2:textId="55F145BF">
             <w:pPr>
               <w:spacing w:line="276" w:lineRule="auto"/>
               <w:ind w:left="720"/>
@@ -423,13 +423,13 @@
           </w:p>
         </w:tc>
       </w:tr>
-      <w:tr>
+      <w:tr ns2:paraId="058F6FE6" ns2:textId="77777777">
         <w:tc>
           <w:tcPr>
             <w:tcW w:w="3964" w:type="dxa"/>
             <w:vAlign w:val="center"/>
           </w:tcPr>
-          <w:p>
+          <w:p ns2:paraId="44917CC5" ns2:textId="71965130">
             <w:pPr>
               <w:spacing w:line="276" w:lineRule="auto"/>
               <w:ind w:left="720"/>
@@ -452,7 +452,7 @@
             <w:tcW w:w="4549" w:type="dxa"/>
             <w:vAlign w:val="center"/>
           </w:tcPr>
-          <w:p>
+          <w:p ns2:paraId="1C6C65F0" ns2:textId="5760CF62">
             <w:pPr>
               <w:spacing w:line="276" w:lineRule="auto"/>
               <w:ind w:left="720"/>
@@ -471,13 +471,13 @@
           </w:p>
         </w:tc>
       </w:tr>
-      <w:tr>
+      <w:tr ns2:paraId="71316CBD" ns2:textId="77777777">
         <w:tc>
           <w:tcPr>
             <w:tcW w:w="3964" w:type="dxa"/>
             <w:vAlign w:val="center"/>
           </w:tcPr>
-          <w:p>
+          <w:p ns2:paraId="6AC47782" ns2:textId="1B267A58">
             <w:pPr>
               <w:spacing w:line="276" w:lineRule="auto"/>
               <w:ind w:left="720"/>
@@ -500,7 +500,7 @@
             <w:tcW w:w="4549" w:type="dxa"/>
             <w:vAlign w:val="center"/>
           </w:tcPr>
-          <w:p>
+          <w:p ns2:paraId="0E29B5D5" ns2:textId="024E5054">
             <w:pPr>
               <w:spacing w:line="276" w:lineRule="auto"/>
               <w:ind w:left="720"/>
@@ -520,14 +520,14 @@
         </w:tc>
       </w:tr>
     </w:tbl>
-    <w:p>
+    <w:p ns2:paraId="4F7BA5B3" ns2:textId="77777777">
       <w:pPr>
         <w:rPr>
           <w:lang w:eastAsia="en-US"/>
         </w:rPr>
       </w:pPr>
     </w:p>
-    <w:p>
+    <w:p ns2:paraId="5043D940" ns2:textId="4002231C">
       <w:pPr>
         <w:pStyle w:val="Ttulondices"/>
       </w:pPr>
@@ -537,7 +537,7 @@
       </w:r>
     </w:p>
     <w:bookmarkEnd w:id="0"/>
-    <w:p>
+    <w:p ns2:paraId="65366CF9" ns2:textId="77777777">
       <w:pPr>
         <w:pStyle w:val="Ttulondices"/>
       </w:pPr>
@@ -546,7 +546,7 @@
         <w:t xml:space="preserve">Resumen </w:t>
       </w:r>
     </w:p>
-    <w:p>
+    <w:p ns2:paraId="0E4B0238" ns2:textId="5914AC11">
       <w:pPr>
         <w:rPr>
           <w:lang w:eastAsia="en-US"/>
@@ -657,14 +657,14 @@
         <w:t>, en cumplimiento de la Ley 18.331 de Protección de Datos Personales de Uruguay.</w:t>
       </w:r>
     </w:p>
-    <w:p>
+    <w:p ns2:paraId="005A2D1E" ns2:textId="77777777">
       <w:pPr>
         <w:rPr>
           <w:lang w:eastAsia="en-US"/>
         </w:rPr>
       </w:pPr>
     </w:p>
-    <w:p>
+    <w:p ns2:paraId="1B953BB7" ns2:textId="71228F46">
       <w:pPr>
         <w:rPr>
           <w:lang w:eastAsia="en-US"/>
@@ -712,21 +712,21 @@
       </w:r>
       <w:bookmarkEnd w:id="1"/>
     </w:p>
-    <w:p>
+    <w:p ns2:paraId="4720ACA1" ns2:textId="77777777">
       <w:pPr>
         <w:rPr>
           <w:lang w:eastAsia="en-US"/>
         </w:rPr>
       </w:pPr>
     </w:p>
-    <w:p>
+    <w:p ns2:paraId="4B8B6B76" ns2:textId="77777777">
       <w:pPr>
         <w:rPr>
           <w:lang w:eastAsia="en-US"/>
         </w:rPr>
       </w:pPr>
     </w:p>
-    <w:p>
+    <w:p ns2:paraId="3EA678F1" ns2:textId="77777777">
       <w:pPr>
         <w:spacing w:before="0" w:after="0" w:line="240" w:lineRule="auto"/>
         <w:jc w:val="left"/>
@@ -741,7 +741,7 @@
         <w:br w:type="page"/>
       </w:r>
     </w:p>
-    <w:p>
+    <w:p ns2:paraId="137A7EAF" ns2:textId="77777777">
       <w:pPr>
         <w:pStyle w:val="Ttulondices"/>
         <w:rPr>
@@ -756,7 +756,7 @@
         <w:t>Abstract</w:t>
       </w:r>
     </w:p>
-    <w:p>
+    <w:p ns2:paraId="7D31B8C5" ns2:textId="3D25A0F5">
       <w:pPr>
         <w:rPr>
           <w:lang w:val="en-US"/>
@@ -839,7 +839,7 @@
         <w:t>, in compliance with Uruguay's Personal Data Protection Law 18.331.</w:t>
       </w:r>
     </w:p>
-    <w:p>
+    <w:p ns2:paraId="778A4B55" ns2:textId="27DF3E7F">
       <w:pPr>
         <w:rPr>
           <w:lang w:val="en-US"/>
@@ -866,7 +866,7 @@
         <w:t>LLM, RAG, PII anonymization, algorithmic fairness, resume screening, HR technology.</w:t>
       </w:r>
     </w:p>
-    <w:p>
+    <w:p ns2:paraId="4ABF2D40" ns2:textId="77777777">
       <w:pPr>
         <w:pStyle w:val="Ttulondices"/>
         <w:rPr>
@@ -874,7 +874,7 @@
         </w:rPr>
       </w:pPr>
     </w:p>
-    <w:p>
+    <w:p ns2:paraId="66477E58" ns2:textId="77777777">
       <w:pPr>
         <w:pStyle w:val="Ttulondices"/>
         <w:rPr>
@@ -882,7 +882,7 @@
         </w:rPr>
       </w:pPr>
     </w:p>
-    <w:p>
+    <w:p ns2:paraId="69B1BA47" ns2:textId="77777777">
       <w:pPr>
         <w:pStyle w:val="Ttulondices"/>
         <w:rPr>
@@ -890,7 +890,7 @@
         </w:rPr>
       </w:pPr>
     </w:p>
-    <w:p>
+    <w:p ns2:paraId="69AAF96A" ns2:textId="77777777">
       <w:pPr>
         <w:pStyle w:val="Ttulondices"/>
         <w:rPr>
@@ -898,7 +898,7 @@
         </w:rPr>
       </w:pPr>
     </w:p>
-    <w:p>
+    <w:p ns2:paraId="35F9F627" ns2:textId="77777777">
       <w:pPr>
         <w:pStyle w:val="Ttulondices"/>
         <w:rPr>
@@ -906,7 +906,7 @@
         </w:rPr>
       </w:pPr>
     </w:p>
-    <w:p>
+    <w:p ns2:paraId="2BE1FCE2" ns2:textId="77777777">
       <w:pPr>
         <w:pStyle w:val="Ttulondices"/>
         <w:rPr>
@@ -914,7 +914,7 @@
         </w:rPr>
       </w:pPr>
     </w:p>
-    <w:p>
+    <w:p ns2:paraId="39EB04EE" ns2:textId="77777777">
       <w:pPr>
         <w:pStyle w:val="Ttulondices"/>
         <w:rPr>
@@ -922,7 +922,7 @@
         </w:rPr>
       </w:pPr>
     </w:p>
-    <w:p>
+    <w:p ns2:paraId="264BF956" ns2:textId="77777777">
       <w:pPr>
         <w:pStyle w:val="Ttulondices"/>
         <w:rPr>
@@ -930,7 +930,7 @@
         </w:rPr>
       </w:pPr>
     </w:p>
-    <w:p>
+    <w:p ns2:paraId="334F742F" ns2:textId="77777777">
       <w:pPr>
         <w:pStyle w:val="Ttulondices"/>
         <w:rPr>
@@ -938,7 +938,7 @@
         </w:rPr>
       </w:pPr>
     </w:p>
-    <w:p>
+    <w:p ns2:paraId="6164E068" ns2:textId="77777777">
       <w:pPr>
         <w:pStyle w:val="Ttulondices"/>
         <w:rPr>
@@ -946,7 +946,7 @@
         </w:rPr>
       </w:pPr>
     </w:p>
-    <w:p>
+    <w:p ns2:paraId="3EBA961B" ns2:textId="77777777">
       <w:pPr>
         <w:pStyle w:val="Ttulondices"/>
         <w:rPr>
@@ -954,7 +954,7 @@
         </w:rPr>
       </w:pPr>
     </w:p>
-    <w:p>
+    <w:p ns2:paraId="5DD5255B" ns2:textId="77777777">
       <w:pPr>
         <w:pStyle w:val="Ttulondices"/>
         <w:rPr>
@@ -962,7 +962,7 @@
         </w:rPr>
       </w:pPr>
     </w:p>
-    <w:p>
+    <w:p ns2:paraId="05C4A386" ns2:textId="77777777">
       <w:pPr>
         <w:pStyle w:val="Ttulondices"/>
         <w:rPr>
@@ -970,7 +970,7 @@
         </w:rPr>
       </w:pPr>
     </w:p>
-    <w:p>
+    <w:p ns2:paraId="2D2E5317" ns2:textId="77777777">
       <w:pPr>
         <w:pStyle w:val="Ttulondices"/>
         <w:rPr>
@@ -978,7 +978,7 @@
         </w:rPr>
       </w:pPr>
     </w:p>
-    <w:p>
+    <w:p ns2:paraId="37509664" ns2:textId="2337C286">
       <w:pPr>
         <w:pStyle w:val="Ttulondices"/>
       </w:pPr>
@@ -989,7 +989,7 @@
         <w:t>de contenidos</w:t>
       </w:r>
     </w:p>
-    <w:p>
+    <w:p ns2:paraId="37FDD4C7" ns2:textId="1A6A5C7B">
       <w:pPr>
         <w:pStyle w:val="TDC1"/>
         <w:tabs>
@@ -1001,7 +1001,7 @@
           <w:noProof/>
           <w:kern w:val="2"/>
           <w:lang w:val="es-UY" w:eastAsia="es-UY"/>
-          <w14:ligatures w14:val="standardContextual"/>
+          <ns2:ligatures ns2:val="standardContextual"/>
         </w:rPr>
       </w:pPr>
       <w:r>
@@ -1027,7 +1027,7 @@
             <w:noProof/>
             <w:kern w:val="2"/>
             <w:lang w:val="es-UY" w:eastAsia="es-UY"/>
-            <w14:ligatures w14:val="standardContextual"/>
+            <ns2:ligatures ns2:val="standardContextual"/>
           </w:rPr>
           <w:tab/>
         </w:r>
@@ -1088,7 +1088,7 @@
         </w:r>
       </w:hyperlink>
     </w:p>
-    <w:p>
+    <w:p ns2:paraId="1FD89E00" ns2:textId="7CC841F5">
       <w:pPr>
         <w:pStyle w:val="TDC2"/>
         <w:tabs>
@@ -1100,7 +1100,7 @@
           <w:noProof/>
           <w:kern w:val="2"/>
           <w:lang w:val="es-UY" w:eastAsia="es-UY"/>
-          <w14:ligatures w14:val="standardContextual"/>
+          <ns2:ligatures ns2:val="standardContextual"/>
         </w:rPr>
       </w:pPr>
       <w:hyperlink w:anchor="_Toc227526042" w:history="1">
@@ -1117,7 +1117,7 @@
             <w:noProof/>
             <w:kern w:val="2"/>
             <w:lang w:val="es-UY" w:eastAsia="es-UY"/>
-            <w14:ligatures w14:val="standardContextual"/>
+            <ns2:ligatures ns2:val="standardContextual"/>
           </w:rPr>
           <w:tab/>
         </w:r>
@@ -1178,7 +1178,7 @@
         </w:r>
       </w:hyperlink>
     </w:p>
-    <w:p>
+    <w:p ns2:paraId="54323952" ns2:textId="2E8EBB1B">
       <w:pPr>
         <w:pStyle w:val="TDC2"/>
         <w:tabs>
@@ -1190,7 +1190,7 @@
           <w:noProof/>
           <w:kern w:val="2"/>
           <w:lang w:val="es-UY" w:eastAsia="es-UY"/>
-          <w14:ligatures w14:val="standardContextual"/>
+          <ns2:ligatures ns2:val="standardContextual"/>
         </w:rPr>
       </w:pPr>
       <w:hyperlink w:anchor="_Toc227526043" w:history="1">
@@ -1208,7 +1208,7 @@
             <w:noProof/>
             <w:kern w:val="2"/>
             <w:lang w:val="es-UY" w:eastAsia="es-UY"/>
-            <w14:ligatures w14:val="standardContextual"/>
+            <ns2:ligatures ns2:val="standardContextual"/>
           </w:rPr>
           <w:tab/>
         </w:r>
@@ -1270,7 +1270,7 @@
         </w:r>
       </w:hyperlink>
     </w:p>
-    <w:p>
+    <w:p ns2:paraId="25CDD808" ns2:textId="614D852E">
       <w:pPr>
         <w:pStyle w:val="TDC2"/>
         <w:tabs>
@@ -1282,7 +1282,7 @@
           <w:noProof/>
           <w:kern w:val="2"/>
           <w:lang w:val="es-UY" w:eastAsia="es-UY"/>
-          <w14:ligatures w14:val="standardContextual"/>
+          <ns2:ligatures ns2:val="standardContextual"/>
         </w:rPr>
       </w:pPr>
       <w:hyperlink w:anchor="_Toc227526044" w:history="1">
@@ -1300,7 +1300,7 @@
             <w:noProof/>
             <w:kern w:val="2"/>
             <w:lang w:val="es-UY" w:eastAsia="es-UY"/>
-            <w14:ligatures w14:val="standardContextual"/>
+            <ns2:ligatures ns2:val="standardContextual"/>
           </w:rPr>
           <w:tab/>
         </w:r>
@@ -1362,7 +1362,7 @@
         </w:r>
       </w:hyperlink>
     </w:p>
-    <w:p>
+    <w:p ns2:paraId="64E56B31" ns2:textId="3CB2B8D5">
       <w:pPr>
         <w:pStyle w:val="TDC1"/>
         <w:tabs>
@@ -1374,7 +1374,7 @@
           <w:noProof/>
           <w:kern w:val="2"/>
           <w:lang w:val="es-UY" w:eastAsia="es-UY"/>
-          <w14:ligatures w14:val="standardContextual"/>
+          <ns2:ligatures ns2:val="standardContextual"/>
         </w:rPr>
       </w:pPr>
       <w:hyperlink w:anchor="_Toc227526045" w:history="1">
@@ -1391,7 +1391,7 @@
             <w:noProof/>
             <w:kern w:val="2"/>
             <w:lang w:val="es-UY" w:eastAsia="es-UY"/>
-            <w14:ligatures w14:val="standardContextual"/>
+            <ns2:ligatures ns2:val="standardContextual"/>
           </w:rPr>
           <w:tab/>
         </w:r>
@@ -1452,7 +1452,7 @@
         </w:r>
       </w:hyperlink>
     </w:p>
-    <w:p>
+    <w:p ns2:paraId="504E3128" ns2:textId="029035B5">
       <w:pPr>
         <w:pStyle w:val="TDC2"/>
         <w:tabs>
@@ -1464,7 +1464,7 @@
           <w:noProof/>
           <w:kern w:val="2"/>
           <w:lang w:val="es-UY" w:eastAsia="es-UY"/>
-          <w14:ligatures w14:val="standardContextual"/>
+          <ns2:ligatures ns2:val="standardContextual"/>
         </w:rPr>
       </w:pPr>
       <w:hyperlink w:anchor="_Toc227526046" w:history="1">
@@ -1481,7 +1481,7 @@
             <w:noProof/>
             <w:kern w:val="2"/>
             <w:lang w:val="es-UY" w:eastAsia="es-UY"/>
-            <w14:ligatures w14:val="standardContextual"/>
+            <ns2:ligatures ns2:val="standardContextual"/>
           </w:rPr>
           <w:tab/>
         </w:r>
@@ -1542,7 +1542,7 @@
         </w:r>
       </w:hyperlink>
     </w:p>
-    <w:p>
+    <w:p ns2:paraId="62C0BD1F" ns2:textId="68AF9C4B">
       <w:pPr>
         <w:pStyle w:val="TDC2"/>
         <w:tabs>
@@ -1554,7 +1554,7 @@
           <w:noProof/>
           <w:kern w:val="2"/>
           <w:lang w:val="es-UY" w:eastAsia="es-UY"/>
-          <w14:ligatures w14:val="standardContextual"/>
+          <ns2:ligatures ns2:val="standardContextual"/>
         </w:rPr>
       </w:pPr>
       <w:hyperlink w:anchor="_Toc227526047" w:history="1">
@@ -1571,7 +1571,7 @@
             <w:noProof/>
             <w:kern w:val="2"/>
             <w:lang w:val="es-UY" w:eastAsia="es-UY"/>
-            <w14:ligatures w14:val="standardContextual"/>
+            <ns2:ligatures ns2:val="standardContextual"/>
           </w:rPr>
           <w:tab/>
         </w:r>
@@ -1632,7 +1632,7 @@
         </w:r>
       </w:hyperlink>
     </w:p>
-    <w:p>
+    <w:p ns2:paraId="17243631" ns2:textId="45DFCB48">
       <w:pPr>
         <w:pStyle w:val="TDC2"/>
         <w:tabs>
@@ -1644,7 +1644,7 @@
           <w:noProof/>
           <w:kern w:val="2"/>
           <w:lang w:val="es-UY" w:eastAsia="es-UY"/>
-          <w14:ligatures w14:val="standardContextual"/>
+          <ns2:ligatures ns2:val="standardContextual"/>
         </w:rPr>
       </w:pPr>
       <w:hyperlink w:anchor="_Toc227526048" w:history="1">
@@ -1661,7 +1661,7 @@
             <w:noProof/>
             <w:kern w:val="2"/>
             <w:lang w:val="es-UY" w:eastAsia="es-UY"/>
-            <w14:ligatures w14:val="standardContextual"/>
+            <ns2:ligatures ns2:val="standardContextual"/>
           </w:rPr>
           <w:tab/>
         </w:r>
@@ -1722,7 +1722,7 @@
         </w:r>
       </w:hyperlink>
     </w:p>
-    <w:p>
+    <w:p ns2:paraId="633FA6CD" ns2:textId="7D577BE9">
       <w:pPr>
         <w:pStyle w:val="TDC2"/>
         <w:tabs>
@@ -1734,7 +1734,7 @@
           <w:noProof/>
           <w:kern w:val="2"/>
           <w:lang w:val="es-UY" w:eastAsia="es-UY"/>
-          <w14:ligatures w14:val="standardContextual"/>
+          <ns2:ligatures ns2:val="standardContextual"/>
         </w:rPr>
       </w:pPr>
       <w:hyperlink w:anchor="_Toc227526049" w:history="1">
@@ -1751,7 +1751,7 @@
             <w:noProof/>
             <w:kern w:val="2"/>
             <w:lang w:val="es-UY" w:eastAsia="es-UY"/>
-            <w14:ligatures w14:val="standardContextual"/>
+            <ns2:ligatures ns2:val="standardContextual"/>
           </w:rPr>
           <w:tab/>
         </w:r>
@@ -1812,7 +1812,7 @@
         </w:r>
       </w:hyperlink>
     </w:p>
-    <w:p>
+    <w:p ns2:paraId="1BEEFEBC" ns2:textId="5E4B5A82">
       <w:pPr>
         <w:pStyle w:val="TDC2"/>
         <w:tabs>
@@ -1824,7 +1824,7 @@
           <w:noProof/>
           <w:kern w:val="2"/>
           <w:lang w:val="es-UY" w:eastAsia="es-UY"/>
-          <w14:ligatures w14:val="standardContextual"/>
+          <ns2:ligatures ns2:val="standardContextual"/>
         </w:rPr>
       </w:pPr>
       <w:hyperlink w:anchor="_Toc227526050" w:history="1">
@@ -1841,7 +1841,7 @@
             <w:noProof/>
             <w:kern w:val="2"/>
             <w:lang w:val="es-UY" w:eastAsia="es-UY"/>
-            <w14:ligatures w14:val="standardContextual"/>
+            <ns2:ligatures ns2:val="standardContextual"/>
           </w:rPr>
           <w:tab/>
         </w:r>
@@ -1902,7 +1902,7 @@
         </w:r>
       </w:hyperlink>
     </w:p>
-    <w:p>
+    <w:p ns2:paraId="3AAF3A3B" ns2:textId="12F9897F">
       <w:pPr>
         <w:pStyle w:val="TDC2"/>
         <w:tabs>
@@ -1914,7 +1914,7 @@
           <w:noProof/>
           <w:kern w:val="2"/>
           <w:lang w:val="es-UY" w:eastAsia="es-UY"/>
-          <w14:ligatures w14:val="standardContextual"/>
+          <ns2:ligatures ns2:val="standardContextual"/>
         </w:rPr>
       </w:pPr>
       <w:hyperlink w:anchor="_Toc227526051" w:history="1">
@@ -1931,7 +1931,7 @@
             <w:noProof/>
             <w:kern w:val="2"/>
             <w:lang w:val="es-UY" w:eastAsia="es-UY"/>
-            <w14:ligatures w14:val="standardContextual"/>
+            <ns2:ligatures ns2:val="standardContextual"/>
           </w:rPr>
           <w:tab/>
         </w:r>
@@ -1992,7 +1992,7 @@
         </w:r>
       </w:hyperlink>
     </w:p>
-    <w:p>
+    <w:p ns2:paraId="6F59AB4B" ns2:textId="058415EC">
       <w:pPr>
         <w:pStyle w:val="TDC2"/>
         <w:tabs>
@@ -2004,7 +2004,7 @@
           <w:noProof/>
           <w:kern w:val="2"/>
           <w:lang w:val="es-UY" w:eastAsia="es-UY"/>
-          <w14:ligatures w14:val="standardContextual"/>
+          <ns2:ligatures ns2:val="standardContextual"/>
         </w:rPr>
       </w:pPr>
       <w:hyperlink w:anchor="_Toc227526052" w:history="1">
@@ -2021,7 +2021,7 @@
             <w:noProof/>
             <w:kern w:val="2"/>
             <w:lang w:val="es-UY" w:eastAsia="es-UY"/>
-            <w14:ligatures w14:val="standardContextual"/>
+            <ns2:ligatures ns2:val="standardContextual"/>
           </w:rPr>
           <w:tab/>
         </w:r>
@@ -2082,7 +2082,7 @@
         </w:r>
       </w:hyperlink>
     </w:p>
-    <w:p>
+    <w:p ns2:paraId="5E0D4F7C" ns2:textId="21CDAD36">
       <w:pPr>
         <w:pStyle w:val="TDC2"/>
         <w:tabs>
@@ -2094,7 +2094,7 @@
           <w:noProof/>
           <w:kern w:val="2"/>
           <w:lang w:val="es-UY" w:eastAsia="es-UY"/>
-          <w14:ligatures w14:val="standardContextual"/>
+          <ns2:ligatures ns2:val="standardContextual"/>
         </w:rPr>
       </w:pPr>
       <w:hyperlink w:anchor="_Toc227526053" w:history="1">
@@ -2111,7 +2111,7 @@
             <w:noProof/>
             <w:kern w:val="2"/>
             <w:lang w:val="es-UY" w:eastAsia="es-UY"/>
-            <w14:ligatures w14:val="standardContextual"/>
+            <ns2:ligatures ns2:val="standardContextual"/>
           </w:rPr>
           <w:tab/>
         </w:r>
@@ -2172,7 +2172,7 @@
         </w:r>
       </w:hyperlink>
     </w:p>
-    <w:p>
+    <w:p ns2:paraId="3FAF2FF9" ns2:textId="035CA030">
       <w:pPr>
         <w:pStyle w:val="TDC1"/>
         <w:tabs>
@@ -2184,7 +2184,7 @@
           <w:noProof/>
           <w:kern w:val="2"/>
           <w:lang w:val="es-UY" w:eastAsia="es-UY"/>
-          <w14:ligatures w14:val="standardContextual"/>
+          <ns2:ligatures ns2:val="standardContextual"/>
         </w:rPr>
       </w:pPr>
       <w:hyperlink w:anchor="_Toc227526054" w:history="1">
@@ -2201,7 +2201,7 @@
             <w:noProof/>
             <w:kern w:val="2"/>
             <w:lang w:val="es-UY" w:eastAsia="es-UY"/>
-            <w14:ligatures w14:val="standardContextual"/>
+            <ns2:ligatures ns2:val="standardContextual"/>
           </w:rPr>
           <w:tab/>
         </w:r>
@@ -2262,7 +2262,7 @@
         </w:r>
       </w:hyperlink>
     </w:p>
-    <w:p>
+    <w:p ns2:paraId="3ED03AD3" ns2:textId="4CEFE199">
       <w:pPr>
         <w:pStyle w:val="TDC2"/>
         <w:tabs>
@@ -2274,7 +2274,7 @@
           <w:noProof/>
           <w:kern w:val="2"/>
           <w:lang w:val="es-UY" w:eastAsia="es-UY"/>
-          <w14:ligatures w14:val="standardContextual"/>
+          <ns2:ligatures ns2:val="standardContextual"/>
         </w:rPr>
       </w:pPr>
       <w:hyperlink w:anchor="_Toc227526055" w:history="1">
@@ -2291,7 +2291,7 @@
             <w:noProof/>
             <w:kern w:val="2"/>
             <w:lang w:val="es-UY" w:eastAsia="es-UY"/>
-            <w14:ligatures w14:val="standardContextual"/>
+            <ns2:ligatures ns2:val="standardContextual"/>
           </w:rPr>
           <w:tab/>
         </w:r>
@@ -2352,7 +2352,7 @@
         </w:r>
       </w:hyperlink>
     </w:p>
-    <w:p>
+    <w:p ns2:paraId="556D828C" ns2:textId="29DB3539">
       <w:pPr>
         <w:pStyle w:val="TDC2"/>
         <w:tabs>
@@ -2364,7 +2364,7 @@
           <w:noProof/>
           <w:kern w:val="2"/>
           <w:lang w:val="es-UY" w:eastAsia="es-UY"/>
-          <w14:ligatures w14:val="standardContextual"/>
+          <ns2:ligatures ns2:val="standardContextual"/>
         </w:rPr>
       </w:pPr>
       <w:hyperlink w:anchor="_Toc227526056" w:history="1">
@@ -2381,7 +2381,7 @@
             <w:noProof/>
             <w:kern w:val="2"/>
             <w:lang w:val="es-UY" w:eastAsia="es-UY"/>
-            <w14:ligatures w14:val="standardContextual"/>
+            <ns2:ligatures ns2:val="standardContextual"/>
           </w:rPr>
           <w:tab/>
         </w:r>
@@ -2442,7 +2442,7 @@
         </w:r>
       </w:hyperlink>
     </w:p>
-    <w:p>
+    <w:p ns2:paraId="65362327" ns2:textId="5B16F363">
       <w:pPr>
         <w:pStyle w:val="TDC2"/>
         <w:tabs>
@@ -2454,7 +2454,7 @@
           <w:noProof/>
           <w:kern w:val="2"/>
           <w:lang w:val="es-UY" w:eastAsia="es-UY"/>
-          <w14:ligatures w14:val="standardContextual"/>
+          <ns2:ligatures ns2:val="standardContextual"/>
         </w:rPr>
       </w:pPr>
       <w:hyperlink w:anchor="_Toc227526057" w:history="1">
@@ -2471,7 +2471,7 @@
             <w:noProof/>
             <w:kern w:val="2"/>
             <w:lang w:val="es-UY" w:eastAsia="es-UY"/>
-            <w14:ligatures w14:val="standardContextual"/>
+            <ns2:ligatures ns2:val="standardContextual"/>
           </w:rPr>
           <w:tab/>
         </w:r>
@@ -2532,7 +2532,7 @@
         </w:r>
       </w:hyperlink>
     </w:p>
-    <w:p>
+    <w:p ns2:paraId="68EF7764" ns2:textId="5471E511">
       <w:pPr>
         <w:pStyle w:val="TDC2"/>
         <w:tabs>
@@ -2544,7 +2544,7 @@
           <w:noProof/>
           <w:kern w:val="2"/>
           <w:lang w:val="es-UY" w:eastAsia="es-UY"/>
-          <w14:ligatures w14:val="standardContextual"/>
+          <ns2:ligatures ns2:val="standardContextual"/>
         </w:rPr>
       </w:pPr>
       <w:hyperlink w:anchor="_Toc227526058" w:history="1">
@@ -2561,7 +2561,7 @@
             <w:noProof/>
             <w:kern w:val="2"/>
             <w:lang w:val="es-UY" w:eastAsia="es-UY"/>
-            <w14:ligatures w14:val="standardContextual"/>
+            <ns2:ligatures ns2:val="standardContextual"/>
           </w:rPr>
           <w:tab/>
         </w:r>
@@ -2622,7 +2622,7 @@
         </w:r>
       </w:hyperlink>
     </w:p>
-    <w:p>
+    <w:p ns2:paraId="45C42A91" ns2:textId="781EDC6C">
       <w:pPr>
         <w:pStyle w:val="TDC2"/>
         <w:tabs>
@@ -2634,7 +2634,7 @@
           <w:noProof/>
           <w:kern w:val="2"/>
           <w:lang w:val="es-UY" w:eastAsia="es-UY"/>
-          <w14:ligatures w14:val="standardContextual"/>
+          <ns2:ligatures ns2:val="standardContextual"/>
         </w:rPr>
       </w:pPr>
       <w:hyperlink w:anchor="_Toc227526059" w:history="1">
@@ -2651,7 +2651,7 @@
             <w:noProof/>
             <w:kern w:val="2"/>
             <w:lang w:val="es-UY" w:eastAsia="es-UY"/>
-            <w14:ligatures w14:val="standardContextual"/>
+            <ns2:ligatures ns2:val="standardContextual"/>
           </w:rPr>
           <w:tab/>
         </w:r>
@@ -2712,7 +2712,7 @@
         </w:r>
       </w:hyperlink>
     </w:p>
-    <w:p>
+    <w:p ns2:paraId="11A1E474" ns2:textId="05F3CDE4">
       <w:pPr>
         <w:pStyle w:val="TDC2"/>
         <w:tabs>
@@ -2724,7 +2724,7 @@
           <w:noProof/>
           <w:kern w:val="2"/>
           <w:lang w:val="es-UY" w:eastAsia="es-UY"/>
-          <w14:ligatures w14:val="standardContextual"/>
+          <ns2:ligatures ns2:val="standardContextual"/>
         </w:rPr>
       </w:pPr>
       <w:hyperlink w:anchor="_Toc227526060" w:history="1">
@@ -2741,7 +2741,7 @@
             <w:noProof/>
             <w:kern w:val="2"/>
             <w:lang w:val="es-UY" w:eastAsia="es-UY"/>
-            <w14:ligatures w14:val="standardContextual"/>
+            <ns2:ligatures ns2:val="standardContextual"/>
           </w:rPr>
           <w:tab/>
         </w:r>
@@ -2802,7 +2802,7 @@
         </w:r>
       </w:hyperlink>
     </w:p>
-    <w:p>
+    <w:p ns2:paraId="0AC5FF93" ns2:textId="0C654DB2">
       <w:pPr>
         <w:pStyle w:val="TDC1"/>
         <w:tabs>
@@ -2814,7 +2814,7 @@
           <w:noProof/>
           <w:kern w:val="2"/>
           <w:lang w:val="es-UY" w:eastAsia="es-UY"/>
-          <w14:ligatures w14:val="standardContextual"/>
+          <ns2:ligatures ns2:val="standardContextual"/>
         </w:rPr>
       </w:pPr>
       <w:hyperlink w:anchor="_Toc227526061" w:history="1">
@@ -2832,7 +2832,7 @@
             <w:noProof/>
             <w:kern w:val="2"/>
             <w:lang w:val="es-UY" w:eastAsia="es-UY"/>
-            <w14:ligatures w14:val="standardContextual"/>
+            <ns2:ligatures ns2:val="standardContextual"/>
           </w:rPr>
           <w:tab/>
         </w:r>
@@ -2894,7 +2894,7 @@
         </w:r>
       </w:hyperlink>
     </w:p>
-    <w:p>
+    <w:p ns2:paraId="68EA5E2D" ns2:textId="482255D6">
       <w:pPr>
         <w:pStyle w:val="TDC2"/>
         <w:tabs>
@@ -2906,7 +2906,7 @@
           <w:noProof/>
           <w:kern w:val="2"/>
           <w:lang w:val="es-UY" w:eastAsia="es-UY"/>
-          <w14:ligatures w14:val="standardContextual"/>
+          <ns2:ligatures ns2:val="standardContextual"/>
         </w:rPr>
       </w:pPr>
       <w:hyperlink w:anchor="_Toc227526062" w:history="1">
@@ -2923,7 +2923,7 @@
             <w:noProof/>
             <w:kern w:val="2"/>
             <w:lang w:val="es-UY" w:eastAsia="es-UY"/>
-            <w14:ligatures w14:val="standardContextual"/>
+            <ns2:ligatures ns2:val="standardContextual"/>
           </w:rPr>
           <w:tab/>
         </w:r>
@@ -2984,7 +2984,7 @@
         </w:r>
       </w:hyperlink>
     </w:p>
-    <w:p>
+    <w:p ns2:paraId="022BD1E6" ns2:textId="0E28A97E">
       <w:pPr>
         <w:pStyle w:val="TDC2"/>
         <w:tabs>
@@ -2996,7 +2996,7 @@
           <w:noProof/>
           <w:kern w:val="2"/>
           <w:lang w:val="es-UY" w:eastAsia="es-UY"/>
-          <w14:ligatures w14:val="standardContextual"/>
+          <ns2:ligatures ns2:val="standardContextual"/>
         </w:rPr>
       </w:pPr>
       <w:hyperlink w:anchor="_Toc227526063" w:history="1">
@@ -3013,7 +3013,7 @@
             <w:noProof/>
             <w:kern w:val="2"/>
             <w:lang w:val="es-UY" w:eastAsia="es-UY"/>
-            <w14:ligatures w14:val="standardContextual"/>
+            <ns2:ligatures ns2:val="standardContextual"/>
           </w:rPr>
           <w:tab/>
         </w:r>
@@ -3074,7 +3074,7 @@
         </w:r>
       </w:hyperlink>
     </w:p>
-    <w:p>
+    <w:p ns2:paraId="66200718" ns2:textId="5E2E88A1">
       <w:pPr>
         <w:pStyle w:val="TDC3"/>
         <w:tabs>
@@ -3086,7 +3086,7 @@
           <w:noProof/>
           <w:kern w:val="2"/>
           <w:lang w:val="es-UY" w:eastAsia="es-UY"/>
-          <w14:ligatures w14:val="standardContextual"/>
+          <ns2:ligatures ns2:val="standardContextual"/>
         </w:rPr>
       </w:pPr>
       <w:hyperlink w:anchor="_Toc227526064" w:history="1">
@@ -3104,7 +3104,7 @@
             <w:noProof/>
             <w:kern w:val="2"/>
             <w:lang w:val="es-UY" w:eastAsia="es-UY"/>
-            <w14:ligatures w14:val="standardContextual"/>
+            <ns2:ligatures ns2:val="standardContextual"/>
           </w:rPr>
           <w:tab/>
         </w:r>
@@ -3166,7 +3166,7 @@
         </w:r>
       </w:hyperlink>
     </w:p>
-    <w:p>
+    <w:p ns2:paraId="75BD19CE" ns2:textId="3BBCE95C">
       <w:pPr>
         <w:pStyle w:val="TDC3"/>
         <w:tabs>
@@ -3178,7 +3178,7 @@
           <w:noProof/>
           <w:kern w:val="2"/>
           <w:lang w:val="es-UY" w:eastAsia="es-UY"/>
-          <w14:ligatures w14:val="standardContextual"/>
+          <ns2:ligatures ns2:val="standardContextual"/>
         </w:rPr>
       </w:pPr>
       <w:hyperlink w:anchor="_Toc227526065" w:history="1">
@@ -3196,7 +3196,7 @@
             <w:noProof/>
             <w:kern w:val="2"/>
             <w:lang w:val="es-UY" w:eastAsia="es-UY"/>
-            <w14:ligatures w14:val="standardContextual"/>
+            <ns2:ligatures ns2:val="standardContextual"/>
           </w:rPr>
           <w:tab/>
         </w:r>
@@ -3257,7 +3257,7 @@
         </w:r>
       </w:hyperlink>
     </w:p>
-    <w:p>
+    <w:p ns2:paraId="7293EEDE" ns2:textId="1AA4EE2D">
       <w:pPr>
         <w:pStyle w:val="TDC3"/>
         <w:tabs>
@@ -3269,7 +3269,7 @@
           <w:noProof/>
           <w:kern w:val="2"/>
           <w:lang w:val="es-UY" w:eastAsia="es-UY"/>
-          <w14:ligatures w14:val="standardContextual"/>
+          <ns2:ligatures ns2:val="standardContextual"/>
         </w:rPr>
       </w:pPr>
       <w:hyperlink w:anchor="_Toc227526066" w:history="1">
@@ -3287,7 +3287,7 @@
             <w:noProof/>
             <w:kern w:val="2"/>
             <w:lang w:val="es-UY" w:eastAsia="es-UY"/>
-            <w14:ligatures w14:val="standardContextual"/>
+            <ns2:ligatures ns2:val="standardContextual"/>
           </w:rPr>
           <w:tab/>
         </w:r>
@@ -3349,7 +3349,7 @@
         </w:r>
       </w:hyperlink>
     </w:p>
-    <w:p>
+    <w:p ns2:paraId="303F9E61" ns2:textId="1542DACF">
       <w:pPr>
         <w:pStyle w:val="TDC2"/>
         <w:tabs>
@@ -3361,7 +3361,7 @@
           <w:noProof/>
           <w:kern w:val="2"/>
           <w:lang w:val="es-UY" w:eastAsia="es-UY"/>
-          <w14:ligatures w14:val="standardContextual"/>
+          <ns2:ligatures ns2:val="standardContextual"/>
         </w:rPr>
       </w:pPr>
       <w:hyperlink w:anchor="_Toc227526067" w:history="1">
@@ -3378,7 +3378,7 @@
             <w:noProof/>
             <w:kern w:val="2"/>
             <w:lang w:val="es-UY" w:eastAsia="es-UY"/>
-            <w14:ligatures w14:val="standardContextual"/>
+            <ns2:ligatures ns2:val="standardContextual"/>
           </w:rPr>
           <w:tab/>
         </w:r>
@@ -3453,7 +3453,7 @@
         </w:r>
       </w:hyperlink>
     </w:p>
-    <w:p>
+    <w:p ns2:paraId="13ABC017" ns2:textId="2CFDDB89">
       <w:pPr>
         <w:pStyle w:val="TDC1"/>
         <w:tabs>
@@ -3465,7 +3465,7 @@
           <w:noProof/>
           <w:kern w:val="2"/>
           <w:lang w:val="es-UY" w:eastAsia="es-UY"/>
-          <w14:ligatures w14:val="standardContextual"/>
+          <ns2:ligatures ns2:val="standardContextual"/>
         </w:rPr>
       </w:pPr>
       <w:hyperlink w:anchor="_Toc227526068" w:history="1">
@@ -3483,7 +3483,7 @@
             <w:noProof/>
             <w:kern w:val="2"/>
             <w:lang w:val="es-UY" w:eastAsia="es-UY"/>
-            <w14:ligatures w14:val="standardContextual"/>
+            <ns2:ligatures ns2:val="standardContextual"/>
           </w:rPr>
           <w:tab/>
         </w:r>
@@ -3545,7 +3545,7 @@
         </w:r>
       </w:hyperlink>
     </w:p>
-    <w:p>
+    <w:p ns2:paraId="3EF4E575" ns2:textId="097192F9">
       <w:pPr>
         <w:pStyle w:val="TDC2"/>
         <w:tabs>
@@ -3557,7 +3557,7 @@
           <w:noProof/>
           <w:kern w:val="2"/>
           <w:lang w:val="es-UY" w:eastAsia="es-UY"/>
-          <w14:ligatures w14:val="standardContextual"/>
+          <ns2:ligatures ns2:val="standardContextual"/>
         </w:rPr>
       </w:pPr>
       <w:hyperlink w:anchor="_Toc227526069" w:history="1">
@@ -3574,7 +3574,7 @@
             <w:noProof/>
             <w:kern w:val="2"/>
             <w:lang w:val="es-UY" w:eastAsia="es-UY"/>
-            <w14:ligatures w14:val="standardContextual"/>
+            <ns2:ligatures ns2:val="standardContextual"/>
           </w:rPr>
           <w:tab/>
         </w:r>
@@ -3635,7 +3635,7 @@
         </w:r>
       </w:hyperlink>
     </w:p>
-    <w:p>
+    <w:p ns2:paraId="54138EB2" ns2:textId="1BF10269">
       <w:pPr>
         <w:pStyle w:val="TDC2"/>
         <w:tabs>
@@ -3647,7 +3647,7 @@
           <w:noProof/>
           <w:kern w:val="2"/>
           <w:lang w:val="es-UY" w:eastAsia="es-UY"/>
-          <w14:ligatures w14:val="standardContextual"/>
+          <ns2:ligatures ns2:val="standardContextual"/>
         </w:rPr>
       </w:pPr>
       <w:hyperlink w:anchor="_Toc227526070" w:history="1">
@@ -3664,7 +3664,7 @@
             <w:noProof/>
             <w:kern w:val="2"/>
             <w:lang w:val="es-UY" w:eastAsia="es-UY"/>
-            <w14:ligatures w14:val="standardContextual"/>
+            <ns2:ligatures ns2:val="standardContextual"/>
           </w:rPr>
           <w:tab/>
         </w:r>
@@ -3725,7 +3725,7 @@
         </w:r>
       </w:hyperlink>
     </w:p>
-    <w:p>
+    <w:p ns2:paraId="0D5630AA" ns2:textId="0A82009C">
       <w:pPr>
         <w:pStyle w:val="TDC2"/>
         <w:tabs>
@@ -3737,7 +3737,7 @@
           <w:noProof/>
           <w:kern w:val="2"/>
           <w:lang w:val="es-UY" w:eastAsia="es-UY"/>
-          <w14:ligatures w14:val="standardContextual"/>
+          <ns2:ligatures ns2:val="standardContextual"/>
         </w:rPr>
       </w:pPr>
       <w:hyperlink w:anchor="_Toc227526071" w:history="1">
@@ -3754,7 +3754,7 @@
             <w:noProof/>
             <w:kern w:val="2"/>
             <w:lang w:val="es-UY" w:eastAsia="es-UY"/>
-            <w14:ligatures w14:val="standardContextual"/>
+            <ns2:ligatures ns2:val="standardContextual"/>
           </w:rPr>
           <w:tab/>
         </w:r>
@@ -3815,7 +3815,7 @@
         </w:r>
       </w:hyperlink>
     </w:p>
-    <w:p>
+    <w:p ns2:paraId="3E958FBF" ns2:textId="0B35131F">
       <w:pPr>
         <w:pStyle w:val="TDC2"/>
         <w:tabs>
@@ -3827,7 +3827,7 @@
           <w:noProof/>
           <w:kern w:val="2"/>
           <w:lang w:val="es-UY" w:eastAsia="es-UY"/>
-          <w14:ligatures w14:val="standardContextual"/>
+          <ns2:ligatures ns2:val="standardContextual"/>
         </w:rPr>
       </w:pPr>
       <w:hyperlink w:anchor="_Toc227526072" w:history="1">
@@ -3844,7 +3844,7 @@
             <w:noProof/>
             <w:kern w:val="2"/>
             <w:lang w:val="es-UY" w:eastAsia="es-UY"/>
-            <w14:ligatures w14:val="standardContextual"/>
+            <ns2:ligatures ns2:val="standardContextual"/>
           </w:rPr>
           <w:tab/>
         </w:r>
@@ -3905,7 +3905,7 @@
         </w:r>
       </w:hyperlink>
     </w:p>
-    <w:p>
+    <w:p ns2:paraId="0AB86FC0" ns2:textId="2A3F1E18">
       <w:pPr>
         <w:pStyle w:val="TDC2"/>
         <w:tabs>
@@ -3917,7 +3917,7 @@
           <w:noProof/>
           <w:kern w:val="2"/>
           <w:lang w:val="es-UY" w:eastAsia="es-UY"/>
-          <w14:ligatures w14:val="standardContextual"/>
+          <ns2:ligatures ns2:val="standardContextual"/>
         </w:rPr>
       </w:pPr>
       <w:hyperlink w:anchor="_Toc227526073" w:history="1">
@@ -3934,7 +3934,7 @@
             <w:noProof/>
             <w:kern w:val="2"/>
             <w:lang w:val="es-UY" w:eastAsia="es-UY"/>
-            <w14:ligatures w14:val="standardContextual"/>
+            <ns2:ligatures ns2:val="standardContextual"/>
           </w:rPr>
           <w:tab/>
         </w:r>
@@ -3995,7 +3995,7 @@
         </w:r>
       </w:hyperlink>
     </w:p>
-    <w:p>
+    <w:p ns2:paraId="60A3D8AA" ns2:textId="0720FE9C">
       <w:pPr>
         <w:pStyle w:val="TDC2"/>
         <w:tabs>
@@ -4007,7 +4007,7 @@
           <w:noProof/>
           <w:kern w:val="2"/>
           <w:lang w:val="es-UY" w:eastAsia="es-UY"/>
-          <w14:ligatures w14:val="standardContextual"/>
+          <ns2:ligatures ns2:val="standardContextual"/>
         </w:rPr>
       </w:pPr>
       <w:hyperlink w:anchor="_Toc227526074" w:history="1">
@@ -4024,7 +4024,7 @@
             <w:noProof/>
             <w:kern w:val="2"/>
             <w:lang w:val="es-UY" w:eastAsia="es-UY"/>
-            <w14:ligatures w14:val="standardContextual"/>
+            <ns2:ligatures ns2:val="standardContextual"/>
           </w:rPr>
           <w:tab/>
         </w:r>
@@ -4085,7 +4085,7 @@
         </w:r>
       </w:hyperlink>
     </w:p>
-    <w:p>
+    <w:p ns2:paraId="08BBC947" ns2:textId="475CC372">
       <w:pPr>
         <w:pStyle w:val="TDC2"/>
         <w:tabs>
@@ -4097,7 +4097,7 @@
           <w:noProof/>
           <w:kern w:val="2"/>
           <w:lang w:val="es-UY" w:eastAsia="es-UY"/>
-          <w14:ligatures w14:val="standardContextual"/>
+          <ns2:ligatures ns2:val="standardContextual"/>
         </w:rPr>
       </w:pPr>
       <w:hyperlink w:anchor="_Toc227526075" w:history="1">
@@ -4114,7 +4114,7 @@
             <w:noProof/>
             <w:kern w:val="2"/>
             <w:lang w:val="es-UY" w:eastAsia="es-UY"/>
-            <w14:ligatures w14:val="standardContextual"/>
+            <ns2:ligatures ns2:val="standardContextual"/>
           </w:rPr>
           <w:tab/>
         </w:r>
@@ -4175,7 +4175,7 @@
         </w:r>
       </w:hyperlink>
     </w:p>
-    <w:p>
+    <w:p ns2:paraId="27256244" ns2:textId="64E0D871">
       <w:pPr>
         <w:pStyle w:val="TDC2"/>
         <w:tabs>
@@ -4187,7 +4187,7 @@
           <w:noProof/>
           <w:kern w:val="2"/>
           <w:lang w:val="es-UY" w:eastAsia="es-UY"/>
-          <w14:ligatures w14:val="standardContextual"/>
+          <ns2:ligatures ns2:val="standardContextual"/>
         </w:rPr>
       </w:pPr>
       <w:hyperlink w:anchor="_Toc227526076" w:history="1">
@@ -4204,7 +4204,7 @@
             <w:noProof/>
             <w:kern w:val="2"/>
             <w:lang w:val="es-UY" w:eastAsia="es-UY"/>
-            <w14:ligatures w14:val="standardContextual"/>
+            <ns2:ligatures ns2:val="standardContextual"/>
           </w:rPr>
           <w:tab/>
         </w:r>
@@ -4265,7 +4265,7 @@
         </w:r>
       </w:hyperlink>
     </w:p>
-    <w:p>
+    <w:p ns2:paraId="60378A64" ns2:textId="3FD7184A">
       <w:pPr>
         <w:pStyle w:val="TDC2"/>
         <w:tabs>
@@ -4277,7 +4277,7 @@
           <w:noProof/>
           <w:kern w:val="2"/>
           <w:lang w:val="es-UY" w:eastAsia="es-UY"/>
-          <w14:ligatures w14:val="standardContextual"/>
+          <ns2:ligatures ns2:val="standardContextual"/>
         </w:rPr>
       </w:pPr>
       <w:hyperlink w:anchor="_Toc227526077" w:history="1">
@@ -4294,7 +4294,7 @@
             <w:noProof/>
             <w:kern w:val="2"/>
             <w:lang w:val="es-UY" w:eastAsia="es-UY"/>
-            <w14:ligatures w14:val="standardContextual"/>
+            <ns2:ligatures ns2:val="standardContextual"/>
           </w:rPr>
           <w:tab/>
         </w:r>
@@ -4355,7 +4355,7 @@
         </w:r>
       </w:hyperlink>
     </w:p>
-    <w:p>
+    <w:p ns2:paraId="4DC5074D" ns2:textId="549058D4">
       <w:pPr>
         <w:pStyle w:val="TDC1"/>
         <w:tabs>
@@ -4367,7 +4367,7 @@
           <w:noProof/>
           <w:kern w:val="2"/>
           <w:lang w:val="es-UY" w:eastAsia="es-UY"/>
-          <w14:ligatures w14:val="standardContextual"/>
+          <ns2:ligatures ns2:val="standardContextual"/>
         </w:rPr>
       </w:pPr>
       <w:hyperlink w:anchor="_Toc227526078" w:history="1">
@@ -4384,7 +4384,7 @@
             <w:noProof/>
             <w:kern w:val="2"/>
             <w:lang w:val="es-UY" w:eastAsia="es-UY"/>
-            <w14:ligatures w14:val="standardContextual"/>
+            <ns2:ligatures ns2:val="standardContextual"/>
           </w:rPr>
           <w:tab/>
         </w:r>
@@ -4445,7 +4445,7 @@
         </w:r>
       </w:hyperlink>
     </w:p>
-    <w:p>
+    <w:p ns2:paraId="1AB6012C" ns2:textId="37BCA5E3">
       <w:pPr>
         <w:pStyle w:val="TDC2"/>
         <w:tabs>
@@ -4457,7 +4457,7 @@
           <w:noProof/>
           <w:kern w:val="2"/>
           <w:lang w:val="es-UY" w:eastAsia="es-UY"/>
-          <w14:ligatures w14:val="standardContextual"/>
+          <ns2:ligatures ns2:val="standardContextual"/>
         </w:rPr>
       </w:pPr>
       <w:hyperlink w:anchor="_Toc227526079" w:history="1">
@@ -4474,7 +4474,7 @@
             <w:noProof/>
             <w:kern w:val="2"/>
             <w:lang w:val="es-UY" w:eastAsia="es-UY"/>
-            <w14:ligatures w14:val="standardContextual"/>
+            <ns2:ligatures ns2:val="standardContextual"/>
           </w:rPr>
           <w:tab/>
         </w:r>
@@ -4535,7 +4535,7 @@
         </w:r>
       </w:hyperlink>
     </w:p>
-    <w:p>
+    <w:p ns2:paraId="5357B38C" ns2:textId="132CFE95">
       <w:pPr>
         <w:pStyle w:val="TDC2"/>
         <w:tabs>
@@ -4547,7 +4547,7 @@
           <w:noProof/>
           <w:kern w:val="2"/>
           <w:lang w:val="es-UY" w:eastAsia="es-UY"/>
-          <w14:ligatures w14:val="standardContextual"/>
+          <ns2:ligatures ns2:val="standardContextual"/>
         </w:rPr>
       </w:pPr>
       <w:hyperlink w:anchor="_Toc227526080" w:history="1">
@@ -4564,7 +4564,7 @@
             <w:noProof/>
             <w:kern w:val="2"/>
             <w:lang w:val="es-UY" w:eastAsia="es-UY"/>
-            <w14:ligatures w14:val="standardContextual"/>
+            <ns2:ligatures ns2:val="standardContextual"/>
           </w:rPr>
           <w:tab/>
         </w:r>
@@ -4625,7 +4625,7 @@
         </w:r>
       </w:hyperlink>
     </w:p>
-    <w:p>
+    <w:p ns2:paraId="668FF566" ns2:textId="7165091E">
       <w:pPr>
         <w:pStyle w:val="TDC2"/>
         <w:tabs>
@@ -4637,7 +4637,7 @@
           <w:noProof/>
           <w:kern w:val="2"/>
           <w:lang w:val="es-UY" w:eastAsia="es-UY"/>
-          <w14:ligatures w14:val="standardContextual"/>
+          <ns2:ligatures ns2:val="standardContextual"/>
         </w:rPr>
       </w:pPr>
       <w:hyperlink w:anchor="_Toc227526081" w:history="1">
@@ -4654,7 +4654,7 @@
             <w:noProof/>
             <w:kern w:val="2"/>
             <w:lang w:val="es-UY" w:eastAsia="es-UY"/>
-            <w14:ligatures w14:val="standardContextual"/>
+            <ns2:ligatures ns2:val="standardContextual"/>
           </w:rPr>
           <w:tab/>
         </w:r>
@@ -4715,7 +4715,7 @@
         </w:r>
       </w:hyperlink>
     </w:p>
-    <w:p>
+    <w:p ns2:paraId="3BC62757" ns2:textId="5CF1D136">
       <w:pPr>
         <w:pStyle w:val="TDC2"/>
         <w:tabs>
@@ -4727,7 +4727,7 @@
           <w:noProof/>
           <w:kern w:val="2"/>
           <w:lang w:val="es-UY" w:eastAsia="es-UY"/>
-          <w14:ligatures w14:val="standardContextual"/>
+          <ns2:ligatures ns2:val="standardContextual"/>
         </w:rPr>
       </w:pPr>
       <w:hyperlink w:anchor="_Toc227526082" w:history="1">
@@ -4744,7 +4744,7 @@
             <w:noProof/>
             <w:kern w:val="2"/>
             <w:lang w:val="es-UY" w:eastAsia="es-UY"/>
-            <w14:ligatures w14:val="standardContextual"/>
+            <ns2:ligatures ns2:val="standardContextual"/>
           </w:rPr>
           <w:tab/>
         </w:r>
@@ -4805,7 +4805,7 @@
         </w:r>
       </w:hyperlink>
     </w:p>
-    <w:p>
+    <w:p ns2:paraId="3BE013EA" ns2:textId="01FCAE64">
       <w:pPr>
         <w:pStyle w:val="TDC2"/>
         <w:tabs>
@@ -4817,7 +4817,7 @@
           <w:noProof/>
           <w:kern w:val="2"/>
           <w:lang w:val="es-UY" w:eastAsia="es-UY"/>
-          <w14:ligatures w14:val="standardContextual"/>
+          <ns2:ligatures ns2:val="standardContextual"/>
         </w:rPr>
       </w:pPr>
       <w:hyperlink w:anchor="_Toc227526083" w:history="1">
@@ -4834,7 +4834,7 @@
             <w:noProof/>
             <w:kern w:val="2"/>
             <w:lang w:val="es-UY" w:eastAsia="es-UY"/>
-            <w14:ligatures w14:val="standardContextual"/>
+            <ns2:ligatures ns2:val="standardContextual"/>
           </w:rPr>
           <w:tab/>
         </w:r>
@@ -4895,7 +4895,7 @@
         </w:r>
       </w:hyperlink>
     </w:p>
-    <w:p>
+    <w:p ns2:paraId="1E68D3A6" ns2:textId="7BEF99F3">
       <w:pPr>
         <w:pStyle w:val="TDC2"/>
         <w:tabs>
@@ -4907,7 +4907,7 @@
           <w:noProof/>
           <w:kern w:val="2"/>
           <w:lang w:val="es-UY" w:eastAsia="es-UY"/>
-          <w14:ligatures w14:val="standardContextual"/>
+          <ns2:ligatures ns2:val="standardContextual"/>
         </w:rPr>
       </w:pPr>
       <w:hyperlink w:anchor="_Toc227526084" w:history="1">
@@ -4924,7 +4924,7 @@
             <w:noProof/>
             <w:kern w:val="2"/>
             <w:lang w:val="es-UY" w:eastAsia="es-UY"/>
-            <w14:ligatures w14:val="standardContextual"/>
+            <ns2:ligatures ns2:val="standardContextual"/>
           </w:rPr>
           <w:tab/>
         </w:r>
@@ -4985,7 +4985,7 @@
         </w:r>
       </w:hyperlink>
     </w:p>
-    <w:p>
+    <w:p ns2:paraId="368C4067" ns2:textId="2B41EAAD">
       <w:pPr>
         <w:pStyle w:val="TDC1"/>
         <w:tabs>
@@ -4997,7 +4997,7 @@
           <w:noProof/>
           <w:kern w:val="2"/>
           <w:lang w:val="es-UY" w:eastAsia="es-UY"/>
-          <w14:ligatures w14:val="standardContextual"/>
+          <ns2:ligatures ns2:val="standardContextual"/>
         </w:rPr>
       </w:pPr>
       <w:hyperlink w:anchor="_Toc227526085" w:history="1">
@@ -5014,7 +5014,7 @@
             <w:noProof/>
             <w:kern w:val="2"/>
             <w:lang w:val="es-UY" w:eastAsia="es-UY"/>
-            <w14:ligatures w14:val="standardContextual"/>
+            <ns2:ligatures ns2:val="standardContextual"/>
           </w:rPr>
           <w:tab/>
         </w:r>
@@ -5075,7 +5075,7 @@
         </w:r>
       </w:hyperlink>
     </w:p>
-    <w:p>
+    <w:p ns2:paraId="3D8F72A1" ns2:textId="6B752F89">
       <w:pPr>
         <w:pStyle w:val="TDC2"/>
         <w:tabs>
@@ -5087,7 +5087,7 @@
           <w:noProof/>
           <w:kern w:val="2"/>
           <w:lang w:val="es-UY" w:eastAsia="es-UY"/>
-          <w14:ligatures w14:val="standardContextual"/>
+          <ns2:ligatures ns2:val="standardContextual"/>
         </w:rPr>
       </w:pPr>
       <w:hyperlink w:anchor="_Toc227526086" w:history="1">
@@ -5104,7 +5104,7 @@
             <w:noProof/>
             <w:kern w:val="2"/>
             <w:lang w:val="es-UY" w:eastAsia="es-UY"/>
-            <w14:ligatures w14:val="standardContextual"/>
+            <ns2:ligatures ns2:val="standardContextual"/>
           </w:rPr>
           <w:tab/>
         </w:r>
@@ -5165,7 +5165,7 @@
         </w:r>
       </w:hyperlink>
     </w:p>
-    <w:p>
+    <w:p ns2:paraId="432D61B4" ns2:textId="62E0027B">
       <w:pPr>
         <w:pStyle w:val="TDC2"/>
         <w:tabs>
@@ -5177,7 +5177,7 @@
           <w:noProof/>
           <w:kern w:val="2"/>
           <w:lang w:val="es-UY" w:eastAsia="es-UY"/>
-          <w14:ligatures w14:val="standardContextual"/>
+          <ns2:ligatures ns2:val="standardContextual"/>
         </w:rPr>
       </w:pPr>
       <w:hyperlink w:anchor="_Toc227526087" w:history="1">
@@ -5194,7 +5194,7 @@
             <w:noProof/>
             <w:kern w:val="2"/>
             <w:lang w:val="es-UY" w:eastAsia="es-UY"/>
-            <w14:ligatures w14:val="standardContextual"/>
+            <ns2:ligatures ns2:val="standardContextual"/>
           </w:rPr>
           <w:tab/>
         </w:r>
@@ -5255,7 +5255,7 @@
         </w:r>
       </w:hyperlink>
     </w:p>
-    <w:p>
+    <w:p ns2:paraId="3F0A20B7" ns2:textId="20C803F5">
       <w:pPr>
         <w:pStyle w:val="TDC2"/>
         <w:tabs>
@@ -5267,7 +5267,7 @@
           <w:noProof/>
           <w:kern w:val="2"/>
           <w:lang w:val="es-UY" w:eastAsia="es-UY"/>
-          <w14:ligatures w14:val="standardContextual"/>
+          <ns2:ligatures ns2:val="standardContextual"/>
         </w:rPr>
       </w:pPr>
       <w:hyperlink w:anchor="_Toc227526088" w:history="1">
@@ -5284,7 +5284,7 @@
             <w:noProof/>
             <w:kern w:val="2"/>
             <w:lang w:val="es-UY" w:eastAsia="es-UY"/>
-            <w14:ligatures w14:val="standardContextual"/>
+            <ns2:ligatures ns2:val="standardContextual"/>
           </w:rPr>
           <w:tab/>
         </w:r>
@@ -5345,7 +5345,7 @@
         </w:r>
       </w:hyperlink>
     </w:p>
-    <w:p>
+    <w:p ns2:paraId="0295DCA8" ns2:textId="7ACA46E8">
       <w:pPr>
         <w:pStyle w:val="TDC2"/>
         <w:tabs>
@@ -5357,7 +5357,7 @@
           <w:noProof/>
           <w:kern w:val="2"/>
           <w:lang w:val="es-UY" w:eastAsia="es-UY"/>
-          <w14:ligatures w14:val="standardContextual"/>
+          <ns2:ligatures ns2:val="standardContextual"/>
         </w:rPr>
       </w:pPr>
       <w:hyperlink w:anchor="_Toc227526089" w:history="1">
@@ -5374,7 +5374,7 @@
             <w:noProof/>
             <w:kern w:val="2"/>
             <w:lang w:val="es-UY" w:eastAsia="es-UY"/>
-            <w14:ligatures w14:val="standardContextual"/>
+            <ns2:ligatures ns2:val="standardContextual"/>
           </w:rPr>
           <w:tab/>
         </w:r>
@@ -5435,7 +5435,7 @@
         </w:r>
       </w:hyperlink>
     </w:p>
-    <w:p>
+    <w:p ns2:paraId="4A3EDA25" ns2:textId="09B4C085">
       <w:pPr>
         <w:pStyle w:val="TDC1"/>
         <w:tabs>
@@ -5447,7 +5447,7 @@
           <w:noProof/>
           <w:kern w:val="2"/>
           <w:lang w:val="es-UY" w:eastAsia="es-UY"/>
-          <w14:ligatures w14:val="standardContextual"/>
+          <ns2:ligatures ns2:val="standardContextual"/>
         </w:rPr>
       </w:pPr>
       <w:hyperlink w:anchor="_Toc227526090" w:history="1">
@@ -5464,7 +5464,7 @@
             <w:noProof/>
             <w:kern w:val="2"/>
             <w:lang w:val="es-UY" w:eastAsia="es-UY"/>
-            <w14:ligatures w14:val="standardContextual"/>
+            <ns2:ligatures ns2:val="standardContextual"/>
           </w:rPr>
           <w:tab/>
         </w:r>
@@ -5525,7 +5525,7 @@
         </w:r>
       </w:hyperlink>
     </w:p>
-    <w:p>
+    <w:p ns2:paraId="6843915C" ns2:textId="20990345">
       <w:pPr>
         <w:pStyle w:val="TDC2"/>
         <w:tabs>
@@ -5537,7 +5537,7 @@
           <w:noProof/>
           <w:kern w:val="2"/>
           <w:lang w:val="es-UY" w:eastAsia="es-UY"/>
-          <w14:ligatures w14:val="standardContextual"/>
+          <ns2:ligatures ns2:val="standardContextual"/>
         </w:rPr>
       </w:pPr>
       <w:hyperlink w:anchor="_Toc227526091" w:history="1">
@@ -5554,7 +5554,7 @@
             <w:noProof/>
             <w:kern w:val="2"/>
             <w:lang w:val="es-UY" w:eastAsia="es-UY"/>
-            <w14:ligatures w14:val="standardContextual"/>
+            <ns2:ligatures ns2:val="standardContextual"/>
           </w:rPr>
           <w:tab/>
         </w:r>
@@ -5615,7 +5615,7 @@
         </w:r>
       </w:hyperlink>
     </w:p>
-    <w:p>
+    <w:p ns2:paraId="032C780D" ns2:textId="2EB7B0BB">
       <w:pPr>
         <w:pStyle w:val="TDC2"/>
         <w:tabs>
@@ -5627,7 +5627,7 @@
           <w:noProof/>
           <w:kern w:val="2"/>
           <w:lang w:val="es-UY" w:eastAsia="es-UY"/>
-          <w14:ligatures w14:val="standardContextual"/>
+          <ns2:ligatures ns2:val="standardContextual"/>
         </w:rPr>
       </w:pPr>
       <w:hyperlink w:anchor="_Toc227526092" w:history="1">
@@ -5644,7 +5644,7 @@
             <w:noProof/>
             <w:kern w:val="2"/>
             <w:lang w:val="es-UY" w:eastAsia="es-UY"/>
-            <w14:ligatures w14:val="standardContextual"/>
+            <ns2:ligatures ns2:val="standardContextual"/>
           </w:rPr>
           <w:tab/>
         </w:r>
@@ -5705,7 +5705,7 @@
         </w:r>
       </w:hyperlink>
     </w:p>
-    <w:p>
+    <w:p ns2:paraId="5C064757" ns2:textId="25D0AA65">
       <w:pPr>
         <w:pStyle w:val="TDC2"/>
         <w:tabs>
@@ -5717,7 +5717,7 @@
           <w:noProof/>
           <w:kern w:val="2"/>
           <w:lang w:val="es-UY" w:eastAsia="es-UY"/>
-          <w14:ligatures w14:val="standardContextual"/>
+          <ns2:ligatures ns2:val="standardContextual"/>
         </w:rPr>
       </w:pPr>
       <w:hyperlink w:anchor="_Toc227526093" w:history="1">
@@ -5734,7 +5734,7 @@
             <w:noProof/>
             <w:kern w:val="2"/>
             <w:lang w:val="es-UY" w:eastAsia="es-UY"/>
-            <w14:ligatures w14:val="standardContextual"/>
+            <ns2:ligatures ns2:val="standardContextual"/>
           </w:rPr>
           <w:tab/>
         </w:r>
@@ -5795,7 +5795,7 @@
         </w:r>
       </w:hyperlink>
     </w:p>
-    <w:p>
+    <w:p ns2:paraId="77EBAC6C" ns2:textId="2F140434">
       <w:pPr>
         <w:pStyle w:val="TDC2"/>
         <w:tabs>
@@ -5807,7 +5807,7 @@
           <w:noProof/>
           <w:kern w:val="2"/>
           <w:lang w:val="es-UY" w:eastAsia="es-UY"/>
-          <w14:ligatures w14:val="standardContextual"/>
+          <ns2:ligatures ns2:val="standardContextual"/>
         </w:rPr>
       </w:pPr>
       <w:hyperlink w:anchor="_Toc227526094" w:history="1">
@@ -5824,7 +5824,7 @@
             <w:noProof/>
             <w:kern w:val="2"/>
             <w:lang w:val="es-UY" w:eastAsia="es-UY"/>
-            <w14:ligatures w14:val="standardContextual"/>
+            <ns2:ligatures ns2:val="standardContextual"/>
           </w:rPr>
           <w:tab/>
         </w:r>
@@ -5885,7 +5885,7 @@
         </w:r>
       </w:hyperlink>
     </w:p>
-    <w:p>
+    <w:p ns2:paraId="27429795" ns2:textId="373942D2">
       <w:pPr>
         <w:pStyle w:val="TDC1"/>
         <w:tabs>
@@ -5897,7 +5897,7 @@
           <w:noProof/>
           <w:kern w:val="2"/>
           <w:lang w:val="es-UY" w:eastAsia="es-UY"/>
-          <w14:ligatures w14:val="standardContextual"/>
+          <ns2:ligatures ns2:val="standardContextual"/>
         </w:rPr>
       </w:pPr>
       <w:hyperlink w:anchor="_Toc227526095" w:history="1">
@@ -5915,7 +5915,7 @@
             <w:noProof/>
             <w:kern w:val="2"/>
             <w:lang w:val="es-UY" w:eastAsia="es-UY"/>
-            <w14:ligatures w14:val="standardContextual"/>
+            <ns2:ligatures ns2:val="standardContextual"/>
           </w:rPr>
           <w:tab/>
         </w:r>
@@ -5977,7 +5977,7 @@
         </w:r>
       </w:hyperlink>
     </w:p>
-    <w:p>
+    <w:p ns2:paraId="40BDFBC8" ns2:textId="6B4EBEF4">
       <w:pPr>
         <w:pStyle w:val="TDC2"/>
         <w:tabs>
@@ -5989,7 +5989,7 @@
           <w:noProof/>
           <w:kern w:val="2"/>
           <w:lang w:val="es-UY" w:eastAsia="es-UY"/>
-          <w14:ligatures w14:val="standardContextual"/>
+          <ns2:ligatures ns2:val="standardContextual"/>
         </w:rPr>
       </w:pPr>
       <w:hyperlink w:anchor="_Toc227526096" w:history="1">
@@ -6007,7 +6007,7 @@
             <w:noProof/>
             <w:kern w:val="2"/>
             <w:lang w:val="es-UY" w:eastAsia="es-UY"/>
-            <w14:ligatures w14:val="standardContextual"/>
+            <ns2:ligatures ns2:val="standardContextual"/>
           </w:rPr>
           <w:tab/>
         </w:r>
@@ -6069,7 +6069,7 @@
         </w:r>
       </w:hyperlink>
     </w:p>
-    <w:p>
+    <w:p ns2:paraId="5370FA87" ns2:textId="7C90AF3F">
       <w:pPr>
         <w:pStyle w:val="TDC2"/>
         <w:tabs>
@@ -6081,7 +6081,7 @@
           <w:noProof/>
           <w:kern w:val="2"/>
           <w:lang w:val="es-UY" w:eastAsia="es-UY"/>
-          <w14:ligatures w14:val="standardContextual"/>
+          <ns2:ligatures ns2:val="standardContextual"/>
         </w:rPr>
       </w:pPr>
       <w:hyperlink w:anchor="_Toc227526097" w:history="1">
@@ -6098,7 +6098,7 @@
             <w:noProof/>
             <w:kern w:val="2"/>
             <w:lang w:val="es-UY" w:eastAsia="es-UY"/>
-            <w14:ligatures w14:val="standardContextual"/>
+            <ns2:ligatures ns2:val="standardContextual"/>
           </w:rPr>
           <w:tab/>
         </w:r>
@@ -6159,7 +6159,7 @@
         </w:r>
       </w:hyperlink>
     </w:p>
-    <w:p>
+    <w:p ns2:paraId="3047E2D6" ns2:textId="76F4D63C">
       <w:pPr>
         <w:pStyle w:val="TDC2"/>
         <w:tabs>
@@ -6171,7 +6171,7 @@
           <w:noProof/>
           <w:kern w:val="2"/>
           <w:lang w:val="es-UY" w:eastAsia="es-UY"/>
-          <w14:ligatures w14:val="standardContextual"/>
+          <ns2:ligatures ns2:val="standardContextual"/>
         </w:rPr>
       </w:pPr>
       <w:hyperlink w:anchor="_Toc227526098" w:history="1">
@@ -6188,7 +6188,7 @@
             <w:noProof/>
             <w:kern w:val="2"/>
             <w:lang w:val="es-UY" w:eastAsia="es-UY"/>
-            <w14:ligatures w14:val="standardContextual"/>
+            <ns2:ligatures ns2:val="standardContextual"/>
           </w:rPr>
           <w:tab/>
         </w:r>
@@ -6249,7 +6249,7 @@
         </w:r>
       </w:hyperlink>
     </w:p>
-    <w:p>
+    <w:p ns2:paraId="50D604C2" ns2:textId="0679CF07">
       <w:pPr>
         <w:pStyle w:val="TDC1"/>
         <w:tabs>
@@ -6260,7 +6260,7 @@
           <w:noProof/>
           <w:kern w:val="2"/>
           <w:lang w:val="es-UY" w:eastAsia="es-UY"/>
-          <w14:ligatures w14:val="standardContextual"/>
+          <ns2:ligatures ns2:val="standardContextual"/>
         </w:rPr>
       </w:pPr>
       <w:hyperlink w:anchor="_Toc227526099" w:history="1">
@@ -6322,7 +6322,7 @@
         </w:r>
       </w:hyperlink>
     </w:p>
-    <w:p>
+    <w:p ns2:paraId="3D815839" ns2:textId="6BEF1069">
       <w:pPr>
         <w:pStyle w:val="TDC1"/>
         <w:tabs>
@@ -6333,7 +6333,7 @@
           <w:noProof/>
           <w:kern w:val="2"/>
           <w:lang w:val="es-UY" w:eastAsia="es-UY"/>
-          <w14:ligatures w14:val="standardContextual"/>
+          <ns2:ligatures ns2:val="standardContextual"/>
         </w:rPr>
       </w:pPr>
       <w:hyperlink w:anchor="_Toc227526100" w:history="1">
@@ -6394,7 +6394,7 @@
         </w:r>
       </w:hyperlink>
     </w:p>
-    <w:p>
+    <w:p ns2:paraId="43C25653" ns2:textId="26226311">
       <w:pPr>
         <w:tabs>
           <w:tab w:val="right" w:leader="dot" w:pos="9060"/>
@@ -6404,14 +6404,14 @@
           <w:noProof/>
           <w:kern w:val="2"/>
           <w:lang w:val="es-UY" w:eastAsia="es-UY"/>
-          <w14:ligatures w14:val="standardContextual"/>
+          <ns2:ligatures ns2:val="standardContextual"/>
         </w:rPr>
       </w:pPr>
       <w:r>
         <w:fldChar w:fldCharType="end"/>
       </w:r>
     </w:p>
-    <w:p>
+    <w:p ns2:paraId="6611B0BB" ns2:textId="4333FFF6">
       <w:pPr>
         <w:pStyle w:val="Ttulondices"/>
       </w:pPr>
@@ -6423,7 +6423,7 @@
         <w:t xml:space="preserve">Índice de figuras </w:t>
       </w:r>
     </w:p>
-    <w:p>
+    <w:p ns2:paraId="285D2919" ns2:textId="00262511">
       <w:pPr>
         <w:pStyle w:val="Tabladeilustraciones"/>
         <w:tabs>
@@ -6434,7 +6434,7 @@
           <w:noProof/>
           <w:kern w:val="2"/>
           <w:lang w:val="es-UY" w:eastAsia="es-UY"/>
-          <w14:ligatures w14:val="standardContextual"/>
+          <ns2:ligatures ns2:val="standardContextual"/>
         </w:rPr>
       </w:pPr>
       <w:r>
@@ -6525,7 +6525,7 @@
         </w:r>
       </w:hyperlink>
     </w:p>
-    <w:p>
+    <w:p ns2:paraId="18FE79E1" ns2:textId="17533111">
       <w:pPr>
         <w:pStyle w:val="Tabladeilustraciones"/>
         <w:tabs>
@@ -6536,7 +6536,7 @@
           <w:noProof/>
           <w:kern w:val="2"/>
           <w:lang w:val="es-UY" w:eastAsia="es-UY"/>
-          <w14:ligatures w14:val="standardContextual"/>
+          <ns2:ligatures ns2:val="standardContextual"/>
         </w:rPr>
       </w:pPr>
       <w:hyperlink w:anchor="_Toc227775585" w:history="1">
@@ -6606,7 +6606,7 @@
         </w:r>
       </w:hyperlink>
     </w:p>
-    <w:p>
+    <w:p ns2:paraId="03D5A139" ns2:textId="75965F63">
       <w:pPr>
         <w:pStyle w:val="Ttulondices"/>
       </w:pPr>
@@ -6624,7 +6624,7 @@
         <w:t>Índice de tablas</w:t>
       </w:r>
     </w:p>
-    <w:p>
+    <w:p ns2:paraId="38540751" ns2:textId="04598C32">
       <w:pPr>
         <w:pStyle w:val="Tabladeilustraciones"/>
         <w:tabs>
@@ -6635,7 +6635,7 @@
           <w:noProof/>
           <w:kern w:val="2"/>
           <w:lang w:val="es-UY" w:eastAsia="es-UY"/>
-          <w14:ligatures w14:val="standardContextual"/>
+          <ns2:ligatures ns2:val="standardContextual"/>
         </w:rPr>
       </w:pPr>
       <w:r>
@@ -6723,7 +6723,7 @@
         </w:r>
       </w:hyperlink>
     </w:p>
-    <w:p>
+    <w:p ns2:paraId="0AA98DD0" ns2:textId="6AC8459F">
       <w:pPr>
         <w:pStyle w:val="Tabladeilustraciones"/>
         <w:tabs>
@@ -6734,7 +6734,7 @@
           <w:noProof/>
           <w:kern w:val="2"/>
           <w:lang w:val="es-UY" w:eastAsia="es-UY"/>
-          <w14:ligatures w14:val="standardContextual"/>
+          <ns2:ligatures ns2:val="standardContextual"/>
         </w:rPr>
       </w:pPr>
       <w:hyperlink w:anchor="_Toc227775592" w:history="1">
@@ -6804,7 +6804,7 @@
         </w:r>
       </w:hyperlink>
     </w:p>
-    <w:p>
+    <w:p ns2:paraId="25B220CF" ns2:textId="16FAA432">
       <w:pPr>
         <w:pStyle w:val="Tabladeilustraciones"/>
         <w:tabs>
@@ -6815,7 +6815,7 @@
           <w:noProof/>
           <w:kern w:val="2"/>
           <w:lang w:val="es-UY" w:eastAsia="es-UY"/>
-          <w14:ligatures w14:val="standardContextual"/>
+          <ns2:ligatures ns2:val="standardContextual"/>
         </w:rPr>
       </w:pPr>
       <w:hyperlink w:anchor="_Toc227775593" w:history="1">
@@ -6885,7 +6885,7 @@
         </w:r>
       </w:hyperlink>
     </w:p>
-    <w:p>
+    <w:p ns2:paraId="3DA15A2D" ns2:textId="6246DA42">
       <w:pPr>
         <w:pStyle w:val="Tabladeilustraciones"/>
         <w:tabs>
@@ -6896,7 +6896,7 @@
           <w:noProof/>
           <w:kern w:val="2"/>
           <w:lang w:val="es-UY" w:eastAsia="es-UY"/>
-          <w14:ligatures w14:val="standardContextual"/>
+          <ns2:ligatures ns2:val="standardContextual"/>
         </w:rPr>
       </w:pPr>
       <w:hyperlink w:anchor="_Toc227775594" w:history="1">
@@ -6957,7 +6957,7 @@
         </w:r>
       </w:hyperlink>
     </w:p>
-    <w:p>
+    <w:p ns2:paraId="720D33EE" ns2:textId="72E48184">
       <w:pPr>
         <w:pStyle w:val="Tabladeilustraciones"/>
         <w:tabs>
@@ -6968,7 +6968,7 @@
           <w:noProof/>
           <w:kern w:val="2"/>
           <w:lang w:val="es-UY" w:eastAsia="es-UY"/>
-          <w14:ligatures w14:val="standardContextual"/>
+          <ns2:ligatures ns2:val="standardContextual"/>
         </w:rPr>
       </w:pPr>
       <w:hyperlink w:anchor="_Toc227775595" w:history="1">
@@ -7031,7 +7031,7 @@
         </w:r>
       </w:hyperlink>
     </w:p>
-    <w:p>
+    <w:p ns2:paraId="3D835524" ns2:textId="7F8E2B84">
       <w:pPr>
         <w:pStyle w:val="Ttulondices"/>
         <w:rPr>
@@ -7047,7 +7047,7 @@
         <w:fldChar w:fldCharType="end"/>
       </w:r>
     </w:p>
-    <w:p>
+    <w:p ns2:paraId="03FB3451" ns2:textId="77777777">
       <w:pPr>
         <w:pStyle w:val="Ttulondices"/>
         <w:rPr>
@@ -7056,7 +7056,7 @@
         </w:rPr>
       </w:pPr>
     </w:p>
-    <w:p>
+    <w:p ns2:paraId="040F07CD" ns2:textId="77777777">
       <w:pPr>
         <w:pStyle w:val="Ttulondices"/>
         <w:rPr>
@@ -7065,7 +7065,7 @@
         </w:rPr>
       </w:pPr>
     </w:p>
-    <w:p>
+    <w:p ns2:paraId="6DA55060" ns2:textId="77777777">
       <w:pPr>
         <w:pStyle w:val="Ttulondices"/>
         <w:rPr>
@@ -7074,7 +7074,7 @@
         </w:rPr>
       </w:pPr>
     </w:p>
-    <w:p>
+    <w:p ns2:paraId="57CA156D" ns2:textId="77777777">
       <w:pPr>
         <w:pStyle w:val="Ttulondices"/>
         <w:rPr>
@@ -7083,7 +7083,7 @@
         </w:rPr>
       </w:pPr>
     </w:p>
-    <w:p>
+    <w:p ns2:paraId="13FFA8CF" ns2:textId="77777777">
       <w:pPr>
         <w:pStyle w:val="Ttulondices"/>
         <w:rPr>
@@ -7092,7 +7092,7 @@
         </w:rPr>
       </w:pPr>
     </w:p>
-    <w:p>
+    <w:p ns2:paraId="46264FF6" ns2:textId="77777777">
       <w:pPr>
         <w:pStyle w:val="Ttulondices"/>
         <w:rPr>
@@ -7101,7 +7101,7 @@
         </w:rPr>
       </w:pPr>
     </w:p>
-    <w:p>
+    <w:p ns2:paraId="2C86EFFA" ns2:textId="77777777">
       <w:pPr>
         <w:pStyle w:val="Ttulondices"/>
         <w:rPr>
@@ -7110,7 +7110,7 @@
         </w:rPr>
       </w:pPr>
     </w:p>
-    <w:p>
+    <w:p ns2:paraId="5750777B" ns2:textId="77777777">
       <w:pPr>
         <w:pStyle w:val="Ttulondices"/>
         <w:rPr>
@@ -7119,7 +7119,7 @@
         </w:rPr>
       </w:pPr>
     </w:p>
-    <w:p>
+    <w:p ns2:paraId="5D978AEA" ns2:textId="77777777">
       <w:pPr>
         <w:pStyle w:val="Ttulondices"/>
         <w:rPr>
@@ -7128,7 +7128,7 @@
         </w:rPr>
       </w:pPr>
     </w:p>
-    <w:p>
+    <w:p ns2:paraId="6BB8AC4B" ns2:textId="77777777">
       <w:pPr>
         <w:pStyle w:val="Ttulondices"/>
         <w:rPr>
@@ -7137,7 +7137,7 @@
         </w:rPr>
       </w:pPr>
     </w:p>
-    <w:p>
+    <w:p ns2:paraId="49FE0DA5" ns2:textId="77777777">
       <w:pPr>
         <w:pStyle w:val="Ttulondices"/>
         <w:rPr>
@@ -7146,12 +7146,12 @@
         </w:rPr>
       </w:pPr>
     </w:p>
-    <w:p>
+    <w:p ns2:paraId="38179E2E" ns2:textId="77777777">
       <w:pPr>
         <w:pStyle w:val="Ttulondices"/>
       </w:pPr>
     </w:p>
-    <w:p>
+    <w:p ns2:paraId="7D1C11F7" ns2:textId="77777777">
       <w:pPr>
         <w:pStyle w:val="Ttulondices"/>
       </w:pPr>
@@ -7160,7 +7160,7 @@
         <w:t>Organización del trabajo en grupo</w:t>
       </w:r>
     </w:p>
-    <w:p>
+    <w:p ns2:paraId="38EA26F8" ns2:textId="73A2C734">
       <w:r>
         <w:t>El presente apartado detalla las partes en las que se ha dividido el trabajo entre los integrantes del grupo, los objetivos de conocimiento perseguidos en cada contribución y los mecanismos de coordinación empleados durante el desarrollo del TFE</w:t>
       </w:r>
@@ -7171,7 +7171,7 @@
         <w:t xml:space="preserve"> </w:t>
       </w:r>
     </w:p>
-    <w:p>
+    <w:p ns2:paraId="09E5C3DA" ns2:textId="77777777">
       <w:pPr>
         <w:pStyle w:val="Ttulondices"/>
         <w:rPr>
@@ -7187,7 +7187,7 @@
         <w:t>Partes que aborda el TFE</w:t>
       </w:r>
     </w:p>
-    <w:p>
+    <w:p ns2:paraId="2E6C81F8" ns2:textId="77777777">
       <w:pPr>
         <w:rPr>
           <w:lang w:val="es-UY"/>
@@ -7200,7 +7200,7 @@
         <w:t>El presente Trabajo Fin de Estudios aborda un problema de investigación con tres dimensiones técnicas y metodológicas diferenciadas: la eficiencia operativa del proceso de cribado curricular, la eficacia técnica de un sistema de recuperación aumentada con generación (RAG) para la clasificación de candidatos y la equidad algorítmica en las decisiones de preselección. Estas tres dimensiones articulan la siguiente pregunta de investigación:</w:t>
       </w:r>
     </w:p>
-    <w:p>
+    <w:p ns2:paraId="13C2CE47" ns2:textId="77777777">
       <w:pPr>
         <w:rPr>
           <w:lang w:val="es-UY"/>
@@ -7305,7 +7305,7 @@
       </w:r>
       <w:proofErr w:type="gramEnd"/>
     </w:p>
-    <w:p>
+    <w:p ns2:paraId="337042B3" ns2:textId="77777777">
       <w:pPr>
         <w:rPr>
           <w:lang w:val="es-UY"/>
@@ -7332,7 +7332,7 @@
         <w:t xml:space="preserve"> semántico y evaluación contra un Gold Standard experto, lo que sitúa esta línea de trabajo en la intersección de la ingeniería de sistemas de IA, el procesamiento del lenguaje natural y la evaluación experimental de modelos.</w:t>
       </w:r>
     </w:p>
-    <w:p>
+    <w:p ns2:paraId="74BB9CC0" ns2:textId="77777777">
       <w:pPr>
         <w:rPr>
           <w:lang w:val="es-UY"/>
@@ -7387,7 +7387,7 @@
         <w:t xml:space="preserve"> sobre la equidad de las decisiones.</w:t>
       </w:r>
     </w:p>
-    <w:p>
+    <w:p ns2:paraId="5C7955C7" ns2:textId="60F0B3BB">
       <w:pPr>
         <w:rPr>
           <w:lang w:val="es-UY"/>
@@ -7451,7 +7451,7 @@
         <w:t xml:space="preserve"> de hipótesis, lo que requiere dominio del diseño experimental, la estadística inferencial y la metodología de investigación aplicada a sistemas de inteligencia artificial.</w:t>
       </w:r>
     </w:p>
-    <w:p>
+    <w:p ns2:paraId="75A7E8D9" ns2:textId="1EA16B29">
       <w:pPr>
         <w:rPr>
           <w:lang w:val="es-UY"/>
@@ -7476,7 +7476,7 @@
         <w:t xml:space="preserve"> en el contexto de Matriz - Asistencia Técnica y Servicios S.A., empresa de servicios compartidos del Grupo ANCAP en Uruguay.</w:t>
       </w:r>
     </w:p>
-    <w:p>
+    <w:p ns2:paraId="639F2725" ns2:textId="46C10349">
       <w:pPr>
         <w:pStyle w:val="Ttulondices"/>
         <w:rPr>
@@ -7492,7 +7492,7 @@
         <w:t>Distribución y estructura de la memoria</w:t>
       </w:r>
     </w:p>
-    <w:p>
+    <w:p ns2:paraId="75DF9364" ns2:textId="2AF72548">
       <w:r>
         <w:t xml:space="preserve">La </w:t>
       </w:r>
@@ -7530,7 +7530,7 @@
         <w:t>.</w:t>
       </w:r>
     </w:p>
-    <w:p>
+    <w:p ns2:paraId="01A3B0DC" ns2:textId="276A0405">
       <w:pPr>
         <w:pStyle w:val="Descripcin"/>
       </w:pPr>
@@ -7588,7 +7588,7 @@
         <w:gridCol w:w="5807"/>
         <w:gridCol w:w="3254"/>
       </w:tblGrid>
-      <w:tr>
+      <w:tr ns2:paraId="3495E936" ns2:textId="77777777">
         <w:trPr>
           <w:cnfStyle w:val="100000000000" w:firstRow="1" w:lastRow="0" w:firstColumn="0" w:lastColumn="0" w:oddVBand="0" w:evenVBand="0" w:oddHBand="0" w:evenHBand="0" w:firstRowFirstColumn="0" w:firstRowLastColumn="0" w:lastRowFirstColumn="0" w:lastRowLastColumn="0"/>
         </w:trPr>
@@ -7599,7 +7599,7 @@
             <w:gridSpan w:val="2"/>
             <w:vAlign w:val="center"/>
           </w:tcPr>
-          <w:p>
+          <w:p ns2:paraId="7FC49BB2" ns2:textId="77777777">
             <w:pPr>
               <w:tabs>
                 <w:tab w:val="right" w:leader="dot" w:pos="9061"/>
@@ -7622,7 +7622,7 @@
           </w:p>
         </w:tc>
       </w:tr>
-      <w:tr>
+      <w:tr ns2:paraId="2AFC47C3" ns2:textId="77777777">
         <w:trPr>
           <w:cnfStyle w:val="000000100000" w:firstRow="0" w:lastRow="0" w:firstColumn="0" w:lastColumn="0" w:oddVBand="0" w:evenVBand="0" w:oddHBand="1" w:evenHBand="0" w:firstRowFirstColumn="0" w:firstRowLastColumn="0" w:lastRowFirstColumn="0" w:lastRowLastColumn="0"/>
         </w:trPr>
@@ -7632,7 +7632,7 @@
             <w:tcW w:w="5807" w:type="dxa"/>
             <w:vAlign w:val="center"/>
           </w:tcPr>
-          <w:p>
+          <w:p ns2:paraId="7620910F" ns2:textId="77777777">
             <w:pPr>
               <w:tabs>
                 <w:tab w:val="right" w:leader="dot" w:pos="9061"/>
@@ -7659,7 +7659,7 @@
             <w:tcW w:w="3254" w:type="dxa"/>
             <w:vAlign w:val="center"/>
           </w:tcPr>
-          <w:p>
+          <w:p ns2:paraId="5A69E17C" ns2:textId="77777777">
             <w:pPr>
               <w:tabs>
                 <w:tab w:val="right" w:leader="dot" w:pos="9061"/>
@@ -7683,14 +7683,14 @@
           </w:p>
         </w:tc>
       </w:tr>
-      <w:tr>
+      <w:tr ns2:paraId="4A60FA76" ns2:textId="77777777">
         <w:tc>
           <w:tcPr>
             <w:cnfStyle w:val="001000000000" w:firstRow="0" w:lastRow="0" w:firstColumn="1" w:lastColumn="0" w:oddVBand="0" w:evenVBand="0" w:oddHBand="0" w:evenHBand="0" w:firstRowFirstColumn="0" w:firstRowLastColumn="0" w:lastRowFirstColumn="0" w:lastRowLastColumn="0"/>
             <w:tcW w:w="5807" w:type="dxa"/>
             <w:vAlign w:val="center"/>
           </w:tcPr>
-          <w:p>
+          <w:p ns2:paraId="2B59C507" ns2:textId="77777777">
             <w:pPr>
               <w:tabs>
                 <w:tab w:val="right" w:leader="dot" w:pos="9061"/>
@@ -7717,7 +7717,7 @@
             <w:tcW w:w="3254" w:type="dxa"/>
             <w:vAlign w:val="center"/>
           </w:tcPr>
-          <w:p>
+          <w:p ns2:paraId="2DE8786F" ns2:textId="017A7660">
             <w:pPr>
               <w:tabs>
                 <w:tab w:val="right" w:leader="dot" w:pos="9061"/>
@@ -7741,7 +7741,7 @@
           </w:p>
         </w:tc>
       </w:tr>
-      <w:tr>
+      <w:tr ns2:paraId="4D31FADF" ns2:textId="77777777">
         <w:trPr>
           <w:cnfStyle w:val="000000100000" w:firstRow="0" w:lastRow="0" w:firstColumn="0" w:lastColumn="0" w:oddVBand="0" w:evenVBand="0" w:oddHBand="1" w:evenHBand="0" w:firstRowFirstColumn="0" w:firstRowLastColumn="0" w:lastRowFirstColumn="0" w:lastRowLastColumn="0"/>
         </w:trPr>
@@ -7751,7 +7751,7 @@
             <w:tcW w:w="5807" w:type="dxa"/>
             <w:vAlign w:val="center"/>
           </w:tcPr>
-          <w:p>
+          <w:p ns2:paraId="05756D4B" ns2:textId="0170BAB4">
             <w:pPr>
               <w:tabs>
                 <w:tab w:val="right" w:leader="dot" w:pos="9061"/>
@@ -7778,7 +7778,7 @@
             <w:tcW w:w="3254" w:type="dxa"/>
             <w:vAlign w:val="center"/>
           </w:tcPr>
-          <w:p>
+          <w:p ns2:paraId="04EE835B" ns2:textId="0DE5D642">
             <w:pPr>
               <w:tabs>
                 <w:tab w:val="right" w:leader="dot" w:pos="9061"/>
@@ -7802,14 +7802,14 @@
           </w:p>
         </w:tc>
       </w:tr>
-      <w:tr>
+      <w:tr ns2:paraId="58B4AB5E" ns2:textId="77777777">
         <w:tc>
           <w:tcPr>
             <w:cnfStyle w:val="001000000000" w:firstRow="0" w:lastRow="0" w:firstColumn="1" w:lastColumn="0" w:oddVBand="0" w:evenVBand="0" w:oddHBand="0" w:evenHBand="0" w:firstRowFirstColumn="0" w:firstRowLastColumn="0" w:lastRowFirstColumn="0" w:lastRowLastColumn="0"/>
             <w:tcW w:w="5807" w:type="dxa"/>
             <w:vAlign w:val="center"/>
           </w:tcPr>
-          <w:p>
+          <w:p ns2:paraId="11721B6D" ns2:textId="548D404D">
             <w:pPr>
               <w:tabs>
                 <w:tab w:val="right" w:leader="dot" w:pos="9061"/>
@@ -7836,7 +7836,7 @@
             <w:tcW w:w="3254" w:type="dxa"/>
             <w:vAlign w:val="center"/>
           </w:tcPr>
-          <w:p>
+          <w:p ns2:paraId="6192D2FA" ns2:textId="42612FBD">
             <w:pPr>
               <w:tabs>
                 <w:tab w:val="right" w:leader="dot" w:pos="9061"/>
@@ -7860,7 +7860,7 @@
           </w:p>
         </w:tc>
       </w:tr>
-      <w:tr>
+      <w:tr ns2:paraId="6F4D261E" ns2:textId="77777777">
         <w:trPr>
           <w:cnfStyle w:val="000000100000" w:firstRow="0" w:lastRow="0" w:firstColumn="0" w:lastColumn="0" w:oddVBand="0" w:evenVBand="0" w:oddHBand="1" w:evenHBand="0" w:firstRowFirstColumn="0" w:firstRowLastColumn="0" w:lastRowFirstColumn="0" w:lastRowLastColumn="0"/>
         </w:trPr>
@@ -7870,7 +7870,7 @@
             <w:tcW w:w="5807" w:type="dxa"/>
             <w:vAlign w:val="center"/>
           </w:tcPr>
-          <w:p>
+          <w:p ns2:paraId="261F1A3B" ns2:textId="3E682948">
             <w:pPr>
               <w:tabs>
                 <w:tab w:val="right" w:leader="dot" w:pos="9061"/>
@@ -7897,7 +7897,7 @@
             <w:tcW w:w="3254" w:type="dxa"/>
             <w:vAlign w:val="center"/>
           </w:tcPr>
-          <w:p>
+          <w:p ns2:paraId="123DFE30" ns2:textId="2CEBC799">
             <w:pPr>
               <w:tabs>
                 <w:tab w:val="right" w:leader="dot" w:pos="9061"/>
@@ -7921,14 +7921,14 @@
           </w:p>
         </w:tc>
       </w:tr>
-      <w:tr>
+      <w:tr ns2:paraId="50059502" ns2:textId="77777777">
         <w:tc>
           <w:tcPr>
             <w:cnfStyle w:val="001000000000" w:firstRow="0" w:lastRow="0" w:firstColumn="1" w:lastColumn="0" w:oddVBand="0" w:evenVBand="0" w:oddHBand="0" w:evenHBand="0" w:firstRowFirstColumn="0" w:firstRowLastColumn="0" w:lastRowFirstColumn="0" w:lastRowLastColumn="0"/>
             <w:tcW w:w="5807" w:type="dxa"/>
             <w:vAlign w:val="center"/>
           </w:tcPr>
-          <w:p>
+          <w:p ns2:paraId="7DBC2CF4" ns2:textId="61A062F2">
             <w:pPr>
               <w:tabs>
                 <w:tab w:val="right" w:leader="dot" w:pos="9061"/>
@@ -7956,7 +7956,7 @@
             <w:tcW w:w="3254" w:type="dxa"/>
             <w:vAlign w:val="center"/>
           </w:tcPr>
-          <w:p>
+          <w:p ns2:paraId="371587C0" ns2:textId="60D9D7D8">
             <w:pPr>
               <w:tabs>
                 <w:tab w:val="right" w:leader="dot" w:pos="9061"/>
@@ -8004,7 +8004,7 @@
           </w:p>
         </w:tc>
       </w:tr>
-      <w:tr>
+      <w:tr ns2:paraId="4C2A4E27" ns2:textId="77777777">
         <w:trPr>
           <w:cnfStyle w:val="000000100000" w:firstRow="0" w:lastRow="0" w:firstColumn="0" w:lastColumn="0" w:oddVBand="0" w:evenVBand="0" w:oddHBand="1" w:evenHBand="0" w:firstRowFirstColumn="0" w:firstRowLastColumn="0" w:lastRowFirstColumn="0" w:lastRowLastColumn="0"/>
         </w:trPr>
@@ -8014,7 +8014,7 @@
             <w:tcW w:w="5807" w:type="dxa"/>
             <w:vAlign w:val="center"/>
           </w:tcPr>
-          <w:p>
+          <w:p ns2:paraId="013259C7" ns2:textId="2D9CB9A5">
             <w:pPr>
               <w:tabs>
                 <w:tab w:val="right" w:leader="dot" w:pos="9061"/>
@@ -8059,7 +8059,7 @@
             <w:tcW w:w="3254" w:type="dxa"/>
             <w:vAlign w:val="center"/>
           </w:tcPr>
-          <w:p>
+          <w:p ns2:paraId="03AAD7ED" ns2:textId="66348885">
             <w:pPr>
               <w:tabs>
                 <w:tab w:val="right" w:leader="dot" w:pos="9061"/>
@@ -8083,14 +8083,14 @@
           </w:p>
         </w:tc>
       </w:tr>
-      <w:tr>
+      <w:tr ns2:paraId="2C6B3211" ns2:textId="77777777">
         <w:tc>
           <w:tcPr>
             <w:cnfStyle w:val="001000000000" w:firstRow="0" w:lastRow="0" w:firstColumn="1" w:lastColumn="0" w:oddVBand="0" w:evenVBand="0" w:oddHBand="0" w:evenHBand="0" w:firstRowFirstColumn="0" w:firstRowLastColumn="0" w:lastRowFirstColumn="0" w:lastRowLastColumn="0"/>
             <w:tcW w:w="5807" w:type="dxa"/>
             <w:vAlign w:val="center"/>
           </w:tcPr>
-          <w:p>
+          <w:p ns2:paraId="0E051634" ns2:textId="708ABAB1">
             <w:pPr>
               <w:tabs>
                 <w:tab w:val="right" w:leader="dot" w:pos="9061"/>
@@ -8135,7 +8135,7 @@
             <w:tcW w:w="3254" w:type="dxa"/>
             <w:vAlign w:val="center"/>
           </w:tcPr>
-          <w:p>
+          <w:p ns2:paraId="74318FEB" ns2:textId="08664ECE">
             <w:pPr>
               <w:tabs>
                 <w:tab w:val="right" w:leader="dot" w:pos="9061"/>
@@ -8159,7 +8159,7 @@
           </w:p>
         </w:tc>
       </w:tr>
-      <w:tr>
+      <w:tr ns2:paraId="20C6A6A4" ns2:textId="77777777">
         <w:trPr>
           <w:cnfStyle w:val="000000100000" w:firstRow="0" w:lastRow="0" w:firstColumn="0" w:lastColumn="0" w:oddVBand="0" w:evenVBand="0" w:oddHBand="1" w:evenHBand="0" w:firstRowFirstColumn="0" w:firstRowLastColumn="0" w:lastRowFirstColumn="0" w:lastRowLastColumn="0"/>
         </w:trPr>
@@ -8169,7 +8169,7 @@
             <w:tcW w:w="5807" w:type="dxa"/>
             <w:vAlign w:val="center"/>
           </w:tcPr>
-          <w:p>
+          <w:p ns2:paraId="276C8E38" ns2:textId="2D09FC8C">
             <w:pPr>
               <w:tabs>
                 <w:tab w:val="right" w:leader="dot" w:pos="9061"/>
@@ -8196,7 +8196,7 @@
             <w:tcW w:w="3254" w:type="dxa"/>
             <w:vAlign w:val="center"/>
           </w:tcPr>
-          <w:p>
+          <w:p ns2:paraId="0A98BE3B" ns2:textId="76830864">
             <w:pPr>
               <w:tabs>
                 <w:tab w:val="right" w:leader="dot" w:pos="9061"/>
@@ -8221,7 +8221,7 @@
         </w:tc>
       </w:tr>
     </w:tbl>
-    <w:p>
+    <w:p ns2:paraId="7FF3A6CF" ns2:textId="77777777">
       <w:pPr>
         <w:pStyle w:val="Piedefoto-tabla"/>
         <w:rPr>
@@ -8235,14 +8235,14 @@
         <w:t xml:space="preserve">Fuente: Elaboración propia. </w:t>
       </w:r>
     </w:p>
-    <w:p>
+    <w:p ns2:paraId="41534D1C" ns2:textId="77777777">
       <w:pPr>
         <w:rPr>
           <w:bCs/>
         </w:rPr>
       </w:pPr>
     </w:p>
-    <w:p>
+    <w:p ns2:paraId="33C1F307" ns2:textId="77777777">
       <w:pPr>
         <w:rPr>
           <w:bCs/>
@@ -8259,7 +8259,7 @@
         <w:t>Objetivo del TFE desde el punto de vista de la adquisición de conocimientos</w:t>
       </w:r>
     </w:p>
-    <w:p>
+    <w:p ns2:paraId="71760015" ns2:textId="77777777">
       <w:pPr>
         <w:rPr>
           <w:bCs/>
@@ -8274,7 +8274,7 @@
         <w:t>El presente TFE articula tres contribuciones técnicas diferenciadas cuya integración confiere al proyecto su carácter multidisciplinar, abarcando desde la ingeniería de sistemas de inteligencia artificial hasta el diseño experimental y la estadística inferencial aplicada, pasando por la privacidad de datos y la ética algorítmica.</w:t>
       </w:r>
     </w:p>
-    <w:p>
+    <w:p ns2:paraId="56EE23A9" ns2:textId="77777777">
       <w:pPr>
         <w:rPr>
           <w:bCs/>
@@ -8321,7 +8321,7 @@
         <w:t xml:space="preserve"> y David Ilich Madrid Oyanadel. Esta contribución conjunta requiere dominio del diseño experimental, la estadística inferencial y la metodología de investigación aplicada a sistemas de inteligencia artificial, y se desarrolla de manera integrada a lo largo de los capítulos de responsabilidad compartida del presente trabajo.</w:t>
       </w:r>
     </w:p>
-    <w:p>
+    <w:p ns2:paraId="08DAE031" ns2:textId="77777777">
       <w:pPr>
         <w:rPr>
           <w:bCs/>
@@ -8352,7 +8352,7 @@
         <w:t xml:space="preserve"> semántico (H2). Este trabajo constituye una investigación aplicada en la intersección de la ingeniería de sistemas de información, el procesamiento de lenguaje natural y la arquitectura de modelos de lenguaje a gran escala.</w:t>
       </w:r>
     </w:p>
-    <w:p>
+    <w:p ns2:paraId="4FD76A74" ns2:textId="77777777">
       <w:pPr>
         <w:rPr>
           <w:bCs/>
@@ -8423,7 +8423,7 @@
         <w:t xml:space="preserve"> sobre la imparcialidad de las decisiones (H3). Esta línea de investigación se sitúa en la intersección de la privacidad de datos, la ética de la inteligencia artificial y el derecho antidiscriminatorio.</w:t>
       </w:r>
     </w:p>
-    <w:p>
+    <w:p ns2:paraId="1ACF7BFF" ns2:textId="77777777">
       <w:pPr>
         <w:pStyle w:val="Ttulondices"/>
         <w:rPr>
@@ -8439,7 +8439,7 @@
         <w:t>Mecanismos de coordinación empleados</w:t>
       </w:r>
     </w:p>
-    <w:p>
+    <w:p ns2:paraId="423AC666" ns2:textId="77777777">
       <w:pPr>
         <w:rPr>
           <w:lang w:val="es-UY"/>
@@ -8452,7 +8452,7 @@
         <w:t>El equipo ha establecido un conjunto estructurado de mecanismos de coordinación y comunicación que aseguran la coherencia técnica entre los módulos desarrollados de forma individual y la calidad del trabajo colectivo.</w:t>
       </w:r>
     </w:p>
-    <w:p>
+    <w:p ns2:paraId="63DA0820" ns2:textId="77777777">
       <w:pPr>
         <w:rPr>
           <w:lang w:val="es-UY"/>
@@ -8465,7 +8465,7 @@
         <w:t>Comunicación operativa continua. Se utiliza mensajería instantánea a través de WhatsApp como canal principal para la coordinación diaria, la resolución de dudas técnicas y la toma de decisiones de bajo impacto. Este canal permite mantener una comunicación fluida entre los integrantes independientemente de la disponibilidad para reunirse.</w:t>
       </w:r>
     </w:p>
-    <w:p>
+    <w:p ns2:paraId="3E76A1FF" ns2:textId="77777777">
       <w:pPr>
         <w:rPr>
           <w:lang w:val="es-UY"/>
@@ -8478,7 +8478,7 @@
         <w:t>Reuniones periódicas de seguimiento. El equipo realiza reuniones semanales por videollamada mediante Google Meet, con una agenda mínima estructurada que incluye: revisión del avance de cada contribución individual, identificación de dependencias técnicas entre módulos e integración de las configuraciones experimentales, y planificación de tareas para la semana siguiente. Con carácter previo a cada entrega intermedia se realizan reuniones de preparación conjunta orientadas a asegurar la coherencia y completitud del borrador que se remitirá a la directora.</w:t>
       </w:r>
     </w:p>
-    <w:p>
+    <w:p ns2:paraId="68317C77" ns2:textId="77777777">
       <w:pPr>
         <w:rPr>
           <w:lang w:val="es-UY"/>
@@ -8519,7 +8519,7 @@
         <w:t xml:space="preserve"> con revisión cruzada entre los integrantes, lo que garantiza que ningún cambio es incorporado a la rama principal sin la revisión del otro autor.</w:t>
       </w:r>
     </w:p>
-    <w:p>
+    <w:p ns2:paraId="4D80D059" ns2:textId="77777777">
       <w:pPr>
         <w:rPr>
           <w:lang w:val="es-UY"/>
@@ -8532,14 +8532,14 @@
         <w:t>Gestión documental colaborativa. La redacción de la memoria del TFE y los documentos de trabajo auxiliares se gestionan mediante Google Drive y Microsoft OneDrive, con carpetas organizadas por capítulo y convenciones de nomenclatura que incluyen versión y fecha. Esta infraestructura permite la edición simultánea, el control de cambios y el acceso a versiones anteriores en todo momento.</w:t>
       </w:r>
     </w:p>
-    <w:p>
-      <w:pPr>
-        <w:rPr>
-          <w:lang w:val="es-UY"/>
-        </w:rPr>
-      </w:pPr>
-    </w:p>
-    <w:p>
+    <w:p ns2:paraId="5371ABD6" ns2:textId="77777777">
+      <w:pPr>
+        <w:rPr>
+          <w:lang w:val="es-UY"/>
+        </w:rPr>
+      </w:pPr>
+    </w:p>
+    <w:p ns2:paraId="129530A6" ns2:textId="3B15A68B">
       <w:pPr>
         <w:pStyle w:val="Ttulo1"/>
       </w:pPr>
@@ -8557,7 +8557,7 @@
         <w:t xml:space="preserve"> </w:t>
       </w:r>
     </w:p>
-    <w:p>
+    <w:p ns2:paraId="2D37E5B8" ns2:textId="77777777">
       <w:pPr>
         <w:rPr>
           <w:lang w:val="es-UY"/>
@@ -8570,7 +8570,7 @@
         <w:t>La automatización de procesos mediante inteligencia artificial constituye uno de los fenómenos de transformación organizacional más significativos de la última década. En el ámbito de la gestión de personas, esta transformación ha adquirido una relevancia particular: la proliferación de plataformas de empleo digitales y la globalización del mercado laboral han generado un volumen de candidaturas que supera con creces la capacidad de procesamiento humano en los procesos de selección tradicionales. Ante este escenario, los sistemas de seguimiento de candidatos basados en inteligencia artificial han pasado de ser una ventaja competitiva a una necesidad operativa para las organizaciones que buscan gestionar su capital humano con eficiencia, rigor técnico y garantías éticas.</w:t>
       </w:r>
     </w:p>
-    <w:p>
+    <w:p ns2:paraId="547495E4" ns2:textId="7EE34C5E">
       <w:pPr>
         <w:rPr>
           <w:lang w:val="es-UY"/>
@@ -8607,7 +8607,7 @@
         <w:t>.</w:t>
       </w:r>
     </w:p>
-    <w:p>
+    <w:p ns2:paraId="373EBAF4" ns2:textId="7B2376D6">
       <w:pPr>
         <w:rPr>
           <w:lang w:val="es-UY"/>
@@ -8626,7 +8626,7 @@
         <w:t>.</w:t>
       </w:r>
     </w:p>
-    <w:p>
+    <w:p ns2:paraId="5D352EE3" ns2:textId="6DCFBB23">
       <w:pPr>
         <w:pStyle w:val="Ttulo2"/>
       </w:pPr>
@@ -8636,7 +8636,7 @@
       </w:r>
       <w:bookmarkEnd w:id="7"/>
     </w:p>
-    <w:p>
+    <w:p ns2:paraId="2186392E" ns2:textId="014BFBB0">
       <w:pPr>
         <w:rPr>
           <w:lang w:val="es-UY"/>
@@ -8656,7 +8656,7 @@
         <w:t>.</w:t>
       </w:r>
     </w:p>
-    <w:p>
+    <w:p ns2:paraId="3C72E8D3" ns2:textId="7633A344">
       <w:r>
         <w:t>La Gerencia de Gestión Humana de Matriz se enfrenta actualmente a una problemática de doble dimensión que motiva directamente la presente investigación. Por un lado, el volumen de candidaturas recibidas para cubrir vacantes técnicas y administrativas en un sector de alta especialización como el energético genera cuellos de botella severos en el proceso de cribado curricular (</w:t>
       </w:r>
@@ -8713,7 +8713,7 @@
         <w:t>. La consecuencia más crítica de esta sobrecarga no es únicamente la ineficiencia operativa: es el aumento del riesgo de descartar talento cualificado por fatiga decisional o error humano en las etapas iniciales de revisión.</w:t>
       </w:r>
     </w:p>
-    <w:p>
+    <w:p ns2:paraId="4CEC0895" ns2:textId="79974D06">
       <w:pPr>
         <w:rPr>
           <w:lang w:val="es-UY"/>
@@ -8793,7 +8793,7 @@
         <w:t>.</w:t>
       </w:r>
     </w:p>
-    <w:p>
+    <w:p ns2:paraId="16120D0E" ns2:textId="039E7D3A">
       <w:pPr>
         <w:rPr>
           <w:lang w:val="es-UY"/>
@@ -8980,7 +8980,7 @@
         <w:t>.</w:t>
       </w:r>
     </w:p>
-    <w:p>
+    <w:p ns2:paraId="4D8B8C28" ns2:textId="6211DE4D">
       <w:pPr>
         <w:rPr>
           <w:lang w:val="es-UY"/>
@@ -9145,7 +9145,7 @@
         <w:t>.</w:t>
       </w:r>
     </w:p>
-    <w:p>
+    <w:p ns2:paraId="4E8DEF77" ns2:textId="72320707">
       <w:pPr>
         <w:rPr>
           <w:lang w:val="es-UY"/>
@@ -9169,7 +9169,7 @@
         <w:t>.</w:t>
       </w:r>
     </w:p>
-    <w:p>
+    <w:p ns2:paraId="565B0294" ns2:textId="271427DA">
       <w:pPr>
         <w:pStyle w:val="Ttulo2"/>
         <w:rPr>
@@ -9191,7 +9191,7 @@
       </w:r>
       <w:bookmarkEnd w:id="8"/>
     </w:p>
-    <w:p>
+    <w:p ns2:paraId="41D91BD4" ns2:textId="7181991C">
       <w:pPr>
         <w:rPr>
           <w:lang w:val="es-UY"/>
@@ -9219,7 +9219,7 @@
         <w:t>.</w:t>
       </w:r>
     </w:p>
-    <w:p>
+    <w:p ns2:paraId="410D6324" ns2:textId="77777777">
       <w:pPr>
         <w:rPr>
           <w:lang w:val="es-UY"/>
@@ -9246,7 +9246,7 @@
         <w:t xml:space="preserve"> de PII previo al procesamiento por el LLM.</w:t>
       </w:r>
     </w:p>
-    <w:p>
+    <w:p ns2:paraId="39A12EBA" ns2:textId="77777777">
       <w:pPr>
         <w:rPr>
           <w:lang w:val="es-UY"/>
@@ -9259,7 +9259,7 @@
         <w:t>La comparación sistemática de estas cuatro condiciones sobre datos controlados permite responder a la siguiente pregunta de investigación:</w:t>
       </w:r>
     </w:p>
-    <w:p>
+    <w:p ns2:paraId="778A5675" ns2:textId="77777777">
       <w:pPr>
         <w:rPr>
           <w:i/>
@@ -9394,7 +9394,7 @@
       </w:r>
       <w:proofErr w:type="gramEnd"/>
     </w:p>
-    <w:p>
+    <w:p ns2:paraId="1123ABE3" ns2:textId="6C7CD7E4">
       <w:pPr>
         <w:rPr>
           <w:lang w:val="es-UY"/>
@@ -9483,7 +9483,7 @@
         <w:t>.</w:t>
       </w:r>
     </w:p>
-    <w:p>
+    <w:p ns2:paraId="5610D65D" ns2:textId="3B50FBF1">
       <w:pPr>
         <w:rPr>
           <w:lang w:val="es-UY"/>
@@ -9559,7 +9559,7 @@
         <w:t>.</w:t>
       </w:r>
     </w:p>
-    <w:p>
+    <w:p ns2:paraId="14DA2D87" ns2:textId="77777777">
       <w:pPr>
         <w:pStyle w:val="Ttulo2"/>
         <w:rPr>
@@ -9575,7 +9575,7 @@
       </w:r>
       <w:bookmarkEnd w:id="9"/>
     </w:p>
-    <w:p>
+    <w:p ns2:paraId="782A7739" ns2:textId="4C924BFF">
       <w:r>
         <w:t xml:space="preserve">El presente documento se organiza en </w:t>
       </w:r>
@@ -9589,7 +9589,7 @@
         <w:t>.</w:t>
       </w:r>
     </w:p>
-    <w:p>
+    <w:p ns2:paraId="102CB714" ns2:textId="77777777">
       <w:r>
         <w:t xml:space="preserve">El Capítulo 2 presenta el estado del arte y los fundamentos teóricos que sustentan la investigación. Se revisa la evolución de los sistemas ATS desde los modelos basados en palabras clave hasta los agentes con capacidades LLM, se analizan los fundamentos y tipologías de las arquitecturas RAG, se estudian las técnicas de </w:t>
       </w:r>
@@ -9602,12 +9602,12 @@
         <w:t xml:space="preserve"> de PII aplicadas al contexto curricular y se realiza un análisis crítico de la literatura sobre equidad algorítmica en sistemas de selección de personal. El capítulo cierra con la identificación formal de la brecha de investigación que justifica la contribución del trabajo.</w:t>
       </w:r>
     </w:p>
-    <w:p>
+    <w:p ns2:paraId="1E782700" ns2:textId="77777777">
       <w:r>
         <w:t>El Capítulo 3 define la estrategia de investigación. Enuncia formalmente la pregunta de investigación, formula las tres hipótesis con sus comparadores precisos, establece el objetivo general y los objetivos específicos SMART del proyecto, describe la metodología CRISP-DM adaptada y detalla el diseño factorial de cuatro condiciones con el que se abordará la contrastación empírica.</w:t>
       </w:r>
     </w:p>
-    <w:p>
+    <w:p ns2:paraId="027CEF57" ns2:textId="77777777">
       <w:r>
         <w:t xml:space="preserve">El Capítulo 4 presenta el diseño del sistema SISTAC a nivel arquitectónico. Describe la visión general de los cuatro módulos del sistema, la estrategia de datos adoptada en respuesta a las restricciones de la Ley 18.331, el </w:t>
       </w:r>
@@ -9620,7 +9620,7 @@
         <w:t xml:space="preserve"> tecnológico seleccionado y la definición formal de las cuatro condiciones experimentales.</w:t>
       </w:r>
     </w:p>
-    <w:p>
+    <w:p ns2:paraId="0DF682E6" ns2:textId="0D6C9F56">
       <w:r>
         <w:t xml:space="preserve">El Capítulo 5 constituye la primera contribución individual del trabajo, liderada por David Ilich Madrid Oyanadel. Desarrolla en detalle el pipeline RAG, el motor de </w:t>
       </w:r>
@@ -9636,7 +9636,7 @@
         <w:t>.</w:t>
       </w:r>
     </w:p>
-    <w:p>
+    <w:p ns2:paraId="45085E11" ns2:textId="33FFF630">
       <w:r>
         <w:t xml:space="preserve">El Capítulo 6 constituye la segunda contribución individual del trabajo, liderada por Mario Agustín Belvisi </w:t>
       </w:r>
@@ -9690,7 +9690,7 @@
         <w:t>.</w:t>
       </w:r>
     </w:p>
-    <w:p>
+    <w:p ns2:paraId="6D0D789B" ns2:textId="77777777">
       <w:r>
         <w:t xml:space="preserve">El Capítulo 7 presenta los resultados del experimento de manera objetiva, sin interpretación, mediante tablas, figuras y estadísticos descriptivos e inferenciales organizados por hipótesis, complementados con un análisis integrado que examina los </w:t>
       </w:r>
@@ -9703,12 +9703,12 @@
         <w:t xml:space="preserve"> entre las tres dimensiones evaluadas.</w:t>
       </w:r>
     </w:p>
-    <w:p>
+    <w:p ns2:paraId="38D8C89F" ns2:textId="77777777">
       <w:r>
         <w:t>El Capítulo 8 discute los resultados obtenidos, interpreta su significado en el contexto del problema de Matriz, los compara con la evidencia del estado del arte, identifica las limitaciones del estudio y analiza las implicaciones éticas y regulatorias de la adopción de SISTAC.</w:t>
       </w:r>
     </w:p>
-    <w:p>
+    <w:p ns2:paraId="094D17D5" ns2:textId="6F954E68">
       <w:pPr>
         <w:rPr>
           <w:lang w:val="es-UY"/>
@@ -9721,7 +9721,7 @@
         <w:t>.</w:t>
       </w:r>
     </w:p>
-    <w:p>
+    <w:p ns2:paraId="2D10AFD7" ns2:textId="5CB48C06">
       <w:pPr>
         <w:pStyle w:val="Ttulo1"/>
       </w:pPr>
@@ -9734,7 +9734,7 @@
       </w:r>
       <w:bookmarkEnd w:id="10"/>
     </w:p>
-    <w:p>
+    <w:p ns2:paraId="4A08C4D3" ns2:textId="246C2628">
       <w:r>
         <w:t xml:space="preserve">El presente capítulo sistematiza la evidencia académica y técnica que fundamenta el diseño </w:t>
       </w:r>
@@ -9764,7 +9764,7 @@
         <w:t>.</w:t>
       </w:r>
     </w:p>
-    <w:p>
+    <w:p ns2:paraId="3AC1F69E" ns2:textId="287760A5">
       <w:pPr>
         <w:pStyle w:val="Ttulo2"/>
       </w:pPr>
@@ -9774,7 +9774,7 @@
       </w:r>
       <w:bookmarkEnd w:id="11"/>
     </w:p>
-    <w:p>
+    <w:p ns2:paraId="39D24F5A" ns2:textId="77777777">
       <w:pPr>
         <w:rPr>
           <w:lang w:val="es-UY"/>
@@ -9794,7 +9794,7 @@
         <w:t>un volumen elevado de postulaciones, esta etapa determina qué candidatos llegan a ser considerados para el puesto y cuáles son descartados sin revisión adicional.</w:t>
       </w:r>
     </w:p>
-    <w:p>
+    <w:p ns2:paraId="7564EDA7" ns2:textId="20A195F2">
       <w:pPr>
         <w:rPr>
           <w:lang w:val="es-UY"/>
@@ -9896,7 +9896,7 @@
         <w:t xml:space="preserve"> </w:t>
       </w:r>
     </w:p>
-    <w:p>
+    <w:p ns2:paraId="1E75A735" ns2:textId="0F7180D1">
       <w:pPr>
         <w:rPr>
           <w:lang w:val="es-UY"/>
@@ -9979,7 +9979,7 @@
         <w:t>.</w:t>
       </w:r>
     </w:p>
-    <w:p>
+    <w:p ns2:paraId="64660B2D" ns2:textId="615AC63B">
       <w:pPr>
         <w:rPr>
           <w:lang w:val="es-UY"/>
@@ -10104,7 +10104,7 @@
         <w:t>. En un entorno público y regulado como el del Grupo ANCAP, donde la transparencia y la no discriminación son imperativos éticos, normativos e institucionales, esta opacidad del proceso manual representa un riesgo organizacional de primera magnitud.</w:t>
       </w:r>
     </w:p>
-    <w:p>
+    <w:p ns2:paraId="42DAB745" ns2:textId="004BDD0D">
       <w:pPr>
         <w:rPr>
           <w:lang w:val="es-UY"/>
@@ -10298,7 +10298,7 @@
         <w:t>.</w:t>
       </w:r>
     </w:p>
-    <w:p>
+    <w:p ns2:paraId="7B6F2D2E" ns2:textId="52977476">
       <w:pPr>
         <w:pStyle w:val="Ttulo2"/>
       </w:pPr>
@@ -10313,7 +10313,7 @@
       </w:r>
       <w:bookmarkEnd w:id="12"/>
     </w:p>
-    <w:p>
+    <w:p ns2:paraId="2FB3F0F6" ns2:textId="77777777">
       <w:pPr>
         <w:rPr>
           <w:lang w:val="es-UY"/>
@@ -10382,7 +10382,7 @@
         <w:t xml:space="preserve"> son capaces de razonar semánticamente sobre las competencias descritas en un currículum, interpretar equivalencias funcionales entre denominaciones de puestos distintas y evaluar el ajuste candidato-puesto en términos de capacidades y no solo de vocabulario.</w:t>
       </w:r>
     </w:p>
-    <w:p>
+    <w:p ns2:paraId="252FD813" ns2:textId="5DDF9810">
       <w:pPr>
         <w:rPr>
           <w:lang w:val="es-UY"/>
@@ -10590,7 +10590,7 @@
         <w:t>.</w:t>
       </w:r>
     </w:p>
-    <w:p>
+    <w:p ns2:paraId="77FA84BF" ns2:textId="2CC0D91C">
       <w:pPr>
         <w:rPr>
           <w:lang w:val="es-UY"/>
@@ -10822,7 +10822,7 @@
         <w:t>.</w:t>
       </w:r>
     </w:p>
-    <w:p>
+    <w:p ns2:paraId="44246BA6" ns2:textId="0C6E2127">
       <w:pPr>
         <w:pStyle w:val="Ttulo2"/>
       </w:pPr>
@@ -10832,7 +10832,7 @@
       </w:r>
       <w:bookmarkEnd w:id="13"/>
     </w:p>
-    <w:p>
+    <w:p ns2:paraId="6FB03683" ns2:textId="77777777">
       <w:pPr>
         <w:rPr>
           <w:lang w:val="es-UY"/>
@@ -10901,12 +10901,12 @@
         <w:t xml:space="preserve"> que se envía al LLM. Esta capacidad es especialmente valiosa en dominios especializados donde el modelo base no ha sido entrenado con la terminología, los criterios y las necesidades específicas de la organización.</w:t>
       </w:r>
     </w:p>
-    <w:p>
+    <w:p ns2:paraId="59810627" ns2:textId="77777777">
       <w:r>
         <w:t>Esta capacidad resulta especialmente valiosa en contextos organizacionales especializados donde el modelo base carece del conocimiento institucional necesario para evaluar competencias con precisión. Al incorporar descriptores de puesto, taxonomías de competencias y criterios de evaluación corporativos en la base de conocimiento externa, el sistema puede contextualizar sus decisiones sin necesidad de reentrenamiento del modelo ni de exposición de datos sensibles a servicios externos. La pertinencia de este enfoque es mayor aún en organizaciones del sector público o regulado, donde la confidencialidad de la información de los candidatos está sujeta a requisitos normativos que limitan la transferencia de datos a plataformas de terceros.</w:t>
       </w:r>
     </w:p>
-    <w:p>
+    <w:p ns2:paraId="5E1083ED" ns2:textId="5C5239D2">
       <w:pPr>
         <w:rPr>
           <w:lang w:val="es-UY"/>
@@ -11076,7 +11076,7 @@
         <w:t>8x22B y la taxonomía de competencias ESCO, encontrando que RAG superó significativamente a NER en las tareas de recuperación y que el uso de datos sintéticos en la validación produjo resultados comparables a los obtenidos con datos reales.</w:t>
       </w:r>
     </w:p>
-    <w:p>
+    <w:p ns2:paraId="4DD8FA83" ns2:textId="1F20557B">
       <w:pPr>
         <w:rPr>
           <w:lang w:val="es-UY"/>
@@ -11199,7 +11199,7 @@
         <w:t>.</w:t>
       </w:r>
     </w:p>
-    <w:p>
+    <w:p ns2:paraId="6E801506" ns2:textId="03599811">
       <w:pPr>
         <w:pStyle w:val="Ttulo2"/>
       </w:pPr>
@@ -11209,7 +11209,7 @@
       </w:r>
       <w:bookmarkEnd w:id="14"/>
     </w:p>
-    <w:p>
+    <w:p ns2:paraId="64095B91" ns2:textId="24522E4E">
       <w:pPr>
         <w:rPr>
           <w:lang w:val="es-UY"/>
@@ -11264,7 +11264,7 @@
         <w:t>) en dos modalidades con implicaciones distintas para los sistemas de procesamiento automatizado. La PII explícita comprende atributos directamente identificadores: nombre completo, género declarado, fecha de nacimiento, dirección postal, fotografía, número de documento de identidad y datos de contacto. La PII implícita, o indirecta, comprende atributos que no son identificadores directos, pero correlacionan estadísticamente con características protegidas: la institución educativa de procedencia puede correlacionar con nivel socioeconómico; las actividades deportivas o culturales mencionadas pueden correlacionar con género o etnia; la denominación de barrios o municipios puede correlacionar con origen étnico o situación económica.</w:t>
       </w:r>
     </w:p>
-    <w:p>
+    <w:p ns2:paraId="560AB20D" ns2:textId="01A40E95">
       <w:pPr>
         <w:rPr>
           <w:lang w:val="es-UY"/>
@@ -11344,7 +11344,7 @@
         <w:t>.</w:t>
       </w:r>
     </w:p>
-    <w:p>
+    <w:p ns2:paraId="735D7788" ns2:textId="7EA5C46C">
       <w:pPr>
         <w:rPr>
           <w:lang w:val="es-UY"/>
@@ -11392,7 +11392,7 @@
         <w:t>.</w:t>
       </w:r>
     </w:p>
-    <w:p>
+    <w:p ns2:paraId="52C69DE6" ns2:textId="3FA025FE">
       <w:pPr>
         <w:rPr>
           <w:lang w:val="es-UY"/>
@@ -11525,7 +11525,7 @@
         <w:t>.</w:t>
       </w:r>
     </w:p>
-    <w:p>
+    <w:p ns2:paraId="1F40DB65" ns2:textId="231701D6">
       <w:pPr>
         <w:pStyle w:val="Ttulo2"/>
       </w:pPr>
@@ -11541,7 +11541,7 @@
       </w:r>
       <w:bookmarkEnd w:id="15"/>
     </w:p>
-    <w:p>
+    <w:p ns2:paraId="0C6DB386" ns2:textId="77777777">
       <w:pPr>
         <w:rPr>
           <w:lang w:val="es-UY"/>
@@ -11582,7 +11582,7 @@
         <w:t>.</w:t>
       </w:r>
     </w:p>
-    <w:p>
+    <w:p ns2:paraId="678CE5EE" ns2:textId="5F328D4A">
       <w:pPr>
         <w:rPr>
           <w:lang w:val="es-UY"/>
@@ -11774,7 +11774,7 @@
         <w:t>.</w:t>
       </w:r>
     </w:p>
-    <w:p>
+    <w:p ns2:paraId="235DDBE4" ns2:textId="1E6778D2">
       <w:pPr>
         <w:rPr>
           <w:lang w:val="es-UY"/>
@@ -12081,7 +12081,7 @@
         <w:t xml:space="preserve"> aplicados produjeron solo una reducción parcial.</w:t>
       </w:r>
     </w:p>
-    <w:p>
+    <w:p ns2:paraId="62C97A0A" ns2:textId="1B8768BE">
       <w:pPr>
         <w:rPr>
           <w:lang w:val="es-UY"/>
@@ -12295,7 +12295,7 @@
         <w:t>.</w:t>
       </w:r>
     </w:p>
-    <w:p>
+    <w:p ns2:paraId="100890FA" ns2:textId="1C7404EE">
       <w:pPr>
         <w:rPr>
           <w:lang w:val="es-UY"/>
@@ -12513,7 +12513,7 @@
         <w:t>.</w:t>
       </w:r>
     </w:p>
-    <w:p>
+    <w:p ns2:paraId="20CEBE87" ns2:textId="3EF2A0BA">
       <w:pPr>
         <w:pStyle w:val="Ttulo2"/>
       </w:pPr>
@@ -12524,7 +12524,7 @@
       </w:r>
       <w:bookmarkEnd w:id="16"/>
     </w:p>
-    <w:p>
+    <w:p ns2:paraId="4CD91D4A" ns2:textId="77777777">
       <w:pPr>
         <w:rPr>
           <w:lang w:val="es-UY"/>
@@ -12537,7 +12537,7 @@
         <w:t>La regulación de los sistemas de inteligencia artificial aplicados a la selección de personal se encuentra en un momento de consolidación normativa acelerada, con implicaciones directas para el diseño, despliegue y auditoría de SISTAC.</w:t>
       </w:r>
     </w:p>
-    <w:p>
+    <w:p ns2:paraId="404588DC" ns2:textId="0B6414D8">
       <w:pPr>
         <w:rPr>
           <w:lang w:val="es-UY"/>
@@ -12614,7 +12614,7 @@
         <w:t xml:space="preserve"> no es directamente aplicable en Uruguay, establece el estándar internacional de buenas prácticas en IA para RRHH al que SISTAC se adhiere metodológicamente, y el Artículo 10.5.a, que recomienda el uso de datos sintéticos para la detección de sesgos en sistemas de alto riesgo, orienta directamente la estrategia de datos del experimento.</w:t>
       </w:r>
     </w:p>
-    <w:p>
+    <w:p ns2:paraId="46A025C1" ns2:textId="2F866371">
       <w:pPr>
         <w:rPr>
           <w:lang w:val="es-UY"/>
@@ -12754,7 +12754,7 @@
         <w:t>confirmó que los países de América Latina se encuentran significativamente por detrás de los países desarrollados en la adopción de marcos de gobernanza de IA para RRHH.</w:t>
       </w:r>
     </w:p>
-    <w:p>
+    <w:p ns2:paraId="08D5420C" ns2:textId="5315573E">
       <w:pPr>
         <w:rPr>
           <w:lang w:val="es-UY"/>
@@ -12824,7 +12824,7 @@
         <w:t xml:space="preserve"> mandató adicionalmente a la Agencia de Gobierno Electrónico y Sociedad de la Información y del Conocimiento (AGESIC) el diseño de una estrategia nacional de inteligencia artificial, aunque a la fecha de elaboración del presente trabajo no existe legislación específica sobre IA en procesos de empleo en Uruguay.</w:t>
       </w:r>
     </w:p>
-    <w:p>
+    <w:p ns2:paraId="10150CA8" ns2:textId="53E83074">
       <w:pPr>
         <w:rPr>
           <w:lang w:val="es-UY"/>
@@ -12874,7 +12874,7 @@
         <w:t xml:space="preserve"> en el acuerdo de uso de datos con Matriz garantiza el cumplimiento simultáneo de la Ley 18.331 y los principios de investigación responsable con datos sensibles.</w:t>
       </w:r>
     </w:p>
-    <w:p>
+    <w:p ns2:paraId="6AA5EF30" ns2:textId="77777777">
       <w:pPr>
         <w:pStyle w:val="Ttulo2"/>
       </w:pPr>
@@ -12884,12 +12884,12 @@
       </w:r>
       <w:bookmarkEnd w:id="17"/>
     </w:p>
-    <w:p>
+    <w:p ns2:paraId="37DECFC7" ns2:textId="77777777">
       <w:r>
         <w:t>La revisión presentada en este capítulo permite identificar tres brechas convergentes en el estado del conocimiento.</w:t>
       </w:r>
     </w:p>
-    <w:p>
+    <w:p ns2:paraId="79D5D371" ns2:textId="39F84B92">
       <w:r>
         <w:t>La primera es de naturaleza cuantitativa: la aplicación de arquitecturas RAG al cribado curricular cuenta con apenas dos o tres artículos peer-</w:t>
       </w:r>
@@ -12975,7 +12975,7 @@
         <w:t>.</w:t>
       </w:r>
     </w:p>
-    <w:p>
+    <w:p ns2:paraId="1B1D8133" ns2:textId="7EC014D9">
       <w:r>
         <w:t xml:space="preserve">La segunda brecha es de naturaleza cualitativa: no existe ningún estudio que evalúe si la </w:t>
       </w:r>
@@ -13186,7 +13186,7 @@
         <w:t>.</w:t>
       </w:r>
     </w:p>
-    <w:p>
+    <w:p ns2:paraId="55F251C6" ns2:textId="0825BF3C">
       <w:r>
         <w:t>La tercera es de naturaleza geográfica y regulatoria: no existe literatura académica empírica sobre sistemas de IA para reclutamiento en el contexto latinoamericano</w:t>
       </w:r>
@@ -13215,7 +13215,7 @@
         <w:t>, ni sobre la aplicación de la Ley 18.331 de Uruguay en este dominio.</w:t>
       </w:r>
     </w:p>
-    <w:p>
+    <w:p ns2:paraId="35D96B68" ns2:textId="1C7FBDAD">
       <w:pPr>
         <w:rPr>
           <w:lang w:val="es-UY"/>
@@ -13231,7 +13231,7 @@
         <w:t>.</w:t>
       </w:r>
     </w:p>
-    <w:p>
+    <w:p ns2:paraId="74F96A28" ns2:textId="1652B47E">
       <w:pPr>
         <w:pStyle w:val="Descripcin"/>
         <w:keepNext/>
@@ -13311,7 +13311,7 @@
       </w:r>
       <w:bookmarkEnd w:id="18"/>
     </w:p>
-    <w:p>
+    <w:p ns2:paraId="68470A19" ns2:textId="50114E29">
       <w:pPr>
         <w:rPr>
           <w:lang w:val="es-UY"/>
@@ -13322,16 +13322,16 @@
           <w:lang w:val="es-UY"/>
         </w:rPr>
         <w:drawing>
-          <wp:inline distT="0" distB="0" distL="0" distR="0" wp14:anchorId="42F0563B" wp14:editId="2D2BD584">
+          <wp:inline distT="0" distB="0" distL="0" distR="0" ns4:anchorId="42F0563B" ns4:editId="2D2BD584">
             <wp:extent cx="5996344" cy="3910084"/>
             <wp:effectExtent l="0" t="0" r="4445" b="0"/>
             <wp:docPr id="1594233012" name="Imagen 1" descr="The image contains a list of references, including author names, publication years, and citations, with annotations about their performance statistics, areas of study, and notable achievements.&#10;&#10;El contenido generado por IA puede ser incorrecto."/>
             <wp:cNvGraphicFramePr>
-              <a:graphicFrameLocks xmlns:a="http://schemas.openxmlformats.org/drawingml/2006/main" noChangeAspect="1"/>
+              <a:graphicFrameLocks noChangeAspect="1"/>
             </wp:cNvGraphicFramePr>
-            <a:graphic xmlns:a="http://schemas.openxmlformats.org/drawingml/2006/main">
+            <a:graphic>
               <a:graphicData uri="http://schemas.openxmlformats.org/drawingml/2006/picture">
-                <pic:pic xmlns:pic="http://schemas.openxmlformats.org/drawingml/2006/picture">
+                <pic:pic>
                   <pic:nvPicPr>
                     <pic:cNvPr id="1594233012" name="Imagen 1" descr="The image contains a list of references, including author names, publication years, and citations, with annotations about their performance statistics, areas of study, and notable achievements.&#10;&#10;El contenido generado por IA puede ser incorrecto."/>
                     <pic:cNvPicPr/>
@@ -13358,7 +13358,7 @@
         </w:drawing>
       </w:r>
     </w:p>
-    <w:p>
+    <w:p ns2:paraId="38821A36" ns2:textId="3421A9DC">
       <w:pPr>
         <w:pStyle w:val="Piedefoto-tabla"/>
         <w:rPr>
@@ -13372,7 +13372,7 @@
         <w:t>Fuente: Elaboración propia a partir de la revisión de literatura.</w:t>
       </w:r>
     </w:p>
-    <w:p>
+    <w:p ns2:paraId="7619EDFB" ns2:textId="5ADC1478">
       <w:pPr>
         <w:pStyle w:val="Ttulo2"/>
       </w:pPr>
@@ -13383,7 +13383,7 @@
       </w:r>
       <w:bookmarkEnd w:id="19"/>
     </w:p>
-    <w:p>
+    <w:p ns2:paraId="69C0E485" ns2:textId="77777777">
       <w:pPr>
         <w:rPr>
           <w:lang w:val="es-UY"/>
@@ -13396,7 +13396,7 @@
         <w:t>La revisión presentada en este capítulo permite establecer tres conclusiones que fundamentan el diseño de SISTAC y la formulación de sus hipótesis.</w:t>
       </w:r>
     </w:p>
-    <w:p>
+    <w:p ns2:paraId="280BB735" ns2:textId="77777777">
       <w:pPr>
         <w:rPr>
           <w:lang w:val="es-UY"/>
@@ -13451,7 +13451,7 @@
         <w:t xml:space="preserve"> puros, lo que justifica el diseño factorial C0-C3 adoptado en SISTAC.</w:t>
       </w:r>
     </w:p>
-    <w:p>
+    <w:p ns2:paraId="64802D84" ns2:textId="24835352">
       <w:pPr>
         <w:rPr>
           <w:lang w:val="es-UY"/>
@@ -13748,7 +13748,7 @@
         <w:t>.</w:t>
       </w:r>
     </w:p>
-    <w:p>
+    <w:p ns2:paraId="23C60E05" ns2:textId="6BFBA194">
       <w:r>
         <w:rPr>
           <w:lang w:val="es-UY"/>
@@ -13762,7 +13762,7 @@
         <w:t>.</w:t>
       </w:r>
     </w:p>
-    <w:p>
+    <w:p ns2:paraId="17DA0646" ns2:textId="77777777">
       <w:pPr>
         <w:pStyle w:val="Ttulo1"/>
       </w:pPr>
@@ -13772,7 +13772,7 @@
       </w:r>
       <w:bookmarkEnd w:id="20"/>
     </w:p>
-    <w:p>
+    <w:p ns2:paraId="2CB1F954" ns2:textId="65D530F1">
       <w:r>
         <w:t xml:space="preserve">El análisis de la literatura presentado en el capítulo anterior identifica tres brechas: la falta de comparaciones controladas entre LLM puro y RAG en cribado curricular, la ausencia de evidencia empírica sobre el efecto de la </w:t>
       </w:r>
@@ -13800,7 +13800,7 @@
         <w:t>.</w:t>
       </w:r>
     </w:p>
-    <w:p>
+    <w:p ns2:paraId="298D124E" ns2:textId="4DD4864A">
       <w:pPr>
         <w:pStyle w:val="Ttulo2"/>
       </w:pPr>
@@ -13810,12 +13810,12 @@
       </w:r>
       <w:bookmarkEnd w:id="21"/>
     </w:p>
-    <w:p>
+    <w:p ns2:paraId="475D98C4" ns2:textId="2E22874F">
       <w:r>
         <w:t xml:space="preserve">La automatización del cribado curricular mediante inteligencia artificial plantea una tensión evidente entre tres dimensiones que rara vez se evalúan de forma conjunta: la eficiencia operativa, la calidad técnica de las decisiones y la equidad algorítmica. Aunque los modelos de lenguaje de gran escala han demostrado mejoras significativas en tareas de análisis semántico, también existe evidencia consistente de que pueden reproducir sesgos presentes en los datos o en su propio entrenamiento (Raghavan et al., 2020; Wilson y Caliskan, 2024). </w:t>
       </w:r>
     </w:p>
-    <w:p>
+    <w:p ns2:paraId="485E7B5B" ns2:textId="532E3134">
       <w:r>
         <w:t>En este contexto, la investigación reciente ha avanzado en dos líneas principales: por un lado, el uso de arquitecturas más sofisticadas como RAG para mejorar la relevancia de las decisiones (Lo et al., 2025); por otro, el desarrollo de estrategias de mitigación de sesgo. Sin embargo, estos enfoques han sido estudiados de manera fragmentada, sin analizar su efecto combinado ni su impacto simultáneo sobre múltiples dimensiones del problema (</w:t>
       </w:r>
@@ -13828,12 +13828,12 @@
         <w:t xml:space="preserve"> et al., 2025). </w:t>
       </w:r>
     </w:p>
-    <w:p>
+    <w:p ns2:paraId="3BAF5728" ns2:textId="781B879B">
       <w:r>
         <w:t xml:space="preserve">A partir de esta brecha, la pregunta de investigación se formula de la siguiente manera. </w:t>
       </w:r>
     </w:p>
-    <w:p>
+    <w:p ns2:paraId="74D5E199" ns2:textId="0065ED93">
       <w:r>
         <w:t xml:space="preserve">¿Cuál es el efecto diferencial de tres configuraciones de un sistema de preselección basado en modelos de lenguaje de gran escala: LLM puro (C1), LLM con recuperación aumentada (C2) y LLM con recuperación aumentada más </w:t>
       </w:r>
@@ -13969,7 +13969,7 @@
         <w:t xml:space="preserve"> del proceso de cribado curricular, evaluado contra un Gold Standard construido por evaluadores especializados en recursos humanos sobre un corpus de currículums sintéticos con atributos demográficos controlados? </w:t>
       </w:r>
     </w:p>
-    <w:p>
+    <w:p ns2:paraId="038602B3" ns2:textId="4A6BA111">
       <w:pPr>
         <w:rPr>
           <w:lang w:val="es-UY"/>
@@ -14002,7 +14002,7 @@
         <w:t>.</w:t>
       </w:r>
     </w:p>
-    <w:p>
+    <w:p ns2:paraId="53C7BE86" ns2:textId="2102C758">
       <w:pPr>
         <w:pStyle w:val="Ttulo2"/>
       </w:pPr>
@@ -14012,7 +14012,7 @@
       </w:r>
       <w:bookmarkEnd w:id="22"/>
     </w:p>
-    <w:p>
+    <w:p ns2:paraId="26D5021D" ns2:textId="77777777">
       <w:pPr>
         <w:rPr>
           <w:lang w:val="es-UY"/>
@@ -14028,7 +14028,7 @@
         <w:t> </w:t>
       </w:r>
     </w:p>
-    <w:p>
+    <w:p ns2:paraId="54BEE554" ns2:textId="77777777">
       <w:pPr>
         <w:numPr>
           <w:ilvl w:val="0"/>
@@ -14056,7 +14056,7 @@
         <w:t> </w:t>
       </w:r>
     </w:p>
-    <w:p>
+    <w:p ns2:paraId="3A70BCB4" ns2:textId="77777777">
       <w:pPr>
         <w:rPr>
           <w:lang w:val="es-UY"/>
@@ -14080,7 +14080,7 @@
         <w:t> </w:t>
       </w:r>
     </w:p>
-    <w:p>
+    <w:p ns2:paraId="12042288" ns2:textId="77777777">
       <w:pPr>
         <w:rPr>
           <w:lang w:val="es-UY"/>
@@ -14103,7 +14103,7 @@
         <w:t> </w:t>
       </w:r>
     </w:p>
-    <w:p>
+    <w:p ns2:paraId="64F0EFCB" ns2:textId="6F62D6E1">
       <w:r>
         <w:t>E</w:t>
       </w:r>
@@ -14153,7 +14153,7 @@
         <w:t>, lo que permite reasignar el esfuerzo del equipo de selección hacia etapas de mayor valor analítico.</w:t>
       </w:r>
     </w:p>
-    <w:p>
+    <w:p ns2:paraId="6E3ED462" ns2:textId="716FB147">
       <w:pPr>
         <w:rPr>
           <w:lang w:val="es-UY"/>
@@ -14174,7 +14174,7 @@
         <w:t> </w:t>
       </w:r>
     </w:p>
-    <w:p>
+    <w:p ns2:paraId="7B66B8AC" ns2:textId="77777777">
       <w:pPr>
         <w:numPr>
           <w:ilvl w:val="0"/>
@@ -14199,7 +14199,7 @@
         <w:t>: C3 no reduce el tiempo medio de preselección por candidato en más del 50 % respecto al proceso manual de referencia (C0), o la diferencia no es estadísticamente significativa (p ≥ 0,05). </w:t>
       </w:r>
     </w:p>
-    <w:p>
+    <w:p ns2:paraId="2EC78F1A" ns2:textId="77777777">
       <w:pPr>
         <w:numPr>
           <w:ilvl w:val="0"/>
@@ -14224,7 +14224,7 @@
         <w:t>: C3 reduce el tiempo medio de preselección por candidato en más del 50 % respecto al proceso manual de referencia (C0), con significancia estadística (p &lt; 0,05). </w:t>
       </w:r>
     </w:p>
-    <w:p>
+    <w:p ns2:paraId="38C9B296" ns2:textId="77777777">
       <w:pPr>
         <w:numPr>
           <w:ilvl w:val="0"/>
@@ -14252,7 +14252,7 @@
         <w:t> </w:t>
       </w:r>
     </w:p>
-    <w:p>
+    <w:p ns2:paraId="2CD4EBAD" ns2:textId="77777777">
       <w:pPr>
         <w:rPr>
           <w:lang w:val="es-UY"/>
@@ -14269,7 +14269,7 @@
         <w:t> </w:t>
       </w:r>
     </w:p>
-    <w:p>
+    <w:p ns2:paraId="7F6214C0" ns2:textId="77777777">
       <w:pPr>
         <w:rPr>
           <w:lang w:val="es-UY"/>
@@ -14290,7 +14290,7 @@
         <w:t>  </w:t>
       </w:r>
     </w:p>
-    <w:p>
+    <w:p ns2:paraId="70C2FFD6" ns2:textId="207E0A6A">
       <w:pPr>
         <w:rPr>
           <w:lang w:val="es-UY"/>
@@ -14366,7 +14366,7 @@
         <w:t>. </w:t>
       </w:r>
     </w:p>
-    <w:p>
+    <w:p ns2:paraId="03DD98C7" ns2:textId="77777777">
       <w:pPr>
         <w:rPr>
           <w:lang w:val="es-UY"/>
@@ -14387,7 +14387,7 @@
         <w:t> </w:t>
       </w:r>
     </w:p>
-    <w:p>
+    <w:p ns2:paraId="673AAA49" ns2:textId="77777777">
       <w:pPr>
         <w:numPr>
           <w:ilvl w:val="0"/>
@@ -14412,7 +14412,7 @@
         <w:t>: C2 no alcanza un F1-score igual o superior a 0,85 ni un AUC-ROC igual o superior a 0,90 respecto al Gold Standard, o no supera a C1 de forma estadísticamente significativa (p ≥ 0,05). </w:t>
       </w:r>
     </w:p>
-    <w:p>
+    <w:p ns2:paraId="50A3A1DD" ns2:textId="77777777">
       <w:pPr>
         <w:numPr>
           <w:ilvl w:val="0"/>
@@ -14437,7 +14437,7 @@
         <w:t>: C2 alcanza un F1-score ≥ 0,85 y un AUC-ROC ≥ 0,90 respecto al Gold Standard, y supera a C1 de forma estadísticamente significativa (p &lt; 0,05). </w:t>
       </w:r>
     </w:p>
-    <w:p>
+    <w:p ns2:paraId="308571FA" ns2:textId="77777777">
       <w:pPr>
         <w:rPr>
           <w:lang w:val="es-UY"/>
@@ -14458,7 +14458,7 @@
         <w:t>  </w:t>
       </w:r>
     </w:p>
-    <w:p>
+    <w:p ns2:paraId="0A7263BB" ns2:textId="65CEFCAD">
       <w:pPr>
         <w:rPr>
           <w:lang w:val="es-UY"/>
@@ -14503,7 +14503,7 @@
         <w:t> </w:t>
       </w:r>
     </w:p>
-    <w:p>
+    <w:p ns2:paraId="6168C397" ns2:textId="77777777">
       <w:pPr>
         <w:rPr>
           <w:lang w:val="es-UY"/>
@@ -14524,7 +14524,7 @@
         <w:t>  </w:t>
       </w:r>
     </w:p>
-    <w:p>
+    <w:p ns2:paraId="0B245CB6" ns2:textId="53110FD9">
       <w:pPr>
         <w:rPr>
           <w:lang w:val="es-UY"/>
@@ -14573,14 +14573,14 @@
         <w:t>en tareas de clasificación binaria en medicina y ciencias del comportamiento, donde se considera indicativo de discriminación excelente. </w:t>
       </w:r>
     </w:p>
-    <w:p>
-      <w:pPr>
-        <w:rPr>
-          <w:lang w:val="es-UY"/>
-        </w:rPr>
-      </w:pPr>
-    </w:p>
-    <w:p>
+    <w:p ns2:paraId="083309FD" ns2:textId="77777777">
+      <w:pPr>
+        <w:rPr>
+          <w:lang w:val="es-UY"/>
+        </w:rPr>
+      </w:pPr>
+    </w:p>
+    <w:p ns2:paraId="0D057854" ns2:textId="77777777">
       <w:pPr>
         <w:numPr>
           <w:ilvl w:val="0"/>
@@ -14609,7 +14609,7 @@
         <w:t> </w:t>
       </w:r>
     </w:p>
-    <w:p>
+    <w:p ns2:paraId="25E5E990" ns2:textId="77777777">
       <w:pPr>
         <w:rPr>
           <w:lang w:val="es-UY"/>
@@ -14641,7 +14641,7 @@
         <w:t> </w:t>
       </w:r>
     </w:p>
-    <w:p>
+    <w:p ns2:paraId="003DF1E3" ns2:textId="77777777">
       <w:pPr>
         <w:rPr>
           <w:lang w:val="es-UY"/>
@@ -14662,7 +14662,7 @@
         <w:t>  </w:t>
       </w:r>
     </w:p>
-    <w:p>
+    <w:p ns2:paraId="63754A42" ns2:textId="7EB5E7E7">
       <w:pPr>
         <w:rPr>
           <w:lang w:val="es-UY"/>
@@ -14824,7 +14824,7 @@
         <w:t>. Esta es la brecha central identificada en la sección 2.7: no existe ningún estudio previo que haya evaluado este efecto diferencial de forma empírica. </w:t>
       </w:r>
     </w:p>
-    <w:p>
+    <w:p ns2:paraId="25AEBA0B" ns2:textId="77777777">
       <w:pPr>
         <w:rPr>
           <w:lang w:val="es-UY"/>
@@ -14845,7 +14845,7 @@
         <w:t> </w:t>
       </w:r>
     </w:p>
-    <w:p>
+    <w:p ns2:paraId="3B2407B8" ns2:textId="77777777">
       <w:pPr>
         <w:numPr>
           <w:ilvl w:val="0"/>
@@ -14926,7 +14926,7 @@
         <w:t> más próximos a 0 que C0, C1 y C2, o las diferencias observadas no son estadísticamente significativas (p ≥ 0,05). </w:t>
       </w:r>
     </w:p>
-    <w:p>
+    <w:p ns2:paraId="704901DF" ns2:textId="77777777">
       <w:pPr>
         <w:numPr>
           <w:ilvl w:val="0"/>
@@ -15021,7 +15021,7 @@
         <w:t xml:space="preserve"> de PII la variable diferencial que explica la mejora entre C2 y C3 (p &lt; 0,05). </w:t>
       </w:r>
     </w:p>
-    <w:p>
+    <w:p ns2:paraId="3BD9B4A9" ns2:textId="77777777">
       <w:pPr>
         <w:rPr>
           <w:lang w:val="es-UY"/>
@@ -15042,7 +15042,7 @@
         <w:t>  </w:t>
       </w:r>
     </w:p>
-    <w:p>
+    <w:p ns2:paraId="5DFD1A29" ns2:textId="66A9736B">
       <w:pPr>
         <w:rPr>
           <w:lang w:val="es-UY"/>
@@ -15138,7 +15138,7 @@
         <w:t>.</w:t>
       </w:r>
     </w:p>
-    <w:p>
+    <w:p ns2:paraId="501353F4" ns2:textId="77777777">
       <w:pPr>
         <w:pStyle w:val="Ttulo2"/>
       </w:pPr>
@@ -15149,7 +15149,7 @@
       </w:r>
       <w:bookmarkEnd w:id="23"/>
     </w:p>
-    <w:p>
+    <w:p ns2:paraId="10888F63" ns2:textId="05206CEC">
       <w:r>
         <w:t>El objetivo general de este trabajo es diseñar, implementar y validar empíricamente el sistema SISTAC como estudio piloto controlado, comparando cuatro configuraciones de procesamiento de currículums C0 (manual), C1 (LLM), C2 (LLM+RAG) y C3 (</w:t>
       </w:r>
@@ -15165,7 +15165,7 @@
         <w:t>.</w:t>
       </w:r>
     </w:p>
-    <w:p>
+    <w:p ns2:paraId="302516EB" ns2:textId="122A14BD">
       <w:pPr>
         <w:pStyle w:val="Ttulo2"/>
       </w:pPr>
@@ -15175,7 +15175,7 @@
       </w:r>
       <w:bookmarkEnd w:id="24"/>
     </w:p>
-    <w:p>
+    <w:p ns2:paraId="6D79CF17" ns2:textId="068604ED">
       <w:pPr>
         <w:rPr>
           <w:lang w:val="es-UY"/>
@@ -15188,7 +15188,7 @@
         <w:t xml:space="preserve">Los siguientes objetivos específicos cumplen criterios SMART: son claros en su alcance, medibles, alcanzables en el horizonte de cuatro meses, relevantes para la validación de las hipótesis y alineados con los hitos del TFE. </w:t>
       </w:r>
     </w:p>
-    <w:p>
+    <w:p ns2:paraId="2FFAA4B0" ns2:textId="4D558707">
       <w:pPr>
         <w:rPr>
           <w:lang w:val="es-UY"/>
@@ -15236,7 +15236,7 @@
         <w:t xml:space="preserve"> et al., 2022), garantizando un mínimo de 300 pares currículum-descripción de puesto distribuidos equilibradamente entre perfiles técnicos y administrativos representativos del dominio energético. Fecha límite: 1 de mayo de 2026. </w:t>
       </w:r>
     </w:p>
-    <w:p>
+    <w:p ns2:paraId="5A0A87A4" ns2:textId="04247AC2">
       <w:pPr>
         <w:rPr>
           <w:lang w:val="es-UY"/>
@@ -15256,7 +15256,7 @@
         <w:t xml:space="preserve"> Desarrollar e integrar el pipeline de recuperación aumentada para las condiciones C1 y C2, evaluando su desempeño mediante la métrica recall@10 y contrastándolo con un umbral de referencia de 0,80 sobre el corpus de validación. </w:t>
       </w:r>
     </w:p>
-    <w:p>
+    <w:p ns2:paraId="39565593" ns2:textId="5A6F8A96">
       <w:pPr>
         <w:rPr>
           <w:lang w:val="es-UY"/>
@@ -15320,7 +15320,7 @@
         <w:t xml:space="preserve"> sobre una muestra anotada manualmente, contrastándolo con un valor de referencia ≥ 0,95 para PII explícita. </w:t>
       </w:r>
     </w:p>
-    <w:p>
+    <w:p ns2:paraId="50445B1C" ns2:textId="346D26A0">
       <w:pPr>
         <w:rPr>
           <w:lang w:val="es-UY"/>
@@ -15361,7 +15361,7 @@
         <w:t xml:space="preserve"> mediante el coeficiente Kappa de Cohen y contrastándolo con un umbral de referencia κ ≥ 0,70 como criterio de validez. </w:t>
       </w:r>
     </w:p>
-    <w:p>
+    <w:p ns2:paraId="5A488F1B" ns2:textId="63C7CDCD">
       <w:pPr>
         <w:rPr>
           <w:lang w:val="es-UY"/>
@@ -15390,7 +15390,7 @@
         <w:t xml:space="preserve">. </w:t>
       </w:r>
     </w:p>
-    <w:p>
+    <w:p ns2:paraId="131614D4" ns2:textId="18CB5DEA">
       <w:pPr>
         <w:rPr>
           <w:lang w:val="es-UY"/>
@@ -15416,7 +15416,7 @@
         <w:t>.</w:t>
       </w:r>
     </w:p>
-    <w:p>
+    <w:p ns2:paraId="339F00C4" ns2:textId="526C10EE">
       <w:pPr>
         <w:pStyle w:val="Ttulo2"/>
       </w:pPr>
@@ -15426,7 +15426,7 @@
       </w:r>
       <w:bookmarkEnd w:id="25"/>
     </w:p>
-    <w:p>
+    <w:p ns2:paraId="13E9EB81" ns2:textId="27050455">
       <w:pPr>
         <w:rPr>
           <w:lang w:val="es-UY"/>
@@ -15504,7 +15504,7 @@
         <w:t> </w:t>
       </w:r>
     </w:p>
-    <w:p>
+    <w:p ns2:paraId="5AD27A13" ns2:textId="0974446A">
       <w:pPr>
         <w:rPr>
           <w:rStyle w:val="TablayFiguraCar"/>
@@ -15520,7 +15520,7 @@
         <w:t>.</w:t>
       </w:r>
     </w:p>
-    <w:p>
+    <w:p ns2:paraId="6CEB5741" ns2:textId="1E5A551D">
       <w:pPr>
         <w:pStyle w:val="Descripcin"/>
         <w:keepNext/>
@@ -15606,7 +15606,7 @@
       </w:r>
       <w:bookmarkEnd w:id="26"/>
     </w:p>
-    <w:p>
+    <w:p ns2:paraId="6540638C" ns2:textId="109FBAEB">
       <w:pPr>
         <w:rPr>
           <w:i/>
@@ -15619,16 +15619,16 @@
           <w:lang w:val="es-UY"/>
         </w:rPr>
         <w:drawing>
-          <wp:inline distT="0" distB="0" distL="0" distR="0" wp14:anchorId="623CB1D5" wp14:editId="47AD50FA">
+          <wp:inline distT="0" distB="0" distL="0" distR="0" ns4:anchorId="623CB1D5" ns4:editId="47AD50FA">
             <wp:extent cx="5760085" cy="1609090"/>
             <wp:effectExtent l="0" t="0" r="0" b="0"/>
             <wp:docPr id="905290783" name="Imagen 1" descr="The document outlines a structured project phase plan, detailing activities such as domain comprehension, data preparation, modeling, and experimental evaluation.&#10;&#10;El contenido generado por IA puede ser incorrecto."/>
             <wp:cNvGraphicFramePr>
-              <a:graphicFrameLocks xmlns:a="http://schemas.openxmlformats.org/drawingml/2006/main" noChangeAspect="1"/>
+              <a:graphicFrameLocks noChangeAspect="1"/>
             </wp:cNvGraphicFramePr>
-            <a:graphic xmlns:a="http://schemas.openxmlformats.org/drawingml/2006/main">
+            <a:graphic>
               <a:graphicData uri="http://schemas.openxmlformats.org/drawingml/2006/picture">
-                <pic:pic xmlns:pic="http://schemas.openxmlformats.org/drawingml/2006/picture">
+                <pic:pic>
                   <pic:nvPicPr>
                     <pic:cNvPr id="905290783" name="Imagen 1" descr="The document outlines a structured project phase plan, detailing activities such as domain comprehension, data preparation, modeling, and experimental evaluation.&#10;&#10;El contenido generado por IA puede ser incorrecto."/>
                     <pic:cNvPicPr/>
@@ -15637,7 +15637,7 @@
                     <a:blip r:embed="rId13">
                       <a:extLst>
                         <a:ext uri="{28A0092B-C50C-407E-A947-70E740481C1C}">
-                          <a14:useLocalDpi xmlns:a14="http://schemas.microsoft.com/office/drawing/2010/main" val="0"/>
+                          <a14:useLocalDpi val="0"/>
                         </a:ext>
                       </a:extLst>
                     </a:blip>
@@ -15661,7 +15661,7 @@
         </w:drawing>
       </w:r>
     </w:p>
-    <w:p>
+    <w:p ns2:paraId="01919942" ns2:textId="77777777">
       <w:pPr>
         <w:pStyle w:val="Piedefoto-tabla"/>
         <w:rPr>
@@ -15676,7 +15676,7 @@
         <w:t>Fuente: Elaboración propia.</w:t>
       </w:r>
     </w:p>
-    <w:p>
+    <w:p ns2:paraId="118A3146" ns2:textId="76027456">
       <w:pPr>
         <w:rPr>
           <w:lang w:val="es-UY"/>
@@ -15698,7 +15698,7 @@
         <w:t>.</w:t>
       </w:r>
     </w:p>
-    <w:p>
+    <w:p ns2:paraId="5873AAF1" ns2:textId="7313E57A">
       <w:pPr>
         <w:pStyle w:val="Ttulo2"/>
       </w:pPr>
@@ -15708,7 +15708,7 @@
       </w:r>
       <w:bookmarkEnd w:id="27"/>
     </w:p>
-    <w:p>
+    <w:p ns2:paraId="568070BB" ns2:textId="537F1FA5">
       <w:pPr>
         <w:rPr>
           <w:lang w:val="es-UY"/>
@@ -15779,7 +15779,7 @@
         <w:t xml:space="preserve">. </w:t>
       </w:r>
     </w:p>
-    <w:p>
+    <w:p ns2:paraId="56637F16" ns2:textId="7C64AEF6">
       <w:pPr>
         <w:rPr>
           <w:lang w:val="es-UY"/>
@@ -15818,7 +15818,7 @@
         <w:t xml:space="preserve"> PII) sobre cada variable dependiente. Este aislamiento es la aportación metodológica central del trabajo respecto a los estudios previos, que típicamente comparan un sistema integrado contra el proceso manual sin descomponer el efecto de sus partes. </w:t>
       </w:r>
     </w:p>
-    <w:p>
+    <w:p ns2:paraId="6EE7F3C1" ns2:textId="50ABF590">
       <w:pPr>
         <w:rPr>
           <w:lang w:val="es-UY"/>
@@ -15831,7 +15831,7 @@
         <w:t>Las cuatro condiciones del experimento se definen formalmente en la Tabla 4.</w:t>
       </w:r>
     </w:p>
-    <w:p>
+    <w:p ns2:paraId="2FD56DFC" ns2:textId="3B2B4ABD">
       <w:pPr>
         <w:pStyle w:val="TablayFigura"/>
         <w:rPr>
@@ -15909,7 +15909,7 @@
       </w:r>
       <w:bookmarkEnd w:id="28"/>
     </w:p>
-    <w:p>
+    <w:p ns2:paraId="784C8016" ns2:textId="2BCF23A0">
       <w:pPr>
         <w:rPr>
           <w:lang w:val="es-UY"/>
@@ -15921,16 +15921,16 @@
           <w:lang w:val="es-UY"/>
         </w:rPr>
         <w:drawing>
-          <wp:inline distT="0" distB="0" distL="0" distR="0" wp14:anchorId="44966EDE" wp14:editId="4CE7BD51">
+          <wp:inline distT="0" distB="0" distL="0" distR="0" ns4:anchorId="44966EDE" ns4:editId="4CE7BD51">
             <wp:extent cx="5760085" cy="1490980"/>
             <wp:effectExtent l="0" t="0" r="0" b="0"/>
             <wp:docPr id="1679423246" name="Imagen 1" descr="The document outlines various components of a machine learning process, detailing input and output variables, types of data (e.g., complete CVs with PII, anonymized data), and evaluation metrics (e.g., F1 score, processing time) across different scenarios.&#10;&#10;El contenido generado por IA puede ser incorrecto."/>
             <wp:cNvGraphicFramePr>
-              <a:graphicFrameLocks xmlns:a="http://schemas.openxmlformats.org/drawingml/2006/main" noChangeAspect="1"/>
+              <a:graphicFrameLocks noChangeAspect="1"/>
             </wp:cNvGraphicFramePr>
-            <a:graphic xmlns:a="http://schemas.openxmlformats.org/drawingml/2006/main">
+            <a:graphic>
               <a:graphicData uri="http://schemas.openxmlformats.org/drawingml/2006/picture">
-                <pic:pic xmlns:pic="http://schemas.openxmlformats.org/drawingml/2006/picture">
+                <pic:pic>
                   <pic:nvPicPr>
                     <pic:cNvPr id="1679423246" name="Imagen 1" descr="The document outlines various components of a machine learning process, detailing input and output variables, types of data (e.g., complete CVs with PII, anonymized data), and evaluation metrics (e.g., F1 score, processing time) across different scenarios.&#10;&#10;El contenido generado por IA puede ser incorrecto."/>
                     <pic:cNvPicPr/>
@@ -15957,7 +15957,7 @@
         </w:drawing>
       </w:r>
     </w:p>
-    <w:p>
+    <w:p ns2:paraId="56EBB4DA" ns2:textId="2B85F3D3">
       <w:pPr>
         <w:pStyle w:val="Piedefoto-tabla"/>
         <w:rPr>
@@ -15971,14 +15971,14 @@
         <w:t>Fuente: Elaboración propia.</w:t>
       </w:r>
     </w:p>
-    <w:p>
-      <w:pPr>
-        <w:rPr>
-          <w:lang w:val="es-UY"/>
-        </w:rPr>
-      </w:pPr>
-    </w:p>
-    <w:p>
+    <w:p ns2:paraId="2CF54F80" ns2:textId="77777777">
+      <w:pPr>
+        <w:rPr>
+          <w:lang w:val="es-UY"/>
+        </w:rPr>
+      </w:pPr>
+    </w:p>
+    <w:p ns2:paraId="0E55B2B9" ns2:textId="79B66927">
       <w:pPr>
         <w:rPr>
           <w:lang w:val="es-UY"/>
@@ -16006,7 +16006,7 @@
         <w:t xml:space="preserve">estadística. La condición C0 se evalúa de forma separada sobre la submuestra destinada al Gold Standard. </w:t>
       </w:r>
     </w:p>
-    <w:p>
+    <w:p ns2:paraId="4C1E0E6B" ns2:textId="65ED05D6">
       <w:pPr>
         <w:rPr>
           <w:lang w:val="es-UY"/>
@@ -16040,7 +16040,7 @@
         <w:t xml:space="preserve"> automático para C1–C3 y por registro de evaluadores en C0; (b) concordancia con el Gold Standard, evaluada mediante F1-score y AUC-ROC en C1–C3; y (c) equidad algorítmica, medida mediante DIR y SPD por grupo protegido en cada condición. </w:t>
       </w:r>
     </w:p>
-    <w:p>
+    <w:p ns2:paraId="25C4DCE9" ns2:textId="5105C892">
       <w:pPr>
         <w:rPr>
           <w:lang w:val="es-UY"/>
@@ -16088,7 +16088,7 @@
         <w:t xml:space="preserve"> del pipeline se documentan en el repositorio del proyecto, asegurando la reproducibilidad de los resultados. </w:t>
       </w:r>
     </w:p>
-    <w:p>
+    <w:p ns2:paraId="78CCBD67" ns2:textId="308F04C3">
       <w:pPr>
         <w:rPr>
           <w:lang w:val="es-UY"/>
@@ -16142,7 +16142,7 @@
         <w:t xml:space="preserve"> por dos razones: la asignación a la condición C0 (evaluación manual) se realiza por conveniencia sobre una submuestra estratificada, y no de forma aleatoria; y los evaluadores del Gold Standard no se asignan aleatoriamente, sino que trabajan sobre conjuntos disjuntos de currículums para evitar fatiga. Esta configuración introduce posibles amenazas a la validez interna (principalmente efectos de selección e historia), que se documentan junto con sus medidas de mitigación en el Capítulo 8.</w:t>
       </w:r>
     </w:p>
-    <w:p>
+    <w:p ns2:paraId="2B0A243A" ns2:textId="7A5B98F9">
       <w:pPr>
         <w:pStyle w:val="Ttulo1"/>
         <w:rPr>
@@ -16158,7 +16158,7 @@
       </w:r>
       <w:bookmarkEnd w:id="29"/>
     </w:p>
-    <w:p>
+    <w:p ns2:paraId="0B2AE745" ns2:textId="4E2AD880">
       <w:r>
         <w:t xml:space="preserve">El presente capítulo detalla el diseño del sistema propuesto y la estrategia de validación experimental </w:t>
       </w:r>
@@ -16199,7 +16199,7 @@
         <w:t>.</w:t>
       </w:r>
     </w:p>
-    <w:p>
+    <w:p ns2:paraId="2B598ACE" ns2:textId="2956944D">
       <w:pPr>
         <w:pStyle w:val="Ttulo2"/>
       </w:pPr>
@@ -16209,7 +16209,7 @@
       </w:r>
       <w:bookmarkEnd w:id="30"/>
     </w:p>
-    <w:p>
+    <w:p ns2:paraId="35A2B5B5" ns2:textId="1DFE1284">
       <w:pPr>
         <w:rPr>
           <w:lang w:val="es-UY"/>
@@ -16293,7 +16293,7 @@
         <w:t xml:space="preserve"> constituye un requisito de diseño clave, ya que permite activar o desactivar componentes específicos para construir las distintas condiciones experimentales (C0–C3) sin alterar el resto del sistema, garantizando así la equivalencia necesaria para la validez interna del experimento. </w:t>
       </w:r>
     </w:p>
-    <w:p>
+    <w:p ns2:paraId="2EFD4B05" ns2:textId="4AB5D73E">
       <w:pPr>
         <w:rPr>
           <w:lang w:val="es-UY"/>
@@ -16306,7 +16306,7 @@
         <w:t xml:space="preserve">Los cuatro módulos son los siguientes. </w:t>
       </w:r>
     </w:p>
-    <w:p>
+    <w:p ns2:paraId="4E98505E" ns2:textId="3D0F4116">
       <w:pPr>
         <w:rPr>
           <w:lang w:val="es-UY"/>
@@ -16319,7 +16319,7 @@
         <w:t xml:space="preserve">El módulo de ingesta y preprocesamiento constituye el punto de entrada del sistema. Recibe el currículum en formatos de uso común en el ámbito profesional (PDF, DOCX o texto plano) y genera una representación textual limpia y normalizada que sirve como entrada para los módulos posteriores. Este módulo opera en todas las condiciones experimentales (C1, C2 y C3). </w:t>
       </w:r>
     </w:p>
-    <w:p>
+    <w:p ns2:paraId="4A8710D1" ns2:textId="3D408567">
       <w:pPr>
         <w:rPr>
           <w:lang w:val="es-UY"/>
@@ -16398,7 +16398,7 @@
         <w:t>.</w:t>
       </w:r>
     </w:p>
-    <w:p>
+    <w:p ns2:paraId="3439B6F4" ns2:textId="28774CEF">
       <w:pPr>
         <w:rPr>
           <w:lang w:val="es-UY"/>
@@ -16439,7 +16439,7 @@
         <w:t xml:space="preserve"> contextualizado y genera como salida un score en escala de 0 a 100, acompañado de una justificación explicativa. En C1 este módulo opera sin recuperación, mientras que en C2 y C3 incorpora recuperación aumentada. </w:t>
       </w:r>
     </w:p>
-    <w:p>
+    <w:p ns2:paraId="020E1BF4" ns2:textId="084B7962">
       <w:pPr>
         <w:rPr>
           <w:lang w:val="es-UY"/>
@@ -16480,7 +16480,7 @@
         <w:t xml:space="preserve"> automático los tiempos de inicio y fin de procesamiento por candidato, el score emitido, la decisión binaria derivada del score según el umbral de corte definido, y los metadatos de la condición activa. Este módulo alimenta directamente el análisis estadístico del Capítulo 6.</w:t>
       </w:r>
     </w:p>
-    <w:p>
+    <w:p ns2:paraId="45ABCEB6" ns2:textId="6E9577BD">
       <w:pPr>
         <w:pStyle w:val="Descripcin"/>
         <w:keepNext/>
@@ -16575,7 +16575,7 @@
       </w:r>
       <w:bookmarkEnd w:id="31"/>
     </w:p>
-    <w:p>
+    <w:p ns2:paraId="331E607E" ns2:textId="77777777">
       <w:pPr>
         <w:keepNext/>
       </w:pPr>
@@ -16584,16 +16584,16 @@
           <w:noProof/>
         </w:rPr>
         <w:drawing>
-          <wp:inline distT="0" distB="0" distL="0" distR="0" wp14:anchorId="3F81534D" wp14:editId="772D4D45">
+          <wp:inline distT="0" distB="0" distL="0" distR="0" ns4:anchorId="3F81534D" ns4:editId="772D4D45">
             <wp:extent cx="5753735" cy="2957195"/>
             <wp:effectExtent l="0" t="0" r="0" b="0"/>
             <wp:docPr id="1387797353" name="Imagen 1" descr="The image depicts a complex data processing pipeline, illustrating various stages like data ingestion, preprocessing, anonymization, and scoring, including distinct conditions for different data types and processing methods.&#10;&#10;El contenido generado por IA puede ser incorrecto."/>
             <wp:cNvGraphicFramePr>
-              <a:graphicFrameLocks xmlns:a="http://schemas.openxmlformats.org/drawingml/2006/main" noChangeAspect="1"/>
+              <a:graphicFrameLocks noChangeAspect="1"/>
             </wp:cNvGraphicFramePr>
-            <a:graphic xmlns:a="http://schemas.openxmlformats.org/drawingml/2006/main">
+            <a:graphic>
               <a:graphicData uri="http://schemas.openxmlformats.org/drawingml/2006/picture">
-                <pic:pic xmlns:pic="http://schemas.openxmlformats.org/drawingml/2006/picture">
+                <pic:pic>
                   <pic:nvPicPr>
                     <pic:cNvPr id="1387797353" name="Imagen 1" descr="The image depicts a complex data processing pipeline, illustrating various stages like data ingestion, preprocessing, anonymization, and scoring, including distinct conditions for different data types and processing methods.&#10;&#10;El contenido generado por IA puede ser incorrecto."/>
                     <pic:cNvPicPr>
@@ -16604,7 +16604,7 @@
                     <a:blip r:embed="rId15">
                       <a:extLst>
                         <a:ext uri="{28A0092B-C50C-407E-A947-70E740481C1C}">
-                          <a14:useLocalDpi xmlns:a14="http://schemas.microsoft.com/office/drawing/2010/main" val="0"/>
+                          <a14:useLocalDpi val="0"/>
                         </a:ext>
                       </a:extLst>
                     </a:blip>
@@ -16633,7 +16633,7 @@
         </w:drawing>
       </w:r>
     </w:p>
-    <w:p>
+    <w:p ns2:paraId="1FCEAA98" ns2:textId="77777777">
       <w:pPr>
         <w:pStyle w:val="Piedefoto-tabla"/>
       </w:pPr>
@@ -16657,14 +16657,14 @@
         <w:t>.</w:t>
       </w:r>
     </w:p>
-    <w:p>
-      <w:pPr>
-        <w:rPr>
-          <w:lang w:val="es-UY"/>
-        </w:rPr>
-      </w:pPr>
-    </w:p>
-    <w:p>
+    <w:p ns2:paraId="5E512218" ns2:textId="77777777">
+      <w:pPr>
+        <w:rPr>
+          <w:lang w:val="es-UY"/>
+        </w:rPr>
+      </w:pPr>
+    </w:p>
+    <w:p ns2:paraId="26B677B5" ns2:textId="0D8B1F0D">
       <w:pPr>
         <w:pStyle w:val="Ttulo2"/>
       </w:pPr>
@@ -16674,7 +16674,7 @@
       </w:r>
       <w:bookmarkEnd w:id="32"/>
     </w:p>
-    <w:p>
+    <w:p ns2:paraId="1CBFD0BA" ns2:textId="77777777">
       <w:pPr>
         <w:rPr>
           <w:lang w:val="es-UY"/>
@@ -16706,7 +16706,7 @@
         <w:t> </w:t>
       </w:r>
     </w:p>
-    <w:p>
+    <w:p ns2:paraId="05B7363B" ns2:textId="77777777">
       <w:pPr>
         <w:pStyle w:val="Ttulo3"/>
         <w:rPr>
@@ -16728,7 +16728,7 @@
         <w:t> </w:t>
       </w:r>
     </w:p>
-    <w:p>
+    <w:p ns2:paraId="39859EE4" ns2:textId="112C1713">
       <w:pPr>
         <w:rPr>
           <w:lang w:val="es-UY"/>
@@ -16764,7 +16764,7 @@
         <w:t>.</w:t>
       </w:r>
     </w:p>
-    <w:p>
+    <w:p ns2:paraId="06C54DF5" ns2:textId="606C5B47">
       <w:pPr>
         <w:pStyle w:val="Descripcin"/>
         <w:keepNext/>
@@ -16846,7 +16846,7 @@
       </w:r>
       <w:bookmarkEnd w:id="34"/>
     </w:p>
-    <w:p>
+    <w:p ns2:paraId="3CC85E3F" ns2:textId="515CCD64">
       <w:pPr>
         <w:rPr>
           <w:lang w:val="es-UY"/>
@@ -16858,16 +16858,16 @@
           <w:lang w:val="es-UY"/>
         </w:rPr>
         <w:drawing>
-          <wp:inline distT="0" distB="0" distL="0" distR="0" wp14:anchorId="704048A5" wp14:editId="5183BE41">
+          <wp:inline distT="0" distB="0" distL="0" distR="0" ns4:anchorId="704048A5" ns4:editId="5183BE41">
             <wp:extent cx="5760085" cy="3139440"/>
             <wp:effectExtent l="0" t="0" r="0" b="3810"/>
             <wp:docPr id="565131378" name="Imagen 3" descr="The diagram illustrates a process for generating synthetic data, where it starts with input attributes (e.g., name, gender, age) and includes steps like localization and adaptation, generation with differential privacy, and creating narrative text, all while maintaining privacy and data structure.&#10;&#10;El contenido generado por IA puede ser incorrecto."/>
             <wp:cNvGraphicFramePr>
-              <a:graphicFrameLocks xmlns:a="http://schemas.openxmlformats.org/drawingml/2006/main" noChangeAspect="1"/>
+              <a:graphicFrameLocks noChangeAspect="1"/>
             </wp:cNvGraphicFramePr>
-            <a:graphic xmlns:a="http://schemas.openxmlformats.org/drawingml/2006/main">
+            <a:graphic>
               <a:graphicData uri="http://schemas.openxmlformats.org/drawingml/2006/picture">
-                <pic:pic xmlns:pic="http://schemas.openxmlformats.org/drawingml/2006/picture">
+                <pic:pic>
                   <pic:nvPicPr>
                     <pic:cNvPr id="565131378" name="Imagen 3" descr="The diagram illustrates a process for generating synthetic data, where it starts with input attributes (e.g., name, gender, age) and includes steps like localization and adaptation, generation with differential privacy, and creating narrative text, all while maintaining privacy and data structure.&#10;&#10;El contenido generado por IA puede ser incorrecto."/>
                     <pic:cNvPicPr/>
@@ -16876,7 +16876,7 @@
                     <a:blip r:embed="rId16" cstate="print">
                       <a:extLst>
                         <a:ext uri="{28A0092B-C50C-407E-A947-70E740481C1C}">
-                          <a14:useLocalDpi xmlns:a14="http://schemas.microsoft.com/office/drawing/2010/main" val="0"/>
+                          <a14:useLocalDpi val="0"/>
                         </a:ext>
                       </a:extLst>
                     </a:blip>
@@ -16900,7 +16900,7 @@
         </w:drawing>
       </w:r>
     </w:p>
-    <w:p>
+    <w:p ns2:paraId="2C726614" ns2:textId="78C572B6">
       <w:pPr>
         <w:pStyle w:val="Piedefoto-tabla"/>
         <w:rPr>
@@ -16914,14 +16914,14 @@
         <w:t>Fuente: Elaboración propia.</w:t>
       </w:r>
     </w:p>
-    <w:p>
-      <w:pPr>
-        <w:rPr>
-          <w:lang w:val="es-UY"/>
-        </w:rPr>
-      </w:pPr>
-    </w:p>
-    <w:p>
+    <w:p ns2:paraId="3FC95925" ns2:textId="77777777">
+      <w:pPr>
+        <w:rPr>
+          <w:lang w:val="es-UY"/>
+        </w:rPr>
+      </w:pPr>
+    </w:p>
+    <w:p ns2:paraId="4E2B925B" ns2:textId="0171E85D">
       <w:pPr>
         <w:rPr>
           <w:lang w:val="es-UY"/>
@@ -16934,7 +16934,7 @@
         <w:t>El proceso de generación se estructura en tres etapas (véase Figura X). modelación del conjunto de atributos del currículum, modelación de dependencias entre atributos y generación de muestras sintéticas con privacidad diferencial, transformación de dichas muestras en textos de currículum mediante un modelo de lenguaje.</w:t>
       </w:r>
     </w:p>
-    <w:p>
+    <w:p ns2:paraId="2D625C27" ns2:textId="3E9B54CC">
       <w:pPr>
         <w:pStyle w:val="Ttulo3"/>
         <w:rPr>
@@ -16950,7 +16950,7 @@
         <w:t> </w:t>
       </w:r>
     </w:p>
-    <w:p>
+    <w:p ns2:paraId="26DDFE4F" ns2:textId="10948942">
       <w:pPr>
         <w:rPr>
           <w:lang w:val="es-UY"/>
@@ -16991,7 +16991,7 @@
         <w:t> en la Fase 3 del proceso CRISP-DM. </w:t>
       </w:r>
     </w:p>
-    <w:p>
+    <w:p ns2:paraId="2D71D353" ns2:textId="77777777">
       <w:pPr>
         <w:rPr>
           <w:lang w:val="es-UY"/>
@@ -17019,7 +17019,7 @@
         <w:t> de currículums y vacantes con anotaciones de idoneidad, junto con taxonomías ocupacionales y de competencias ampliamente utilizadas. Estos recursos permiten tanto validar el realismo del corpus generado como construir la base de conocimiento del sistema y orientar la generación de texto. </w:t>
       </w:r>
     </w:p>
-    <w:p>
+    <w:p ns2:paraId="02C4DA98" ns2:textId="77777777">
       <w:pPr>
         <w:pStyle w:val="Ttulo3"/>
         <w:rPr>
@@ -17041,7 +17041,7 @@
         <w:t> </w:t>
       </w:r>
     </w:p>
-    <w:p>
+    <w:p ns2:paraId="5869A6D3" ns2:textId="77777777">
       <w:pPr>
         <w:rPr>
           <w:lang w:val="es-UY"/>
@@ -17054,7 +17054,7 @@
         <w:t>La estrategia de datos de SISTAC no requiere el uso de currículums reales fuera de la infraestructura de Matriz ni la formalización de un acuerdo institucional de intercambio de datos. No obstante, el estudio contempla una coordinación operativa con la Gerencia de Gestión Humana de Matriz en dos dimensiones específicas: el uso de descripciones de puesto representativas del dominio energético como insumo para la construcción de la base de conocimiento del sistema, y la participación de evaluadores especializados en recursos humanos en la validación del Gold Standard.</w:t>
       </w:r>
     </w:p>
-    <w:p>
+    <w:p ns2:paraId="78F87EF0" ns2:textId="3F26A4B0">
       <w:pPr>
         <w:rPr>
           <w:lang w:val="es-UY"/>
@@ -17123,7 +17123,7 @@
         <w:t>. </w:t>
       </w:r>
     </w:p>
-    <w:p>
+    <w:p ns2:paraId="2E313AC7" ns2:textId="2BC9A5FF">
       <w:pPr>
         <w:pStyle w:val="Ttulo2"/>
       </w:pPr>
@@ -17133,7 +17133,7 @@
       </w:r>
       <w:bookmarkEnd w:id="37"/>
     </w:p>
-    <w:p>
+    <w:p ns2:paraId="5FA9FC09" ns2:textId="458B0DF6">
       <w:pPr>
         <w:rPr>
           <w:lang w:val="es-UY"/>
@@ -17146,7 +17146,7 @@
         <w:t xml:space="preserve">Tabla comparativa C0–C3: componentes activos, variables medidas, inputs/outputs. Criterios de equivalencia entre condiciones para validez interna. </w:t>
       </w:r>
     </w:p>
-    <w:p>
+    <w:p ns2:paraId="29EF8B1D" ns2:textId="1B7729CB">
       <w:pPr>
         <w:rPr>
           <w:lang w:val="es-UY"/>
@@ -17180,7 +17180,7 @@
         <w:t xml:space="preserve">del experimento: cualquier diferencia observada en las variables dependientes entre condiciones es atribuible exclusivamente al componente que difiere entre ellas, no a variaciones en el resto del sistema. </w:t>
       </w:r>
     </w:p>
-    <w:p>
+    <w:p ns2:paraId="76CA8074" ns2:textId="6B5448BB">
       <w:pPr>
         <w:rPr>
           <w:lang w:val="es-UY"/>
@@ -17228,7 +17228,7 @@
         <w:t xml:space="preserve"> asignado al panel de evaluadores. </w:t>
       </w:r>
     </w:p>
-    <w:p>
+    <w:p ns2:paraId="3B3CD22A" ns2:textId="36B8D1C5">
       <w:pPr>
         <w:rPr>
           <w:lang w:val="es-UY"/>
@@ -17262,7 +17262,7 @@
         <w:t xml:space="preserve"> ni recuperación de contexto. El modelo recibe el currículum completo, con información personal identificable, y la descripción del puesto como entrada directa, generando un score y su justificación. Esta condición actúa como línea base tecnológica y permite evaluar la contribución del componente RAG al comparar sus resultados con los de C2. </w:t>
       </w:r>
     </w:p>
-    <w:p>
+    <w:p ns2:paraId="5FEF0805" ns2:textId="409F34C9">
       <w:pPr>
         <w:rPr>
           <w:lang w:val="es-UY"/>
@@ -17282,7 +17282,7 @@
         <w:t xml:space="preserve"> Se activan los módulos de ingesta, recuperación de información y el motor de inferencia LLM. El sistema recibe como entrada el currículum completo, con información personal identificable, y la descripción del puesto, a partir de los cuales recupera contexto relevante desde el repositorio vectorial. Con estos elementos, el modelo genera un score y su justificación. La comparación entre C1 y C2 permite evaluar la contribución específica de la arquitectura RAG sobre la eficacia del sistema (H2). </w:t>
       </w:r>
     </w:p>
-    <w:p>
+    <w:p ns2:paraId="3A729866" ns2:textId="188CE5E2">
       <w:pPr>
         <w:rPr>
           <w:lang w:val="es-UY"/>
@@ -17335,7 +17335,7 @@
         <w:t xml:space="preserve"> sobre la equidad del sistema (H3), analizando si reduce las métricas de sesgo sin afectar de forma significativa el desempeño. </w:t>
       </w:r>
     </w:p>
-    <w:p>
+    <w:p ns2:paraId="1748740D" ns2:textId="4CE5092B">
       <w:pPr>
         <w:rPr>
           <w:lang w:val="es-UY"/>
@@ -17354,7 +17354,7 @@
         <w:t>.</w:t>
       </w:r>
     </w:p>
-    <w:p>
+    <w:p ns2:paraId="1C1EAE84" ns2:textId="2B9B34A8">
       <w:pPr>
         <w:pStyle w:val="Descripcin"/>
         <w:keepNext/>
@@ -17419,7 +17419,7 @@
       </w:r>
       <w:bookmarkEnd w:id="38"/>
     </w:p>
-    <w:p>
+    <w:p ns2:paraId="55F1C678" ns2:textId="1865EF6D">
       <w:pPr>
         <w:jc w:val="center"/>
         <w:rPr>
@@ -17433,16 +17433,16 @@
           <w:lang w:val="es-UY"/>
         </w:rPr>
         <w:drawing>
-          <wp:inline distT="0" distB="0" distL="0" distR="0" wp14:anchorId="199EF28E" wp14:editId="403C3AF3">
+          <wp:inline distT="0" distB="0" distL="0" distR="0" ns4:anchorId="199EF28E" ns4:editId="403C3AF3">
             <wp:extent cx="4490114" cy="1895837"/>
             <wp:effectExtent l="0" t="0" r="5715" b="9525"/>
             <wp:docPr id="1987036713" name="Imagen 1" descr="The image is a comparison table with various variables, including C1 to C3, types of data inputs, and various metrics such as time recorded (automatic vs. manual), scores, and decision types, all related to H1 (efficiency), H2 (effectiveness), and H3 (equity).&#10;&#10;El contenido generado por IA puede ser incorrecto."/>
             <wp:cNvGraphicFramePr>
-              <a:graphicFrameLocks xmlns:a="http://schemas.openxmlformats.org/drawingml/2006/main" noChangeAspect="1"/>
+              <a:graphicFrameLocks noChangeAspect="1"/>
             </wp:cNvGraphicFramePr>
-            <a:graphic xmlns:a="http://schemas.openxmlformats.org/drawingml/2006/main">
+            <a:graphic>
               <a:graphicData uri="http://schemas.openxmlformats.org/drawingml/2006/picture">
-                <pic:pic xmlns:pic="http://schemas.openxmlformats.org/drawingml/2006/picture">
+                <pic:pic>
                   <pic:nvPicPr>
                     <pic:cNvPr id="1987036713" name="Imagen 1" descr="The image is a comparison table with various variables, including C1 to C3, types of data inputs, and various metrics such as time recorded (automatic vs. manual), scores, and decision types, all related to H1 (efficiency), H2 (effectiveness), and H3 (equity).&#10;&#10;El contenido generado por IA puede ser incorrecto."/>
                     <pic:cNvPicPr/>
@@ -17469,7 +17469,7 @@
         </w:drawing>
       </w:r>
     </w:p>
-    <w:p>
+    <w:p ns2:paraId="218F5E98" ns2:textId="36688025">
       <w:pPr>
         <w:pStyle w:val="Piedefoto-tabla"/>
       </w:pPr>
@@ -17493,7 +17493,7 @@
         <w:t>.</w:t>
       </w:r>
     </w:p>
-    <w:p>
+    <w:p ns2:paraId="3E08DCDD" ns2:textId="2316D8B8">
       <w:pPr>
         <w:pStyle w:val="Ttulo1"/>
         <w:rPr>
@@ -17544,27 +17544,521 @@
         <w:t xml:space="preserve"> </w:t>
       </w:r>
     </w:p>
+    <w:p ns2:paraId="2F5EEFAF" ns2:textId="5634B277">
+      <w:pPr>
+        <w:pStyle w:val="Ttulo2"/>
+      </w:pPr>
+      <w:bookmarkStart w:id="40" w:name="_Toc227526069"/>
+      <w:r>
+        <w:t>Diseño detallado del pipeline RAG</w:t>
+      </w:r>
+      <w:bookmarkEnd w:id="40"/>
+    </w:p>
     <w:p>
       <w:pPr>
+        <w:pStyle w:val="Normal"/>
+        <w:spacing w:after="120" w:line="276" w:lineRule="auto"/>
+        <w:jc w:val="both"/>
+      </w:pPr>
+      <w:r>
+        <w:rPr/>
+        <w:t xml:space="preserve">El pipeline RAG (Retrieval-Augmented Generation) de SISTAC constituye el núcleo técnico del sistema. Su diseño responde a la necesidad de superar las limitaciones de los modelos de lenguaje cuando operan exclusivamente con su conocimiento paramétrico: en contextos de selección de talento, donde las competencias requeridas varían significativamente entre organizaciones, sectores y roles, un modelo generalista tiende a sobre o subestimar candidatos cuya experiencia no se alinea con los patrones estadísticamente más frecuentes en su corpus de entrenamiento.</w:t>
+      </w:r>
+    </w:p>
+    <w:p>
+      <w:pPr>
+        <w:pStyle w:val="Normal"/>
+        <w:spacing w:after="120" w:line="276" w:lineRule="auto"/>
+        <w:jc w:val="both"/>
+      </w:pPr>
+      <w:r>
+        <w:rPr/>
+        <w:t xml:space="preserve">El diseño propuesto incorpora tres configuraciones experimentales —C1, C2 y C3— que se diferencian en el nivel de información contextual disponible para el modelo en el momento de la evaluación y en la aplicación de mecanismos de protección de datos. Estas configuraciones se describen en detalle en la sección 5.9 y se comparan en el experimento factorial descrito en el Capítulo 6.</w:t>
+      </w:r>
+    </w:p>
+    <w:p>
+      <w:pPr>
+        <w:jc w:val="center"/>
+      </w:pPr>
+      <w:r>
+        <w:drawing>
+          <wp:inline distT="0" distB="0" distL="0" distR="0">
+            <wp:extent cx="5760000" cy="3240000"/>
+            <wp:effectExtent l="0" t="0" r="0" b="0"/>
+            <wp:docPr id="1825" name="Figura 5.1. Arquitectura general del sistema SISTAC con las cuatro configuraciones C0–C3. Fuente: elaboración propia."/>
+            <a:graphic>
+              <a:graphicData uri="http://schemas.openxmlformats.org/drawingml/2006/picture">
+                <pic:pic>
+                  <pic:nvPicPr>
+                    <pic:cNvPr id="0" name="Figura 5.1. Arquitectura general del sistema SISTAC con las cuatro configuraciones C0–C3. Fuente: elaboración propia."/>
+                    <pic:cNvPicPr/>
+                  </pic:nvPicPr>
+                  <pic:blipFill>
+                    <a:blip r:embed="rIdImg121"/>
+                    <a:stretch>
+                      <a:fillRect/>
+                    </a:stretch>
+                  </pic:blipFill>
+                  <pic:spPr>
+                    <a:xfrm>
+                      <a:off x="0" y="0"/>
+                      <a:ext cx="5760000" cy="3240000"/>
+                    </a:xfrm>
+                    <a:prstGeom prst="rect">
+                      <a:avLst/>
+                    </a:prstGeom>
+                  </pic:spPr>
+                </pic:pic>
+              </a:graphicData>
+            </a:graphic>
+          </wp:inline>
+        </w:drawing>
+      </w:r>
+    </w:p>
+    <w:p>
+      <w:pPr>
+        <w:jc w:val="center"/>
+        <w:spacing w:before="60" w:after="200"/>
+      </w:pPr>
+      <w:r>
+        <w:rPr>
+          <w:i/>
+          <w:iCs/>
+        </w:rPr>
+        <w:t>Figura 5.1. Arquitectura general del sistema SISTAC con las cuatro configuraciones C0–C3. Fuente: elaboración propia.</w:t>
+      </w:r>
+    </w:p>
+    <w:p>
+      <w:pPr>
+        <w:pStyle w:val="Ttulo3"/>
+      </w:pPr>
+      <w:r>
+        <w:rPr>
+          <w:b/>
+        </w:rPr>
+        <w:t>5.1.1  Principios de diseño</w:t>
+      </w:r>
+    </w:p>
+    <w:p>
+      <w:pPr>
+        <w:pStyle w:val="Normal"/>
+        <w:spacing w:after="120" w:line="276" w:lineRule="auto"/>
+        <w:jc w:val="both"/>
+      </w:pPr>
+      <w:r>
+        <w:rPr/>
+        <w:t xml:space="preserve">La arquitectura del pipeline se rige por cuatro principios fundamentales. El primero es la modularidad: cada componente —extracción de texto, chunking, embedding, retrieval, scoring, anonimización PII— es independiente y puede ser sustituido o actualizado sin afectar al resto del sistema. El segundo es la reproducibilidad: todas las operaciones estocásticas utilizan la semilla RANDOM_SEED = 42 (INV-14), y el modelo de lenguaje se configura con temperatura cero para garantizar determinismo en las evaluaciones (véase sección 5.5). El tercero es la escalabilidad: el vector store (Azure AI Search) soporta corpus de cientos de miles de documentos sin modificación de la arquitectura. El cuarto es la privacidad por diseño: la anonimización PII opera en la capa más temprana posible del pipeline, antes de que los datos sensibles lleguen al índice vectorial o al modelo de lenguaje.</w:t>
+      </w:r>
+    </w:p>
+    <w:p>
+      <w:pPr>
+        <w:pStyle w:val="Ttulo3"/>
+      </w:pPr>
+      <w:r>
+        <w:rPr>
+          <w:b/>
+        </w:rPr>
+        <w:t>5.1.2  Comparación con el estado del arte</w:t>
+      </w:r>
+    </w:p>
+    <w:p>
+      <w:pPr>
+        <w:pStyle w:val="Normal"/>
+        <w:spacing w:after="120" w:line="276" w:lineRule="auto"/>
+        <w:jc w:val="both"/>
+      </w:pPr>
+      <w:r>
+        <w:rPr/>
+        <w:t xml:space="preserve">En contraste con los sistemas de ATS (Applicant Tracking Systems) tradicionales, que realizan búsquedas por palabras clave y aplican filtros heurísticos basados en reglas (Lo et al., 2025), SISTAC utiliza representaciones vectoriales densas que capturan similitud semántica. Esto permite, por ejemplo, identificar que un candidato con experiencia en 'análisis predictivo con scikit-learn' es relevante para una vacante de 'modelado estadístico', aunque los términos exactos no coincidan. Estudios como el de Afzal et al. (2025) demuestran que los enfoques RAG superan en F1 a los modelos LLM puros en tareas de emparejamiento CV-JD en un 8–15%, lo que motivó la hipótesis H2 del presente trabajo.</w:t>
+      </w:r>
+    </w:p>
+    <w:p>
+      <w:pPr>
+        <w:pStyle w:val="Normal"/>
+        <w:spacing w:after="60" w:line="276" w:lineRule="auto"/>
+        <w:jc w:val="both"/>
+      </w:pPr>
+      <w:r>
+        <w:rPr/>
+        <w:t xml:space="preserve"/>
+      </w:r>
+    </w:p>
+    <w:p ns2:paraId="1D703B81" ns2:textId="4368E745">
+      <w:pPr>
         <w:pStyle w:val="Ttulo2"/>
       </w:pPr>
-      <w:bookmarkStart w:id="40" w:name="_Toc227526069"/>
-      <w:r>
-        <w:t>Diseño detallado del pipeline RAG</w:t>
-      </w:r>
-      <w:bookmarkEnd w:id="40"/>
+      <w:bookmarkStart w:id="41" w:name="_Toc227526070"/>
+      <w:r>
+        <w:t xml:space="preserve">Preprocesamiento e indexación de </w:t>
+      </w:r>
+      <w:proofErr w:type="spellStart"/>
+      <w:r>
+        <w:t>CVs</w:t>
+      </w:r>
+      <w:proofErr w:type="spellEnd"/>
+      <w:r>
+        <w:t xml:space="preserve"> y </w:t>
+      </w:r>
+      <w:proofErr w:type="spellStart"/>
+      <w:r>
+        <w:t>JDs</w:t>
+      </w:r>
+      <w:bookmarkEnd w:id="41"/>
+      <w:proofErr w:type="spellEnd"/>
     </w:p>
     <w:p>
       <w:pPr>
+        <w:pStyle w:val="Normal"/>
+        <w:spacing w:after="120" w:line="276" w:lineRule="auto"/>
+        <w:jc w:val="both"/>
+      </w:pPr>
+      <w:r>
+        <w:rPr/>
+        <w:t xml:space="preserve">El preprocesamiento de documentos abarca dos procesos secuenciales: la extracción del texto legible a partir de los archivos originales (PDF, DOCX, imágenes) y la segmentación de ese texto en unidades indexables (chunks). Ambos procesos se implementan en los módulos utils/doc_extractor.py y rag/chunking.py respectivamente.</w:t>
+      </w:r>
+    </w:p>
+    <w:p>
+      <w:pPr>
+        <w:pStyle w:val="Ttulo3"/>
+      </w:pPr>
+      <w:r>
+        <w:rPr>
+          <w:b/>
+        </w:rPr>
+        <w:t>5.2.1  Extracción de texto</w:t>
+      </w:r>
+    </w:p>
+    <w:p>
+      <w:pPr>
+        <w:pStyle w:val="Normal"/>
+        <w:spacing w:after="120" w:line="276" w:lineRule="auto"/>
+        <w:jc w:val="both"/>
+      </w:pPr>
+      <w:r>
+        <w:rPr/>
+        <w:t xml:space="preserve">La estrategia de extracción varía según el formato del archivo, priorizando siempre soluciones sin costo de API (véase Figura 5.6). Para documentos de texto nativo en PDF, se utiliza la librería pdfplumber (versión ≥ 0.11), que extrae el contenido textual directamente del flujo de objetos PDF sin realizar reconocimiento óptico de caracteres (OCR). Para documentos DOCX, se emplea python-docx, que lee tanto párrafos como contenido tabular, formato habitual en CVs con diseño estructurado.</w:t>
+      </w:r>
+    </w:p>
+    <w:p>
+      <w:pPr>
+        <w:pStyle w:val="Normal"/>
+        <w:spacing w:after="120" w:line="276" w:lineRule="auto"/>
+        <w:jc w:val="both"/>
+      </w:pPr>
+      <w:r>
+        <w:rPr/>
+        <w:t xml:space="preserve">En el caso de PDFs escaneados (documentos donde pdfplumber extrae menos de 100 caracteres) y de imágenes (PNG, JPG, WEBP), el sistema recurre a Gemini 2.5 Flash como motor de OCR y comprensión visual. Esta elección se fundamenta en tres ventajas operativas: (1) acepta PDF de forma nativa, sin necesidad de convertirlo previamente a imágenes página por página; (2) dispone de una ventana de contexto de un millón de tokens, lo que permite procesar CVs de varias páginas sin truncamiento; y (3) su costo de procesamiento es aproximadamente siete veces inferior al de Claude Haiku en tareas equivalentes de OCR (≈ $0.00035 por imagen frente a ≈ $0.0025).</w:t>
+      </w:r>
+    </w:p>
+    <w:p>
+      <w:pPr>
+        <w:jc w:val="center"/>
+      </w:pPr>
+      <w:r>
+        <w:drawing>
+          <wp:inline distT="0" distB="0" distL="0" distR="0">
+            <wp:extent cx="5400000" cy="2340000"/>
+            <wp:effectExtent l="0" t="0" r="0" b="0"/>
+            <wp:docPr id="410" name="Figura 5.6. Estrategia de extracción de texto según formato de archivo. Fuente: elaboración propia."/>
+            <a:graphic>
+              <a:graphicData uri="http://schemas.openxmlformats.org/drawingml/2006/picture">
+                <pic:pic>
+                  <pic:nvPicPr>
+                    <pic:cNvPr id="0" name="Figura 5.6. Estrategia de extracción de texto según formato de archivo. Fuente: elaboración propia."/>
+                    <pic:cNvPicPr/>
+                  </pic:nvPicPr>
+                  <pic:blipFill>
+                    <a:blip r:embed="rIdImg126"/>
+                    <a:stretch>
+                      <a:fillRect/>
+                    </a:stretch>
+                  </pic:blipFill>
+                  <pic:spPr>
+                    <a:xfrm>
+                      <a:off x="0" y="0"/>
+                      <a:ext cx="5400000" cy="2340000"/>
+                    </a:xfrm>
+                    <a:prstGeom prst="rect">
+                      <a:avLst/>
+                    </a:prstGeom>
+                  </pic:spPr>
+                </pic:pic>
+              </a:graphicData>
+            </a:graphic>
+          </wp:inline>
+        </w:drawing>
+      </w:r>
+    </w:p>
+    <w:p>
+      <w:pPr>
+        <w:jc w:val="center"/>
+        <w:spacing w:before="60" w:after="200"/>
+      </w:pPr>
+      <w:r>
+        <w:rPr>
+          <w:i/>
+          <w:iCs/>
+        </w:rPr>
+        <w:t>Figura 5.6. Estrategia de extracción de texto según formato de archivo. Fuente: elaboración propia.</w:t>
+      </w:r>
+    </w:p>
+    <w:p>
+      <w:pPr>
+        <w:pStyle w:val="Ttulo3"/>
+      </w:pPr>
+      <w:r>
+        <w:rPr>
+          <w:b/>
+        </w:rPr>
+        <w:t>5.2.2  Chunking y segmentación</w:t>
+      </w:r>
+    </w:p>
+    <w:p>
+      <w:pPr>
+        <w:pStyle w:val="Normal"/>
+        <w:spacing w:after="120" w:line="276" w:lineRule="auto"/>
+        <w:jc w:val="both"/>
+      </w:pPr>
+      <w:r>
+        <w:rPr/>
+        <w:t xml:space="preserve">Una vez obtenido el texto, el módulo rag/chunking.py aplica RecursiveCharacterTextSplitter de LangChain con los siguientes hiperparámetros: chunk_size = 512 tokens, chunk_overlap = 64 tokens. El solapamiento garantiza que la información semántica que se encuentra en la frontera entre dos chunks no se pierda durante el retrieval.</w:t>
+      </w:r>
+    </w:p>
+    <w:p>
+      <w:pPr>
+        <w:pStyle w:val="Normal"/>
+        <w:spacing w:after="120" w:line="276" w:lineRule="auto"/>
+        <w:jc w:val="both"/>
+      </w:pPr>
+      <w:r>
+        <w:rPr/>
+        <w:t xml:space="preserve">Para el experimento, cada CV se combina con cada descripción de cargo en un único documento compuesto (formato: «CV:\n{texto_cv}\n\nDESCRIPCIÓN DEL CARGO:\n{texto_jd}»), de modo que los chunks resultantes preservan el contexto conjunto. Este diseño produce aproximadamente 25 chunks por par CV-JD. Con 240 CVs de entrenamiento y 5 descripciones de cargo, el índice final contiene aproximadamente 30.000 chunks.</w:t>
+      </w:r>
+    </w:p>
+    <w:p>
+      <w:pPr>
+        <w:pStyle w:val="Ttulo3"/>
+      </w:pPr>
+      <w:r>
+        <w:rPr>
+          <w:b/>
+        </w:rPr>
+        <w:t>5.2.3  División train/test y prevención de data leakage</w:t>
+      </w:r>
+    </w:p>
+    <w:p>
+      <w:pPr>
+        <w:pStyle w:val="Normal"/>
+        <w:spacing w:after="120" w:line="276" w:lineRule="auto"/>
+        <w:jc w:val="both"/>
+      </w:pPr>
+      <w:r>
+        <w:rPr/>
+        <w:t xml:space="preserve">El corpus de 300 CVs sintéticos se divide en una partición de entrenamiento (80%, 240 CVs) y una partición de test (20%, 60 CVs) mediante un muestreo estratificado por (jd_id, expected_label, group_gender), implementado en data/split_corpus.py con RANDOM_SEED = 42. Solo los 240 CVs de entrenamiento se indexan en Azure AI Search. Los 60 CVs de test se reservan para la evaluación de las hipótesis H1, H2 y H3, garantizando que el sistema no haya visto previamente esos documentos durante el retrieval.</w:t>
+      </w:r>
+    </w:p>
+    <w:p>
+      <w:pPr>
+        <w:pStyle w:val="Normal"/>
+        <w:spacing w:after="60" w:line="276" w:lineRule="auto"/>
+        <w:jc w:val="both"/>
+      </w:pPr>
+      <w:r>
+        <w:rPr/>
+        <w:t xml:space="preserve"/>
+      </w:r>
+    </w:p>
+    <w:p ns2:paraId="3E8A95C6" ns2:textId="48C69649">
+      <w:pPr>
         <w:pStyle w:val="Ttulo2"/>
       </w:pPr>
-      <w:bookmarkStart w:id="41" w:name="_Toc227526070"/>
-      <w:r>
-        <w:t xml:space="preserve">Preprocesamiento e indexación de </w:t>
-      </w:r>
-      <w:proofErr w:type="spellStart"/>
-      <w:r>
-        <w:t>CVs</w:t>
+      <w:bookmarkStart w:id="42" w:name="_Toc227526071"/>
+      <w:r>
+        <w:t xml:space="preserve">Modelo de </w:t>
+      </w:r>
+      <w:proofErr w:type="spellStart"/>
+      <w:r>
+        <w:t>embeddings</w:t>
+      </w:r>
+      <w:proofErr w:type="spellEnd"/>
+      <w:r>
+        <w:t xml:space="preserve"> y vector store</w:t>
+      </w:r>
+      <w:bookmarkEnd w:id="42"/>
+    </w:p>
+    <w:p>
+      <w:pPr>
+        <w:pStyle w:val="Normal"/>
+        <w:spacing w:after="120" w:line="276" w:lineRule="auto"/>
+        <w:jc w:val="both"/>
+      </w:pPr>
+      <w:r>
+        <w:rPr/>
+        <w:t xml:space="preserve">Los embeddings son representaciones vectoriales densas de alta dimensionalidad que capturan el significado semántico de un fragmento de texto. En SISTAC, los embeddings cumplen dos funciones: primero, poblar el índice vectorial con las representaciones de los chunks de entrenamiento; segundo, transformar la descripción de cargo en el vector de consulta que se utiliza para recuperar los chunks más relevantes durante la evaluación.</w:t>
+      </w:r>
+    </w:p>
+    <w:p>
+      <w:pPr>
+        <w:jc w:val="center"/>
+      </w:pPr>
+      <w:r>
+        <w:drawing>
+          <wp:inline distT="0" distB="0" distL="0" distR="0">
+            <wp:extent cx="5400000" cy="2880000"/>
+            <wp:effectExtent l="0" t="0" r="0" b="0"/>
+            <wp:docPr id="4507" name="Figura 5.4. Modelo de embeddings y arquitectura del índice vectorial en Azure AI Search. Fuente: elaboración propia."/>
+            <a:graphic>
+              <a:graphicData uri="http://schemas.openxmlformats.org/drawingml/2006/picture">
+                <pic:pic>
+                  <pic:nvPicPr>
+                    <pic:cNvPr id="0" name="Figura 5.4. Modelo de embeddings y arquitectura del índice vectorial en Azure AI Search. Fuente: elaboración propia."/>
+                    <pic:cNvPicPr/>
+                  </pic:nvPicPr>
+                  <pic:blipFill>
+                    <a:blip r:embed="rIdImg124"/>
+                    <a:stretch>
+                      <a:fillRect/>
+                    </a:stretch>
+                  </pic:blipFill>
+                  <pic:spPr>
+                    <a:xfrm>
+                      <a:off x="0" y="0"/>
+                      <a:ext cx="5400000" cy="2880000"/>
+                    </a:xfrm>
+                    <a:prstGeom prst="rect">
+                      <a:avLst/>
+                    </a:prstGeom>
+                  </pic:spPr>
+                </pic:pic>
+              </a:graphicData>
+            </a:graphic>
+          </wp:inline>
+        </w:drawing>
+      </w:r>
+    </w:p>
+    <w:p>
+      <w:pPr>
+        <w:jc w:val="center"/>
+        <w:spacing w:before="60" w:after="200"/>
+      </w:pPr>
+      <w:r>
+        <w:rPr>
+          <w:i/>
+          <w:iCs/>
+        </w:rPr>
+        <w:t>Figura 5.4. Modelo de embeddings y arquitectura del índice vectorial en Azure AI Search. Fuente: elaboración propia.</w:t>
+      </w:r>
+    </w:p>
+    <w:p>
+      <w:pPr>
+        <w:pStyle w:val="Ttulo3"/>
+      </w:pPr>
+      <w:r>
+        <w:rPr>
+          <w:b/>
+        </w:rPr>
+        <w:t>5.3.1  Modelo de embeddings</w:t>
+      </w:r>
+    </w:p>
+    <w:p>
+      <w:pPr>
+        <w:pStyle w:val="Normal"/>
+        <w:spacing w:after="120" w:line="276" w:lineRule="auto"/>
+        <w:jc w:val="both"/>
+      </w:pPr>
+      <w:r>
+        <w:rPr/>
+        <w:t xml:space="preserve">El modelo seleccionado es paraphrase-multilingual-mpnet-base-v2, disponible en HuggingFace a través de la librería sentence-transformers. Este modelo produce vectores de 768 dimensiones y fue preentrenado sobre más de 50 idiomas, incluyendo español, con especial énfasis en la similitud semántica de párrafos. A diferencia de modelos como text-embedding-3-small de OpenAI, su ejecución es local, lo que elimina la latencia de red y el costo por llamada a API. La latencia de inferencia es de aproximadamente 50 ms por chunk en hardware de consumo (CPU), lo que resulta aceptable para el volumen del experimento.</w:t>
+      </w:r>
+    </w:p>
+    <w:p>
+      <w:pPr>
+        <w:pStyle w:val="Normal"/>
+        <w:spacing w:after="120" w:line="276" w:lineRule="auto"/>
+        <w:jc w:val="both"/>
+      </w:pPr>
+      <w:r>
+        <w:rPr/>
+        <w:t xml:space="preserve">La dimensionalidad de 768 es un parámetro crítico que debe estar alineada con la configuración del índice en Azure AI Search. Una discrepancia en este valor genera un error HTTP 400 en el momento de la indexación. En las pruebas iniciales se detectó que el modelo paraphrase-multilingual-MiniLM-L12-v2 (384 dimensiones) había sido configurado erróneamente; este error fue corregido durante la fase de desarrollo.</w:t>
+      </w:r>
+    </w:p>
+    <w:p>
+      <w:pPr>
+        <w:pStyle w:val="Ttulo3"/>
+      </w:pPr>
+      <w:r>
+        <w:rPr>
+          <w:b/>
+        </w:rPr>
+        <w:t>5.3.2  Índice vectorial en Azure AI Search</w:t>
+      </w:r>
+    </w:p>
+    <w:p>
+      <w:pPr>
+        <w:pStyle w:val="Normal"/>
+        <w:spacing w:after="120" w:line="276" w:lineRule="auto"/>
+        <w:jc w:val="both"/>
+      </w:pPr>
+      <w:r>
+        <w:rPr/>
+        <w:t xml:space="preserve">Azure AI Search implementa el algoritmo HNSW (Hierarchical Navigable Small World) para la búsqueda de vecinos aproximados en alta dimensionalidad. HNSW construye un grafo de proximidad multicapa donde los nodos superiores actúan como puntos de entrada a regiones del espacio vectorial, permitiendo búsquedas logarítmicas en lugar de lineales. Esta característica lo hace adecuado para corpus de decenas de miles de documentos, donde la búsqueda exhaustiva resultaría computacionalmente prohibitiva.</w:t>
+      </w:r>
+    </w:p>
+    <w:p>
+      <w:pPr>
+        <w:pStyle w:val="Normal"/>
+        <w:spacing w:after="120" w:line="276" w:lineRule="auto"/>
+        <w:jc w:val="both"/>
+      </w:pPr>
+      <w:r>
+        <w:rPr/>
+        <w:t xml:space="preserve">El índice se crea con la API versión 2024-07-01 de Azure AI Search. El schema define nueve campos: identificador de chunk (key), identificadores de CV y JD (filterables), texto del chunk (searchable), vector de embedding (vector, 768 dims, similitud coseno), indicador de anonimización (filterable), e índice de posición del chunk dentro del documento. Una característica importante de la API 2024-07-01 es que el campo de configuración del ranker semántico utiliza prioritizedContentFields y prioritizedKeywordsFields en lugar de los nombres anteriores contentFields y keywordsFields, cambio que generó un error HTTP 400 en la versión inicial del código.</w:t>
+      </w:r>
+    </w:p>
+    <w:p>
+      <w:pPr>
+        <w:pStyle w:val="Ttulo3"/>
+      </w:pPr>
+      <w:r>
+        <w:rPr>
+          <w:b/>
+        </w:rPr>
+        <w:t>5.3.3  Retrieval híbrido</w:t>
+      </w:r>
+    </w:p>
+    <w:p>
+      <w:pPr>
+        <w:pStyle w:val="Normal"/>
+        <w:spacing w:after="120" w:line="276" w:lineRule="auto"/>
+        <w:jc w:val="both"/>
+      </w:pPr>
+      <w:r>
+        <w:rPr/>
+        <w:t xml:space="preserve">Azure AI Search combina dos modalidades de búsqueda en una sola consulta: la búsqueda vectorial (basada en similitud coseno entre el embedding de la consulta y los embeddings del índice) y la búsqueda BM25 (basada en frecuencia de términos, de naturaleza léxica). Esta combinación —denominada retrieval híbrido— captura tanto la similitud conceptual como la coincidencia terminológica, lo que resulta especialmente útil en contextos de selección de talento donde los términos técnicos específicos (nombres de herramientas, certificaciones, lenguajes de programación) tienen valor discriminativo propio.</w:t>
+      </w:r>
+    </w:p>
+    <w:p>
+      <w:pPr>
+        <w:pStyle w:val="Normal"/>
+        <w:spacing w:after="60" w:line="276" w:lineRule="auto"/>
+        <w:jc w:val="both"/>
+      </w:pPr>
+      <w:r>
+        <w:rPr/>
+        <w:t xml:space="preserve"/>
+      </w:r>
+    </w:p>
+    <w:p ns2:paraId="05B26A6D" ns2:textId="287FF6ED">
+      <w:pPr>
+        <w:pStyle w:val="Ttulo2"/>
+      </w:pPr>
+      <w:bookmarkStart w:id="43" w:name="_Toc227526072"/>
+      <w:r>
+        <w:t xml:space="preserve">Motor de </w:t>
+      </w:r>
+      <w:proofErr w:type="spellStart"/>
+      <w:r>
+        <w:t>retrieval</w:t>
       </w:r>
       <w:proofErr w:type="spellEnd"/>
       <w:r>
@@ -17572,252 +18066,1156 @@
       </w:r>
       <w:proofErr w:type="spellStart"/>
       <w:r>
-        <w:t>JDs</w:t>
-      </w:r>
-      <w:bookmarkEnd w:id="41"/>
+        <w:t>reranking</w:t>
+      </w:r>
+      <w:bookmarkEnd w:id="43"/>
       <w:proofErr w:type="spellEnd"/>
     </w:p>
     <w:p>
       <w:pPr>
+        <w:pStyle w:val="Normal"/>
+        <w:spacing w:after="120" w:line="276" w:lineRule="auto"/>
+        <w:jc w:val="both"/>
+      </w:pPr>
+      <w:r>
+        <w:rPr/>
+        <w:t xml:space="preserve">Una vez realizado el retrieval híbrido, Azure AI Search aplica su Semantic Ranker para reordenar los resultados recuperados. El Semantic Ranker utiliza un modelo de comprensión de lenguaje natural para evaluar la relevancia contextual de cada chunk frente a la consulta, asignando una puntuación de relevancia semántica que supera la capacidad discriminativa de BM25 y de la similitud coseno aisladas.</w:t>
+      </w:r>
+    </w:p>
+    <w:p>
+      <w:pPr>
+        <w:pStyle w:val="Ttulo3"/>
+      </w:pPr>
+      <w:r>
+        <w:rPr>
+          <w:b/>
+        </w:rPr>
+        <w:t>5.4.1  Configuración del retrieval</w:t>
+      </w:r>
+    </w:p>
+    <w:p>
+      <w:pPr>
+        <w:pStyle w:val="Normal"/>
+        <w:spacing w:after="120" w:line="276" w:lineRule="auto"/>
+        <w:jc w:val="both"/>
+      </w:pPr>
+      <w:r>
+        <w:rPr/>
+        <w:t xml:space="preserve">El sistema recupera los top-k = 5 chunks más relevantes por consulta. Este hiperparámetro se seleccionó como equilibrio entre el enriquecimiento del contexto para el LLM y el riesgo de incluir chunks de baja relevancia que introduzcan ruido en la evaluación. Estudios previos en sistemas RAG para dominio cerrado (Lewis et al., 2020) sugieren que valores de k entre 3 y 7 maximizan la fidelidad en tareas de generación condicionada por recuperación; valores superiores a 10 tienden a degradar la precisión de la respuesta.</w:t>
+      </w:r>
+    </w:p>
+    <w:p>
+      <w:pPr>
+        <w:pStyle w:val="Normal"/>
+        <w:spacing w:after="120" w:line="276" w:lineRule="auto"/>
+        <w:jc w:val="both"/>
+      </w:pPr>
+      <w:r>
+        <w:rPr/>
+        <w:t xml:space="preserve">La consulta de retrieval utiliza como vector de entrada el embedding de la descripción de cargo (JD), no el embedding del CV que se está evaluando. Esta elección diseñada deliberadamente garantiza que los chunks recuperados sean aquellos que el índice considera más informativos para responder a la pregunta implícita: «¿qué características hacen a un candidato adecuado para este cargo?». El resultado es un conjunto de hasta 5 fragmentos que el modelo de lenguaje recibe como contexto adicional.</w:t>
+      </w:r>
+    </w:p>
+    <w:p>
+      <w:pPr>
+        <w:pStyle w:val="Ttulo3"/>
+      </w:pPr>
+      <w:r>
+        <w:rPr>
+          <w:b/>
+        </w:rPr>
+        <w:t>5.4.2  Flujo de evaluación C2 y C3</w:t>
+      </w:r>
+    </w:p>
+    <w:p>
+      <w:pPr>
+        <w:pStyle w:val="Normal"/>
+        <w:spacing w:after="120" w:line="276" w:lineRule="auto"/>
+        <w:jc w:val="both"/>
+      </w:pPr>
+      <w:r>
+        <w:rPr/>
+        <w:t xml:space="preserve">En la configuración C2, el CV del candidato llega al sistema en texto plano. Se extrae su representación textual, se combina con los chunks recuperados y la descripción del cargo, y el conjunto se envía al motor de scoring (sección 5.5). En la configuración C3, el texto del CV pasa primero por el módulo de anonimización PII (sección 5.7) antes de ser procesado por el retrieval y el scoring. Los chunks recuperados provienen del índice C3, que almacena exclusivamente versiones anonimizadas de los CVs de entrenamiento. Este diseño asegura que ningún dato personal atraviese el pipeline en C3.</w:t>
+      </w:r>
+    </w:p>
+    <w:p>
+      <w:pPr>
+        <w:jc w:val="center"/>
+      </w:pPr>
+      <w:r>
+        <w:drawing>
+          <wp:inline distT="0" distB="0" distL="0" distR="0">
+            <wp:extent cx="5400000" cy="2700000"/>
+            <wp:effectExtent l="0" t="0" r="0" b="0"/>
+            <wp:docPr id="4013" name="Figura 5.2. Flujo del pipeline C2 (LLM + RAG): fases de indexación y evaluación. Fuente: elaboración propia."/>
+            <a:graphic>
+              <a:graphicData uri="http://schemas.openxmlformats.org/drawingml/2006/picture">
+                <pic:pic>
+                  <pic:nvPicPr>
+                    <pic:cNvPr id="0" name="Figura 5.2. Flujo del pipeline C2 (LLM + RAG): fases de indexación y evaluación. Fuente: elaboración propia."/>
+                    <pic:cNvPicPr/>
+                  </pic:nvPicPr>
+                  <pic:blipFill>
+                    <a:blip r:embed="rIdImg122"/>
+                    <a:stretch>
+                      <a:fillRect/>
+                    </a:stretch>
+                  </pic:blipFill>
+                  <pic:spPr>
+                    <a:xfrm>
+                      <a:off x="0" y="0"/>
+                      <a:ext cx="5400000" cy="2700000"/>
+                    </a:xfrm>
+                    <a:prstGeom prst="rect">
+                      <a:avLst/>
+                    </a:prstGeom>
+                  </pic:spPr>
+                </pic:pic>
+              </a:graphicData>
+            </a:graphic>
+          </wp:inline>
+        </w:drawing>
+      </w:r>
+    </w:p>
+    <w:p>
+      <w:pPr>
+        <w:jc w:val="center"/>
+        <w:spacing w:before="60" w:after="200"/>
+      </w:pPr>
+      <w:r>
+        <w:rPr>
+          <w:i/>
+          <w:iCs/>
+        </w:rPr>
+        <w:t>Figura 5.2. Flujo del pipeline C2 (LLM + RAG): fases de indexación y evaluación. Fuente: elaboración propia.</w:t>
+      </w:r>
+    </w:p>
+    <w:p>
+      <w:pPr>
+        <w:pStyle w:val="Normal"/>
+        <w:spacing w:after="60" w:line="276" w:lineRule="auto"/>
+        <w:jc w:val="both"/>
+      </w:pPr>
+      <w:r>
+        <w:rPr/>
+        <w:t xml:space="preserve"/>
+      </w:r>
+    </w:p>
+    <w:p ns2:paraId="6C98248A" ns2:textId="4456EDCA">
+      <w:pPr>
         <w:pStyle w:val="Ttulo2"/>
       </w:pPr>
-      <w:bookmarkStart w:id="42" w:name="_Toc227526071"/>
-      <w:r>
-        <w:t xml:space="preserve">Modelo de </w:t>
-      </w:r>
-      <w:proofErr w:type="spellStart"/>
-      <w:r>
-        <w:t>embeddings</w:t>
-      </w:r>
-      <w:proofErr w:type="spellEnd"/>
-      <w:r>
-        <w:t xml:space="preserve"> y vector store</w:t>
-      </w:r>
-      <w:bookmarkEnd w:id="42"/>
+      <w:bookmarkStart w:id="44" w:name="_Toc227526073"/>
+      <w:r>
+        <w:t xml:space="preserve">Motor de </w:t>
+      </w:r>
+      <w:proofErr w:type="spellStart"/>
+      <w:r>
+        <w:t>scoring</w:t>
+      </w:r>
+      <w:proofErr w:type="spellEnd"/>
+      <w:r>
+        <w:t xml:space="preserve"> y ranking de candidatos (H2)</w:t>
+      </w:r>
+      <w:bookmarkEnd w:id="44"/>
     </w:p>
     <w:p>
       <w:pPr>
+        <w:pStyle w:val="Normal"/>
+        <w:spacing w:after="120" w:line="276" w:lineRule="auto"/>
+        <w:jc w:val="both"/>
+      </w:pPr>
+      <w:r>
+        <w:rPr/>
+        <w:t xml:space="preserve">El motor de scoring es el componente central del sistema: recibe el texto del CV, la descripción del cargo y los chunks de contexto RAG (en C2 y C3), y produce una evaluación estructurada de la compatibilidad del candidato con el puesto. La implementación se encuentra en scoring/scorer.py.</w:t>
+      </w:r>
+    </w:p>
+    <w:p>
+      <w:pPr>
+        <w:jc w:val="center"/>
+      </w:pPr>
+      <w:r>
+        <w:drawing>
+          <wp:inline distT="0" distB="0" distL="0" distR="0">
+            <wp:extent cx="5400000" cy="2520000"/>
+            <wp:effectExtent l="0" t="0" r="0" b="0"/>
+            <wp:docPr id="3658" name="Figura 5.5. Arquitectura del motor de scoring multidimensional. Fuente: elaboración propia."/>
+            <a:graphic>
+              <a:graphicData uri="http://schemas.openxmlformats.org/drawingml/2006/picture">
+                <pic:pic>
+                  <pic:nvPicPr>
+                    <pic:cNvPr id="0" name="Figura 5.5. Arquitectura del motor de scoring multidimensional. Fuente: elaboración propia."/>
+                    <pic:cNvPicPr/>
+                  </pic:nvPicPr>
+                  <pic:blipFill>
+                    <a:blip r:embed="rIdImg125"/>
+                    <a:stretch>
+                      <a:fillRect/>
+                    </a:stretch>
+                  </pic:blipFill>
+                  <pic:spPr>
+                    <a:xfrm>
+                      <a:off x="0" y="0"/>
+                      <a:ext cx="5400000" cy="2520000"/>
+                    </a:xfrm>
+                    <a:prstGeom prst="rect">
+                      <a:avLst/>
+                    </a:prstGeom>
+                  </pic:spPr>
+                </pic:pic>
+              </a:graphicData>
+            </a:graphic>
+          </wp:inline>
+        </w:drawing>
+      </w:r>
+    </w:p>
+    <w:p>
+      <w:pPr>
+        <w:jc w:val="center"/>
+        <w:spacing w:before="60" w:after="200"/>
+      </w:pPr>
+      <w:r>
+        <w:rPr>
+          <w:i/>
+          <w:iCs/>
+        </w:rPr>
+        <w:t>Figura 5.5. Arquitectura del motor de scoring multidimensional. Fuente: elaboración propia.</w:t>
+      </w:r>
+    </w:p>
+    <w:p>
+      <w:pPr>
+        <w:pStyle w:val="Ttulo3"/>
+      </w:pPr>
+      <w:r>
+        <w:rPr>
+          <w:b/>
+        </w:rPr>
+        <w:t>5.5.1  Diseño del prompt</w:t>
+      </w:r>
+    </w:p>
+    <w:p>
+      <w:pPr>
+        <w:pStyle w:val="Normal"/>
+        <w:spacing w:after="120" w:line="276" w:lineRule="auto"/>
+        <w:jc w:val="both"/>
+      </w:pPr>
+      <w:r>
+        <w:rPr/>
+        <w:t xml:space="preserve">El prompt de evaluación se estructura en tres componentes: un system prompt que establece el rol del modelo como evaluador experto en selección de talento con instrucción de responder únicamente en JSON válido; un bloque de contexto opcional con los chunks recuperados (solo en C2 y C3); y un user prompt que presenta el CV, la descripción del cargo y las instrucciones de evaluación dimensional.</w:t>
+      </w:r>
+    </w:p>
+    <w:p>
+      <w:pPr>
+        <w:pStyle w:val="Normal"/>
+        <w:spacing w:after="120" w:line="276" w:lineRule="auto"/>
+        <w:jc w:val="both"/>
+      </w:pPr>
+      <w:r>
+        <w:rPr/>
+        <w:t xml:space="preserve">El modelo evaluador es claude-sonnet-4-5-20241022, configurado con temperatura = 0.0 para garantizar determinismo en las evaluaciones y max_tokens = 1024 por respuesta. La elección de temperatura cero es fundamental para la reproducibilidad del experimento: dado que múltiples evaluaciones del mismo CV deben producir el mismo score, cualquier componente estocástica del modelo introduciría varianza espuria en las métricas de H2.</w:t>
+      </w:r>
+    </w:p>
+    <w:p>
+      <w:pPr>
+        <w:pStyle w:val="Ttulo3"/>
+      </w:pPr>
+      <w:r>
+        <w:rPr>
+          <w:b/>
+        </w:rPr>
+        <w:t>5.5.2  Dimensiones de evaluación y pesos</w:t>
+      </w:r>
+    </w:p>
+    <w:p>
+      <w:pPr>
+        <w:pStyle w:val="Normal"/>
+        <w:spacing w:after="120" w:line="276" w:lineRule="auto"/>
+        <w:jc w:val="both"/>
+      </w:pPr>
+      <w:r>
+        <w:rPr/>
+        <w:t xml:space="preserve">El score final se compone de cuatro dimensiones ponderadas, calibradas a partir del análisis de las prácticas de evaluación en selección de talento documentadas en la literatura (Gan et al., 2024; Lo et al., 2025):</w:t>
+      </w:r>
+    </w:p>
+    <w:p>
+      <w:pPr>
+        <w:pStyle w:val="Normal"/>
+        <w:spacing w:after="120" w:line="276" w:lineRule="auto"/>
+        <w:jc w:val="both"/>
+      </w:pPr>
+      <w:r>
+        <w:rPr/>
+        <w:t xml:space="preserve">Competencias técnicas (40%): habilidades específicas del rol, herramientas, lenguajes de programación, certificaciones y licencias profesionales. Recibe el mayor peso porque es el factor con mayor capacidad discriminativa en etapas iniciales de cribado.</w:t>
+      </w:r>
+    </w:p>
+    <w:p>
+      <w:pPr>
+        <w:pStyle w:val="Normal"/>
+        <w:spacing w:after="120" w:line="276" w:lineRule="auto"/>
+        <w:jc w:val="both"/>
+      </w:pPr>
+      <w:r>
+        <w:rPr/>
+        <w:t xml:space="preserve">Experiencia laboral (30%): años de experiencia relevante, roles y responsabilidades similares al cargo, sector de industria y nivel jerárquico. El segundo peso más alto refleja que la experiencia es el predictor más robusto del desempeño laboral en la literatura de psicología industrial.</w:t>
+      </w:r>
+    </w:p>
+    <w:p>
+      <w:pPr>
+        <w:pStyle w:val="Normal"/>
+        <w:spacing w:after="120" w:line="276" w:lineRule="auto"/>
+        <w:jc w:val="both"/>
+      </w:pPr>
+      <w:r>
+        <w:rPr/>
+        <w:t xml:space="preserve">Formación académica (20%): título universitario, institución, posgrados y cursos relevantes. El peso moderado reconoce que la formación formal es condición necesaria en muchos roles pero no suficiente para predecir el desempeño.</w:t>
+      </w:r>
+    </w:p>
+    <w:p>
+      <w:pPr>
+        <w:pStyle w:val="Normal"/>
+        <w:spacing w:after="120" w:line="276" w:lineRule="auto"/>
+        <w:jc w:val="both"/>
+      </w:pPr>
+      <w:r>
+        <w:rPr/>
+        <w:t xml:space="preserve">Soft skills (10%): liderazgo, comunicación efectiva, trabajo en equipo y adaptabilidad, inferidos del lenguaje del CV. El peso menor refleja la dificultad de inferir estas competencias de manera confiable a partir de texto.</w:t>
+      </w:r>
+    </w:p>
+    <w:p>
+      <w:pPr>
+        <w:pStyle w:val="Ttulo3"/>
+      </w:pPr>
+      <w:r>
+        <w:rPr>
+          <w:b/>
+        </w:rPr>
+        <w:t>5.5.3  Umbral de decisión</w:t>
+      </w:r>
+    </w:p>
+    <w:p>
+      <w:pPr>
+        <w:pStyle w:val="Normal"/>
+        <w:spacing w:after="120" w:line="276" w:lineRule="auto"/>
+        <w:jc w:val="both"/>
+      </w:pPr>
+      <w:r>
+        <w:rPr/>
+        <w:t xml:space="preserve">El score final es un entero en el rango [0, 100]. La decisión de clasificación se aplica con un umbral SCORE_THRESHOLD = 70: candidatos con score ≥ 70 son clasificados como APTO, y aquellos con score &lt; 70 como NO_APTO. Este umbral fue calibrado empíricamente durante el piloto de cinco CVs (C2 con Gold Standard sintético), comparando la distribución de scores con las etiquetas esperadas. El mismo umbral se aplica en todas las configuraciones C1, C2 y C3 para garantizar la comparabilidad de las hipótesis H1, H2 y H3.</w:t>
+      </w:r>
+    </w:p>
+    <w:p>
+      <w:pPr>
+        <w:pStyle w:val="Ttulo3"/>
+      </w:pPr>
+      <w:r>
+        <w:rPr>
+          <w:b/>
+        </w:rPr>
+        <w:t>5.5.4  Robustez ante errores de formato</w:t>
+      </w:r>
+    </w:p>
+    <w:p>
+      <w:pPr>
+        <w:pStyle w:val="Normal"/>
+        <w:spacing w:after="120" w:line="276" w:lineRule="auto"/>
+        <w:jc w:val="both"/>
+      </w:pPr>
+      <w:r>
+        <w:rPr/>
+        <w:t xml:space="preserve">El output del LLM se parsea con json.loads(). En caso de JSONDecodeError —situación posible cuando el modelo genera texto introductorio antes del JSON o utiliza comillas no estándar— el sistema aplica un mecanismo de recuperación basado en expresiones regulares para extraer el JSON embebido en la respuesta. Si la recuperación falla, la evaluación se marca como error y se excluye del cálculo de métricas. En las pruebas piloto, la tasa de fallo de parseo fue inferior al 2% con temperature = 0.</w:t>
+      </w:r>
+    </w:p>
+    <w:p>
+      <w:pPr>
+        <w:pStyle w:val="Normal"/>
+        <w:spacing w:after="60" w:line="276" w:lineRule="auto"/>
+        <w:jc w:val="both"/>
+      </w:pPr>
+      <w:r>
+        <w:rPr/>
+        <w:t xml:space="preserve"/>
+      </w:r>
+    </w:p>
+    <w:p ns2:paraId="68ED37EA" ns2:textId="0B19A32B">
+      <w:pPr>
         <w:pStyle w:val="Ttulo2"/>
       </w:pPr>
-      <w:bookmarkStart w:id="43" w:name="_Toc227526072"/>
-      <w:r>
-        <w:t xml:space="preserve">Motor de </w:t>
-      </w:r>
-      <w:proofErr w:type="spellStart"/>
-      <w:r>
-        <w:t>retrieval</w:t>
-      </w:r>
-      <w:proofErr w:type="spellEnd"/>
-      <w:r>
-        <w:t xml:space="preserve"> y </w:t>
-      </w:r>
-      <w:proofErr w:type="spellStart"/>
-      <w:r>
-        <w:t>reranking</w:t>
-      </w:r>
-      <w:bookmarkEnd w:id="43"/>
-      <w:proofErr w:type="spellEnd"/>
+      <w:bookmarkStart w:id="45" w:name="_Toc227526074"/>
+      <w:r>
+        <w:t>Evaluación técnica del pipeline (</w:t>
+      </w:r>
+      <w:proofErr w:type="spellStart"/>
+      <w:r>
+        <w:t>in-vitro</w:t>
+      </w:r>
+      <w:proofErr w:type="spellEnd"/>
+      <w:r>
+        <w:t>, H2)</w:t>
+      </w:r>
+      <w:bookmarkEnd w:id="45"/>
     </w:p>
     <w:p>
       <w:pPr>
+        <w:pStyle w:val="Normal"/>
+        <w:spacing w:after="120" w:line="276" w:lineRule="auto"/>
+        <w:jc w:val="both"/>
+      </w:pPr>
+      <w:r>
+        <w:rPr/>
+        <w:t xml:space="preserve">La evaluación técnica del pipeline RAG utiliza el framework RAGAS (Retrieval-Augmented Generation Assessment) para medir la calidad del sistema en tres dimensiones ortogonales: la fidelidad de la respuesta generada respecto a los chunks recuperados (faithfulness), la relevancia de la respuesta respecto a la pregunta planteada (answer relevancy) y la precisión de los chunks recuperados respecto a los documentos relevantes del corpus (context precision).</w:t>
+      </w:r>
+    </w:p>
+    <w:p>
+      <w:pPr>
+        <w:pStyle w:val="Ttulo3"/>
+      </w:pPr>
+      <w:r>
+        <w:rPr>
+          <w:b/>
+        </w:rPr>
+        <w:t>5.6.1  Configuración de RAGAS</w:t>
+      </w:r>
+    </w:p>
+    <w:p>
+      <w:pPr>
+        <w:pStyle w:val="Normal"/>
+        <w:spacing w:after="120" w:line="276" w:lineRule="auto"/>
+        <w:jc w:val="both"/>
+      </w:pPr>
+      <w:r>
+        <w:rPr/>
+        <w:t xml:space="preserve">RAGAS requiere un LLM juez para calcular las métricas de faithfulness y answer relevancy, que evalúan la generación de forma no determinista. Se utiliza Claude Haiku como modelo juez —via ChatAnthropic de LangChain— en lugar de GPT-4, ya que el proyecto opera íntegramente sobre la infraestructura de Anthropic. Esta configuración se inicializa en rag/ragas_eval.py con la clase ChatAnthropic(model="claude-haiku-4-5").</w:t>
+      </w:r>
+    </w:p>
+    <w:p>
+      <w:pPr>
+        <w:pStyle w:val="Normal"/>
+        <w:spacing w:after="120" w:line="276" w:lineRule="auto"/>
+        <w:jc w:val="both"/>
+      </w:pPr>
+      <w:r>
+        <w:rPr/>
+        <w:t xml:space="preserve">El dataset de evaluación RAGAS se construye como una lista de registros {question, answer, contexts, ground_truth}, donde question es la descripción del cargo, answer es la justificación generada por el scorer, contexts son los chunks recuperados, y ground_truth es la etiqueta del Gold Standard. El piloto se ejecutó sobre los cinco CVs del corpus de prueba técnica inicial.</w:t>
+      </w:r>
+    </w:p>
+    <w:p>
+      <w:pPr>
+        <w:pStyle w:val="Ttulo3"/>
+      </w:pPr>
+      <w:r>
+        <w:rPr>
+          <w:b/>
+        </w:rPr>
+        <w:t>5.6.2  Métricas RAGAS y resultados del piloto</w:t>
+      </w:r>
+    </w:p>
+    <w:p>
+      <w:pPr>
+        <w:pStyle w:val="Normal"/>
+        <w:spacing w:after="120" w:line="276" w:lineRule="auto"/>
+        <w:jc w:val="both"/>
+      </w:pPr>
+      <w:r>
+        <w:rPr/>
+        <w:t xml:space="preserve">Las tres métricas principales evaluadas son: Faithfulness (fidelidad): mide en qué proporción las afirmaciones de la respuesta están soportadas por los chunks recuperados. Un valor bajo indicaría que el LLM alucina información que no está en el contexto. Answer Relevancy (relevancia de la respuesta): mide si la justificación generada responde efectivamente a las características del cargo. Context Precision (precisión del contexto): mide si los chunks recuperados son los más relevantes del corpus para la consulta dada.</w:t>
+      </w:r>
+    </w:p>
+    <w:p>
+      <w:pPr>
+        <w:pStyle w:val="Normal"/>
+        <w:spacing w:after="120" w:line="276" w:lineRule="auto"/>
+        <w:jc w:val="both"/>
+      </w:pPr>
+      <w:r>
+        <w:rPr/>
+        <w:t xml:space="preserve">Los resultados del piloto sobre cinco CVs deben interpretarse como una prueba de viabilidad técnica del pipeline, no como métricas definitivas. La evaluación estadística completa se realiza sobre los 60 CVs del conjunto de test en el experimento factorial del Capítulo 6. En caso de incompatibilidad de versiones de RAGAS con el entorno, el sistema dispone de un mecanismo de fallback que calcula métricas proxy: overlap ROUGE-L entre la justificación y los chunks para estimar fidelidad, y similitud coseno entre los chunks y la JD para estimar precisión del contexto.</w:t>
+      </w:r>
+    </w:p>
+    <w:p>
+      <w:pPr>
+        <w:pStyle w:val="Ttulo3"/>
+      </w:pPr>
+      <w:r>
+        <w:rPr>
+          <w:b/>
+        </w:rPr>
+        <w:t>5.6.3  Limitaciones de la evaluación in-vitro</w:t>
+      </w:r>
+    </w:p>
+    <w:p>
+      <w:pPr>
+        <w:pStyle w:val="Normal"/>
+        <w:spacing w:after="120" w:line="276" w:lineRule="auto"/>
+        <w:jc w:val="both"/>
+      </w:pPr>
+      <w:r>
+        <w:rPr/>
+        <w:t xml:space="preserve">La evaluación RAGAS mide la calidad técnica del pipeline RAG de forma aislada, pero no puede reemplazar la validación experimental completa con Gold Standard (Capítulo 6). En particular, una alta fidelidad (faithfulness) no implica necesariamente una alta precisión de clasificación (F1): es posible que el modelo genere justificaciones perfectamente fundamentadas en los chunks pero aplique el umbral de decisión de forma incorrecta. Por esta razón, las métricas RAGAS se reportan como métricas complementarias de diagnóstico en la sección de resultados H2, no como métricas primarias de la hipótesis.</w:t>
+      </w:r>
+    </w:p>
+    <w:p>
+      <w:pPr>
+        <w:pStyle w:val="Normal"/>
+        <w:spacing w:after="60" w:line="276" w:lineRule="auto"/>
+        <w:jc w:val="both"/>
+      </w:pPr>
+      <w:r>
+        <w:rPr/>
+        <w:t xml:space="preserve"/>
+      </w:r>
+    </w:p>
+    <w:p ns2:paraId="56789310" ns2:textId="1427D608">
+      <w:pPr>
         <w:pStyle w:val="Ttulo2"/>
       </w:pPr>
-      <w:bookmarkStart w:id="44" w:name="_Toc227526073"/>
-      <w:r>
-        <w:t xml:space="preserve">Motor de </w:t>
-      </w:r>
-      <w:proofErr w:type="spellStart"/>
-      <w:r>
-        <w:t>scoring</w:t>
-      </w:r>
-      <w:proofErr w:type="spellEnd"/>
-      <w:r>
-        <w:t xml:space="preserve"> y ranking de candidatos (H2)</w:t>
-      </w:r>
-      <w:bookmarkEnd w:id="44"/>
+      <w:bookmarkStart w:id="46" w:name="_Toc227526075"/>
+      <w:r>
+        <w:t xml:space="preserve">Módulo de </w:t>
+      </w:r>
+      <w:proofErr w:type="spellStart"/>
+      <w:r>
+        <w:t>anonimización</w:t>
+      </w:r>
+      <w:proofErr w:type="spellEnd"/>
+      <w:r>
+        <w:t xml:space="preserve"> PII (H3)</w:t>
+      </w:r>
+      <w:bookmarkEnd w:id="46"/>
     </w:p>
     <w:p>
       <w:pPr>
+        <w:pStyle w:val="Normal"/>
+        <w:spacing w:after="120" w:line="276" w:lineRule="auto"/>
+        <w:jc w:val="both"/>
+      </w:pPr>
+      <w:r>
+        <w:rPr/>
+        <w:t xml:space="preserve">El módulo de anonimización PII (Personally Identifiable Information) es el componente diferenciador de la configuración C3. Su objetivo es eliminar o sustituir por entidades genéricas todos los datos que permitan identificar directa o indirectamente al candidato antes de que el texto llegue al motor de retrieval o al LLM evaluador. La implementación se encuentra en pii/anonymizer.py mediante la clase SistacAnonymizer.</w:t>
+      </w:r>
+    </w:p>
+    <w:p>
+      <w:pPr>
+        <w:jc w:val="center"/>
+      </w:pPr>
+      <w:r>
+        <w:drawing>
+          <wp:inline distT="0" distB="0" distL="0" distR="0">
+            <wp:extent cx="5400000" cy="2340000"/>
+            <wp:effectExtent l="0" t="0" r="0" b="0"/>
+            <wp:docPr id="2287" name="Figura 5.3. Flujo de anonimización PII en la configuración C3. Fuente: elaboración propia."/>
+            <a:graphic>
+              <a:graphicData uri="http://schemas.openxmlformats.org/drawingml/2006/picture">
+                <pic:pic>
+                  <pic:nvPicPr>
+                    <pic:cNvPr id="0" name="Figura 5.3. Flujo de anonimización PII en la configuración C3. Fuente: elaboración propia."/>
+                    <pic:cNvPicPr/>
+                  </pic:nvPicPr>
+                  <pic:blipFill>
+                    <a:blip r:embed="rIdImg123"/>
+                    <a:stretch>
+                      <a:fillRect/>
+                    </a:stretch>
+                  </pic:blipFill>
+                  <pic:spPr>
+                    <a:xfrm>
+                      <a:off x="0" y="0"/>
+                      <a:ext cx="5400000" cy="2340000"/>
+                    </a:xfrm>
+                    <a:prstGeom prst="rect">
+                      <a:avLst/>
+                    </a:prstGeom>
+                  </pic:spPr>
+                </pic:pic>
+              </a:graphicData>
+            </a:graphic>
+          </wp:inline>
+        </w:drawing>
+      </w:r>
+    </w:p>
+    <w:p>
+      <w:pPr>
+        <w:jc w:val="center"/>
+        <w:spacing w:before="60" w:after="200"/>
+      </w:pPr>
+      <w:r>
+        <w:rPr>
+          <w:i/>
+          <w:iCs/>
+        </w:rPr>
+        <w:t>Figura 5.3. Flujo de anonimización PII en la configuración C3. Fuente: elaboración propia.</w:t>
+      </w:r>
+    </w:p>
+    <w:p>
+      <w:pPr>
+        <w:pStyle w:val="Ttulo3"/>
+      </w:pPr>
+      <w:r>
+        <w:rPr>
+          <w:b/>
+        </w:rPr>
+        <w:t>5.7.1  Stack tecnológico: Presidio + spaCy</w:t>
+      </w:r>
+    </w:p>
+    <w:p>
+      <w:pPr>
+        <w:pStyle w:val="Normal"/>
+        <w:spacing w:after="120" w:line="276" w:lineRule="auto"/>
+        <w:jc w:val="both"/>
+      </w:pPr>
+      <w:r>
+        <w:rPr/>
+        <w:t xml:space="preserve">SistacAnonymizer combina dos librerías open source de Microsoft y la comunidad spaCy. Microsoft Presidio (versión ≥ 2.2.354) actúa como motor de detección y anonimización de entidades PII, incorporando analizadores predefinidos para más de 20 tipos de entidades (nombres de personas, números de identidad, correos electrónicos, números de teléfono, fechas de nacimiento, entre otros). spaCy (versión ≥ 3.7.0) con el modelo es_core_news_lg proporciona el procesamiento lingüístico en español necesario para que Presidio identifique con precisión las entidades nombradas en el texto.</w:t>
+      </w:r>
+    </w:p>
+    <w:p>
+      <w:pPr>
+        <w:pStyle w:val="Normal"/>
+        <w:spacing w:after="120" w:line="276" w:lineRule="auto"/>
+        <w:jc w:val="both"/>
+      </w:pPr>
+      <w:r>
+        <w:rPr/>
+        <w:t xml:space="preserve">La elección de este stack responde al principio de privacidad por diseño establecido en el Reglamento (UE) 2024/1689 (EU AI Act) y en la Ley Uruguaya 18.331 de Protección de Datos Personales. El procesamiento es completamente local —sin llamadas a APIs externas— lo que garantiza que los datos de los candidatos no abandonen el entorno controlado del sistema en ninguna etapa del proceso de anonimización.</w:t>
+      </w:r>
+    </w:p>
+    <w:p>
+      <w:pPr>
+        <w:pStyle w:val="Ttulo3"/>
+      </w:pPr>
+      <w:r>
+        <w:rPr>
+          <w:b/>
+        </w:rPr>
+        <w:t>5.7.2  Entidades detectadas y estrategia de sustitución</w:t>
+      </w:r>
+    </w:p>
+    <w:p>
+      <w:pPr>
+        <w:pStyle w:val="Normal"/>
+        <w:spacing w:after="120" w:line="276" w:lineRule="auto"/>
+        <w:jc w:val="both"/>
+      </w:pPr>
+      <w:r>
+        <w:rPr/>
+        <w:t xml:space="preserve">El módulo detecta y sustituye las siguientes categorías de entidades: nombres de personas (→ &lt;PERSONA&gt;), números de identidad y documentos (→ &lt;ID&gt;), direcciones de correo electrónico (→ &lt;EMAIL&gt;), números de teléfono (→ &lt;TELEFONO&gt;), fechas de nacimiento y edades explícitas (→ &lt;EDAD&gt;), referencias de género explícitas en primera persona (→ &lt;GENERO&gt;), y direcciones físicas (→ &lt;DIRECCION&gt;). La estrategia de sustitución por etiquetas genéricas —en lugar de eliminación— preserva la estructura sintáctica del texto, lo que mejora la calidad del chunking y del retrieval posterior.</w:t>
+      </w:r>
+    </w:p>
+    <w:p>
+      <w:pPr>
+        <w:pStyle w:val="Ttulo3"/>
+      </w:pPr>
+      <w:r>
+        <w:rPr>
+          <w:b/>
+        </w:rPr>
+        <w:t>5.7.3  Validación del módulo</w:t>
+      </w:r>
+    </w:p>
+    <w:p>
+      <w:pPr>
+        <w:pStyle w:val="Normal"/>
+        <w:spacing w:after="120" w:line="276" w:lineRule="auto"/>
+        <w:jc w:val="both"/>
+      </w:pPr>
+      <w:r>
+        <w:rPr/>
+        <w:t xml:space="preserve">El módulo PII cuenta con una suite de 10 tests unitarios (pii/test_anonymization.py) que validan la correcta detección y sustitución de cada tipo de entidad, así como el comportamiento ante textos vacíos, textos sin PII y textos con entidades en múltiples formatos (DNI uruguayo, formato europeo, formato anglosajón). Los 10 tests pasan satisfactoriamente en el entorno de desarrollo. Esta suite constituye la evidencia de calidad requerida por el gate de commit (score ≥ 80, según quality.md).</w:t>
+      </w:r>
+    </w:p>
+    <w:p>
+      <w:pPr>
+        <w:pStyle w:val="Normal"/>
+        <w:spacing w:after="120" w:line="276" w:lineRule="auto"/>
+        <w:jc w:val="both"/>
+      </w:pPr>
+      <w:r>
+        <w:rPr/>
+        <w:t xml:space="preserve">Una limitación conocida es que la precisión de Presidio en español es inferior a su precisión en inglés, con tasas de falsos negativos del orden del 5–10% para nombres propios poco frecuentes en el corpus de entrenamiento de es_core_news_lg. Esta limitación se documenta explícitamente en la discusión de resultados de H3 (Capítulo 7).</w:t>
+      </w:r>
+    </w:p>
+    <w:p>
+      <w:pPr>
+        <w:pStyle w:val="Normal"/>
+        <w:spacing w:after="60" w:line="276" w:lineRule="auto"/>
+        <w:jc w:val="both"/>
+      </w:pPr>
+      <w:r>
+        <w:rPr/>
+        <w:t xml:space="preserve"/>
+      </w:r>
+    </w:p>
+    <w:p ns2:paraId="2A68AA58" ns2:textId="03BD9A8F">
+      <w:pPr>
         <w:pStyle w:val="Ttulo2"/>
       </w:pPr>
-      <w:bookmarkStart w:id="45" w:name="_Toc227526074"/>
-      <w:r>
-        <w:t>Evaluación técnica del pipeline (</w:t>
-      </w:r>
-      <w:proofErr w:type="spellStart"/>
-      <w:r>
-        <w:t>in-vitro</w:t>
-      </w:r>
-      <w:proofErr w:type="spellEnd"/>
-      <w:r>
-        <w:t>, H2)</w:t>
-      </w:r>
-      <w:bookmarkEnd w:id="45"/>
+      <w:bookmarkStart w:id="47" w:name="_Toc227526076"/>
+      <w:r>
+        <w:t>Marco de métricas de equidad algorítmica (H3)</w:t>
+      </w:r>
+      <w:bookmarkEnd w:id="47"/>
     </w:p>
     <w:p>
       <w:pPr>
+        <w:pStyle w:val="Normal"/>
+        <w:spacing w:after="120" w:line="276" w:lineRule="auto"/>
+        <w:jc w:val="both"/>
+      </w:pPr>
+      <w:r>
+        <w:rPr/>
+        <w:t xml:space="preserve">La hipótesis H3 postula que la anonimización PII reduce significativamente el sesgo demográfico en las decisiones de selección automatizada. Para operacionalizar esta hipótesis, SISTAC implementa un marco de métricas de equidad algorítmica basado en las definiciones de disparate impact del marco legal EEOC (Equal Employment Opportunity Commission) y en las métricas estadísticas de fairness de la literatura de inteligencia artificial (Chouldechova, 2017; Fabris et al., 2025).</w:t>
+      </w:r>
+    </w:p>
+    <w:p>
+      <w:pPr>
+        <w:pStyle w:val="Ttulo3"/>
+      </w:pPr>
+      <w:r>
+        <w:rPr>
+          <w:b/>
+        </w:rPr>
+        <w:t>5.8.1  Disparate Impact Ratio (DIR)</w:t>
+      </w:r>
+    </w:p>
+    <w:p>
+      <w:pPr>
+        <w:pStyle w:val="Normal"/>
+        <w:spacing w:after="120" w:line="276" w:lineRule="auto"/>
+        <w:jc w:val="both"/>
+      </w:pPr>
+      <w:r>
+        <w:rPr/>
+        <w:t xml:space="preserve">El Disparate Impact Ratio (DIR) se define como el cociente entre la tasa de selección del grupo protegido y la tasa de selección del grupo de referencia. En el contexto de SISTAC, el grupo protegido es el colectivo femenino y el grupo de referencia es el colectivo masculino (siguiendo la clasificación binaria del corpus sintético). Formalmente: DIR = P(APTO | género=F) / P(APTO | género=M).</w:t>
+      </w:r>
+    </w:p>
+    <w:p>
+      <w:pPr>
+        <w:pStyle w:val="Normal"/>
+        <w:spacing w:after="120" w:line="276" w:lineRule="auto"/>
+        <w:jc w:val="both"/>
+      </w:pPr>
+      <w:r>
+        <w:rPr/>
+        <w:t xml:space="preserve">La regla de las cuatro quintas partes (EEOC 4/5 Rule) establece que un sistema de selección es potencialmente discriminatorio si DIR &lt; 0.80. En consecuencia, el umbral de la hipótesis H3 es DIR ≥ 0.80 para la configuración C3. La hipótesis nula es que la anonimización no modifica el DIR de manera estadísticamente significativa respecto a C2.</w:t>
+      </w:r>
+    </w:p>
+    <w:p>
+      <w:pPr>
+        <w:pStyle w:val="Ttulo3"/>
+      </w:pPr>
+      <w:r>
+        <w:rPr>
+          <w:b/>
+        </w:rPr>
+        <w:t>5.8.2  Statistical Parity Difference (SPD)</w:t>
+      </w:r>
+    </w:p>
+    <w:p>
+      <w:pPr>
+        <w:pStyle w:val="Normal"/>
+        <w:spacing w:after="120" w:line="276" w:lineRule="auto"/>
+        <w:jc w:val="both"/>
+      </w:pPr>
+      <w:r>
+        <w:rPr/>
+        <w:t xml:space="preserve">El Statistical Parity Difference (SPD) mide la diferencia absoluta en las tasas de selección entre grupos demográficos: SPD = P(APTO | género=F) − P(APTO | género=M). Un valor SPD = 0 indica paridad estadística perfecta. Valores negativos de SPD indican que el grupo femenino tiene una tasa de selección inferior. El marco de Chouldechova (2017) advierte que la equidad estadística y la equidad calibrada (calibration) son en general incompatibles cuando las tasas de prevalencia difieren entre grupos —una limitación teórica que se discute en el Capítulo 8 de este trabajo.</w:t>
+      </w:r>
+    </w:p>
+    <w:p>
+      <w:pPr>
+        <w:pStyle w:val="Ttulo3"/>
+      </w:pPr>
+      <w:r>
+        <w:rPr>
+          <w:b/>
+        </w:rPr>
+        <w:t>5.8.3  Implementación en evaluation/fairness_metrics.py</w:t>
+      </w:r>
+    </w:p>
+    <w:p>
+      <w:pPr>
+        <w:pStyle w:val="Normal"/>
+        <w:spacing w:after="120" w:line="276" w:lineRule="auto"/>
+        <w:jc w:val="both"/>
+      </w:pPr>
+      <w:r>
+        <w:rPr/>
+        <w:t xml:space="preserve">El módulo evaluation/fairness_metrics.py implementa las funciones fairness_report(), compute_dir() y compute_spd(), que reciben el dataframe de resultados del experimento factorial y calculan DIR y SPD para cada configuración y cada par de grupos demográficos. Los resultados se exportan en formato CSV a paper/tables/ para su inserción en las tablas del Capítulo 7.</w:t>
+      </w:r>
+    </w:p>
+    <w:p>
+      <w:pPr>
+        <w:pStyle w:val="Normal"/>
+        <w:spacing w:after="120" w:line="276" w:lineRule="auto"/>
+        <w:jc w:val="both"/>
+      </w:pPr>
+      <w:r>
+        <w:rPr/>
+        <w:t xml:space="preserve">Una consideración metodológica importante es que el corpus sintético garantiza un balance perfecto de género (50% femenino / 50% masculino) y de etiqueta (50% APTO / 50% NO_APTO). En corpus reales con distribuciones desequilibradas, las métricas de equidad deben interpretarse con precaución, ya que el DIR puede verse influenciado por diferencias en la calificación objetiva de los candidatos más que por sesgos del sistema. Esta limitación se documenta en la sección de limitaciones del estudio (Capítulo 8).</w:t>
+      </w:r>
+    </w:p>
+    <w:p>
+      <w:pPr>
+        <w:pStyle w:val="Normal"/>
+        <w:spacing w:after="60" w:line="276" w:lineRule="auto"/>
+        <w:jc w:val="both"/>
+      </w:pPr>
+      <w:r>
+        <w:rPr/>
+        <w:t xml:space="preserve"/>
+      </w:r>
+    </w:p>
+    <w:p ns2:paraId="0E5A9CC1" ns2:textId="07C2F235">
+      <w:pPr>
         <w:pStyle w:val="Ttulo2"/>
       </w:pPr>
-      <w:bookmarkStart w:id="46" w:name="_Toc227526075"/>
-      <w:r>
-        <w:t xml:space="preserve">Módulo de </w:t>
-      </w:r>
-      <w:proofErr w:type="spellStart"/>
-      <w:r>
-        <w:t>anonimización</w:t>
-      </w:r>
-      <w:proofErr w:type="spellEnd"/>
-      <w:r>
-        <w:t xml:space="preserve"> PII (H3)</w:t>
-      </w:r>
-      <w:bookmarkEnd w:id="46"/>
+      <w:bookmarkStart w:id="48" w:name="_Toc227526077"/>
+      <w:r>
+        <w:t>Configuraciones C1, C2 y C3 del experimento</w:t>
+      </w:r>
+      <w:bookmarkEnd w:id="48"/>
     </w:p>
     <w:p>
       <w:pPr>
+        <w:pStyle w:val="Normal"/>
+        <w:spacing w:after="120" w:line="276" w:lineRule="auto"/>
+        <w:jc w:val="both"/>
+      </w:pPr>
+      <w:r>
+        <w:rPr/>
+        <w:t xml:space="preserve">El experimento factorial de SISTAC compara tres configuraciones de sistema automatizado —C1, C2 y C3— entre sí y contra la línea base de screening manual C0. Cada configuración instrumenta una capacidad adicional sobre la anterior, permitiendo aislar el efecto de cada componente sobre las hipótesis H1, H2 y H3.</w:t>
+      </w:r>
+    </w:p>
+    <w:p>
+      <w:pPr>
+        <w:jc w:val="center"/>
+      </w:pPr>
+      <w:r>
+        <w:drawing>
+          <wp:inline distT="0" distB="0" distL="0" distR="0">
+            <wp:extent cx="5400000" cy="2700000"/>
+            <wp:effectExtent l="0" t="0" r="0" b="0"/>
+            <wp:docPr id="1680" name="Figura 5.2 (referencia). Arquitectura del pipeline RAG empleado en C2 y C3. Fuente: elaboración propia."/>
+            <a:graphic>
+              <a:graphicData uri="http://schemas.openxmlformats.org/drawingml/2006/picture">
+                <pic:pic>
+                  <pic:nvPicPr>
+                    <pic:cNvPr id="0" name="Figura 5.2 (referencia). Arquitectura del pipeline RAG empleado en C2 y C3. Fuente: elaboración propia."/>
+                    <pic:cNvPicPr/>
+                  </pic:nvPicPr>
+                  <pic:blipFill>
+                    <a:blip r:embed="rIdImg122"/>
+                    <a:stretch>
+                      <a:fillRect/>
+                    </a:stretch>
+                  </pic:blipFill>
+                  <pic:spPr>
+                    <a:xfrm>
+                      <a:off x="0" y="0"/>
+                      <a:ext cx="5400000" cy="2700000"/>
+                    </a:xfrm>
+                    <a:prstGeom prst="rect">
+                      <a:avLst/>
+                    </a:prstGeom>
+                  </pic:spPr>
+                </pic:pic>
+              </a:graphicData>
+            </a:graphic>
+          </wp:inline>
+        </w:drawing>
+      </w:r>
+    </w:p>
+    <w:p>
+      <w:pPr>
+        <w:jc w:val="center"/>
+        <w:spacing w:before="60" w:after="200"/>
+      </w:pPr>
+      <w:r>
+        <w:rPr>
+          <w:i/>
+          <w:iCs/>
+        </w:rPr>
+        <w:t>Figura 5.2 (referencia). Arquitectura del pipeline RAG empleado en C2 y C3. Fuente: elaboración propia.</w:t>
+      </w:r>
+    </w:p>
+    <w:p>
+      <w:pPr>
+        <w:pStyle w:val="Ttulo3"/>
+      </w:pPr>
+      <w:r>
+        <w:rPr>
+          <w:b/>
+        </w:rPr>
+        <w:t>5.9.1  Configuración C1 — LLM puro</w:t>
+      </w:r>
+    </w:p>
+    <w:p>
+      <w:pPr>
+        <w:pStyle w:val="Normal"/>
+        <w:spacing w:after="120" w:line="276" w:lineRule="auto"/>
+        <w:jc w:val="both"/>
+      </w:pPr>
+      <w:r>
+        <w:rPr/>
+        <w:t xml:space="preserve">En C1, el sistema evalúa el par (CV, JD) utilizando exclusivamente la capacidad paramétrica del modelo de lenguaje, sin acceso a documentos externos. El LLM recibe como entrada el texto completo del CV y la descripción del cargo, y genera el score, la decisión y la justificación en formato JSON. Esta configuración constituye la línea base del sistema automatizado y permite medir la mejora marginal atribuible al componente RAG (comparación C1 vs. C2, hipótesis H2) y la reducción de sesgo atribuible a la anonimización PII (comparación C1 vs. C3, hipótesis H3).</w:t>
+      </w:r>
+    </w:p>
+    <w:p>
+      <w:pPr>
+        <w:pStyle w:val="Ttulo3"/>
+      </w:pPr>
+      <w:r>
+        <w:rPr>
+          <w:b/>
+        </w:rPr>
+        <w:t>5.9.2  Configuración C2 — LLM + RAG</w:t>
+      </w:r>
+    </w:p>
+    <w:p>
+      <w:pPr>
+        <w:pStyle w:val="Normal"/>
+        <w:spacing w:after="120" w:line="276" w:lineRule="auto"/>
+        <w:jc w:val="both"/>
+      </w:pPr>
+      <w:r>
+        <w:rPr/>
+        <w:t xml:space="preserve">C2 agrega el componente de retrieval sobre el índice vectorial de Azure AI Search. Antes de invocar al scorer, el sistema recupera los cinco chunks más relevantes del corpus de entrenamiento (240 CVs × 5 JDs, sin anonimización) para el cargo evaluado. Estos chunks se incorporan al prompt del LLM como contexto adicional, enriqueciendo la evaluación con información específica del dominio y del rol. La hipótesis H2 predice que C2 alcanzará F1 ≥ 0.85 frente al Gold Standard, superando a C1.</w:t>
+      </w:r>
+    </w:p>
+    <w:p>
+      <w:pPr>
+        <w:pStyle w:val="Ttulo3"/>
+      </w:pPr>
+      <w:r>
+        <w:rPr>
+          <w:b/>
+        </w:rPr>
+        <w:t>5.9.3  Configuración C3 — LLM + RAG + PII</w:t>
+      </w:r>
+    </w:p>
+    <w:p>
+      <w:pPr>
+        <w:pStyle w:val="Normal"/>
+        <w:spacing w:after="120" w:line="276" w:lineRule="auto"/>
+        <w:jc w:val="both"/>
+      </w:pPr>
+      <w:r>
+        <w:rPr/>
+        <w:t xml:space="preserve">C3 incorpora el módulo SistacAnonymizer como primer paso del pipeline. El texto del CV, antes de llegar al retrieval y al scorer, es procesado por Presidio + spaCy para sustituir todas las entidades PII por etiquetas genéricas. El índice vectorial de C3 almacena exclusivamente versiones anonimizadas de los CVs de entrenamiento, de modo que ningún dato personal del candidato llega al modelo de lenguaje ni queda persistido en el vector store. La hipótesis H3 predice que DIR(C3) &gt; DIR(C2), es decir, que la anonimización reduce la discriminación algorítmica por género.</w:t>
+      </w:r>
+    </w:p>
+    <w:p>
+      <w:pPr>
+        <w:pStyle w:val="Ttulo3"/>
+      </w:pPr>
+      <w:r>
+        <w:rPr>
+          <w:b/>
+        </w:rPr>
+        <w:t>5.9.4  Resumen comparativo</w:t>
+      </w:r>
+    </w:p>
+    <w:p>
+      <w:pPr>
+        <w:pStyle w:val="Normal"/>
+        <w:spacing w:after="120" w:line="276" w:lineRule="auto"/>
+        <w:jc w:val="both"/>
+      </w:pPr>
+      <w:r>
+        <w:rPr/>
+        <w:t xml:space="preserve">La siguiente tabla resume las características diferenciales de las cuatro configuraciones del experimento SISTAC:</w:t>
+      </w:r>
+    </w:p>
+    <w:p>
+      <w:pPr>
+        <w:pStyle w:val="Normal"/>
+        <w:spacing w:after="120" w:line="276" w:lineRule="auto"/>
+        <w:jc w:val="both"/>
+      </w:pPr>
+      <w:r>
+        <w:rPr/>
+        <w:t xml:space="preserve">C0 (Screening Manual): Revisor humano. Sin RAG. Sin PII. Tiempo: 5-10 min/CV. Métrica: T_cand (H1).</w:t>
+      </w:r>
+    </w:p>
+    <w:p>
+      <w:pPr>
+        <w:pStyle w:val="Normal"/>
+        <w:spacing w:after="120" w:line="276" w:lineRule="auto"/>
+        <w:jc w:val="both"/>
+      </w:pPr>
+      <w:r>
+        <w:rPr/>
+        <w:t xml:space="preserve">C1 (LLM Puro): Claude Sonnet. Sin RAG. Sin PII. Tiempo: ~8 seg/CV. Métricas: F1, AUC-ROC (H2), DIR, SPD (H3).</w:t>
+      </w:r>
+    </w:p>
+    <w:p>
+      <w:pPr>
+        <w:pStyle w:val="Normal"/>
+        <w:spacing w:after="120" w:line="276" w:lineRule="auto"/>
+        <w:jc w:val="both"/>
+      </w:pPr>
+      <w:r>
+        <w:rPr/>
+        <w:t xml:space="preserve">C2 (LLM + RAG): Claude Sonnet + Azure Search. Con RAG. Sin PII. Tiempo: ~12 seg/CV. Métricas: F1, AUC-ROC (H2).</w:t>
+      </w:r>
+    </w:p>
+    <w:p>
+      <w:pPr>
+        <w:pStyle w:val="Normal"/>
+        <w:spacing w:after="120" w:line="276" w:lineRule="auto"/>
+        <w:jc w:val="both"/>
+      </w:pPr>
+      <w:r>
+        <w:rPr/>
+        <w:t xml:space="preserve">C3 (LLM + RAG + PII): Claude Sonnet + Azure Search + Presidio. Con RAG. Con PII. Tiempo: ~15 seg/CV. Métricas: DIR, SPD (H3).</w:t>
+      </w:r>
+    </w:p>
+    <w:p>
+      <w:pPr>
+        <w:pStyle w:val="Normal"/>
+        <w:spacing w:after="120" w:line="276" w:lineRule="auto"/>
+        <w:jc w:val="both"/>
+      </w:pPr>
+      <w:r>
+        <w:rPr/>
+        <w:t xml:space="preserve">El orquestador del experimento (experiments/orquestador_c0_c3.py) ejecuta las cuatro configuraciones sobre los 60 CVs del conjunto de test e invoca los módulos de métricas (evaluation/efficiency_metrics.py, evaluation/efficacy_metrics.py, evaluation/fairness_metrics.py) para calcular los resultados que se reportan en el Capítulo 7.</w:t>
+      </w:r>
+    </w:p>
+    <w:p>
+      <w:pPr>
+        <w:pStyle w:val="Normal"/>
+        <w:spacing w:after="60" w:line="276" w:lineRule="auto"/>
+        <w:jc w:val="both"/>
+      </w:pPr>
+      <w:r>
+        <w:rPr/>
+        <w:t xml:space="preserve"/>
+      </w:r>
+    </w:p>
+    <w:p ns2:paraId="4DC38E9E" ns2:textId="2B838D1A">
+      <w:pPr>
+        <w:pStyle w:val="Ttulo1"/>
+      </w:pPr>
+      <w:bookmarkStart w:id="49" w:name="_Toc227526078"/>
+      <w:r>
+        <w:t>Framework de validación</w:t>
+      </w:r>
+      <w:r>
+        <w:t xml:space="preserve"> experimental – Eficiencia (H1)</w:t>
+      </w:r>
+      <w:bookmarkEnd w:id="49"/>
+    </w:p>
+    <w:p ns2:paraId="68EF99EE" ns2:textId="536E19A7">
+      <w:pPr>
         <w:pStyle w:val="Ttulo2"/>
       </w:pPr>
-      <w:bookmarkStart w:id="47" w:name="_Toc227526076"/>
-      <w:r>
-        <w:t>Marco de métricas de equidad algorítmica (H3)</w:t>
-      </w:r>
-      <w:bookmarkEnd w:id="47"/>
-    </w:p>
-    <w:p>
+      <w:bookmarkStart w:id="50" w:name="_Toc227526079"/>
+      <w:r>
+        <w:t xml:space="preserve">Diseño del experimento </w:t>
+      </w:r>
+      <w:proofErr w:type="spellStart"/>
+      <w:proofErr w:type="gramStart"/>
+      <w:r>
+        <w:t>cuasi-experimental</w:t>
+      </w:r>
+      <w:bookmarkEnd w:id="50"/>
+      <w:proofErr w:type="spellEnd"/>
+      <w:proofErr w:type="gramEnd"/>
+    </w:p>
+    <w:p ns2:paraId="2F437A87" ns2:textId="486BAF17">
       <w:pPr>
         <w:pStyle w:val="Ttulo2"/>
       </w:pPr>
-      <w:bookmarkStart w:id="48" w:name="_Toc227526077"/>
-      <w:r>
-        <w:t>Configuraciones C1, C2 y C3 del experimento</w:t>
-      </w:r>
-      <w:bookmarkEnd w:id="48"/>
-    </w:p>
-    <w:p>
+      <w:bookmarkStart w:id="51" w:name="_Toc227526080"/>
+      <w:r>
+        <w:t>Protocolo Gold Standard y panel de expertos</w:t>
+      </w:r>
+      <w:bookmarkEnd w:id="51"/>
+    </w:p>
+    <w:p ns2:paraId="0293C721" ns2:textId="57AC9A08">
+      <w:pPr>
+        <w:pStyle w:val="Ttulo2"/>
+      </w:pPr>
+      <w:bookmarkStart w:id="52" w:name="_Toc227526081"/>
+      <w:r>
+        <w:t>Instrumentación y registro de variables</w:t>
+      </w:r>
+      <w:bookmarkEnd w:id="52"/>
+    </w:p>
+    <w:p ns2:paraId="1BC74B3D" ns2:textId="5BECB9B3">
+      <w:pPr>
+        <w:pStyle w:val="Ttulo2"/>
+      </w:pPr>
+      <w:bookmarkStart w:id="53" w:name="_Toc227526082"/>
+      <w:r>
+        <w:t>Suite estadística para las tres hipótesis (H1, H2, H3)</w:t>
+      </w:r>
+      <w:bookmarkEnd w:id="53"/>
+    </w:p>
+    <w:p ns2:paraId="3D8A007F" ns2:textId="43713E88">
+      <w:pPr>
+        <w:pStyle w:val="Ttulo2"/>
+      </w:pPr>
+      <w:bookmarkStart w:id="54" w:name="_Toc227526083"/>
+      <w:r>
+        <w:t xml:space="preserve">Protocolo de Shadow </w:t>
+      </w:r>
+      <w:proofErr w:type="spellStart"/>
+      <w:r>
+        <w:t>Testing</w:t>
+      </w:r>
+      <w:bookmarkEnd w:id="54"/>
+      <w:proofErr w:type="spellEnd"/>
+    </w:p>
+    <w:p ns2:paraId="2B3F7007" ns2:textId="0A4C2620">
+      <w:pPr>
+        <w:pStyle w:val="Ttulo2"/>
+      </w:pPr>
+      <w:bookmarkStart w:id="55" w:name="_Toc227526084"/>
+      <w:r>
+        <w:t>Gestión de datos y reproducibilidad</w:t>
+      </w:r>
+      <w:bookmarkEnd w:id="55"/>
+    </w:p>
+    <w:p ns2:paraId="095D2F73" ns2:textId="6907A5D8">
       <w:pPr>
         <w:pStyle w:val="Ttulo1"/>
       </w:pPr>
-      <w:bookmarkStart w:id="49" w:name="_Toc227526078"/>
-      <w:r>
-        <w:t>Framework de validación</w:t>
-      </w:r>
-      <w:r>
-        <w:t xml:space="preserve"> experimental – Eficiencia (H1)</w:t>
-      </w:r>
-      <w:bookmarkEnd w:id="49"/>
-    </w:p>
-    <w:p>
+      <w:bookmarkStart w:id="56" w:name="_Toc227526085"/>
+      <w:r>
+        <w:t>Resultado</w:t>
+      </w:r>
+      <w:bookmarkEnd w:id="56"/>
+    </w:p>
+    <w:p ns2:paraId="690BFD55" ns2:textId="13083103">
       <w:pPr>
         <w:pStyle w:val="Ttulo2"/>
       </w:pPr>
-      <w:bookmarkStart w:id="50" w:name="_Toc227526079"/>
-      <w:r>
-        <w:t xml:space="preserve">Diseño del experimento </w:t>
-      </w:r>
-      <w:proofErr w:type="spellStart"/>
-      <w:proofErr w:type="gramStart"/>
-      <w:r>
-        <w:t>cuasi-experimental</w:t>
-      </w:r>
-      <w:bookmarkEnd w:id="50"/>
-      <w:proofErr w:type="spellEnd"/>
-      <w:proofErr w:type="gramEnd"/>
-    </w:p>
-    <w:p>
+      <w:bookmarkStart w:id="57" w:name="_Toc227526086"/>
+      <w:r>
+        <w:t>Resultados de eficiencia (H1)</w:t>
+      </w:r>
+      <w:bookmarkEnd w:id="57"/>
+    </w:p>
+    <w:p ns2:paraId="70559A4A" ns2:textId="3F589D81">
       <w:pPr>
         <w:pStyle w:val="Ttulo2"/>
       </w:pPr>
-      <w:bookmarkStart w:id="51" w:name="_Toc227526080"/>
-      <w:r>
-        <w:t>Protocolo Gold Standard y panel de expertos</w:t>
-      </w:r>
-      <w:bookmarkEnd w:id="51"/>
-    </w:p>
-    <w:p>
+      <w:bookmarkStart w:id="58" w:name="_Toc227526087"/>
+      <w:r>
+        <w:t>Resultados de eficacia (H2)</w:t>
+      </w:r>
+      <w:bookmarkEnd w:id="58"/>
+    </w:p>
+    <w:p ns2:paraId="0959785C" ns2:textId="57C36948">
       <w:pPr>
         <w:pStyle w:val="Ttulo2"/>
       </w:pPr>
-      <w:bookmarkStart w:id="52" w:name="_Toc227526081"/>
-      <w:r>
-        <w:t>Instrumentación y registro de variables</w:t>
-      </w:r>
-      <w:bookmarkEnd w:id="52"/>
-    </w:p>
-    <w:p>
-      <w:pPr>
-        <w:pStyle w:val="Ttulo2"/>
-      </w:pPr>
-      <w:bookmarkStart w:id="53" w:name="_Toc227526082"/>
-      <w:r>
-        <w:t>Suite estadística para las tres hipótesis (H1, H2, H3)</w:t>
-      </w:r>
-      <w:bookmarkEnd w:id="53"/>
-    </w:p>
-    <w:p>
-      <w:pPr>
-        <w:pStyle w:val="Ttulo2"/>
-      </w:pPr>
-      <w:bookmarkStart w:id="54" w:name="_Toc227526083"/>
-      <w:r>
-        <w:t xml:space="preserve">Protocolo de Shadow </w:t>
-      </w:r>
-      <w:proofErr w:type="spellStart"/>
-      <w:r>
-        <w:t>Testing</w:t>
-      </w:r>
-      <w:bookmarkEnd w:id="54"/>
-      <w:proofErr w:type="spellEnd"/>
-    </w:p>
-    <w:p>
-      <w:pPr>
-        <w:pStyle w:val="Ttulo2"/>
-      </w:pPr>
-      <w:bookmarkStart w:id="55" w:name="_Toc227526084"/>
-      <w:r>
-        <w:t>Gestión de datos y reproducibilidad</w:t>
-      </w:r>
-      <w:bookmarkEnd w:id="55"/>
-    </w:p>
-    <w:p>
-      <w:pPr>
-        <w:pStyle w:val="Ttulo1"/>
-      </w:pPr>
-      <w:bookmarkStart w:id="56" w:name="_Toc227526085"/>
-      <w:r>
-        <w:t>Resultado</w:t>
-      </w:r>
-      <w:bookmarkEnd w:id="56"/>
-    </w:p>
-    <w:p>
-      <w:pPr>
-        <w:pStyle w:val="Ttulo2"/>
-      </w:pPr>
-      <w:bookmarkStart w:id="57" w:name="_Toc227526086"/>
-      <w:r>
-        <w:t>Resultados de eficiencia (H1)</w:t>
-      </w:r>
-      <w:bookmarkEnd w:id="57"/>
-    </w:p>
-    <w:p>
-      <w:pPr>
-        <w:pStyle w:val="Ttulo2"/>
-      </w:pPr>
-      <w:bookmarkStart w:id="58" w:name="_Toc227526087"/>
-      <w:r>
-        <w:t>Resultados de eficacia (H2)</w:t>
-      </w:r>
-      <w:bookmarkEnd w:id="58"/>
-    </w:p>
-    <w:p>
-      <w:pPr>
-        <w:pStyle w:val="Ttulo2"/>
-      </w:pPr>
       <w:bookmarkStart w:id="59" w:name="_Toc227526088"/>
       <w:r>
         <w:t>Resultados de equidad (H3)</w:t>
       </w:r>
       <w:bookmarkEnd w:id="59"/>
     </w:p>
-    <w:p>
+    <w:p ns2:paraId="3B491713" ns2:textId="6208096C">
       <w:pPr>
         <w:pStyle w:val="Ttulo2"/>
       </w:pPr>
@@ -17828,7 +19226,7 @@
       </w:r>
       <w:bookmarkEnd w:id="60"/>
     </w:p>
-    <w:p>
+    <w:p ns2:paraId="2D8205D1" ns2:textId="15EF9916">
       <w:pPr>
         <w:pStyle w:val="Ttulo1"/>
       </w:pPr>
@@ -17838,7 +19236,7 @@
       </w:r>
       <w:bookmarkEnd w:id="61"/>
     </w:p>
-    <w:p>
+    <w:p ns2:paraId="177D077F" ns2:textId="2AD4C9DE">
       <w:pPr>
         <w:pStyle w:val="Ttulo2"/>
       </w:pPr>
@@ -17848,7 +19246,7 @@
       </w:r>
       <w:bookmarkEnd w:id="62"/>
     </w:p>
-    <w:p>
+    <w:p ns2:paraId="3B42D2E0" ns2:textId="573FC12C">
       <w:pPr>
         <w:pStyle w:val="Ttulo2"/>
       </w:pPr>
@@ -17858,7 +19256,7 @@
       </w:r>
       <w:bookmarkEnd w:id="63"/>
     </w:p>
-    <w:p>
+    <w:p ns2:paraId="7FAC8C86" ns2:textId="73D895C7">
       <w:pPr>
         <w:pStyle w:val="Ttulo2"/>
       </w:pPr>
@@ -17868,7 +19266,7 @@
       </w:r>
       <w:bookmarkEnd w:id="64"/>
     </w:p>
-    <w:p>
+    <w:p ns2:paraId="5CD82200" ns2:textId="71D59954">
       <w:pPr>
         <w:pStyle w:val="Ttulo2"/>
       </w:pPr>
@@ -17878,8 +19276,8 @@
       </w:r>
       <w:bookmarkEnd w:id="65"/>
     </w:p>
-    <w:p/>
-    <w:p>
+    <w:p ns2:paraId="00A06FAA" ns2:textId="77777777"/>
+    <w:p ns2:paraId="2E524C69" ns2:textId="268F37A2">
       <w:pPr>
         <w:pStyle w:val="Ttulo1"/>
         <w:rPr>
@@ -17901,7 +19299,7 @@
       </w:r>
       <w:bookmarkEnd w:id="66"/>
     </w:p>
-    <w:p>
+    <w:p ns2:paraId="2588F81B" ns2:textId="79CE615A">
       <w:pPr>
         <w:pStyle w:val="Ttulo2"/>
         <w:rPr>
@@ -17917,7 +19315,7 @@
       </w:r>
       <w:bookmarkEnd w:id="67"/>
     </w:p>
-    <w:p>
+    <w:p ns2:paraId="64D7439D" ns2:textId="557D641A">
       <w:pPr>
         <w:pStyle w:val="Ttulo2"/>
       </w:pPr>
@@ -17929,7 +19327,7 @@
       </w:r>
       <w:bookmarkEnd w:id="68"/>
     </w:p>
-    <w:p>
+    <w:p ns2:paraId="5DF865AA" ns2:textId="2F0B83A4">
       <w:pPr>
         <w:pStyle w:val="Ttulo2"/>
       </w:pPr>
@@ -17939,7 +19337,7 @@
       </w:r>
       <w:bookmarkEnd w:id="69"/>
     </w:p>
-    <w:p>
+    <w:p ns2:paraId="05DD5E74" ns2:textId="096C6F77">
       <w:pPr>
         <w:rPr>
           <w:lang w:val="es-UY"/>
@@ -17949,7 +19347,7 @@
         <w:br w:type="page"/>
       </w:r>
     </w:p>
-    <w:p>
+    <w:p ns2:paraId="232ED817" ns2:textId="5724BC1A">
       <w:pPr>
         <w:pStyle w:val="Ttulo1sinnumerar"/>
         <w:rPr>
@@ -17966,7 +19364,7 @@
       </w:r>
       <w:bookmarkEnd w:id="70"/>
     </w:p>
-    <w:p>
+    <w:p ns2:paraId="71265853" ns2:textId="77777777">
       <w:pPr>
         <w:pStyle w:val="Bibliografa"/>
         <w:rPr>
@@ -18040,7 +19438,7 @@
         <w:t>(2), e116. https://doi.org/https://doi.org/10.1002/ail2.116</w:t>
       </w:r>
     </w:p>
-    <w:p>
+    <w:p ns2:paraId="67176C40" ns2:textId="77777777">
       <w:pPr>
         <w:pStyle w:val="Bibliografa"/>
         <w:rPr>
@@ -18096,7 +19494,7 @@
         <w:t>, Bulgaria. https://aclanthology.org/2025.ranlp-1.3/</w:t>
       </w:r>
     </w:p>
-    <w:p>
+    <w:p ns2:paraId="08A0B616" ns2:textId="77777777">
       <w:pPr>
         <w:pStyle w:val="Bibliografa"/>
         <w:rPr>
@@ -18174,7 +19572,7 @@
         <w:t>(1), 57. https://doi.org/10.1007/s43681-025-00844-z</w:t>
       </w:r>
     </w:p>
-    <w:p>
+    <w:p ns2:paraId="18760D83" ns2:textId="77777777">
       <w:pPr>
         <w:pStyle w:val="Bibliografa"/>
         <w:rPr>
@@ -18216,7 +19614,7 @@
         <w:t>(3), pgaf089. https://doi.org/10.1093/pnasnexus/pgaf089</w:t>
       </w:r>
     </w:p>
-    <w:p>
+    <w:p ns2:paraId="03F111D1" ns2:textId="77777777">
       <w:pPr>
         <w:pStyle w:val="Bibliografa"/>
         <w:rPr>
@@ -18258,7 +19656,7 @@
         <w:t>, 274-281. https://doi.org/10.36096/ijbes.v7i5.986</w:t>
       </w:r>
     </w:p>
-    <w:p>
+    <w:p ns2:paraId="52452D61" ns2:textId="77777777">
       <w:pPr>
         <w:pStyle w:val="Bibliografa"/>
         <w:rPr>
@@ -18381,7 +19779,7 @@
         <w:t>(4), 794. https://doi.org/10.3390/electronics14040794</w:t>
       </w:r>
     </w:p>
-    <w:p>
+    <w:p ns2:paraId="42EAD3C1" ns2:textId="77777777">
       <w:pPr>
         <w:pStyle w:val="Bibliografa"/>
         <w:rPr>
@@ -18469,7 +19867,7 @@
         <w:t xml:space="preserve"> (pp. 53-63). European Language Resources Association. https://aclanthology.org/2022.legal-1.11/</w:t>
       </w:r>
     </w:p>
-    <w:p>
+    <w:p ns2:paraId="45CA7412" ns2:textId="77777777">
       <w:pPr>
         <w:pStyle w:val="Bibliografa"/>
         <w:rPr>
@@ -18511,7 +19909,7 @@
         <w:t xml:space="preserve"> [Technical Report]. SPSS Inc. https://www.the-modeling-agency.com/crisp-dm.pdf</w:t>
       </w:r>
     </w:p>
-    <w:p>
+    <w:p ns2:paraId="02D3B208" ns2:textId="77777777">
       <w:pPr>
         <w:pStyle w:val="Bibliografa"/>
         <w:rPr>
@@ -18561,7 +19959,7 @@
         <w:t>(2), 153-163. https://doi.org/10.1089/big.2016.0047</w:t>
       </w:r>
     </w:p>
-    <w:p>
+    <w:p ns2:paraId="0E618811" ns2:textId="77777777">
       <w:pPr>
         <w:pStyle w:val="Bibliografa"/>
         <w:rPr>
@@ -18653,7 +20051,7 @@
         <w:t xml:space="preserve"> (SSRN Scholarly Paper No. 5314976). Social Science Research Network. https://doi.org/10.2139/ssrn.5314976</w:t>
       </w:r>
     </w:p>
-    <w:p>
+    <w:p ns2:paraId="4EADBFA1" ns2:textId="77777777">
       <w:pPr>
         <w:pStyle w:val="Bibliografa"/>
         <w:rPr>
@@ -18688,7 +20086,7 @@
         <w:t>Bristol Business School, University of the West of England, Bristol. https://ideas.repec.org/p/uwe/wpaper/20161601.html</w:t>
       </w:r>
     </w:p>
-    <w:p>
+    <w:p ns2:paraId="7A9D70F5" ns2:textId="77777777">
       <w:pPr>
         <w:pStyle w:val="Bibliografa"/>
         <w:rPr>
@@ -18716,7 +20114,7 @@
         <w:t>. https://doi.org/10.1145/3386392.3399569</w:t>
       </w:r>
     </w:p>
-    <w:p>
+    <w:p ns2:paraId="05034F4F" ns2:textId="77777777">
       <w:pPr>
         <w:pStyle w:val="Bibliografa"/>
       </w:pPr>
@@ -18732,7 +20130,7 @@
         <w:t>, Reglamento (UE) 2024/1689 del Parlamento Europeo y del Consejo, de 13 de junio de 2024, por el que se establecen normas armonizadas en materia de inteligencia artificial (Ley de Inteligencia Artificial), L 2024/1689 (2024). https://eur-lex.europa.eu/legal-content/ES/TXT/?uri=OJ:L_202401689</w:t>
       </w:r>
     </w:p>
-    <w:p>
+    <w:p ns2:paraId="6B06372E" ns2:textId="77777777">
       <w:pPr>
         <w:pStyle w:val="Bibliografa"/>
         <w:rPr>
@@ -18788,7 +20186,7 @@
         <w:t>(1). https://doi.org/10.1145/3696457</w:t>
       </w:r>
     </w:p>
-    <w:p>
+    <w:p ns2:paraId="687FC35D" ns2:textId="77777777">
       <w:pPr>
         <w:pStyle w:val="Bibliografa"/>
         <w:rPr>
@@ -18816,7 +20214,7 @@
         <w:t>. https://arxiv.org/abs/2510.05490</w:t>
       </w:r>
     </w:p>
-    <w:p>
+    <w:p ns2:paraId="0876B71B" ns2:textId="77777777">
       <w:pPr>
         <w:pStyle w:val="Bibliografa"/>
         <w:rPr>
@@ -18858,7 +20256,7 @@
         <w:t>, 881-893. https://doi.org/10.2197/ipsjjip.32.881</w:t>
       </w:r>
     </w:p>
-    <w:p>
+    <w:p ns2:paraId="4D5B4500" ns2:textId="77777777">
       <w:pPr>
         <w:pStyle w:val="Bibliografa"/>
         <w:rPr>
@@ -18904,7 +20302,7 @@
         <w:t>, 687-700. https://doi.org/10.1145/3630106.3658933</w:t>
       </w:r>
     </w:p>
-    <w:p>
+    <w:p ns2:paraId="4172E1B3" ns2:textId="77777777">
       <w:pPr>
         <w:pStyle w:val="Bibliografa"/>
         <w:rPr>
@@ -18964,7 +20362,7 @@
         <w:t>, 489-496. https://doi.org/10.17979/ja-cea.2025.46.12139</w:t>
       </w:r>
     </w:p>
-    <w:p>
+    <w:p ns2:paraId="6F495B8D" ns2:textId="77777777">
       <w:pPr>
         <w:pStyle w:val="Bibliografa"/>
         <w:rPr>
@@ -19006,7 +20404,7 @@
         <w:t>(2), 502-546.</w:t>
       </w:r>
     </w:p>
-    <w:p>
+    <w:p ns2:paraId="6C4A3405" ns2:textId="77777777">
       <w:pPr>
         <w:pStyle w:val="Bibliografa"/>
         <w:rPr>
@@ -19048,7 +20446,7 @@
         <w:t>(1), 44-54. https://doi.org/10.1177/23794607251353585</w:t>
       </w:r>
     </w:p>
-    <w:p>
+    <w:p ns2:paraId="75BA9122" ns2:textId="77777777">
       <w:pPr>
         <w:pStyle w:val="Bibliografa"/>
         <w:rPr>
@@ -19090,7 +20488,7 @@
         <w:t>(1), 159-174. https://doi.org/10.2307/2529786</w:t>
       </w:r>
     </w:p>
-    <w:p>
+    <w:p ns2:paraId="115EC628" ns2:textId="77777777">
       <w:pPr>
         <w:pStyle w:val="Bibliografa"/>
       </w:pPr>
@@ -19158,7 +20556,7 @@
         <w:t>. https://arxiv.org/abs/2109.06501</w:t>
       </w:r>
     </w:p>
-    <w:p>
+    <w:p ns2:paraId="7BE4A94B" ns2:textId="77777777">
       <w:pPr>
         <w:pStyle w:val="Bibliografa"/>
       </w:pPr>
@@ -19176,7 +20574,7 @@
         <w:t>. https://www.impo.com.uy/bases/leyes/18331-2008</w:t>
       </w:r>
     </w:p>
-    <w:p>
+    <w:p ns2:paraId="0E3FAE5E" ns2:textId="77777777">
       <w:pPr>
         <w:pStyle w:val="Bibliografa"/>
       </w:pPr>
@@ -19194,7 +20592,7 @@
         <w:t>. https://www.impo.com.uy/bases/leyes/20212-2023</w:t>
       </w:r>
     </w:p>
-    <w:p>
+    <w:p ns2:paraId="3C10F309" ns2:textId="77777777">
       <w:pPr>
         <w:pStyle w:val="Bibliografa"/>
       </w:pPr>
@@ -19218,7 +20616,7 @@
         <w:t xml:space="preserve"> toda discriminación que viole el principio de igualdad de trato y de oportunidades para ambos sexos en cualquier sector (1989). https://www.impo.com.uy/bases/leyes/16045-1989</w:t>
       </w:r>
     </w:p>
-    <w:p>
+    <w:p ns2:paraId="71488485" ns2:textId="77777777">
       <w:pPr>
         <w:pStyle w:val="Bibliografa"/>
         <w:rPr>
@@ -19247,7 +20645,7 @@
         <w:t>, 8-13. https://doi.org/10.1145/3778450.3778452</w:t>
       </w:r>
     </w:p>
-    <w:p>
+    <w:p ns2:paraId="0610E3DF" ns2:textId="77777777">
       <w:pPr>
         <w:pStyle w:val="Bibliografa"/>
         <w:rPr>
@@ -19296,7 +20694,7 @@
         <w:t>, arXiv:2504.02870. https://doi.org/10.48550/arXiv.2504.02870</w:t>
       </w:r>
     </w:p>
-    <w:p>
+    <w:p ns2:paraId="510297BC" ns2:textId="77777777">
       <w:pPr>
         <w:pStyle w:val="Bibliografa"/>
         <w:rPr>
@@ -19324,7 +20722,7 @@
         <w:t>. John Wiley &amp; Sons.</w:t>
       </w:r>
     </w:p>
-    <w:p>
+    <w:p ns2:paraId="6B83EA33" ns2:textId="77777777">
       <w:pPr>
         <w:pStyle w:val="Bibliografa"/>
         <w:rPr>
@@ -19362,7 +20760,7 @@
         <w:t>, arXiv:2405.19699. https://doi.org/10.48550/arXiv.2405.19699</w:t>
       </w:r>
     </w:p>
-    <w:p>
+    <w:p ns2:paraId="3EBC9DBD" ns2:textId="77777777">
       <w:pPr>
         <w:pStyle w:val="Bibliografa"/>
         <w:rPr>
@@ -19390,7 +20788,7 @@
         <w:t>. https://www.nyc.gov/site/dca/about/automated-employment-decision-tools.page</w:t>
       </w:r>
     </w:p>
-    <w:p>
+    <w:p ns2:paraId="64FC3533" ns2:textId="77777777">
       <w:pPr>
         <w:pStyle w:val="Bibliografa"/>
         <w:rPr>
@@ -19418,7 +20816,7 @@
         <w:t>, 469-481. https://doi.org/10.1145/3351095.3372828</w:t>
       </w:r>
     </w:p>
-    <w:p>
+    <w:p ns2:paraId="3A91C1B1" ns2:textId="77777777">
       <w:pPr>
         <w:pStyle w:val="Bibliografa"/>
         <w:rPr>
@@ -19470,7 +20868,7 @@
         <w:t>, arXiv:2508.21179. https://doi.org/10.48550/arXiv.2508.21179</w:t>
       </w:r>
     </w:p>
-    <w:p>
+    <w:p ns2:paraId="04C066D1" ns2:textId="77777777">
       <w:pPr>
         <w:pStyle w:val="Bibliografa"/>
         <w:rPr>
@@ -19523,7 +20921,7 @@
         <w:t>, arXiv:2310.07298. https://doi.org/10.48550/arXiv.2310.07298</w:t>
       </w:r>
     </w:p>
-    <w:p>
+    <w:p ns2:paraId="6435064A" ns2:textId="77777777">
       <w:pPr>
         <w:pStyle w:val="Bibliografa"/>
         <w:rPr>
@@ -19565,7 +20963,7 @@
         <w:t>(1), 5-22. https://doi.org/10.1177/23970022221094523</w:t>
       </w:r>
     </w:p>
-    <w:p>
+    <w:p ns2:paraId="613F1EB8" ns2:textId="77777777">
       <w:pPr>
         <w:pStyle w:val="Bibliografa"/>
         <w:rPr>
@@ -19593,7 +20991,7 @@
         <w:t xml:space="preserve"> (No. 166; pp. 38290-38315).</w:t>
       </w:r>
     </w:p>
-    <w:p>
+    <w:p ns2:paraId="4D8A70E1" ns2:textId="77777777">
       <w:pPr>
         <w:pStyle w:val="Bibliografa"/>
         <w:rPr>
@@ -19643,7 +21041,7 @@
         <w:t>, 468. https://doi.org/10.3390/info14080468</w:t>
       </w:r>
     </w:p>
-    <w:p>
+    <w:p ns2:paraId="53194120" ns2:textId="77777777">
       <w:pPr>
         <w:pStyle w:val="Bibliografa"/>
         <w:rPr>
@@ -19681,7 +21079,7 @@
         <w:t>, arXiv:2407.20371. https://doi.org/10.48550/arXiv.2407.20371</w:t>
       </w:r>
     </w:p>
-    <w:p>
+    <w:p ns2:paraId="3A1835CE" ns2:textId="75D8D2BB">
       <w:pPr>
         <w:rPr>
           <w:lang w:val="en-US"/>
@@ -19694,7 +21092,7 @@
         <w:fldChar w:fldCharType="end"/>
       </w:r>
     </w:p>
-    <w:p>
+    <w:p ns2:paraId="34D4AC7F" ns2:textId="2DE79FAF">
       <w:pPr>
         <w:pStyle w:val="Ttulo1sinnumerar"/>
         <w:rPr>

--- a/paper/SISTAC_TFE.docx
+++ b/paper/SISTAC_TFE.docx
@@ -1,9 +1,9 @@
 
 <file path=word/document.xml><?xml version="1.0" encoding="utf-8"?>
-<w:document xmlns="http://schemas.openxmlformats.org/markup-compatibility/2006" xmlns:a="http://schemas.openxmlformats.org/drawingml/2006/main" xmlns:a14="http://schemas.microsoft.com/office/drawing/2010/main" xmlns:ns2="http://schemas.microsoft.com/office/word/2010/wordml" xmlns:ns4="http://schemas.microsoft.com/office/word/2010/wordprocessingDrawing" xmlns:ns6="http://schemas.microsoft.com/office/drawing/2014/main" xmlns:pic="http://schemas.openxmlformats.org/drawingml/2006/picture" xmlns:r="http://schemas.openxmlformats.org/officeDocument/2006/relationships" xmlns:w="http://schemas.openxmlformats.org/wordprocessingml/2006/main" xmlns:wp="http://schemas.openxmlformats.org/drawingml/2006/wordprocessingDrawing" Ignorable="w14 w15 w16se w16cid w16 w16cex w16sdtdh w16sdtfl w16du wp14">
+<w:document xmlns:a="http://schemas.openxmlformats.org/drawingml/2006/main" xmlns:mc="http://schemas.openxmlformats.org/markup-compatibility/2006" xmlns:ns4="http://schemas.microsoft.com/office/word/2010/wordprocessingDrawing" xmlns:ns6="http://schemas.microsoft.com/office/drawing/2014/main" xmlns:ns9="http://schemas.microsoft.com/office/drawing/2010/main" xmlns:pic="http://schemas.openxmlformats.org/drawingml/2006/picture" xmlns:r="http://schemas.openxmlformats.org/officeDocument/2006/relationships" xmlns:w="http://schemas.openxmlformats.org/wordprocessingml/2006/main" xmlns:w14="http://schemas.microsoft.com/office/word/2010/wordml" xmlns:wp="http://schemas.openxmlformats.org/drawingml/2006/wordprocessingDrawing" mc:Ignorable="w14 w15 w16se w16cid w16 w16cex w16sdtdh w16sdtfl w16du wp14">
   <w:body>
-    <w:p ns2:paraId="09C9000E" ns2:textId="77777777"/>
-    <w:p ns2:paraId="73B74D5E" ns2:textId="27EBBD6E">
+    <w:p/>
+    <w:p>
       <w:pPr>
         <w:spacing w:line="276" w:lineRule="auto"/>
         <w:jc w:val="center"/>
@@ -47,7 +47,7 @@
                     <a:blip r:embed="rId11">
                       <a:extLst>
                         <a:ext uri="{28A0092B-C50C-407E-A947-70E740481C1C}">
-                          <a14:useLocalDpi val="0"/>
+                          <ns9:useLocalDpi val="0"/>
                         </a:ext>
                       </a:extLst>
                     </a:blip>
@@ -75,7 +75,7 @@
         </w:drawing>
       </w:r>
     </w:p>
-    <w:p ns2:paraId="0DC95093" ns2:textId="7E55C0FC">
+    <w:p>
       <w:pPr>
         <w:spacing w:line="276" w:lineRule="auto"/>
         <w:jc w:val="center"/>
@@ -94,7 +94,7 @@
         <w:t>Universidad Internacional de La Rioja</w:t>
       </w:r>
     </w:p>
-    <w:p ns2:paraId="75A0D756" ns2:textId="77777777">
+    <w:p>
       <w:pPr>
         <w:spacing w:line="276" w:lineRule="auto"/>
         <w:jc w:val="center"/>
@@ -113,7 +113,7 @@
         <w:t>Escuela Superior de Ingeniería y</w:t>
       </w:r>
     </w:p>
-    <w:p ns2:paraId="3671F587" ns2:textId="77777777">
+    <w:p>
       <w:pPr>
         <w:spacing w:line="276" w:lineRule="auto"/>
         <w:jc w:val="center"/>
@@ -132,7 +132,7 @@
         <w:t>Tecnología</w:t>
       </w:r>
     </w:p>
-    <w:p ns2:paraId="62ED148A" ns2:textId="32640DEB">
+    <w:p>
       <w:pPr>
         <w:spacing w:line="276" w:lineRule="auto"/>
         <w:jc w:val="center"/>
@@ -143,7 +143,7 @@
         </w:rPr>
       </w:pPr>
     </w:p>
-    <w:p ns2:paraId="4376B2C2" ns2:textId="1FAD4F31">
+    <w:p>
       <w:pPr>
         <w:spacing w:line="276" w:lineRule="auto"/>
         <w:jc w:val="center"/>
@@ -154,7 +154,7 @@
         </w:rPr>
       </w:pPr>
     </w:p>
-    <w:p ns2:paraId="56C3CC49" ns2:textId="30810348">
+    <w:p>
       <w:pPr>
         <w:spacing w:line="276" w:lineRule="auto"/>
         <w:jc w:val="center"/>
@@ -165,7 +165,7 @@
         </w:rPr>
       </w:pPr>
     </w:p>
-    <w:p ns2:paraId="6067B72C" ns2:textId="77777777">
+    <w:p>
       <w:pPr>
         <w:spacing w:line="276" w:lineRule="auto"/>
         <w:jc w:val="center"/>
@@ -176,7 +176,7 @@
         </w:rPr>
       </w:pPr>
     </w:p>
-    <w:p ns2:paraId="271AF0C7" ns2:textId="194CF870">
+    <w:p>
       <w:pPr>
         <w:spacing w:line="276" w:lineRule="auto"/>
         <w:jc w:val="center"/>
@@ -212,7 +212,7 @@
         <w:t>Inteligencia artificial</w:t>
       </w:r>
     </w:p>
-    <w:p ns2:paraId="6D71EAEA" ns2:textId="166E2B7D">
+    <w:p>
       <w:pPr>
         <w:spacing w:line="276" w:lineRule="auto"/>
         <w:jc w:val="center"/>
@@ -262,14 +262,14 @@
         <w:t>.</w:t>
       </w:r>
     </w:p>
-    <w:p ns2:paraId="39BFED55" ns2:textId="1300B8A3">
+    <w:p>
       <w:pPr>
         <w:rPr>
           <w:lang w:val="es-UY" w:eastAsia="en-US"/>
         </w:rPr>
       </w:pPr>
     </w:p>
-    <w:p ns2:paraId="14D3861C" ns2:textId="74AC7333">
+    <w:p>
       <w:pPr>
         <w:rPr>
           <w:lang w:eastAsia="en-US"/>
@@ -300,13 +300,13 @@
         <w:gridCol w:w="3964"/>
         <w:gridCol w:w="4549"/>
       </w:tblGrid>
-      <w:tr ns2:paraId="5FB83D34" ns2:textId="77777777">
+      <w:tr>
         <w:tc>
           <w:tcPr>
             <w:tcW w:w="3964" w:type="dxa"/>
             <w:vAlign w:val="center"/>
           </w:tcPr>
-          <w:p ns2:paraId="725EAB0B" ns2:textId="5DBEE8CD">
+          <w:p>
             <w:pPr>
               <w:spacing w:line="276" w:lineRule="auto"/>
               <w:ind w:left="720"/>
@@ -336,7 +336,7 @@
             <w:tcW w:w="4549" w:type="dxa"/>
             <w:vAlign w:val="center"/>
           </w:tcPr>
-          <w:p ns2:paraId="7D472E63" ns2:textId="1CB3150B">
+          <w:p>
             <w:pPr>
               <w:spacing w:line="276" w:lineRule="auto"/>
               <w:ind w:left="720"/>
@@ -356,7 +356,7 @@
               <w:t>Belvisi Lescano</w:t>
             </w:r>
           </w:p>
-          <w:p ns2:paraId="34D4B889" ns2:textId="0578990C">
+          <w:p>
             <w:pPr>
               <w:spacing w:line="276" w:lineRule="auto"/>
               <w:ind w:left="720"/>
@@ -375,13 +375,13 @@
           </w:p>
         </w:tc>
       </w:tr>
-      <w:tr ns2:paraId="0BAB4562" ns2:textId="77777777">
+      <w:tr>
         <w:tc>
           <w:tcPr>
             <w:tcW w:w="3964" w:type="dxa"/>
             <w:vAlign w:val="center"/>
           </w:tcPr>
-          <w:p ns2:paraId="3A10E123" ns2:textId="77777777">
+          <w:p>
             <w:pPr>
               <w:spacing w:line="276" w:lineRule="auto"/>
               <w:ind w:left="720"/>
@@ -404,7 +404,7 @@
             <w:tcW w:w="4549" w:type="dxa"/>
             <w:vAlign w:val="center"/>
           </w:tcPr>
-          <w:p ns2:paraId="3499CF1C" ns2:textId="55F145BF">
+          <w:p>
             <w:pPr>
               <w:spacing w:line="276" w:lineRule="auto"/>
               <w:ind w:left="720"/>
@@ -423,13 +423,13 @@
           </w:p>
         </w:tc>
       </w:tr>
-      <w:tr ns2:paraId="058F6FE6" ns2:textId="77777777">
+      <w:tr>
         <w:tc>
           <w:tcPr>
             <w:tcW w:w="3964" w:type="dxa"/>
             <w:vAlign w:val="center"/>
           </w:tcPr>
-          <w:p ns2:paraId="44917CC5" ns2:textId="71965130">
+          <w:p>
             <w:pPr>
               <w:spacing w:line="276" w:lineRule="auto"/>
               <w:ind w:left="720"/>
@@ -452,7 +452,7 @@
             <w:tcW w:w="4549" w:type="dxa"/>
             <w:vAlign w:val="center"/>
           </w:tcPr>
-          <w:p ns2:paraId="1C6C65F0" ns2:textId="5760CF62">
+          <w:p>
             <w:pPr>
               <w:spacing w:line="276" w:lineRule="auto"/>
               <w:ind w:left="720"/>
@@ -471,13 +471,13 @@
           </w:p>
         </w:tc>
       </w:tr>
-      <w:tr ns2:paraId="71316CBD" ns2:textId="77777777">
+      <w:tr>
         <w:tc>
           <w:tcPr>
             <w:tcW w:w="3964" w:type="dxa"/>
             <w:vAlign w:val="center"/>
           </w:tcPr>
-          <w:p ns2:paraId="6AC47782" ns2:textId="1B267A58">
+          <w:p>
             <w:pPr>
               <w:spacing w:line="276" w:lineRule="auto"/>
               <w:ind w:left="720"/>
@@ -500,7 +500,7 @@
             <w:tcW w:w="4549" w:type="dxa"/>
             <w:vAlign w:val="center"/>
           </w:tcPr>
-          <w:p ns2:paraId="0E29B5D5" ns2:textId="024E5054">
+          <w:p>
             <w:pPr>
               <w:spacing w:line="276" w:lineRule="auto"/>
               <w:ind w:left="720"/>
@@ -520,14 +520,14 @@
         </w:tc>
       </w:tr>
     </w:tbl>
-    <w:p ns2:paraId="4F7BA5B3" ns2:textId="77777777">
+    <w:p>
       <w:pPr>
         <w:rPr>
           <w:lang w:eastAsia="en-US"/>
         </w:rPr>
       </w:pPr>
     </w:p>
-    <w:p ns2:paraId="5043D940" ns2:textId="4002231C">
+    <w:p>
       <w:pPr>
         <w:pStyle w:val="Ttulondices"/>
       </w:pPr>
@@ -537,7 +537,7 @@
       </w:r>
     </w:p>
     <w:bookmarkEnd w:id="0"/>
-    <w:p ns2:paraId="65366CF9" ns2:textId="77777777">
+    <w:p>
       <w:pPr>
         <w:pStyle w:val="Ttulondices"/>
       </w:pPr>
@@ -546,7 +546,7 @@
         <w:t xml:space="preserve">Resumen </w:t>
       </w:r>
     </w:p>
-    <w:p ns2:paraId="0E4B0238" ns2:textId="5914AC11">
+    <w:p>
       <w:pPr>
         <w:rPr>
           <w:lang w:eastAsia="en-US"/>
@@ -657,14 +657,14 @@
         <w:t>, en cumplimiento de la Ley 18.331 de Protección de Datos Personales de Uruguay.</w:t>
       </w:r>
     </w:p>
-    <w:p ns2:paraId="005A2D1E" ns2:textId="77777777">
+    <w:p>
       <w:pPr>
         <w:rPr>
           <w:lang w:eastAsia="en-US"/>
         </w:rPr>
       </w:pPr>
     </w:p>
-    <w:p ns2:paraId="1B953BB7" ns2:textId="71228F46">
+    <w:p>
       <w:pPr>
         <w:rPr>
           <w:lang w:eastAsia="en-US"/>
@@ -712,21 +712,21 @@
       </w:r>
       <w:bookmarkEnd w:id="1"/>
     </w:p>
-    <w:p ns2:paraId="4720ACA1" ns2:textId="77777777">
+    <w:p>
       <w:pPr>
         <w:rPr>
           <w:lang w:eastAsia="en-US"/>
         </w:rPr>
       </w:pPr>
     </w:p>
-    <w:p ns2:paraId="4B8B6B76" ns2:textId="77777777">
+    <w:p>
       <w:pPr>
         <w:rPr>
           <w:lang w:eastAsia="en-US"/>
         </w:rPr>
       </w:pPr>
     </w:p>
-    <w:p ns2:paraId="3EA678F1" ns2:textId="77777777">
+    <w:p>
       <w:pPr>
         <w:spacing w:before="0" w:after="0" w:line="240" w:lineRule="auto"/>
         <w:jc w:val="left"/>
@@ -741,7 +741,7 @@
         <w:br w:type="page"/>
       </w:r>
     </w:p>
-    <w:p ns2:paraId="137A7EAF" ns2:textId="77777777">
+    <w:p>
       <w:pPr>
         <w:pStyle w:val="Ttulondices"/>
         <w:rPr>
@@ -756,7 +756,7 @@
         <w:t>Abstract</w:t>
       </w:r>
     </w:p>
-    <w:p ns2:paraId="7D31B8C5" ns2:textId="3D25A0F5">
+    <w:p>
       <w:pPr>
         <w:rPr>
           <w:lang w:val="en-US"/>
@@ -839,7 +839,7 @@
         <w:t>, in compliance with Uruguay's Personal Data Protection Law 18.331.</w:t>
       </w:r>
     </w:p>
-    <w:p ns2:paraId="778A4B55" ns2:textId="27DF3E7F">
+    <w:p>
       <w:pPr>
         <w:rPr>
           <w:lang w:val="en-US"/>
@@ -866,7 +866,7 @@
         <w:t>LLM, RAG, PII anonymization, algorithmic fairness, resume screening, HR technology.</w:t>
       </w:r>
     </w:p>
-    <w:p ns2:paraId="4ABF2D40" ns2:textId="77777777">
+    <w:p>
       <w:pPr>
         <w:pStyle w:val="Ttulondices"/>
         <w:rPr>
@@ -874,7 +874,7 @@
         </w:rPr>
       </w:pPr>
     </w:p>
-    <w:p ns2:paraId="66477E58" ns2:textId="77777777">
+    <w:p>
       <w:pPr>
         <w:pStyle w:val="Ttulondices"/>
         <w:rPr>
@@ -882,7 +882,7 @@
         </w:rPr>
       </w:pPr>
     </w:p>
-    <w:p ns2:paraId="69B1BA47" ns2:textId="77777777">
+    <w:p>
       <w:pPr>
         <w:pStyle w:val="Ttulondices"/>
         <w:rPr>
@@ -890,7 +890,7 @@
         </w:rPr>
       </w:pPr>
     </w:p>
-    <w:p ns2:paraId="69AAF96A" ns2:textId="77777777">
+    <w:p>
       <w:pPr>
         <w:pStyle w:val="Ttulondices"/>
         <w:rPr>
@@ -898,7 +898,7 @@
         </w:rPr>
       </w:pPr>
     </w:p>
-    <w:p ns2:paraId="35F9F627" ns2:textId="77777777">
+    <w:p>
       <w:pPr>
         <w:pStyle w:val="Ttulondices"/>
         <w:rPr>
@@ -906,7 +906,7 @@
         </w:rPr>
       </w:pPr>
     </w:p>
-    <w:p ns2:paraId="2BE1FCE2" ns2:textId="77777777">
+    <w:p>
       <w:pPr>
         <w:pStyle w:val="Ttulondices"/>
         <w:rPr>
@@ -914,7 +914,7 @@
         </w:rPr>
       </w:pPr>
     </w:p>
-    <w:p ns2:paraId="39EB04EE" ns2:textId="77777777">
+    <w:p>
       <w:pPr>
         <w:pStyle w:val="Ttulondices"/>
         <w:rPr>
@@ -922,7 +922,7 @@
         </w:rPr>
       </w:pPr>
     </w:p>
-    <w:p ns2:paraId="264BF956" ns2:textId="77777777">
+    <w:p>
       <w:pPr>
         <w:pStyle w:val="Ttulondices"/>
         <w:rPr>
@@ -930,7 +930,7 @@
         </w:rPr>
       </w:pPr>
     </w:p>
-    <w:p ns2:paraId="334F742F" ns2:textId="77777777">
+    <w:p>
       <w:pPr>
         <w:pStyle w:val="Ttulondices"/>
         <w:rPr>
@@ -938,7 +938,7 @@
         </w:rPr>
       </w:pPr>
     </w:p>
-    <w:p ns2:paraId="6164E068" ns2:textId="77777777">
+    <w:p>
       <w:pPr>
         <w:pStyle w:val="Ttulondices"/>
         <w:rPr>
@@ -946,7 +946,7 @@
         </w:rPr>
       </w:pPr>
     </w:p>
-    <w:p ns2:paraId="3EBA961B" ns2:textId="77777777">
+    <w:p>
       <w:pPr>
         <w:pStyle w:val="Ttulondices"/>
         <w:rPr>
@@ -954,7 +954,7 @@
         </w:rPr>
       </w:pPr>
     </w:p>
-    <w:p ns2:paraId="5DD5255B" ns2:textId="77777777">
+    <w:p>
       <w:pPr>
         <w:pStyle w:val="Ttulondices"/>
         <w:rPr>
@@ -962,7 +962,7 @@
         </w:rPr>
       </w:pPr>
     </w:p>
-    <w:p ns2:paraId="05C4A386" ns2:textId="77777777">
+    <w:p>
       <w:pPr>
         <w:pStyle w:val="Ttulondices"/>
         <w:rPr>
@@ -970,7 +970,7 @@
         </w:rPr>
       </w:pPr>
     </w:p>
-    <w:p ns2:paraId="2D2E5317" ns2:textId="77777777">
+    <w:p>
       <w:pPr>
         <w:pStyle w:val="Ttulondices"/>
         <w:rPr>
@@ -978,7 +978,7 @@
         </w:rPr>
       </w:pPr>
     </w:p>
-    <w:p ns2:paraId="37509664" ns2:textId="2337C286">
+    <w:p>
       <w:pPr>
         <w:pStyle w:val="Ttulondices"/>
       </w:pPr>
@@ -989,7 +989,7 @@
         <w:t>de contenidos</w:t>
       </w:r>
     </w:p>
-    <w:p ns2:paraId="37FDD4C7" ns2:textId="1A6A5C7B">
+    <w:p>
       <w:pPr>
         <w:pStyle w:val="TDC1"/>
         <w:tabs>
@@ -1001,7 +1001,7 @@
           <w:noProof/>
           <w:kern w:val="2"/>
           <w:lang w:val="es-UY" w:eastAsia="es-UY"/>
-          <ns2:ligatures ns2:val="standardContextual"/>
+          <w14:ligatures w14:val="standardContextual"/>
         </w:rPr>
       </w:pPr>
       <w:r>
@@ -1027,7 +1027,7 @@
             <w:noProof/>
             <w:kern w:val="2"/>
             <w:lang w:val="es-UY" w:eastAsia="es-UY"/>
-            <ns2:ligatures ns2:val="standardContextual"/>
+            <w14:ligatures w14:val="standardContextual"/>
           </w:rPr>
           <w:tab/>
         </w:r>
@@ -1088,7 +1088,7 @@
         </w:r>
       </w:hyperlink>
     </w:p>
-    <w:p ns2:paraId="1FD89E00" ns2:textId="7CC841F5">
+    <w:p>
       <w:pPr>
         <w:pStyle w:val="TDC2"/>
         <w:tabs>
@@ -1100,7 +1100,7 @@
           <w:noProof/>
           <w:kern w:val="2"/>
           <w:lang w:val="es-UY" w:eastAsia="es-UY"/>
-          <ns2:ligatures ns2:val="standardContextual"/>
+          <w14:ligatures w14:val="standardContextual"/>
         </w:rPr>
       </w:pPr>
       <w:hyperlink w:anchor="_Toc227526042" w:history="1">
@@ -1117,7 +1117,7 @@
             <w:noProof/>
             <w:kern w:val="2"/>
             <w:lang w:val="es-UY" w:eastAsia="es-UY"/>
-            <ns2:ligatures ns2:val="standardContextual"/>
+            <w14:ligatures w14:val="standardContextual"/>
           </w:rPr>
           <w:tab/>
         </w:r>
@@ -1178,7 +1178,7 @@
         </w:r>
       </w:hyperlink>
     </w:p>
-    <w:p ns2:paraId="54323952" ns2:textId="2E8EBB1B">
+    <w:p>
       <w:pPr>
         <w:pStyle w:val="TDC2"/>
         <w:tabs>
@@ -1190,7 +1190,7 @@
           <w:noProof/>
           <w:kern w:val="2"/>
           <w:lang w:val="es-UY" w:eastAsia="es-UY"/>
-          <ns2:ligatures ns2:val="standardContextual"/>
+          <w14:ligatures w14:val="standardContextual"/>
         </w:rPr>
       </w:pPr>
       <w:hyperlink w:anchor="_Toc227526043" w:history="1">
@@ -1208,7 +1208,7 @@
             <w:noProof/>
             <w:kern w:val="2"/>
             <w:lang w:val="es-UY" w:eastAsia="es-UY"/>
-            <ns2:ligatures ns2:val="standardContextual"/>
+            <w14:ligatures w14:val="standardContextual"/>
           </w:rPr>
           <w:tab/>
         </w:r>
@@ -1270,7 +1270,7 @@
         </w:r>
       </w:hyperlink>
     </w:p>
-    <w:p ns2:paraId="25CDD808" ns2:textId="614D852E">
+    <w:p>
       <w:pPr>
         <w:pStyle w:val="TDC2"/>
         <w:tabs>
@@ -1282,7 +1282,7 @@
           <w:noProof/>
           <w:kern w:val="2"/>
           <w:lang w:val="es-UY" w:eastAsia="es-UY"/>
-          <ns2:ligatures ns2:val="standardContextual"/>
+          <w14:ligatures w14:val="standardContextual"/>
         </w:rPr>
       </w:pPr>
       <w:hyperlink w:anchor="_Toc227526044" w:history="1">
@@ -1300,7 +1300,7 @@
             <w:noProof/>
             <w:kern w:val="2"/>
             <w:lang w:val="es-UY" w:eastAsia="es-UY"/>
-            <ns2:ligatures ns2:val="standardContextual"/>
+            <w14:ligatures w14:val="standardContextual"/>
           </w:rPr>
           <w:tab/>
         </w:r>
@@ -1362,7 +1362,7 @@
         </w:r>
       </w:hyperlink>
     </w:p>
-    <w:p ns2:paraId="64E56B31" ns2:textId="3CB2B8D5">
+    <w:p>
       <w:pPr>
         <w:pStyle w:val="TDC1"/>
         <w:tabs>
@@ -1374,7 +1374,7 @@
           <w:noProof/>
           <w:kern w:val="2"/>
           <w:lang w:val="es-UY" w:eastAsia="es-UY"/>
-          <ns2:ligatures ns2:val="standardContextual"/>
+          <w14:ligatures w14:val="standardContextual"/>
         </w:rPr>
       </w:pPr>
       <w:hyperlink w:anchor="_Toc227526045" w:history="1">
@@ -1391,7 +1391,7 @@
             <w:noProof/>
             <w:kern w:val="2"/>
             <w:lang w:val="es-UY" w:eastAsia="es-UY"/>
-            <ns2:ligatures ns2:val="standardContextual"/>
+            <w14:ligatures w14:val="standardContextual"/>
           </w:rPr>
           <w:tab/>
         </w:r>
@@ -1452,7 +1452,7 @@
         </w:r>
       </w:hyperlink>
     </w:p>
-    <w:p ns2:paraId="504E3128" ns2:textId="029035B5">
+    <w:p>
       <w:pPr>
         <w:pStyle w:val="TDC2"/>
         <w:tabs>
@@ -1464,7 +1464,7 @@
           <w:noProof/>
           <w:kern w:val="2"/>
           <w:lang w:val="es-UY" w:eastAsia="es-UY"/>
-          <ns2:ligatures ns2:val="standardContextual"/>
+          <w14:ligatures w14:val="standardContextual"/>
         </w:rPr>
       </w:pPr>
       <w:hyperlink w:anchor="_Toc227526046" w:history="1">
@@ -1481,7 +1481,7 @@
             <w:noProof/>
             <w:kern w:val="2"/>
             <w:lang w:val="es-UY" w:eastAsia="es-UY"/>
-            <ns2:ligatures ns2:val="standardContextual"/>
+            <w14:ligatures w14:val="standardContextual"/>
           </w:rPr>
           <w:tab/>
         </w:r>
@@ -1542,7 +1542,7 @@
         </w:r>
       </w:hyperlink>
     </w:p>
-    <w:p ns2:paraId="62C0BD1F" ns2:textId="68AF9C4B">
+    <w:p>
       <w:pPr>
         <w:pStyle w:val="TDC2"/>
         <w:tabs>
@@ -1554,7 +1554,7 @@
           <w:noProof/>
           <w:kern w:val="2"/>
           <w:lang w:val="es-UY" w:eastAsia="es-UY"/>
-          <ns2:ligatures ns2:val="standardContextual"/>
+          <w14:ligatures w14:val="standardContextual"/>
         </w:rPr>
       </w:pPr>
       <w:hyperlink w:anchor="_Toc227526047" w:history="1">
@@ -1571,7 +1571,7 @@
             <w:noProof/>
             <w:kern w:val="2"/>
             <w:lang w:val="es-UY" w:eastAsia="es-UY"/>
-            <ns2:ligatures ns2:val="standardContextual"/>
+            <w14:ligatures w14:val="standardContextual"/>
           </w:rPr>
           <w:tab/>
         </w:r>
@@ -1632,7 +1632,7 @@
         </w:r>
       </w:hyperlink>
     </w:p>
-    <w:p ns2:paraId="17243631" ns2:textId="45DFCB48">
+    <w:p>
       <w:pPr>
         <w:pStyle w:val="TDC2"/>
         <w:tabs>
@@ -1644,7 +1644,7 @@
           <w:noProof/>
           <w:kern w:val="2"/>
           <w:lang w:val="es-UY" w:eastAsia="es-UY"/>
-          <ns2:ligatures ns2:val="standardContextual"/>
+          <w14:ligatures w14:val="standardContextual"/>
         </w:rPr>
       </w:pPr>
       <w:hyperlink w:anchor="_Toc227526048" w:history="1">
@@ -1661,7 +1661,7 @@
             <w:noProof/>
             <w:kern w:val="2"/>
             <w:lang w:val="es-UY" w:eastAsia="es-UY"/>
-            <ns2:ligatures ns2:val="standardContextual"/>
+            <w14:ligatures w14:val="standardContextual"/>
           </w:rPr>
           <w:tab/>
         </w:r>
@@ -1722,7 +1722,7 @@
         </w:r>
       </w:hyperlink>
     </w:p>
-    <w:p ns2:paraId="633FA6CD" ns2:textId="7D577BE9">
+    <w:p>
       <w:pPr>
         <w:pStyle w:val="TDC2"/>
         <w:tabs>
@@ -1734,7 +1734,7 @@
           <w:noProof/>
           <w:kern w:val="2"/>
           <w:lang w:val="es-UY" w:eastAsia="es-UY"/>
-          <ns2:ligatures ns2:val="standardContextual"/>
+          <w14:ligatures w14:val="standardContextual"/>
         </w:rPr>
       </w:pPr>
       <w:hyperlink w:anchor="_Toc227526049" w:history="1">
@@ -1751,7 +1751,7 @@
             <w:noProof/>
             <w:kern w:val="2"/>
             <w:lang w:val="es-UY" w:eastAsia="es-UY"/>
-            <ns2:ligatures ns2:val="standardContextual"/>
+            <w14:ligatures w14:val="standardContextual"/>
           </w:rPr>
           <w:tab/>
         </w:r>
@@ -1812,7 +1812,7 @@
         </w:r>
       </w:hyperlink>
     </w:p>
-    <w:p ns2:paraId="1BEEFEBC" ns2:textId="5E4B5A82">
+    <w:p>
       <w:pPr>
         <w:pStyle w:val="TDC2"/>
         <w:tabs>
@@ -1824,7 +1824,7 @@
           <w:noProof/>
           <w:kern w:val="2"/>
           <w:lang w:val="es-UY" w:eastAsia="es-UY"/>
-          <ns2:ligatures ns2:val="standardContextual"/>
+          <w14:ligatures w14:val="standardContextual"/>
         </w:rPr>
       </w:pPr>
       <w:hyperlink w:anchor="_Toc227526050" w:history="1">
@@ -1841,7 +1841,7 @@
             <w:noProof/>
             <w:kern w:val="2"/>
             <w:lang w:val="es-UY" w:eastAsia="es-UY"/>
-            <ns2:ligatures ns2:val="standardContextual"/>
+            <w14:ligatures w14:val="standardContextual"/>
           </w:rPr>
           <w:tab/>
         </w:r>
@@ -1902,7 +1902,7 @@
         </w:r>
       </w:hyperlink>
     </w:p>
-    <w:p ns2:paraId="3AAF3A3B" ns2:textId="12F9897F">
+    <w:p>
       <w:pPr>
         <w:pStyle w:val="TDC2"/>
         <w:tabs>
@@ -1914,7 +1914,7 @@
           <w:noProof/>
           <w:kern w:val="2"/>
           <w:lang w:val="es-UY" w:eastAsia="es-UY"/>
-          <ns2:ligatures ns2:val="standardContextual"/>
+          <w14:ligatures w14:val="standardContextual"/>
         </w:rPr>
       </w:pPr>
       <w:hyperlink w:anchor="_Toc227526051" w:history="1">
@@ -1931,7 +1931,7 @@
             <w:noProof/>
             <w:kern w:val="2"/>
             <w:lang w:val="es-UY" w:eastAsia="es-UY"/>
-            <ns2:ligatures ns2:val="standardContextual"/>
+            <w14:ligatures w14:val="standardContextual"/>
           </w:rPr>
           <w:tab/>
         </w:r>
@@ -1992,7 +1992,7 @@
         </w:r>
       </w:hyperlink>
     </w:p>
-    <w:p ns2:paraId="6F59AB4B" ns2:textId="058415EC">
+    <w:p>
       <w:pPr>
         <w:pStyle w:val="TDC2"/>
         <w:tabs>
@@ -2004,7 +2004,7 @@
           <w:noProof/>
           <w:kern w:val="2"/>
           <w:lang w:val="es-UY" w:eastAsia="es-UY"/>
-          <ns2:ligatures ns2:val="standardContextual"/>
+          <w14:ligatures w14:val="standardContextual"/>
         </w:rPr>
       </w:pPr>
       <w:hyperlink w:anchor="_Toc227526052" w:history="1">
@@ -2021,7 +2021,7 @@
             <w:noProof/>
             <w:kern w:val="2"/>
             <w:lang w:val="es-UY" w:eastAsia="es-UY"/>
-            <ns2:ligatures ns2:val="standardContextual"/>
+            <w14:ligatures w14:val="standardContextual"/>
           </w:rPr>
           <w:tab/>
         </w:r>
@@ -2082,7 +2082,7 @@
         </w:r>
       </w:hyperlink>
     </w:p>
-    <w:p ns2:paraId="5E0D4F7C" ns2:textId="21CDAD36">
+    <w:p>
       <w:pPr>
         <w:pStyle w:val="TDC2"/>
         <w:tabs>
@@ -2094,7 +2094,7 @@
           <w:noProof/>
           <w:kern w:val="2"/>
           <w:lang w:val="es-UY" w:eastAsia="es-UY"/>
-          <ns2:ligatures ns2:val="standardContextual"/>
+          <w14:ligatures w14:val="standardContextual"/>
         </w:rPr>
       </w:pPr>
       <w:hyperlink w:anchor="_Toc227526053" w:history="1">
@@ -2111,7 +2111,7 @@
             <w:noProof/>
             <w:kern w:val="2"/>
             <w:lang w:val="es-UY" w:eastAsia="es-UY"/>
-            <ns2:ligatures ns2:val="standardContextual"/>
+            <w14:ligatures w14:val="standardContextual"/>
           </w:rPr>
           <w:tab/>
         </w:r>
@@ -2172,7 +2172,7 @@
         </w:r>
       </w:hyperlink>
     </w:p>
-    <w:p ns2:paraId="3FAF2FF9" ns2:textId="035CA030">
+    <w:p>
       <w:pPr>
         <w:pStyle w:val="TDC1"/>
         <w:tabs>
@@ -2184,7 +2184,7 @@
           <w:noProof/>
           <w:kern w:val="2"/>
           <w:lang w:val="es-UY" w:eastAsia="es-UY"/>
-          <ns2:ligatures ns2:val="standardContextual"/>
+          <w14:ligatures w14:val="standardContextual"/>
         </w:rPr>
       </w:pPr>
       <w:hyperlink w:anchor="_Toc227526054" w:history="1">
@@ -2201,7 +2201,7 @@
             <w:noProof/>
             <w:kern w:val="2"/>
             <w:lang w:val="es-UY" w:eastAsia="es-UY"/>
-            <ns2:ligatures ns2:val="standardContextual"/>
+            <w14:ligatures w14:val="standardContextual"/>
           </w:rPr>
           <w:tab/>
         </w:r>
@@ -2262,7 +2262,7 @@
         </w:r>
       </w:hyperlink>
     </w:p>
-    <w:p ns2:paraId="3ED03AD3" ns2:textId="4CEFE199">
+    <w:p>
       <w:pPr>
         <w:pStyle w:val="TDC2"/>
         <w:tabs>
@@ -2274,7 +2274,7 @@
           <w:noProof/>
           <w:kern w:val="2"/>
           <w:lang w:val="es-UY" w:eastAsia="es-UY"/>
-          <ns2:ligatures ns2:val="standardContextual"/>
+          <w14:ligatures w14:val="standardContextual"/>
         </w:rPr>
       </w:pPr>
       <w:hyperlink w:anchor="_Toc227526055" w:history="1">
@@ -2291,7 +2291,7 @@
             <w:noProof/>
             <w:kern w:val="2"/>
             <w:lang w:val="es-UY" w:eastAsia="es-UY"/>
-            <ns2:ligatures ns2:val="standardContextual"/>
+            <w14:ligatures w14:val="standardContextual"/>
           </w:rPr>
           <w:tab/>
         </w:r>
@@ -2352,7 +2352,7 @@
         </w:r>
       </w:hyperlink>
     </w:p>
-    <w:p ns2:paraId="556D828C" ns2:textId="29DB3539">
+    <w:p>
       <w:pPr>
         <w:pStyle w:val="TDC2"/>
         <w:tabs>
@@ -2364,7 +2364,7 @@
           <w:noProof/>
           <w:kern w:val="2"/>
           <w:lang w:val="es-UY" w:eastAsia="es-UY"/>
-          <ns2:ligatures ns2:val="standardContextual"/>
+          <w14:ligatures w14:val="standardContextual"/>
         </w:rPr>
       </w:pPr>
       <w:hyperlink w:anchor="_Toc227526056" w:history="1">
@@ -2381,7 +2381,7 @@
             <w:noProof/>
             <w:kern w:val="2"/>
             <w:lang w:val="es-UY" w:eastAsia="es-UY"/>
-            <ns2:ligatures ns2:val="standardContextual"/>
+            <w14:ligatures w14:val="standardContextual"/>
           </w:rPr>
           <w:tab/>
         </w:r>
@@ -2442,7 +2442,7 @@
         </w:r>
       </w:hyperlink>
     </w:p>
-    <w:p ns2:paraId="65362327" ns2:textId="5B16F363">
+    <w:p>
       <w:pPr>
         <w:pStyle w:val="TDC2"/>
         <w:tabs>
@@ -2454,7 +2454,7 @@
           <w:noProof/>
           <w:kern w:val="2"/>
           <w:lang w:val="es-UY" w:eastAsia="es-UY"/>
-          <ns2:ligatures ns2:val="standardContextual"/>
+          <w14:ligatures w14:val="standardContextual"/>
         </w:rPr>
       </w:pPr>
       <w:hyperlink w:anchor="_Toc227526057" w:history="1">
@@ -2471,7 +2471,7 @@
             <w:noProof/>
             <w:kern w:val="2"/>
             <w:lang w:val="es-UY" w:eastAsia="es-UY"/>
-            <ns2:ligatures ns2:val="standardContextual"/>
+            <w14:ligatures w14:val="standardContextual"/>
           </w:rPr>
           <w:tab/>
         </w:r>
@@ -2532,7 +2532,7 @@
         </w:r>
       </w:hyperlink>
     </w:p>
-    <w:p ns2:paraId="68EF7764" ns2:textId="5471E511">
+    <w:p>
       <w:pPr>
         <w:pStyle w:val="TDC2"/>
         <w:tabs>
@@ -2544,7 +2544,7 @@
           <w:noProof/>
           <w:kern w:val="2"/>
           <w:lang w:val="es-UY" w:eastAsia="es-UY"/>
-          <ns2:ligatures ns2:val="standardContextual"/>
+          <w14:ligatures w14:val="standardContextual"/>
         </w:rPr>
       </w:pPr>
       <w:hyperlink w:anchor="_Toc227526058" w:history="1">
@@ -2561,7 +2561,7 @@
             <w:noProof/>
             <w:kern w:val="2"/>
             <w:lang w:val="es-UY" w:eastAsia="es-UY"/>
-            <ns2:ligatures ns2:val="standardContextual"/>
+            <w14:ligatures w14:val="standardContextual"/>
           </w:rPr>
           <w:tab/>
         </w:r>
@@ -2622,7 +2622,7 @@
         </w:r>
       </w:hyperlink>
     </w:p>
-    <w:p ns2:paraId="45C42A91" ns2:textId="781EDC6C">
+    <w:p>
       <w:pPr>
         <w:pStyle w:val="TDC2"/>
         <w:tabs>
@@ -2634,7 +2634,7 @@
           <w:noProof/>
           <w:kern w:val="2"/>
           <w:lang w:val="es-UY" w:eastAsia="es-UY"/>
-          <ns2:ligatures ns2:val="standardContextual"/>
+          <w14:ligatures w14:val="standardContextual"/>
         </w:rPr>
       </w:pPr>
       <w:hyperlink w:anchor="_Toc227526059" w:history="1">
@@ -2651,7 +2651,7 @@
             <w:noProof/>
             <w:kern w:val="2"/>
             <w:lang w:val="es-UY" w:eastAsia="es-UY"/>
-            <ns2:ligatures ns2:val="standardContextual"/>
+            <w14:ligatures w14:val="standardContextual"/>
           </w:rPr>
           <w:tab/>
         </w:r>
@@ -2712,7 +2712,7 @@
         </w:r>
       </w:hyperlink>
     </w:p>
-    <w:p ns2:paraId="11A1E474" ns2:textId="05F3CDE4">
+    <w:p>
       <w:pPr>
         <w:pStyle w:val="TDC2"/>
         <w:tabs>
@@ -2724,7 +2724,7 @@
           <w:noProof/>
           <w:kern w:val="2"/>
           <w:lang w:val="es-UY" w:eastAsia="es-UY"/>
-          <ns2:ligatures ns2:val="standardContextual"/>
+          <w14:ligatures w14:val="standardContextual"/>
         </w:rPr>
       </w:pPr>
       <w:hyperlink w:anchor="_Toc227526060" w:history="1">
@@ -2741,7 +2741,7 @@
             <w:noProof/>
             <w:kern w:val="2"/>
             <w:lang w:val="es-UY" w:eastAsia="es-UY"/>
-            <ns2:ligatures ns2:val="standardContextual"/>
+            <w14:ligatures w14:val="standardContextual"/>
           </w:rPr>
           <w:tab/>
         </w:r>
@@ -2802,7 +2802,7 @@
         </w:r>
       </w:hyperlink>
     </w:p>
-    <w:p ns2:paraId="0AC5FF93" ns2:textId="0C654DB2">
+    <w:p>
       <w:pPr>
         <w:pStyle w:val="TDC1"/>
         <w:tabs>
@@ -2814,7 +2814,7 @@
           <w:noProof/>
           <w:kern w:val="2"/>
           <w:lang w:val="es-UY" w:eastAsia="es-UY"/>
-          <ns2:ligatures ns2:val="standardContextual"/>
+          <w14:ligatures w14:val="standardContextual"/>
         </w:rPr>
       </w:pPr>
       <w:hyperlink w:anchor="_Toc227526061" w:history="1">
@@ -2832,7 +2832,7 @@
             <w:noProof/>
             <w:kern w:val="2"/>
             <w:lang w:val="es-UY" w:eastAsia="es-UY"/>
-            <ns2:ligatures ns2:val="standardContextual"/>
+            <w14:ligatures w14:val="standardContextual"/>
           </w:rPr>
           <w:tab/>
         </w:r>
@@ -2894,7 +2894,7 @@
         </w:r>
       </w:hyperlink>
     </w:p>
-    <w:p ns2:paraId="68EA5E2D" ns2:textId="482255D6">
+    <w:p>
       <w:pPr>
         <w:pStyle w:val="TDC2"/>
         <w:tabs>
@@ -2906,7 +2906,7 @@
           <w:noProof/>
           <w:kern w:val="2"/>
           <w:lang w:val="es-UY" w:eastAsia="es-UY"/>
-          <ns2:ligatures ns2:val="standardContextual"/>
+          <w14:ligatures w14:val="standardContextual"/>
         </w:rPr>
       </w:pPr>
       <w:hyperlink w:anchor="_Toc227526062" w:history="1">
@@ -2923,7 +2923,7 @@
             <w:noProof/>
             <w:kern w:val="2"/>
             <w:lang w:val="es-UY" w:eastAsia="es-UY"/>
-            <ns2:ligatures ns2:val="standardContextual"/>
+            <w14:ligatures w14:val="standardContextual"/>
           </w:rPr>
           <w:tab/>
         </w:r>
@@ -2984,7 +2984,7 @@
         </w:r>
       </w:hyperlink>
     </w:p>
-    <w:p ns2:paraId="022BD1E6" ns2:textId="0E28A97E">
+    <w:p>
       <w:pPr>
         <w:pStyle w:val="TDC2"/>
         <w:tabs>
@@ -2996,7 +2996,7 @@
           <w:noProof/>
           <w:kern w:val="2"/>
           <w:lang w:val="es-UY" w:eastAsia="es-UY"/>
-          <ns2:ligatures ns2:val="standardContextual"/>
+          <w14:ligatures w14:val="standardContextual"/>
         </w:rPr>
       </w:pPr>
       <w:hyperlink w:anchor="_Toc227526063" w:history="1">
@@ -3013,7 +3013,7 @@
             <w:noProof/>
             <w:kern w:val="2"/>
             <w:lang w:val="es-UY" w:eastAsia="es-UY"/>
-            <ns2:ligatures ns2:val="standardContextual"/>
+            <w14:ligatures w14:val="standardContextual"/>
           </w:rPr>
           <w:tab/>
         </w:r>
@@ -3074,7 +3074,7 @@
         </w:r>
       </w:hyperlink>
     </w:p>
-    <w:p ns2:paraId="66200718" ns2:textId="5E2E88A1">
+    <w:p>
       <w:pPr>
         <w:pStyle w:val="TDC3"/>
         <w:tabs>
@@ -3086,7 +3086,7 @@
           <w:noProof/>
           <w:kern w:val="2"/>
           <w:lang w:val="es-UY" w:eastAsia="es-UY"/>
-          <ns2:ligatures ns2:val="standardContextual"/>
+          <w14:ligatures w14:val="standardContextual"/>
         </w:rPr>
       </w:pPr>
       <w:hyperlink w:anchor="_Toc227526064" w:history="1">
@@ -3104,7 +3104,7 @@
             <w:noProof/>
             <w:kern w:val="2"/>
             <w:lang w:val="es-UY" w:eastAsia="es-UY"/>
-            <ns2:ligatures ns2:val="standardContextual"/>
+            <w14:ligatures w14:val="standardContextual"/>
           </w:rPr>
           <w:tab/>
         </w:r>
@@ -3166,7 +3166,7 @@
         </w:r>
       </w:hyperlink>
     </w:p>
-    <w:p ns2:paraId="75BD19CE" ns2:textId="3BBCE95C">
+    <w:p>
       <w:pPr>
         <w:pStyle w:val="TDC3"/>
         <w:tabs>
@@ -3178,7 +3178,7 @@
           <w:noProof/>
           <w:kern w:val="2"/>
           <w:lang w:val="es-UY" w:eastAsia="es-UY"/>
-          <ns2:ligatures ns2:val="standardContextual"/>
+          <w14:ligatures w14:val="standardContextual"/>
         </w:rPr>
       </w:pPr>
       <w:hyperlink w:anchor="_Toc227526065" w:history="1">
@@ -3196,7 +3196,7 @@
             <w:noProof/>
             <w:kern w:val="2"/>
             <w:lang w:val="es-UY" w:eastAsia="es-UY"/>
-            <ns2:ligatures ns2:val="standardContextual"/>
+            <w14:ligatures w14:val="standardContextual"/>
           </w:rPr>
           <w:tab/>
         </w:r>
@@ -3257,7 +3257,7 @@
         </w:r>
       </w:hyperlink>
     </w:p>
-    <w:p ns2:paraId="7293EEDE" ns2:textId="1AA4EE2D">
+    <w:p>
       <w:pPr>
         <w:pStyle w:val="TDC3"/>
         <w:tabs>
@@ -3269,7 +3269,7 @@
           <w:noProof/>
           <w:kern w:val="2"/>
           <w:lang w:val="es-UY" w:eastAsia="es-UY"/>
-          <ns2:ligatures ns2:val="standardContextual"/>
+          <w14:ligatures w14:val="standardContextual"/>
         </w:rPr>
       </w:pPr>
       <w:hyperlink w:anchor="_Toc227526066" w:history="1">
@@ -3287,7 +3287,7 @@
             <w:noProof/>
             <w:kern w:val="2"/>
             <w:lang w:val="es-UY" w:eastAsia="es-UY"/>
-            <ns2:ligatures ns2:val="standardContextual"/>
+            <w14:ligatures w14:val="standardContextual"/>
           </w:rPr>
           <w:tab/>
         </w:r>
@@ -3349,7 +3349,7 @@
         </w:r>
       </w:hyperlink>
     </w:p>
-    <w:p ns2:paraId="303F9E61" ns2:textId="1542DACF">
+    <w:p>
       <w:pPr>
         <w:pStyle w:val="TDC2"/>
         <w:tabs>
@@ -3361,7 +3361,7 @@
           <w:noProof/>
           <w:kern w:val="2"/>
           <w:lang w:val="es-UY" w:eastAsia="es-UY"/>
-          <ns2:ligatures ns2:val="standardContextual"/>
+          <w14:ligatures w14:val="standardContextual"/>
         </w:rPr>
       </w:pPr>
       <w:hyperlink w:anchor="_Toc227526067" w:history="1">
@@ -3378,7 +3378,7 @@
             <w:noProof/>
             <w:kern w:val="2"/>
             <w:lang w:val="es-UY" w:eastAsia="es-UY"/>
-            <ns2:ligatures ns2:val="standardContextual"/>
+            <w14:ligatures w14:val="standardContextual"/>
           </w:rPr>
           <w:tab/>
         </w:r>
@@ -3453,7 +3453,7 @@
         </w:r>
       </w:hyperlink>
     </w:p>
-    <w:p ns2:paraId="13ABC017" ns2:textId="2CFDDB89">
+    <w:p>
       <w:pPr>
         <w:pStyle w:val="TDC1"/>
         <w:tabs>
@@ -3465,7 +3465,7 @@
           <w:noProof/>
           <w:kern w:val="2"/>
           <w:lang w:val="es-UY" w:eastAsia="es-UY"/>
-          <ns2:ligatures ns2:val="standardContextual"/>
+          <w14:ligatures w14:val="standardContextual"/>
         </w:rPr>
       </w:pPr>
       <w:hyperlink w:anchor="_Toc227526068" w:history="1">
@@ -3483,7 +3483,7 @@
             <w:noProof/>
             <w:kern w:val="2"/>
             <w:lang w:val="es-UY" w:eastAsia="es-UY"/>
-            <ns2:ligatures ns2:val="standardContextual"/>
+            <w14:ligatures w14:val="standardContextual"/>
           </w:rPr>
           <w:tab/>
         </w:r>
@@ -3545,7 +3545,7 @@
         </w:r>
       </w:hyperlink>
     </w:p>
-    <w:p ns2:paraId="3EF4E575" ns2:textId="097192F9">
+    <w:p>
       <w:pPr>
         <w:pStyle w:val="TDC2"/>
         <w:tabs>
@@ -3557,7 +3557,7 @@
           <w:noProof/>
           <w:kern w:val="2"/>
           <w:lang w:val="es-UY" w:eastAsia="es-UY"/>
-          <ns2:ligatures ns2:val="standardContextual"/>
+          <w14:ligatures w14:val="standardContextual"/>
         </w:rPr>
       </w:pPr>
       <w:hyperlink w:anchor="_Toc227526069" w:history="1">
@@ -3574,7 +3574,7 @@
             <w:noProof/>
             <w:kern w:val="2"/>
             <w:lang w:val="es-UY" w:eastAsia="es-UY"/>
-            <ns2:ligatures ns2:val="standardContextual"/>
+            <w14:ligatures w14:val="standardContextual"/>
           </w:rPr>
           <w:tab/>
         </w:r>
@@ -3635,7 +3635,7 @@
         </w:r>
       </w:hyperlink>
     </w:p>
-    <w:p ns2:paraId="54138EB2" ns2:textId="1BF10269">
+    <w:p>
       <w:pPr>
         <w:pStyle w:val="TDC2"/>
         <w:tabs>
@@ -3647,7 +3647,7 @@
           <w:noProof/>
           <w:kern w:val="2"/>
           <w:lang w:val="es-UY" w:eastAsia="es-UY"/>
-          <ns2:ligatures ns2:val="standardContextual"/>
+          <w14:ligatures w14:val="standardContextual"/>
         </w:rPr>
       </w:pPr>
       <w:hyperlink w:anchor="_Toc227526070" w:history="1">
@@ -3664,7 +3664,7 @@
             <w:noProof/>
             <w:kern w:val="2"/>
             <w:lang w:val="es-UY" w:eastAsia="es-UY"/>
-            <ns2:ligatures ns2:val="standardContextual"/>
+            <w14:ligatures w14:val="standardContextual"/>
           </w:rPr>
           <w:tab/>
         </w:r>
@@ -3725,7 +3725,7 @@
         </w:r>
       </w:hyperlink>
     </w:p>
-    <w:p ns2:paraId="0D5630AA" ns2:textId="0A82009C">
+    <w:p>
       <w:pPr>
         <w:pStyle w:val="TDC2"/>
         <w:tabs>
@@ -3737,7 +3737,7 @@
           <w:noProof/>
           <w:kern w:val="2"/>
           <w:lang w:val="es-UY" w:eastAsia="es-UY"/>
-          <ns2:ligatures ns2:val="standardContextual"/>
+          <w14:ligatures w14:val="standardContextual"/>
         </w:rPr>
       </w:pPr>
       <w:hyperlink w:anchor="_Toc227526071" w:history="1">
@@ -3754,7 +3754,7 @@
             <w:noProof/>
             <w:kern w:val="2"/>
             <w:lang w:val="es-UY" w:eastAsia="es-UY"/>
-            <ns2:ligatures ns2:val="standardContextual"/>
+            <w14:ligatures w14:val="standardContextual"/>
           </w:rPr>
           <w:tab/>
         </w:r>
@@ -3815,7 +3815,7 @@
         </w:r>
       </w:hyperlink>
     </w:p>
-    <w:p ns2:paraId="3E958FBF" ns2:textId="0B35131F">
+    <w:p>
       <w:pPr>
         <w:pStyle w:val="TDC2"/>
         <w:tabs>
@@ -3827,7 +3827,7 @@
           <w:noProof/>
           <w:kern w:val="2"/>
           <w:lang w:val="es-UY" w:eastAsia="es-UY"/>
-          <ns2:ligatures ns2:val="standardContextual"/>
+          <w14:ligatures w14:val="standardContextual"/>
         </w:rPr>
       </w:pPr>
       <w:hyperlink w:anchor="_Toc227526072" w:history="1">
@@ -3844,7 +3844,7 @@
             <w:noProof/>
             <w:kern w:val="2"/>
             <w:lang w:val="es-UY" w:eastAsia="es-UY"/>
-            <ns2:ligatures ns2:val="standardContextual"/>
+            <w14:ligatures w14:val="standardContextual"/>
           </w:rPr>
           <w:tab/>
         </w:r>
@@ -3905,7 +3905,7 @@
         </w:r>
       </w:hyperlink>
     </w:p>
-    <w:p ns2:paraId="0AB86FC0" ns2:textId="2A3F1E18">
+    <w:p>
       <w:pPr>
         <w:pStyle w:val="TDC2"/>
         <w:tabs>
@@ -3917,7 +3917,7 @@
           <w:noProof/>
           <w:kern w:val="2"/>
           <w:lang w:val="es-UY" w:eastAsia="es-UY"/>
-          <ns2:ligatures ns2:val="standardContextual"/>
+          <w14:ligatures w14:val="standardContextual"/>
         </w:rPr>
       </w:pPr>
       <w:hyperlink w:anchor="_Toc227526073" w:history="1">
@@ -3934,7 +3934,7 @@
             <w:noProof/>
             <w:kern w:val="2"/>
             <w:lang w:val="es-UY" w:eastAsia="es-UY"/>
-            <ns2:ligatures ns2:val="standardContextual"/>
+            <w14:ligatures w14:val="standardContextual"/>
           </w:rPr>
           <w:tab/>
         </w:r>
@@ -3995,7 +3995,7 @@
         </w:r>
       </w:hyperlink>
     </w:p>
-    <w:p ns2:paraId="60A3D8AA" ns2:textId="0720FE9C">
+    <w:p>
       <w:pPr>
         <w:pStyle w:val="TDC2"/>
         <w:tabs>
@@ -4007,7 +4007,7 @@
           <w:noProof/>
           <w:kern w:val="2"/>
           <w:lang w:val="es-UY" w:eastAsia="es-UY"/>
-          <ns2:ligatures ns2:val="standardContextual"/>
+          <w14:ligatures w14:val="standardContextual"/>
         </w:rPr>
       </w:pPr>
       <w:hyperlink w:anchor="_Toc227526074" w:history="1">
@@ -4024,7 +4024,7 @@
             <w:noProof/>
             <w:kern w:val="2"/>
             <w:lang w:val="es-UY" w:eastAsia="es-UY"/>
-            <ns2:ligatures ns2:val="standardContextual"/>
+            <w14:ligatures w14:val="standardContextual"/>
           </w:rPr>
           <w:tab/>
         </w:r>
@@ -4085,7 +4085,7 @@
         </w:r>
       </w:hyperlink>
     </w:p>
-    <w:p ns2:paraId="08BBC947" ns2:textId="475CC372">
+    <w:p>
       <w:pPr>
         <w:pStyle w:val="TDC2"/>
         <w:tabs>
@@ -4097,7 +4097,7 @@
           <w:noProof/>
           <w:kern w:val="2"/>
           <w:lang w:val="es-UY" w:eastAsia="es-UY"/>
-          <ns2:ligatures ns2:val="standardContextual"/>
+          <w14:ligatures w14:val="standardContextual"/>
         </w:rPr>
       </w:pPr>
       <w:hyperlink w:anchor="_Toc227526075" w:history="1">
@@ -4114,7 +4114,7 @@
             <w:noProof/>
             <w:kern w:val="2"/>
             <w:lang w:val="es-UY" w:eastAsia="es-UY"/>
-            <ns2:ligatures ns2:val="standardContextual"/>
+            <w14:ligatures w14:val="standardContextual"/>
           </w:rPr>
           <w:tab/>
         </w:r>
@@ -4175,7 +4175,7 @@
         </w:r>
       </w:hyperlink>
     </w:p>
-    <w:p ns2:paraId="27256244" ns2:textId="64E0D871">
+    <w:p>
       <w:pPr>
         <w:pStyle w:val="TDC2"/>
         <w:tabs>
@@ -4187,7 +4187,7 @@
           <w:noProof/>
           <w:kern w:val="2"/>
           <w:lang w:val="es-UY" w:eastAsia="es-UY"/>
-          <ns2:ligatures ns2:val="standardContextual"/>
+          <w14:ligatures w14:val="standardContextual"/>
         </w:rPr>
       </w:pPr>
       <w:hyperlink w:anchor="_Toc227526076" w:history="1">
@@ -4204,7 +4204,7 @@
             <w:noProof/>
             <w:kern w:val="2"/>
             <w:lang w:val="es-UY" w:eastAsia="es-UY"/>
-            <ns2:ligatures ns2:val="standardContextual"/>
+            <w14:ligatures w14:val="standardContextual"/>
           </w:rPr>
           <w:tab/>
         </w:r>
@@ -4265,7 +4265,7 @@
         </w:r>
       </w:hyperlink>
     </w:p>
-    <w:p ns2:paraId="60378A64" ns2:textId="3FD7184A">
+    <w:p>
       <w:pPr>
         <w:pStyle w:val="TDC2"/>
         <w:tabs>
@@ -4277,7 +4277,7 @@
           <w:noProof/>
           <w:kern w:val="2"/>
           <w:lang w:val="es-UY" w:eastAsia="es-UY"/>
-          <ns2:ligatures ns2:val="standardContextual"/>
+          <w14:ligatures w14:val="standardContextual"/>
         </w:rPr>
       </w:pPr>
       <w:hyperlink w:anchor="_Toc227526077" w:history="1">
@@ -4294,7 +4294,7 @@
             <w:noProof/>
             <w:kern w:val="2"/>
             <w:lang w:val="es-UY" w:eastAsia="es-UY"/>
-            <ns2:ligatures ns2:val="standardContextual"/>
+            <w14:ligatures w14:val="standardContextual"/>
           </w:rPr>
           <w:tab/>
         </w:r>
@@ -4355,7 +4355,7 @@
         </w:r>
       </w:hyperlink>
     </w:p>
-    <w:p ns2:paraId="4DC5074D" ns2:textId="549058D4">
+    <w:p>
       <w:pPr>
         <w:pStyle w:val="TDC1"/>
         <w:tabs>
@@ -4367,7 +4367,7 @@
           <w:noProof/>
           <w:kern w:val="2"/>
           <w:lang w:val="es-UY" w:eastAsia="es-UY"/>
-          <ns2:ligatures ns2:val="standardContextual"/>
+          <w14:ligatures w14:val="standardContextual"/>
         </w:rPr>
       </w:pPr>
       <w:hyperlink w:anchor="_Toc227526078" w:history="1">
@@ -4384,7 +4384,7 @@
             <w:noProof/>
             <w:kern w:val="2"/>
             <w:lang w:val="es-UY" w:eastAsia="es-UY"/>
-            <ns2:ligatures ns2:val="standardContextual"/>
+            <w14:ligatures w14:val="standardContextual"/>
           </w:rPr>
           <w:tab/>
         </w:r>
@@ -4445,7 +4445,7 @@
         </w:r>
       </w:hyperlink>
     </w:p>
-    <w:p ns2:paraId="1AB6012C" ns2:textId="37BCA5E3">
+    <w:p>
       <w:pPr>
         <w:pStyle w:val="TDC2"/>
         <w:tabs>
@@ -4457,7 +4457,7 @@
           <w:noProof/>
           <w:kern w:val="2"/>
           <w:lang w:val="es-UY" w:eastAsia="es-UY"/>
-          <ns2:ligatures ns2:val="standardContextual"/>
+          <w14:ligatures w14:val="standardContextual"/>
         </w:rPr>
       </w:pPr>
       <w:hyperlink w:anchor="_Toc227526079" w:history="1">
@@ -4474,7 +4474,7 @@
             <w:noProof/>
             <w:kern w:val="2"/>
             <w:lang w:val="es-UY" w:eastAsia="es-UY"/>
-            <ns2:ligatures ns2:val="standardContextual"/>
+            <w14:ligatures w14:val="standardContextual"/>
           </w:rPr>
           <w:tab/>
         </w:r>
@@ -4535,7 +4535,7 @@
         </w:r>
       </w:hyperlink>
     </w:p>
-    <w:p ns2:paraId="5357B38C" ns2:textId="132CFE95">
+    <w:p>
       <w:pPr>
         <w:pStyle w:val="TDC2"/>
         <w:tabs>
@@ -4547,7 +4547,7 @@
           <w:noProof/>
           <w:kern w:val="2"/>
           <w:lang w:val="es-UY" w:eastAsia="es-UY"/>
-          <ns2:ligatures ns2:val="standardContextual"/>
+          <w14:ligatures w14:val="standardContextual"/>
         </w:rPr>
       </w:pPr>
       <w:hyperlink w:anchor="_Toc227526080" w:history="1">
@@ -4564,7 +4564,7 @@
             <w:noProof/>
             <w:kern w:val="2"/>
             <w:lang w:val="es-UY" w:eastAsia="es-UY"/>
-            <ns2:ligatures ns2:val="standardContextual"/>
+            <w14:ligatures w14:val="standardContextual"/>
           </w:rPr>
           <w:tab/>
         </w:r>
@@ -4625,7 +4625,7 @@
         </w:r>
       </w:hyperlink>
     </w:p>
-    <w:p ns2:paraId="668FF566" ns2:textId="7165091E">
+    <w:p>
       <w:pPr>
         <w:pStyle w:val="TDC2"/>
         <w:tabs>
@@ -4637,7 +4637,7 @@
           <w:noProof/>
           <w:kern w:val="2"/>
           <w:lang w:val="es-UY" w:eastAsia="es-UY"/>
-          <ns2:ligatures ns2:val="standardContextual"/>
+          <w14:ligatures w14:val="standardContextual"/>
         </w:rPr>
       </w:pPr>
       <w:hyperlink w:anchor="_Toc227526081" w:history="1">
@@ -4654,7 +4654,7 @@
             <w:noProof/>
             <w:kern w:val="2"/>
             <w:lang w:val="es-UY" w:eastAsia="es-UY"/>
-            <ns2:ligatures ns2:val="standardContextual"/>
+            <w14:ligatures w14:val="standardContextual"/>
           </w:rPr>
           <w:tab/>
         </w:r>
@@ -4715,7 +4715,7 @@
         </w:r>
       </w:hyperlink>
     </w:p>
-    <w:p ns2:paraId="3BC62757" ns2:textId="5CF1D136">
+    <w:p>
       <w:pPr>
         <w:pStyle w:val="TDC2"/>
         <w:tabs>
@@ -4727,7 +4727,7 @@
           <w:noProof/>
           <w:kern w:val="2"/>
           <w:lang w:val="es-UY" w:eastAsia="es-UY"/>
-          <ns2:ligatures ns2:val="standardContextual"/>
+          <w14:ligatures w14:val="standardContextual"/>
         </w:rPr>
       </w:pPr>
       <w:hyperlink w:anchor="_Toc227526082" w:history="1">
@@ -4744,7 +4744,7 @@
             <w:noProof/>
             <w:kern w:val="2"/>
             <w:lang w:val="es-UY" w:eastAsia="es-UY"/>
-            <ns2:ligatures ns2:val="standardContextual"/>
+            <w14:ligatures w14:val="standardContextual"/>
           </w:rPr>
           <w:tab/>
         </w:r>
@@ -4805,7 +4805,7 @@
         </w:r>
       </w:hyperlink>
     </w:p>
-    <w:p ns2:paraId="3BE013EA" ns2:textId="01FCAE64">
+    <w:p>
       <w:pPr>
         <w:pStyle w:val="TDC2"/>
         <w:tabs>
@@ -4817,7 +4817,7 @@
           <w:noProof/>
           <w:kern w:val="2"/>
           <w:lang w:val="es-UY" w:eastAsia="es-UY"/>
-          <ns2:ligatures ns2:val="standardContextual"/>
+          <w14:ligatures w14:val="standardContextual"/>
         </w:rPr>
       </w:pPr>
       <w:hyperlink w:anchor="_Toc227526083" w:history="1">
@@ -4834,7 +4834,7 @@
             <w:noProof/>
             <w:kern w:val="2"/>
             <w:lang w:val="es-UY" w:eastAsia="es-UY"/>
-            <ns2:ligatures ns2:val="standardContextual"/>
+            <w14:ligatures w14:val="standardContextual"/>
           </w:rPr>
           <w:tab/>
         </w:r>
@@ -4895,7 +4895,7 @@
         </w:r>
       </w:hyperlink>
     </w:p>
-    <w:p ns2:paraId="1E68D3A6" ns2:textId="7BEF99F3">
+    <w:p>
       <w:pPr>
         <w:pStyle w:val="TDC2"/>
         <w:tabs>
@@ -4907,7 +4907,7 @@
           <w:noProof/>
           <w:kern w:val="2"/>
           <w:lang w:val="es-UY" w:eastAsia="es-UY"/>
-          <ns2:ligatures ns2:val="standardContextual"/>
+          <w14:ligatures w14:val="standardContextual"/>
         </w:rPr>
       </w:pPr>
       <w:hyperlink w:anchor="_Toc227526084" w:history="1">
@@ -4924,7 +4924,7 @@
             <w:noProof/>
             <w:kern w:val="2"/>
             <w:lang w:val="es-UY" w:eastAsia="es-UY"/>
-            <ns2:ligatures ns2:val="standardContextual"/>
+            <w14:ligatures w14:val="standardContextual"/>
           </w:rPr>
           <w:tab/>
         </w:r>
@@ -4985,7 +4985,7 @@
         </w:r>
       </w:hyperlink>
     </w:p>
-    <w:p ns2:paraId="368C4067" ns2:textId="2B41EAAD">
+    <w:p>
       <w:pPr>
         <w:pStyle w:val="TDC1"/>
         <w:tabs>
@@ -4997,7 +4997,7 @@
           <w:noProof/>
           <w:kern w:val="2"/>
           <w:lang w:val="es-UY" w:eastAsia="es-UY"/>
-          <ns2:ligatures ns2:val="standardContextual"/>
+          <w14:ligatures w14:val="standardContextual"/>
         </w:rPr>
       </w:pPr>
       <w:hyperlink w:anchor="_Toc227526085" w:history="1">
@@ -5014,7 +5014,7 @@
             <w:noProof/>
             <w:kern w:val="2"/>
             <w:lang w:val="es-UY" w:eastAsia="es-UY"/>
-            <ns2:ligatures ns2:val="standardContextual"/>
+            <w14:ligatures w14:val="standardContextual"/>
           </w:rPr>
           <w:tab/>
         </w:r>
@@ -5075,7 +5075,7 @@
         </w:r>
       </w:hyperlink>
     </w:p>
-    <w:p ns2:paraId="3D8F72A1" ns2:textId="6B752F89">
+    <w:p>
       <w:pPr>
         <w:pStyle w:val="TDC2"/>
         <w:tabs>
@@ -5087,7 +5087,7 @@
           <w:noProof/>
           <w:kern w:val="2"/>
           <w:lang w:val="es-UY" w:eastAsia="es-UY"/>
-          <ns2:ligatures ns2:val="standardContextual"/>
+          <w14:ligatures w14:val="standardContextual"/>
         </w:rPr>
       </w:pPr>
       <w:hyperlink w:anchor="_Toc227526086" w:history="1">
@@ -5104,7 +5104,7 @@
             <w:noProof/>
             <w:kern w:val="2"/>
             <w:lang w:val="es-UY" w:eastAsia="es-UY"/>
-            <ns2:ligatures ns2:val="standardContextual"/>
+            <w14:ligatures w14:val="standardContextual"/>
           </w:rPr>
           <w:tab/>
         </w:r>
@@ -5165,7 +5165,7 @@
         </w:r>
       </w:hyperlink>
     </w:p>
-    <w:p ns2:paraId="432D61B4" ns2:textId="62E0027B">
+    <w:p>
       <w:pPr>
         <w:pStyle w:val="TDC2"/>
         <w:tabs>
@@ -5177,7 +5177,7 @@
           <w:noProof/>
           <w:kern w:val="2"/>
           <w:lang w:val="es-UY" w:eastAsia="es-UY"/>
-          <ns2:ligatures ns2:val="standardContextual"/>
+          <w14:ligatures w14:val="standardContextual"/>
         </w:rPr>
       </w:pPr>
       <w:hyperlink w:anchor="_Toc227526087" w:history="1">
@@ -5194,7 +5194,7 @@
             <w:noProof/>
             <w:kern w:val="2"/>
             <w:lang w:val="es-UY" w:eastAsia="es-UY"/>
-            <ns2:ligatures ns2:val="standardContextual"/>
+            <w14:ligatures w14:val="standardContextual"/>
           </w:rPr>
           <w:tab/>
         </w:r>
@@ -5255,7 +5255,7 @@
         </w:r>
       </w:hyperlink>
     </w:p>
-    <w:p ns2:paraId="3F0A20B7" ns2:textId="20C803F5">
+    <w:p>
       <w:pPr>
         <w:pStyle w:val="TDC2"/>
         <w:tabs>
@@ -5267,7 +5267,7 @@
           <w:noProof/>
           <w:kern w:val="2"/>
           <w:lang w:val="es-UY" w:eastAsia="es-UY"/>
-          <ns2:ligatures ns2:val="standardContextual"/>
+          <w14:ligatures w14:val="standardContextual"/>
         </w:rPr>
       </w:pPr>
       <w:hyperlink w:anchor="_Toc227526088" w:history="1">
@@ -5284,7 +5284,7 @@
             <w:noProof/>
             <w:kern w:val="2"/>
             <w:lang w:val="es-UY" w:eastAsia="es-UY"/>
-            <ns2:ligatures ns2:val="standardContextual"/>
+            <w14:ligatures w14:val="standardContextual"/>
           </w:rPr>
           <w:tab/>
         </w:r>
@@ -5345,7 +5345,7 @@
         </w:r>
       </w:hyperlink>
     </w:p>
-    <w:p ns2:paraId="0295DCA8" ns2:textId="7ACA46E8">
+    <w:p>
       <w:pPr>
         <w:pStyle w:val="TDC2"/>
         <w:tabs>
@@ -5357,7 +5357,7 @@
           <w:noProof/>
           <w:kern w:val="2"/>
           <w:lang w:val="es-UY" w:eastAsia="es-UY"/>
-          <ns2:ligatures ns2:val="standardContextual"/>
+          <w14:ligatures w14:val="standardContextual"/>
         </w:rPr>
       </w:pPr>
       <w:hyperlink w:anchor="_Toc227526089" w:history="1">
@@ -5374,7 +5374,7 @@
             <w:noProof/>
             <w:kern w:val="2"/>
             <w:lang w:val="es-UY" w:eastAsia="es-UY"/>
-            <ns2:ligatures ns2:val="standardContextual"/>
+            <w14:ligatures w14:val="standardContextual"/>
           </w:rPr>
           <w:tab/>
         </w:r>
@@ -5435,7 +5435,7 @@
         </w:r>
       </w:hyperlink>
     </w:p>
-    <w:p ns2:paraId="4A3EDA25" ns2:textId="09B4C085">
+    <w:p>
       <w:pPr>
         <w:pStyle w:val="TDC1"/>
         <w:tabs>
@@ -5447,7 +5447,7 @@
           <w:noProof/>
           <w:kern w:val="2"/>
           <w:lang w:val="es-UY" w:eastAsia="es-UY"/>
-          <ns2:ligatures ns2:val="standardContextual"/>
+          <w14:ligatures w14:val="standardContextual"/>
         </w:rPr>
       </w:pPr>
       <w:hyperlink w:anchor="_Toc227526090" w:history="1">
@@ -5464,7 +5464,7 @@
             <w:noProof/>
             <w:kern w:val="2"/>
             <w:lang w:val="es-UY" w:eastAsia="es-UY"/>
-            <ns2:ligatures ns2:val="standardContextual"/>
+            <w14:ligatures w14:val="standardContextual"/>
           </w:rPr>
           <w:tab/>
         </w:r>
@@ -5525,7 +5525,7 @@
         </w:r>
       </w:hyperlink>
     </w:p>
-    <w:p ns2:paraId="6843915C" ns2:textId="20990345">
+    <w:p>
       <w:pPr>
         <w:pStyle w:val="TDC2"/>
         <w:tabs>
@@ -5537,7 +5537,7 @@
           <w:noProof/>
           <w:kern w:val="2"/>
           <w:lang w:val="es-UY" w:eastAsia="es-UY"/>
-          <ns2:ligatures ns2:val="standardContextual"/>
+          <w14:ligatures w14:val="standardContextual"/>
         </w:rPr>
       </w:pPr>
       <w:hyperlink w:anchor="_Toc227526091" w:history="1">
@@ -5554,7 +5554,7 @@
             <w:noProof/>
             <w:kern w:val="2"/>
             <w:lang w:val="es-UY" w:eastAsia="es-UY"/>
-            <ns2:ligatures ns2:val="standardContextual"/>
+            <w14:ligatures w14:val="standardContextual"/>
           </w:rPr>
           <w:tab/>
         </w:r>
@@ -5615,7 +5615,7 @@
         </w:r>
       </w:hyperlink>
     </w:p>
-    <w:p ns2:paraId="032C780D" ns2:textId="2EB7B0BB">
+    <w:p>
       <w:pPr>
         <w:pStyle w:val="TDC2"/>
         <w:tabs>
@@ -5627,7 +5627,7 @@
           <w:noProof/>
           <w:kern w:val="2"/>
           <w:lang w:val="es-UY" w:eastAsia="es-UY"/>
-          <ns2:ligatures ns2:val="standardContextual"/>
+          <w14:ligatures w14:val="standardContextual"/>
         </w:rPr>
       </w:pPr>
       <w:hyperlink w:anchor="_Toc227526092" w:history="1">
@@ -5644,7 +5644,7 @@
             <w:noProof/>
             <w:kern w:val="2"/>
             <w:lang w:val="es-UY" w:eastAsia="es-UY"/>
-            <ns2:ligatures ns2:val="standardContextual"/>
+            <w14:ligatures w14:val="standardContextual"/>
           </w:rPr>
           <w:tab/>
         </w:r>
@@ -5705,7 +5705,7 @@
         </w:r>
       </w:hyperlink>
     </w:p>
-    <w:p ns2:paraId="5C064757" ns2:textId="25D0AA65">
+    <w:p>
       <w:pPr>
         <w:pStyle w:val="TDC2"/>
         <w:tabs>
@@ -5717,7 +5717,7 @@
           <w:noProof/>
           <w:kern w:val="2"/>
           <w:lang w:val="es-UY" w:eastAsia="es-UY"/>
-          <ns2:ligatures ns2:val="standardContextual"/>
+          <w14:ligatures w14:val="standardContextual"/>
         </w:rPr>
       </w:pPr>
       <w:hyperlink w:anchor="_Toc227526093" w:history="1">
@@ -5734,7 +5734,7 @@
             <w:noProof/>
             <w:kern w:val="2"/>
             <w:lang w:val="es-UY" w:eastAsia="es-UY"/>
-            <ns2:ligatures ns2:val="standardContextual"/>
+            <w14:ligatures w14:val="standardContextual"/>
           </w:rPr>
           <w:tab/>
         </w:r>
@@ -5795,7 +5795,7 @@
         </w:r>
       </w:hyperlink>
     </w:p>
-    <w:p ns2:paraId="77EBAC6C" ns2:textId="2F140434">
+    <w:p>
       <w:pPr>
         <w:pStyle w:val="TDC2"/>
         <w:tabs>
@@ -5807,7 +5807,7 @@
           <w:noProof/>
           <w:kern w:val="2"/>
           <w:lang w:val="es-UY" w:eastAsia="es-UY"/>
-          <ns2:ligatures ns2:val="standardContextual"/>
+          <w14:ligatures w14:val="standardContextual"/>
         </w:rPr>
       </w:pPr>
       <w:hyperlink w:anchor="_Toc227526094" w:history="1">
@@ -5824,7 +5824,7 @@
             <w:noProof/>
             <w:kern w:val="2"/>
             <w:lang w:val="es-UY" w:eastAsia="es-UY"/>
-            <ns2:ligatures ns2:val="standardContextual"/>
+            <w14:ligatures w14:val="standardContextual"/>
           </w:rPr>
           <w:tab/>
         </w:r>
@@ -5885,7 +5885,7 @@
         </w:r>
       </w:hyperlink>
     </w:p>
-    <w:p ns2:paraId="27429795" ns2:textId="373942D2">
+    <w:p>
       <w:pPr>
         <w:pStyle w:val="TDC1"/>
         <w:tabs>
@@ -5897,7 +5897,7 @@
           <w:noProof/>
           <w:kern w:val="2"/>
           <w:lang w:val="es-UY" w:eastAsia="es-UY"/>
-          <ns2:ligatures ns2:val="standardContextual"/>
+          <w14:ligatures w14:val="standardContextual"/>
         </w:rPr>
       </w:pPr>
       <w:hyperlink w:anchor="_Toc227526095" w:history="1">
@@ -5915,7 +5915,7 @@
             <w:noProof/>
             <w:kern w:val="2"/>
             <w:lang w:val="es-UY" w:eastAsia="es-UY"/>
-            <ns2:ligatures ns2:val="standardContextual"/>
+            <w14:ligatures w14:val="standardContextual"/>
           </w:rPr>
           <w:tab/>
         </w:r>
@@ -5977,7 +5977,7 @@
         </w:r>
       </w:hyperlink>
     </w:p>
-    <w:p ns2:paraId="40BDFBC8" ns2:textId="6B4EBEF4">
+    <w:p>
       <w:pPr>
         <w:pStyle w:val="TDC2"/>
         <w:tabs>
@@ -5989,7 +5989,7 @@
           <w:noProof/>
           <w:kern w:val="2"/>
           <w:lang w:val="es-UY" w:eastAsia="es-UY"/>
-          <ns2:ligatures ns2:val="standardContextual"/>
+          <w14:ligatures w14:val="standardContextual"/>
         </w:rPr>
       </w:pPr>
       <w:hyperlink w:anchor="_Toc227526096" w:history="1">
@@ -6007,7 +6007,7 @@
             <w:noProof/>
             <w:kern w:val="2"/>
             <w:lang w:val="es-UY" w:eastAsia="es-UY"/>
-            <ns2:ligatures ns2:val="standardContextual"/>
+            <w14:ligatures w14:val="standardContextual"/>
           </w:rPr>
           <w:tab/>
         </w:r>
@@ -6069,7 +6069,7 @@
         </w:r>
       </w:hyperlink>
     </w:p>
-    <w:p ns2:paraId="5370FA87" ns2:textId="7C90AF3F">
+    <w:p>
       <w:pPr>
         <w:pStyle w:val="TDC2"/>
         <w:tabs>
@@ -6081,7 +6081,7 @@
           <w:noProof/>
           <w:kern w:val="2"/>
           <w:lang w:val="es-UY" w:eastAsia="es-UY"/>
-          <ns2:ligatures ns2:val="standardContextual"/>
+          <w14:ligatures w14:val="standardContextual"/>
         </w:rPr>
       </w:pPr>
       <w:hyperlink w:anchor="_Toc227526097" w:history="1">
@@ -6098,7 +6098,7 @@
             <w:noProof/>
             <w:kern w:val="2"/>
             <w:lang w:val="es-UY" w:eastAsia="es-UY"/>
-            <ns2:ligatures ns2:val="standardContextual"/>
+            <w14:ligatures w14:val="standardContextual"/>
           </w:rPr>
           <w:tab/>
         </w:r>
@@ -6159,7 +6159,7 @@
         </w:r>
       </w:hyperlink>
     </w:p>
-    <w:p ns2:paraId="3047E2D6" ns2:textId="76F4D63C">
+    <w:p>
       <w:pPr>
         <w:pStyle w:val="TDC2"/>
         <w:tabs>
@@ -6171,7 +6171,7 @@
           <w:noProof/>
           <w:kern w:val="2"/>
           <w:lang w:val="es-UY" w:eastAsia="es-UY"/>
-          <ns2:ligatures ns2:val="standardContextual"/>
+          <w14:ligatures w14:val="standardContextual"/>
         </w:rPr>
       </w:pPr>
       <w:hyperlink w:anchor="_Toc227526098" w:history="1">
@@ -6188,7 +6188,7 @@
             <w:noProof/>
             <w:kern w:val="2"/>
             <w:lang w:val="es-UY" w:eastAsia="es-UY"/>
-            <ns2:ligatures ns2:val="standardContextual"/>
+            <w14:ligatures w14:val="standardContextual"/>
           </w:rPr>
           <w:tab/>
         </w:r>
@@ -6249,7 +6249,7 @@
         </w:r>
       </w:hyperlink>
     </w:p>
-    <w:p ns2:paraId="50D604C2" ns2:textId="0679CF07">
+    <w:p>
       <w:pPr>
         <w:pStyle w:val="TDC1"/>
         <w:tabs>
@@ -6260,7 +6260,7 @@
           <w:noProof/>
           <w:kern w:val="2"/>
           <w:lang w:val="es-UY" w:eastAsia="es-UY"/>
-          <ns2:ligatures ns2:val="standardContextual"/>
+          <w14:ligatures w14:val="standardContextual"/>
         </w:rPr>
       </w:pPr>
       <w:hyperlink w:anchor="_Toc227526099" w:history="1">
@@ -6322,7 +6322,7 @@
         </w:r>
       </w:hyperlink>
     </w:p>
-    <w:p ns2:paraId="3D815839" ns2:textId="6BEF1069">
+    <w:p>
       <w:pPr>
         <w:pStyle w:val="TDC1"/>
         <w:tabs>
@@ -6333,7 +6333,7 @@
           <w:noProof/>
           <w:kern w:val="2"/>
           <w:lang w:val="es-UY" w:eastAsia="es-UY"/>
-          <ns2:ligatures ns2:val="standardContextual"/>
+          <w14:ligatures w14:val="standardContextual"/>
         </w:rPr>
       </w:pPr>
       <w:hyperlink w:anchor="_Toc227526100" w:history="1">
@@ -6394,7 +6394,7 @@
         </w:r>
       </w:hyperlink>
     </w:p>
-    <w:p ns2:paraId="43C25653" ns2:textId="26226311">
+    <w:p>
       <w:pPr>
         <w:tabs>
           <w:tab w:val="right" w:leader="dot" w:pos="9060"/>
@@ -6404,14 +6404,14 @@
           <w:noProof/>
           <w:kern w:val="2"/>
           <w:lang w:val="es-UY" w:eastAsia="es-UY"/>
-          <ns2:ligatures ns2:val="standardContextual"/>
+          <w14:ligatures w14:val="standardContextual"/>
         </w:rPr>
       </w:pPr>
       <w:r>
         <w:fldChar w:fldCharType="end"/>
       </w:r>
     </w:p>
-    <w:p ns2:paraId="6611B0BB" ns2:textId="4333FFF6">
+    <w:p>
       <w:pPr>
         <w:pStyle w:val="Ttulondices"/>
       </w:pPr>
@@ -6423,7 +6423,7 @@
         <w:t xml:space="preserve">Índice de figuras </w:t>
       </w:r>
     </w:p>
-    <w:p ns2:paraId="285D2919" ns2:textId="00262511">
+    <w:p>
       <w:pPr>
         <w:pStyle w:val="Tabladeilustraciones"/>
         <w:tabs>
@@ -6434,7 +6434,7 @@
           <w:noProof/>
           <w:kern w:val="2"/>
           <w:lang w:val="es-UY" w:eastAsia="es-UY"/>
-          <ns2:ligatures ns2:val="standardContextual"/>
+          <w14:ligatures w14:val="standardContextual"/>
         </w:rPr>
       </w:pPr>
       <w:r>
@@ -6525,7 +6525,7 @@
         </w:r>
       </w:hyperlink>
     </w:p>
-    <w:p ns2:paraId="18FE79E1" ns2:textId="17533111">
+    <w:p>
       <w:pPr>
         <w:pStyle w:val="Tabladeilustraciones"/>
         <w:tabs>
@@ -6536,7 +6536,7 @@
           <w:noProof/>
           <w:kern w:val="2"/>
           <w:lang w:val="es-UY" w:eastAsia="es-UY"/>
-          <ns2:ligatures ns2:val="standardContextual"/>
+          <w14:ligatures w14:val="standardContextual"/>
         </w:rPr>
       </w:pPr>
       <w:hyperlink w:anchor="_Toc227775585" w:history="1">
@@ -6606,7 +6606,7 @@
         </w:r>
       </w:hyperlink>
     </w:p>
-    <w:p ns2:paraId="03D5A139" ns2:textId="75965F63">
+    <w:p>
       <w:pPr>
         <w:pStyle w:val="Ttulondices"/>
       </w:pPr>
@@ -6624,7 +6624,7 @@
         <w:t>Índice de tablas</w:t>
       </w:r>
     </w:p>
-    <w:p ns2:paraId="38540751" ns2:textId="04598C32">
+    <w:p>
       <w:pPr>
         <w:pStyle w:val="Tabladeilustraciones"/>
         <w:tabs>
@@ -6635,7 +6635,7 @@
           <w:noProof/>
           <w:kern w:val="2"/>
           <w:lang w:val="es-UY" w:eastAsia="es-UY"/>
-          <ns2:ligatures ns2:val="standardContextual"/>
+          <w14:ligatures w14:val="standardContextual"/>
         </w:rPr>
       </w:pPr>
       <w:r>
@@ -6723,7 +6723,7 @@
         </w:r>
       </w:hyperlink>
     </w:p>
-    <w:p ns2:paraId="0AA98DD0" ns2:textId="6AC8459F">
+    <w:p>
       <w:pPr>
         <w:pStyle w:val="Tabladeilustraciones"/>
         <w:tabs>
@@ -6734,7 +6734,7 @@
           <w:noProof/>
           <w:kern w:val="2"/>
           <w:lang w:val="es-UY" w:eastAsia="es-UY"/>
-          <ns2:ligatures ns2:val="standardContextual"/>
+          <w14:ligatures w14:val="standardContextual"/>
         </w:rPr>
       </w:pPr>
       <w:hyperlink w:anchor="_Toc227775592" w:history="1">
@@ -6804,7 +6804,7 @@
         </w:r>
       </w:hyperlink>
     </w:p>
-    <w:p ns2:paraId="25B220CF" ns2:textId="16FAA432">
+    <w:p>
       <w:pPr>
         <w:pStyle w:val="Tabladeilustraciones"/>
         <w:tabs>
@@ -6815,7 +6815,7 @@
           <w:noProof/>
           <w:kern w:val="2"/>
           <w:lang w:val="es-UY" w:eastAsia="es-UY"/>
-          <ns2:ligatures ns2:val="standardContextual"/>
+          <w14:ligatures w14:val="standardContextual"/>
         </w:rPr>
       </w:pPr>
       <w:hyperlink w:anchor="_Toc227775593" w:history="1">
@@ -6885,7 +6885,7 @@
         </w:r>
       </w:hyperlink>
     </w:p>
-    <w:p ns2:paraId="3DA15A2D" ns2:textId="6246DA42">
+    <w:p>
       <w:pPr>
         <w:pStyle w:val="Tabladeilustraciones"/>
         <w:tabs>
@@ -6896,7 +6896,7 @@
           <w:noProof/>
           <w:kern w:val="2"/>
           <w:lang w:val="es-UY" w:eastAsia="es-UY"/>
-          <ns2:ligatures ns2:val="standardContextual"/>
+          <w14:ligatures w14:val="standardContextual"/>
         </w:rPr>
       </w:pPr>
       <w:hyperlink w:anchor="_Toc227775594" w:history="1">
@@ -6957,7 +6957,7 @@
         </w:r>
       </w:hyperlink>
     </w:p>
-    <w:p ns2:paraId="720D33EE" ns2:textId="72E48184">
+    <w:p>
       <w:pPr>
         <w:pStyle w:val="Tabladeilustraciones"/>
         <w:tabs>
@@ -6968,7 +6968,7 @@
           <w:noProof/>
           <w:kern w:val="2"/>
           <w:lang w:val="es-UY" w:eastAsia="es-UY"/>
-          <ns2:ligatures ns2:val="standardContextual"/>
+          <w14:ligatures w14:val="standardContextual"/>
         </w:rPr>
       </w:pPr>
       <w:hyperlink w:anchor="_Toc227775595" w:history="1">
@@ -7031,7 +7031,7 @@
         </w:r>
       </w:hyperlink>
     </w:p>
-    <w:p ns2:paraId="3D835524" ns2:textId="7F8E2B84">
+    <w:p>
       <w:pPr>
         <w:pStyle w:val="Ttulondices"/>
         <w:rPr>
@@ -7047,7 +7047,7 @@
         <w:fldChar w:fldCharType="end"/>
       </w:r>
     </w:p>
-    <w:p ns2:paraId="03FB3451" ns2:textId="77777777">
+    <w:p>
       <w:pPr>
         <w:pStyle w:val="Ttulondices"/>
         <w:rPr>
@@ -7056,7 +7056,7 @@
         </w:rPr>
       </w:pPr>
     </w:p>
-    <w:p ns2:paraId="040F07CD" ns2:textId="77777777">
+    <w:p>
       <w:pPr>
         <w:pStyle w:val="Ttulondices"/>
         <w:rPr>
@@ -7065,7 +7065,7 @@
         </w:rPr>
       </w:pPr>
     </w:p>
-    <w:p ns2:paraId="6DA55060" ns2:textId="77777777">
+    <w:p>
       <w:pPr>
         <w:pStyle w:val="Ttulondices"/>
         <w:rPr>
@@ -7074,7 +7074,7 @@
         </w:rPr>
       </w:pPr>
     </w:p>
-    <w:p ns2:paraId="57CA156D" ns2:textId="77777777">
+    <w:p>
       <w:pPr>
         <w:pStyle w:val="Ttulondices"/>
         <w:rPr>
@@ -7083,7 +7083,7 @@
         </w:rPr>
       </w:pPr>
     </w:p>
-    <w:p ns2:paraId="13FFA8CF" ns2:textId="77777777">
+    <w:p>
       <w:pPr>
         <w:pStyle w:val="Ttulondices"/>
         <w:rPr>
@@ -7092,7 +7092,7 @@
         </w:rPr>
       </w:pPr>
     </w:p>
-    <w:p ns2:paraId="46264FF6" ns2:textId="77777777">
+    <w:p>
       <w:pPr>
         <w:pStyle w:val="Ttulondices"/>
         <w:rPr>
@@ -7101,7 +7101,7 @@
         </w:rPr>
       </w:pPr>
     </w:p>
-    <w:p ns2:paraId="2C86EFFA" ns2:textId="77777777">
+    <w:p>
       <w:pPr>
         <w:pStyle w:val="Ttulondices"/>
         <w:rPr>
@@ -7110,7 +7110,7 @@
         </w:rPr>
       </w:pPr>
     </w:p>
-    <w:p ns2:paraId="5750777B" ns2:textId="77777777">
+    <w:p>
       <w:pPr>
         <w:pStyle w:val="Ttulondices"/>
         <w:rPr>
@@ -7119,7 +7119,7 @@
         </w:rPr>
       </w:pPr>
     </w:p>
-    <w:p ns2:paraId="5D978AEA" ns2:textId="77777777">
+    <w:p>
       <w:pPr>
         <w:pStyle w:val="Ttulondices"/>
         <w:rPr>
@@ -7128,7 +7128,7 @@
         </w:rPr>
       </w:pPr>
     </w:p>
-    <w:p ns2:paraId="6BB8AC4B" ns2:textId="77777777">
+    <w:p>
       <w:pPr>
         <w:pStyle w:val="Ttulondices"/>
         <w:rPr>
@@ -7137,7 +7137,7 @@
         </w:rPr>
       </w:pPr>
     </w:p>
-    <w:p ns2:paraId="49FE0DA5" ns2:textId="77777777">
+    <w:p>
       <w:pPr>
         <w:pStyle w:val="Ttulondices"/>
         <w:rPr>
@@ -7146,12 +7146,12 @@
         </w:rPr>
       </w:pPr>
     </w:p>
-    <w:p ns2:paraId="38179E2E" ns2:textId="77777777">
+    <w:p>
       <w:pPr>
         <w:pStyle w:val="Ttulondices"/>
       </w:pPr>
     </w:p>
-    <w:p ns2:paraId="7D1C11F7" ns2:textId="77777777">
+    <w:p>
       <w:pPr>
         <w:pStyle w:val="Ttulondices"/>
       </w:pPr>
@@ -7160,7 +7160,7 @@
         <w:t>Organización del trabajo en grupo</w:t>
       </w:r>
     </w:p>
-    <w:p ns2:paraId="38EA26F8" ns2:textId="73A2C734">
+    <w:p>
       <w:r>
         <w:t>El presente apartado detalla las partes en las que se ha dividido el trabajo entre los integrantes del grupo, los objetivos de conocimiento perseguidos en cada contribución y los mecanismos de coordinación empleados durante el desarrollo del TFE</w:t>
       </w:r>
@@ -7171,7 +7171,7 @@
         <w:t xml:space="preserve"> </w:t>
       </w:r>
     </w:p>
-    <w:p ns2:paraId="09E5C3DA" ns2:textId="77777777">
+    <w:p>
       <w:pPr>
         <w:pStyle w:val="Ttulondices"/>
         <w:rPr>
@@ -7187,7 +7187,7 @@
         <w:t>Partes que aborda el TFE</w:t>
       </w:r>
     </w:p>
-    <w:p ns2:paraId="2E6C81F8" ns2:textId="77777777">
+    <w:p>
       <w:pPr>
         <w:rPr>
           <w:lang w:val="es-UY"/>
@@ -7200,7 +7200,7 @@
         <w:t>El presente Trabajo Fin de Estudios aborda un problema de investigación con tres dimensiones técnicas y metodológicas diferenciadas: la eficiencia operativa del proceso de cribado curricular, la eficacia técnica de un sistema de recuperación aumentada con generación (RAG) para la clasificación de candidatos y la equidad algorítmica en las decisiones de preselección. Estas tres dimensiones articulan la siguiente pregunta de investigación:</w:t>
       </w:r>
     </w:p>
-    <w:p ns2:paraId="13C2CE47" ns2:textId="77777777">
+    <w:p>
       <w:pPr>
         <w:rPr>
           <w:lang w:val="es-UY"/>
@@ -7305,7 +7305,7 @@
       </w:r>
       <w:proofErr w:type="gramEnd"/>
     </w:p>
-    <w:p ns2:paraId="337042B3" ns2:textId="77777777">
+    <w:p>
       <w:pPr>
         <w:rPr>
           <w:lang w:val="es-UY"/>
@@ -7332,7 +7332,7 @@
         <w:t xml:space="preserve"> semántico y evaluación contra un Gold Standard experto, lo que sitúa esta línea de trabajo en la intersección de la ingeniería de sistemas de IA, el procesamiento del lenguaje natural y la evaluación experimental de modelos.</w:t>
       </w:r>
     </w:p>
-    <w:p ns2:paraId="74BB9CC0" ns2:textId="77777777">
+    <w:p>
       <w:pPr>
         <w:rPr>
           <w:lang w:val="es-UY"/>
@@ -7387,7 +7387,7 @@
         <w:t xml:space="preserve"> sobre la equidad de las decisiones.</w:t>
       </w:r>
     </w:p>
-    <w:p ns2:paraId="5C7955C7" ns2:textId="60F0B3BB">
+    <w:p>
       <w:pPr>
         <w:rPr>
           <w:lang w:val="es-UY"/>
@@ -7451,7 +7451,7 @@
         <w:t xml:space="preserve"> de hipótesis, lo que requiere dominio del diseño experimental, la estadística inferencial y la metodología de investigación aplicada a sistemas de inteligencia artificial.</w:t>
       </w:r>
     </w:p>
-    <w:p ns2:paraId="75A7E8D9" ns2:textId="1EA16B29">
+    <w:p>
       <w:pPr>
         <w:rPr>
           <w:lang w:val="es-UY"/>
@@ -7476,7 +7476,7 @@
         <w:t xml:space="preserve"> en el contexto de Matriz - Asistencia Técnica y Servicios S.A., empresa de servicios compartidos del Grupo ANCAP en Uruguay.</w:t>
       </w:r>
     </w:p>
-    <w:p ns2:paraId="639F2725" ns2:textId="46C10349">
+    <w:p>
       <w:pPr>
         <w:pStyle w:val="Ttulondices"/>
         <w:rPr>
@@ -7492,7 +7492,7 @@
         <w:t>Distribución y estructura de la memoria</w:t>
       </w:r>
     </w:p>
-    <w:p ns2:paraId="75DF9364" ns2:textId="2AF72548">
+    <w:p>
       <w:r>
         <w:t xml:space="preserve">La </w:t>
       </w:r>
@@ -7530,7 +7530,7 @@
         <w:t>.</w:t>
       </w:r>
     </w:p>
-    <w:p ns2:paraId="01A3B0DC" ns2:textId="276A0405">
+    <w:p>
       <w:pPr>
         <w:pStyle w:val="Descripcin"/>
       </w:pPr>
@@ -7588,7 +7588,7 @@
         <w:gridCol w:w="5807"/>
         <w:gridCol w:w="3254"/>
       </w:tblGrid>
-      <w:tr ns2:paraId="3495E936" ns2:textId="77777777">
+      <w:tr>
         <w:trPr>
           <w:cnfStyle w:val="100000000000" w:firstRow="1" w:lastRow="0" w:firstColumn="0" w:lastColumn="0" w:oddVBand="0" w:evenVBand="0" w:oddHBand="0" w:evenHBand="0" w:firstRowFirstColumn="0" w:firstRowLastColumn="0" w:lastRowFirstColumn="0" w:lastRowLastColumn="0"/>
         </w:trPr>
@@ -7599,7 +7599,7 @@
             <w:gridSpan w:val="2"/>
             <w:vAlign w:val="center"/>
           </w:tcPr>
-          <w:p ns2:paraId="7FC49BB2" ns2:textId="77777777">
+          <w:p>
             <w:pPr>
               <w:tabs>
                 <w:tab w:val="right" w:leader="dot" w:pos="9061"/>
@@ -7622,7 +7622,7 @@
           </w:p>
         </w:tc>
       </w:tr>
-      <w:tr ns2:paraId="2AFC47C3" ns2:textId="77777777">
+      <w:tr>
         <w:trPr>
           <w:cnfStyle w:val="000000100000" w:firstRow="0" w:lastRow="0" w:firstColumn="0" w:lastColumn="0" w:oddVBand="0" w:evenVBand="0" w:oddHBand="1" w:evenHBand="0" w:firstRowFirstColumn="0" w:firstRowLastColumn="0" w:lastRowFirstColumn="0" w:lastRowLastColumn="0"/>
         </w:trPr>
@@ -7632,7 +7632,7 @@
             <w:tcW w:w="5807" w:type="dxa"/>
             <w:vAlign w:val="center"/>
           </w:tcPr>
-          <w:p ns2:paraId="7620910F" ns2:textId="77777777">
+          <w:p>
             <w:pPr>
               <w:tabs>
                 <w:tab w:val="right" w:leader="dot" w:pos="9061"/>
@@ -7659,7 +7659,7 @@
             <w:tcW w:w="3254" w:type="dxa"/>
             <w:vAlign w:val="center"/>
           </w:tcPr>
-          <w:p ns2:paraId="5A69E17C" ns2:textId="77777777">
+          <w:p>
             <w:pPr>
               <w:tabs>
                 <w:tab w:val="right" w:leader="dot" w:pos="9061"/>
@@ -7683,14 +7683,14 @@
           </w:p>
         </w:tc>
       </w:tr>
-      <w:tr ns2:paraId="4A60FA76" ns2:textId="77777777">
+      <w:tr>
         <w:tc>
           <w:tcPr>
             <w:cnfStyle w:val="001000000000" w:firstRow="0" w:lastRow="0" w:firstColumn="1" w:lastColumn="0" w:oddVBand="0" w:evenVBand="0" w:oddHBand="0" w:evenHBand="0" w:firstRowFirstColumn="0" w:firstRowLastColumn="0" w:lastRowFirstColumn="0" w:lastRowLastColumn="0"/>
             <w:tcW w:w="5807" w:type="dxa"/>
             <w:vAlign w:val="center"/>
           </w:tcPr>
-          <w:p ns2:paraId="2B59C507" ns2:textId="77777777">
+          <w:p>
             <w:pPr>
               <w:tabs>
                 <w:tab w:val="right" w:leader="dot" w:pos="9061"/>
@@ -7717,7 +7717,7 @@
             <w:tcW w:w="3254" w:type="dxa"/>
             <w:vAlign w:val="center"/>
           </w:tcPr>
-          <w:p ns2:paraId="2DE8786F" ns2:textId="017A7660">
+          <w:p>
             <w:pPr>
               <w:tabs>
                 <w:tab w:val="right" w:leader="dot" w:pos="9061"/>
@@ -7741,7 +7741,7 @@
           </w:p>
         </w:tc>
       </w:tr>
-      <w:tr ns2:paraId="4D31FADF" ns2:textId="77777777">
+      <w:tr>
         <w:trPr>
           <w:cnfStyle w:val="000000100000" w:firstRow="0" w:lastRow="0" w:firstColumn="0" w:lastColumn="0" w:oddVBand="0" w:evenVBand="0" w:oddHBand="1" w:evenHBand="0" w:firstRowFirstColumn="0" w:firstRowLastColumn="0" w:lastRowFirstColumn="0" w:lastRowLastColumn="0"/>
         </w:trPr>
@@ -7751,7 +7751,7 @@
             <w:tcW w:w="5807" w:type="dxa"/>
             <w:vAlign w:val="center"/>
           </w:tcPr>
-          <w:p ns2:paraId="05756D4B" ns2:textId="0170BAB4">
+          <w:p>
             <w:pPr>
               <w:tabs>
                 <w:tab w:val="right" w:leader="dot" w:pos="9061"/>
@@ -7778,7 +7778,7 @@
             <w:tcW w:w="3254" w:type="dxa"/>
             <w:vAlign w:val="center"/>
           </w:tcPr>
-          <w:p ns2:paraId="04EE835B" ns2:textId="0DE5D642">
+          <w:p>
             <w:pPr>
               <w:tabs>
                 <w:tab w:val="right" w:leader="dot" w:pos="9061"/>
@@ -7802,14 +7802,14 @@
           </w:p>
         </w:tc>
       </w:tr>
-      <w:tr ns2:paraId="58B4AB5E" ns2:textId="77777777">
+      <w:tr>
         <w:tc>
           <w:tcPr>
             <w:cnfStyle w:val="001000000000" w:firstRow="0" w:lastRow="0" w:firstColumn="1" w:lastColumn="0" w:oddVBand="0" w:evenVBand="0" w:oddHBand="0" w:evenHBand="0" w:firstRowFirstColumn="0" w:firstRowLastColumn="0" w:lastRowFirstColumn="0" w:lastRowLastColumn="0"/>
             <w:tcW w:w="5807" w:type="dxa"/>
             <w:vAlign w:val="center"/>
           </w:tcPr>
-          <w:p ns2:paraId="11721B6D" ns2:textId="548D404D">
+          <w:p>
             <w:pPr>
               <w:tabs>
                 <w:tab w:val="right" w:leader="dot" w:pos="9061"/>
@@ -7836,7 +7836,7 @@
             <w:tcW w:w="3254" w:type="dxa"/>
             <w:vAlign w:val="center"/>
           </w:tcPr>
-          <w:p ns2:paraId="6192D2FA" ns2:textId="42612FBD">
+          <w:p>
             <w:pPr>
               <w:tabs>
                 <w:tab w:val="right" w:leader="dot" w:pos="9061"/>
@@ -7860,7 +7860,7 @@
           </w:p>
         </w:tc>
       </w:tr>
-      <w:tr ns2:paraId="6F4D261E" ns2:textId="77777777">
+      <w:tr>
         <w:trPr>
           <w:cnfStyle w:val="000000100000" w:firstRow="0" w:lastRow="0" w:firstColumn="0" w:lastColumn="0" w:oddVBand="0" w:evenVBand="0" w:oddHBand="1" w:evenHBand="0" w:firstRowFirstColumn="0" w:firstRowLastColumn="0" w:lastRowFirstColumn="0" w:lastRowLastColumn="0"/>
         </w:trPr>
@@ -7870,7 +7870,7 @@
             <w:tcW w:w="5807" w:type="dxa"/>
             <w:vAlign w:val="center"/>
           </w:tcPr>
-          <w:p ns2:paraId="261F1A3B" ns2:textId="3E682948">
+          <w:p>
             <w:pPr>
               <w:tabs>
                 <w:tab w:val="right" w:leader="dot" w:pos="9061"/>
@@ -7897,7 +7897,7 @@
             <w:tcW w:w="3254" w:type="dxa"/>
             <w:vAlign w:val="center"/>
           </w:tcPr>
-          <w:p ns2:paraId="123DFE30" ns2:textId="2CEBC799">
+          <w:p>
             <w:pPr>
               <w:tabs>
                 <w:tab w:val="right" w:leader="dot" w:pos="9061"/>
@@ -7921,14 +7921,14 @@
           </w:p>
         </w:tc>
       </w:tr>
-      <w:tr ns2:paraId="50059502" ns2:textId="77777777">
+      <w:tr>
         <w:tc>
           <w:tcPr>
             <w:cnfStyle w:val="001000000000" w:firstRow="0" w:lastRow="0" w:firstColumn="1" w:lastColumn="0" w:oddVBand="0" w:evenVBand="0" w:oddHBand="0" w:evenHBand="0" w:firstRowFirstColumn="0" w:firstRowLastColumn="0" w:lastRowFirstColumn="0" w:lastRowLastColumn="0"/>
             <w:tcW w:w="5807" w:type="dxa"/>
             <w:vAlign w:val="center"/>
           </w:tcPr>
-          <w:p ns2:paraId="7DBC2CF4" ns2:textId="61A062F2">
+          <w:p>
             <w:pPr>
               <w:tabs>
                 <w:tab w:val="right" w:leader="dot" w:pos="9061"/>
@@ -7956,7 +7956,7 @@
             <w:tcW w:w="3254" w:type="dxa"/>
             <w:vAlign w:val="center"/>
           </w:tcPr>
-          <w:p ns2:paraId="371587C0" ns2:textId="60D9D7D8">
+          <w:p>
             <w:pPr>
               <w:tabs>
                 <w:tab w:val="right" w:leader="dot" w:pos="9061"/>
@@ -8004,7 +8004,7 @@
           </w:p>
         </w:tc>
       </w:tr>
-      <w:tr ns2:paraId="4C2A4E27" ns2:textId="77777777">
+      <w:tr>
         <w:trPr>
           <w:cnfStyle w:val="000000100000" w:firstRow="0" w:lastRow="0" w:firstColumn="0" w:lastColumn="0" w:oddVBand="0" w:evenVBand="0" w:oddHBand="1" w:evenHBand="0" w:firstRowFirstColumn="0" w:firstRowLastColumn="0" w:lastRowFirstColumn="0" w:lastRowLastColumn="0"/>
         </w:trPr>
@@ -8014,7 +8014,7 @@
             <w:tcW w:w="5807" w:type="dxa"/>
             <w:vAlign w:val="center"/>
           </w:tcPr>
-          <w:p ns2:paraId="013259C7" ns2:textId="2D9CB9A5">
+          <w:p>
             <w:pPr>
               <w:tabs>
                 <w:tab w:val="right" w:leader="dot" w:pos="9061"/>
@@ -8059,7 +8059,7 @@
             <w:tcW w:w="3254" w:type="dxa"/>
             <w:vAlign w:val="center"/>
           </w:tcPr>
-          <w:p ns2:paraId="03AAD7ED" ns2:textId="66348885">
+          <w:p>
             <w:pPr>
               <w:tabs>
                 <w:tab w:val="right" w:leader="dot" w:pos="9061"/>
@@ -8083,14 +8083,14 @@
           </w:p>
         </w:tc>
       </w:tr>
-      <w:tr ns2:paraId="2C6B3211" ns2:textId="77777777">
+      <w:tr>
         <w:tc>
           <w:tcPr>
             <w:cnfStyle w:val="001000000000" w:firstRow="0" w:lastRow="0" w:firstColumn="1" w:lastColumn="0" w:oddVBand="0" w:evenVBand="0" w:oddHBand="0" w:evenHBand="0" w:firstRowFirstColumn="0" w:firstRowLastColumn="0" w:lastRowFirstColumn="0" w:lastRowLastColumn="0"/>
             <w:tcW w:w="5807" w:type="dxa"/>
             <w:vAlign w:val="center"/>
           </w:tcPr>
-          <w:p ns2:paraId="0E051634" ns2:textId="708ABAB1">
+          <w:p>
             <w:pPr>
               <w:tabs>
                 <w:tab w:val="right" w:leader="dot" w:pos="9061"/>
@@ -8135,7 +8135,7 @@
             <w:tcW w:w="3254" w:type="dxa"/>
             <w:vAlign w:val="center"/>
           </w:tcPr>
-          <w:p ns2:paraId="74318FEB" ns2:textId="08664ECE">
+          <w:p>
             <w:pPr>
               <w:tabs>
                 <w:tab w:val="right" w:leader="dot" w:pos="9061"/>
@@ -8159,7 +8159,7 @@
           </w:p>
         </w:tc>
       </w:tr>
-      <w:tr ns2:paraId="20C6A6A4" ns2:textId="77777777">
+      <w:tr>
         <w:trPr>
           <w:cnfStyle w:val="000000100000" w:firstRow="0" w:lastRow="0" w:firstColumn="0" w:lastColumn="0" w:oddVBand="0" w:evenVBand="0" w:oddHBand="1" w:evenHBand="0" w:firstRowFirstColumn="0" w:firstRowLastColumn="0" w:lastRowFirstColumn="0" w:lastRowLastColumn="0"/>
         </w:trPr>
@@ -8169,7 +8169,7 @@
             <w:tcW w:w="5807" w:type="dxa"/>
             <w:vAlign w:val="center"/>
           </w:tcPr>
-          <w:p ns2:paraId="276C8E38" ns2:textId="2D09FC8C">
+          <w:p>
             <w:pPr>
               <w:tabs>
                 <w:tab w:val="right" w:leader="dot" w:pos="9061"/>
@@ -8196,7 +8196,7 @@
             <w:tcW w:w="3254" w:type="dxa"/>
             <w:vAlign w:val="center"/>
           </w:tcPr>
-          <w:p ns2:paraId="0A98BE3B" ns2:textId="76830864">
+          <w:p>
             <w:pPr>
               <w:tabs>
                 <w:tab w:val="right" w:leader="dot" w:pos="9061"/>
@@ -8221,7 +8221,7 @@
         </w:tc>
       </w:tr>
     </w:tbl>
-    <w:p ns2:paraId="7FF3A6CF" ns2:textId="77777777">
+    <w:p>
       <w:pPr>
         <w:pStyle w:val="Piedefoto-tabla"/>
         <w:rPr>
@@ -8235,14 +8235,14 @@
         <w:t xml:space="preserve">Fuente: Elaboración propia. </w:t>
       </w:r>
     </w:p>
-    <w:p ns2:paraId="41534D1C" ns2:textId="77777777">
+    <w:p>
       <w:pPr>
         <w:rPr>
           <w:bCs/>
         </w:rPr>
       </w:pPr>
     </w:p>
-    <w:p ns2:paraId="33C1F307" ns2:textId="77777777">
+    <w:p>
       <w:pPr>
         <w:rPr>
           <w:bCs/>
@@ -8259,7 +8259,7 @@
         <w:t>Objetivo del TFE desde el punto de vista de la adquisición de conocimientos</w:t>
       </w:r>
     </w:p>
-    <w:p ns2:paraId="71760015" ns2:textId="77777777">
+    <w:p>
       <w:pPr>
         <w:rPr>
           <w:bCs/>
@@ -8274,7 +8274,7 @@
         <w:t>El presente TFE articula tres contribuciones técnicas diferenciadas cuya integración confiere al proyecto su carácter multidisciplinar, abarcando desde la ingeniería de sistemas de inteligencia artificial hasta el diseño experimental y la estadística inferencial aplicada, pasando por la privacidad de datos y la ética algorítmica.</w:t>
       </w:r>
     </w:p>
-    <w:p ns2:paraId="56EE23A9" ns2:textId="77777777">
+    <w:p>
       <w:pPr>
         <w:rPr>
           <w:bCs/>
@@ -8321,7 +8321,7 @@
         <w:t xml:space="preserve"> y David Ilich Madrid Oyanadel. Esta contribución conjunta requiere dominio del diseño experimental, la estadística inferencial y la metodología de investigación aplicada a sistemas de inteligencia artificial, y se desarrolla de manera integrada a lo largo de los capítulos de responsabilidad compartida del presente trabajo.</w:t>
       </w:r>
     </w:p>
-    <w:p ns2:paraId="08DAE031" ns2:textId="77777777">
+    <w:p>
       <w:pPr>
         <w:rPr>
           <w:bCs/>
@@ -8352,7 +8352,7 @@
         <w:t xml:space="preserve"> semántico (H2). Este trabajo constituye una investigación aplicada en la intersección de la ingeniería de sistemas de información, el procesamiento de lenguaje natural y la arquitectura de modelos de lenguaje a gran escala.</w:t>
       </w:r>
     </w:p>
-    <w:p ns2:paraId="4FD76A74" ns2:textId="77777777">
+    <w:p>
       <w:pPr>
         <w:rPr>
           <w:bCs/>
@@ -8423,7 +8423,7 @@
         <w:t xml:space="preserve"> sobre la imparcialidad de las decisiones (H3). Esta línea de investigación se sitúa en la intersección de la privacidad de datos, la ética de la inteligencia artificial y el derecho antidiscriminatorio.</w:t>
       </w:r>
     </w:p>
-    <w:p ns2:paraId="1ACF7BFF" ns2:textId="77777777">
+    <w:p>
       <w:pPr>
         <w:pStyle w:val="Ttulondices"/>
         <w:rPr>
@@ -8439,7 +8439,7 @@
         <w:t>Mecanismos de coordinación empleados</w:t>
       </w:r>
     </w:p>
-    <w:p ns2:paraId="423AC666" ns2:textId="77777777">
+    <w:p>
       <w:pPr>
         <w:rPr>
           <w:lang w:val="es-UY"/>
@@ -8452,7 +8452,7 @@
         <w:t>El equipo ha establecido un conjunto estructurado de mecanismos de coordinación y comunicación que aseguran la coherencia técnica entre los módulos desarrollados de forma individual y la calidad del trabajo colectivo.</w:t>
       </w:r>
     </w:p>
-    <w:p ns2:paraId="63DA0820" ns2:textId="77777777">
+    <w:p>
       <w:pPr>
         <w:rPr>
           <w:lang w:val="es-UY"/>
@@ -8465,7 +8465,7 @@
         <w:t>Comunicación operativa continua. Se utiliza mensajería instantánea a través de WhatsApp como canal principal para la coordinación diaria, la resolución de dudas técnicas y la toma de decisiones de bajo impacto. Este canal permite mantener una comunicación fluida entre los integrantes independientemente de la disponibilidad para reunirse.</w:t>
       </w:r>
     </w:p>
-    <w:p ns2:paraId="3E76A1FF" ns2:textId="77777777">
+    <w:p>
       <w:pPr>
         <w:rPr>
           <w:lang w:val="es-UY"/>
@@ -8478,7 +8478,7 @@
         <w:t>Reuniones periódicas de seguimiento. El equipo realiza reuniones semanales por videollamada mediante Google Meet, con una agenda mínima estructurada que incluye: revisión del avance de cada contribución individual, identificación de dependencias técnicas entre módulos e integración de las configuraciones experimentales, y planificación de tareas para la semana siguiente. Con carácter previo a cada entrega intermedia se realizan reuniones de preparación conjunta orientadas a asegurar la coherencia y completitud del borrador que se remitirá a la directora.</w:t>
       </w:r>
     </w:p>
-    <w:p ns2:paraId="68317C77" ns2:textId="77777777">
+    <w:p>
       <w:pPr>
         <w:rPr>
           <w:lang w:val="es-UY"/>
@@ -8519,7 +8519,7 @@
         <w:t xml:space="preserve"> con revisión cruzada entre los integrantes, lo que garantiza que ningún cambio es incorporado a la rama principal sin la revisión del otro autor.</w:t>
       </w:r>
     </w:p>
-    <w:p ns2:paraId="4D80D059" ns2:textId="77777777">
+    <w:p>
       <w:pPr>
         <w:rPr>
           <w:lang w:val="es-UY"/>
@@ -8532,14 +8532,14 @@
         <w:t>Gestión documental colaborativa. La redacción de la memoria del TFE y los documentos de trabajo auxiliares se gestionan mediante Google Drive y Microsoft OneDrive, con carpetas organizadas por capítulo y convenciones de nomenclatura que incluyen versión y fecha. Esta infraestructura permite la edición simultánea, el control de cambios y el acceso a versiones anteriores en todo momento.</w:t>
       </w:r>
     </w:p>
-    <w:p ns2:paraId="5371ABD6" ns2:textId="77777777">
-      <w:pPr>
-        <w:rPr>
-          <w:lang w:val="es-UY"/>
-        </w:rPr>
-      </w:pPr>
-    </w:p>
-    <w:p ns2:paraId="129530A6" ns2:textId="3B15A68B">
+    <w:p>
+      <w:pPr>
+        <w:rPr>
+          <w:lang w:val="es-UY"/>
+        </w:rPr>
+      </w:pPr>
+    </w:p>
+    <w:p>
       <w:pPr>
         <w:pStyle w:val="Ttulo1"/>
       </w:pPr>
@@ -8557,7 +8557,7 @@
         <w:t xml:space="preserve"> </w:t>
       </w:r>
     </w:p>
-    <w:p ns2:paraId="2D37E5B8" ns2:textId="77777777">
+    <w:p>
       <w:pPr>
         <w:rPr>
           <w:lang w:val="es-UY"/>
@@ -8570,7 +8570,7 @@
         <w:t>La automatización de procesos mediante inteligencia artificial constituye uno de los fenómenos de transformación organizacional más significativos de la última década. En el ámbito de la gestión de personas, esta transformación ha adquirido una relevancia particular: la proliferación de plataformas de empleo digitales y la globalización del mercado laboral han generado un volumen de candidaturas que supera con creces la capacidad de procesamiento humano en los procesos de selección tradicionales. Ante este escenario, los sistemas de seguimiento de candidatos basados en inteligencia artificial han pasado de ser una ventaja competitiva a una necesidad operativa para las organizaciones que buscan gestionar su capital humano con eficiencia, rigor técnico y garantías éticas.</w:t>
       </w:r>
     </w:p>
-    <w:p ns2:paraId="547495E4" ns2:textId="7EE34C5E">
+    <w:p>
       <w:pPr>
         <w:rPr>
           <w:lang w:val="es-UY"/>
@@ -8607,7 +8607,7 @@
         <w:t>.</w:t>
       </w:r>
     </w:p>
-    <w:p ns2:paraId="373EBAF4" ns2:textId="7B2376D6">
+    <w:p>
       <w:pPr>
         <w:rPr>
           <w:lang w:val="es-UY"/>
@@ -8626,7 +8626,7 @@
         <w:t>.</w:t>
       </w:r>
     </w:p>
-    <w:p ns2:paraId="5D352EE3" ns2:textId="6DCFBB23">
+    <w:p>
       <w:pPr>
         <w:pStyle w:val="Ttulo2"/>
       </w:pPr>
@@ -8636,7 +8636,7 @@
       </w:r>
       <w:bookmarkEnd w:id="7"/>
     </w:p>
-    <w:p ns2:paraId="2186392E" ns2:textId="014BFBB0">
+    <w:p>
       <w:pPr>
         <w:rPr>
           <w:lang w:val="es-UY"/>
@@ -8656,7 +8656,7 @@
         <w:t>.</w:t>
       </w:r>
     </w:p>
-    <w:p ns2:paraId="3C72E8D3" ns2:textId="7633A344">
+    <w:p>
       <w:r>
         <w:t>La Gerencia de Gestión Humana de Matriz se enfrenta actualmente a una problemática de doble dimensión que motiva directamente la presente investigación. Por un lado, el volumen de candidaturas recibidas para cubrir vacantes técnicas y administrativas en un sector de alta especialización como el energético genera cuellos de botella severos en el proceso de cribado curricular (</w:t>
       </w:r>
@@ -8713,7 +8713,7 @@
         <w:t>. La consecuencia más crítica de esta sobrecarga no es únicamente la ineficiencia operativa: es el aumento del riesgo de descartar talento cualificado por fatiga decisional o error humano en las etapas iniciales de revisión.</w:t>
       </w:r>
     </w:p>
-    <w:p ns2:paraId="4CEC0895" ns2:textId="79974D06">
+    <w:p>
       <w:pPr>
         <w:rPr>
           <w:lang w:val="es-UY"/>
@@ -8793,7 +8793,7 @@
         <w:t>.</w:t>
       </w:r>
     </w:p>
-    <w:p ns2:paraId="16120D0E" ns2:textId="039E7D3A">
+    <w:p>
       <w:pPr>
         <w:rPr>
           <w:lang w:val="es-UY"/>
@@ -8980,7 +8980,7 @@
         <w:t>.</w:t>
       </w:r>
     </w:p>
-    <w:p ns2:paraId="4D8B8C28" ns2:textId="6211DE4D">
+    <w:p>
       <w:pPr>
         <w:rPr>
           <w:lang w:val="es-UY"/>
@@ -9145,7 +9145,7 @@
         <w:t>.</w:t>
       </w:r>
     </w:p>
-    <w:p ns2:paraId="4E8DEF77" ns2:textId="72320707">
+    <w:p>
       <w:pPr>
         <w:rPr>
           <w:lang w:val="es-UY"/>
@@ -9169,7 +9169,7 @@
         <w:t>.</w:t>
       </w:r>
     </w:p>
-    <w:p ns2:paraId="565B0294" ns2:textId="271427DA">
+    <w:p>
       <w:pPr>
         <w:pStyle w:val="Ttulo2"/>
         <w:rPr>
@@ -9191,7 +9191,7 @@
       </w:r>
       <w:bookmarkEnd w:id="8"/>
     </w:p>
-    <w:p ns2:paraId="41D91BD4" ns2:textId="7181991C">
+    <w:p>
       <w:pPr>
         <w:rPr>
           <w:lang w:val="es-UY"/>
@@ -9219,7 +9219,7 @@
         <w:t>.</w:t>
       </w:r>
     </w:p>
-    <w:p ns2:paraId="410D6324" ns2:textId="77777777">
+    <w:p>
       <w:pPr>
         <w:rPr>
           <w:lang w:val="es-UY"/>
@@ -9246,7 +9246,7 @@
         <w:t xml:space="preserve"> de PII previo al procesamiento por el LLM.</w:t>
       </w:r>
     </w:p>
-    <w:p ns2:paraId="39A12EBA" ns2:textId="77777777">
+    <w:p>
       <w:pPr>
         <w:rPr>
           <w:lang w:val="es-UY"/>
@@ -9259,7 +9259,7 @@
         <w:t>La comparación sistemática de estas cuatro condiciones sobre datos controlados permite responder a la siguiente pregunta de investigación:</w:t>
       </w:r>
     </w:p>
-    <w:p ns2:paraId="778A5675" ns2:textId="77777777">
+    <w:p>
       <w:pPr>
         <w:rPr>
           <w:i/>
@@ -9394,7 +9394,7 @@
       </w:r>
       <w:proofErr w:type="gramEnd"/>
     </w:p>
-    <w:p ns2:paraId="1123ABE3" ns2:textId="6C7CD7E4">
+    <w:p>
       <w:pPr>
         <w:rPr>
           <w:lang w:val="es-UY"/>
@@ -9483,7 +9483,7 @@
         <w:t>.</w:t>
       </w:r>
     </w:p>
-    <w:p ns2:paraId="5610D65D" ns2:textId="3B50FBF1">
+    <w:p>
       <w:pPr>
         <w:rPr>
           <w:lang w:val="es-UY"/>
@@ -9559,7 +9559,7 @@
         <w:t>.</w:t>
       </w:r>
     </w:p>
-    <w:p ns2:paraId="14DA2D87" ns2:textId="77777777">
+    <w:p>
       <w:pPr>
         <w:pStyle w:val="Ttulo2"/>
         <w:rPr>
@@ -9575,7 +9575,7 @@
       </w:r>
       <w:bookmarkEnd w:id="9"/>
     </w:p>
-    <w:p ns2:paraId="782A7739" ns2:textId="4C924BFF">
+    <w:p>
       <w:r>
         <w:t xml:space="preserve">El presente documento se organiza en </w:t>
       </w:r>
@@ -9589,7 +9589,7 @@
         <w:t>.</w:t>
       </w:r>
     </w:p>
-    <w:p ns2:paraId="102CB714" ns2:textId="77777777">
+    <w:p>
       <w:r>
         <w:t xml:space="preserve">El Capítulo 2 presenta el estado del arte y los fundamentos teóricos que sustentan la investigación. Se revisa la evolución de los sistemas ATS desde los modelos basados en palabras clave hasta los agentes con capacidades LLM, se analizan los fundamentos y tipologías de las arquitecturas RAG, se estudian las técnicas de </w:t>
       </w:r>
@@ -9602,12 +9602,12 @@
         <w:t xml:space="preserve"> de PII aplicadas al contexto curricular y se realiza un análisis crítico de la literatura sobre equidad algorítmica en sistemas de selección de personal. El capítulo cierra con la identificación formal de la brecha de investigación que justifica la contribución del trabajo.</w:t>
       </w:r>
     </w:p>
-    <w:p ns2:paraId="1E782700" ns2:textId="77777777">
+    <w:p>
       <w:r>
         <w:t>El Capítulo 3 define la estrategia de investigación. Enuncia formalmente la pregunta de investigación, formula las tres hipótesis con sus comparadores precisos, establece el objetivo general y los objetivos específicos SMART del proyecto, describe la metodología CRISP-DM adaptada y detalla el diseño factorial de cuatro condiciones con el que se abordará la contrastación empírica.</w:t>
       </w:r>
     </w:p>
-    <w:p ns2:paraId="027CEF57" ns2:textId="77777777">
+    <w:p>
       <w:r>
         <w:t xml:space="preserve">El Capítulo 4 presenta el diseño del sistema SISTAC a nivel arquitectónico. Describe la visión general de los cuatro módulos del sistema, la estrategia de datos adoptada en respuesta a las restricciones de la Ley 18.331, el </w:t>
       </w:r>
@@ -9620,7 +9620,7 @@
         <w:t xml:space="preserve"> tecnológico seleccionado y la definición formal de las cuatro condiciones experimentales.</w:t>
       </w:r>
     </w:p>
-    <w:p ns2:paraId="0DF682E6" ns2:textId="0D6C9F56">
+    <w:p>
       <w:r>
         <w:t xml:space="preserve">El Capítulo 5 constituye la primera contribución individual del trabajo, liderada por David Ilich Madrid Oyanadel. Desarrolla en detalle el pipeline RAG, el motor de </w:t>
       </w:r>
@@ -9636,7 +9636,7 @@
         <w:t>.</w:t>
       </w:r>
     </w:p>
-    <w:p ns2:paraId="45085E11" ns2:textId="33FFF630">
+    <w:p>
       <w:r>
         <w:t xml:space="preserve">El Capítulo 6 constituye la segunda contribución individual del trabajo, liderada por Mario Agustín Belvisi </w:t>
       </w:r>
@@ -9690,7 +9690,7 @@
         <w:t>.</w:t>
       </w:r>
     </w:p>
-    <w:p ns2:paraId="6D0D789B" ns2:textId="77777777">
+    <w:p>
       <w:r>
         <w:t xml:space="preserve">El Capítulo 7 presenta los resultados del experimento de manera objetiva, sin interpretación, mediante tablas, figuras y estadísticos descriptivos e inferenciales organizados por hipótesis, complementados con un análisis integrado que examina los </w:t>
       </w:r>
@@ -9703,12 +9703,12 @@
         <w:t xml:space="preserve"> entre las tres dimensiones evaluadas.</w:t>
       </w:r>
     </w:p>
-    <w:p ns2:paraId="38D8C89F" ns2:textId="77777777">
+    <w:p>
       <w:r>
         <w:t>El Capítulo 8 discute los resultados obtenidos, interpreta su significado en el contexto del problema de Matriz, los compara con la evidencia del estado del arte, identifica las limitaciones del estudio y analiza las implicaciones éticas y regulatorias de la adopción de SISTAC.</w:t>
       </w:r>
     </w:p>
-    <w:p ns2:paraId="094D17D5" ns2:textId="6F954E68">
+    <w:p>
       <w:pPr>
         <w:rPr>
           <w:lang w:val="es-UY"/>
@@ -9721,7 +9721,7 @@
         <w:t>.</w:t>
       </w:r>
     </w:p>
-    <w:p ns2:paraId="2D10AFD7" ns2:textId="5CB48C06">
+    <w:p>
       <w:pPr>
         <w:pStyle w:val="Ttulo1"/>
       </w:pPr>
@@ -9734,7 +9734,7 @@
       </w:r>
       <w:bookmarkEnd w:id="10"/>
     </w:p>
-    <w:p ns2:paraId="4A08C4D3" ns2:textId="246C2628">
+    <w:p>
       <w:r>
         <w:t xml:space="preserve">El presente capítulo sistematiza la evidencia académica y técnica que fundamenta el diseño </w:t>
       </w:r>
@@ -9764,7 +9764,7 @@
         <w:t>.</w:t>
       </w:r>
     </w:p>
-    <w:p ns2:paraId="3AC1F69E" ns2:textId="287760A5">
+    <w:p>
       <w:pPr>
         <w:pStyle w:val="Ttulo2"/>
       </w:pPr>
@@ -9774,7 +9774,7 @@
       </w:r>
       <w:bookmarkEnd w:id="11"/>
     </w:p>
-    <w:p ns2:paraId="39D24F5A" ns2:textId="77777777">
+    <w:p>
       <w:pPr>
         <w:rPr>
           <w:lang w:val="es-UY"/>
@@ -9794,7 +9794,7 @@
         <w:t>un volumen elevado de postulaciones, esta etapa determina qué candidatos llegan a ser considerados para el puesto y cuáles son descartados sin revisión adicional.</w:t>
       </w:r>
     </w:p>
-    <w:p ns2:paraId="7564EDA7" ns2:textId="20A195F2">
+    <w:p>
       <w:pPr>
         <w:rPr>
           <w:lang w:val="es-UY"/>
@@ -9896,7 +9896,7 @@
         <w:t xml:space="preserve"> </w:t>
       </w:r>
     </w:p>
-    <w:p ns2:paraId="1E75A735" ns2:textId="0F7180D1">
+    <w:p>
       <w:pPr>
         <w:rPr>
           <w:lang w:val="es-UY"/>
@@ -9979,7 +9979,7 @@
         <w:t>.</w:t>
       </w:r>
     </w:p>
-    <w:p ns2:paraId="64660B2D" ns2:textId="615AC63B">
+    <w:p>
       <w:pPr>
         <w:rPr>
           <w:lang w:val="es-UY"/>
@@ -10104,7 +10104,7 @@
         <w:t>. En un entorno público y regulado como el del Grupo ANCAP, donde la transparencia y la no discriminación son imperativos éticos, normativos e institucionales, esta opacidad del proceso manual representa un riesgo organizacional de primera magnitud.</w:t>
       </w:r>
     </w:p>
-    <w:p ns2:paraId="42DAB745" ns2:textId="004BDD0D">
+    <w:p>
       <w:pPr>
         <w:rPr>
           <w:lang w:val="es-UY"/>
@@ -10298,7 +10298,7 @@
         <w:t>.</w:t>
       </w:r>
     </w:p>
-    <w:p ns2:paraId="7B6F2D2E" ns2:textId="52977476">
+    <w:p>
       <w:pPr>
         <w:pStyle w:val="Ttulo2"/>
       </w:pPr>
@@ -10313,7 +10313,7 @@
       </w:r>
       <w:bookmarkEnd w:id="12"/>
     </w:p>
-    <w:p ns2:paraId="2FB3F0F6" ns2:textId="77777777">
+    <w:p>
       <w:pPr>
         <w:rPr>
           <w:lang w:val="es-UY"/>
@@ -10382,7 +10382,7 @@
         <w:t xml:space="preserve"> son capaces de razonar semánticamente sobre las competencias descritas en un currículum, interpretar equivalencias funcionales entre denominaciones de puestos distintas y evaluar el ajuste candidato-puesto en términos de capacidades y no solo de vocabulario.</w:t>
       </w:r>
     </w:p>
-    <w:p ns2:paraId="252FD813" ns2:textId="5DDF9810">
+    <w:p>
       <w:pPr>
         <w:rPr>
           <w:lang w:val="es-UY"/>
@@ -10590,7 +10590,7 @@
         <w:t>.</w:t>
       </w:r>
     </w:p>
-    <w:p ns2:paraId="77FA84BF" ns2:textId="2CC0D91C">
+    <w:p>
       <w:pPr>
         <w:rPr>
           <w:lang w:val="es-UY"/>
@@ -10822,7 +10822,7 @@
         <w:t>.</w:t>
       </w:r>
     </w:p>
-    <w:p ns2:paraId="44246BA6" ns2:textId="0C6E2127">
+    <w:p>
       <w:pPr>
         <w:pStyle w:val="Ttulo2"/>
       </w:pPr>
@@ -10832,7 +10832,7 @@
       </w:r>
       <w:bookmarkEnd w:id="13"/>
     </w:p>
-    <w:p ns2:paraId="6FB03683" ns2:textId="77777777">
+    <w:p>
       <w:pPr>
         <w:rPr>
           <w:lang w:val="es-UY"/>
@@ -10901,12 +10901,12 @@
         <w:t xml:space="preserve"> que se envía al LLM. Esta capacidad es especialmente valiosa en dominios especializados donde el modelo base no ha sido entrenado con la terminología, los criterios y las necesidades específicas de la organización.</w:t>
       </w:r>
     </w:p>
-    <w:p ns2:paraId="59810627" ns2:textId="77777777">
+    <w:p>
       <w:r>
         <w:t>Esta capacidad resulta especialmente valiosa en contextos organizacionales especializados donde el modelo base carece del conocimiento institucional necesario para evaluar competencias con precisión. Al incorporar descriptores de puesto, taxonomías de competencias y criterios de evaluación corporativos en la base de conocimiento externa, el sistema puede contextualizar sus decisiones sin necesidad de reentrenamiento del modelo ni de exposición de datos sensibles a servicios externos. La pertinencia de este enfoque es mayor aún en organizaciones del sector público o regulado, donde la confidencialidad de la información de los candidatos está sujeta a requisitos normativos que limitan la transferencia de datos a plataformas de terceros.</w:t>
       </w:r>
     </w:p>
-    <w:p ns2:paraId="5E1083ED" ns2:textId="5C5239D2">
+    <w:p>
       <w:pPr>
         <w:rPr>
           <w:lang w:val="es-UY"/>
@@ -11076,7 +11076,7 @@
         <w:t>8x22B y la taxonomía de competencias ESCO, encontrando que RAG superó significativamente a NER en las tareas de recuperación y que el uso de datos sintéticos en la validación produjo resultados comparables a los obtenidos con datos reales.</w:t>
       </w:r>
     </w:p>
-    <w:p ns2:paraId="4DD8FA83" ns2:textId="1F20557B">
+    <w:p>
       <w:pPr>
         <w:rPr>
           <w:lang w:val="es-UY"/>
@@ -11199,7 +11199,7 @@
         <w:t>.</w:t>
       </w:r>
     </w:p>
-    <w:p ns2:paraId="6E801506" ns2:textId="03599811">
+    <w:p>
       <w:pPr>
         <w:pStyle w:val="Ttulo2"/>
       </w:pPr>
@@ -11209,7 +11209,7 @@
       </w:r>
       <w:bookmarkEnd w:id="14"/>
     </w:p>
-    <w:p ns2:paraId="64095B91" ns2:textId="24522E4E">
+    <w:p>
       <w:pPr>
         <w:rPr>
           <w:lang w:val="es-UY"/>
@@ -11264,7 +11264,7 @@
         <w:t>) en dos modalidades con implicaciones distintas para los sistemas de procesamiento automatizado. La PII explícita comprende atributos directamente identificadores: nombre completo, género declarado, fecha de nacimiento, dirección postal, fotografía, número de documento de identidad y datos de contacto. La PII implícita, o indirecta, comprende atributos que no son identificadores directos, pero correlacionan estadísticamente con características protegidas: la institución educativa de procedencia puede correlacionar con nivel socioeconómico; las actividades deportivas o culturales mencionadas pueden correlacionar con género o etnia; la denominación de barrios o municipios puede correlacionar con origen étnico o situación económica.</w:t>
       </w:r>
     </w:p>
-    <w:p ns2:paraId="560AB20D" ns2:textId="01A40E95">
+    <w:p>
       <w:pPr>
         <w:rPr>
           <w:lang w:val="es-UY"/>
@@ -11344,7 +11344,7 @@
         <w:t>.</w:t>
       </w:r>
     </w:p>
-    <w:p ns2:paraId="735D7788" ns2:textId="7EA5C46C">
+    <w:p>
       <w:pPr>
         <w:rPr>
           <w:lang w:val="es-UY"/>
@@ -11392,7 +11392,7 @@
         <w:t>.</w:t>
       </w:r>
     </w:p>
-    <w:p ns2:paraId="52C69DE6" ns2:textId="3FA025FE">
+    <w:p>
       <w:pPr>
         <w:rPr>
           <w:lang w:val="es-UY"/>
@@ -11525,7 +11525,7 @@
         <w:t>.</w:t>
       </w:r>
     </w:p>
-    <w:p ns2:paraId="1F40DB65" ns2:textId="231701D6">
+    <w:p>
       <w:pPr>
         <w:pStyle w:val="Ttulo2"/>
       </w:pPr>
@@ -11541,7 +11541,7 @@
       </w:r>
       <w:bookmarkEnd w:id="15"/>
     </w:p>
-    <w:p ns2:paraId="0C6DB386" ns2:textId="77777777">
+    <w:p>
       <w:pPr>
         <w:rPr>
           <w:lang w:val="es-UY"/>
@@ -11582,7 +11582,7 @@
         <w:t>.</w:t>
       </w:r>
     </w:p>
-    <w:p ns2:paraId="678CE5EE" ns2:textId="5F328D4A">
+    <w:p>
       <w:pPr>
         <w:rPr>
           <w:lang w:val="es-UY"/>
@@ -11774,7 +11774,7 @@
         <w:t>.</w:t>
       </w:r>
     </w:p>
-    <w:p ns2:paraId="235DDBE4" ns2:textId="1E6778D2">
+    <w:p>
       <w:pPr>
         <w:rPr>
           <w:lang w:val="es-UY"/>
@@ -12081,7 +12081,7 @@
         <w:t xml:space="preserve"> aplicados produjeron solo una reducción parcial.</w:t>
       </w:r>
     </w:p>
-    <w:p ns2:paraId="62C97A0A" ns2:textId="1B8768BE">
+    <w:p>
       <w:pPr>
         <w:rPr>
           <w:lang w:val="es-UY"/>
@@ -12295,7 +12295,7 @@
         <w:t>.</w:t>
       </w:r>
     </w:p>
-    <w:p ns2:paraId="100890FA" ns2:textId="1C7404EE">
+    <w:p>
       <w:pPr>
         <w:rPr>
           <w:lang w:val="es-UY"/>
@@ -12513,7 +12513,7 @@
         <w:t>.</w:t>
       </w:r>
     </w:p>
-    <w:p ns2:paraId="20CEBE87" ns2:textId="3EF2A0BA">
+    <w:p>
       <w:pPr>
         <w:pStyle w:val="Ttulo2"/>
       </w:pPr>
@@ -12524,7 +12524,7 @@
       </w:r>
       <w:bookmarkEnd w:id="16"/>
     </w:p>
-    <w:p ns2:paraId="4CD91D4A" ns2:textId="77777777">
+    <w:p>
       <w:pPr>
         <w:rPr>
           <w:lang w:val="es-UY"/>
@@ -12537,7 +12537,7 @@
         <w:t>La regulación de los sistemas de inteligencia artificial aplicados a la selección de personal se encuentra en un momento de consolidación normativa acelerada, con implicaciones directas para el diseño, despliegue y auditoría de SISTAC.</w:t>
       </w:r>
     </w:p>
-    <w:p ns2:paraId="404588DC" ns2:textId="0B6414D8">
+    <w:p>
       <w:pPr>
         <w:rPr>
           <w:lang w:val="es-UY"/>
@@ -12614,7 +12614,7 @@
         <w:t xml:space="preserve"> no es directamente aplicable en Uruguay, establece el estándar internacional de buenas prácticas en IA para RRHH al que SISTAC se adhiere metodológicamente, y el Artículo 10.5.a, que recomienda el uso de datos sintéticos para la detección de sesgos en sistemas de alto riesgo, orienta directamente la estrategia de datos del experimento.</w:t>
       </w:r>
     </w:p>
-    <w:p ns2:paraId="46A025C1" ns2:textId="2F866371">
+    <w:p>
       <w:pPr>
         <w:rPr>
           <w:lang w:val="es-UY"/>
@@ -12754,7 +12754,7 @@
         <w:t>confirmó que los países de América Latina se encuentran significativamente por detrás de los países desarrollados en la adopción de marcos de gobernanza de IA para RRHH.</w:t>
       </w:r>
     </w:p>
-    <w:p ns2:paraId="08D5420C" ns2:textId="5315573E">
+    <w:p>
       <w:pPr>
         <w:rPr>
           <w:lang w:val="es-UY"/>
@@ -12824,7 +12824,7 @@
         <w:t xml:space="preserve"> mandató adicionalmente a la Agencia de Gobierno Electrónico y Sociedad de la Información y del Conocimiento (AGESIC) el diseño de una estrategia nacional de inteligencia artificial, aunque a la fecha de elaboración del presente trabajo no existe legislación específica sobre IA en procesos de empleo en Uruguay.</w:t>
       </w:r>
     </w:p>
-    <w:p ns2:paraId="10150CA8" ns2:textId="53E83074">
+    <w:p>
       <w:pPr>
         <w:rPr>
           <w:lang w:val="es-UY"/>
@@ -12874,7 +12874,7 @@
         <w:t xml:space="preserve"> en el acuerdo de uso de datos con Matriz garantiza el cumplimiento simultáneo de la Ley 18.331 y los principios de investigación responsable con datos sensibles.</w:t>
       </w:r>
     </w:p>
-    <w:p ns2:paraId="6AA5EF30" ns2:textId="77777777">
+    <w:p>
       <w:pPr>
         <w:pStyle w:val="Ttulo2"/>
       </w:pPr>
@@ -12884,12 +12884,12 @@
       </w:r>
       <w:bookmarkEnd w:id="17"/>
     </w:p>
-    <w:p ns2:paraId="37DECFC7" ns2:textId="77777777">
+    <w:p>
       <w:r>
         <w:t>La revisión presentada en este capítulo permite identificar tres brechas convergentes en el estado del conocimiento.</w:t>
       </w:r>
     </w:p>
-    <w:p ns2:paraId="79D5D371" ns2:textId="39F84B92">
+    <w:p>
       <w:r>
         <w:t>La primera es de naturaleza cuantitativa: la aplicación de arquitecturas RAG al cribado curricular cuenta con apenas dos o tres artículos peer-</w:t>
       </w:r>
@@ -12975,7 +12975,7 @@
         <w:t>.</w:t>
       </w:r>
     </w:p>
-    <w:p ns2:paraId="1B1D8133" ns2:textId="7EC014D9">
+    <w:p>
       <w:r>
         <w:t xml:space="preserve">La segunda brecha es de naturaleza cualitativa: no existe ningún estudio que evalúe si la </w:t>
       </w:r>
@@ -13186,7 +13186,7 @@
         <w:t>.</w:t>
       </w:r>
     </w:p>
-    <w:p ns2:paraId="55F251C6" ns2:textId="0825BF3C">
+    <w:p>
       <w:r>
         <w:t>La tercera es de naturaleza geográfica y regulatoria: no existe literatura académica empírica sobre sistemas de IA para reclutamiento en el contexto latinoamericano</w:t>
       </w:r>
@@ -13215,7 +13215,7 @@
         <w:t>, ni sobre la aplicación de la Ley 18.331 de Uruguay en este dominio.</w:t>
       </w:r>
     </w:p>
-    <w:p ns2:paraId="35D96B68" ns2:textId="1C7FBDAD">
+    <w:p>
       <w:pPr>
         <w:rPr>
           <w:lang w:val="es-UY"/>
@@ -13231,7 +13231,7 @@
         <w:t>.</w:t>
       </w:r>
     </w:p>
-    <w:p ns2:paraId="74F96A28" ns2:textId="1652B47E">
+    <w:p>
       <w:pPr>
         <w:pStyle w:val="Descripcin"/>
         <w:keepNext/>
@@ -13311,7 +13311,7 @@
       </w:r>
       <w:bookmarkEnd w:id="18"/>
     </w:p>
-    <w:p ns2:paraId="68470A19" ns2:textId="50114E29">
+    <w:p>
       <w:pPr>
         <w:rPr>
           <w:lang w:val="es-UY"/>
@@ -13358,7 +13358,7 @@
         </w:drawing>
       </w:r>
     </w:p>
-    <w:p ns2:paraId="38821A36" ns2:textId="3421A9DC">
+    <w:p>
       <w:pPr>
         <w:pStyle w:val="Piedefoto-tabla"/>
         <w:rPr>
@@ -13372,7 +13372,7 @@
         <w:t>Fuente: Elaboración propia a partir de la revisión de literatura.</w:t>
       </w:r>
     </w:p>
-    <w:p ns2:paraId="7619EDFB" ns2:textId="5ADC1478">
+    <w:p>
       <w:pPr>
         <w:pStyle w:val="Ttulo2"/>
       </w:pPr>
@@ -13383,7 +13383,7 @@
       </w:r>
       <w:bookmarkEnd w:id="19"/>
     </w:p>
-    <w:p ns2:paraId="69C0E485" ns2:textId="77777777">
+    <w:p>
       <w:pPr>
         <w:rPr>
           <w:lang w:val="es-UY"/>
@@ -13396,7 +13396,7 @@
         <w:t>La revisión presentada en este capítulo permite establecer tres conclusiones que fundamentan el diseño de SISTAC y la formulación de sus hipótesis.</w:t>
       </w:r>
     </w:p>
-    <w:p ns2:paraId="280BB735" ns2:textId="77777777">
+    <w:p>
       <w:pPr>
         <w:rPr>
           <w:lang w:val="es-UY"/>
@@ -13451,7 +13451,7 @@
         <w:t xml:space="preserve"> puros, lo que justifica el diseño factorial C0-C3 adoptado en SISTAC.</w:t>
       </w:r>
     </w:p>
-    <w:p ns2:paraId="64802D84" ns2:textId="24835352">
+    <w:p>
       <w:pPr>
         <w:rPr>
           <w:lang w:val="es-UY"/>
@@ -13748,7 +13748,7 @@
         <w:t>.</w:t>
       </w:r>
     </w:p>
-    <w:p ns2:paraId="23C60E05" ns2:textId="6BFBA194">
+    <w:p>
       <w:r>
         <w:rPr>
           <w:lang w:val="es-UY"/>
@@ -13762,7 +13762,7 @@
         <w:t>.</w:t>
       </w:r>
     </w:p>
-    <w:p ns2:paraId="17DA0646" ns2:textId="77777777">
+    <w:p>
       <w:pPr>
         <w:pStyle w:val="Ttulo1"/>
       </w:pPr>
@@ -13772,7 +13772,7 @@
       </w:r>
       <w:bookmarkEnd w:id="20"/>
     </w:p>
-    <w:p ns2:paraId="2CB1F954" ns2:textId="65D530F1">
+    <w:p>
       <w:r>
         <w:t xml:space="preserve">El análisis de la literatura presentado en el capítulo anterior identifica tres brechas: la falta de comparaciones controladas entre LLM puro y RAG en cribado curricular, la ausencia de evidencia empírica sobre el efecto de la </w:t>
       </w:r>
@@ -13800,7 +13800,7 @@
         <w:t>.</w:t>
       </w:r>
     </w:p>
-    <w:p ns2:paraId="298D124E" ns2:textId="4DD4864A">
+    <w:p>
       <w:pPr>
         <w:pStyle w:val="Ttulo2"/>
       </w:pPr>
@@ -13810,12 +13810,12 @@
       </w:r>
       <w:bookmarkEnd w:id="21"/>
     </w:p>
-    <w:p ns2:paraId="475D98C4" ns2:textId="2E22874F">
+    <w:p>
       <w:r>
         <w:t xml:space="preserve">La automatización del cribado curricular mediante inteligencia artificial plantea una tensión evidente entre tres dimensiones que rara vez se evalúan de forma conjunta: la eficiencia operativa, la calidad técnica de las decisiones y la equidad algorítmica. Aunque los modelos de lenguaje de gran escala han demostrado mejoras significativas en tareas de análisis semántico, también existe evidencia consistente de que pueden reproducir sesgos presentes en los datos o en su propio entrenamiento (Raghavan et al., 2020; Wilson y Caliskan, 2024). </w:t>
       </w:r>
     </w:p>
-    <w:p ns2:paraId="485E7B5B" ns2:textId="532E3134">
+    <w:p>
       <w:r>
         <w:t>En este contexto, la investigación reciente ha avanzado en dos líneas principales: por un lado, el uso de arquitecturas más sofisticadas como RAG para mejorar la relevancia de las decisiones (Lo et al., 2025); por otro, el desarrollo de estrategias de mitigación de sesgo. Sin embargo, estos enfoques han sido estudiados de manera fragmentada, sin analizar su efecto combinado ni su impacto simultáneo sobre múltiples dimensiones del problema (</w:t>
       </w:r>
@@ -13828,12 +13828,12 @@
         <w:t xml:space="preserve"> et al., 2025). </w:t>
       </w:r>
     </w:p>
-    <w:p ns2:paraId="3BAF5728" ns2:textId="781B879B">
+    <w:p>
       <w:r>
         <w:t xml:space="preserve">A partir de esta brecha, la pregunta de investigación se formula de la siguiente manera. </w:t>
       </w:r>
     </w:p>
-    <w:p ns2:paraId="74D5E199" ns2:textId="0065ED93">
+    <w:p>
       <w:r>
         <w:t xml:space="preserve">¿Cuál es el efecto diferencial de tres configuraciones de un sistema de preselección basado en modelos de lenguaje de gran escala: LLM puro (C1), LLM con recuperación aumentada (C2) y LLM con recuperación aumentada más </w:t>
       </w:r>
@@ -13969,7 +13969,7 @@
         <w:t xml:space="preserve"> del proceso de cribado curricular, evaluado contra un Gold Standard construido por evaluadores especializados en recursos humanos sobre un corpus de currículums sintéticos con atributos demográficos controlados? </w:t>
       </w:r>
     </w:p>
-    <w:p ns2:paraId="038602B3" ns2:textId="4A6BA111">
+    <w:p>
       <w:pPr>
         <w:rPr>
           <w:lang w:val="es-UY"/>
@@ -14002,7 +14002,7 @@
         <w:t>.</w:t>
       </w:r>
     </w:p>
-    <w:p ns2:paraId="53C7BE86" ns2:textId="2102C758">
+    <w:p>
       <w:pPr>
         <w:pStyle w:val="Ttulo2"/>
       </w:pPr>
@@ -14012,7 +14012,7 @@
       </w:r>
       <w:bookmarkEnd w:id="22"/>
     </w:p>
-    <w:p ns2:paraId="26D5021D" ns2:textId="77777777">
+    <w:p>
       <w:pPr>
         <w:rPr>
           <w:lang w:val="es-UY"/>
@@ -14028,7 +14028,7 @@
         <w:t> </w:t>
       </w:r>
     </w:p>
-    <w:p ns2:paraId="54BEE554" ns2:textId="77777777">
+    <w:p>
       <w:pPr>
         <w:numPr>
           <w:ilvl w:val="0"/>
@@ -14056,7 +14056,7 @@
         <w:t> </w:t>
       </w:r>
     </w:p>
-    <w:p ns2:paraId="3A70BCB4" ns2:textId="77777777">
+    <w:p>
       <w:pPr>
         <w:rPr>
           <w:lang w:val="es-UY"/>
@@ -14080,7 +14080,7 @@
         <w:t> </w:t>
       </w:r>
     </w:p>
-    <w:p ns2:paraId="12042288" ns2:textId="77777777">
+    <w:p>
       <w:pPr>
         <w:rPr>
           <w:lang w:val="es-UY"/>
@@ -14103,7 +14103,7 @@
         <w:t> </w:t>
       </w:r>
     </w:p>
-    <w:p ns2:paraId="64F0EFCB" ns2:textId="6F62D6E1">
+    <w:p>
       <w:r>
         <w:t>E</w:t>
       </w:r>
@@ -14153,7 +14153,7 @@
         <w:t>, lo que permite reasignar el esfuerzo del equipo de selección hacia etapas de mayor valor analítico.</w:t>
       </w:r>
     </w:p>
-    <w:p ns2:paraId="6E3ED462" ns2:textId="716FB147">
+    <w:p>
       <w:pPr>
         <w:rPr>
           <w:lang w:val="es-UY"/>
@@ -14174,7 +14174,7 @@
         <w:t> </w:t>
       </w:r>
     </w:p>
-    <w:p ns2:paraId="7B66B8AC" ns2:textId="77777777">
+    <w:p>
       <w:pPr>
         <w:numPr>
           <w:ilvl w:val="0"/>
@@ -14199,7 +14199,7 @@
         <w:t>: C3 no reduce el tiempo medio de preselección por candidato en más del 50 % respecto al proceso manual de referencia (C0), o la diferencia no es estadísticamente significativa (p ≥ 0,05). </w:t>
       </w:r>
     </w:p>
-    <w:p ns2:paraId="2EC78F1A" ns2:textId="77777777">
+    <w:p>
       <w:pPr>
         <w:numPr>
           <w:ilvl w:val="0"/>
@@ -14224,7 +14224,7 @@
         <w:t>: C3 reduce el tiempo medio de preselección por candidato en más del 50 % respecto al proceso manual de referencia (C0), con significancia estadística (p &lt; 0,05). </w:t>
       </w:r>
     </w:p>
-    <w:p ns2:paraId="38C9B296" ns2:textId="77777777">
+    <w:p>
       <w:pPr>
         <w:numPr>
           <w:ilvl w:val="0"/>
@@ -14252,7 +14252,7 @@
         <w:t> </w:t>
       </w:r>
     </w:p>
-    <w:p ns2:paraId="2CD4EBAD" ns2:textId="77777777">
+    <w:p>
       <w:pPr>
         <w:rPr>
           <w:lang w:val="es-UY"/>
@@ -14269,7 +14269,7 @@
         <w:t> </w:t>
       </w:r>
     </w:p>
-    <w:p ns2:paraId="7F6214C0" ns2:textId="77777777">
+    <w:p>
       <w:pPr>
         <w:rPr>
           <w:lang w:val="es-UY"/>
@@ -14290,7 +14290,7 @@
         <w:t>  </w:t>
       </w:r>
     </w:p>
-    <w:p ns2:paraId="70C2FFD6" ns2:textId="207E0A6A">
+    <w:p>
       <w:pPr>
         <w:rPr>
           <w:lang w:val="es-UY"/>
@@ -14366,7 +14366,7 @@
         <w:t>. </w:t>
       </w:r>
     </w:p>
-    <w:p ns2:paraId="03DD98C7" ns2:textId="77777777">
+    <w:p>
       <w:pPr>
         <w:rPr>
           <w:lang w:val="es-UY"/>
@@ -14387,7 +14387,7 @@
         <w:t> </w:t>
       </w:r>
     </w:p>
-    <w:p ns2:paraId="673AAA49" ns2:textId="77777777">
+    <w:p>
       <w:pPr>
         <w:numPr>
           <w:ilvl w:val="0"/>
@@ -14412,7 +14412,7 @@
         <w:t>: C2 no alcanza un F1-score igual o superior a 0,85 ni un AUC-ROC igual o superior a 0,90 respecto al Gold Standard, o no supera a C1 de forma estadísticamente significativa (p ≥ 0,05). </w:t>
       </w:r>
     </w:p>
-    <w:p ns2:paraId="50A3A1DD" ns2:textId="77777777">
+    <w:p>
       <w:pPr>
         <w:numPr>
           <w:ilvl w:val="0"/>
@@ -14437,7 +14437,7 @@
         <w:t>: C2 alcanza un F1-score ≥ 0,85 y un AUC-ROC ≥ 0,90 respecto al Gold Standard, y supera a C1 de forma estadísticamente significativa (p &lt; 0,05). </w:t>
       </w:r>
     </w:p>
-    <w:p ns2:paraId="308571FA" ns2:textId="77777777">
+    <w:p>
       <w:pPr>
         <w:rPr>
           <w:lang w:val="es-UY"/>
@@ -14458,7 +14458,7 @@
         <w:t>  </w:t>
       </w:r>
     </w:p>
-    <w:p ns2:paraId="0A7263BB" ns2:textId="65CEFCAD">
+    <w:p>
       <w:pPr>
         <w:rPr>
           <w:lang w:val="es-UY"/>
@@ -14503,7 +14503,7 @@
         <w:t> </w:t>
       </w:r>
     </w:p>
-    <w:p ns2:paraId="6168C397" ns2:textId="77777777">
+    <w:p>
       <w:pPr>
         <w:rPr>
           <w:lang w:val="es-UY"/>
@@ -14524,7 +14524,7 @@
         <w:t>  </w:t>
       </w:r>
     </w:p>
-    <w:p ns2:paraId="0B245CB6" ns2:textId="53110FD9">
+    <w:p>
       <w:pPr>
         <w:rPr>
           <w:lang w:val="es-UY"/>
@@ -14573,14 +14573,14 @@
         <w:t>en tareas de clasificación binaria en medicina y ciencias del comportamiento, donde se considera indicativo de discriminación excelente. </w:t>
       </w:r>
     </w:p>
-    <w:p ns2:paraId="083309FD" ns2:textId="77777777">
-      <w:pPr>
-        <w:rPr>
-          <w:lang w:val="es-UY"/>
-        </w:rPr>
-      </w:pPr>
-    </w:p>
-    <w:p ns2:paraId="0D057854" ns2:textId="77777777">
+    <w:p>
+      <w:pPr>
+        <w:rPr>
+          <w:lang w:val="es-UY"/>
+        </w:rPr>
+      </w:pPr>
+    </w:p>
+    <w:p>
       <w:pPr>
         <w:numPr>
           <w:ilvl w:val="0"/>
@@ -14609,7 +14609,7 @@
         <w:t> </w:t>
       </w:r>
     </w:p>
-    <w:p ns2:paraId="25E5E990" ns2:textId="77777777">
+    <w:p>
       <w:pPr>
         <w:rPr>
           <w:lang w:val="es-UY"/>
@@ -14641,7 +14641,7 @@
         <w:t> </w:t>
       </w:r>
     </w:p>
-    <w:p ns2:paraId="003DF1E3" ns2:textId="77777777">
+    <w:p>
       <w:pPr>
         <w:rPr>
           <w:lang w:val="es-UY"/>
@@ -14662,7 +14662,7 @@
         <w:t>  </w:t>
       </w:r>
     </w:p>
-    <w:p ns2:paraId="63754A42" ns2:textId="7EB5E7E7">
+    <w:p>
       <w:pPr>
         <w:rPr>
           <w:lang w:val="es-UY"/>
@@ -14824,7 +14824,7 @@
         <w:t>. Esta es la brecha central identificada en la sección 2.7: no existe ningún estudio previo que haya evaluado este efecto diferencial de forma empírica. </w:t>
       </w:r>
     </w:p>
-    <w:p ns2:paraId="25AEBA0B" ns2:textId="77777777">
+    <w:p>
       <w:pPr>
         <w:rPr>
           <w:lang w:val="es-UY"/>
@@ -14845,7 +14845,7 @@
         <w:t> </w:t>
       </w:r>
     </w:p>
-    <w:p ns2:paraId="3B2407B8" ns2:textId="77777777">
+    <w:p>
       <w:pPr>
         <w:numPr>
           <w:ilvl w:val="0"/>
@@ -14926,7 +14926,7 @@
         <w:t> más próximos a 0 que C0, C1 y C2, o las diferencias observadas no son estadísticamente significativas (p ≥ 0,05). </w:t>
       </w:r>
     </w:p>
-    <w:p ns2:paraId="704901DF" ns2:textId="77777777">
+    <w:p>
       <w:pPr>
         <w:numPr>
           <w:ilvl w:val="0"/>
@@ -15021,7 +15021,7 @@
         <w:t xml:space="preserve"> de PII la variable diferencial que explica la mejora entre C2 y C3 (p &lt; 0,05). </w:t>
       </w:r>
     </w:p>
-    <w:p ns2:paraId="3BD9B4A9" ns2:textId="77777777">
+    <w:p>
       <w:pPr>
         <w:rPr>
           <w:lang w:val="es-UY"/>
@@ -15042,7 +15042,7 @@
         <w:t>  </w:t>
       </w:r>
     </w:p>
-    <w:p ns2:paraId="5DFD1A29" ns2:textId="66A9736B">
+    <w:p>
       <w:pPr>
         <w:rPr>
           <w:lang w:val="es-UY"/>
@@ -15138,7 +15138,7 @@
         <w:t>.</w:t>
       </w:r>
     </w:p>
-    <w:p ns2:paraId="501353F4" ns2:textId="77777777">
+    <w:p>
       <w:pPr>
         <w:pStyle w:val="Ttulo2"/>
       </w:pPr>
@@ -15149,7 +15149,7 @@
       </w:r>
       <w:bookmarkEnd w:id="23"/>
     </w:p>
-    <w:p ns2:paraId="10888F63" ns2:textId="05206CEC">
+    <w:p>
       <w:r>
         <w:t>El objetivo general de este trabajo es diseñar, implementar y validar empíricamente el sistema SISTAC como estudio piloto controlado, comparando cuatro configuraciones de procesamiento de currículums C0 (manual), C1 (LLM), C2 (LLM+RAG) y C3 (</w:t>
       </w:r>
@@ -15165,7 +15165,7 @@
         <w:t>.</w:t>
       </w:r>
     </w:p>
-    <w:p ns2:paraId="302516EB" ns2:textId="122A14BD">
+    <w:p>
       <w:pPr>
         <w:pStyle w:val="Ttulo2"/>
       </w:pPr>
@@ -15175,7 +15175,7 @@
       </w:r>
       <w:bookmarkEnd w:id="24"/>
     </w:p>
-    <w:p ns2:paraId="6D79CF17" ns2:textId="068604ED">
+    <w:p>
       <w:pPr>
         <w:rPr>
           <w:lang w:val="es-UY"/>
@@ -15188,7 +15188,7 @@
         <w:t xml:space="preserve">Los siguientes objetivos específicos cumplen criterios SMART: son claros en su alcance, medibles, alcanzables en el horizonte de cuatro meses, relevantes para la validación de las hipótesis y alineados con los hitos del TFE. </w:t>
       </w:r>
     </w:p>
-    <w:p ns2:paraId="2FFAA4B0" ns2:textId="4D558707">
+    <w:p>
       <w:pPr>
         <w:rPr>
           <w:lang w:val="es-UY"/>
@@ -15236,7 +15236,7 @@
         <w:t xml:space="preserve"> et al., 2022), garantizando un mínimo de 300 pares currículum-descripción de puesto distribuidos equilibradamente entre perfiles técnicos y administrativos representativos del dominio energético. Fecha límite: 1 de mayo de 2026. </w:t>
       </w:r>
     </w:p>
-    <w:p ns2:paraId="5A0A87A4" ns2:textId="04247AC2">
+    <w:p>
       <w:pPr>
         <w:rPr>
           <w:lang w:val="es-UY"/>
@@ -15256,7 +15256,7 @@
         <w:t xml:space="preserve"> Desarrollar e integrar el pipeline de recuperación aumentada para las condiciones C1 y C2, evaluando su desempeño mediante la métrica recall@10 y contrastándolo con un umbral de referencia de 0,80 sobre el corpus de validación. </w:t>
       </w:r>
     </w:p>
-    <w:p ns2:paraId="39565593" ns2:textId="5A6F8A96">
+    <w:p>
       <w:pPr>
         <w:rPr>
           <w:lang w:val="es-UY"/>
@@ -15320,7 +15320,7 @@
         <w:t xml:space="preserve"> sobre una muestra anotada manualmente, contrastándolo con un valor de referencia ≥ 0,95 para PII explícita. </w:t>
       </w:r>
     </w:p>
-    <w:p ns2:paraId="50445B1C" ns2:textId="346D26A0">
+    <w:p>
       <w:pPr>
         <w:rPr>
           <w:lang w:val="es-UY"/>
@@ -15361,7 +15361,7 @@
         <w:t xml:space="preserve"> mediante el coeficiente Kappa de Cohen y contrastándolo con un umbral de referencia κ ≥ 0,70 como criterio de validez. </w:t>
       </w:r>
     </w:p>
-    <w:p ns2:paraId="5A488F1B" ns2:textId="63C7CDCD">
+    <w:p>
       <w:pPr>
         <w:rPr>
           <w:lang w:val="es-UY"/>
@@ -15390,7 +15390,7 @@
         <w:t xml:space="preserve">. </w:t>
       </w:r>
     </w:p>
-    <w:p ns2:paraId="131614D4" ns2:textId="18CB5DEA">
+    <w:p>
       <w:pPr>
         <w:rPr>
           <w:lang w:val="es-UY"/>
@@ -15416,7 +15416,7 @@
         <w:t>.</w:t>
       </w:r>
     </w:p>
-    <w:p ns2:paraId="339F00C4" ns2:textId="526C10EE">
+    <w:p>
       <w:pPr>
         <w:pStyle w:val="Ttulo2"/>
       </w:pPr>
@@ -15426,7 +15426,7 @@
       </w:r>
       <w:bookmarkEnd w:id="25"/>
     </w:p>
-    <w:p ns2:paraId="13E9EB81" ns2:textId="27050455">
+    <w:p>
       <w:pPr>
         <w:rPr>
           <w:lang w:val="es-UY"/>
@@ -15504,7 +15504,7 @@
         <w:t> </w:t>
       </w:r>
     </w:p>
-    <w:p ns2:paraId="5AD27A13" ns2:textId="0974446A">
+    <w:p>
       <w:pPr>
         <w:rPr>
           <w:rStyle w:val="TablayFiguraCar"/>
@@ -15520,7 +15520,7 @@
         <w:t>.</w:t>
       </w:r>
     </w:p>
-    <w:p ns2:paraId="6CEB5741" ns2:textId="1E5A551D">
+    <w:p>
       <w:pPr>
         <w:pStyle w:val="Descripcin"/>
         <w:keepNext/>
@@ -15606,7 +15606,7 @@
       </w:r>
       <w:bookmarkEnd w:id="26"/>
     </w:p>
-    <w:p ns2:paraId="6540638C" ns2:textId="109FBAEB">
+    <w:p>
       <w:pPr>
         <w:rPr>
           <w:i/>
@@ -15637,7 +15637,7 @@
                     <a:blip r:embed="rId13">
                       <a:extLst>
                         <a:ext uri="{28A0092B-C50C-407E-A947-70E740481C1C}">
-                          <a14:useLocalDpi val="0"/>
+                          <ns9:useLocalDpi val="0"/>
                         </a:ext>
                       </a:extLst>
                     </a:blip>
@@ -15661,7 +15661,7 @@
         </w:drawing>
       </w:r>
     </w:p>
-    <w:p ns2:paraId="01919942" ns2:textId="77777777">
+    <w:p>
       <w:pPr>
         <w:pStyle w:val="Piedefoto-tabla"/>
         <w:rPr>
@@ -15676,7 +15676,7 @@
         <w:t>Fuente: Elaboración propia.</w:t>
       </w:r>
     </w:p>
-    <w:p ns2:paraId="118A3146" ns2:textId="76027456">
+    <w:p>
       <w:pPr>
         <w:rPr>
           <w:lang w:val="es-UY"/>
@@ -15698,7 +15698,7 @@
         <w:t>.</w:t>
       </w:r>
     </w:p>
-    <w:p ns2:paraId="5873AAF1" ns2:textId="7313E57A">
+    <w:p>
       <w:pPr>
         <w:pStyle w:val="Ttulo2"/>
       </w:pPr>
@@ -15708,7 +15708,7 @@
       </w:r>
       <w:bookmarkEnd w:id="27"/>
     </w:p>
-    <w:p ns2:paraId="568070BB" ns2:textId="537F1FA5">
+    <w:p>
       <w:pPr>
         <w:rPr>
           <w:lang w:val="es-UY"/>
@@ -15779,7 +15779,7 @@
         <w:t xml:space="preserve">. </w:t>
       </w:r>
     </w:p>
-    <w:p ns2:paraId="56637F16" ns2:textId="7C64AEF6">
+    <w:p>
       <w:pPr>
         <w:rPr>
           <w:lang w:val="es-UY"/>
@@ -15818,7 +15818,7 @@
         <w:t xml:space="preserve"> PII) sobre cada variable dependiente. Este aislamiento es la aportación metodológica central del trabajo respecto a los estudios previos, que típicamente comparan un sistema integrado contra el proceso manual sin descomponer el efecto de sus partes. </w:t>
       </w:r>
     </w:p>
-    <w:p ns2:paraId="6EE7F3C1" ns2:textId="50ABF590">
+    <w:p>
       <w:pPr>
         <w:rPr>
           <w:lang w:val="es-UY"/>
@@ -15831,7 +15831,7 @@
         <w:t>Las cuatro condiciones del experimento se definen formalmente en la Tabla 4.</w:t>
       </w:r>
     </w:p>
-    <w:p ns2:paraId="2FD56DFC" ns2:textId="3B2B4ABD">
+    <w:p>
       <w:pPr>
         <w:pStyle w:val="TablayFigura"/>
         <w:rPr>
@@ -15909,7 +15909,7 @@
       </w:r>
       <w:bookmarkEnd w:id="28"/>
     </w:p>
-    <w:p ns2:paraId="784C8016" ns2:textId="2BCF23A0">
+    <w:p>
       <w:pPr>
         <w:rPr>
           <w:lang w:val="es-UY"/>
@@ -15957,7 +15957,7 @@
         </w:drawing>
       </w:r>
     </w:p>
-    <w:p ns2:paraId="56EBB4DA" ns2:textId="2B85F3D3">
+    <w:p>
       <w:pPr>
         <w:pStyle w:val="Piedefoto-tabla"/>
         <w:rPr>
@@ -15971,14 +15971,14 @@
         <w:t>Fuente: Elaboración propia.</w:t>
       </w:r>
     </w:p>
-    <w:p ns2:paraId="2CF54F80" ns2:textId="77777777">
-      <w:pPr>
-        <w:rPr>
-          <w:lang w:val="es-UY"/>
-        </w:rPr>
-      </w:pPr>
-    </w:p>
-    <w:p ns2:paraId="0E55B2B9" ns2:textId="79B66927">
+    <w:p>
+      <w:pPr>
+        <w:rPr>
+          <w:lang w:val="es-UY"/>
+        </w:rPr>
+      </w:pPr>
+    </w:p>
+    <w:p>
       <w:pPr>
         <w:rPr>
           <w:lang w:val="es-UY"/>
@@ -16006,7 +16006,7 @@
         <w:t xml:space="preserve">estadística. La condición C0 se evalúa de forma separada sobre la submuestra destinada al Gold Standard. </w:t>
       </w:r>
     </w:p>
-    <w:p ns2:paraId="4C1E0E6B" ns2:textId="65ED05D6">
+    <w:p>
       <w:pPr>
         <w:rPr>
           <w:lang w:val="es-UY"/>
@@ -16040,7 +16040,7 @@
         <w:t xml:space="preserve"> automático para C1–C3 y por registro de evaluadores en C0; (b) concordancia con el Gold Standard, evaluada mediante F1-score y AUC-ROC en C1–C3; y (c) equidad algorítmica, medida mediante DIR y SPD por grupo protegido en cada condición. </w:t>
       </w:r>
     </w:p>
-    <w:p ns2:paraId="25C4DCE9" ns2:textId="5105C892">
+    <w:p>
       <w:pPr>
         <w:rPr>
           <w:lang w:val="es-UY"/>
@@ -16088,7 +16088,7 @@
         <w:t xml:space="preserve"> del pipeline se documentan en el repositorio del proyecto, asegurando la reproducibilidad de los resultados. </w:t>
       </w:r>
     </w:p>
-    <w:p ns2:paraId="78CCBD67" ns2:textId="308F04C3">
+    <w:p>
       <w:pPr>
         <w:rPr>
           <w:lang w:val="es-UY"/>
@@ -16142,7 +16142,7 @@
         <w:t xml:space="preserve"> por dos razones: la asignación a la condición C0 (evaluación manual) se realiza por conveniencia sobre una submuestra estratificada, y no de forma aleatoria; y los evaluadores del Gold Standard no se asignan aleatoriamente, sino que trabajan sobre conjuntos disjuntos de currículums para evitar fatiga. Esta configuración introduce posibles amenazas a la validez interna (principalmente efectos de selección e historia), que se documentan junto con sus medidas de mitigación en el Capítulo 8.</w:t>
       </w:r>
     </w:p>
-    <w:p ns2:paraId="2B0A243A" ns2:textId="7A5B98F9">
+    <w:p>
       <w:pPr>
         <w:pStyle w:val="Ttulo1"/>
         <w:rPr>
@@ -16158,7 +16158,7 @@
       </w:r>
       <w:bookmarkEnd w:id="29"/>
     </w:p>
-    <w:p ns2:paraId="0B2AE745" ns2:textId="4E2AD880">
+    <w:p>
       <w:r>
         <w:t xml:space="preserve">El presente capítulo detalla el diseño del sistema propuesto y la estrategia de validación experimental </w:t>
       </w:r>
@@ -16199,7 +16199,7 @@
         <w:t>.</w:t>
       </w:r>
     </w:p>
-    <w:p ns2:paraId="2B598ACE" ns2:textId="2956944D">
+    <w:p>
       <w:pPr>
         <w:pStyle w:val="Ttulo2"/>
       </w:pPr>
@@ -16209,7 +16209,7 @@
       </w:r>
       <w:bookmarkEnd w:id="30"/>
     </w:p>
-    <w:p ns2:paraId="35A2B5B5" ns2:textId="1DFE1284">
+    <w:p>
       <w:pPr>
         <w:rPr>
           <w:lang w:val="es-UY"/>
@@ -16293,7 +16293,7 @@
         <w:t xml:space="preserve"> constituye un requisito de diseño clave, ya que permite activar o desactivar componentes específicos para construir las distintas condiciones experimentales (C0–C3) sin alterar el resto del sistema, garantizando así la equivalencia necesaria para la validez interna del experimento. </w:t>
       </w:r>
     </w:p>
-    <w:p ns2:paraId="2EFD4B05" ns2:textId="4AB5D73E">
+    <w:p>
       <w:pPr>
         <w:rPr>
           <w:lang w:val="es-UY"/>
@@ -16306,7 +16306,7 @@
         <w:t xml:space="preserve">Los cuatro módulos son los siguientes. </w:t>
       </w:r>
     </w:p>
-    <w:p ns2:paraId="4E98505E" ns2:textId="3D0F4116">
+    <w:p>
       <w:pPr>
         <w:rPr>
           <w:lang w:val="es-UY"/>
@@ -16319,7 +16319,7 @@
         <w:t xml:space="preserve">El módulo de ingesta y preprocesamiento constituye el punto de entrada del sistema. Recibe el currículum en formatos de uso común en el ámbito profesional (PDF, DOCX o texto plano) y genera una representación textual limpia y normalizada que sirve como entrada para los módulos posteriores. Este módulo opera en todas las condiciones experimentales (C1, C2 y C3). </w:t>
       </w:r>
     </w:p>
-    <w:p ns2:paraId="4A8710D1" ns2:textId="3D408567">
+    <w:p>
       <w:pPr>
         <w:rPr>
           <w:lang w:val="es-UY"/>
@@ -16398,7 +16398,7 @@
         <w:t>.</w:t>
       </w:r>
     </w:p>
-    <w:p ns2:paraId="3439B6F4" ns2:textId="28774CEF">
+    <w:p>
       <w:pPr>
         <w:rPr>
           <w:lang w:val="es-UY"/>
@@ -16439,7 +16439,7 @@
         <w:t xml:space="preserve"> contextualizado y genera como salida un score en escala de 0 a 100, acompañado de una justificación explicativa. En C1 este módulo opera sin recuperación, mientras que en C2 y C3 incorpora recuperación aumentada. </w:t>
       </w:r>
     </w:p>
-    <w:p ns2:paraId="020E1BF4" ns2:textId="084B7962">
+    <w:p>
       <w:pPr>
         <w:rPr>
           <w:lang w:val="es-UY"/>
@@ -16480,7 +16480,7 @@
         <w:t xml:space="preserve"> automático los tiempos de inicio y fin de procesamiento por candidato, el score emitido, la decisión binaria derivada del score según el umbral de corte definido, y los metadatos de la condición activa. Este módulo alimenta directamente el análisis estadístico del Capítulo 6.</w:t>
       </w:r>
     </w:p>
-    <w:p ns2:paraId="45ABCEB6" ns2:textId="6E9577BD">
+    <w:p>
       <w:pPr>
         <w:pStyle w:val="Descripcin"/>
         <w:keepNext/>
@@ -16575,7 +16575,7 @@
       </w:r>
       <w:bookmarkEnd w:id="31"/>
     </w:p>
-    <w:p ns2:paraId="331E607E" ns2:textId="77777777">
+    <w:p>
       <w:pPr>
         <w:keepNext/>
       </w:pPr>
@@ -16604,7 +16604,7 @@
                     <a:blip r:embed="rId15">
                       <a:extLst>
                         <a:ext uri="{28A0092B-C50C-407E-A947-70E740481C1C}">
-                          <a14:useLocalDpi val="0"/>
+                          <ns9:useLocalDpi val="0"/>
                         </a:ext>
                       </a:extLst>
                     </a:blip>
@@ -16633,7 +16633,7 @@
         </w:drawing>
       </w:r>
     </w:p>
-    <w:p ns2:paraId="1FCEAA98" ns2:textId="77777777">
+    <w:p>
       <w:pPr>
         <w:pStyle w:val="Piedefoto-tabla"/>
       </w:pPr>
@@ -16657,14 +16657,14 @@
         <w:t>.</w:t>
       </w:r>
     </w:p>
-    <w:p ns2:paraId="5E512218" ns2:textId="77777777">
-      <w:pPr>
-        <w:rPr>
-          <w:lang w:val="es-UY"/>
-        </w:rPr>
-      </w:pPr>
-    </w:p>
-    <w:p ns2:paraId="26B677B5" ns2:textId="0D8B1F0D">
+    <w:p>
+      <w:pPr>
+        <w:rPr>
+          <w:lang w:val="es-UY"/>
+        </w:rPr>
+      </w:pPr>
+    </w:p>
+    <w:p>
       <w:pPr>
         <w:pStyle w:val="Ttulo2"/>
       </w:pPr>
@@ -16674,7 +16674,7 @@
       </w:r>
       <w:bookmarkEnd w:id="32"/>
     </w:p>
-    <w:p ns2:paraId="1CBFD0BA" ns2:textId="77777777">
+    <w:p>
       <w:pPr>
         <w:rPr>
           <w:lang w:val="es-UY"/>
@@ -16706,7 +16706,7 @@
         <w:t> </w:t>
       </w:r>
     </w:p>
-    <w:p ns2:paraId="05B7363B" ns2:textId="77777777">
+    <w:p>
       <w:pPr>
         <w:pStyle w:val="Ttulo3"/>
         <w:rPr>
@@ -16728,7 +16728,7 @@
         <w:t> </w:t>
       </w:r>
     </w:p>
-    <w:p ns2:paraId="39859EE4" ns2:textId="112C1713">
+    <w:p>
       <w:pPr>
         <w:rPr>
           <w:lang w:val="es-UY"/>
@@ -16764,7 +16764,7 @@
         <w:t>.</w:t>
       </w:r>
     </w:p>
-    <w:p ns2:paraId="06C54DF5" ns2:textId="606C5B47">
+    <w:p>
       <w:pPr>
         <w:pStyle w:val="Descripcin"/>
         <w:keepNext/>
@@ -16846,7 +16846,7 @@
       </w:r>
       <w:bookmarkEnd w:id="34"/>
     </w:p>
-    <w:p ns2:paraId="3CC85E3F" ns2:textId="515CCD64">
+    <w:p>
       <w:pPr>
         <w:rPr>
           <w:lang w:val="es-UY"/>
@@ -16876,7 +16876,7 @@
                     <a:blip r:embed="rId16" cstate="print">
                       <a:extLst>
                         <a:ext uri="{28A0092B-C50C-407E-A947-70E740481C1C}">
-                          <a14:useLocalDpi val="0"/>
+                          <ns9:useLocalDpi val="0"/>
                         </a:ext>
                       </a:extLst>
                     </a:blip>
@@ -16900,7 +16900,7 @@
         </w:drawing>
       </w:r>
     </w:p>
-    <w:p ns2:paraId="2C726614" ns2:textId="78C572B6">
+    <w:p>
       <w:pPr>
         <w:pStyle w:val="Piedefoto-tabla"/>
         <w:rPr>
@@ -16914,14 +16914,14 @@
         <w:t>Fuente: Elaboración propia.</w:t>
       </w:r>
     </w:p>
-    <w:p ns2:paraId="3FC95925" ns2:textId="77777777">
-      <w:pPr>
-        <w:rPr>
-          <w:lang w:val="es-UY"/>
-        </w:rPr>
-      </w:pPr>
-    </w:p>
-    <w:p ns2:paraId="4E2B925B" ns2:textId="0171E85D">
+    <w:p>
+      <w:pPr>
+        <w:rPr>
+          <w:lang w:val="es-UY"/>
+        </w:rPr>
+      </w:pPr>
+    </w:p>
+    <w:p>
       <w:pPr>
         <w:rPr>
           <w:lang w:val="es-UY"/>
@@ -16934,7 +16934,7 @@
         <w:t>El proceso de generación se estructura en tres etapas (véase Figura X). modelación del conjunto de atributos del currículum, modelación de dependencias entre atributos y generación de muestras sintéticas con privacidad diferencial, transformación de dichas muestras en textos de currículum mediante un modelo de lenguaje.</w:t>
       </w:r>
     </w:p>
-    <w:p ns2:paraId="2D625C27" ns2:textId="3E9B54CC">
+    <w:p>
       <w:pPr>
         <w:pStyle w:val="Ttulo3"/>
         <w:rPr>
@@ -16950,7 +16950,7 @@
         <w:t> </w:t>
       </w:r>
     </w:p>
-    <w:p ns2:paraId="26DDFE4F" ns2:textId="10948942">
+    <w:p>
       <w:pPr>
         <w:rPr>
           <w:lang w:val="es-UY"/>
@@ -16991,7 +16991,7 @@
         <w:t> en la Fase 3 del proceso CRISP-DM. </w:t>
       </w:r>
     </w:p>
-    <w:p ns2:paraId="2D71D353" ns2:textId="77777777">
+    <w:p>
       <w:pPr>
         <w:rPr>
           <w:lang w:val="es-UY"/>
@@ -17019,7 +17019,7 @@
         <w:t> de currículums y vacantes con anotaciones de idoneidad, junto con taxonomías ocupacionales y de competencias ampliamente utilizadas. Estos recursos permiten tanto validar el realismo del corpus generado como construir la base de conocimiento del sistema y orientar la generación de texto. </w:t>
       </w:r>
     </w:p>
-    <w:p ns2:paraId="02C4DA98" ns2:textId="77777777">
+    <w:p>
       <w:pPr>
         <w:pStyle w:val="Ttulo3"/>
         <w:rPr>
@@ -17041,7 +17041,7 @@
         <w:t> </w:t>
       </w:r>
     </w:p>
-    <w:p ns2:paraId="5869A6D3" ns2:textId="77777777">
+    <w:p>
       <w:pPr>
         <w:rPr>
           <w:lang w:val="es-UY"/>
@@ -17054,7 +17054,7 @@
         <w:t>La estrategia de datos de SISTAC no requiere el uso de currículums reales fuera de la infraestructura de Matriz ni la formalización de un acuerdo institucional de intercambio de datos. No obstante, el estudio contempla una coordinación operativa con la Gerencia de Gestión Humana de Matriz en dos dimensiones específicas: el uso de descripciones de puesto representativas del dominio energético como insumo para la construcción de la base de conocimiento del sistema, y la participación de evaluadores especializados en recursos humanos en la validación del Gold Standard.</w:t>
       </w:r>
     </w:p>
-    <w:p ns2:paraId="78F87EF0" ns2:textId="3F26A4B0">
+    <w:p>
       <w:pPr>
         <w:rPr>
           <w:lang w:val="es-UY"/>
@@ -17123,7 +17123,7 @@
         <w:t>. </w:t>
       </w:r>
     </w:p>
-    <w:p ns2:paraId="2E313AC7" ns2:textId="2BC9A5FF">
+    <w:p>
       <w:pPr>
         <w:pStyle w:val="Ttulo2"/>
       </w:pPr>
@@ -17133,7 +17133,7 @@
       </w:r>
       <w:bookmarkEnd w:id="37"/>
     </w:p>
-    <w:p ns2:paraId="5FA9FC09" ns2:textId="458B0DF6">
+    <w:p>
       <w:pPr>
         <w:rPr>
           <w:lang w:val="es-UY"/>
@@ -17146,7 +17146,7 @@
         <w:t xml:space="preserve">Tabla comparativa C0–C3: componentes activos, variables medidas, inputs/outputs. Criterios de equivalencia entre condiciones para validez interna. </w:t>
       </w:r>
     </w:p>
-    <w:p ns2:paraId="29EF8B1D" ns2:textId="1B7729CB">
+    <w:p>
       <w:pPr>
         <w:rPr>
           <w:lang w:val="es-UY"/>
@@ -17180,7 +17180,7 @@
         <w:t xml:space="preserve">del experimento: cualquier diferencia observada en las variables dependientes entre condiciones es atribuible exclusivamente al componente que difiere entre ellas, no a variaciones en el resto del sistema. </w:t>
       </w:r>
     </w:p>
-    <w:p ns2:paraId="76CA8074" ns2:textId="6B5448BB">
+    <w:p>
       <w:pPr>
         <w:rPr>
           <w:lang w:val="es-UY"/>
@@ -17228,7 +17228,7 @@
         <w:t xml:space="preserve"> asignado al panel de evaluadores. </w:t>
       </w:r>
     </w:p>
-    <w:p ns2:paraId="3B3CD22A" ns2:textId="36B8D1C5">
+    <w:p>
       <w:pPr>
         <w:rPr>
           <w:lang w:val="es-UY"/>
@@ -17262,7 +17262,7 @@
         <w:t xml:space="preserve"> ni recuperación de contexto. El modelo recibe el currículum completo, con información personal identificable, y la descripción del puesto como entrada directa, generando un score y su justificación. Esta condición actúa como línea base tecnológica y permite evaluar la contribución del componente RAG al comparar sus resultados con los de C2. </w:t>
       </w:r>
     </w:p>
-    <w:p ns2:paraId="5FEF0805" ns2:textId="409F34C9">
+    <w:p>
       <w:pPr>
         <w:rPr>
           <w:lang w:val="es-UY"/>
@@ -17282,7 +17282,7 @@
         <w:t xml:space="preserve"> Se activan los módulos de ingesta, recuperación de información y el motor de inferencia LLM. El sistema recibe como entrada el currículum completo, con información personal identificable, y la descripción del puesto, a partir de los cuales recupera contexto relevante desde el repositorio vectorial. Con estos elementos, el modelo genera un score y su justificación. La comparación entre C1 y C2 permite evaluar la contribución específica de la arquitectura RAG sobre la eficacia del sistema (H2). </w:t>
       </w:r>
     </w:p>
-    <w:p ns2:paraId="3A729866" ns2:textId="188CE5E2">
+    <w:p>
       <w:pPr>
         <w:rPr>
           <w:lang w:val="es-UY"/>
@@ -17335,7 +17335,7 @@
         <w:t xml:space="preserve"> sobre la equidad del sistema (H3), analizando si reduce las métricas de sesgo sin afectar de forma significativa el desempeño. </w:t>
       </w:r>
     </w:p>
-    <w:p ns2:paraId="1748740D" ns2:textId="4CE5092B">
+    <w:p>
       <w:pPr>
         <w:rPr>
           <w:lang w:val="es-UY"/>
@@ -17354,7 +17354,7 @@
         <w:t>.</w:t>
       </w:r>
     </w:p>
-    <w:p ns2:paraId="1C1EAE84" ns2:textId="2B9B34A8">
+    <w:p>
       <w:pPr>
         <w:pStyle w:val="Descripcin"/>
         <w:keepNext/>
@@ -17419,7 +17419,7 @@
       </w:r>
       <w:bookmarkEnd w:id="38"/>
     </w:p>
-    <w:p ns2:paraId="55F1C678" ns2:textId="1865EF6D">
+    <w:p>
       <w:pPr>
         <w:jc w:val="center"/>
         <w:rPr>
@@ -17469,7 +17469,7 @@
         </w:drawing>
       </w:r>
     </w:p>
-    <w:p ns2:paraId="218F5E98" ns2:textId="36688025">
+    <w:p>
       <w:pPr>
         <w:pStyle w:val="Piedefoto-tabla"/>
       </w:pPr>
@@ -17493,7 +17493,7 @@
         <w:t>.</w:t>
       </w:r>
     </w:p>
-    <w:p ns2:paraId="3E08DCDD" ns2:textId="2316D8B8">
+    <w:p>
       <w:pPr>
         <w:pStyle w:val="Ttulo1"/>
         <w:rPr>
@@ -17544,7 +17544,7 @@
         <w:t xml:space="preserve"> </w:t>
       </w:r>
     </w:p>
-    <w:p ns2:paraId="2F5EEFAF" ns2:textId="5634B277">
+    <w:p>
       <w:pPr>
         <w:pStyle w:val="Ttulo2"/>
       </w:pPr>
@@ -17556,50 +17556,71 @@
     </w:p>
     <w:p>
       <w:pPr>
-        <w:pStyle w:val="Normal"/>
-        <w:spacing w:after="120" w:line="276" w:lineRule="auto"/>
-        <w:jc w:val="both"/>
-      </w:pPr>
-      <w:r>
-        <w:rPr/>
+        <w:rPr>
+          <w:bCs/>
+          <w:lang w:val="es-UY"/>
+        </w:rPr>
+      </w:pPr>
+      <w:r>
+        <w:rPr>
+          <w:bCs/>
+          <w:lang w:val="es-UY"/>
+        </w:rPr>
         <w:t xml:space="preserve">El pipeline RAG (Retrieval-Augmented Generation) de SISTAC constituye el núcleo técnico del sistema. Su diseño responde a la necesidad de superar las limitaciones de los modelos de lenguaje cuando operan exclusivamente con su conocimiento paramétrico: en contextos de selección de talento, donde las competencias requeridas varían significativamente entre organizaciones, sectores y roles, un modelo generalista tiende a sobre o subestimar candidatos cuya experiencia no se alinea con los patrones estadísticamente más frecuentes en su corpus de entrenamiento.</w:t>
       </w:r>
     </w:p>
     <w:p>
       <w:pPr>
-        <w:pStyle w:val="Normal"/>
-        <w:spacing w:after="120" w:line="276" w:lineRule="auto"/>
-        <w:jc w:val="both"/>
-      </w:pPr>
-      <w:r>
-        <w:rPr/>
+        <w:rPr>
+          <w:bCs/>
+          <w:lang w:val="es-UY"/>
+        </w:rPr>
+      </w:pPr>
+      <w:r>
+        <w:rPr>
+          <w:bCs/>
+          <w:lang w:val="es-UY"/>
+        </w:rPr>
         <w:t xml:space="preserve">El diseño propuesto incorpora tres configuraciones experimentales —C1, C2 y C3— que se diferencian en el nivel de información contextual disponible para el modelo en el momento de la evaluación y en la aplicación de mecanismos de protección de datos. Estas configuraciones se describen en detalle en la sección 5.9 y se comparan en el experimento factorial descrito en el Capítulo 6.</w:t>
       </w:r>
     </w:p>
     <w:p>
       <w:pPr>
+        <w:spacing w:line="276" w:lineRule="auto"/>
         <w:jc w:val="center"/>
-      </w:pPr>
-      <w:r>
+        <w:rPr>
+          <w:lang w:val="es-UY"/>
+        </w:rPr>
+      </w:pPr>
+      <w:r>
+        <w:rPr>
+          <w:noProof/>
+          <w:lang w:val="es-UY"/>
+        </w:rPr>
         <w:drawing>
           <wp:inline distT="0" distB="0" distL="0" distR="0">
             <wp:extent cx="5760000" cy="3240000"/>
             <wp:effectExtent l="0" t="0" r="0" b="0"/>
-            <wp:docPr id="1825" name="Figura 5.1. Arquitectura general del sistema SISTAC con las cuatro configuraciones C0–C3. Fuente: elaboración propia."/>
+            <wp:docPr id="6112" name="Figura_6112"/>
+            <wp:cNvGraphicFramePr>
+              <a:graphicFrameLocks noChangeAspect="1"/>
+            </wp:cNvGraphicFramePr>
             <a:graphic>
               <a:graphicData uri="http://schemas.openxmlformats.org/drawingml/2006/picture">
                 <pic:pic>
                   <pic:nvPicPr>
-                    <pic:cNvPr id="0" name="Figura 5.1. Arquitectura general del sistema SISTAC con las cuatro configuraciones C0–C3. Fuente: elaboración propia."/>
-                    <pic:cNvPicPr/>
+                    <pic:cNvPr id="6112" name="Figura_6112"/>
+                    <pic:cNvPicPr>
+                      <a:picLocks noChangeAspect="1"/>
+                    </pic:cNvPicPr>
                   </pic:nvPicPr>
                   <pic:blipFill>
-                    <a:blip r:embed="rIdImg121"/>
+                    <a:blip r:embed="rIdCap5F1"/>
                     <a:stretch>
                       <a:fillRect/>
                     </a:stretch>
                   </pic:blipFill>
-                  <pic:spPr>
+                  <pic:spPr bwMode="auto">
                     <a:xfrm>
                       <a:off x="0" y="0"/>
                       <a:ext cx="5760000" cy="3240000"/>
@@ -17607,6 +17628,10 @@
                     <a:prstGeom prst="rect">
                       <a:avLst/>
                     </a:prstGeom>
+                    <a:noFill/>
+                    <a:ln>
+                      <a:noFill/>
+                    </a:ln>
                   </pic:spPr>
                 </pic:pic>
               </a:graphicData>
@@ -17617,163 +17642,202 @@
     </w:p>
     <w:p>
       <w:pPr>
+        <w:pStyle w:val="Piedefoto-tabla"/>
+        <w:rPr>
+          <w:lang w:val="es-UY"/>
+        </w:rPr>
+      </w:pPr>
+      <w:r>
+        <w:rPr>
+          <w:lang w:val="es-UY"/>
+        </w:rPr>
+        <w:t xml:space="preserve">Figura 5.1. Arquitectura general del sistema SISTAC con las cuatro configuraciones C0-C3. Fuente: elaboración propia.</w:t>
+      </w:r>
+    </w:p>
+    <w:p>
+      <w:pPr>
+        <w:pStyle w:val="Ttulo3"/>
+        <w:rPr>
+          <w:lang w:val="es-UY"/>
+        </w:rPr>
+      </w:pPr>
+      <w:r>
+        <w:rPr>
+          <w:lang w:val="es-UY"/>
+        </w:rPr>
+        <w:t>5.1.1  Principios de diseño</w:t>
+      </w:r>
+    </w:p>
+    <w:p>
+      <w:pPr>
+        <w:rPr>
+          <w:bCs/>
+          <w:lang w:val="es-UY"/>
+        </w:rPr>
+      </w:pPr>
+      <w:r>
+        <w:rPr>
+          <w:bCs/>
+          <w:lang w:val="es-UY"/>
+        </w:rPr>
+        <w:t xml:space="preserve">La arquitectura del pipeline se rige por cuatro principios fundamentales. El primero es la modularidad: cada componente —extracción de texto, chunking, embedding, retrieval, scoring, anonimización PII— es independiente y puede ser sustituido o actualizado sin afectar al resto del sistema. El segundo es la reproducibilidad: todas las operaciones estocásticas utilizan la semilla RANDOM_SEED = 42, y el modelo de lenguaje se configura con temperatura cero para garantizar determinismo en las evaluaciones. El tercero es la escalabilidad: el vector store (Azure AI Search) soporta corpus de cientos de miles de documentos sin modificación de la arquitectura. El cuarto es la privacidad por diseño: la anonimización PII opera en la capa más temprana posible del pipeline, antes de que los datos sensibles lleguen al índice vectorial o al modelo de lenguaje.</w:t>
+      </w:r>
+    </w:p>
+    <w:p>
+      <w:pPr>
+        <w:pStyle w:val="Ttulo3"/>
+        <w:rPr>
+          <w:lang w:val="es-UY"/>
+        </w:rPr>
+      </w:pPr>
+      <w:r>
+        <w:rPr>
+          <w:lang w:val="es-UY"/>
+        </w:rPr>
+        <w:t>5.1.2  Comparación con el estado del arte</w:t>
+      </w:r>
+    </w:p>
+    <w:p>
+      <w:pPr>
+        <w:rPr>
+          <w:bCs/>
+          <w:lang w:val="es-UY"/>
+        </w:rPr>
+      </w:pPr>
+      <w:r>
+        <w:rPr>
+          <w:bCs/>
+          <w:lang w:val="es-UY"/>
+        </w:rPr>
+        <w:t xml:space="preserve">En contraste con los sistemas de ATS (Applicant Tracking Systems) tradicionales, que realizan búsquedas por palabras clave y aplican filtros heurísticos basados en reglas (Lo et al., 2025), SISTAC utiliza representaciones vectoriales densas que capturan similitud semántica. Esto permite, por ejemplo, identificar que un candidato con experiencia en análisis predictivo con Python es relevante para una vacante de modelado estadístico, aunque los términos exactos no coincidan. Estudios como el de Afzal et al. (2025) demuestran que los enfoques RAG superan en F1 a los modelos LLM puros en tareas de emparejamiento CV-JD en un 8-15%, lo que motivó la hipótesis H2 del presente trabajo.</w:t>
+      </w:r>
+    </w:p>
+    <w:p>
+      <w:pPr>
+        <w:rPr>
+          <w:lang w:val="es-UY"/>
+        </w:rPr>
+      </w:pPr>
+    </w:p>
+    <w:p>
+      <w:pPr>
+        <w:pStyle w:val="Ttulo2"/>
+      </w:pPr>
+      <w:bookmarkStart w:id="41" w:name="_Toc227526070"/>
+      <w:r>
+        <w:t xml:space="preserve">Preprocesamiento e indexación de </w:t>
+      </w:r>
+      <w:proofErr w:type="spellStart"/>
+      <w:r>
+        <w:t>CVs</w:t>
+      </w:r>
+      <w:proofErr w:type="spellEnd"/>
+      <w:r>
+        <w:t xml:space="preserve"> y </w:t>
+      </w:r>
+      <w:proofErr w:type="spellStart"/>
+      <w:r>
+        <w:t>JDs</w:t>
+      </w:r>
+      <w:bookmarkEnd w:id="41"/>
+      <w:proofErr w:type="spellEnd"/>
+    </w:p>
+    <w:p>
+      <w:pPr>
+        <w:rPr>
+          <w:bCs/>
+          <w:lang w:val="es-UY"/>
+        </w:rPr>
+      </w:pPr>
+      <w:r>
+        <w:rPr>
+          <w:bCs/>
+          <w:lang w:val="es-UY"/>
+        </w:rPr>
+        <w:t xml:space="preserve">El preprocesamiento de documentos abarca dos procesos secuenciales: la extracción del texto legible a partir de los archivos originales (PDF, DOCX, imágenes) y la segmentación de ese texto en unidades indexables (chunks). Ambos procesos se implementan en los módulos utils/doc_extractor.py y rag/chunking.py respectivamente.</w:t>
+      </w:r>
+    </w:p>
+    <w:p>
+      <w:pPr>
+        <w:pStyle w:val="Ttulo3"/>
+        <w:rPr>
+          <w:lang w:val="es-UY"/>
+        </w:rPr>
+      </w:pPr>
+      <w:r>
+        <w:rPr>
+          <w:lang w:val="es-UY"/>
+        </w:rPr>
+        <w:t>5.2.1  Extracción de texto</w:t>
+      </w:r>
+    </w:p>
+    <w:p>
+      <w:pPr>
+        <w:rPr>
+          <w:bCs/>
+          <w:lang w:val="es-UY"/>
+        </w:rPr>
+      </w:pPr>
+      <w:r>
+        <w:rPr>
+          <w:bCs/>
+          <w:lang w:val="es-UY"/>
+        </w:rPr>
+        <w:t xml:space="preserve">La estrategia de extracción varía según el formato del archivo, priorizando siempre soluciones sin costo de API (véase Figura 5.6). Para documentos de texto nativo en PDF, se utiliza la librería pdfplumber (version &gt;= 0.11), que extrae el contenido textual directamente del flujo de objetos PDF sin realizar reconocimiento óptico de caracteres (OCR). Para documentos DOCX, se emplea python-docx, que lee tanto párrafos como contenido tabular, formato habitual en CVs con diseño estructurado.</w:t>
+      </w:r>
+    </w:p>
+    <w:p>
+      <w:pPr>
+        <w:rPr>
+          <w:bCs/>
+          <w:lang w:val="es-UY"/>
+        </w:rPr>
+      </w:pPr>
+      <w:r>
+        <w:rPr>
+          <w:bCs/>
+          <w:lang w:val="es-UY"/>
+        </w:rPr>
+        <w:t xml:space="preserve">En el caso de PDFs escaneados —documentos donde pdfplumber extrae menos de 100 caracteres— y de imágenes (PNG, JPG, WEBP), el sistema recurre a Gemini 2.5 Flash como motor de OCR y comprensión visual. Esta elección se fundamenta en tres ventajas operativas: (1) acepta PDF de forma nativa, sin necesidad de convertirlo previamente a imágenes página por página; (2) dispone de una ventana de contexto de un millón de tokens, lo que permite procesar CVs de varias páginas sin truncamiento; y (3) su costo de procesamiento es aproximadamente siete veces inferior al de Claude Haiku en tareas equivalentes de OCR.</w:t>
+      </w:r>
+    </w:p>
+    <w:p>
+      <w:pPr>
+        <w:spacing w:line="276" w:lineRule="auto"/>
         <w:jc w:val="center"/>
-        <w:spacing w:before="60" w:after="200"/>
-      </w:pPr>
-      <w:r>
-        <w:rPr>
-          <w:i/>
-          <w:iCs/>
-        </w:rPr>
-        <w:t>Figura 5.1. Arquitectura general del sistema SISTAC con las cuatro configuraciones C0–C3. Fuente: elaboración propia.</w:t>
-      </w:r>
-    </w:p>
-    <w:p>
-      <w:pPr>
-        <w:pStyle w:val="Ttulo3"/>
-      </w:pPr>
-      <w:r>
-        <w:rPr>
-          <w:b/>
-        </w:rPr>
-        <w:t>5.1.1  Principios de diseño</w:t>
-      </w:r>
-    </w:p>
-    <w:p>
-      <w:pPr>
-        <w:pStyle w:val="Normal"/>
-        <w:spacing w:after="120" w:line="276" w:lineRule="auto"/>
-        <w:jc w:val="both"/>
-      </w:pPr>
-      <w:r>
-        <w:rPr/>
-        <w:t xml:space="preserve">La arquitectura del pipeline se rige por cuatro principios fundamentales. El primero es la modularidad: cada componente —extracción de texto, chunking, embedding, retrieval, scoring, anonimización PII— es independiente y puede ser sustituido o actualizado sin afectar al resto del sistema. El segundo es la reproducibilidad: todas las operaciones estocásticas utilizan la semilla RANDOM_SEED = 42 (INV-14), y el modelo de lenguaje se configura con temperatura cero para garantizar determinismo en las evaluaciones (véase sección 5.5). El tercero es la escalabilidad: el vector store (Azure AI Search) soporta corpus de cientos de miles de documentos sin modificación de la arquitectura. El cuarto es la privacidad por diseño: la anonimización PII opera en la capa más temprana posible del pipeline, antes de que los datos sensibles lleguen al índice vectorial o al modelo de lenguaje.</w:t>
-      </w:r>
-    </w:p>
-    <w:p>
-      <w:pPr>
-        <w:pStyle w:val="Ttulo3"/>
-      </w:pPr>
-      <w:r>
-        <w:rPr>
-          <w:b/>
-        </w:rPr>
-        <w:t>5.1.2  Comparación con el estado del arte</w:t>
-      </w:r>
-    </w:p>
-    <w:p>
-      <w:pPr>
-        <w:pStyle w:val="Normal"/>
-        <w:spacing w:after="120" w:line="276" w:lineRule="auto"/>
-        <w:jc w:val="both"/>
-      </w:pPr>
-      <w:r>
-        <w:rPr/>
-        <w:t xml:space="preserve">En contraste con los sistemas de ATS (Applicant Tracking Systems) tradicionales, que realizan búsquedas por palabras clave y aplican filtros heurísticos basados en reglas (Lo et al., 2025), SISTAC utiliza representaciones vectoriales densas que capturan similitud semántica. Esto permite, por ejemplo, identificar que un candidato con experiencia en 'análisis predictivo con scikit-learn' es relevante para una vacante de 'modelado estadístico', aunque los términos exactos no coincidan. Estudios como el de Afzal et al. (2025) demuestran que los enfoques RAG superan en F1 a los modelos LLM puros en tareas de emparejamiento CV-JD en un 8–15%, lo que motivó la hipótesis H2 del presente trabajo.</w:t>
-      </w:r>
-    </w:p>
-    <w:p>
-      <w:pPr>
-        <w:pStyle w:val="Normal"/>
-        <w:spacing w:after="60" w:line="276" w:lineRule="auto"/>
-        <w:jc w:val="both"/>
-      </w:pPr>
-      <w:r>
-        <w:rPr/>
-        <w:t xml:space="preserve"/>
-      </w:r>
-    </w:p>
-    <w:p ns2:paraId="1D703B81" ns2:textId="4368E745">
-      <w:pPr>
-        <w:pStyle w:val="Ttulo2"/>
-      </w:pPr>
-      <w:bookmarkStart w:id="41" w:name="_Toc227526070"/>
-      <w:r>
-        <w:t xml:space="preserve">Preprocesamiento e indexación de </w:t>
-      </w:r>
-      <w:proofErr w:type="spellStart"/>
-      <w:r>
-        <w:t>CVs</w:t>
-      </w:r>
-      <w:proofErr w:type="spellEnd"/>
-      <w:r>
-        <w:t xml:space="preserve"> y </w:t>
-      </w:r>
-      <w:proofErr w:type="spellStart"/>
-      <w:r>
-        <w:t>JDs</w:t>
-      </w:r>
-      <w:bookmarkEnd w:id="41"/>
-      <w:proofErr w:type="spellEnd"/>
-    </w:p>
-    <w:p>
-      <w:pPr>
-        <w:pStyle w:val="Normal"/>
-        <w:spacing w:after="120" w:line="276" w:lineRule="auto"/>
-        <w:jc w:val="both"/>
-      </w:pPr>
-      <w:r>
-        <w:rPr/>
-        <w:t xml:space="preserve">El preprocesamiento de documentos abarca dos procesos secuenciales: la extracción del texto legible a partir de los archivos originales (PDF, DOCX, imágenes) y la segmentación de ese texto en unidades indexables (chunks). Ambos procesos se implementan en los módulos utils/doc_extractor.py y rag/chunking.py respectivamente.</w:t>
-      </w:r>
-    </w:p>
-    <w:p>
-      <w:pPr>
-        <w:pStyle w:val="Ttulo3"/>
-      </w:pPr>
-      <w:r>
-        <w:rPr>
-          <w:b/>
-        </w:rPr>
-        <w:t>5.2.1  Extracción de texto</w:t>
-      </w:r>
-    </w:p>
-    <w:p>
-      <w:pPr>
-        <w:pStyle w:val="Normal"/>
-        <w:spacing w:after="120" w:line="276" w:lineRule="auto"/>
-        <w:jc w:val="both"/>
-      </w:pPr>
-      <w:r>
-        <w:rPr/>
-        <w:t xml:space="preserve">La estrategia de extracción varía según el formato del archivo, priorizando siempre soluciones sin costo de API (véase Figura 5.6). Para documentos de texto nativo en PDF, se utiliza la librería pdfplumber (versión ≥ 0.11), que extrae el contenido textual directamente del flujo de objetos PDF sin realizar reconocimiento óptico de caracteres (OCR). Para documentos DOCX, se emplea python-docx, que lee tanto párrafos como contenido tabular, formato habitual en CVs con diseño estructurado.</w:t>
-      </w:r>
-    </w:p>
-    <w:p>
-      <w:pPr>
-        <w:pStyle w:val="Normal"/>
-        <w:spacing w:after="120" w:line="276" w:lineRule="auto"/>
-        <w:jc w:val="both"/>
-      </w:pPr>
-      <w:r>
-        <w:rPr/>
-        <w:t xml:space="preserve">En el caso de PDFs escaneados (documentos donde pdfplumber extrae menos de 100 caracteres) y de imágenes (PNG, JPG, WEBP), el sistema recurre a Gemini 2.5 Flash como motor de OCR y comprensión visual. Esta elección se fundamenta en tres ventajas operativas: (1) acepta PDF de forma nativa, sin necesidad de convertirlo previamente a imágenes página por página; (2) dispone de una ventana de contexto de un millón de tokens, lo que permite procesar CVs de varias páginas sin truncamiento; y (3) su costo de procesamiento es aproximadamente siete veces inferior al de Claude Haiku en tareas equivalentes de OCR (≈ $0.00035 por imagen frente a ≈ $0.0025).</w:t>
-      </w:r>
-    </w:p>
-    <w:p>
-      <w:pPr>
-        <w:jc w:val="center"/>
-      </w:pPr>
-      <w:r>
+        <w:rPr>
+          <w:lang w:val="es-UY"/>
+        </w:rPr>
+      </w:pPr>
+      <w:r>
+        <w:rPr>
+          <w:noProof/>
+          <w:lang w:val="es-UY"/>
+        </w:rPr>
         <w:drawing>
           <wp:inline distT="0" distB="0" distL="0" distR="0">
             <wp:extent cx="5400000" cy="2340000"/>
             <wp:effectExtent l="0" t="0" r="0" b="0"/>
-            <wp:docPr id="410" name="Figura 5.6. Estrategia de extracción de texto según formato de archivo. Fuente: elaboración propia."/>
+            <wp:docPr id="5404" name="Figura_5404"/>
+            <wp:cNvGraphicFramePr>
+              <a:graphicFrameLocks noChangeAspect="1"/>
+            </wp:cNvGraphicFramePr>
             <a:graphic>
               <a:graphicData uri="http://schemas.openxmlformats.org/drawingml/2006/picture">
                 <pic:pic>
                   <pic:nvPicPr>
-                    <pic:cNvPr id="0" name="Figura 5.6. Estrategia de extracción de texto según formato de archivo. Fuente: elaboración propia."/>
-                    <pic:cNvPicPr/>
+                    <pic:cNvPr id="5404" name="Figura_5404"/>
+                    <pic:cNvPicPr>
+                      <a:picLocks noChangeAspect="1"/>
+                    </pic:cNvPicPr>
                   </pic:nvPicPr>
                   <pic:blipFill>
-                    <a:blip r:embed="rIdImg126"/>
+                    <a:blip r:embed="rIdCap5F6"/>
                     <a:stretch>
                       <a:fillRect/>
                     </a:stretch>
                   </pic:blipFill>
-                  <pic:spPr>
+                  <pic:spPr bwMode="auto">
                     <a:xfrm>
                       <a:off x="0" y="0"/>
                       <a:ext cx="5400000" cy="2340000"/>
@@ -17781,6 +17845,10 @@
                     <a:prstGeom prst="rect">
                       <a:avLst/>
                     </a:prstGeom>
+                    <a:noFill/>
+                    <a:ln>
+                      <a:noFill/>
+                    </a:ln>
                   </pic:spPr>
                 </pic:pic>
               </a:graphicData>
@@ -17791,136 +17859,168 @@
     </w:p>
     <w:p>
       <w:pPr>
+        <w:pStyle w:val="Piedefoto-tabla"/>
+        <w:rPr>
+          <w:lang w:val="es-UY"/>
+        </w:rPr>
+      </w:pPr>
+      <w:r>
+        <w:rPr>
+          <w:lang w:val="es-UY"/>
+        </w:rPr>
+        <w:t xml:space="preserve">Figura 5.6. Estrategia de extracción de texto según formato de archivo (doc_extractor.py). Fuente: elaboración propia.</w:t>
+      </w:r>
+    </w:p>
+    <w:p>
+      <w:pPr>
+        <w:pStyle w:val="Ttulo3"/>
+        <w:rPr>
+          <w:lang w:val="es-UY"/>
+        </w:rPr>
+      </w:pPr>
+      <w:r>
+        <w:rPr>
+          <w:lang w:val="es-UY"/>
+        </w:rPr>
+        <w:t>5.2.2  Chunking y segmentación</w:t>
+      </w:r>
+    </w:p>
+    <w:p>
+      <w:pPr>
+        <w:rPr>
+          <w:bCs/>
+          <w:lang w:val="es-UY"/>
+        </w:rPr>
+      </w:pPr>
+      <w:r>
+        <w:rPr>
+          <w:bCs/>
+          <w:lang w:val="es-UY"/>
+        </w:rPr>
+        <w:t xml:space="preserve">Una vez obtenido el texto, el módulo rag/chunking.py aplica RecursiveCharacterTextSplitter de LangChain con los siguientes hiperparámetros: chunk_size = 512 tokens, chunk_overlap = 64 tokens. El solapamiento garantiza que la información semántica que se encuentra en la frontera entre dos chunks no se pierda durante el retrieval.</w:t>
+      </w:r>
+    </w:p>
+    <w:p>
+      <w:pPr>
+        <w:rPr>
+          <w:bCs/>
+          <w:lang w:val="es-UY"/>
+        </w:rPr>
+      </w:pPr>
+      <w:r>
+        <w:rPr>
+          <w:bCs/>
+          <w:lang w:val="es-UY"/>
+        </w:rPr>
+        <w:t xml:space="preserve">Para el experimento, cada CV se combina con cada descripción de cargo en un único documento compuesto, de modo que los chunks resultantes preservan el contexto conjunto CV-JD. Este diseño produce aproximadamente 25 chunks por par. Con 240 CVs de entrenamiento y 5 descripciones de cargo, el índice final contiene aproximadamente 30.000 chunks.</w:t>
+      </w:r>
+    </w:p>
+    <w:p>
+      <w:pPr>
+        <w:pStyle w:val="Ttulo3"/>
+        <w:rPr>
+          <w:lang w:val="es-UY"/>
+        </w:rPr>
+      </w:pPr>
+      <w:r>
+        <w:rPr>
+          <w:lang w:val="es-UY"/>
+        </w:rPr>
+        <w:t>5.2.3  División train/test y prevención de data leakage</w:t>
+      </w:r>
+    </w:p>
+    <w:p>
+      <w:pPr>
+        <w:rPr>
+          <w:bCs/>
+          <w:lang w:val="es-UY"/>
+        </w:rPr>
+      </w:pPr>
+      <w:r>
+        <w:rPr>
+          <w:bCs/>
+          <w:lang w:val="es-UY"/>
+        </w:rPr>
+        <w:t xml:space="preserve">El corpus de 300 CVs sintéticos se divide en una partición de entrenamiento (80%, 240 CVs) y una partición de test (20%, 60 CVs) mediante un muestreo estratificado por (jd_id, expected_label, group_gender), implementado en data/split_corpus.py con RANDOM_SEED = 42. Solo los 240 CVs de entrenamiento se indexan en Azure AI Search. Los 60 CVs de test se reservan para la evaluación de las hipótesis H1, H2 y H3, garantizando que el sistema no haya visto previamente esos documentos durante el retrieval.</w:t>
+      </w:r>
+    </w:p>
+    <w:p>
+      <w:pPr>
+        <w:rPr>
+          <w:lang w:val="es-UY"/>
+        </w:rPr>
+      </w:pPr>
+    </w:p>
+    <w:p>
+      <w:pPr>
+        <w:pStyle w:val="Ttulo2"/>
+      </w:pPr>
+      <w:bookmarkStart w:id="42" w:name="_Toc227526071"/>
+      <w:r>
+        <w:t xml:space="preserve">Modelo de </w:t>
+      </w:r>
+      <w:proofErr w:type="spellStart"/>
+      <w:r>
+        <w:t>embeddings</w:t>
+      </w:r>
+      <w:proofErr w:type="spellEnd"/>
+      <w:r>
+        <w:t xml:space="preserve"> y vector store</w:t>
+      </w:r>
+      <w:bookmarkEnd w:id="42"/>
+    </w:p>
+    <w:p>
+      <w:pPr>
+        <w:rPr>
+          <w:bCs/>
+          <w:lang w:val="es-UY"/>
+        </w:rPr>
+      </w:pPr>
+      <w:r>
+        <w:rPr>
+          <w:bCs/>
+          <w:lang w:val="es-UY"/>
+        </w:rPr>
+        <w:t xml:space="preserve">Los embeddings son representaciones vectoriales densas de alta dimensionalidad que capturan el significado semántico de un fragmento de texto. En SISTAC, los embeddings cumplen dos funciones: primero, poblar el índice vectorial con las representaciones de los chunks de entrenamiento; segundo, transformar la descripción de cargo en el vector de consulta que se utiliza para recuperar los chunks más relevantes durante la evaluación.</w:t>
+      </w:r>
+    </w:p>
+    <w:p>
+      <w:pPr>
+        <w:spacing w:line="276" w:lineRule="auto"/>
         <w:jc w:val="center"/>
-        <w:spacing w:before="60" w:after="200"/>
-      </w:pPr>
-      <w:r>
-        <w:rPr>
-          <w:i/>
-          <w:iCs/>
-        </w:rPr>
-        <w:t>Figura 5.6. Estrategia de extracción de texto según formato de archivo. Fuente: elaboración propia.</w:t>
-      </w:r>
-    </w:p>
-    <w:p>
-      <w:pPr>
-        <w:pStyle w:val="Ttulo3"/>
-      </w:pPr>
-      <w:r>
-        <w:rPr>
-          <w:b/>
-        </w:rPr>
-        <w:t>5.2.2  Chunking y segmentación</w:t>
-      </w:r>
-    </w:p>
-    <w:p>
-      <w:pPr>
-        <w:pStyle w:val="Normal"/>
-        <w:spacing w:after="120" w:line="276" w:lineRule="auto"/>
-        <w:jc w:val="both"/>
-      </w:pPr>
-      <w:r>
-        <w:rPr/>
-        <w:t xml:space="preserve">Una vez obtenido el texto, el módulo rag/chunking.py aplica RecursiveCharacterTextSplitter de LangChain con los siguientes hiperparámetros: chunk_size = 512 tokens, chunk_overlap = 64 tokens. El solapamiento garantiza que la información semántica que se encuentra en la frontera entre dos chunks no se pierda durante el retrieval.</w:t>
-      </w:r>
-    </w:p>
-    <w:p>
-      <w:pPr>
-        <w:pStyle w:val="Normal"/>
-        <w:spacing w:after="120" w:line="276" w:lineRule="auto"/>
-        <w:jc w:val="both"/>
-      </w:pPr>
-      <w:r>
-        <w:rPr/>
-        <w:t xml:space="preserve">Para el experimento, cada CV se combina con cada descripción de cargo en un único documento compuesto (formato: «CV:\n{texto_cv}\n\nDESCRIPCIÓN DEL CARGO:\n{texto_jd}»), de modo que los chunks resultantes preservan el contexto conjunto. Este diseño produce aproximadamente 25 chunks por par CV-JD. Con 240 CVs de entrenamiento y 5 descripciones de cargo, el índice final contiene aproximadamente 30.000 chunks.</w:t>
-      </w:r>
-    </w:p>
-    <w:p>
-      <w:pPr>
-        <w:pStyle w:val="Ttulo3"/>
-      </w:pPr>
-      <w:r>
-        <w:rPr>
-          <w:b/>
-        </w:rPr>
-        <w:t>5.2.3  División train/test y prevención de data leakage</w:t>
-      </w:r>
-    </w:p>
-    <w:p>
-      <w:pPr>
-        <w:pStyle w:val="Normal"/>
-        <w:spacing w:after="120" w:line="276" w:lineRule="auto"/>
-        <w:jc w:val="both"/>
-      </w:pPr>
-      <w:r>
-        <w:rPr/>
-        <w:t xml:space="preserve">El corpus de 300 CVs sintéticos se divide en una partición de entrenamiento (80%, 240 CVs) y una partición de test (20%, 60 CVs) mediante un muestreo estratificado por (jd_id, expected_label, group_gender), implementado en data/split_corpus.py con RANDOM_SEED = 42. Solo los 240 CVs de entrenamiento se indexan en Azure AI Search. Los 60 CVs de test se reservan para la evaluación de las hipótesis H1, H2 y H3, garantizando que el sistema no haya visto previamente esos documentos durante el retrieval.</w:t>
-      </w:r>
-    </w:p>
-    <w:p>
-      <w:pPr>
-        <w:pStyle w:val="Normal"/>
-        <w:spacing w:after="60" w:line="276" w:lineRule="auto"/>
-        <w:jc w:val="both"/>
-      </w:pPr>
-      <w:r>
-        <w:rPr/>
-        <w:t xml:space="preserve"/>
-      </w:r>
-    </w:p>
-    <w:p ns2:paraId="3E8A95C6" ns2:textId="48C69649">
-      <w:pPr>
-        <w:pStyle w:val="Ttulo2"/>
-      </w:pPr>
-      <w:bookmarkStart w:id="42" w:name="_Toc227526071"/>
-      <w:r>
-        <w:t xml:space="preserve">Modelo de </w:t>
-      </w:r>
-      <w:proofErr w:type="spellStart"/>
-      <w:r>
-        <w:t>embeddings</w:t>
-      </w:r>
-      <w:proofErr w:type="spellEnd"/>
-      <w:r>
-        <w:t xml:space="preserve"> y vector store</w:t>
-      </w:r>
-      <w:bookmarkEnd w:id="42"/>
-    </w:p>
-    <w:p>
-      <w:pPr>
-        <w:pStyle w:val="Normal"/>
-        <w:spacing w:after="120" w:line="276" w:lineRule="auto"/>
-        <w:jc w:val="both"/>
-      </w:pPr>
-      <w:r>
-        <w:rPr/>
-        <w:t xml:space="preserve">Los embeddings son representaciones vectoriales densas de alta dimensionalidad que capturan el significado semántico de un fragmento de texto. En SISTAC, los embeddings cumplen dos funciones: primero, poblar el índice vectorial con las representaciones de los chunks de entrenamiento; segundo, transformar la descripción de cargo en el vector de consulta que se utiliza para recuperar los chunks más relevantes durante la evaluación.</w:t>
-      </w:r>
-    </w:p>
-    <w:p>
-      <w:pPr>
-        <w:jc w:val="center"/>
-      </w:pPr>
-      <w:r>
+        <w:rPr>
+          <w:lang w:val="es-UY"/>
+        </w:rPr>
+      </w:pPr>
+      <w:r>
+        <w:rPr>
+          <w:noProof/>
+          <w:lang w:val="es-UY"/>
+        </w:rPr>
         <w:drawing>
           <wp:inline distT="0" distB="0" distL="0" distR="0">
             <wp:extent cx="5400000" cy="2880000"/>
             <wp:effectExtent l="0" t="0" r="0" b="0"/>
-            <wp:docPr id="4507" name="Figura 5.4. Modelo de embeddings y arquitectura del índice vectorial en Azure AI Search. Fuente: elaboración propia."/>
+            <wp:docPr id="7453" name="Figura_7453"/>
+            <wp:cNvGraphicFramePr>
+              <a:graphicFrameLocks noChangeAspect="1"/>
+            </wp:cNvGraphicFramePr>
             <a:graphic>
               <a:graphicData uri="http://schemas.openxmlformats.org/drawingml/2006/picture">
                 <pic:pic>
                   <pic:nvPicPr>
-                    <pic:cNvPr id="0" name="Figura 5.4. Modelo de embeddings y arquitectura del índice vectorial en Azure AI Search. Fuente: elaboración propia."/>
-                    <pic:cNvPicPr/>
+                    <pic:cNvPr id="7453" name="Figura_7453"/>
+                    <pic:cNvPicPr>
+                      <a:picLocks noChangeAspect="1"/>
+                    </pic:cNvPicPr>
                   </pic:nvPicPr>
                   <pic:blipFill>
-                    <a:blip r:embed="rIdImg124"/>
+                    <a:blip r:embed="rIdCap5F4"/>
                     <a:stretch>
                       <a:fillRect/>
                     </a:stretch>
                   </pic:blipFill>
-                  <pic:spPr>
+                  <pic:spPr bwMode="auto">
                     <a:xfrm>
                       <a:off x="0" y="0"/>
                       <a:ext cx="5400000" cy="2880000"/>
@@ -17928,6 +18028,10 @@
                     <a:prstGeom prst="rect">
                       <a:avLst/>
                     </a:prstGeom>
+                    <a:noFill/>
+                    <a:ln>
+                      <a:noFill/>
+                    </a:ln>
                   </pic:spPr>
                 </pic:pic>
               </a:graphicData>
@@ -17938,229 +18042,290 @@
     </w:p>
     <w:p>
       <w:pPr>
+        <w:pStyle w:val="Piedefoto-tabla"/>
+        <w:rPr>
+          <w:lang w:val="es-UY"/>
+        </w:rPr>
+      </w:pPr>
+      <w:r>
+        <w:rPr>
+          <w:lang w:val="es-UY"/>
+        </w:rPr>
+        <w:t xml:space="preserve">Figura 5.4. Modelo de embeddings y arquitectura del índice vectorial en Azure AI Search (HNSW, 768 dims). Fuente: elaboración propia.</w:t>
+      </w:r>
+    </w:p>
+    <w:p>
+      <w:pPr>
+        <w:pStyle w:val="Ttulo3"/>
+        <w:rPr>
+          <w:lang w:val="es-UY"/>
+        </w:rPr>
+      </w:pPr>
+      <w:r>
+        <w:rPr>
+          <w:lang w:val="es-UY"/>
+        </w:rPr>
+        <w:t>5.3.1  Modelo de embeddings</w:t>
+      </w:r>
+    </w:p>
+    <w:p>
+      <w:pPr>
+        <w:rPr>
+          <w:bCs/>
+          <w:lang w:val="es-UY"/>
+        </w:rPr>
+      </w:pPr>
+      <w:r>
+        <w:rPr>
+          <w:bCs/>
+          <w:lang w:val="es-UY"/>
+        </w:rPr>
+        <w:t xml:space="preserve">El modelo seleccionado es paraphrase-multilingual-mpnet-base-v2, disponible en HuggingFace a través de la librería sentence-transformers. Este modelo produce vectores de 768 dimensiones y fue preentrenado sobre más de 50 idiomas, incluyendo español, con especial énfasis en la similitud semántica de párrafos. A diferencia de modelos como text-embedding-3-small de OpenAI, su ejecución es local, lo que elimina la latencia de red y el costo por llamada a API. La latencia de inferencia es de aproximadamente 50 ms por chunk en hardware de consumo (CPU).</w:t>
+      </w:r>
+    </w:p>
+    <w:p>
+      <w:pPr>
+        <w:rPr>
+          <w:bCs/>
+          <w:lang w:val="es-UY"/>
+        </w:rPr>
+      </w:pPr>
+      <w:r>
+        <w:rPr>
+          <w:bCs/>
+          <w:lang w:val="es-UY"/>
+        </w:rPr>
+        <w:t xml:space="preserve">La dimensionalidad de 768 es un parámetro crítico que debe estar alineada con la configuración del índice en Azure AI Search. Una discrepancia en este valor genera un error HTTP 400 en el momento de la indexación. Durante el desarrollo se detectó que una versión previa del código empleaba el modelo paraphrase-multilingual-MiniLM-L12-v2 (384 dimensiones), lo que habría provocado un fallo silencioso en la carga del índice; este error fue corregido antes de la ejecución del experimento.</w:t>
+      </w:r>
+    </w:p>
+    <w:p>
+      <w:pPr>
+        <w:pStyle w:val="Ttulo3"/>
+        <w:rPr>
+          <w:lang w:val="es-UY"/>
+        </w:rPr>
+      </w:pPr>
+      <w:r>
+        <w:rPr>
+          <w:lang w:val="es-UY"/>
+        </w:rPr>
+        <w:t>5.3.2  Índice vectorial en Azure AI Search</w:t>
+      </w:r>
+    </w:p>
+    <w:p>
+      <w:pPr>
+        <w:rPr>
+          <w:bCs/>
+          <w:lang w:val="es-UY"/>
+        </w:rPr>
+      </w:pPr>
+      <w:r>
+        <w:rPr>
+          <w:bCs/>
+          <w:lang w:val="es-UY"/>
+        </w:rPr>
+        <w:t xml:space="preserve">Azure AI Search implementa el algoritmo HNSW (Hierarchical Navigable Small World) para la búsqueda de vecinos aproximados en alta dimensionalidad. HNSW construye un grafo de proximidad multicapa donde los nodos superiores actúan como puntos de entrada a regiones del espacio vectorial, permitiendo búsquedas sublineales. Esta característica lo hace adecuado para corpus de decenas de miles de documentos, donde la búsqueda exhaustiva resultaría computacionalmente prohibitiva.</w:t>
+      </w:r>
+    </w:p>
+    <w:p>
+      <w:pPr>
+        <w:rPr>
+          <w:bCs/>
+          <w:lang w:val="es-UY"/>
+        </w:rPr>
+      </w:pPr>
+      <w:r>
+        <w:rPr>
+          <w:bCs/>
+          <w:lang w:val="es-UY"/>
+        </w:rPr>
+        <w:t xml:space="preserve">El índice se crea con la API versión 2024-07-01 de Azure AI Search. El schema define nueve campos: identificador de chunk (clave), identificadores de CV y JD (filtrables), texto del chunk (indexable para búsqueda léxica), vector de embedding (768 dims, similitud coseno), indicador de anonimización (filtrable) e índice de posición del chunk. Una diferencia relevante de la API 2024-07-01 respecto a versiones anteriores es que el campo de configuración del ranker semántico utiliza prioritizedContentFields y prioritizedKeywordsFields en lugar de los nombres anteriores contentFields y keywordsFields, cambio que requirió una corrección en el script de creación del índice.</w:t>
+      </w:r>
+    </w:p>
+    <w:p>
+      <w:pPr>
+        <w:pStyle w:val="Ttulo3"/>
+        <w:rPr>
+          <w:lang w:val="es-UY"/>
+        </w:rPr>
+      </w:pPr>
+      <w:r>
+        <w:rPr>
+          <w:lang w:val="es-UY"/>
+        </w:rPr>
+        <w:t>5.3.3  Retrieval híbrido</w:t>
+      </w:r>
+    </w:p>
+    <w:p>
+      <w:pPr>
+        <w:rPr>
+          <w:bCs/>
+          <w:lang w:val="es-UY"/>
+        </w:rPr>
+      </w:pPr>
+      <w:r>
+        <w:rPr>
+          <w:bCs/>
+          <w:lang w:val="es-UY"/>
+        </w:rPr>
+        <w:t xml:space="preserve">Azure AI Search combina dos modalidades de búsqueda en una sola consulta: la búsqueda vectorial (basada en similitud coseno entre el embedding de la consulta y los embeddings del índice) y la búsqueda BM25 (basada en frecuencia de términos, de naturaleza léxica). Esta combinación —denominada retrieval híbrido— captura tanto la similitud conceptual como la coincidencia terminológica, lo que resulta especialmente útil en contextos de selección de talento donde los términos técnicos específicos (nombres de herramientas, certificaciones, lenguajes de programación) tienen valor discriminativo propio.</w:t>
+      </w:r>
+    </w:p>
+    <w:p>
+      <w:pPr>
+        <w:rPr>
+          <w:lang w:val="es-UY"/>
+        </w:rPr>
+      </w:pPr>
+    </w:p>
+    <w:p>
+      <w:pPr>
+        <w:pStyle w:val="Ttulo2"/>
+      </w:pPr>
+      <w:bookmarkStart w:id="43" w:name="_Toc227526072"/>
+      <w:r>
+        <w:t xml:space="preserve">Motor de </w:t>
+      </w:r>
+      <w:proofErr w:type="spellStart"/>
+      <w:r>
+        <w:t>retrieval</w:t>
+      </w:r>
+      <w:proofErr w:type="spellEnd"/>
+      <w:r>
+        <w:t xml:space="preserve"> y </w:t>
+      </w:r>
+      <w:proofErr w:type="spellStart"/>
+      <w:r>
+        <w:t>reranking</w:t>
+      </w:r>
+      <w:bookmarkEnd w:id="43"/>
+      <w:proofErr w:type="spellEnd"/>
+    </w:p>
+    <w:p>
+      <w:pPr>
+        <w:rPr>
+          <w:bCs/>
+          <w:lang w:val="es-UY"/>
+        </w:rPr>
+      </w:pPr>
+      <w:r>
+        <w:rPr>
+          <w:bCs/>
+          <w:lang w:val="es-UY"/>
+        </w:rPr>
+        <w:t xml:space="preserve">Una vez realizado el retrieval híbrido, Azure AI Search aplica su Semantic Ranker para reordenar los resultados recuperados. El Semantic Ranker utiliza un modelo de comprensión de lenguaje natural para evaluar la relevancia contextual de cada chunk frente a la consulta, asignando una puntuación de relevancia semántica que supera la capacidad discriminativa de BM25 y de la similitud coseno aisladas.</w:t>
+      </w:r>
+    </w:p>
+    <w:p>
+      <w:pPr>
+        <w:pStyle w:val="Ttulo3"/>
+        <w:rPr>
+          <w:lang w:val="es-UY"/>
+        </w:rPr>
+      </w:pPr>
+      <w:r>
+        <w:rPr>
+          <w:lang w:val="es-UY"/>
+        </w:rPr>
+        <w:t>5.4.1  Configuración del retrieval</w:t>
+      </w:r>
+    </w:p>
+    <w:p>
+      <w:pPr>
+        <w:rPr>
+          <w:bCs/>
+          <w:lang w:val="es-UY"/>
+        </w:rPr>
+      </w:pPr>
+      <w:r>
+        <w:rPr>
+          <w:bCs/>
+          <w:lang w:val="es-UY"/>
+        </w:rPr>
+        <w:t xml:space="preserve">El sistema recupera los top-k = 5 chunks más relevantes por consulta. Este hiperparámetro se seleccionó como equilibrio entre el enriquecimiento del contexto para el LLM y el riesgo de incluir chunks de baja relevancia que introduzcan ruido en la evaluación. Estudios previos en sistemas RAG para dominio cerrado sugieren que valores de k entre 3 y 7 maximizan la fidelidad en tareas de generación condicionada por recuperación; valores superiores a 10 tienden a degradar la precisión de la respuesta.</w:t>
+      </w:r>
+    </w:p>
+    <w:p>
+      <w:pPr>
+        <w:rPr>
+          <w:bCs/>
+          <w:lang w:val="es-UY"/>
+        </w:rPr>
+      </w:pPr>
+      <w:r>
+        <w:rPr>
+          <w:bCs/>
+          <w:lang w:val="es-UY"/>
+        </w:rPr>
+        <w:t xml:space="preserve">La consulta de retrieval utiliza como vector de entrada el embedding de la descripción de cargo (JD), no el embedding del CV que se está evaluando. Esta elección garantiza que los chunks recuperados sean aquellos que el índice considera más informativos para responder a la pregunta implícita: qué características hacen a un candidato adecuado para este cargo. El resultado es un conjunto de hasta 5 fragmentos que el modelo de lenguaje recibe como contexto adicional.</w:t>
+      </w:r>
+    </w:p>
+    <w:p>
+      <w:pPr>
+        <w:pStyle w:val="Ttulo3"/>
+        <w:rPr>
+          <w:lang w:val="es-UY"/>
+        </w:rPr>
+      </w:pPr>
+      <w:r>
+        <w:rPr>
+          <w:lang w:val="es-UY"/>
+        </w:rPr>
+        <w:t>5.4.2  Flujo de evaluación C2 y C3</w:t>
+      </w:r>
+    </w:p>
+    <w:p>
+      <w:pPr>
+        <w:rPr>
+          <w:bCs/>
+          <w:lang w:val="es-UY"/>
+        </w:rPr>
+      </w:pPr>
+      <w:r>
+        <w:rPr>
+          <w:bCs/>
+          <w:lang w:val="es-UY"/>
+        </w:rPr>
+        <w:t xml:space="preserve">En la configuración C2, el CV del candidato llega al sistema en texto plano. Se extrae su representación textual, se combina con los chunks recuperados y la descripción del cargo, y el conjunto se envía al motor de scoring (sección 5.5). En la configuración C3, el texto del CV pasa primero por el módulo de anonimización PII (sección 5.7) antes de ser procesado por el retrieval y el scoring. Los chunks recuperados provienen del índice C3, que almacena exclusivamente versiones anonimizadas de los CVs de entrenamiento.</w:t>
+      </w:r>
+    </w:p>
+    <w:p>
+      <w:pPr>
+        <w:spacing w:line="276" w:lineRule="auto"/>
         <w:jc w:val="center"/>
-        <w:spacing w:before="60" w:after="200"/>
-      </w:pPr>
-      <w:r>
-        <w:rPr>
-          <w:i/>
-          <w:iCs/>
-        </w:rPr>
-        <w:t>Figura 5.4. Modelo de embeddings y arquitectura del índice vectorial en Azure AI Search. Fuente: elaboración propia.</w:t>
-      </w:r>
-    </w:p>
-    <w:p>
-      <w:pPr>
-        <w:pStyle w:val="Ttulo3"/>
-      </w:pPr>
-      <w:r>
-        <w:rPr>
-          <w:b/>
-        </w:rPr>
-        <w:t>5.3.1  Modelo de embeddings</w:t>
-      </w:r>
-    </w:p>
-    <w:p>
-      <w:pPr>
-        <w:pStyle w:val="Normal"/>
-        <w:spacing w:after="120" w:line="276" w:lineRule="auto"/>
-        <w:jc w:val="both"/>
-      </w:pPr>
-      <w:r>
-        <w:rPr/>
-        <w:t xml:space="preserve">El modelo seleccionado es paraphrase-multilingual-mpnet-base-v2, disponible en HuggingFace a través de la librería sentence-transformers. Este modelo produce vectores de 768 dimensiones y fue preentrenado sobre más de 50 idiomas, incluyendo español, con especial énfasis en la similitud semántica de párrafos. A diferencia de modelos como text-embedding-3-small de OpenAI, su ejecución es local, lo que elimina la latencia de red y el costo por llamada a API. La latencia de inferencia es de aproximadamente 50 ms por chunk en hardware de consumo (CPU), lo que resulta aceptable para el volumen del experimento.</w:t>
-      </w:r>
-    </w:p>
-    <w:p>
-      <w:pPr>
-        <w:pStyle w:val="Normal"/>
-        <w:spacing w:after="120" w:line="276" w:lineRule="auto"/>
-        <w:jc w:val="both"/>
-      </w:pPr>
-      <w:r>
-        <w:rPr/>
-        <w:t xml:space="preserve">La dimensionalidad de 768 es un parámetro crítico que debe estar alineada con la configuración del índice en Azure AI Search. Una discrepancia en este valor genera un error HTTP 400 en el momento de la indexación. En las pruebas iniciales se detectó que el modelo paraphrase-multilingual-MiniLM-L12-v2 (384 dimensiones) había sido configurado erróneamente; este error fue corregido durante la fase de desarrollo.</w:t>
-      </w:r>
-    </w:p>
-    <w:p>
-      <w:pPr>
-        <w:pStyle w:val="Ttulo3"/>
-      </w:pPr>
-      <w:r>
-        <w:rPr>
-          <w:b/>
-        </w:rPr>
-        <w:t>5.3.2  Índice vectorial en Azure AI Search</w:t>
-      </w:r>
-    </w:p>
-    <w:p>
-      <w:pPr>
-        <w:pStyle w:val="Normal"/>
-        <w:spacing w:after="120" w:line="276" w:lineRule="auto"/>
-        <w:jc w:val="both"/>
-      </w:pPr>
-      <w:r>
-        <w:rPr/>
-        <w:t xml:space="preserve">Azure AI Search implementa el algoritmo HNSW (Hierarchical Navigable Small World) para la búsqueda de vecinos aproximados en alta dimensionalidad. HNSW construye un grafo de proximidad multicapa donde los nodos superiores actúan como puntos de entrada a regiones del espacio vectorial, permitiendo búsquedas logarítmicas en lugar de lineales. Esta característica lo hace adecuado para corpus de decenas de miles de documentos, donde la búsqueda exhaustiva resultaría computacionalmente prohibitiva.</w:t>
-      </w:r>
-    </w:p>
-    <w:p>
-      <w:pPr>
-        <w:pStyle w:val="Normal"/>
-        <w:spacing w:after="120" w:line="276" w:lineRule="auto"/>
-        <w:jc w:val="both"/>
-      </w:pPr>
-      <w:r>
-        <w:rPr/>
-        <w:t xml:space="preserve">El índice se crea con la API versión 2024-07-01 de Azure AI Search. El schema define nueve campos: identificador de chunk (key), identificadores de CV y JD (filterables), texto del chunk (searchable), vector de embedding (vector, 768 dims, similitud coseno), indicador de anonimización (filterable), e índice de posición del chunk dentro del documento. Una característica importante de la API 2024-07-01 es que el campo de configuración del ranker semántico utiliza prioritizedContentFields y prioritizedKeywordsFields en lugar de los nombres anteriores contentFields y keywordsFields, cambio que generó un error HTTP 400 en la versión inicial del código.</w:t>
-      </w:r>
-    </w:p>
-    <w:p>
-      <w:pPr>
-        <w:pStyle w:val="Ttulo3"/>
-      </w:pPr>
-      <w:r>
-        <w:rPr>
-          <w:b/>
-        </w:rPr>
-        <w:t>5.3.3  Retrieval híbrido</w:t>
-      </w:r>
-    </w:p>
-    <w:p>
-      <w:pPr>
-        <w:pStyle w:val="Normal"/>
-        <w:spacing w:after="120" w:line="276" w:lineRule="auto"/>
-        <w:jc w:val="both"/>
-      </w:pPr>
-      <w:r>
-        <w:rPr/>
-        <w:t xml:space="preserve">Azure AI Search combina dos modalidades de búsqueda en una sola consulta: la búsqueda vectorial (basada en similitud coseno entre el embedding de la consulta y los embeddings del índice) y la búsqueda BM25 (basada en frecuencia de términos, de naturaleza léxica). Esta combinación —denominada retrieval híbrido— captura tanto la similitud conceptual como la coincidencia terminológica, lo que resulta especialmente útil en contextos de selección de talento donde los términos técnicos específicos (nombres de herramientas, certificaciones, lenguajes de programación) tienen valor discriminativo propio.</w:t>
-      </w:r>
-    </w:p>
-    <w:p>
-      <w:pPr>
-        <w:pStyle w:val="Normal"/>
-        <w:spacing w:after="60" w:line="276" w:lineRule="auto"/>
-        <w:jc w:val="both"/>
-      </w:pPr>
-      <w:r>
-        <w:rPr/>
-        <w:t xml:space="preserve"/>
-      </w:r>
-    </w:p>
-    <w:p ns2:paraId="05B26A6D" ns2:textId="287FF6ED">
-      <w:pPr>
-        <w:pStyle w:val="Ttulo2"/>
-      </w:pPr>
-      <w:bookmarkStart w:id="43" w:name="_Toc227526072"/>
-      <w:r>
-        <w:t xml:space="preserve">Motor de </w:t>
-      </w:r>
-      <w:proofErr w:type="spellStart"/>
-      <w:r>
-        <w:t>retrieval</w:t>
-      </w:r>
-      <w:proofErr w:type="spellEnd"/>
-      <w:r>
-        <w:t xml:space="preserve"> y </w:t>
-      </w:r>
-      <w:proofErr w:type="spellStart"/>
-      <w:r>
-        <w:t>reranking</w:t>
-      </w:r>
-      <w:bookmarkEnd w:id="43"/>
-      <w:proofErr w:type="spellEnd"/>
-    </w:p>
-    <w:p>
-      <w:pPr>
-        <w:pStyle w:val="Normal"/>
-        <w:spacing w:after="120" w:line="276" w:lineRule="auto"/>
-        <w:jc w:val="both"/>
-      </w:pPr>
-      <w:r>
-        <w:rPr/>
-        <w:t xml:space="preserve">Una vez realizado el retrieval híbrido, Azure AI Search aplica su Semantic Ranker para reordenar los resultados recuperados. El Semantic Ranker utiliza un modelo de comprensión de lenguaje natural para evaluar la relevancia contextual de cada chunk frente a la consulta, asignando una puntuación de relevancia semántica que supera la capacidad discriminativa de BM25 y de la similitud coseno aisladas.</w:t>
-      </w:r>
-    </w:p>
-    <w:p>
-      <w:pPr>
-        <w:pStyle w:val="Ttulo3"/>
-      </w:pPr>
-      <w:r>
-        <w:rPr>
-          <w:b/>
-        </w:rPr>
-        <w:t>5.4.1  Configuración del retrieval</w:t>
-      </w:r>
-    </w:p>
-    <w:p>
-      <w:pPr>
-        <w:pStyle w:val="Normal"/>
-        <w:spacing w:after="120" w:line="276" w:lineRule="auto"/>
-        <w:jc w:val="both"/>
-      </w:pPr>
-      <w:r>
-        <w:rPr/>
-        <w:t xml:space="preserve">El sistema recupera los top-k = 5 chunks más relevantes por consulta. Este hiperparámetro se seleccionó como equilibrio entre el enriquecimiento del contexto para el LLM y el riesgo de incluir chunks de baja relevancia que introduzcan ruido en la evaluación. Estudios previos en sistemas RAG para dominio cerrado (Lewis et al., 2020) sugieren que valores de k entre 3 y 7 maximizan la fidelidad en tareas de generación condicionada por recuperación; valores superiores a 10 tienden a degradar la precisión de la respuesta.</w:t>
-      </w:r>
-    </w:p>
-    <w:p>
-      <w:pPr>
-        <w:pStyle w:val="Normal"/>
-        <w:spacing w:after="120" w:line="276" w:lineRule="auto"/>
-        <w:jc w:val="both"/>
-      </w:pPr>
-      <w:r>
-        <w:rPr/>
-        <w:t xml:space="preserve">La consulta de retrieval utiliza como vector de entrada el embedding de la descripción de cargo (JD), no el embedding del CV que se está evaluando. Esta elección diseñada deliberadamente garantiza que los chunks recuperados sean aquellos que el índice considera más informativos para responder a la pregunta implícita: «¿qué características hacen a un candidato adecuado para este cargo?». El resultado es un conjunto de hasta 5 fragmentos que el modelo de lenguaje recibe como contexto adicional.</w:t>
-      </w:r>
-    </w:p>
-    <w:p>
-      <w:pPr>
-        <w:pStyle w:val="Ttulo3"/>
-      </w:pPr>
-      <w:r>
-        <w:rPr>
-          <w:b/>
-        </w:rPr>
-        <w:t>5.4.2  Flujo de evaluación C2 y C3</w:t>
-      </w:r>
-    </w:p>
-    <w:p>
-      <w:pPr>
-        <w:pStyle w:val="Normal"/>
-        <w:spacing w:after="120" w:line="276" w:lineRule="auto"/>
-        <w:jc w:val="both"/>
-      </w:pPr>
-      <w:r>
-        <w:rPr/>
-        <w:t xml:space="preserve">En la configuración C2, el CV del candidato llega al sistema en texto plano. Se extrae su representación textual, se combina con los chunks recuperados y la descripción del cargo, y el conjunto se envía al motor de scoring (sección 5.5). En la configuración C3, el texto del CV pasa primero por el módulo de anonimización PII (sección 5.7) antes de ser procesado por el retrieval y el scoring. Los chunks recuperados provienen del índice C3, que almacena exclusivamente versiones anonimizadas de los CVs de entrenamiento. Este diseño asegura que ningún dato personal atraviese el pipeline en C3.</w:t>
-      </w:r>
-    </w:p>
-    <w:p>
-      <w:pPr>
-        <w:jc w:val="center"/>
-      </w:pPr>
-      <w:r>
+        <w:rPr>
+          <w:lang w:val="es-UY"/>
+        </w:rPr>
+      </w:pPr>
+      <w:r>
+        <w:rPr>
+          <w:noProof/>
+          <w:lang w:val="es-UY"/>
+        </w:rPr>
         <w:drawing>
           <wp:inline distT="0" distB="0" distL="0" distR="0">
             <wp:extent cx="5400000" cy="2700000"/>
             <wp:effectExtent l="0" t="0" r="0" b="0"/>
-            <wp:docPr id="4013" name="Figura 5.2. Flujo del pipeline C2 (LLM + RAG): fases de indexación y evaluación. Fuente: elaboración propia."/>
+            <wp:docPr id="7206" name="Figura_7206"/>
+            <wp:cNvGraphicFramePr>
+              <a:graphicFrameLocks noChangeAspect="1"/>
+            </wp:cNvGraphicFramePr>
             <a:graphic>
               <a:graphicData uri="http://schemas.openxmlformats.org/drawingml/2006/picture">
                 <pic:pic>
                   <pic:nvPicPr>
-                    <pic:cNvPr id="0" name="Figura 5.2. Flujo del pipeline C2 (LLM + RAG): fases de indexación y evaluación. Fuente: elaboración propia."/>
-                    <pic:cNvPicPr/>
+                    <pic:cNvPr id="7206" name="Figura_7206"/>
+                    <pic:cNvPicPr>
+                      <a:picLocks noChangeAspect="1"/>
+                    </pic:cNvPicPr>
                   </pic:nvPicPr>
                   <pic:blipFill>
-                    <a:blip r:embed="rIdImg122"/>
+                    <a:blip r:embed="rIdCap5F2"/>
                     <a:stretch>
                       <a:fillRect/>
                     </a:stretch>
                   </pic:blipFill>
-                  <pic:spPr>
+                  <pic:spPr bwMode="auto">
                     <a:xfrm>
                       <a:off x="0" y="0"/>
                       <a:ext cx="5400000" cy="2700000"/>
@@ -18168,6 +18333,10 @@
                     <a:prstGeom prst="rect">
                       <a:avLst/>
                     </a:prstGeom>
+                    <a:noFill/>
+                    <a:ln>
+                      <a:noFill/>
+                    </a:ln>
                   </pic:spPr>
                 </pic:pic>
               </a:graphicData>
@@ -18178,29 +18347,96 @@
     </w:p>
     <w:p>
       <w:pPr>
+        <w:pStyle w:val="Piedefoto-tabla"/>
+        <w:rPr>
+          <w:lang w:val="es-UY"/>
+        </w:rPr>
+      </w:pPr>
+      <w:r>
+        <w:rPr>
+          <w:lang w:val="es-UY"/>
+        </w:rPr>
+        <w:t xml:space="preserve">Figura 5.2. Flujo del pipeline C2 (LLM + RAG): fases de indexación y evaluación en Azure AI Search. Fuente: elaboración propia.</w:t>
+      </w:r>
+    </w:p>
+    <w:p>
+      <w:pPr>
+        <w:spacing w:line="276" w:lineRule="auto"/>
         <w:jc w:val="center"/>
-        <w:spacing w:before="60" w:after="200"/>
-      </w:pPr>
-      <w:r>
-        <w:rPr>
-          <w:i/>
-          <w:iCs/>
-        </w:rPr>
-        <w:t>Figura 5.2. Flujo del pipeline C2 (LLM + RAG): fases de indexación y evaluación. Fuente: elaboración propia.</w:t>
-      </w:r>
-    </w:p>
-    <w:p>
-      <w:pPr>
-        <w:pStyle w:val="Normal"/>
-        <w:spacing w:after="60" w:line="276" w:lineRule="auto"/>
-        <w:jc w:val="both"/>
-      </w:pPr>
-      <w:r>
-        <w:rPr/>
-        <w:t xml:space="preserve"/>
-      </w:r>
-    </w:p>
-    <w:p ns2:paraId="6C98248A" ns2:textId="4456EDCA">
+        <w:rPr>
+          <w:lang w:val="es-UY"/>
+        </w:rPr>
+      </w:pPr>
+      <w:r>
+        <w:rPr>
+          <w:noProof/>
+          <w:lang w:val="es-UY"/>
+        </w:rPr>
+        <w:drawing>
+          <wp:inline distT="0" distB="0" distL="0" distR="0">
+            <wp:extent cx="5400000" cy="2340000"/>
+            <wp:effectExtent l="0" t="0" r="0" b="0"/>
+            <wp:docPr id="7028" name="Figura_7028"/>
+            <wp:cNvGraphicFramePr>
+              <a:graphicFrameLocks noChangeAspect="1"/>
+            </wp:cNvGraphicFramePr>
+            <a:graphic>
+              <a:graphicData uri="http://schemas.openxmlformats.org/drawingml/2006/picture">
+                <pic:pic>
+                  <pic:nvPicPr>
+                    <pic:cNvPr id="7028" name="Figura_7028"/>
+                    <pic:cNvPicPr>
+                      <a:picLocks noChangeAspect="1"/>
+                    </pic:cNvPicPr>
+                  </pic:nvPicPr>
+                  <pic:blipFill>
+                    <a:blip r:embed="rIdCap5F3"/>
+                    <a:stretch>
+                      <a:fillRect/>
+                    </a:stretch>
+                  </pic:blipFill>
+                  <pic:spPr bwMode="auto">
+                    <a:xfrm>
+                      <a:off x="0" y="0"/>
+                      <a:ext cx="5400000" cy="2340000"/>
+                    </a:xfrm>
+                    <a:prstGeom prst="rect">
+                      <a:avLst/>
+                    </a:prstGeom>
+                    <a:noFill/>
+                    <a:ln>
+                      <a:noFill/>
+                    </a:ln>
+                  </pic:spPr>
+                </pic:pic>
+              </a:graphicData>
+            </a:graphic>
+          </wp:inline>
+        </w:drawing>
+      </w:r>
+    </w:p>
+    <w:p>
+      <w:pPr>
+        <w:pStyle w:val="Piedefoto-tabla"/>
+        <w:rPr>
+          <w:lang w:val="es-UY"/>
+        </w:rPr>
+      </w:pPr>
+      <w:r>
+        <w:rPr>
+          <w:lang w:val="es-UY"/>
+        </w:rPr>
+        <w:t xml:space="preserve">Figura 5.3. Flujo de anonimización PII previo al pipeline RAG en la configuración C3. Fuente: elaboración propia.</w:t>
+      </w:r>
+    </w:p>
+    <w:p>
+      <w:pPr>
+        <w:rPr>
+          <w:lang w:val="es-UY"/>
+        </w:rPr>
+      </w:pPr>
+    </w:p>
+    <w:p>
       <w:pPr>
         <w:pStyle w:val="Ttulo2"/>
       </w:pPr>
@@ -18220,39 +18456,56 @@
     </w:p>
     <w:p>
       <w:pPr>
-        <w:pStyle w:val="Normal"/>
-        <w:spacing w:after="120" w:line="276" w:lineRule="auto"/>
-        <w:jc w:val="both"/>
-      </w:pPr>
-      <w:r>
-        <w:rPr/>
+        <w:rPr>
+          <w:bCs/>
+          <w:lang w:val="es-UY"/>
+        </w:rPr>
+      </w:pPr>
+      <w:r>
+        <w:rPr>
+          <w:bCs/>
+          <w:lang w:val="es-UY"/>
+        </w:rPr>
         <w:t xml:space="preserve">El motor de scoring es el componente central del sistema: recibe el texto del CV, la descripción del cargo y los chunks de contexto RAG (en C2 y C3), y produce una evaluación estructurada de la compatibilidad del candidato con el puesto. La implementación se encuentra en scoring/scorer.py.</w:t>
       </w:r>
     </w:p>
     <w:p>
       <w:pPr>
+        <w:spacing w:line="276" w:lineRule="auto"/>
         <w:jc w:val="center"/>
-      </w:pPr>
-      <w:r>
+        <w:rPr>
+          <w:lang w:val="es-UY"/>
+        </w:rPr>
+      </w:pPr>
+      <w:r>
+        <w:rPr>
+          <w:noProof/>
+          <w:lang w:val="es-UY"/>
+        </w:rPr>
         <w:drawing>
           <wp:inline distT="0" distB="0" distL="0" distR="0">
             <wp:extent cx="5400000" cy="2520000"/>
             <wp:effectExtent l="0" t="0" r="0" b="0"/>
-            <wp:docPr id="3658" name="Figura 5.5. Arquitectura del motor de scoring multidimensional. Fuente: elaboración propia."/>
+            <wp:docPr id="6343" name="Figura_6343"/>
+            <wp:cNvGraphicFramePr>
+              <a:graphicFrameLocks noChangeAspect="1"/>
+            </wp:cNvGraphicFramePr>
             <a:graphic>
               <a:graphicData uri="http://schemas.openxmlformats.org/drawingml/2006/picture">
                 <pic:pic>
                   <pic:nvPicPr>
-                    <pic:cNvPr id="0" name="Figura 5.5. Arquitectura del motor de scoring multidimensional. Fuente: elaboración propia."/>
-                    <pic:cNvPicPr/>
+                    <pic:cNvPr id="6343" name="Figura_6343"/>
+                    <pic:cNvPicPr>
+                      <a:picLocks noChangeAspect="1"/>
+                    </pic:cNvPicPr>
                   </pic:nvPicPr>
                   <pic:blipFill>
-                    <a:blip r:embed="rIdImg125"/>
+                    <a:blip r:embed="rIdCap5F5"/>
                     <a:stretch>
                       <a:fillRect/>
                     </a:stretch>
                   </pic:blipFill>
-                  <pic:spPr>
+                  <pic:spPr bwMode="auto">
                     <a:xfrm>
                       <a:off x="0" y="0"/>
                       <a:ext cx="5400000" cy="2520000"/>
@@ -18260,6 +18513,10 @@
                     <a:prstGeom prst="rect">
                       <a:avLst/>
                     </a:prstGeom>
+                    <a:noFill/>
+                    <a:ln>
+                      <a:noFill/>
+                    </a:ln>
                   </pic:spPr>
                 </pic:pic>
               </a:graphicData>
@@ -18270,352 +18527,399 @@
     </w:p>
     <w:p>
       <w:pPr>
+        <w:pStyle w:val="Piedefoto-tabla"/>
+        <w:rPr>
+          <w:lang w:val="es-UY"/>
+        </w:rPr>
+      </w:pPr>
+      <w:r>
+        <w:rPr>
+          <w:lang w:val="es-UY"/>
+        </w:rPr>
+        <w:t xml:space="preserve">Figura 5.5. Arquitectura del motor de scoring LLM con cuatro dimensiones ponderadas (scorer.py). Fuente: elaboración propia.</w:t>
+      </w:r>
+    </w:p>
+    <w:p>
+      <w:pPr>
+        <w:pStyle w:val="Ttulo3"/>
+        <w:rPr>
+          <w:lang w:val="es-UY"/>
+        </w:rPr>
+      </w:pPr>
+      <w:r>
+        <w:rPr>
+          <w:lang w:val="es-UY"/>
+        </w:rPr>
+        <w:t>5.5.1  Diseño del prompt</w:t>
+      </w:r>
+    </w:p>
+    <w:p>
+      <w:pPr>
+        <w:rPr>
+          <w:bCs/>
+          <w:lang w:val="es-UY"/>
+        </w:rPr>
+      </w:pPr>
+      <w:r>
+        <w:rPr>
+          <w:bCs/>
+          <w:lang w:val="es-UY"/>
+        </w:rPr>
+        <w:t xml:space="preserve">El prompt de evaluación se estructura en tres componentes: un system prompt que establece el rol del modelo como evaluador experto en selección de talento con instrucción de responder únicamente en JSON válido; un bloque de contexto opcional con los chunks recuperados (solo en C2 y C3); y un user prompt que presenta el CV, la descripción del cargo y las instrucciones de evaluación dimensional.</w:t>
+      </w:r>
+    </w:p>
+    <w:p>
+      <w:pPr>
+        <w:rPr>
+          <w:bCs/>
+          <w:lang w:val="es-UY"/>
+        </w:rPr>
+      </w:pPr>
+      <w:r>
+        <w:rPr>
+          <w:bCs/>
+          <w:lang w:val="es-UY"/>
+        </w:rPr>
+        <w:t xml:space="preserve">El modelo evaluador es claude-sonnet-4-5-20241022, configurado con temperatura = 0.0 para garantizar determinismo en las evaluaciones y max_tokens = 1024 por respuesta. La elección de temperatura cero es fundamental para la reproducibilidad del experimento: dado que múltiples evaluaciones del mismo CV deben producir el mismo score, cualquier componente estocástica del modelo introduciría varianza espuria en las métricas de H2.</w:t>
+      </w:r>
+    </w:p>
+    <w:p>
+      <w:pPr>
+        <w:pStyle w:val="Ttulo3"/>
+        <w:rPr>
+          <w:lang w:val="es-UY"/>
+        </w:rPr>
+      </w:pPr>
+      <w:r>
+        <w:rPr>
+          <w:lang w:val="es-UY"/>
+        </w:rPr>
+        <w:t>5.5.2  Dimensiones de evaluación y pesos</w:t>
+      </w:r>
+    </w:p>
+    <w:p>
+      <w:pPr>
+        <w:rPr>
+          <w:bCs/>
+          <w:lang w:val="es-UY"/>
+        </w:rPr>
+      </w:pPr>
+      <w:r>
+        <w:rPr>
+          <w:bCs/>
+          <w:lang w:val="es-UY"/>
+        </w:rPr>
+        <w:t xml:space="preserve">El score final se compone de cuatro dimensiones ponderadas, calibradas a partir del análisis de las prácticas de evaluación en selección de talento documentadas en la literatura (Gan et al., 2024; Lo et al., 2025):</w:t>
+      </w:r>
+    </w:p>
+    <w:p>
+      <w:pPr>
+        <w:rPr>
+          <w:bCs/>
+          <w:lang w:val="es-UY"/>
+        </w:rPr>
+      </w:pPr>
+      <w:r>
+        <w:rPr>
+          <w:bCs/>
+          <w:lang w:val="es-UY"/>
+        </w:rPr>
+        <w:t xml:space="preserve">- Competencias técnicas (40%): habilidades específicas del rol, herramientas, lenguajes de programación, certificaciones y licencias profesionales. Recibe el mayor peso porque es el factor con mayor capacidad discriminativa en etapas iniciales de cribado.</w:t>
+      </w:r>
+    </w:p>
+    <w:p>
+      <w:pPr>
+        <w:rPr>
+          <w:bCs/>
+          <w:lang w:val="es-UY"/>
+        </w:rPr>
+      </w:pPr>
+      <w:r>
+        <w:rPr>
+          <w:bCs/>
+          <w:lang w:val="es-UY"/>
+        </w:rPr>
+        <w:t xml:space="preserve">- Experiencia laboral (30%): años de experiencia relevante, roles y responsabilidades similares al cargo, sector de industria y nivel jerárquico. El segundo peso más alto refleja que la experiencia es el predictor más robusto del desempeño laboral en la literatura de psicología industrial.</w:t>
+      </w:r>
+    </w:p>
+    <w:p>
+      <w:pPr>
+        <w:rPr>
+          <w:bCs/>
+          <w:lang w:val="es-UY"/>
+        </w:rPr>
+      </w:pPr>
+      <w:r>
+        <w:rPr>
+          <w:bCs/>
+          <w:lang w:val="es-UY"/>
+        </w:rPr>
+        <w:t xml:space="preserve">- Formación académica (20%): título universitario, institución, posgrados y cursos relevantes. El peso moderado reconoce que la formación formal es condición necesaria en muchos roles pero no suficiente para predecir el desempeño.</w:t>
+      </w:r>
+    </w:p>
+    <w:p>
+      <w:pPr>
+        <w:rPr>
+          <w:bCs/>
+          <w:lang w:val="es-UY"/>
+        </w:rPr>
+      </w:pPr>
+      <w:r>
+        <w:rPr>
+          <w:bCs/>
+          <w:lang w:val="es-UY"/>
+        </w:rPr>
+        <w:t xml:space="preserve">- Soft skills (10%): liderazgo, comunicación efectiva, trabajo en equipo y adaptabilidad, inferidos del lenguaje del CV. El peso menor refleja la dificultad de inferir estas competencias de manera confiable a partir de texto.</w:t>
+      </w:r>
+    </w:p>
+    <w:p>
+      <w:pPr>
+        <w:pStyle w:val="Ttulo3"/>
+        <w:rPr>
+          <w:lang w:val="es-UY"/>
+        </w:rPr>
+      </w:pPr>
+      <w:r>
+        <w:rPr>
+          <w:lang w:val="es-UY"/>
+        </w:rPr>
+        <w:t>5.5.3  Umbral de decisión y output</w:t>
+      </w:r>
+    </w:p>
+    <w:p>
+      <w:pPr>
+        <w:rPr>
+          <w:bCs/>
+          <w:lang w:val="es-UY"/>
+        </w:rPr>
+      </w:pPr>
+      <w:r>
+        <w:rPr>
+          <w:bCs/>
+          <w:lang w:val="es-UY"/>
+        </w:rPr>
+        <w:t xml:space="preserve">El score final es un entero en el rango [0, 100]. La decisión de clasificación se aplica con un umbral SCORE_THRESHOLD = 70: candidatos con score &gt;= 70 son clasificados como APTO, y aquellos con score &lt; 70 como NO_APTO. Este umbral fue calibrado empíricamente durante el piloto de cinco CVs comparando la distribución de scores con las etiquetas del Gold Standard. El mismo umbral se aplica en C1, C2 y C3 para garantizar la comparabilidad de las hipótesis. El output del LLM se parsea con json.loads(); ante JSONDecodeError el sistema aplica un mecanismo de recuperación por expresiones regulares. En las pruebas piloto, la tasa de fallo de parseo fue inferior al 2% con temperature = 0.</w:t>
+      </w:r>
+    </w:p>
+    <w:p>
+      <w:pPr>
+        <w:rPr>
+          <w:lang w:val="es-UY"/>
+        </w:rPr>
+      </w:pPr>
+    </w:p>
+    <w:p>
+      <w:pPr>
+        <w:pStyle w:val="Ttulo2"/>
+      </w:pPr>
+      <w:bookmarkStart w:id="45" w:name="_Toc227526074"/>
+      <w:r>
+        <w:t>Evaluación técnica del pipeline (</w:t>
+      </w:r>
+      <w:proofErr w:type="spellStart"/>
+      <w:r>
+        <w:t>in-vitro</w:t>
+      </w:r>
+      <w:proofErr w:type="spellEnd"/>
+      <w:r>
+        <w:t>, H2)</w:t>
+      </w:r>
+      <w:bookmarkEnd w:id="45"/>
+    </w:p>
+    <w:p>
+      <w:pPr>
+        <w:rPr>
+          <w:bCs/>
+          <w:lang w:val="es-UY"/>
+        </w:rPr>
+      </w:pPr>
+      <w:r>
+        <w:rPr>
+          <w:bCs/>
+          <w:lang w:val="es-UY"/>
+        </w:rPr>
+        <w:t xml:space="preserve">La evaluación técnica del pipeline RAG utiliza el framework RAGAS (Retrieval-Augmented Generation Assessment) para medir la calidad del sistema en tres dimensiones ortogonales: fidelidad de la respuesta respecto a los chunks recuperados (faithfulness), relevancia de la respuesta respecto a la pregunta planteada (answer relevancy) y precisión de los chunks recuperados respecto a los documentos relevantes del corpus (context precision).</w:t>
+      </w:r>
+    </w:p>
+    <w:p>
+      <w:pPr>
+        <w:pStyle w:val="Ttulo3"/>
+        <w:rPr>
+          <w:lang w:val="es-UY"/>
+        </w:rPr>
+      </w:pPr>
+      <w:r>
+        <w:rPr>
+          <w:lang w:val="es-UY"/>
+        </w:rPr>
+        <w:t>5.6.1  Configuración de RAGAS</w:t>
+      </w:r>
+    </w:p>
+    <w:p>
+      <w:pPr>
+        <w:rPr>
+          <w:bCs/>
+          <w:lang w:val="es-UY"/>
+        </w:rPr>
+      </w:pPr>
+      <w:r>
+        <w:rPr>
+          <w:bCs/>
+          <w:lang w:val="es-UY"/>
+        </w:rPr>
+        <w:t xml:space="preserve">RAGAS requiere un LLM juez para calcular las métricas de faithfulness y answer relevancy. Se utiliza Claude Haiku como modelo juez —via ChatAnthropic de LangChain— en lugar de GPT-4, ya que el proyecto opera íntegramente sobre la infraestructura de Anthropic. Esta configuración se inicializa en rag/ragas_eval.py. El dataset de evaluación RAGAS se construye como una lista de registros {question, answer, contexts, ground_truth}, donde question es la descripción del cargo, answer es la justificación generada por el scorer, contexts son los chunks recuperados, y ground_truth es la etiqueta del Gold Standard.</w:t>
+      </w:r>
+    </w:p>
+    <w:p>
+      <w:pPr>
+        <w:pStyle w:val="Ttulo3"/>
+        <w:rPr>
+          <w:lang w:val="es-UY"/>
+        </w:rPr>
+      </w:pPr>
+      <w:r>
+        <w:rPr>
+          <w:lang w:val="es-UY"/>
+        </w:rPr>
+        <w:t>5.6.2  Métricas RAGAS y resultados del piloto</w:t>
+      </w:r>
+    </w:p>
+    <w:p>
+      <w:pPr>
+        <w:rPr>
+          <w:bCs/>
+          <w:lang w:val="es-UY"/>
+        </w:rPr>
+      </w:pPr>
+      <w:r>
+        <w:rPr>
+          <w:bCs/>
+          <w:lang w:val="es-UY"/>
+        </w:rPr>
+        <w:t xml:space="preserve">Las tres métricas principales son: Faithfulness (fidelidad) — mide en qué proporción las afirmaciones de la respuesta están soportadas por los chunks recuperados, detectando alucinaciones del LLM. Answer Relevancy — mide si la justificación generada responde efectivamente a las características del cargo. Context Precision — mide si los chunks recuperados son los más relevantes del corpus para la consulta dada.</w:t>
+      </w:r>
+    </w:p>
+    <w:p>
+      <w:pPr>
+        <w:rPr>
+          <w:bCs/>
+          <w:lang w:val="es-UY"/>
+        </w:rPr>
+      </w:pPr>
+      <w:r>
+        <w:rPr>
+          <w:bCs/>
+          <w:lang w:val="es-UY"/>
+        </w:rPr>
+        <w:t xml:space="preserve">Los resultados del piloto sobre cinco CVs deben interpretarse como una prueba de viabilidad técnica del pipeline, no como métricas definitivas. La evaluación estadística completa se realiza sobre los 60 CVs del conjunto de test en el experimento factorial del Capítulo 6. En caso de incompatibilidad de versiones de RAGAS con el entorno, el sistema dispone de un mecanismo de fallback basado en métricas proxy: overlap ROUGE-L entre la justificación y los chunks para estimar fidelidad, y similitud coseno entre los chunks y la JD para estimar precisión del contexto.</w:t>
+      </w:r>
+    </w:p>
+    <w:p>
+      <w:pPr>
+        <w:pStyle w:val="Ttulo3"/>
+        <w:rPr>
+          <w:lang w:val="es-UY"/>
+        </w:rPr>
+      </w:pPr>
+      <w:r>
+        <w:rPr>
+          <w:lang w:val="es-UY"/>
+        </w:rPr>
+        <w:t>5.6.3  Limitaciones de la evaluación in-vitro</w:t>
+      </w:r>
+    </w:p>
+    <w:p>
+      <w:pPr>
+        <w:rPr>
+          <w:bCs/>
+          <w:lang w:val="es-UY"/>
+        </w:rPr>
+      </w:pPr>
+      <w:r>
+        <w:rPr>
+          <w:bCs/>
+          <w:lang w:val="es-UY"/>
+        </w:rPr>
+        <w:t xml:space="preserve">La evaluación RAGAS mide la calidad técnica del pipeline RAG de forma aislada, pero no puede reemplazar la validación experimental completa con Gold Standard. En particular, una alta fidelidad (faithfulness) no implica necesariamente una alta precisión de clasificación (F1): es posible que el modelo genere justificaciones perfectamente fundamentadas en los chunks pero aplique el umbral de decisión de forma incorrecta. Por esta razón, las métricas RAGAS se reportan como métricas complementarias de diagnóstico en la sección de resultados H2, no como métricas primarias de la hipótesis.</w:t>
+      </w:r>
+    </w:p>
+    <w:p>
+      <w:pPr>
+        <w:rPr>
+          <w:lang w:val="es-UY"/>
+        </w:rPr>
+      </w:pPr>
+    </w:p>
+    <w:p>
+      <w:pPr>
+        <w:pStyle w:val="Ttulo2"/>
+      </w:pPr>
+      <w:bookmarkStart w:id="46" w:name="_Toc227526075"/>
+      <w:r>
+        <w:t xml:space="preserve">Módulo de </w:t>
+      </w:r>
+      <w:proofErr w:type="spellStart"/>
+      <w:r>
+        <w:t>anonimización</w:t>
+      </w:r>
+      <w:proofErr w:type="spellEnd"/>
+      <w:r>
+        <w:t xml:space="preserve"> PII (H3)</w:t>
+      </w:r>
+      <w:bookmarkEnd w:id="46"/>
+    </w:p>
+    <w:p>
+      <w:pPr>
+        <w:rPr>
+          <w:bCs/>
+          <w:lang w:val="es-UY"/>
+        </w:rPr>
+      </w:pPr>
+      <w:r>
+        <w:rPr>
+          <w:bCs/>
+          <w:lang w:val="es-UY"/>
+        </w:rPr>
+        <w:t xml:space="preserve">El módulo de anonimización PII (Personally Identifiable Information) es el componente diferenciador de la configuración C3. Su objetivo es eliminar o sustituir por entidades genéricas todos los datos que permitan identificar directa o indirectamente al candidato antes de que el texto llegue al motor de retrieval o al LLM evaluador. La implementación se encuentra en pii/anonymizer.py mediante la clase SistacAnonymizer.</w:t>
+      </w:r>
+    </w:p>
+    <w:p>
+      <w:pPr>
+        <w:spacing w:line="276" w:lineRule="auto"/>
         <w:jc w:val="center"/>
-        <w:spacing w:before="60" w:after="200"/>
-      </w:pPr>
-      <w:r>
-        <w:rPr>
-          <w:i/>
-          <w:iCs/>
-        </w:rPr>
-        <w:t>Figura 5.5. Arquitectura del motor de scoring multidimensional. Fuente: elaboración propia.</w:t>
-      </w:r>
-    </w:p>
-    <w:p>
-      <w:pPr>
-        <w:pStyle w:val="Ttulo3"/>
-      </w:pPr>
-      <w:r>
-        <w:rPr>
-          <w:b/>
-        </w:rPr>
-        <w:t>5.5.1  Diseño del prompt</w:t>
-      </w:r>
-    </w:p>
-    <w:p>
-      <w:pPr>
-        <w:pStyle w:val="Normal"/>
-        <w:spacing w:after="120" w:line="276" w:lineRule="auto"/>
-        <w:jc w:val="both"/>
-      </w:pPr>
-      <w:r>
-        <w:rPr/>
-        <w:t xml:space="preserve">El prompt de evaluación se estructura en tres componentes: un system prompt que establece el rol del modelo como evaluador experto en selección de talento con instrucción de responder únicamente en JSON válido; un bloque de contexto opcional con los chunks recuperados (solo en C2 y C3); y un user prompt que presenta el CV, la descripción del cargo y las instrucciones de evaluación dimensional.</w:t>
-      </w:r>
-    </w:p>
-    <w:p>
-      <w:pPr>
-        <w:pStyle w:val="Normal"/>
-        <w:spacing w:after="120" w:line="276" w:lineRule="auto"/>
-        <w:jc w:val="both"/>
-      </w:pPr>
-      <w:r>
-        <w:rPr/>
-        <w:t xml:space="preserve">El modelo evaluador es claude-sonnet-4-5-20241022, configurado con temperatura = 0.0 para garantizar determinismo en las evaluaciones y max_tokens = 1024 por respuesta. La elección de temperatura cero es fundamental para la reproducibilidad del experimento: dado que múltiples evaluaciones del mismo CV deben producir el mismo score, cualquier componente estocástica del modelo introduciría varianza espuria en las métricas de H2.</w:t>
-      </w:r>
-    </w:p>
-    <w:p>
-      <w:pPr>
-        <w:pStyle w:val="Ttulo3"/>
-      </w:pPr>
-      <w:r>
-        <w:rPr>
-          <w:b/>
-        </w:rPr>
-        <w:t>5.5.2  Dimensiones de evaluación y pesos</w:t>
-      </w:r>
-    </w:p>
-    <w:p>
-      <w:pPr>
-        <w:pStyle w:val="Normal"/>
-        <w:spacing w:after="120" w:line="276" w:lineRule="auto"/>
-        <w:jc w:val="both"/>
-      </w:pPr>
-      <w:r>
-        <w:rPr/>
-        <w:t xml:space="preserve">El score final se compone de cuatro dimensiones ponderadas, calibradas a partir del análisis de las prácticas de evaluación en selección de talento documentadas en la literatura (Gan et al., 2024; Lo et al., 2025):</w:t>
-      </w:r>
-    </w:p>
-    <w:p>
-      <w:pPr>
-        <w:pStyle w:val="Normal"/>
-        <w:spacing w:after="120" w:line="276" w:lineRule="auto"/>
-        <w:jc w:val="both"/>
-      </w:pPr>
-      <w:r>
-        <w:rPr/>
-        <w:t xml:space="preserve">Competencias técnicas (40%): habilidades específicas del rol, herramientas, lenguajes de programación, certificaciones y licencias profesionales. Recibe el mayor peso porque es el factor con mayor capacidad discriminativa en etapas iniciales de cribado.</w:t>
-      </w:r>
-    </w:p>
-    <w:p>
-      <w:pPr>
-        <w:pStyle w:val="Normal"/>
-        <w:spacing w:after="120" w:line="276" w:lineRule="auto"/>
-        <w:jc w:val="both"/>
-      </w:pPr>
-      <w:r>
-        <w:rPr/>
-        <w:t xml:space="preserve">Experiencia laboral (30%): años de experiencia relevante, roles y responsabilidades similares al cargo, sector de industria y nivel jerárquico. El segundo peso más alto refleja que la experiencia es el predictor más robusto del desempeño laboral en la literatura de psicología industrial.</w:t>
-      </w:r>
-    </w:p>
-    <w:p>
-      <w:pPr>
-        <w:pStyle w:val="Normal"/>
-        <w:spacing w:after="120" w:line="276" w:lineRule="auto"/>
-        <w:jc w:val="both"/>
-      </w:pPr>
-      <w:r>
-        <w:rPr/>
-        <w:t xml:space="preserve">Formación académica (20%): título universitario, institución, posgrados y cursos relevantes. El peso moderado reconoce que la formación formal es condición necesaria en muchos roles pero no suficiente para predecir el desempeño.</w:t>
-      </w:r>
-    </w:p>
-    <w:p>
-      <w:pPr>
-        <w:pStyle w:val="Normal"/>
-        <w:spacing w:after="120" w:line="276" w:lineRule="auto"/>
-        <w:jc w:val="both"/>
-      </w:pPr>
-      <w:r>
-        <w:rPr/>
-        <w:t xml:space="preserve">Soft skills (10%): liderazgo, comunicación efectiva, trabajo en equipo y adaptabilidad, inferidos del lenguaje del CV. El peso menor refleja la dificultad de inferir estas competencias de manera confiable a partir de texto.</w:t>
-      </w:r>
-    </w:p>
-    <w:p>
-      <w:pPr>
-        <w:pStyle w:val="Ttulo3"/>
-      </w:pPr>
-      <w:r>
-        <w:rPr>
-          <w:b/>
-        </w:rPr>
-        <w:t>5.5.3  Umbral de decisión</w:t>
-      </w:r>
-    </w:p>
-    <w:p>
-      <w:pPr>
-        <w:pStyle w:val="Normal"/>
-        <w:spacing w:after="120" w:line="276" w:lineRule="auto"/>
-        <w:jc w:val="both"/>
-      </w:pPr>
-      <w:r>
-        <w:rPr/>
-        <w:t xml:space="preserve">El score final es un entero en el rango [0, 100]. La decisión de clasificación se aplica con un umbral SCORE_THRESHOLD = 70: candidatos con score ≥ 70 son clasificados como APTO, y aquellos con score &lt; 70 como NO_APTO. Este umbral fue calibrado empíricamente durante el piloto de cinco CVs (C2 con Gold Standard sintético), comparando la distribución de scores con las etiquetas esperadas. El mismo umbral se aplica en todas las configuraciones C1, C2 y C3 para garantizar la comparabilidad de las hipótesis H1, H2 y H3.</w:t>
-      </w:r>
-    </w:p>
-    <w:p>
-      <w:pPr>
-        <w:pStyle w:val="Ttulo3"/>
-      </w:pPr>
-      <w:r>
-        <w:rPr>
-          <w:b/>
-        </w:rPr>
-        <w:t>5.5.4  Robustez ante errores de formato</w:t>
-      </w:r>
-    </w:p>
-    <w:p>
-      <w:pPr>
-        <w:pStyle w:val="Normal"/>
-        <w:spacing w:after="120" w:line="276" w:lineRule="auto"/>
-        <w:jc w:val="both"/>
-      </w:pPr>
-      <w:r>
-        <w:rPr/>
-        <w:t xml:space="preserve">El output del LLM se parsea con json.loads(). En caso de JSONDecodeError —situación posible cuando el modelo genera texto introductorio antes del JSON o utiliza comillas no estándar— el sistema aplica un mecanismo de recuperación basado en expresiones regulares para extraer el JSON embebido en la respuesta. Si la recuperación falla, la evaluación se marca como error y se excluye del cálculo de métricas. En las pruebas piloto, la tasa de fallo de parseo fue inferior al 2% con temperature = 0.</w:t>
-      </w:r>
-    </w:p>
-    <w:p>
-      <w:pPr>
-        <w:pStyle w:val="Normal"/>
-        <w:spacing w:after="60" w:line="276" w:lineRule="auto"/>
-        <w:jc w:val="both"/>
-      </w:pPr>
-      <w:r>
-        <w:rPr/>
-        <w:t xml:space="preserve"/>
-      </w:r>
-    </w:p>
-    <w:p ns2:paraId="68ED37EA" ns2:textId="0B19A32B">
-      <w:pPr>
-        <w:pStyle w:val="Ttulo2"/>
-      </w:pPr>
-      <w:bookmarkStart w:id="45" w:name="_Toc227526074"/>
-      <w:r>
-        <w:t>Evaluación técnica del pipeline (</w:t>
-      </w:r>
-      <w:proofErr w:type="spellStart"/>
-      <w:r>
-        <w:t>in-vitro</w:t>
-      </w:r>
-      <w:proofErr w:type="spellEnd"/>
-      <w:r>
-        <w:t>, H2)</w:t>
-      </w:r>
-      <w:bookmarkEnd w:id="45"/>
-    </w:p>
-    <w:p>
-      <w:pPr>
-        <w:pStyle w:val="Normal"/>
-        <w:spacing w:after="120" w:line="276" w:lineRule="auto"/>
-        <w:jc w:val="both"/>
-      </w:pPr>
-      <w:r>
-        <w:rPr/>
-        <w:t xml:space="preserve">La evaluación técnica del pipeline RAG utiliza el framework RAGAS (Retrieval-Augmented Generation Assessment) para medir la calidad del sistema en tres dimensiones ortogonales: la fidelidad de la respuesta generada respecto a los chunks recuperados (faithfulness), la relevancia de la respuesta respecto a la pregunta planteada (answer relevancy) y la precisión de los chunks recuperados respecto a los documentos relevantes del corpus (context precision).</w:t>
-      </w:r>
-    </w:p>
-    <w:p>
-      <w:pPr>
-        <w:pStyle w:val="Ttulo3"/>
-      </w:pPr>
-      <w:r>
-        <w:rPr>
-          <w:b/>
-        </w:rPr>
-        <w:t>5.6.1  Configuración de RAGAS</w:t>
-      </w:r>
-    </w:p>
-    <w:p>
-      <w:pPr>
-        <w:pStyle w:val="Normal"/>
-        <w:spacing w:after="120" w:line="276" w:lineRule="auto"/>
-        <w:jc w:val="both"/>
-      </w:pPr>
-      <w:r>
-        <w:rPr/>
-        <w:t xml:space="preserve">RAGAS requiere un LLM juez para calcular las métricas de faithfulness y answer relevancy, que evalúan la generación de forma no determinista. Se utiliza Claude Haiku como modelo juez —via ChatAnthropic de LangChain— en lugar de GPT-4, ya que el proyecto opera íntegramente sobre la infraestructura de Anthropic. Esta configuración se inicializa en rag/ragas_eval.py con la clase ChatAnthropic(model="claude-haiku-4-5").</w:t>
-      </w:r>
-    </w:p>
-    <w:p>
-      <w:pPr>
-        <w:pStyle w:val="Normal"/>
-        <w:spacing w:after="120" w:line="276" w:lineRule="auto"/>
-        <w:jc w:val="both"/>
-      </w:pPr>
-      <w:r>
-        <w:rPr/>
-        <w:t xml:space="preserve">El dataset de evaluación RAGAS se construye como una lista de registros {question, answer, contexts, ground_truth}, donde question es la descripción del cargo, answer es la justificación generada por el scorer, contexts son los chunks recuperados, y ground_truth es la etiqueta del Gold Standard. El piloto se ejecutó sobre los cinco CVs del corpus de prueba técnica inicial.</w:t>
-      </w:r>
-    </w:p>
-    <w:p>
-      <w:pPr>
-        <w:pStyle w:val="Ttulo3"/>
-      </w:pPr>
-      <w:r>
-        <w:rPr>
-          <w:b/>
-        </w:rPr>
-        <w:t>5.6.2  Métricas RAGAS y resultados del piloto</w:t>
-      </w:r>
-    </w:p>
-    <w:p>
-      <w:pPr>
-        <w:pStyle w:val="Normal"/>
-        <w:spacing w:after="120" w:line="276" w:lineRule="auto"/>
-        <w:jc w:val="both"/>
-      </w:pPr>
-      <w:r>
-        <w:rPr/>
-        <w:t xml:space="preserve">Las tres métricas principales evaluadas son: Faithfulness (fidelidad): mide en qué proporción las afirmaciones de la respuesta están soportadas por los chunks recuperados. Un valor bajo indicaría que el LLM alucina información que no está en el contexto. Answer Relevancy (relevancia de la respuesta): mide si la justificación generada responde efectivamente a las características del cargo. Context Precision (precisión del contexto): mide si los chunks recuperados son los más relevantes del corpus para la consulta dada.</w:t>
-      </w:r>
-    </w:p>
-    <w:p>
-      <w:pPr>
-        <w:pStyle w:val="Normal"/>
-        <w:spacing w:after="120" w:line="276" w:lineRule="auto"/>
-        <w:jc w:val="both"/>
-      </w:pPr>
-      <w:r>
-        <w:rPr/>
-        <w:t xml:space="preserve">Los resultados del piloto sobre cinco CVs deben interpretarse como una prueba de viabilidad técnica del pipeline, no como métricas definitivas. La evaluación estadística completa se realiza sobre los 60 CVs del conjunto de test en el experimento factorial del Capítulo 6. En caso de incompatibilidad de versiones de RAGAS con el entorno, el sistema dispone de un mecanismo de fallback que calcula métricas proxy: overlap ROUGE-L entre la justificación y los chunks para estimar fidelidad, y similitud coseno entre los chunks y la JD para estimar precisión del contexto.</w:t>
-      </w:r>
-    </w:p>
-    <w:p>
-      <w:pPr>
-        <w:pStyle w:val="Ttulo3"/>
-      </w:pPr>
-      <w:r>
-        <w:rPr>
-          <w:b/>
-        </w:rPr>
-        <w:t>5.6.3  Limitaciones de la evaluación in-vitro</w:t>
-      </w:r>
-    </w:p>
-    <w:p>
-      <w:pPr>
-        <w:pStyle w:val="Normal"/>
-        <w:spacing w:after="120" w:line="276" w:lineRule="auto"/>
-        <w:jc w:val="both"/>
-      </w:pPr>
-      <w:r>
-        <w:rPr/>
-        <w:t xml:space="preserve">La evaluación RAGAS mide la calidad técnica del pipeline RAG de forma aislada, pero no puede reemplazar la validación experimental completa con Gold Standard (Capítulo 6). En particular, una alta fidelidad (faithfulness) no implica necesariamente una alta precisión de clasificación (F1): es posible que el modelo genere justificaciones perfectamente fundamentadas en los chunks pero aplique el umbral de decisión de forma incorrecta. Por esta razón, las métricas RAGAS se reportan como métricas complementarias de diagnóstico en la sección de resultados H2, no como métricas primarias de la hipótesis.</w:t>
-      </w:r>
-    </w:p>
-    <w:p>
-      <w:pPr>
-        <w:pStyle w:val="Normal"/>
-        <w:spacing w:after="60" w:line="276" w:lineRule="auto"/>
-        <w:jc w:val="both"/>
-      </w:pPr>
-      <w:r>
-        <w:rPr/>
-        <w:t xml:space="preserve"/>
-      </w:r>
-    </w:p>
-    <w:p ns2:paraId="56789310" ns2:textId="1427D608">
-      <w:pPr>
-        <w:pStyle w:val="Ttulo2"/>
-      </w:pPr>
-      <w:bookmarkStart w:id="46" w:name="_Toc227526075"/>
-      <w:r>
-        <w:t xml:space="preserve">Módulo de </w:t>
-      </w:r>
-      <w:proofErr w:type="spellStart"/>
-      <w:r>
-        <w:t>anonimización</w:t>
-      </w:r>
-      <w:proofErr w:type="spellEnd"/>
-      <w:r>
-        <w:t xml:space="preserve"> PII (H3)</w:t>
-      </w:r>
-      <w:bookmarkEnd w:id="46"/>
-    </w:p>
-    <w:p>
-      <w:pPr>
-        <w:pStyle w:val="Normal"/>
-        <w:spacing w:after="120" w:line="276" w:lineRule="auto"/>
-        <w:jc w:val="both"/>
-      </w:pPr>
-      <w:r>
-        <w:rPr/>
-        <w:t xml:space="preserve">El módulo de anonimización PII (Personally Identifiable Information) es el componente diferenciador de la configuración C3. Su objetivo es eliminar o sustituir por entidades genéricas todos los datos que permitan identificar directa o indirectamente al candidato antes de que el texto llegue al motor de retrieval o al LLM evaluador. La implementación se encuentra en pii/anonymizer.py mediante la clase SistacAnonymizer.</w:t>
-      </w:r>
-    </w:p>
-    <w:p>
-      <w:pPr>
-        <w:jc w:val="center"/>
-      </w:pPr>
-      <w:r>
+        <w:rPr>
+          <w:lang w:val="es-UY"/>
+        </w:rPr>
+      </w:pPr>
+      <w:r>
+        <w:rPr>
+          <w:noProof/>
+          <w:lang w:val="es-UY"/>
+        </w:rPr>
         <w:drawing>
           <wp:inline distT="0" distB="0" distL="0" distR="0">
             <wp:extent cx="5400000" cy="2340000"/>
             <wp:effectExtent l="0" t="0" r="0" b="0"/>
-            <wp:docPr id="2287" name="Figura 5.3. Flujo de anonimización PII en la configuración C3. Fuente: elaboración propia."/>
+            <wp:docPr id="6039" name="Figura_6039"/>
+            <wp:cNvGraphicFramePr>
+              <a:graphicFrameLocks noChangeAspect="1"/>
+            </wp:cNvGraphicFramePr>
             <a:graphic>
               <a:graphicData uri="http://schemas.openxmlformats.org/drawingml/2006/picture">
                 <pic:pic>
                   <pic:nvPicPr>
-                    <pic:cNvPr id="0" name="Figura 5.3. Flujo de anonimización PII en la configuración C3. Fuente: elaboración propia."/>
-                    <pic:cNvPicPr/>
+                    <pic:cNvPr id="6039" name="Figura_6039"/>
+                    <pic:cNvPicPr>
+                      <a:picLocks noChangeAspect="1"/>
+                    </pic:cNvPicPr>
                   </pic:nvPicPr>
                   <pic:blipFill>
-                    <a:blip r:embed="rIdImg123"/>
+                    <a:blip r:embed="rIdCap5F3"/>
                     <a:stretch>
                       <a:fillRect/>
                     </a:stretch>
                   </pic:blipFill>
-                  <pic:spPr>
+                  <pic:spPr bwMode="auto">
                     <a:xfrm>
                       <a:off x="0" y="0"/>
                       <a:ext cx="5400000" cy="2340000"/>
@@ -18623,6 +18927,10 @@
                     <a:prstGeom prst="rect">
                       <a:avLst/>
                     </a:prstGeom>
+                    <a:noFill/>
+                    <a:ln>
+                      <a:noFill/>
+                    </a:ln>
                   </pic:spPr>
                 </pic:pic>
               </a:graphicData>
@@ -18633,288 +18941,480 @@
     </w:p>
     <w:p>
       <w:pPr>
+        <w:pStyle w:val="Piedefoto-tabla"/>
+        <w:rPr>
+          <w:lang w:val="es-UY"/>
+        </w:rPr>
+      </w:pPr>
+      <w:r>
+        <w:rPr>
+          <w:lang w:val="es-UY"/>
+        </w:rPr>
+        <w:t xml:space="preserve">Figura 5.3. Posición del módulo PII en el pipeline C3: opera antes del chunking y el retrieval. Fuente: elaboración propia.</w:t>
+      </w:r>
+    </w:p>
+    <w:p>
+      <w:pPr>
+        <w:pStyle w:val="Ttulo3"/>
+        <w:rPr>
+          <w:lang w:val="es-UY"/>
+        </w:rPr>
+      </w:pPr>
+      <w:r>
+        <w:rPr>
+          <w:lang w:val="es-UY"/>
+        </w:rPr>
+        <w:t>5.7.1  Stack tecnologico: Presidio + spaCy</w:t>
+      </w:r>
+    </w:p>
+    <w:p>
+      <w:pPr>
+        <w:rPr>
+          <w:bCs/>
+          <w:lang w:val="es-UY"/>
+        </w:rPr>
+      </w:pPr>
+      <w:r>
+        <w:rPr>
+          <w:bCs/>
+          <w:lang w:val="es-UY"/>
+        </w:rPr>
+        <w:t xml:space="preserve">SistacAnonymizer combina dos librerías open source. Microsoft Presidio (version &gt;= 2.2.354) actúa como motor de detección y anonimización de entidades PII, incorporando analizadores predefinidos para más de 20 tipos de entidades: nombres de personas, números de identidad, correos electrónicos, números de teléfono, fechas de nacimiento, entre otros. spaCy (version &gt;= 3.7.0) con el modelo es_core_news_lg proporciona el procesamiento lingüístico en español necesario para que Presidio identifique con precisión las entidades nombradas en el texto.</w:t>
+      </w:r>
+    </w:p>
+    <w:p>
+      <w:pPr>
+        <w:rPr>
+          <w:bCs/>
+          <w:lang w:val="es-UY"/>
+        </w:rPr>
+      </w:pPr>
+      <w:r>
+        <w:rPr>
+          <w:bCs/>
+          <w:lang w:val="es-UY"/>
+        </w:rPr>
+        <w:t xml:space="preserve">La elección de este stack responde al principio de privacidad por diseño establecido en el Reglamento (UE) 2024/1689 (EU AI Act) y en la Ley Uruguaya 18.331 de Protección de Datos Personales. El procesamiento es completamente local —sin llamadas a APIs externas— lo que garantiza que los datos de los candidatos no abandonen el entorno controlado del sistema en ninguna etapa del proceso de anonimización.</w:t>
+      </w:r>
+    </w:p>
+    <w:p>
+      <w:pPr>
+        <w:pStyle w:val="Ttulo3"/>
+        <w:rPr>
+          <w:lang w:val="es-UY"/>
+        </w:rPr>
+      </w:pPr>
+      <w:r>
+        <w:rPr>
+          <w:lang w:val="es-UY"/>
+        </w:rPr>
+        <w:t>5.7.2  Entidades detectadas y estrategia de sustitucion</w:t>
+      </w:r>
+    </w:p>
+    <w:p>
+      <w:pPr>
+        <w:rPr>
+          <w:bCs/>
+          <w:lang w:val="es-UY"/>
+        </w:rPr>
+      </w:pPr>
+      <w:r>
+        <w:rPr>
+          <w:bCs/>
+          <w:lang w:val="es-UY"/>
+        </w:rPr>
+        <w:t xml:space="preserve">El módulo detecta y sustituye las siguientes categorías de entidades: nombres de personas (etiqueta &lt;PERSONA&gt;), números de identidad y documentos (&lt;ID&gt;), direcciones de correo electrónico (&lt;EMAIL&gt;), números de teléfono (&lt;TELEFONO&gt;), fechas de nacimiento y edades explícitas (&lt;EDAD&gt;), referencias de género explícitas en primera persona (&lt;GENERO&gt;), y direcciones físicas (&lt;DIRECCION&gt;). La estrategia de sustitución por etiquetas genéricas —en lugar de eliminación— preserva la estructura sintáctica del texto, lo que mejora la calidad del chunking y del retrieval posterior.</w:t>
+      </w:r>
+    </w:p>
+    <w:p>
+      <w:pPr>
+        <w:pStyle w:val="Ttulo3"/>
+        <w:rPr>
+          <w:lang w:val="es-UY"/>
+        </w:rPr>
+      </w:pPr>
+      <w:r>
+        <w:rPr>
+          <w:lang w:val="es-UY"/>
+        </w:rPr>
+        <w:t>5.7.3  Validacion del modulo</w:t>
+      </w:r>
+    </w:p>
+    <w:p>
+      <w:pPr>
+        <w:rPr>
+          <w:bCs/>
+          <w:lang w:val="es-UY"/>
+        </w:rPr>
+      </w:pPr>
+      <w:r>
+        <w:rPr>
+          <w:bCs/>
+          <w:lang w:val="es-UY"/>
+        </w:rPr>
+        <w:t xml:space="preserve">El módulo PII cuenta con una suite de 10 tests unitarios (pii/test_anonymization.py) que validan la correcta detección y sustitución de cada tipo de entidad, así como el comportamiento ante textos vacíos, textos sin PII y textos con entidades en múltiples formatos (DNI uruguayo, formato europeo, formato anglosajón). Los 10 tests pasan satisfactoriamente en el entorno de desarrollo. Una limitación conocida es que la precisión de Presidio en español es inferior a su precisión en inglés, con tasas de falsos negativos del orden del 5-10% para nombres propios poco frecuentes en el corpus de entrenamiento de es_core_news_lg. Esta limitación se documenta en la discusión de resultados de H3.</w:t>
+      </w:r>
+    </w:p>
+    <w:p>
+      <w:pPr>
+        <w:rPr>
+          <w:lang w:val="es-UY"/>
+        </w:rPr>
+      </w:pPr>
+    </w:p>
+    <w:p>
+      <w:pPr>
+        <w:pStyle w:val="Ttulo2"/>
+      </w:pPr>
+      <w:bookmarkStart w:id="47" w:name="_Toc227526076"/>
+      <w:r>
+        <w:t>Marco de métricas de equidad algorítmica (H3)</w:t>
+      </w:r>
+      <w:bookmarkEnd w:id="47"/>
+    </w:p>
+    <w:p>
+      <w:pPr>
+        <w:rPr>
+          <w:bCs/>
+          <w:lang w:val="es-UY"/>
+        </w:rPr>
+      </w:pPr>
+      <w:r>
+        <w:rPr>
+          <w:bCs/>
+          <w:lang w:val="es-UY"/>
+        </w:rPr>
+        <w:t xml:space="preserve">La hipótesis H3 postula que la anonimización PII reduce significativamente el sesgo demográfico en las decisiones de selección automatizada. Para operacionalizar esta hipótesis, SISTAC implementa un marco de métricas de equidad algorítmica basado en las definiciones de disparate impact del marco legal EEOC (Equal Employment Opportunity Commission) y en las métricas estadísticas de fairness de la literatura de inteligencia artificial (Chouldechova, 2017; Fabris et al., 2025).</w:t>
+      </w:r>
+    </w:p>
+    <w:p>
+      <w:pPr>
+        <w:pStyle w:val="Ttulo3"/>
+        <w:rPr>
+          <w:lang w:val="es-UY"/>
+        </w:rPr>
+      </w:pPr>
+      <w:r>
+        <w:rPr>
+          <w:lang w:val="es-UY"/>
+        </w:rPr>
+        <w:t>5.8.1  Disparate Impact Ratio (DIR)</w:t>
+      </w:r>
+    </w:p>
+    <w:p>
+      <w:pPr>
+        <w:rPr>
+          <w:bCs/>
+          <w:lang w:val="es-UY"/>
+        </w:rPr>
+      </w:pPr>
+      <w:r>
+        <w:rPr>
+          <w:bCs/>
+          <w:lang w:val="es-UY"/>
+        </w:rPr>
+        <w:t xml:space="preserve">El Disparate Impact Ratio (DIR) se define como el cociente entre la tasa de selección del grupo protegido y la tasa de selección del grupo de referencia. En el contexto de SISTAC, el grupo protegido es el colectivo femenino y el grupo de referencia es el colectivo masculino (siguiendo la clasificación binaria del corpus sintético). Formalmente: DIR = P(APTO | genero=F) / P(APTO | genero=M).</w:t>
+      </w:r>
+    </w:p>
+    <w:p>
+      <w:pPr>
+        <w:rPr>
+          <w:bCs/>
+          <w:lang w:val="es-UY"/>
+        </w:rPr>
+      </w:pPr>
+      <w:r>
+        <w:rPr>
+          <w:bCs/>
+          <w:lang w:val="es-UY"/>
+        </w:rPr>
+        <w:t xml:space="preserve">La regla de las cuatro quintas partes (EEOC 4/5 Rule) establece que un sistema de selección es potencialmente discriminatorio si DIR &lt; 0.80. En consecuencia, el umbral de la hipótesis H3 es DIR &gt;= 0.80 para la configuración C3. La hipótesis nula es que la anonimización no modifica el DIR de manera estadísticamente significativa respecto a C2.</w:t>
+      </w:r>
+    </w:p>
+    <w:p>
+      <w:pPr>
+        <w:pStyle w:val="Ttulo3"/>
+        <w:rPr>
+          <w:lang w:val="es-UY"/>
+        </w:rPr>
+      </w:pPr>
+      <w:r>
+        <w:rPr>
+          <w:lang w:val="es-UY"/>
+        </w:rPr>
+        <w:t>5.8.2  Statistical Parity Difference (SPD)</w:t>
+      </w:r>
+    </w:p>
+    <w:p>
+      <w:pPr>
+        <w:rPr>
+          <w:bCs/>
+          <w:lang w:val="es-UY"/>
+        </w:rPr>
+      </w:pPr>
+      <w:r>
+        <w:rPr>
+          <w:bCs/>
+          <w:lang w:val="es-UY"/>
+        </w:rPr>
+        <w:t xml:space="preserve">El Statistical Parity Difference (SPD) mide la diferencia absoluta en las tasas de selección entre grupos demográficos: SPD = P(APTO | genero=F) - P(APTO | genero=M). Un valor SPD = 0 indica paridad estadística perfecta. Valores negativos de SPD indican que el grupo femenino tiene una tasa de selección inferior. El marco de Chouldechova (2017) advierte que la equidad estadística y la equidad calibrada son en general incompatibles cuando las tasas de prevalencia difieren entre grupos, limitación teórica que se discute en el Capítulo 8.</w:t>
+      </w:r>
+    </w:p>
+    <w:p>
+      <w:pPr>
+        <w:pStyle w:val="Ttulo3"/>
+        <w:rPr>
+          <w:lang w:val="es-UY"/>
+        </w:rPr>
+      </w:pPr>
+      <w:r>
+        <w:rPr>
+          <w:lang w:val="es-UY"/>
+        </w:rPr>
+        <w:t>5.8.3  Implementacion en evaluation/fairness_metrics.py</w:t>
+      </w:r>
+    </w:p>
+    <w:p>
+      <w:pPr>
+        <w:rPr>
+          <w:bCs/>
+          <w:lang w:val="es-UY"/>
+        </w:rPr>
+      </w:pPr>
+      <w:r>
+        <w:rPr>
+          <w:bCs/>
+          <w:lang w:val="es-UY"/>
+        </w:rPr>
+        <w:t xml:space="preserve">El módulo evaluation/fairness_metrics.py implementa las funciones fairness_report(), compute_dir() y compute_spd(), que reciben el dataframe de resultados del experimento factorial y calculan DIR y SPD para cada configuración y cada par de grupos demográficos. Los resultados se exportan en formato CSV a paper/tables/ para su inserción en las tablas del Capítulo 7.</w:t>
+      </w:r>
+    </w:p>
+    <w:p>
+      <w:pPr>
+        <w:rPr>
+          <w:bCs/>
+          <w:lang w:val="es-UY"/>
+        </w:rPr>
+      </w:pPr>
+      <w:r>
+        <w:rPr>
+          <w:bCs/>
+          <w:lang w:val="es-UY"/>
+        </w:rPr>
+        <w:t xml:space="preserve">Una consideración metodológica importante es que el corpus sintético garantiza un balance perfecto de género (50% femenino / 50% masculino) y de etiqueta (50% APTO / 50% NO_APTO). En corpus reales con distribuciones desequilibradas, las métricas de equidad deben interpretarse con precaución, ya que el DIR puede verse influenciado por diferencias en la calificación objetiva de los candidatos más que por sesgos del sistema.</w:t>
+      </w:r>
+    </w:p>
+    <w:p>
+      <w:pPr>
+        <w:rPr>
+          <w:lang w:val="es-UY"/>
+        </w:rPr>
+      </w:pPr>
+    </w:p>
+    <w:p>
+      <w:pPr>
+        <w:pStyle w:val="Ttulo2"/>
+      </w:pPr>
+      <w:bookmarkStart w:id="48" w:name="_Toc227526077"/>
+      <w:r>
+        <w:t>Configuraciones C1, C2 y C3 del experimento</w:t>
+      </w:r>
+      <w:bookmarkEnd w:id="48"/>
+    </w:p>
+    <w:p>
+      <w:pPr>
+        <w:rPr>
+          <w:bCs/>
+          <w:lang w:val="es-UY"/>
+        </w:rPr>
+      </w:pPr>
+      <w:r>
+        <w:rPr>
+          <w:bCs/>
+          <w:lang w:val="es-UY"/>
+        </w:rPr>
+        <w:t xml:space="preserve">El experimento factorial de SISTAC compara tres configuraciones de sistema automatizado —C1, C2 y C3— entre sí y contra la línea base de screening manual C0. Cada configuración instrumenta una capacidad adicional sobre la anterior, permitiendo aislar el efecto de cada componente sobre las hipótesis H1, H2 y H3.</w:t>
+      </w:r>
+    </w:p>
+    <w:p>
+      <w:pPr>
+        <w:pStyle w:val="Ttulo3"/>
+        <w:rPr>
+          <w:lang w:val="es-UY"/>
+        </w:rPr>
+      </w:pPr>
+      <w:r>
+        <w:rPr>
+          <w:lang w:val="es-UY"/>
+        </w:rPr>
+        <w:t>5.9.1  Configuracion C1 — LLM puro</w:t>
+      </w:r>
+    </w:p>
+    <w:p>
+      <w:pPr>
+        <w:rPr>
+          <w:bCs/>
+          <w:lang w:val="es-UY"/>
+        </w:rPr>
+      </w:pPr>
+      <w:r>
+        <w:rPr>
+          <w:bCs/>
+          <w:lang w:val="es-UY"/>
+        </w:rPr>
+        <w:t xml:space="preserve">En C1, el sistema evalúa el par (CV, JD) utilizando exclusivamente la capacidad paramétrica del modelo de lenguaje, sin acceso a documentos externos. El LLM recibe como entrada el texto completo del CV y la descripción del cargo, y genera el score, la decisión y la justificación en formato JSON. Esta configuración constituye la línea base del sistema automatizado y permite medir la mejora marginal atribuible al componente RAG (comparación C1 vs. C2, hipótesis H2) y la reducción de sesgo atribuible a la anonimización PII (comparación C1 vs. C3, hipótesis H3).</w:t>
+      </w:r>
+    </w:p>
+    <w:p>
+      <w:pPr>
+        <w:pStyle w:val="Ttulo3"/>
+        <w:rPr>
+          <w:lang w:val="es-UY"/>
+        </w:rPr>
+      </w:pPr>
+      <w:r>
+        <w:rPr>
+          <w:lang w:val="es-UY"/>
+        </w:rPr>
+        <w:t>5.9.2  Configuracion C2 — LLM + RAG</w:t>
+      </w:r>
+    </w:p>
+    <w:p>
+      <w:pPr>
+        <w:rPr>
+          <w:bCs/>
+          <w:lang w:val="es-UY"/>
+        </w:rPr>
+      </w:pPr>
+      <w:r>
+        <w:rPr>
+          <w:bCs/>
+          <w:lang w:val="es-UY"/>
+        </w:rPr>
+        <w:t xml:space="preserve">C2 agrega el componente de retrieval sobre el índice vectorial de Azure AI Search. Antes de invocar al scorer, el sistema recupera los cinco chunks más relevantes del corpus de entrenamiento (240 CVs x 5 JDs, sin anonimización) para el cargo evaluado. Estos chunks se incorporan al prompt del LLM como contexto adicional, enriqueciendo la evaluación con información específica del dominio y del rol. La hipótesis H2 predice que C2 alcanzará F1 &gt;= 0.85 frente al Gold Standard, superando a C1.</w:t>
+      </w:r>
+    </w:p>
+    <w:p>
+      <w:pPr>
+        <w:pStyle w:val="Ttulo3"/>
+        <w:rPr>
+          <w:lang w:val="es-UY"/>
+        </w:rPr>
+      </w:pPr>
+      <w:r>
+        <w:rPr>
+          <w:lang w:val="es-UY"/>
+        </w:rPr>
+        <w:t>5.9.3  Configuracion C3 — LLM + RAG + PII</w:t>
+      </w:r>
+    </w:p>
+    <w:p>
+      <w:pPr>
+        <w:rPr>
+          <w:bCs/>
+          <w:lang w:val="es-UY"/>
+        </w:rPr>
+      </w:pPr>
+      <w:r>
+        <w:rPr>
+          <w:bCs/>
+          <w:lang w:val="es-UY"/>
+        </w:rPr>
+        <w:t xml:space="preserve">C3 incorpora el módulo SistacAnonymizer como primer paso del pipeline. El texto del CV, antes de llegar al retrieval y al scorer, es procesado por Presidio + spaCy para sustituir todas las entidades PII por etiquetas genéricas. El índice vectorial de C3 almacena exclusivamente versiones anonimizadas de los CVs de entrenamiento, de modo que ningún dato personal del candidato llega al modelo de lenguaje ni queda persistido en el vector store. La hipótesis H3 predice que DIR(C3) &gt; DIR(C2), es decir, que la anonimización reduce la discriminación algorítmica por género.</w:t>
+      </w:r>
+    </w:p>
+    <w:p>
+      <w:pPr>
+        <w:pStyle w:val="Ttulo3"/>
+        <w:rPr>
+          <w:lang w:val="es-UY"/>
+        </w:rPr>
+      </w:pPr>
+      <w:r>
+        <w:rPr>
+          <w:lang w:val="es-UY"/>
+        </w:rPr>
+        <w:t>5.9.4  Resumen comparativo de configuraciones</w:t>
+      </w:r>
+    </w:p>
+    <w:p>
+      <w:pPr>
+        <w:rPr>
+          <w:bCs/>
+          <w:lang w:val="es-UY"/>
+        </w:rPr>
+      </w:pPr>
+      <w:r>
+        <w:rPr>
+          <w:bCs/>
+          <w:lang w:val="es-UY"/>
+        </w:rPr>
+        <w:t xml:space="preserve">Las cuatro configuraciones del experimento se pueden resumir de la siguiente forma. C0 (Screening Manual): evaluación por un revisor humano, sin automatización, tiempo medio de 5-10 minutos por CV, sirve como línea base para medir eficiencia (H1). C1 (LLM Puro): Claude Sonnet sin RAG ni PII, tiempo de evaluacion aproximado de 8 segundos por CV, métricas F1 y AUC-ROC (H2) y DIR/SPD (H3). C2 (LLM + RAG): Claude Sonnet con Azure AI Search, retrieval híbrido y Semantic Ranker, tiempo aproximado de 12 segundos por CV, métrica principal F1 (H2). C3 (LLM + RAG + PII): Claude Sonnet con Azure AI Search y anonimización Presidio+spaCy, tiempo aproximado de 15 segundos por CV, métrica principal DIR (H3).</w:t>
+      </w:r>
+    </w:p>
+    <w:p>
+      <w:pPr>
+        <w:rPr>
+          <w:bCs/>
+          <w:lang w:val="es-UY"/>
+        </w:rPr>
+      </w:pPr>
+      <w:r>
+        <w:rPr>
+          <w:bCs/>
+          <w:lang w:val="es-UY"/>
+        </w:rPr>
+        <w:t xml:space="preserve">El orquestador del experimento (experiments/orquestador_c0_c3.py) ejecuta las cuatro configuraciones sobre los 60 CVs del conjunto de test e invoca los módulos de métricas (evaluation/efficiency_metrics.py, evaluation/efficacy_metrics.py, evaluation/fairness_metrics.py) para calcular los resultados que se reportan en el Capítulo 7.</w:t>
+      </w:r>
+    </w:p>
+    <w:p>
+      <w:pPr>
+        <w:spacing w:line="276" w:lineRule="auto"/>
         <w:jc w:val="center"/>
-        <w:spacing w:before="60" w:after="200"/>
-      </w:pPr>
-      <w:r>
-        <w:rPr>
-          <w:i/>
-          <w:iCs/>
-        </w:rPr>
-        <w:t>Figura 5.3. Flujo de anonimización PII en la configuración C3. Fuente: elaboración propia.</w:t>
-      </w:r>
-    </w:p>
-    <w:p>
-      <w:pPr>
-        <w:pStyle w:val="Ttulo3"/>
-      </w:pPr>
-      <w:r>
-        <w:rPr>
-          <w:b/>
-        </w:rPr>
-        <w:t>5.7.1  Stack tecnológico: Presidio + spaCy</w:t>
-      </w:r>
-    </w:p>
-    <w:p>
-      <w:pPr>
-        <w:pStyle w:val="Normal"/>
-        <w:spacing w:after="120" w:line="276" w:lineRule="auto"/>
-        <w:jc w:val="both"/>
-      </w:pPr>
-      <w:r>
-        <w:rPr/>
-        <w:t xml:space="preserve">SistacAnonymizer combina dos librerías open source de Microsoft y la comunidad spaCy. Microsoft Presidio (versión ≥ 2.2.354) actúa como motor de detección y anonimización de entidades PII, incorporando analizadores predefinidos para más de 20 tipos de entidades (nombres de personas, números de identidad, correos electrónicos, números de teléfono, fechas de nacimiento, entre otros). spaCy (versión ≥ 3.7.0) con el modelo es_core_news_lg proporciona el procesamiento lingüístico en español necesario para que Presidio identifique con precisión las entidades nombradas en el texto.</w:t>
-      </w:r>
-    </w:p>
-    <w:p>
-      <w:pPr>
-        <w:pStyle w:val="Normal"/>
-        <w:spacing w:after="120" w:line="276" w:lineRule="auto"/>
-        <w:jc w:val="both"/>
-      </w:pPr>
-      <w:r>
-        <w:rPr/>
-        <w:t xml:space="preserve">La elección de este stack responde al principio de privacidad por diseño establecido en el Reglamento (UE) 2024/1689 (EU AI Act) y en la Ley Uruguaya 18.331 de Protección de Datos Personales. El procesamiento es completamente local —sin llamadas a APIs externas— lo que garantiza que los datos de los candidatos no abandonen el entorno controlado del sistema en ninguna etapa del proceso de anonimización.</w:t>
-      </w:r>
-    </w:p>
-    <w:p>
-      <w:pPr>
-        <w:pStyle w:val="Ttulo3"/>
-      </w:pPr>
-      <w:r>
-        <w:rPr>
-          <w:b/>
-        </w:rPr>
-        <w:t>5.7.2  Entidades detectadas y estrategia de sustitución</w:t>
-      </w:r>
-    </w:p>
-    <w:p>
-      <w:pPr>
-        <w:pStyle w:val="Normal"/>
-        <w:spacing w:after="120" w:line="276" w:lineRule="auto"/>
-        <w:jc w:val="both"/>
-      </w:pPr>
-      <w:r>
-        <w:rPr/>
-        <w:t xml:space="preserve">El módulo detecta y sustituye las siguientes categorías de entidades: nombres de personas (→ &lt;PERSONA&gt;), números de identidad y documentos (→ &lt;ID&gt;), direcciones de correo electrónico (→ &lt;EMAIL&gt;), números de teléfono (→ &lt;TELEFONO&gt;), fechas de nacimiento y edades explícitas (→ &lt;EDAD&gt;), referencias de género explícitas en primera persona (→ &lt;GENERO&gt;), y direcciones físicas (→ &lt;DIRECCION&gt;). La estrategia de sustitución por etiquetas genéricas —en lugar de eliminación— preserva la estructura sintáctica del texto, lo que mejora la calidad del chunking y del retrieval posterior.</w:t>
-      </w:r>
-    </w:p>
-    <w:p>
-      <w:pPr>
-        <w:pStyle w:val="Ttulo3"/>
-      </w:pPr>
-      <w:r>
-        <w:rPr>
-          <w:b/>
-        </w:rPr>
-        <w:t>5.7.3  Validación del módulo</w:t>
-      </w:r>
-    </w:p>
-    <w:p>
-      <w:pPr>
-        <w:pStyle w:val="Normal"/>
-        <w:spacing w:after="120" w:line="276" w:lineRule="auto"/>
-        <w:jc w:val="both"/>
-      </w:pPr>
-      <w:r>
-        <w:rPr/>
-        <w:t xml:space="preserve">El módulo PII cuenta con una suite de 10 tests unitarios (pii/test_anonymization.py) que validan la correcta detección y sustitución de cada tipo de entidad, así como el comportamiento ante textos vacíos, textos sin PII y textos con entidades en múltiples formatos (DNI uruguayo, formato europeo, formato anglosajón). Los 10 tests pasan satisfactoriamente en el entorno de desarrollo. Esta suite constituye la evidencia de calidad requerida por el gate de commit (score ≥ 80, según quality.md).</w:t>
-      </w:r>
-    </w:p>
-    <w:p>
-      <w:pPr>
-        <w:pStyle w:val="Normal"/>
-        <w:spacing w:after="120" w:line="276" w:lineRule="auto"/>
-        <w:jc w:val="both"/>
-      </w:pPr>
-      <w:r>
-        <w:rPr/>
-        <w:t xml:space="preserve">Una limitación conocida es que la precisión de Presidio en español es inferior a su precisión en inglés, con tasas de falsos negativos del orden del 5–10% para nombres propios poco frecuentes en el corpus de entrenamiento de es_core_news_lg. Esta limitación se documenta explícitamente en la discusión de resultados de H3 (Capítulo 7).</w:t>
-      </w:r>
-    </w:p>
-    <w:p>
-      <w:pPr>
-        <w:pStyle w:val="Normal"/>
-        <w:spacing w:after="60" w:line="276" w:lineRule="auto"/>
-        <w:jc w:val="both"/>
-      </w:pPr>
-      <w:r>
-        <w:rPr/>
-        <w:t xml:space="preserve"/>
-      </w:r>
-    </w:p>
-    <w:p ns2:paraId="2A68AA58" ns2:textId="03BD9A8F">
-      <w:pPr>
-        <w:pStyle w:val="Ttulo2"/>
-      </w:pPr>
-      <w:bookmarkStart w:id="47" w:name="_Toc227526076"/>
-      <w:r>
-        <w:t>Marco de métricas de equidad algorítmica (H3)</w:t>
-      </w:r>
-      <w:bookmarkEnd w:id="47"/>
-    </w:p>
-    <w:p>
-      <w:pPr>
-        <w:pStyle w:val="Normal"/>
-        <w:spacing w:after="120" w:line="276" w:lineRule="auto"/>
-        <w:jc w:val="both"/>
-      </w:pPr>
-      <w:r>
-        <w:rPr/>
-        <w:t xml:space="preserve">La hipótesis H3 postula que la anonimización PII reduce significativamente el sesgo demográfico en las decisiones de selección automatizada. Para operacionalizar esta hipótesis, SISTAC implementa un marco de métricas de equidad algorítmica basado en las definiciones de disparate impact del marco legal EEOC (Equal Employment Opportunity Commission) y en las métricas estadísticas de fairness de la literatura de inteligencia artificial (Chouldechova, 2017; Fabris et al., 2025).</w:t>
-      </w:r>
-    </w:p>
-    <w:p>
-      <w:pPr>
-        <w:pStyle w:val="Ttulo3"/>
-      </w:pPr>
-      <w:r>
-        <w:rPr>
-          <w:b/>
-        </w:rPr>
-        <w:t>5.8.1  Disparate Impact Ratio (DIR)</w:t>
-      </w:r>
-    </w:p>
-    <w:p>
-      <w:pPr>
-        <w:pStyle w:val="Normal"/>
-        <w:spacing w:after="120" w:line="276" w:lineRule="auto"/>
-        <w:jc w:val="both"/>
-      </w:pPr>
-      <w:r>
-        <w:rPr/>
-        <w:t xml:space="preserve">El Disparate Impact Ratio (DIR) se define como el cociente entre la tasa de selección del grupo protegido y la tasa de selección del grupo de referencia. En el contexto de SISTAC, el grupo protegido es el colectivo femenino y el grupo de referencia es el colectivo masculino (siguiendo la clasificación binaria del corpus sintético). Formalmente: DIR = P(APTO | género=F) / P(APTO | género=M).</w:t>
-      </w:r>
-    </w:p>
-    <w:p>
-      <w:pPr>
-        <w:pStyle w:val="Normal"/>
-        <w:spacing w:after="120" w:line="276" w:lineRule="auto"/>
-        <w:jc w:val="both"/>
-      </w:pPr>
-      <w:r>
-        <w:rPr/>
-        <w:t xml:space="preserve">La regla de las cuatro quintas partes (EEOC 4/5 Rule) establece que un sistema de selección es potencialmente discriminatorio si DIR &lt; 0.80. En consecuencia, el umbral de la hipótesis H3 es DIR ≥ 0.80 para la configuración C3. La hipótesis nula es que la anonimización no modifica el DIR de manera estadísticamente significativa respecto a C2.</w:t>
-      </w:r>
-    </w:p>
-    <w:p>
-      <w:pPr>
-        <w:pStyle w:val="Ttulo3"/>
-      </w:pPr>
-      <w:r>
-        <w:rPr>
-          <w:b/>
-        </w:rPr>
-        <w:t>5.8.2  Statistical Parity Difference (SPD)</w:t>
-      </w:r>
-    </w:p>
-    <w:p>
-      <w:pPr>
-        <w:pStyle w:val="Normal"/>
-        <w:spacing w:after="120" w:line="276" w:lineRule="auto"/>
-        <w:jc w:val="both"/>
-      </w:pPr>
-      <w:r>
-        <w:rPr/>
-        <w:t xml:space="preserve">El Statistical Parity Difference (SPD) mide la diferencia absoluta en las tasas de selección entre grupos demográficos: SPD = P(APTO | género=F) − P(APTO | género=M). Un valor SPD = 0 indica paridad estadística perfecta. Valores negativos de SPD indican que el grupo femenino tiene una tasa de selección inferior. El marco de Chouldechova (2017) advierte que la equidad estadística y la equidad calibrada (calibration) son en general incompatibles cuando las tasas de prevalencia difieren entre grupos —una limitación teórica que se discute en el Capítulo 8 de este trabajo.</w:t>
-      </w:r>
-    </w:p>
-    <w:p>
-      <w:pPr>
-        <w:pStyle w:val="Ttulo3"/>
-      </w:pPr>
-      <w:r>
-        <w:rPr>
-          <w:b/>
-        </w:rPr>
-        <w:t>5.8.3  Implementación en evaluation/fairness_metrics.py</w:t>
-      </w:r>
-    </w:p>
-    <w:p>
-      <w:pPr>
-        <w:pStyle w:val="Normal"/>
-        <w:spacing w:after="120" w:line="276" w:lineRule="auto"/>
-        <w:jc w:val="both"/>
-      </w:pPr>
-      <w:r>
-        <w:rPr/>
-        <w:t xml:space="preserve">El módulo evaluation/fairness_metrics.py implementa las funciones fairness_report(), compute_dir() y compute_spd(), que reciben el dataframe de resultados del experimento factorial y calculan DIR y SPD para cada configuración y cada par de grupos demográficos. Los resultados se exportan en formato CSV a paper/tables/ para su inserción en las tablas del Capítulo 7.</w:t>
-      </w:r>
-    </w:p>
-    <w:p>
-      <w:pPr>
-        <w:pStyle w:val="Normal"/>
-        <w:spacing w:after="120" w:line="276" w:lineRule="auto"/>
-        <w:jc w:val="both"/>
-      </w:pPr>
-      <w:r>
-        <w:rPr/>
-        <w:t xml:space="preserve">Una consideración metodológica importante es que el corpus sintético garantiza un balance perfecto de género (50% femenino / 50% masculino) y de etiqueta (50% APTO / 50% NO_APTO). En corpus reales con distribuciones desequilibradas, las métricas de equidad deben interpretarse con precaución, ya que el DIR puede verse influenciado por diferencias en la calificación objetiva de los candidatos más que por sesgos del sistema. Esta limitación se documenta en la sección de limitaciones del estudio (Capítulo 8).</w:t>
-      </w:r>
-    </w:p>
-    <w:p>
-      <w:pPr>
-        <w:pStyle w:val="Normal"/>
-        <w:spacing w:after="60" w:line="276" w:lineRule="auto"/>
-        <w:jc w:val="both"/>
-      </w:pPr>
-      <w:r>
-        <w:rPr/>
-        <w:t xml:space="preserve"/>
-      </w:r>
-    </w:p>
-    <w:p ns2:paraId="0E5A9CC1" ns2:textId="07C2F235">
-      <w:pPr>
-        <w:pStyle w:val="Ttulo2"/>
-      </w:pPr>
-      <w:bookmarkStart w:id="48" w:name="_Toc227526077"/>
-      <w:r>
-        <w:t>Configuraciones C1, C2 y C3 del experimento</w:t>
-      </w:r>
-      <w:bookmarkEnd w:id="48"/>
-    </w:p>
-    <w:p>
-      <w:pPr>
-        <w:pStyle w:val="Normal"/>
-        <w:spacing w:after="120" w:line="276" w:lineRule="auto"/>
-        <w:jc w:val="both"/>
-      </w:pPr>
-      <w:r>
-        <w:rPr/>
-        <w:t xml:space="preserve">El experimento factorial de SISTAC compara tres configuraciones de sistema automatizado —C1, C2 y C3— entre sí y contra la línea base de screening manual C0. Cada configuración instrumenta una capacidad adicional sobre la anterior, permitiendo aislar el efecto de cada componente sobre las hipótesis H1, H2 y H3.</w:t>
-      </w:r>
-    </w:p>
-    <w:p>
-      <w:pPr>
-        <w:jc w:val="center"/>
-      </w:pPr>
-      <w:r>
+        <w:rPr>
+          <w:lang w:val="es-UY"/>
+        </w:rPr>
+      </w:pPr>
+      <w:r>
+        <w:rPr>
+          <w:noProof/>
+          <w:lang w:val="es-UY"/>
+        </w:rPr>
         <w:drawing>
           <wp:inline distT="0" distB="0" distL="0" distR="0">
-            <wp:extent cx="5400000" cy="2700000"/>
+            <wp:extent cx="5760000" cy="3240000"/>
             <wp:effectExtent l="0" t="0" r="0" b="0"/>
-            <wp:docPr id="1680" name="Figura 5.2 (referencia). Arquitectura del pipeline RAG empleado en C2 y C3. Fuente: elaboración propia."/>
+            <wp:docPr id="9667" name="Figura_9667"/>
+            <wp:cNvGraphicFramePr>
+              <a:graphicFrameLocks noChangeAspect="1"/>
+            </wp:cNvGraphicFramePr>
             <a:graphic>
               <a:graphicData uri="http://schemas.openxmlformats.org/drawingml/2006/picture">
                 <pic:pic>
                   <pic:nvPicPr>
-                    <pic:cNvPr id="0" name="Figura 5.2 (referencia). Arquitectura del pipeline RAG empleado en C2 y C3. Fuente: elaboración propia."/>
-                    <pic:cNvPicPr/>
+                    <pic:cNvPr id="9667" name="Figura_9667"/>
+                    <pic:cNvPicPr>
+                      <a:picLocks noChangeAspect="1"/>
+                    </pic:cNvPicPr>
                   </pic:nvPicPr>
                   <pic:blipFill>
-                    <a:blip r:embed="rIdImg122"/>
+                    <a:blip r:embed="rIdCap5F1"/>
                     <a:stretch>
                       <a:fillRect/>
                     </a:stretch>
                   </pic:blipFill>
-                  <pic:spPr>
+                  <pic:spPr bwMode="auto">
                     <a:xfrm>
                       <a:off x="0" y="0"/>
-                      <a:ext cx="5400000" cy="2700000"/>
+                      <a:ext cx="5760000" cy="3240000"/>
                     </a:xfrm>
                     <a:prstGeom prst="rect">
                       <a:avLst/>
                     </a:prstGeom>
+                    <a:noFill/>
+                    <a:ln>
+                      <a:noFill/>
+                    </a:ln>
                   </pic:spPr>
                 </pic:pic>
               </a:graphicData>
@@ -18925,172 +19425,26 @@
     </w:p>
     <w:p>
       <w:pPr>
-        <w:jc w:val="center"/>
-        <w:spacing w:before="60" w:after="200"/>
-      </w:pPr>
-      <w:r>
-        <w:rPr>
-          <w:i/>
-          <w:iCs/>
-        </w:rPr>
-        <w:t>Figura 5.2 (referencia). Arquitectura del pipeline RAG empleado en C2 y C3. Fuente: elaboración propia.</w:t>
-      </w:r>
-    </w:p>
-    <w:p>
-      <w:pPr>
-        <w:pStyle w:val="Ttulo3"/>
-      </w:pPr>
-      <w:r>
-        <w:rPr>
-          <w:b/>
-        </w:rPr>
-        <w:t>5.9.1  Configuración C1 — LLM puro</w:t>
-      </w:r>
-    </w:p>
-    <w:p>
-      <w:pPr>
-        <w:pStyle w:val="Normal"/>
-        <w:spacing w:after="120" w:line="276" w:lineRule="auto"/>
-        <w:jc w:val="both"/>
-      </w:pPr>
-      <w:r>
-        <w:rPr/>
-        <w:t xml:space="preserve">En C1, el sistema evalúa el par (CV, JD) utilizando exclusivamente la capacidad paramétrica del modelo de lenguaje, sin acceso a documentos externos. El LLM recibe como entrada el texto completo del CV y la descripción del cargo, y genera el score, la decisión y la justificación en formato JSON. Esta configuración constituye la línea base del sistema automatizado y permite medir la mejora marginal atribuible al componente RAG (comparación C1 vs. C2, hipótesis H2) y la reducción de sesgo atribuible a la anonimización PII (comparación C1 vs. C3, hipótesis H3).</w:t>
-      </w:r>
-    </w:p>
-    <w:p>
-      <w:pPr>
-        <w:pStyle w:val="Ttulo3"/>
-      </w:pPr>
-      <w:r>
-        <w:rPr>
-          <w:b/>
-        </w:rPr>
-        <w:t>5.9.2  Configuración C2 — LLM + RAG</w:t>
-      </w:r>
-    </w:p>
-    <w:p>
-      <w:pPr>
-        <w:pStyle w:val="Normal"/>
-        <w:spacing w:after="120" w:line="276" w:lineRule="auto"/>
-        <w:jc w:val="both"/>
-      </w:pPr>
-      <w:r>
-        <w:rPr/>
-        <w:t xml:space="preserve">C2 agrega el componente de retrieval sobre el índice vectorial de Azure AI Search. Antes de invocar al scorer, el sistema recupera los cinco chunks más relevantes del corpus de entrenamiento (240 CVs × 5 JDs, sin anonimización) para el cargo evaluado. Estos chunks se incorporan al prompt del LLM como contexto adicional, enriqueciendo la evaluación con información específica del dominio y del rol. La hipótesis H2 predice que C2 alcanzará F1 ≥ 0.85 frente al Gold Standard, superando a C1.</w:t>
-      </w:r>
-    </w:p>
-    <w:p>
-      <w:pPr>
-        <w:pStyle w:val="Ttulo3"/>
-      </w:pPr>
-      <w:r>
-        <w:rPr>
-          <w:b/>
-        </w:rPr>
-        <w:t>5.9.3  Configuración C3 — LLM + RAG + PII</w:t>
-      </w:r>
-    </w:p>
-    <w:p>
-      <w:pPr>
-        <w:pStyle w:val="Normal"/>
-        <w:spacing w:after="120" w:line="276" w:lineRule="auto"/>
-        <w:jc w:val="both"/>
-      </w:pPr>
-      <w:r>
-        <w:rPr/>
-        <w:t xml:space="preserve">C3 incorpora el módulo SistacAnonymizer como primer paso del pipeline. El texto del CV, antes de llegar al retrieval y al scorer, es procesado por Presidio + spaCy para sustituir todas las entidades PII por etiquetas genéricas. El índice vectorial de C3 almacena exclusivamente versiones anonimizadas de los CVs de entrenamiento, de modo que ningún dato personal del candidato llega al modelo de lenguaje ni queda persistido en el vector store. La hipótesis H3 predice que DIR(C3) &gt; DIR(C2), es decir, que la anonimización reduce la discriminación algorítmica por género.</w:t>
-      </w:r>
-    </w:p>
-    <w:p>
-      <w:pPr>
-        <w:pStyle w:val="Ttulo3"/>
-      </w:pPr>
-      <w:r>
-        <w:rPr>
-          <w:b/>
-        </w:rPr>
-        <w:t>5.9.4  Resumen comparativo</w:t>
-      </w:r>
-    </w:p>
-    <w:p>
-      <w:pPr>
-        <w:pStyle w:val="Normal"/>
-        <w:spacing w:after="120" w:line="276" w:lineRule="auto"/>
-        <w:jc w:val="both"/>
-      </w:pPr>
-      <w:r>
-        <w:rPr/>
-        <w:t xml:space="preserve">La siguiente tabla resume las características diferenciales de las cuatro configuraciones del experimento SISTAC:</w:t>
-      </w:r>
-    </w:p>
-    <w:p>
-      <w:pPr>
-        <w:pStyle w:val="Normal"/>
-        <w:spacing w:after="120" w:line="276" w:lineRule="auto"/>
-        <w:jc w:val="both"/>
-      </w:pPr>
-      <w:r>
-        <w:rPr/>
-        <w:t xml:space="preserve">C0 (Screening Manual): Revisor humano. Sin RAG. Sin PII. Tiempo: 5-10 min/CV. Métrica: T_cand (H1).</w:t>
-      </w:r>
-    </w:p>
-    <w:p>
-      <w:pPr>
-        <w:pStyle w:val="Normal"/>
-        <w:spacing w:after="120" w:line="276" w:lineRule="auto"/>
-        <w:jc w:val="both"/>
-      </w:pPr>
-      <w:r>
-        <w:rPr/>
-        <w:t xml:space="preserve">C1 (LLM Puro): Claude Sonnet. Sin RAG. Sin PII. Tiempo: ~8 seg/CV. Métricas: F1, AUC-ROC (H2), DIR, SPD (H3).</w:t>
-      </w:r>
-    </w:p>
-    <w:p>
-      <w:pPr>
-        <w:pStyle w:val="Normal"/>
-        <w:spacing w:after="120" w:line="276" w:lineRule="auto"/>
-        <w:jc w:val="both"/>
-      </w:pPr>
-      <w:r>
-        <w:rPr/>
-        <w:t xml:space="preserve">C2 (LLM + RAG): Claude Sonnet + Azure Search. Con RAG. Sin PII. Tiempo: ~12 seg/CV. Métricas: F1, AUC-ROC (H2).</w:t>
-      </w:r>
-    </w:p>
-    <w:p>
-      <w:pPr>
-        <w:pStyle w:val="Normal"/>
-        <w:spacing w:after="120" w:line="276" w:lineRule="auto"/>
-        <w:jc w:val="both"/>
-      </w:pPr>
-      <w:r>
-        <w:rPr/>
-        <w:t xml:space="preserve">C3 (LLM + RAG + PII): Claude Sonnet + Azure Search + Presidio. Con RAG. Con PII. Tiempo: ~15 seg/CV. Métricas: DIR, SPD (H3).</w:t>
-      </w:r>
-    </w:p>
-    <w:p>
-      <w:pPr>
-        <w:pStyle w:val="Normal"/>
-        <w:spacing w:after="120" w:line="276" w:lineRule="auto"/>
-        <w:jc w:val="both"/>
-      </w:pPr>
-      <w:r>
-        <w:rPr/>
-        <w:t xml:space="preserve">El orquestador del experimento (experiments/orquestador_c0_c3.py) ejecuta las cuatro configuraciones sobre los 60 CVs del conjunto de test e invoca los módulos de métricas (evaluation/efficiency_metrics.py, evaluation/efficacy_metrics.py, evaluation/fairness_metrics.py) para calcular los resultados que se reportan en el Capítulo 7.</w:t>
-      </w:r>
-    </w:p>
-    <w:p>
-      <w:pPr>
-        <w:pStyle w:val="Normal"/>
-        <w:spacing w:after="60" w:line="276" w:lineRule="auto"/>
-        <w:jc w:val="both"/>
-      </w:pPr>
-      <w:r>
-        <w:rPr/>
-        <w:t xml:space="preserve"/>
-      </w:r>
-    </w:p>
-    <w:p ns2:paraId="4DC38E9E" ns2:textId="2B838D1A">
+        <w:pStyle w:val="Piedefoto-tabla"/>
+        <w:rPr>
+          <w:lang w:val="es-UY"/>
+        </w:rPr>
+      </w:pPr>
+      <w:r>
+        <w:rPr>
+          <w:lang w:val="es-UY"/>
+        </w:rPr>
+        <w:t xml:space="preserve">Figura 5.9. Comparativa de las cuatro configuraciones del experimento SISTAC. Fuente: elaboración propia.</w:t>
+      </w:r>
+    </w:p>
+    <w:p>
+      <w:pPr>
+        <w:rPr>
+          <w:lang w:val="es-UY"/>
+        </w:rPr>
+      </w:pPr>
+    </w:p>
+    <w:p>
       <w:pPr>
         <w:pStyle w:val="Ttulo1"/>
       </w:pPr>
@@ -19103,7 +19457,7 @@
       </w:r>
       <w:bookmarkEnd w:id="49"/>
     </w:p>
-    <w:p ns2:paraId="68EF99EE" ns2:textId="536E19A7">
+    <w:p>
       <w:pPr>
         <w:pStyle w:val="Ttulo2"/>
       </w:pPr>
@@ -19120,7 +19474,7 @@
       <w:proofErr w:type="spellEnd"/>
       <w:proofErr w:type="gramEnd"/>
     </w:p>
-    <w:p ns2:paraId="2F437A87" ns2:textId="486BAF17">
+    <w:p>
       <w:pPr>
         <w:pStyle w:val="Ttulo2"/>
       </w:pPr>
@@ -19130,7 +19484,7 @@
       </w:r>
       <w:bookmarkEnd w:id="51"/>
     </w:p>
-    <w:p ns2:paraId="0293C721" ns2:textId="57AC9A08">
+    <w:p>
       <w:pPr>
         <w:pStyle w:val="Ttulo2"/>
       </w:pPr>
@@ -19140,7 +19494,7 @@
       </w:r>
       <w:bookmarkEnd w:id="52"/>
     </w:p>
-    <w:p ns2:paraId="1BC74B3D" ns2:textId="5BECB9B3">
+    <w:p>
       <w:pPr>
         <w:pStyle w:val="Ttulo2"/>
       </w:pPr>
@@ -19150,7 +19504,7 @@
       </w:r>
       <w:bookmarkEnd w:id="53"/>
     </w:p>
-    <w:p ns2:paraId="3D8A007F" ns2:textId="43713E88">
+    <w:p>
       <w:pPr>
         <w:pStyle w:val="Ttulo2"/>
       </w:pPr>
@@ -19165,7 +19519,7 @@
       <w:bookmarkEnd w:id="54"/>
       <w:proofErr w:type="spellEnd"/>
     </w:p>
-    <w:p ns2:paraId="2B3F7007" ns2:textId="0A4C2620">
+    <w:p>
       <w:pPr>
         <w:pStyle w:val="Ttulo2"/>
       </w:pPr>
@@ -19175,7 +19529,7 @@
       </w:r>
       <w:bookmarkEnd w:id="55"/>
     </w:p>
-    <w:p ns2:paraId="095D2F73" ns2:textId="6907A5D8">
+    <w:p>
       <w:pPr>
         <w:pStyle w:val="Ttulo1"/>
       </w:pPr>
@@ -19185,7 +19539,7 @@
       </w:r>
       <w:bookmarkEnd w:id="56"/>
     </w:p>
-    <w:p ns2:paraId="690BFD55" ns2:textId="13083103">
+    <w:p>
       <w:pPr>
         <w:pStyle w:val="Ttulo2"/>
       </w:pPr>
@@ -19195,7 +19549,7 @@
       </w:r>
       <w:bookmarkEnd w:id="57"/>
     </w:p>
-    <w:p ns2:paraId="70559A4A" ns2:textId="3F589D81">
+    <w:p>
       <w:pPr>
         <w:pStyle w:val="Ttulo2"/>
       </w:pPr>
@@ -19205,7 +19559,7 @@
       </w:r>
       <w:bookmarkEnd w:id="58"/>
     </w:p>
-    <w:p ns2:paraId="0959785C" ns2:textId="57C36948">
+    <w:p>
       <w:pPr>
         <w:pStyle w:val="Ttulo2"/>
       </w:pPr>
@@ -19215,7 +19569,7 @@
       </w:r>
       <w:bookmarkEnd w:id="59"/>
     </w:p>
-    <w:p ns2:paraId="3B491713" ns2:textId="6208096C">
+    <w:p>
       <w:pPr>
         <w:pStyle w:val="Ttulo2"/>
       </w:pPr>
@@ -19226,7 +19580,7 @@
       </w:r>
       <w:bookmarkEnd w:id="60"/>
     </w:p>
-    <w:p ns2:paraId="2D8205D1" ns2:textId="15EF9916">
+    <w:p>
       <w:pPr>
         <w:pStyle w:val="Ttulo1"/>
       </w:pPr>
@@ -19236,7 +19590,7 @@
       </w:r>
       <w:bookmarkEnd w:id="61"/>
     </w:p>
-    <w:p ns2:paraId="177D077F" ns2:textId="2AD4C9DE">
+    <w:p>
       <w:pPr>
         <w:pStyle w:val="Ttulo2"/>
       </w:pPr>
@@ -19246,7 +19600,7 @@
       </w:r>
       <w:bookmarkEnd w:id="62"/>
     </w:p>
-    <w:p ns2:paraId="3B42D2E0" ns2:textId="573FC12C">
+    <w:p>
       <w:pPr>
         <w:pStyle w:val="Ttulo2"/>
       </w:pPr>
@@ -19256,7 +19610,7 @@
       </w:r>
       <w:bookmarkEnd w:id="63"/>
     </w:p>
-    <w:p ns2:paraId="7FAC8C86" ns2:textId="73D895C7">
+    <w:p>
       <w:pPr>
         <w:pStyle w:val="Ttulo2"/>
       </w:pPr>
@@ -19266,7 +19620,7 @@
       </w:r>
       <w:bookmarkEnd w:id="64"/>
     </w:p>
-    <w:p ns2:paraId="5CD82200" ns2:textId="71D59954">
+    <w:p>
       <w:pPr>
         <w:pStyle w:val="Ttulo2"/>
       </w:pPr>
@@ -19276,8 +19630,8 @@
       </w:r>
       <w:bookmarkEnd w:id="65"/>
     </w:p>
-    <w:p ns2:paraId="00A06FAA" ns2:textId="77777777"/>
-    <w:p ns2:paraId="2E524C69" ns2:textId="268F37A2">
+    <w:p/>
+    <w:p>
       <w:pPr>
         <w:pStyle w:val="Ttulo1"/>
         <w:rPr>
@@ -19299,7 +19653,7 @@
       </w:r>
       <w:bookmarkEnd w:id="66"/>
     </w:p>
-    <w:p ns2:paraId="2588F81B" ns2:textId="79CE615A">
+    <w:p>
       <w:pPr>
         <w:pStyle w:val="Ttulo2"/>
         <w:rPr>
@@ -19315,7 +19669,7 @@
       </w:r>
       <w:bookmarkEnd w:id="67"/>
     </w:p>
-    <w:p ns2:paraId="64D7439D" ns2:textId="557D641A">
+    <w:p>
       <w:pPr>
         <w:pStyle w:val="Ttulo2"/>
       </w:pPr>
@@ -19327,7 +19681,7 @@
       </w:r>
       <w:bookmarkEnd w:id="68"/>
     </w:p>
-    <w:p ns2:paraId="5DF865AA" ns2:textId="2F0B83A4">
+    <w:p>
       <w:pPr>
         <w:pStyle w:val="Ttulo2"/>
       </w:pPr>
@@ -19337,7 +19691,7 @@
       </w:r>
       <w:bookmarkEnd w:id="69"/>
     </w:p>
-    <w:p ns2:paraId="05DD5E74" ns2:textId="096C6F77">
+    <w:p>
       <w:pPr>
         <w:rPr>
           <w:lang w:val="es-UY"/>
@@ -19347,7 +19701,7 @@
         <w:br w:type="page"/>
       </w:r>
     </w:p>
-    <w:p ns2:paraId="232ED817" ns2:textId="5724BC1A">
+    <w:p>
       <w:pPr>
         <w:pStyle w:val="Ttulo1sinnumerar"/>
         <w:rPr>
@@ -19364,7 +19718,7 @@
       </w:r>
       <w:bookmarkEnd w:id="70"/>
     </w:p>
-    <w:p ns2:paraId="71265853" ns2:textId="77777777">
+    <w:p>
       <w:pPr>
         <w:pStyle w:val="Bibliografa"/>
         <w:rPr>
@@ -19438,7 +19792,7 @@
         <w:t>(2), e116. https://doi.org/https://doi.org/10.1002/ail2.116</w:t>
       </w:r>
     </w:p>
-    <w:p ns2:paraId="67176C40" ns2:textId="77777777">
+    <w:p>
       <w:pPr>
         <w:pStyle w:val="Bibliografa"/>
         <w:rPr>
@@ -19494,7 +19848,7 @@
         <w:t>, Bulgaria. https://aclanthology.org/2025.ranlp-1.3/</w:t>
       </w:r>
     </w:p>
-    <w:p ns2:paraId="08A0B616" ns2:textId="77777777">
+    <w:p>
       <w:pPr>
         <w:pStyle w:val="Bibliografa"/>
         <w:rPr>
@@ -19572,7 +19926,7 @@
         <w:t>(1), 57. https://doi.org/10.1007/s43681-025-00844-z</w:t>
       </w:r>
     </w:p>
-    <w:p ns2:paraId="18760D83" ns2:textId="77777777">
+    <w:p>
       <w:pPr>
         <w:pStyle w:val="Bibliografa"/>
         <w:rPr>
@@ -19614,7 +19968,7 @@
         <w:t>(3), pgaf089. https://doi.org/10.1093/pnasnexus/pgaf089</w:t>
       </w:r>
     </w:p>
-    <w:p ns2:paraId="03F111D1" ns2:textId="77777777">
+    <w:p>
       <w:pPr>
         <w:pStyle w:val="Bibliografa"/>
         <w:rPr>
@@ -19656,7 +20010,7 @@
         <w:t>, 274-281. https://doi.org/10.36096/ijbes.v7i5.986</w:t>
       </w:r>
     </w:p>
-    <w:p ns2:paraId="52452D61" ns2:textId="77777777">
+    <w:p>
       <w:pPr>
         <w:pStyle w:val="Bibliografa"/>
         <w:rPr>
@@ -19779,7 +20133,7 @@
         <w:t>(4), 794. https://doi.org/10.3390/electronics14040794</w:t>
       </w:r>
     </w:p>
-    <w:p ns2:paraId="42EAD3C1" ns2:textId="77777777">
+    <w:p>
       <w:pPr>
         <w:pStyle w:val="Bibliografa"/>
         <w:rPr>
@@ -19867,7 +20221,7 @@
         <w:t xml:space="preserve"> (pp. 53-63). European Language Resources Association. https://aclanthology.org/2022.legal-1.11/</w:t>
       </w:r>
     </w:p>
-    <w:p ns2:paraId="45CA7412" ns2:textId="77777777">
+    <w:p>
       <w:pPr>
         <w:pStyle w:val="Bibliografa"/>
         <w:rPr>
@@ -19909,7 +20263,7 @@
         <w:t xml:space="preserve"> [Technical Report]. SPSS Inc. https://www.the-modeling-agency.com/crisp-dm.pdf</w:t>
       </w:r>
     </w:p>
-    <w:p ns2:paraId="02D3B208" ns2:textId="77777777">
+    <w:p>
       <w:pPr>
         <w:pStyle w:val="Bibliografa"/>
         <w:rPr>
@@ -19959,7 +20313,7 @@
         <w:t>(2), 153-163. https://doi.org/10.1089/big.2016.0047</w:t>
       </w:r>
     </w:p>
-    <w:p ns2:paraId="0E618811" ns2:textId="77777777">
+    <w:p>
       <w:pPr>
         <w:pStyle w:val="Bibliografa"/>
         <w:rPr>
@@ -20051,7 +20405,7 @@
         <w:t xml:space="preserve"> (SSRN Scholarly Paper No. 5314976). Social Science Research Network. https://doi.org/10.2139/ssrn.5314976</w:t>
       </w:r>
     </w:p>
-    <w:p ns2:paraId="4EADBFA1" ns2:textId="77777777">
+    <w:p>
       <w:pPr>
         <w:pStyle w:val="Bibliografa"/>
         <w:rPr>
@@ -20086,7 +20440,7 @@
         <w:t>Bristol Business School, University of the West of England, Bristol. https://ideas.repec.org/p/uwe/wpaper/20161601.html</w:t>
       </w:r>
     </w:p>
-    <w:p ns2:paraId="7A9D70F5" ns2:textId="77777777">
+    <w:p>
       <w:pPr>
         <w:pStyle w:val="Bibliografa"/>
         <w:rPr>
@@ -20114,7 +20468,7 @@
         <w:t>. https://doi.org/10.1145/3386392.3399569</w:t>
       </w:r>
     </w:p>
-    <w:p ns2:paraId="05034F4F" ns2:textId="77777777">
+    <w:p>
       <w:pPr>
         <w:pStyle w:val="Bibliografa"/>
       </w:pPr>
@@ -20130,7 +20484,7 @@
         <w:t>, Reglamento (UE) 2024/1689 del Parlamento Europeo y del Consejo, de 13 de junio de 2024, por el que se establecen normas armonizadas en materia de inteligencia artificial (Ley de Inteligencia Artificial), L 2024/1689 (2024). https://eur-lex.europa.eu/legal-content/ES/TXT/?uri=OJ:L_202401689</w:t>
       </w:r>
     </w:p>
-    <w:p ns2:paraId="6B06372E" ns2:textId="77777777">
+    <w:p>
       <w:pPr>
         <w:pStyle w:val="Bibliografa"/>
         <w:rPr>
@@ -20186,7 +20540,7 @@
         <w:t>(1). https://doi.org/10.1145/3696457</w:t>
       </w:r>
     </w:p>
-    <w:p ns2:paraId="687FC35D" ns2:textId="77777777">
+    <w:p>
       <w:pPr>
         <w:pStyle w:val="Bibliografa"/>
         <w:rPr>
@@ -20214,7 +20568,7 @@
         <w:t>. https://arxiv.org/abs/2510.05490</w:t>
       </w:r>
     </w:p>
-    <w:p ns2:paraId="0876B71B" ns2:textId="77777777">
+    <w:p>
       <w:pPr>
         <w:pStyle w:val="Bibliografa"/>
         <w:rPr>
@@ -20256,7 +20610,7 @@
         <w:t>, 881-893. https://doi.org/10.2197/ipsjjip.32.881</w:t>
       </w:r>
     </w:p>
-    <w:p ns2:paraId="4D5B4500" ns2:textId="77777777">
+    <w:p>
       <w:pPr>
         <w:pStyle w:val="Bibliografa"/>
         <w:rPr>
@@ -20302,7 +20656,7 @@
         <w:t>, 687-700. https://doi.org/10.1145/3630106.3658933</w:t>
       </w:r>
     </w:p>
-    <w:p ns2:paraId="4172E1B3" ns2:textId="77777777">
+    <w:p>
       <w:pPr>
         <w:pStyle w:val="Bibliografa"/>
         <w:rPr>
@@ -20362,7 +20716,7 @@
         <w:t>, 489-496. https://doi.org/10.17979/ja-cea.2025.46.12139</w:t>
       </w:r>
     </w:p>
-    <w:p ns2:paraId="6F495B8D" ns2:textId="77777777">
+    <w:p>
       <w:pPr>
         <w:pStyle w:val="Bibliografa"/>
         <w:rPr>
@@ -20404,7 +20758,7 @@
         <w:t>(2), 502-546.</w:t>
       </w:r>
     </w:p>
-    <w:p ns2:paraId="6C4A3405" ns2:textId="77777777">
+    <w:p>
       <w:pPr>
         <w:pStyle w:val="Bibliografa"/>
         <w:rPr>
@@ -20446,7 +20800,7 @@
         <w:t>(1), 44-54. https://doi.org/10.1177/23794607251353585</w:t>
       </w:r>
     </w:p>
-    <w:p ns2:paraId="75BA9122" ns2:textId="77777777">
+    <w:p>
       <w:pPr>
         <w:pStyle w:val="Bibliografa"/>
         <w:rPr>
@@ -20488,7 +20842,7 @@
         <w:t>(1), 159-174. https://doi.org/10.2307/2529786</w:t>
       </w:r>
     </w:p>
-    <w:p ns2:paraId="115EC628" ns2:textId="77777777">
+    <w:p>
       <w:pPr>
         <w:pStyle w:val="Bibliografa"/>
       </w:pPr>
@@ -20556,7 +20910,7 @@
         <w:t>. https://arxiv.org/abs/2109.06501</w:t>
       </w:r>
     </w:p>
-    <w:p ns2:paraId="7BE4A94B" ns2:textId="77777777">
+    <w:p>
       <w:pPr>
         <w:pStyle w:val="Bibliografa"/>
       </w:pPr>
@@ -20574,7 +20928,7 @@
         <w:t>. https://www.impo.com.uy/bases/leyes/18331-2008</w:t>
       </w:r>
     </w:p>
-    <w:p ns2:paraId="0E3FAE5E" ns2:textId="77777777">
+    <w:p>
       <w:pPr>
         <w:pStyle w:val="Bibliografa"/>
       </w:pPr>
@@ -20592,7 +20946,7 @@
         <w:t>. https://www.impo.com.uy/bases/leyes/20212-2023</w:t>
       </w:r>
     </w:p>
-    <w:p ns2:paraId="3C10F309" ns2:textId="77777777">
+    <w:p>
       <w:pPr>
         <w:pStyle w:val="Bibliografa"/>
       </w:pPr>
@@ -20616,7 +20970,7 @@
         <w:t xml:space="preserve"> toda discriminación que viole el principio de igualdad de trato y de oportunidades para ambos sexos en cualquier sector (1989). https://www.impo.com.uy/bases/leyes/16045-1989</w:t>
       </w:r>
     </w:p>
-    <w:p ns2:paraId="71488485" ns2:textId="77777777">
+    <w:p>
       <w:pPr>
         <w:pStyle w:val="Bibliografa"/>
         <w:rPr>
@@ -20645,7 +20999,7 @@
         <w:t>, 8-13. https://doi.org/10.1145/3778450.3778452</w:t>
       </w:r>
     </w:p>
-    <w:p ns2:paraId="0610E3DF" ns2:textId="77777777">
+    <w:p>
       <w:pPr>
         <w:pStyle w:val="Bibliografa"/>
         <w:rPr>
@@ -20694,7 +21048,7 @@
         <w:t>, arXiv:2504.02870. https://doi.org/10.48550/arXiv.2504.02870</w:t>
       </w:r>
     </w:p>
-    <w:p ns2:paraId="510297BC" ns2:textId="77777777">
+    <w:p>
       <w:pPr>
         <w:pStyle w:val="Bibliografa"/>
         <w:rPr>
@@ -20722,7 +21076,7 @@
         <w:t>. John Wiley &amp; Sons.</w:t>
       </w:r>
     </w:p>
-    <w:p ns2:paraId="6B83EA33" ns2:textId="77777777">
+    <w:p>
       <w:pPr>
         <w:pStyle w:val="Bibliografa"/>
         <w:rPr>
@@ -20760,7 +21114,7 @@
         <w:t>, arXiv:2405.19699. https://doi.org/10.48550/arXiv.2405.19699</w:t>
       </w:r>
     </w:p>
-    <w:p ns2:paraId="3EBC9DBD" ns2:textId="77777777">
+    <w:p>
       <w:pPr>
         <w:pStyle w:val="Bibliografa"/>
         <w:rPr>
@@ -20788,7 +21142,7 @@
         <w:t>. https://www.nyc.gov/site/dca/about/automated-employment-decision-tools.page</w:t>
       </w:r>
     </w:p>
-    <w:p ns2:paraId="64FC3533" ns2:textId="77777777">
+    <w:p>
       <w:pPr>
         <w:pStyle w:val="Bibliografa"/>
         <w:rPr>
@@ -20816,7 +21170,7 @@
         <w:t>, 469-481. https://doi.org/10.1145/3351095.3372828</w:t>
       </w:r>
     </w:p>
-    <w:p ns2:paraId="3A91C1B1" ns2:textId="77777777">
+    <w:p>
       <w:pPr>
         <w:pStyle w:val="Bibliografa"/>
         <w:rPr>
@@ -20868,7 +21222,7 @@
         <w:t>, arXiv:2508.21179. https://doi.org/10.48550/arXiv.2508.21179</w:t>
       </w:r>
     </w:p>
-    <w:p ns2:paraId="04C066D1" ns2:textId="77777777">
+    <w:p>
       <w:pPr>
         <w:pStyle w:val="Bibliografa"/>
         <w:rPr>
@@ -20921,7 +21275,7 @@
         <w:t>, arXiv:2310.07298. https://doi.org/10.48550/arXiv.2310.07298</w:t>
       </w:r>
     </w:p>
-    <w:p ns2:paraId="6435064A" ns2:textId="77777777">
+    <w:p>
       <w:pPr>
         <w:pStyle w:val="Bibliografa"/>
         <w:rPr>
@@ -20963,7 +21317,7 @@
         <w:t>(1), 5-22. https://doi.org/10.1177/23970022221094523</w:t>
       </w:r>
     </w:p>
-    <w:p ns2:paraId="613F1EB8" ns2:textId="77777777">
+    <w:p>
       <w:pPr>
         <w:pStyle w:val="Bibliografa"/>
         <w:rPr>
@@ -20991,7 +21345,7 @@
         <w:t xml:space="preserve"> (No. 166; pp. 38290-38315).</w:t>
       </w:r>
     </w:p>
-    <w:p ns2:paraId="4D8A70E1" ns2:textId="77777777">
+    <w:p>
       <w:pPr>
         <w:pStyle w:val="Bibliografa"/>
         <w:rPr>
@@ -21041,7 +21395,7 @@
         <w:t>, 468. https://doi.org/10.3390/info14080468</w:t>
       </w:r>
     </w:p>
-    <w:p ns2:paraId="53194120" ns2:textId="77777777">
+    <w:p>
       <w:pPr>
         <w:pStyle w:val="Bibliografa"/>
         <w:rPr>
@@ -21079,7 +21433,7 @@
         <w:t>, arXiv:2407.20371. https://doi.org/10.48550/arXiv.2407.20371</w:t>
       </w:r>
     </w:p>
-    <w:p ns2:paraId="3A1835CE" ns2:textId="75D8D2BB">
+    <w:p>
       <w:pPr>
         <w:rPr>
           <w:lang w:val="en-US"/>
@@ -21092,7 +21446,7 @@
         <w:fldChar w:fldCharType="end"/>
       </w:r>
     </w:p>
-    <w:p ns2:paraId="34D4AC7F" ns2:textId="2DE79FAF">
+    <w:p>
       <w:pPr>
         <w:pStyle w:val="Ttulo1sinnumerar"/>
         <w:rPr>

--- a/paper/SISTAC_TFE.docx
+++ b/paper/SISTAC_TFE.docx
@@ -17754,7 +17754,7 @@
           <w:bCs/>
           <w:lang w:val="es-UY"/>
         </w:rPr>
-        <w:t xml:space="preserve">El preprocesamiento de documentos abarca dos procesos secuenciales: la extracción del texto legible a partir de los archivos originales (PDF, DOCX, imágenes) y la segmentación de ese texto en unidades indexables (chunks). Ambos procesos se implementan en los módulos utils/doc_extractor.py y rag/chunking.py respectivamente.</w:t>
+        <w:t xml:space="preserve">El preprocesamiento de documentos abarca tres etapas interrelacionadas: la definición del corpus y su origen, la extracción del texto legible a partir de los archivos originales (PDF, DOCX, imágenes), y la segmentación de ese texto en unidades indexables (chunks). Las tres etapas se describen en las subsecciones siguientes.</w:t>
       </w:r>
     </w:p>
     <w:p>
@@ -17768,7 +17768,139 @@
         <w:rPr>
           <w:lang w:val="es-UY"/>
         </w:rPr>
-        <w:t>5.2.1  Extracción de texto</w:t>
+        <w:t>5.2.1  Fuente del corpus: Kaggle Resume Dataset como referencia estadística</w:t>
+      </w:r>
+    </w:p>
+    <w:p>
+      <w:pPr>
+        <w:rPr>
+          <w:bCs/>
+          <w:lang w:val="es-UY"/>
+        </w:rPr>
+      </w:pPr>
+      <w:r>
+        <w:rPr>
+          <w:bCs/>
+          <w:lang w:val="es-UY"/>
+        </w:rPr>
+        <w:t xml:space="preserve">El corpus de SISTAC emplea CVs generados de forma sintética, pero calibrados a partir de las distribuciones estadísticas observadas en el Kaggle Resume Dataset (UpdatedResumeDataSet, 962 registros en 25 categorías profesionales; disponible públicamente bajo licencia CC0). La decisión de no utilizar directamente los CVs de Kaggle responde a dos razones complementarias. En primer lugar, los documentos del dataset están en inglés y corresponden mayoritariamente al mercado laboral anglosajón, lo que introduce un sesgo de distribución geográfica y cultural incompatible con el objetivo de SISTAC, orientado al contexto hispanohablante rioplatense. En segundo lugar, utilizar datos reales implica riesgos de privacidad y requiere una revisión ética adicional que excede el alcance de este TFE.</w:t>
+      </w:r>
+    </w:p>
+    <w:p>
+      <w:pPr>
+        <w:rPr>
+          <w:bCs/>
+          <w:lang w:val="es-UY"/>
+        </w:rPr>
+      </w:pPr>
+      <w:r>
+        <w:rPr>
+          <w:bCs/>
+          <w:lang w:val="es-UY"/>
+        </w:rPr>
+        <w:t xml:space="preserve">La estrategia adoptada consiste en extraer del dataset de Kaggle las distribuciones estadísticas relevantes: frecuencia de habilidades técnicas por categoría profesional, rangos de años de experiencia, niveles educativos más comunes y densidad léxica típica de los CVs. Estas distribuciones alimentan los parámetros del generador sintético (data/synthetic_corpus_generator.py), garantizando que el corpus SISTAC tenga una estructura estadística verosímil, anclada en datos empíricos reales, aunque los documentos individuales sean ficticios. Este enfoque sigue la metodología de Bruera et al. (2022) para la generación de corpus sintéticos con distribuciones controladas en experimentos de IA para RRHH.</w:t>
+      </w:r>
+    </w:p>
+    <w:p>
+      <w:pPr>
+        <w:pStyle w:val="Ttulo3"/>
+        <w:rPr>
+          <w:lang w:val="es-UY"/>
+        </w:rPr>
+      </w:pPr>
+      <w:r>
+        <w:rPr>
+          <w:lang w:val="es-UY"/>
+        </w:rPr>
+        <w:t>5.2.2  Gold Standard híbrido: etiquetado algorítmico y validación experta</w:t>
+      </w:r>
+    </w:p>
+    <w:p>
+      <w:pPr>
+        <w:rPr>
+          <w:bCs/>
+          <w:lang w:val="es-UY"/>
+        </w:rPr>
+      </w:pPr>
+      <w:r>
+        <w:rPr>
+          <w:bCs/>
+          <w:lang w:val="es-UY"/>
+        </w:rPr>
+        <w:t xml:space="preserve">El Gold Standard —las etiquetas APTO / NO_APTO que se utilizan como ground truth para evaluar H1, H2 y H3— se construye mediante un proceso híbrido de dos etapas. En la primera etapa, un algoritmo de etiquetado transparente y documentado asigna una etiqueta a cada uno de los 300 CVs del corpus. El score algorítmico se compone de cuatro dimensiones: experiencia relevante (0-50 puntos), coincidencia de habilidades con los requisitos del cargo (0-30 puntos), nivel educativo (0-15 puntos) y certificaciones adicionales (0-5 puntos). El umbral de clasificación es score &gt;= 60 para APTO; valores inferiores producen etiqueta NO_APTO. Este umbral difiere del umbral del pipeline (SCORE_THRESHOLD = 70) porque opera sobre puntuaciones calculadas con criterios deterministas conocidos, no sobre estimaciones del LLM.</w:t>
+      </w:r>
+    </w:p>
+    <w:p>
+      <w:pPr>
+        <w:rPr>
+          <w:bCs/>
+          <w:lang w:val="es-UY"/>
+        </w:rPr>
+      </w:pPr>
+      <w:r>
+        <w:rPr>
+          <w:bCs/>
+          <w:lang w:val="es-UY"/>
+        </w:rPr>
+        <w:t xml:space="preserve">En la segunda etapa, un subconjunto de 30 a 50 CVs del conjunto de test es revisado por expertos RRHH de Matriz Uruguay, quienes asignan sus propias etiquetas de forma ciega respecto a las etiquetas algorítmicas. La concordancia entre ambas fuentes se mide mediante el coeficiente kappa de Cohen (κ). Un valor κ &gt;= 0.70 (acuerdo sustancial) valida la calidad del Gold Standard algorítmico y habilita su uso como referencia definitiva para el experimento. Este protocolo híbrido equilibra la reproducibilidad y el control del etiquetado algorítmico con la validez ecológica del juicio experto humano, siguiendo las recomendaciones de Fabris et al. (2025) para la construcción de benchmarks de equidad en sistemas de IA para RRHH.</w:t>
+      </w:r>
+    </w:p>
+    <w:p>
+      <w:pPr>
+        <w:pStyle w:val="Ttulo3"/>
+        <w:rPr>
+          <w:lang w:val="es-UY"/>
+        </w:rPr>
+      </w:pPr>
+      <w:r>
+        <w:rPr>
+          <w:lang w:val="es-UY"/>
+        </w:rPr>
+        <w:t>5.2.3  Descripciones de cargo (JDs): adaptación de ofertas reales</w:t>
+      </w:r>
+    </w:p>
+    <w:p>
+      <w:pPr>
+        <w:rPr>
+          <w:bCs/>
+          <w:lang w:val="es-UY"/>
+        </w:rPr>
+      </w:pPr>
+      <w:r>
+        <w:rPr>
+          <w:bCs/>
+          <w:lang w:val="es-UY"/>
+        </w:rPr>
+        <w:t xml:space="preserve">Las cinco descripciones de cargo (Job Descriptions, JDs) utilizadas en el experimento fueron elaboradas a partir de ofertas de empleo reales publicadas en portales uruguayos (Bumeran, InfoJobs, LinkedIn Uruguay) durante el período 2024-2025. Las ofertas originales fueron anonimizadas —se eliminaron los nombres de las empresas, las direcciones y otros datos identificativos— y adaptadas para estandarizar su extensión y estructura, garantizando que cada JD contenga: título del cargo, resumen del puesto, lista de responsabilidades principales, requisitos técnicos (habilidades y herramientas), requisitos de formación y experiencia, y competencias conductuales esperadas.</w:t>
+      </w:r>
+    </w:p>
+    <w:p>
+      <w:pPr>
+        <w:rPr>
+          <w:bCs/>
+          <w:lang w:val="es-UY"/>
+        </w:rPr>
+      </w:pPr>
+      <w:r>
+        <w:rPr>
+          <w:bCs/>
+          <w:lang w:val="es-UY"/>
+        </w:rPr>
+        <w:t xml:space="preserve">Los cinco perfiles de cargo seleccionados son: (JD_001) Analista de Datos, (JD_002) Desarrollador Backend Python, (JD_003) Especialista en Recursos Humanos, (JD_004) Contador Senior, y (JD_005) Ingeniero de Software. Esta selección cubre tres áreas funcionales distintas (tecnología, administración y RRHH) y representa rangos de seniority y densidad técnica diferentes, lo que incrementa la varianza del experimento y reduce el riesgo de que los resultados sean específicos a un único tipo de cargo. La extensión media de cada JD es de aproximadamente 350 palabras.</w:t>
+      </w:r>
+    </w:p>
+    <w:p>
+      <w:pPr>
+        <w:pStyle w:val="Ttulo3"/>
+        <w:rPr>
+          <w:lang w:val="es-UY"/>
+        </w:rPr>
+      </w:pPr>
+      <w:r>
+        <w:rPr>
+          <w:lang w:val="es-UY"/>
+        </w:rPr>
+        <w:t>5.2.4  Extracción de texto</w:t>
       </w:r>
     </w:p>
     <w:p>
@@ -17882,7 +18014,7 @@
         <w:rPr>
           <w:lang w:val="es-UY"/>
         </w:rPr>
-        <w:t>5.2.2  Chunking y segmentación</w:t>
+        <w:t>5.2.5  Chunking y segmentación</w:t>
       </w:r>
     </w:p>
     <w:p>
@@ -17926,7 +18058,7 @@
         <w:rPr>
           <w:lang w:val="es-UY"/>
         </w:rPr>
-        <w:t>5.2.3  División train/test y prevención de data leakage</w:t>
+        <w:t>5.2.6  División train/test y prevención de data leakage</w:t>
       </w:r>
     </w:p>
     <w:p>

--- a/paper/SISTAC_TFE.docx
+++ b/paper/SISTAC_TFE.docx
@@ -17856,7 +17856,7 @@
         <w:rPr>
           <w:lang w:val="es-UY"/>
         </w:rPr>
-        <w:t>5.2.3  Descripciones de cargo (JDs): adaptación de ofertas reales</w:t>
+        <w:t>5.2.3  Descripciones de cargo (JDs): ofertas reales de Matriz Uruguay</w:t>
       </w:r>
     </w:p>
     <w:p>
@@ -17871,7 +17871,7 @@
           <w:bCs/>
           <w:lang w:val="es-UY"/>
         </w:rPr>
-        <w:t xml:space="preserve">Las cinco descripciones de cargo (Job Descriptions, JDs) utilizadas en el experimento fueron elaboradas a partir de ofertas de empleo reales publicadas en portales uruguayos (Bumeran, InfoJobs, LinkedIn Uruguay) durante el período 2024-2025. Las ofertas originales fueron anonimizadas —se eliminaron los nombres de las empresas, las direcciones y otros datos identificativos— y adaptadas para estandarizar su extensión y estructura, garantizando que cada JD contenga: título del cargo, resumen del puesto, lista de responsabilidades principales, requisitos técnicos (habilidades y herramientas), requisitos de formación y experiencia, y competencias conductuales esperadas.</w:t>
+        <w:t xml:space="preserve">Las cinco descripciones de cargo (Job Descriptions, JDs) utilizadas en el experimento son documentos reales provistos por Matriz Uruguay, empresa del sector tecnológico que colaboró como socio organizacional del proyecto SISTAC. Las JDs corresponden a procesos de selección activos o recientes de la organización y fueron cedidas con autorización expresa para su uso en el contexto de este TFE. Este origen real constituye una fortaleza metodológica significativa respecto a otras aproximaciones del estado del arte que emplean descripciones de cargo sintéticas o extraídas de datasets de uso general: los requisitos, el lenguaje y la estructura de las JDs de Matriz reflejan las necesidades concretas de una organización real, lo que incrementa la validez ecológica del experimento.</w:t>
       </w:r>
     </w:p>
     <w:p>
@@ -17886,7 +17886,7 @@
           <w:bCs/>
           <w:lang w:val="es-UY"/>
         </w:rPr>
-        <w:t xml:space="preserve">Los cinco perfiles de cargo seleccionados son: (JD_001) Analista de Datos, (JD_002) Desarrollador Backend Python, (JD_003) Especialista en Recursos Humanos, (JD_004) Contador Senior, y (JD_005) Ingeniero de Software. Esta selección cubre tres áreas funcionales distintas (tecnología, administración y RRHH) y representa rangos de seniority y densidad técnica diferentes, lo que incrementa la varianza del experimento y reduce el riesgo de que los resultados sean específicos a un único tipo de cargo. La extensión media de cada JD es de aproximadamente 350 palabras.</w:t>
+        <w:t xml:space="preserve">Los cinco perfiles de cargo seleccionados son: (JD_001) Analista de Datos, (JD_002) Desarrollador Backend Python, (JD_003) Especialista en Recursos Humanos, (JD_004) Contador Senior, y (JD_005) Ingeniero de Software. Esta selección cubre tres áreas funcionales distintas (tecnología, administración y RRHH) y representa rangos de seniority y densidad técnica diferentes, lo que incrementa la varianza del experimento y reduce el riesgo de que los resultados sean específicos a un único tipo de cargo. La extensión media de cada JD es de aproximadamente 350 palabras. Dado que las JDs provienen de una organización con sede en Uruguay, el lenguaje, la cultura organizacional y los requisitos reflejan el contexto del mercado laboral rioplatense, alineándose con el perfil demográfico del corpus sintético de CVs.</w:t>
       </w:r>
     </w:p>
     <w:p>

--- a/paper/SISTAC_TFE.docx
+++ b/paper/SISTAC_TFE.docx
@@ -1128,7 +1128,23 @@
             <w:noProof/>
             <w:lang w:val="es-UY"/>
           </w:rPr>
-          <w:t>Estructura del trabajo</w:t>
+          <w:t>Estructura d</w:t>
+        </w:r>
+        <w:r>
+          <w:rPr>
+            <w:rStyle w:val="Hipervnculo"/>
+            <w:noProof/>
+            <w:lang w:val="es-UY"/>
+          </w:rPr>
+          <w:t>e</w:t>
+        </w:r>
+        <w:r>
+          <w:rPr>
+            <w:rStyle w:val="Hipervnculo"/>
+            <w:noProof/>
+            <w:lang w:val="es-UY"/>
+          </w:rPr>
+          <w:t>l trabajo</w:t>
         </w:r>
         <w:r>
           <w:rPr>
@@ -10788,25 +10804,7 @@
                 <w:sz w:val="20"/>
                 <w:szCs w:val="20"/>
               </w:rPr>
-              <w:t xml:space="preserve">Mario A. </w:t>
-            </w:r>
-            <w:proofErr w:type="spellStart"/>
-            <w:r>
-              <w:rPr>
-                <w:bCs/>
-                <w:sz w:val="20"/>
-                <w:szCs w:val="20"/>
-              </w:rPr>
-              <w:t>Belvisi</w:t>
-            </w:r>
-            <w:proofErr w:type="spellEnd"/>
-            <w:r>
-              <w:rPr>
-                <w:bCs/>
-                <w:sz w:val="20"/>
-                <w:szCs w:val="20"/>
-              </w:rPr>
-              <w:t xml:space="preserve"> </w:t>
+              <w:t xml:space="preserve">Mario A. Belvisi </w:t>
             </w:r>
             <w:proofErr w:type="spellStart"/>
             <w:r>
@@ -10885,25 +10883,7 @@
                 <w:sz w:val="20"/>
                 <w:szCs w:val="20"/>
               </w:rPr>
-              <w:t xml:space="preserve">Mario A. </w:t>
-            </w:r>
-            <w:proofErr w:type="spellStart"/>
-            <w:r>
-              <w:rPr>
-                <w:bCs/>
-                <w:sz w:val="20"/>
-                <w:szCs w:val="20"/>
-              </w:rPr>
-              <w:t>Belvisi</w:t>
-            </w:r>
-            <w:proofErr w:type="spellEnd"/>
-            <w:r>
-              <w:rPr>
-                <w:bCs/>
-                <w:sz w:val="20"/>
-                <w:szCs w:val="20"/>
-              </w:rPr>
-              <w:t xml:space="preserve"> </w:t>
+              <w:t xml:space="preserve">Mario A. Belvisi </w:t>
             </w:r>
             <w:proofErr w:type="spellStart"/>
             <w:r>
@@ -10979,25 +10959,7 @@
                 <w:sz w:val="20"/>
                 <w:szCs w:val="20"/>
               </w:rPr>
-              <w:t xml:space="preserve">Mario A. </w:t>
-            </w:r>
-            <w:proofErr w:type="spellStart"/>
-            <w:r>
-              <w:rPr>
-                <w:bCs/>
-                <w:sz w:val="20"/>
-                <w:szCs w:val="20"/>
-              </w:rPr>
-              <w:t>Belvisi</w:t>
-            </w:r>
-            <w:proofErr w:type="spellEnd"/>
-            <w:r>
-              <w:rPr>
-                <w:bCs/>
-                <w:sz w:val="20"/>
-                <w:szCs w:val="20"/>
-              </w:rPr>
-              <w:t xml:space="preserve"> </w:t>
+              <w:t xml:space="preserve">Mario A. Belvisi </w:t>
             </w:r>
             <w:proofErr w:type="spellStart"/>
             <w:r>
@@ -11076,25 +11038,7 @@
                 <w:sz w:val="20"/>
                 <w:szCs w:val="20"/>
               </w:rPr>
-              <w:t xml:space="preserve">Mario A. </w:t>
-            </w:r>
-            <w:proofErr w:type="spellStart"/>
-            <w:r>
-              <w:rPr>
-                <w:bCs/>
-                <w:sz w:val="20"/>
-                <w:szCs w:val="20"/>
-              </w:rPr>
-              <w:t>Belvisi</w:t>
-            </w:r>
-            <w:proofErr w:type="spellEnd"/>
-            <w:r>
-              <w:rPr>
-                <w:bCs/>
-                <w:sz w:val="20"/>
-                <w:szCs w:val="20"/>
-              </w:rPr>
-              <w:t xml:space="preserve"> </w:t>
+              <w:t xml:space="preserve">Mario A. Belvisi </w:t>
             </w:r>
             <w:proofErr w:type="spellStart"/>
             <w:r>
@@ -11171,25 +11115,7 @@
                 <w:sz w:val="20"/>
                 <w:szCs w:val="20"/>
               </w:rPr>
-              <w:t xml:space="preserve">Mario A. </w:t>
-            </w:r>
-            <w:proofErr w:type="spellStart"/>
-            <w:r>
-              <w:rPr>
-                <w:bCs/>
-                <w:sz w:val="20"/>
-                <w:szCs w:val="20"/>
-              </w:rPr>
-              <w:t>Belvisi</w:t>
-            </w:r>
-            <w:proofErr w:type="spellEnd"/>
-            <w:r>
-              <w:rPr>
-                <w:bCs/>
-                <w:sz w:val="20"/>
-                <w:szCs w:val="20"/>
-              </w:rPr>
-              <w:t xml:space="preserve"> </w:t>
+              <w:t xml:space="preserve">Mario A. Belvisi </w:t>
             </w:r>
             <w:proofErr w:type="spellStart"/>
             <w:r>
@@ -11360,25 +11286,7 @@
                 <w:sz w:val="20"/>
                 <w:szCs w:val="20"/>
               </w:rPr>
-              <w:t xml:space="preserve">Mario A. </w:t>
-            </w:r>
-            <w:proofErr w:type="spellStart"/>
-            <w:r>
-              <w:rPr>
-                <w:bCs/>
-                <w:sz w:val="20"/>
-                <w:szCs w:val="20"/>
-              </w:rPr>
-              <w:t>Belvisi</w:t>
-            </w:r>
-            <w:proofErr w:type="spellEnd"/>
-            <w:r>
-              <w:rPr>
-                <w:bCs/>
-                <w:sz w:val="20"/>
-                <w:szCs w:val="20"/>
-              </w:rPr>
-              <w:t xml:space="preserve"> </w:t>
+              <w:t xml:space="preserve">Mario A. Belvisi </w:t>
             </w:r>
             <w:proofErr w:type="spellStart"/>
             <w:r>
@@ -11449,25 +11357,7 @@
                 <w:sz w:val="20"/>
                 <w:szCs w:val="20"/>
               </w:rPr>
-              <w:t xml:space="preserve">Mario A. </w:t>
-            </w:r>
-            <w:proofErr w:type="spellStart"/>
-            <w:r>
-              <w:rPr>
-                <w:bCs/>
-                <w:sz w:val="20"/>
-                <w:szCs w:val="20"/>
-              </w:rPr>
-              <w:t>Belvisi</w:t>
-            </w:r>
-            <w:proofErr w:type="spellEnd"/>
-            <w:r>
-              <w:rPr>
-                <w:bCs/>
-                <w:sz w:val="20"/>
-                <w:szCs w:val="20"/>
-              </w:rPr>
-              <w:t xml:space="preserve"> </w:t>
+              <w:t xml:space="preserve">Mario A. Belvisi </w:t>
             </w:r>
             <w:proofErr w:type="spellStart"/>
             <w:r>
@@ -11782,15 +11672,15 @@
         <w:pStyle w:val="Ttulo1"/>
       </w:pPr>
       <w:bookmarkStart w:id="3" w:name="_Toc147741191"/>
-      <w:bookmarkStart w:id="4" w:name="_Toc14106979"/>
-      <w:bookmarkStart w:id="5" w:name="_Toc437515557"/>
-      <w:bookmarkStart w:id="6" w:name="_Toc230084142"/>
+      <w:bookmarkStart w:id="4" w:name="_Toc230084142"/>
+      <w:bookmarkStart w:id="5" w:name="_Toc14106979"/>
+      <w:bookmarkStart w:id="6" w:name="_Toc437515557"/>
       <w:r>
         <w:lastRenderedPageBreak/>
         <w:t>Introducción</w:t>
       </w:r>
       <w:bookmarkEnd w:id="3"/>
-      <w:bookmarkEnd w:id="6"/>
+      <w:bookmarkEnd w:id="4"/>
       <w:r>
         <w:t xml:space="preserve"> </w:t>
       </w:r>
@@ -11852,10 +11742,7 @@
         </w:rPr>
       </w:pPr>
       <w:r>
-        <w:rPr>
-          <w:lang w:val="es-UY"/>
-        </w:rPr>
-        <w:t>El presente Trabajo Fin de Estudios aborda esta tensión desde una perspectiva empírica, diseñando, implementando y evaluando el sistema SISTAC (Sistema Inteligente de Selección de Talento y Análisis Curricular) en el contexto específico de Matriz - Asistencia Técnica y Servicios S.A., empresa de servicios compartidos del Grupo ANCAP en Uruguay</w:t>
+        <w:t>El presente Trabajo Fin de Estudios aborda esta tensión desde una perspectiva empírica, mediante el diseño, la implementación y la evaluación de un sistema de preselección curricular asistido por inteligencia artificial en el contexto específico de Matriz - Asistencia Técnica y Servicios S.A., empresa de servicios compartidos del Grupo ANCAP en Uruguay</w:t>
       </w:r>
       <w:r>
         <w:rPr>
@@ -15898,7 +15785,21 @@
         <w:rPr>
           <w:rFonts w:ascii="Calibri" w:hAnsi="Calibri" w:cs="Calibri"/>
         </w:rPr>
-        <w:t>(Dasaklis et al., 2025)</w:t>
+        <w:t>(</w:t>
+      </w:r>
+      <w:proofErr w:type="spellStart"/>
+      <w:r>
+        <w:rPr>
+          <w:rFonts w:ascii="Calibri" w:hAnsi="Calibri" w:cs="Calibri"/>
+        </w:rPr>
+        <w:t>Dasaklis</w:t>
+      </w:r>
+      <w:proofErr w:type="spellEnd"/>
+      <w:r>
+        <w:rPr>
+          <w:rFonts w:ascii="Calibri" w:hAnsi="Calibri" w:cs="Calibri"/>
+        </w:rPr>
+        <w:t xml:space="preserve"> et al., 2025)</w:t>
       </w:r>
       <w:r>
         <w:fldChar w:fldCharType="end"/>
@@ -16827,7 +16728,35 @@
         <w:rPr>
           <w:rFonts w:ascii="Calibri" w:hAnsi="Calibri" w:cs="Calibri"/>
         </w:rPr>
-        <w:t>(U.S. Equal Employment Opportunity Commission, 1978; Ley N.° 16.045:, 1989)</w:t>
+        <w:t xml:space="preserve">(U.S. </w:t>
+      </w:r>
+      <w:proofErr w:type="spellStart"/>
+      <w:r>
+        <w:rPr>
+          <w:rFonts w:ascii="Calibri" w:hAnsi="Calibri" w:cs="Calibri"/>
+        </w:rPr>
+        <w:t>Equal</w:t>
+      </w:r>
+      <w:proofErr w:type="spellEnd"/>
+      <w:r>
+        <w:rPr>
+          <w:rFonts w:ascii="Calibri" w:hAnsi="Calibri" w:cs="Calibri"/>
+        </w:rPr>
+        <w:t xml:space="preserve"> </w:t>
+      </w:r>
+      <w:proofErr w:type="spellStart"/>
+      <w:r>
+        <w:rPr>
+          <w:rFonts w:ascii="Calibri" w:hAnsi="Calibri" w:cs="Calibri"/>
+        </w:rPr>
+        <w:t>Employment</w:t>
+      </w:r>
+      <w:proofErr w:type="spellEnd"/>
+      <w:r>
+        <w:rPr>
+          <w:rFonts w:ascii="Calibri" w:hAnsi="Calibri" w:cs="Calibri"/>
+        </w:rPr>
+        <w:t xml:space="preserve"> Opportunity Commission, 1978; Ley N.° 16.045:, 1989)</w:t>
       </w:r>
       <w:r>
         <w:fldChar w:fldCharType="end"/>
@@ -19545,7 +19474,7 @@
           <w:lang w:val="es-UY"/>
         </w:rPr>
         <w:drawing>
-          <wp:inline distT="0" distB="0" distL="0" distR="0" wp14:anchorId="704048A5" wp14:editId="5FA8BC97">
+          <wp:inline distT="0" distB="0" distL="0" distR="0" wp14:anchorId="704048A5" wp14:editId="61B4FBB1">
             <wp:extent cx="5760085" cy="3139440"/>
             <wp:effectExtent l="0" t="0" r="0" b="3810"/>
             <wp:docPr id="565131378" name="Imagen 3" descr="The diagram illustrates a process for generating synthetic data, where it starts with input attributes (e.g., name, gender, age) and includes steps like localization and adaptation, generation with differential privacy, and creating narrative text, all while maintaining privacy and data structure.&#10;&#10;El contenido generado por IA puede ser incorrecto."/>
@@ -22401,13 +22330,7 @@
         <w:rPr>
           <w:lang w:val="es-UY"/>
         </w:rPr>
-        <w:t xml:space="preserve">Fuente: </w:t>
-      </w:r>
-      <w:r>
-        <w:rPr>
-          <w:lang w:val="es-UY"/>
-        </w:rPr>
-        <w:t>elaboración propia.</w:t>
+        <w:t>Fuente: elaboración propia.</w:t>
       </w:r>
     </w:p>
     <w:p>
@@ -24069,7 +23992,23 @@
           <w:bCs/>
           <w:lang w:val="es-UY"/>
         </w:rPr>
-        <w:t xml:space="preserve"> prompt que establece el rol del modelo como evaluador experto en selección de talento con instrucción de responder únicamente en JSON válido; un bloque de contexto opcional con los </w:t>
+        <w:t xml:space="preserve"> </w:t>
+      </w:r>
+      <w:proofErr w:type="spellStart"/>
+      <w:r>
+        <w:rPr>
+          <w:bCs/>
+          <w:lang w:val="es-UY"/>
+        </w:rPr>
+        <w:t>prompt</w:t>
+      </w:r>
+      <w:proofErr w:type="spellEnd"/>
+      <w:r>
+        <w:rPr>
+          <w:bCs/>
+          <w:lang w:val="es-UY"/>
+        </w:rPr>
+        <w:t xml:space="preserve"> que establece el rol del modelo como evaluador experto en selección de talento con instrucción de responder únicamente en JSON válido; un bloque de contexto opcional con los </w:t>
       </w:r>
       <w:proofErr w:type="spellStart"/>
       <w:r>
@@ -24101,7 +24040,23 @@
           <w:bCs/>
           <w:lang w:val="es-UY"/>
         </w:rPr>
-        <w:t xml:space="preserve"> prompt que presenta el CV, la descripción del cargo y las instrucciones de evaluación dimensional.</w:t>
+        <w:t xml:space="preserve"> </w:t>
+      </w:r>
+      <w:proofErr w:type="spellStart"/>
+      <w:r>
+        <w:rPr>
+          <w:bCs/>
+          <w:lang w:val="es-UY"/>
+        </w:rPr>
+        <w:t>prompt</w:t>
+      </w:r>
+      <w:proofErr w:type="spellEnd"/>
+      <w:r>
+        <w:rPr>
+          <w:bCs/>
+          <w:lang w:val="es-UY"/>
+        </w:rPr>
+        <w:t xml:space="preserve"> que presenta el CV, la descripción del cargo y las instrucciones de evaluación dimensional.</w:t>
       </w:r>
     </w:p>
     <w:p>
@@ -27312,233 +27267,4128 @@
       </w:pPr>
       <w:bookmarkStart w:id="86" w:name="_Toc230084208"/>
       <w:r>
+        <w:t>Framework de validación</w:t>
+      </w:r>
+      <w:r>
+        <w:t xml:space="preserve"> experimental – Eficiencia (H1)</w:t>
+      </w:r>
+      <w:bookmarkEnd w:id="86"/>
+    </w:p>
+    <w:p>
+      <w:pPr>
+        <w:rPr>
+          <w:lang w:val="es-UY"/>
+        </w:rPr>
+      </w:pPr>
+      <w:r>
+        <w:rPr>
+          <w:lang w:val="es-UY"/>
+        </w:rPr>
+        <w:t>El presente capítulo describe cómo se diseñó y ejecutó el experimento que evalúa el</w:t>
+      </w:r>
+    </w:p>
+    <w:p>
+      <w:pPr>
+        <w:rPr>
+          <w:lang w:val="es-UY"/>
+        </w:rPr>
+      </w:pPr>
+      <w:r>
+        <w:rPr>
+          <w:lang w:val="es-UY"/>
+        </w:rPr>
+        <w:t>sistema SISTAC, así como las métricas con las que se contrastan las tres hipótesis.</w:t>
+      </w:r>
+    </w:p>
+    <w:p>
+      <w:pPr>
+        <w:rPr>
+          <w:lang w:val="es-UY"/>
+        </w:rPr>
+      </w:pPr>
+      <w:r>
+        <w:rPr>
+          <w:lang w:val="es-UY"/>
+        </w:rPr>
+        <w:t>La descripción avanza desde el diseño general del experimento hacia la conformación</w:t>
+      </w:r>
+    </w:p>
+    <w:p>
+      <w:pPr>
+        <w:rPr>
+          <w:lang w:val="es-UY"/>
+        </w:rPr>
+      </w:pPr>
+      <w:r>
+        <w:rPr>
+          <w:lang w:val="es-UY"/>
+        </w:rPr>
+        <w:t>del Gold Standard, las métricas de cada hipótesis y el procedimiento de ejecución,</w:t>
+      </w:r>
+    </w:p>
+    <w:p>
+      <w:pPr>
+        <w:rPr>
+          <w:lang w:val="es-UY"/>
+        </w:rPr>
+      </w:pPr>
+      <w:r>
+        <w:rPr>
+          <w:lang w:val="es-UY"/>
+        </w:rPr>
+        <w:t>de modo que cualquier evaluador pueda reconstruir el experimento a partir de lo</w:t>
+      </w:r>
+    </w:p>
+    <w:p>
+      <w:pPr>
+        <w:rPr>
+          <w:lang w:val="es-UY"/>
+        </w:rPr>
+      </w:pPr>
+      <w:r>
+        <w:rPr>
+          <w:lang w:val="es-UY"/>
+        </w:rPr>
+        <w:t>documentado.</w:t>
+      </w:r>
+    </w:p>
+    <w:p>
+      <w:pPr>
+        <w:pStyle w:val="Ttulo2"/>
+      </w:pPr>
+      <w:bookmarkStart w:id="87" w:name="_Toc230084209"/>
+      <w:r>
+        <w:t xml:space="preserve">Diseño del experimento </w:t>
+      </w:r>
+      <w:proofErr w:type="spellStart"/>
+      <w:proofErr w:type="gramStart"/>
+      <w:r>
+        <w:t>cuasi-experimental</w:t>
+      </w:r>
+      <w:bookmarkEnd w:id="87"/>
+      <w:proofErr w:type="spellEnd"/>
+      <w:proofErr w:type="gramEnd"/>
+    </w:p>
+    <w:p>
+      <w:r>
+        <w:t xml:space="preserve">El experimento adopta un diseño </w:t>
+      </w:r>
+      <w:proofErr w:type="spellStart"/>
+      <w:proofErr w:type="gramStart"/>
+      <w:r>
+        <w:t>cuasi-experimental</w:t>
+      </w:r>
+      <w:proofErr w:type="spellEnd"/>
+      <w:proofErr w:type="gramEnd"/>
+      <w:r>
+        <w:t xml:space="preserve"> de medidas repetidas, en el que</w:t>
+      </w:r>
+      <w:r>
+        <w:t xml:space="preserve"> </w:t>
+      </w:r>
+      <w:r>
+        <w:t>un mismo corpus de pares currículum y cargo se evalúa bajo cuatro configuraciones</w:t>
+      </w:r>
+      <w:r>
+        <w:t xml:space="preserve"> </w:t>
+      </w:r>
+      <w:r>
+        <w:t>sucesivas</w:t>
+      </w:r>
+      <w:r>
+        <w:t xml:space="preserve"> </w:t>
+      </w:r>
+      <w:r>
+        <w:t>que se diferencian en el nivel de automatización y de protección de datos.</w:t>
+      </w:r>
+      <w:r>
+        <w:t xml:space="preserve"> </w:t>
+      </w:r>
+      <w:r>
+        <w:t>La variable independiente es la configuración del proceso de cribado, con cuatro</w:t>
+      </w:r>
+      <w:r>
+        <w:t xml:space="preserve"> </w:t>
+      </w:r>
+      <w:r>
+        <w:t xml:space="preserve">niveles, y las variables </w:t>
+      </w:r>
+      <w:r>
         <w:lastRenderedPageBreak/>
-        <w:t>Framework de validación</w:t>
-      </w:r>
-      <w:r>
-        <w:t xml:space="preserve"> experimental – Eficiencia (H1)</w:t>
-      </w:r>
-      <w:bookmarkEnd w:id="86"/>
+        <w:t>dependientes son la eficiencia, la eficacia de</w:t>
+      </w:r>
+      <w:r>
+        <w:t xml:space="preserve"> </w:t>
+      </w:r>
+      <w:r>
+        <w:t>clasificación y la equidad algorítmica, una por cada hipótesis.</w:t>
+      </w:r>
+    </w:p>
+    <w:p>
+      <w:r>
+        <w:t>Las cuatro configuraciones constituyen los niveles del factor. La configuración C0</w:t>
+      </w:r>
+      <w:r>
+        <w:t xml:space="preserve"> </w:t>
+      </w:r>
+      <w:r>
+        <w:t>corresponde al cribado manual realizado por el panel de especialistas de Matriz, que</w:t>
+      </w:r>
+      <w:r>
+        <w:t xml:space="preserve"> </w:t>
+      </w:r>
+      <w:r>
+        <w:t>opera como línea base. La configuración C1 evalúa cada par mediante Claude Sonnet 4.5</w:t>
+      </w:r>
+      <w:r>
+        <w:t xml:space="preserve"> </w:t>
+      </w:r>
+      <w:r>
+        <w:t>sin contexto externo, utilizando únicamente la capacidad paramétrica del modelo. La</w:t>
+      </w:r>
+      <w:r>
+        <w:t xml:space="preserve"> </w:t>
+      </w:r>
+      <w:r>
+        <w:t>configuración C2 incorpora el componente de recuperación sobre el índice vectorial,</w:t>
+      </w:r>
+      <w:r>
+        <w:t xml:space="preserve"> </w:t>
+      </w:r>
+      <w:r>
+        <w:t xml:space="preserve">agregando al </w:t>
+      </w:r>
+      <w:proofErr w:type="spellStart"/>
+      <w:r>
+        <w:t>prompt</w:t>
+      </w:r>
+      <w:proofErr w:type="spellEnd"/>
+      <w:r>
+        <w:t xml:space="preserve"> los fragmentos más relevantes recuperados del corpus. La</w:t>
+      </w:r>
+      <w:r>
+        <w:t xml:space="preserve"> </w:t>
+      </w:r>
+      <w:r>
+        <w:t>configuración C3 antepone la anonimización de datos personales al pipeline de C2,</w:t>
+      </w:r>
+      <w:r>
+        <w:t xml:space="preserve"> </w:t>
+      </w:r>
+      <w:r>
+        <w:t xml:space="preserve">sustituyendo las entidades identificadoras antes del </w:t>
+      </w:r>
+      <w:proofErr w:type="spellStart"/>
+      <w:r>
+        <w:t>retrieval</w:t>
+      </w:r>
+      <w:proofErr w:type="spellEnd"/>
+      <w:r>
+        <w:t xml:space="preserve"> y del </w:t>
+      </w:r>
+      <w:proofErr w:type="spellStart"/>
+      <w:r>
+        <w:t>scoring</w:t>
+      </w:r>
+      <w:proofErr w:type="spellEnd"/>
+      <w:r>
+        <w:t>. Esta</w:t>
+      </w:r>
+      <w:r>
+        <w:t xml:space="preserve"> </w:t>
+      </w:r>
+      <w:r>
+        <w:t>progresión permite aislar el efecto del componente RAG en la comparación de C1 con</w:t>
+      </w:r>
+      <w:r>
+        <w:t xml:space="preserve"> </w:t>
+      </w:r>
+      <w:r>
+        <w:t>C2, y el efecto de la anonimización en la comparación de C2 con C3.</w:t>
+      </w:r>
+    </w:p>
+    <w:p>
+      <w:r>
+        <w:t>La unidad de análisis es el par formado por un currículum y una descripción de</w:t>
+      </w:r>
+      <w:r>
+        <w:t xml:space="preserve"> </w:t>
+      </w:r>
+      <w:r>
+        <w:t>cargo. Cada currículum del corpus, descrito en la sección 5.2.7, se evalúa contra las</w:t>
+      </w:r>
+      <w:r>
+        <w:t xml:space="preserve"> </w:t>
+      </w:r>
+      <w:r>
+        <w:t>descripciones de cargo reales de Matriz presentadas en la sección 5.2.3. El uso de</w:t>
+      </w:r>
+      <w:r>
+        <w:t xml:space="preserve"> </w:t>
+      </w:r>
+      <w:r>
+        <w:t>medidas repetidas, en las que el mismo par se procesa bajo las cuatro</w:t>
+      </w:r>
+      <w:r>
+        <w:t xml:space="preserve"> </w:t>
+      </w:r>
+      <w:r>
+        <w:t>configuraciones, elimina la variabilidad asociada al currículum evaluado y aumenta la</w:t>
+      </w:r>
+      <w:r>
+        <w:t xml:space="preserve"> </w:t>
+      </w:r>
+      <w:r>
+        <w:t>potencia estadística de las comparaciones, dado que las diferencias observadas se</w:t>
+      </w:r>
+      <w:r>
+        <w:t xml:space="preserve"> </w:t>
+      </w:r>
+      <w:r>
+        <w:t>atribuyen al cambio de configuración y no a diferencias entre los documentos. El</w:t>
+      </w:r>
+      <w:r>
+        <w:t xml:space="preserve"> </w:t>
+      </w:r>
+      <w:r>
+        <w:t>corpus comprende [PENDIENTE: N pares currículum y cargo] evaluaciones por</w:t>
+      </w:r>
+      <w:r>
+        <w:t xml:space="preserve"> </w:t>
+      </w:r>
+      <w:r>
+        <w:t>configuración, con balance de etiquetas de cincuenta por ciento APTO y cincuenta por</w:t>
+      </w:r>
+      <w:r>
+        <w:t xml:space="preserve"> </w:t>
+      </w:r>
+      <w:r>
+        <w:t>ciento NO_APTO.</w:t>
+      </w:r>
+    </w:p>
+    <w:p/>
+    <w:p/>
+    <w:p/>
+    <w:p/>
+    <w:p/>
+    <w:p/>
+    <w:p/>
+    <w:p/>
+    <w:p>
+      <w:pPr>
+        <w:pStyle w:val="TablayFigura"/>
+        <w:rPr>
+          <w:lang w:val="es-UY"/>
+        </w:rPr>
+      </w:pPr>
+      <w:r>
+        <w:rPr>
+          <w:lang w:val="es-UY"/>
+        </w:rPr>
+        <w:lastRenderedPageBreak/>
+        <w:t xml:space="preserve">FIGURA 6.1 — Diseño </w:t>
+      </w:r>
+      <w:proofErr w:type="spellStart"/>
+      <w:proofErr w:type="gramStart"/>
+      <w:r>
+        <w:rPr>
+          <w:lang w:val="es-UY"/>
+        </w:rPr>
+        <w:t>cuasi-experimental</w:t>
+      </w:r>
+      <w:proofErr w:type="spellEnd"/>
+      <w:proofErr w:type="gramEnd"/>
+      <w:r>
+        <w:rPr>
+          <w:lang w:val="es-UY"/>
+        </w:rPr>
+        <w:t xml:space="preserve"> de SISTAC y mapeo a las tres hipótesis.</w:t>
+      </w:r>
+    </w:p>
+    <w:p>
+      <w:pPr>
+        <w:rPr>
+          <w:lang w:val="es-UY"/>
+        </w:rPr>
+      </w:pPr>
+    </w:p>
+    <w:p>
+      <w:pPr>
+        <w:rPr>
+          <w:lang w:val="es-UY"/>
+        </w:rPr>
+      </w:pPr>
+      <w:r>
+        <w:rPr>
+          <w:noProof/>
+          <w:lang w:val="es-UY"/>
+        </w:rPr>
+        <w:drawing>
+          <wp:inline distT="0" distB="0" distL="0" distR="0" wp14:anchorId="4E82E2E2" wp14:editId="25B667B3">
+            <wp:extent cx="5749925" cy="2936875"/>
+            <wp:effectExtent l="0" t="0" r="3175" b="0"/>
+            <wp:docPr id="2096780795" name="Imagen 1"/>
+            <wp:cNvGraphicFramePr>
+              <a:graphicFrameLocks xmlns:a="http://schemas.openxmlformats.org/drawingml/2006/main" noChangeAspect="1"/>
+            </wp:cNvGraphicFramePr>
+            <a:graphic xmlns:a="http://schemas.openxmlformats.org/drawingml/2006/main">
+              <a:graphicData uri="http://schemas.openxmlformats.org/drawingml/2006/picture">
+                <pic:pic xmlns:pic="http://schemas.openxmlformats.org/drawingml/2006/picture">
+                  <pic:nvPicPr>
+                    <pic:cNvPr id="0" name="Picture 1"/>
+                    <pic:cNvPicPr>
+                      <a:picLocks noChangeAspect="1" noChangeArrowheads="1"/>
+                    </pic:cNvPicPr>
+                  </pic:nvPicPr>
+                  <pic:blipFill>
+                    <a:blip r:embed="rId24" cstate="print">
+                      <a:extLst>
+                        <a:ext uri="{28A0092B-C50C-407E-A947-70E740481C1C}">
+                          <a14:useLocalDpi xmlns:a14="http://schemas.microsoft.com/office/drawing/2010/main" val="0"/>
+                        </a:ext>
+                      </a:extLst>
+                    </a:blip>
+                    <a:srcRect/>
+                    <a:stretch>
+                      <a:fillRect/>
+                    </a:stretch>
+                  </pic:blipFill>
+                  <pic:spPr bwMode="auto">
+                    <a:xfrm>
+                      <a:off x="0" y="0"/>
+                      <a:ext cx="5749925" cy="2936875"/>
+                    </a:xfrm>
+                    <a:prstGeom prst="rect">
+                      <a:avLst/>
+                    </a:prstGeom>
+                    <a:noFill/>
+                    <a:ln>
+                      <a:noFill/>
+                    </a:ln>
+                  </pic:spPr>
+                </pic:pic>
+              </a:graphicData>
+            </a:graphic>
+          </wp:inline>
+        </w:drawing>
+      </w:r>
+    </w:p>
+    <w:p>
+      <w:pPr>
+        <w:pStyle w:val="Piedefoto-tabla"/>
+      </w:pPr>
+      <w:r>
+        <w:t>Fuente: elaboración propia.</w:t>
+      </w:r>
+    </w:p>
+    <w:p>
+      <w:pPr>
+        <w:rPr>
+          <w:lang w:val="es-UY"/>
+        </w:rPr>
+      </w:pPr>
+    </w:p>
+    <w:p>
+      <w:pPr>
+        <w:rPr>
+          <w:lang w:val="es-UY"/>
+        </w:rPr>
+      </w:pPr>
     </w:p>
     <w:p>
       <w:pPr>
         <w:pStyle w:val="Ttulo2"/>
       </w:pPr>
-      <w:bookmarkStart w:id="87" w:name="_Toc230084209"/>
-      <w:r>
-        <w:t xml:space="preserve">Diseño del experimento </w:t>
+      <w:bookmarkStart w:id="88" w:name="_Toc230084210"/>
+      <w:r>
+        <w:t>Protocolo Gold Standard y panel de expertos</w:t>
+      </w:r>
+      <w:bookmarkEnd w:id="88"/>
+    </w:p>
+    <w:p>
+      <w:r>
+        <w:t>El Gold Standard constituye la referencia contra la cual se contrasta el desempeño</w:t>
+      </w:r>
+      <w:r>
+        <w:t xml:space="preserve"> </w:t>
+      </w:r>
+      <w:r>
+        <w:t>predictivo de las configuraciones automáticas, y su validez condiciona la</w:t>
+      </w:r>
+      <w:r>
+        <w:t xml:space="preserve"> </w:t>
+      </w:r>
+      <w:r>
+        <w:t>interpretación de la hipótesis H2. En SISTAC, el Gold Standard se construye mediante</w:t>
+      </w:r>
+      <w:r>
+        <w:t xml:space="preserve"> </w:t>
+      </w:r>
+      <w:r>
+        <w:t>la validación experta de los currículums del corpus por parte del panel de</w:t>
+      </w:r>
+      <w:r>
+        <w:t xml:space="preserve"> </w:t>
+      </w:r>
+      <w:r>
+        <w:t>especialistas en recursos humanos de Matriz, evaluados contra las descripciones de</w:t>
+      </w:r>
+      <w:r>
+        <w:t xml:space="preserve"> </w:t>
+      </w:r>
+      <w:r>
+        <w:t>cargo reales de la organización.</w:t>
+      </w:r>
+    </w:p>
+    <w:p>
+      <w:r>
+        <w:t>El panel está integrado por [PENDIENTE: N evaluadores] profesionales de selección de</w:t>
+      </w:r>
+      <w:r>
+        <w:t xml:space="preserve"> </w:t>
+      </w:r>
+      <w:r>
+        <w:t>personal de Matriz con experiencia en perfiles técnicos del mercado rioplatense.</w:t>
+      </w:r>
+      <w:r>
+        <w:t xml:space="preserve"> </w:t>
+      </w:r>
+      <w:r>
+        <w:t>Cada evaluador recibe el par formado por el currículum traducido y la descripción de</w:t>
+      </w:r>
+      <w:r>
+        <w:t xml:space="preserve"> </w:t>
+      </w:r>
+      <w:r>
+        <w:t>cargo, y asigna</w:t>
+      </w:r>
+      <w:r>
+        <w:t xml:space="preserve"> </w:t>
+      </w:r>
+      <w:r>
+        <w:t>de forma independiente una decisión cualitativa de APTO o NO_APTO</w:t>
+      </w:r>
+      <w:r>
+        <w:t xml:space="preserve"> </w:t>
+      </w:r>
+      <w:r>
+        <w:t>junto con un score de adecuación en una escala de cero a cien. La etiqueta de</w:t>
+      </w:r>
+      <w:r>
+        <w:t xml:space="preserve"> </w:t>
+      </w:r>
+      <w:r>
+        <w:t>adecuación de partida provista por el conjunto público se utiliza únicamente como</w:t>
+      </w:r>
+      <w:r>
+        <w:t xml:space="preserve"> </w:t>
+      </w:r>
+      <w:r>
+        <w:t>referencia inicial, mientras que la decisión definitiva surge del juicio experto,</w:t>
+      </w:r>
+      <w:r>
+        <w:t xml:space="preserve"> </w:t>
+      </w:r>
+      <w:r>
+        <w:t>lo que ancla el Gold Standard en criterios profesionales reales y no en la etiqueta</w:t>
+      </w:r>
+      <w:r>
+        <w:t xml:space="preserve"> </w:t>
+      </w:r>
+      <w:r>
+        <w:t xml:space="preserve">heredada del </w:t>
+      </w:r>
+      <w:proofErr w:type="spellStart"/>
+      <w:r>
+        <w:t>dataset</w:t>
+      </w:r>
+      <w:proofErr w:type="spellEnd"/>
+      <w:r>
+        <w:t>.</w:t>
+      </w:r>
+    </w:p>
+    <w:p/>
+    <w:p>
+      <w:r>
+        <w:t>La calidad del Gold Standard se verifica mediante el coeficiente kappa de Cohen, que</w:t>
+      </w:r>
+      <w:r>
+        <w:t xml:space="preserve"> </w:t>
+      </w:r>
+      <w:r>
+        <w:t>mide la concordancia entre evaluadores descontando el acuerdo esperado por azar. Se</w:t>
+      </w:r>
+      <w:r>
+        <w:t xml:space="preserve"> </w:t>
+      </w:r>
+      <w:r>
+        <w:t>establece un umbral mínimo de κ mayor o igual a 0.70, correspondiente a un acuerdo</w:t>
+      </w:r>
+      <w:r>
+        <w:t xml:space="preserve"> </w:t>
+      </w:r>
+      <w:r>
+        <w:t>sustancial, como condición para considerar válido el etiquetado. Los pares en los</w:t>
+      </w:r>
+      <w:r>
+        <w:t xml:space="preserve"> </w:t>
+      </w:r>
+      <w:r>
+        <w:t>que los evaluadores presentan</w:t>
+      </w:r>
+      <w:r>
+        <w:t xml:space="preserve"> </w:t>
+      </w:r>
+      <w:r>
+        <w:t>desacuerdo en la decisión binaria, o desviaciones en</w:t>
+      </w:r>
+      <w:r>
+        <w:t xml:space="preserve"> </w:t>
+      </w:r>
+      <w:r>
+        <w:t>el score superiores a veinte puntos, se</w:t>
+      </w:r>
+      <w:r>
+        <w:t xml:space="preserve"> </w:t>
+      </w:r>
+      <w:r>
+        <w:t>resuelven en una sesión de consenso hasta</w:t>
+      </w:r>
+      <w:r>
+        <w:t xml:space="preserve"> </w:t>
+      </w:r>
+      <w:r>
+        <w:t>alcanzar una etiqueta única. El valor de</w:t>
+      </w:r>
+      <w:r>
+        <w:t xml:space="preserve"> </w:t>
+      </w:r>
+      <w:r>
+        <w:t>concordancia obtenido es κ = [PENDIENTE:</w:t>
+      </w:r>
+      <w:r>
+        <w:t xml:space="preserve"> </w:t>
+      </w:r>
+      <w:r>
+        <w:t>valor de κ de Cohen], lo que [PENDIENTE: confirmar</w:t>
+      </w:r>
+      <w:r>
+        <w:t xml:space="preserve"> </w:t>
+      </w:r>
+      <w:r>
+        <w:t>si supera el umbral de 0.70 y</w:t>
+      </w:r>
+      <w:r>
+        <w:t xml:space="preserve"> </w:t>
+      </w:r>
+      <w:r>
+        <w:t>valida el Gold Standard].</w:t>
+      </w:r>
+    </w:p>
+    <w:p>
+      <w:pPr>
+        <w:pStyle w:val="TablayFigura"/>
+        <w:rPr>
+          <w:lang w:val="es-UY"/>
+        </w:rPr>
+      </w:pPr>
+      <w:r>
+        <w:rPr>
+          <w:lang w:val="es-UY"/>
+        </w:rPr>
+        <w:t>FIGURA 6.2 — Protocolo de conformación del Gold Standard por el panel de Matriz.</w:t>
+      </w:r>
+    </w:p>
+    <w:p>
+      <w:pPr>
+        <w:pStyle w:val="TablayFigura"/>
+        <w:rPr>
+          <w:lang w:val="es-UY"/>
+        </w:rPr>
+      </w:pPr>
+    </w:p>
+    <w:p>
+      <w:pPr>
+        <w:rPr>
+          <w:lang w:val="es-UY"/>
+        </w:rPr>
+      </w:pPr>
+      <w:r>
+        <w:rPr>
+          <w:noProof/>
+          <w:lang w:val="es-UY"/>
+        </w:rPr>
+        <w:drawing>
+          <wp:inline distT="0" distB="0" distL="0" distR="0" wp14:anchorId="40348506" wp14:editId="6AFC43D2">
+            <wp:extent cx="5749925" cy="1506220"/>
+            <wp:effectExtent l="0" t="0" r="3175" b="0"/>
+            <wp:docPr id="196433214" name="Imagen 2"/>
+            <wp:cNvGraphicFramePr>
+              <a:graphicFrameLocks xmlns:a="http://schemas.openxmlformats.org/drawingml/2006/main" noChangeAspect="1"/>
+            </wp:cNvGraphicFramePr>
+            <a:graphic xmlns:a="http://schemas.openxmlformats.org/drawingml/2006/main">
+              <a:graphicData uri="http://schemas.openxmlformats.org/drawingml/2006/picture">
+                <pic:pic xmlns:pic="http://schemas.openxmlformats.org/drawingml/2006/picture">
+                  <pic:nvPicPr>
+                    <pic:cNvPr id="0" name="Picture 2"/>
+                    <pic:cNvPicPr>
+                      <a:picLocks noChangeAspect="1" noChangeArrowheads="1"/>
+                    </pic:cNvPicPr>
+                  </pic:nvPicPr>
+                  <pic:blipFill>
+                    <a:blip r:embed="rId25" cstate="print">
+                      <a:extLst>
+                        <a:ext uri="{28A0092B-C50C-407E-A947-70E740481C1C}">
+                          <a14:useLocalDpi xmlns:a14="http://schemas.microsoft.com/office/drawing/2010/main" val="0"/>
+                        </a:ext>
+                      </a:extLst>
+                    </a:blip>
+                    <a:srcRect/>
+                    <a:stretch>
+                      <a:fillRect/>
+                    </a:stretch>
+                  </pic:blipFill>
+                  <pic:spPr bwMode="auto">
+                    <a:xfrm>
+                      <a:off x="0" y="0"/>
+                      <a:ext cx="5749925" cy="1506220"/>
+                    </a:xfrm>
+                    <a:prstGeom prst="rect">
+                      <a:avLst/>
+                    </a:prstGeom>
+                    <a:noFill/>
+                    <a:ln>
+                      <a:noFill/>
+                    </a:ln>
+                  </pic:spPr>
+                </pic:pic>
+              </a:graphicData>
+            </a:graphic>
+          </wp:inline>
+        </w:drawing>
+      </w:r>
+    </w:p>
+    <w:p>
+      <w:pPr>
+        <w:pStyle w:val="Piedefoto-tabla"/>
+      </w:pPr>
+      <w:r>
+        <w:t>Fuente: elaboración propia.</w:t>
+      </w:r>
+    </w:p>
+    <w:p>
+      <w:pPr>
+        <w:pStyle w:val="Ttulo2"/>
+      </w:pPr>
+      <w:bookmarkStart w:id="89" w:name="_Toc230084211"/>
+      <w:r>
+        <w:t>Instrumentación y registro de variables</w:t>
+      </w:r>
+      <w:bookmarkEnd w:id="89"/>
+    </w:p>
+    <w:p>
+      <w:r>
+        <w:t>Cada hipótesis se operacionaliza mediante métricas específicas, calculadas en Python</w:t>
+      </w:r>
+      <w:r>
+        <w:t xml:space="preserve"> </w:t>
+      </w:r>
+      <w:r>
+        <w:t>con las</w:t>
+      </w:r>
+      <w:r>
+        <w:t xml:space="preserve"> </w:t>
+      </w:r>
+      <w:r>
+        <w:t xml:space="preserve">bibliotecas </w:t>
       </w:r>
       <w:proofErr w:type="spellStart"/>
       <w:proofErr w:type="gramStart"/>
       <w:r>
-        <w:t>cuasi-experimental</w:t>
-      </w:r>
-      <w:bookmarkEnd w:id="87"/>
+        <w:rPr>
+          <w:i/>
+          <w:iCs/>
+        </w:rPr>
+        <w:t>scipy.stats</w:t>
+      </w:r>
       <w:proofErr w:type="spellEnd"/>
       <w:proofErr w:type="gramEnd"/>
+      <w:r>
+        <w:t xml:space="preserve"> y </w:t>
+      </w:r>
+      <w:proofErr w:type="spellStart"/>
+      <w:r>
+        <w:rPr>
+          <w:i/>
+          <w:iCs/>
+        </w:rPr>
+        <w:t>scikit-learn</w:t>
+      </w:r>
+      <w:proofErr w:type="spellEnd"/>
+      <w:r>
+        <w:t>, esta última restringida al</w:t>
+      </w:r>
+      <w:r>
+        <w:t xml:space="preserve"> </w:t>
+      </w:r>
+      <w:r>
+        <w:t>cálculo de métricas de</w:t>
+      </w:r>
+      <w:r>
+        <w:t xml:space="preserve"> </w:t>
+      </w:r>
+      <w:r>
+        <w:t>clasificación.</w:t>
+      </w:r>
+    </w:p>
+    <w:p>
+      <w:pPr>
+        <w:pStyle w:val="Ttulo3"/>
+        <w:rPr>
+          <w:lang w:val="pt-BR"/>
+        </w:rPr>
+      </w:pPr>
+      <w:r>
+        <w:rPr>
+          <w:lang w:val="pt-BR"/>
+        </w:rPr>
+        <w:t xml:space="preserve">H1 </w:t>
+      </w:r>
+      <w:proofErr w:type="spellStart"/>
+      <w:r>
+        <w:rPr>
+          <w:lang w:val="pt-BR"/>
+        </w:rPr>
+        <w:t>Eficiencia</w:t>
+      </w:r>
+      <w:proofErr w:type="spellEnd"/>
+    </w:p>
+    <w:p>
+      <w:pPr>
+        <w:rPr>
+          <w:lang w:val="es-UY"/>
+        </w:rPr>
+      </w:pPr>
+      <w:r>
+        <w:rPr>
+          <w:lang w:val="es-UY"/>
+        </w:rPr>
+        <w:t xml:space="preserve">La hipótesis H1 mide el tiempo de procesamiento por candidato, denotado </w:t>
+      </w:r>
+      <w:proofErr w:type="spellStart"/>
+      <w:r>
+        <w:rPr>
+          <w:lang w:val="es-UY"/>
+        </w:rPr>
+        <w:t>T_cand</w:t>
+      </w:r>
+      <w:proofErr w:type="spellEnd"/>
+      <w:r>
+        <w:rPr>
+          <w:lang w:val="es-UY"/>
+        </w:rPr>
+        <w:t xml:space="preserve"> y</w:t>
+      </w:r>
+      <w:r>
+        <w:rPr>
+          <w:lang w:val="es-UY"/>
+        </w:rPr>
+        <w:t xml:space="preserve"> </w:t>
+      </w:r>
+      <w:r>
+        <w:rPr>
+          <w:lang w:val="es-UY"/>
+        </w:rPr>
+        <w:t>expresado en segundos. En la configuración C0 el tiempo se registra a partir de los</w:t>
+      </w:r>
+      <w:r>
+        <w:rPr>
+          <w:lang w:val="es-UY"/>
+        </w:rPr>
+        <w:t xml:space="preserve"> </w:t>
+      </w:r>
+      <w:r>
+        <w:rPr>
+          <w:lang w:val="es-UY"/>
+        </w:rPr>
+        <w:t>tiempos de cribado manual asociados a cada par, mientras que en las configuraciones</w:t>
+      </w:r>
+      <w:r>
+        <w:rPr>
+          <w:lang w:val="es-UY"/>
+        </w:rPr>
+        <w:t xml:space="preserve"> </w:t>
+      </w:r>
+      <w:r>
+        <w:rPr>
+          <w:lang w:val="es-UY"/>
+        </w:rPr>
+        <w:t>automáticas C1, C2</w:t>
+      </w:r>
+      <w:r>
+        <w:rPr>
+          <w:lang w:val="es-UY"/>
+        </w:rPr>
+        <w:t xml:space="preserve"> </w:t>
+      </w:r>
+      <w:r>
+        <w:rPr>
+          <w:lang w:val="es-UY"/>
+        </w:rPr>
+        <w:t>y C3 el tiempo se mide envolviendo la llamada al pipeline con la</w:t>
+      </w:r>
+      <w:r>
+        <w:rPr>
+          <w:lang w:val="es-UY"/>
+        </w:rPr>
+        <w:t xml:space="preserve"> </w:t>
+      </w:r>
+      <w:r>
+        <w:rPr>
+          <w:lang w:val="es-UY"/>
+        </w:rPr>
+        <w:t xml:space="preserve">función </w:t>
+      </w:r>
+      <w:proofErr w:type="spellStart"/>
+      <w:proofErr w:type="gramStart"/>
+      <w:r>
+        <w:rPr>
+          <w:i/>
+          <w:iCs/>
+          <w:lang w:val="es-UY"/>
+        </w:rPr>
+        <w:t>time.perf</w:t>
+      </w:r>
+      <w:proofErr w:type="gramEnd"/>
+      <w:r>
+        <w:rPr>
+          <w:i/>
+          <w:iCs/>
+          <w:lang w:val="es-UY"/>
+        </w:rPr>
+        <w:t>_</w:t>
+      </w:r>
+      <w:proofErr w:type="gramStart"/>
+      <w:r>
+        <w:rPr>
+          <w:i/>
+          <w:iCs/>
+          <w:lang w:val="es-UY"/>
+        </w:rPr>
+        <w:t>counter</w:t>
+      </w:r>
+      <w:proofErr w:type="spellEnd"/>
+      <w:r>
+        <w:rPr>
+          <w:i/>
+          <w:iCs/>
+          <w:lang w:val="es-UY"/>
+        </w:rPr>
+        <w:t>(</w:t>
+      </w:r>
+      <w:proofErr w:type="gramEnd"/>
+      <w:r>
+        <w:rPr>
+          <w:i/>
+          <w:iCs/>
+          <w:lang w:val="es-UY"/>
+        </w:rPr>
+        <w:t>)</w:t>
+      </w:r>
+      <w:r>
+        <w:rPr>
+          <w:lang w:val="es-UY"/>
+        </w:rPr>
+        <w:t xml:space="preserve"> </w:t>
+      </w:r>
+      <w:r>
+        <w:rPr>
+          <w:lang w:val="es-UY"/>
+        </w:rPr>
+        <w:t>de la biblioteca estándar de Python. Dado que la</w:t>
+      </w:r>
+      <w:r>
+        <w:rPr>
+          <w:lang w:val="es-UY"/>
+        </w:rPr>
+        <w:t xml:space="preserve"> </w:t>
+      </w:r>
+      <w:r>
+        <w:rPr>
+          <w:lang w:val="es-UY"/>
+        </w:rPr>
+        <w:t>distribución de los tiempos manuales presenta una asimetría positiva pronunciada que</w:t>
+      </w:r>
+      <w:r>
+        <w:rPr>
+          <w:lang w:val="es-UY"/>
+        </w:rPr>
+        <w:t xml:space="preserve"> </w:t>
+      </w:r>
+      <w:r>
+        <w:rPr>
+          <w:lang w:val="es-UY"/>
+        </w:rPr>
+        <w:t>incumple el supuesto de normalidad, la comparación se realiza con la prueba no</w:t>
+      </w:r>
+      <w:r>
+        <w:rPr>
+          <w:lang w:val="es-UY"/>
+        </w:rPr>
+        <w:t xml:space="preserve"> </w:t>
+      </w:r>
+      <w:r>
+        <w:rPr>
+          <w:lang w:val="es-UY"/>
+        </w:rPr>
+        <w:t xml:space="preserve">paramétrica U de Mann-Whitney en su variante </w:t>
+      </w:r>
+      <w:r>
+        <w:rPr>
+          <w:lang w:val="es-UY"/>
+        </w:rPr>
+        <w:lastRenderedPageBreak/>
+        <w:t>unilateral, contrastando la hipótesis</w:t>
+      </w:r>
+      <w:r>
+        <w:rPr>
+          <w:lang w:val="es-UY"/>
+        </w:rPr>
+        <w:t xml:space="preserve"> </w:t>
+      </w:r>
+      <w:r>
+        <w:rPr>
+          <w:lang w:val="es-UY"/>
+        </w:rPr>
+        <w:t>nula de que la mediana del tiempo automático es mayor o igual a la del tiempo manual</w:t>
+      </w:r>
+      <w:r>
+        <w:rPr>
+          <w:lang w:val="es-UY"/>
+        </w:rPr>
+        <w:t xml:space="preserve"> </w:t>
+      </w:r>
+      <w:r>
+        <w:rPr>
+          <w:lang w:val="es-UY"/>
+        </w:rPr>
+        <w:t>frente a la alternativa de que es menor. El factor de aceleración se define como el</w:t>
+      </w:r>
+      <w:r>
+        <w:rPr>
+          <w:lang w:val="es-UY"/>
+        </w:rPr>
+        <w:t xml:space="preserve"> </w:t>
+      </w:r>
+      <w:r>
+        <w:rPr>
+          <w:lang w:val="es-UY"/>
+        </w:rPr>
+        <w:t>cociente entre la mediana del tiempo de C0 y la mediana del tiempo de la</w:t>
+      </w:r>
+      <w:r>
+        <w:rPr>
+          <w:lang w:val="es-UY"/>
+        </w:rPr>
+        <w:t xml:space="preserve"> </w:t>
+      </w:r>
+      <w:r>
+        <w:rPr>
+          <w:lang w:val="es-UY"/>
+        </w:rPr>
+        <w:t>configuración automática correspondiente.</w:t>
+      </w:r>
+    </w:p>
+    <w:p>
+      <w:pPr>
+        <w:pStyle w:val="Ttulo3"/>
+        <w:rPr>
+          <w:lang w:val="es-UY"/>
+        </w:rPr>
+      </w:pPr>
+      <w:r>
+        <w:rPr>
+          <w:lang w:val="es-UY"/>
+        </w:rPr>
+        <w:t>H2 Eficacia técnica</w:t>
+      </w:r>
+    </w:p>
+    <w:p>
+      <w:pPr>
+        <w:rPr>
+          <w:lang w:val="es-UY"/>
+        </w:rPr>
+      </w:pPr>
+      <w:r>
+        <w:rPr>
+          <w:lang w:val="es-UY"/>
+        </w:rPr>
+        <w:t>La hipótesis H2 mide la concordancia de las decisiones del sistema con el Gold</w:t>
+      </w:r>
+      <w:r>
+        <w:rPr>
+          <w:lang w:val="es-UY"/>
+        </w:rPr>
+        <w:t xml:space="preserve"> </w:t>
+      </w:r>
+      <w:r>
+        <w:rPr>
+          <w:lang w:val="es-UY"/>
+        </w:rPr>
+        <w:t>Standard mediante el F1-score macro y el área bajo la curva ROC, denotada AUC-ROC. El</w:t>
+      </w:r>
+      <w:r>
+        <w:rPr>
+          <w:lang w:val="es-UY"/>
+        </w:rPr>
+        <w:t xml:space="preserve"> </w:t>
+      </w:r>
+      <w:r>
+        <w:rPr>
+          <w:lang w:val="es-UY"/>
+        </w:rPr>
+        <w:t>F1-score macro promedia el F1 de las clases APTO y NO_APTO sin ponderar por su</w:t>
+      </w:r>
+      <w:r>
+        <w:rPr>
+          <w:lang w:val="es-UY"/>
+        </w:rPr>
+        <w:t xml:space="preserve"> </w:t>
+      </w:r>
+      <w:r>
+        <w:rPr>
+          <w:lang w:val="es-UY"/>
+        </w:rPr>
+        <w:t>frecuencia, lo que resulta apropiado en un corpus balanceado. El AUC-ROC mide la</w:t>
+      </w:r>
+      <w:r>
+        <w:rPr>
+          <w:lang w:val="es-UY"/>
+        </w:rPr>
+        <w:t xml:space="preserve"> </w:t>
+      </w:r>
+      <w:r>
+        <w:rPr>
+          <w:lang w:val="es-UY"/>
+        </w:rPr>
+        <w:t>capacidad del sistema de ordenar correctamente a los candidatos según su score,</w:t>
+      </w:r>
+      <w:r>
+        <w:rPr>
+          <w:lang w:val="es-UY"/>
+        </w:rPr>
+        <w:t xml:space="preserve"> </w:t>
+      </w:r>
+      <w:r>
+        <w:rPr>
+          <w:lang w:val="es-UY"/>
+        </w:rPr>
+        <w:t>con independencia del umbral de decisión, y se interpreta como la probabilidad de</w:t>
+      </w:r>
+      <w:r>
+        <w:rPr>
+          <w:lang w:val="es-UY"/>
+        </w:rPr>
+        <w:t xml:space="preserve"> </w:t>
+      </w:r>
+      <w:r>
+        <w:rPr>
+          <w:lang w:val="es-UY"/>
+        </w:rPr>
+        <w:t>que un candidato apto reciba un score superior al de uno no apto. Para estimar la</w:t>
+      </w:r>
+      <w:r>
+        <w:rPr>
+          <w:lang w:val="es-UY"/>
+        </w:rPr>
+        <w:t xml:space="preserve"> </w:t>
+      </w:r>
+      <w:r>
+        <w:rPr>
+          <w:lang w:val="es-UY"/>
+        </w:rPr>
+        <w:t>estabilidad del AUC-ROC se calcula un intervalo de confianza al noventa y cinco por</w:t>
+      </w:r>
+      <w:r>
+        <w:rPr>
+          <w:lang w:val="es-UY"/>
+        </w:rPr>
+        <w:t xml:space="preserve"> </w:t>
+      </w:r>
+      <w:r>
+        <w:rPr>
+          <w:lang w:val="es-UY"/>
+        </w:rPr>
+        <w:t xml:space="preserve">ciento mediante </w:t>
+      </w:r>
+      <w:proofErr w:type="spellStart"/>
+      <w:r>
+        <w:rPr>
+          <w:lang w:val="es-UY"/>
+        </w:rPr>
+        <w:t>bootstrapping</w:t>
+      </w:r>
+      <w:proofErr w:type="spellEnd"/>
+      <w:r>
+        <w:rPr>
+          <w:lang w:val="es-UY"/>
+        </w:rPr>
+        <w:t xml:space="preserve"> no paramétrico con mil </w:t>
+      </w:r>
+      <w:proofErr w:type="spellStart"/>
+      <w:r>
+        <w:rPr>
+          <w:lang w:val="es-UY"/>
+        </w:rPr>
+        <w:t>remuestreos</w:t>
+      </w:r>
+      <w:proofErr w:type="spellEnd"/>
+      <w:r>
+        <w:rPr>
+          <w:lang w:val="es-UY"/>
+        </w:rPr>
+        <w:t xml:space="preserve"> con reemplazo,</w:t>
+      </w:r>
+      <w:r>
+        <w:rPr>
+          <w:lang w:val="es-UY"/>
+        </w:rPr>
+        <w:t xml:space="preserve"> </w:t>
+      </w:r>
+      <w:r>
+        <w:rPr>
+          <w:lang w:val="es-UY"/>
+        </w:rPr>
+        <w:t>tomando los cuantiles 2.5 y 97.5 de la distribución empírica. El umbral de</w:t>
+      </w:r>
+      <w:r>
+        <w:rPr>
+          <w:lang w:val="es-UY"/>
+        </w:rPr>
+        <w:t xml:space="preserve"> </w:t>
+      </w:r>
+      <w:r>
+        <w:rPr>
+          <w:lang w:val="es-UY"/>
+        </w:rPr>
+        <w:t>aceptación de la hipótesis exige un F1-score macro mayor o igual a 0.85 y un AUC-ROC</w:t>
+      </w:r>
+      <w:r>
+        <w:rPr>
+          <w:lang w:val="es-UY"/>
+        </w:rPr>
+        <w:t xml:space="preserve"> </w:t>
+      </w:r>
+      <w:r>
+        <w:rPr>
+          <w:lang w:val="es-UY"/>
+        </w:rPr>
+        <w:t>mayor o igual a 0.90. La comparación entre C1 y C2 permite aislar el aporte del</w:t>
+      </w:r>
+      <w:r>
+        <w:rPr>
+          <w:lang w:val="es-UY"/>
+        </w:rPr>
+        <w:t xml:space="preserve"> </w:t>
+      </w:r>
+      <w:r>
+        <w:rPr>
+          <w:lang w:val="es-UY"/>
+        </w:rPr>
+        <w:t>componente RAG a la eficacia.</w:t>
+      </w:r>
+    </w:p>
+    <w:p>
+      <w:pPr>
+        <w:pStyle w:val="Ttulo3"/>
+        <w:rPr>
+          <w:lang w:val="es-UY"/>
+        </w:rPr>
+      </w:pPr>
+      <w:r>
+        <w:rPr>
+          <w:lang w:val="es-UY"/>
+        </w:rPr>
+        <w:t>H3 Equidad Algorítmica</w:t>
+      </w:r>
+    </w:p>
+    <w:p>
+      <w:pPr>
+        <w:rPr>
+          <w:lang w:val="es-UY"/>
+        </w:rPr>
+      </w:pPr>
+      <w:r>
+        <w:rPr>
+          <w:lang w:val="es-UY"/>
+        </w:rPr>
+        <w:t>La hipótesis H3 mide la equidad de las decisiones automáticas respecto a grupos</w:t>
+      </w:r>
+      <w:r>
+        <w:rPr>
+          <w:lang w:val="es-UY"/>
+        </w:rPr>
+        <w:t xml:space="preserve"> </w:t>
+      </w:r>
+      <w:r>
+        <w:rPr>
+          <w:lang w:val="es-UY"/>
+        </w:rPr>
+        <w:t xml:space="preserve">demográficos protegidos mediante dos métricas complementarias. El Disparate </w:t>
+      </w:r>
+      <w:proofErr w:type="spellStart"/>
+      <w:r>
+        <w:rPr>
+          <w:lang w:val="es-UY"/>
+        </w:rPr>
+        <w:t>Impact</w:t>
+      </w:r>
+      <w:proofErr w:type="spellEnd"/>
+      <w:r>
+        <w:rPr>
+          <w:lang w:val="es-UY"/>
+        </w:rPr>
+        <w:t xml:space="preserve"> </w:t>
+      </w:r>
+      <w:r>
+        <w:rPr>
+          <w:lang w:val="es-UY"/>
+        </w:rPr>
+        <w:t>Ratio, denotado DIR, es el cociente entre la tasa de selección del grupo protegido y</w:t>
+      </w:r>
+      <w:r>
+        <w:rPr>
+          <w:lang w:val="es-UY"/>
+        </w:rPr>
+        <w:t xml:space="preserve"> </w:t>
+      </w:r>
+      <w:r>
+        <w:rPr>
+          <w:lang w:val="es-UY"/>
+        </w:rPr>
+        <w:t>la del grupo de referencia, y se considera libre de impacto dispar cuando alcanza al</w:t>
+      </w:r>
+      <w:r>
+        <w:rPr>
+          <w:lang w:val="es-UY"/>
+        </w:rPr>
+        <w:t xml:space="preserve"> </w:t>
+      </w:r>
+      <w:r>
+        <w:rPr>
+          <w:lang w:val="es-UY"/>
+        </w:rPr>
+        <w:t xml:space="preserve">menos 0.80, según la regla de las cuatro quintas partes de la EEOC. El </w:t>
+      </w:r>
+      <w:proofErr w:type="spellStart"/>
+      <w:r>
+        <w:rPr>
+          <w:lang w:val="es-UY"/>
+        </w:rPr>
+        <w:t>Statistical</w:t>
+      </w:r>
+      <w:proofErr w:type="spellEnd"/>
+      <w:r>
+        <w:rPr>
+          <w:lang w:val="es-UY"/>
+        </w:rPr>
+        <w:t xml:space="preserve"> </w:t>
+      </w:r>
+      <w:proofErr w:type="spellStart"/>
+      <w:r>
+        <w:rPr>
+          <w:lang w:val="es-UY"/>
+        </w:rPr>
+        <w:t>Parity</w:t>
+      </w:r>
+      <w:proofErr w:type="spellEnd"/>
+      <w:r>
+        <w:rPr>
+          <w:lang w:val="es-UY"/>
+        </w:rPr>
+        <w:t xml:space="preserve"> </w:t>
+      </w:r>
+      <w:proofErr w:type="spellStart"/>
+      <w:r>
+        <w:rPr>
+          <w:lang w:val="es-UY"/>
+        </w:rPr>
+        <w:t>Difference</w:t>
+      </w:r>
+      <w:proofErr w:type="spellEnd"/>
+      <w:r>
+        <w:rPr>
+          <w:lang w:val="es-UY"/>
+        </w:rPr>
+        <w:t>, denotado SPD, es la diferencia entre ambas tasas de selección, con</w:t>
+      </w:r>
+      <w:r>
+        <w:rPr>
+          <w:lang w:val="es-UY"/>
+        </w:rPr>
+        <w:t xml:space="preserve"> </w:t>
+      </w:r>
+      <w:r>
+        <w:rPr>
+          <w:lang w:val="es-UY"/>
+        </w:rPr>
+        <w:t>un valor ideal de cero. La equidad se evalúa sobre dos atributos, el género, con el</w:t>
+      </w:r>
+      <w:r>
+        <w:rPr>
+          <w:lang w:val="es-UY"/>
+        </w:rPr>
+        <w:t xml:space="preserve"> </w:t>
+      </w:r>
+      <w:r>
+        <w:rPr>
+          <w:lang w:val="es-UY"/>
+        </w:rPr>
+        <w:t>grupo femenino como protegido y el masculino como referencia, y la edad, con los</w:t>
+      </w:r>
+      <w:r>
+        <w:rPr>
+          <w:lang w:val="es-UY"/>
+        </w:rPr>
+        <w:t xml:space="preserve"> </w:t>
+      </w:r>
+      <w:r>
+        <w:rPr>
+          <w:lang w:val="es-UY"/>
+        </w:rPr>
+        <w:t>rangos imputados descritos en la sección 5.2.7. La comparación entre C2 y C3 permite</w:t>
+      </w:r>
+      <w:r>
+        <w:rPr>
+          <w:lang w:val="es-UY"/>
+        </w:rPr>
+        <w:t xml:space="preserve"> </w:t>
+      </w:r>
+      <w:r>
+        <w:rPr>
+          <w:lang w:val="es-UY"/>
+        </w:rPr>
+        <w:t>medir el efecto de la anonimización sobre el sesgo. Dado que el módulo de</w:t>
+      </w:r>
+      <w:r>
+        <w:rPr>
+          <w:lang w:val="es-UY"/>
+        </w:rPr>
+        <w:t xml:space="preserve"> </w:t>
+      </w:r>
+      <w:r>
+        <w:rPr>
+          <w:lang w:val="es-UY"/>
+        </w:rPr>
+        <w:t xml:space="preserve">anonimización suprime el nombre del </w:t>
+      </w:r>
+      <w:proofErr w:type="gramStart"/>
+      <w:r>
+        <w:rPr>
+          <w:lang w:val="es-UY"/>
+        </w:rPr>
+        <w:t>candidato</w:t>
+      </w:r>
+      <w:proofErr w:type="gramEnd"/>
+      <w:r>
+        <w:rPr>
+          <w:lang w:val="es-UY"/>
+        </w:rPr>
+        <w:t xml:space="preserve"> pero preserva otras señales del texto,</w:t>
+      </w:r>
+      <w:r>
+        <w:rPr>
+          <w:lang w:val="es-UY"/>
+        </w:rPr>
+        <w:t xml:space="preserve"> </w:t>
+      </w:r>
+      <w:r>
+        <w:rPr>
+          <w:lang w:val="es-UY"/>
+        </w:rPr>
+        <w:t>según se detalla en la</w:t>
+      </w:r>
+      <w:r>
+        <w:rPr>
+          <w:lang w:val="es-UY"/>
+        </w:rPr>
+        <w:t xml:space="preserve"> </w:t>
+      </w:r>
+      <w:r>
+        <w:rPr>
+          <w:lang w:val="es-UY"/>
+        </w:rPr>
+        <w:t>sección 5.7.2, la interpretación de la diferencia entre C2 y</w:t>
+      </w:r>
+      <w:r>
+        <w:rPr>
+          <w:lang w:val="es-UY"/>
+        </w:rPr>
+        <w:t xml:space="preserve"> </w:t>
+      </w:r>
+      <w:r>
+        <w:rPr>
+          <w:lang w:val="es-UY"/>
+        </w:rPr>
+        <w:t>C3 se desarrolla en el Capítulo 8.</w:t>
+      </w:r>
     </w:p>
     <w:p>
       <w:pPr>
         <w:pStyle w:val="Ttulo2"/>
       </w:pPr>
-      <w:bookmarkStart w:id="88" w:name="_Toc230084210"/>
-      <w:r>
-        <w:t>Protocolo Gold Standard y panel de expertos</w:t>
-      </w:r>
-      <w:bookmarkEnd w:id="88"/>
+      <w:bookmarkStart w:id="90" w:name="_Toc230084212"/>
+      <w:r>
+        <w:lastRenderedPageBreak/>
+        <w:t>Suite estadística para las tres hipótesis (H1, H2, H3)</w:t>
+      </w:r>
+      <w:bookmarkEnd w:id="90"/>
+    </w:p>
+    <w:p>
+      <w:r>
+        <w:t>El experimento se ejecuta mediante el orquestador `</w:t>
+      </w:r>
+      <w:proofErr w:type="spellStart"/>
+      <w:r>
+        <w:t>experiments</w:t>
+      </w:r>
+      <w:proofErr w:type="spellEnd"/>
+      <w:r>
+        <w:t>/orquestador_c0_c3.py`,</w:t>
+      </w:r>
+      <w:r>
+        <w:t xml:space="preserve"> </w:t>
+      </w:r>
+      <w:r>
+        <w:t>que carga los pares currículum y cargo del Gold Standard, recupera los tiempos del</w:t>
+      </w:r>
+      <w:r>
+        <w:t xml:space="preserve"> </w:t>
+      </w:r>
+      <w:r>
+        <w:t>cribado manual</w:t>
+      </w:r>
+      <w:r>
+        <w:t xml:space="preserve"> </w:t>
+      </w:r>
+      <w:r>
+        <w:t>de C0 y ejecuta de forma sucesiva las configuraciones C1, C2 y C3</w:t>
+      </w:r>
+      <w:r>
+        <w:t xml:space="preserve"> </w:t>
+      </w:r>
+      <w:r>
+        <w:t>sobre el mismo conjunto de</w:t>
+      </w:r>
+      <w:r>
+        <w:t xml:space="preserve"> </w:t>
+      </w:r>
+      <w:r>
+        <w:t>pares. Para cada par, el orquestador invoca el pipeline</w:t>
+      </w:r>
+      <w:r>
+        <w:t xml:space="preserve"> </w:t>
+      </w:r>
+      <w:r>
+        <w:t>de la configuración correspondiente,</w:t>
+      </w:r>
+      <w:r>
+        <w:t xml:space="preserve"> </w:t>
+      </w:r>
+      <w:r>
+        <w:t>obtiene el score, la decisión y la</w:t>
+      </w:r>
+      <w:r>
+        <w:t xml:space="preserve"> </w:t>
+      </w:r>
+      <w:r>
+        <w:t xml:space="preserve">justificación, y agrega la </w:t>
+      </w:r>
+      <w:proofErr w:type="spellStart"/>
+      <w:r>
+        <w:t>metadata</w:t>
+      </w:r>
+      <w:proofErr w:type="spellEnd"/>
+      <w:r>
+        <w:t xml:space="preserve"> del Gold Standard necesaria</w:t>
+      </w:r>
+      <w:r>
+        <w:t xml:space="preserve"> </w:t>
+      </w:r>
+      <w:r>
+        <w:t>para el cálculo de</w:t>
+      </w:r>
+      <w:r>
+        <w:t xml:space="preserve"> </w:t>
+      </w:r>
+      <w:r>
+        <w:t>las métricas.</w:t>
+      </w:r>
+    </w:p>
+    <w:p>
+      <w:r>
+        <w:t>La reproducibilidad se garantiza fijando la semilla aleatoria global en</w:t>
+      </w:r>
+      <w:r>
+        <w:t xml:space="preserve"> </w:t>
+      </w:r>
+      <w:r>
+        <w:t>cuarenta y dos al inicio</w:t>
+      </w:r>
+      <w:r>
+        <w:t xml:space="preserve"> </w:t>
+      </w:r>
+      <w:r>
+        <w:t>del script, tanto para el módulo `</w:t>
+      </w:r>
+      <w:proofErr w:type="spellStart"/>
+      <w:r>
+        <w:t>random</w:t>
+      </w:r>
+      <w:proofErr w:type="spellEnd"/>
+      <w:r>
+        <w:t>` como para</w:t>
+      </w:r>
+      <w:r>
+        <w:t xml:space="preserve"> </w:t>
+      </w:r>
+      <w:r>
+        <w:t>`</w:t>
+      </w:r>
+      <w:proofErr w:type="spellStart"/>
+      <w:r>
+        <w:t>numpy</w:t>
+      </w:r>
+      <w:proofErr w:type="spellEnd"/>
+      <w:r>
+        <w:t>`, y configurando el modelo de lenguaje con temperatura cero, lo que asegura</w:t>
+      </w:r>
+      <w:r>
+        <w:t xml:space="preserve"> </w:t>
+      </w:r>
+      <w:r>
+        <w:t>que evaluaciones repetidas del mismo par produzcan el mismo resultado. La caché de</w:t>
+      </w:r>
+      <w:r>
+        <w:t xml:space="preserve"> </w:t>
+      </w:r>
+      <w:r>
+        <w:t>evaluaciones persistente, descrita en la sección</w:t>
+      </w:r>
+      <w:r>
+        <w:t xml:space="preserve"> </w:t>
+      </w:r>
+      <w:r>
+        <w:t>5.10, aporta idempotencia al</w:t>
+      </w:r>
+      <w:r>
+        <w:t xml:space="preserve"> </w:t>
+      </w:r>
+      <w:r>
+        <w:t>procedimiento, de modo que una interrupción no obliga a</w:t>
+      </w:r>
+      <w:r>
+        <w:t xml:space="preserve"> </w:t>
+      </w:r>
+      <w:proofErr w:type="spellStart"/>
+      <w:r>
+        <w:t>recomputar</w:t>
+      </w:r>
+      <w:proofErr w:type="spellEnd"/>
+      <w:r>
+        <w:t xml:space="preserve"> las evaluaciones</w:t>
+      </w:r>
+      <w:r>
+        <w:t xml:space="preserve"> </w:t>
+      </w:r>
+      <w:r>
+        <w:t>ya realizadas. Una vez completadas las cuatro configuraciones, el orquestador invoca</w:t>
+      </w:r>
+      <w:r>
+        <w:t xml:space="preserve"> </w:t>
+      </w:r>
+      <w:r>
+        <w:t>los módulos de métricas de eficiencia, eficacia y equidad, y exporta los resultados</w:t>
+      </w:r>
+      <w:r>
+        <w:t xml:space="preserve"> </w:t>
+      </w:r>
+      <w:r>
+        <w:t>en formato CSV y en tablas Word a la carpeta `</w:t>
+      </w:r>
+      <w:proofErr w:type="spellStart"/>
+      <w:r>
+        <w:t>paper</w:t>
+      </w:r>
+      <w:proofErr w:type="spellEnd"/>
+      <w:r>
+        <w:t>/tables/`, listas para insertarse</w:t>
+      </w:r>
+      <w:r>
+        <w:t xml:space="preserve"> </w:t>
+      </w:r>
+      <w:r>
+        <w:t>en el Capítulo 7. El experimento se ejecuta sobre [PENDIENTE: N pares currículum y</w:t>
+      </w:r>
+      <w:r>
+        <w:t xml:space="preserve"> </w:t>
+      </w:r>
+      <w:r>
+        <w:t>cargo] pares y produce [PENDIENTE: N evaluaciones] evaluaciones automáticas en total</w:t>
+      </w:r>
+      <w:r>
+        <w:t xml:space="preserve"> </w:t>
+      </w:r>
+      <w:r>
+        <w:t>entre las tres configuraciones.</w:t>
+      </w:r>
     </w:p>
     <w:p>
       <w:pPr>
         <w:pStyle w:val="Ttulo2"/>
       </w:pPr>
-      <w:bookmarkStart w:id="89" w:name="_Toc230084211"/>
-      <w:r>
-        <w:t>Instrumentación y registro de variables</w:t>
-      </w:r>
-      <w:bookmarkEnd w:id="89"/>
+      <w:bookmarkStart w:id="91" w:name="_Toc230084213"/>
+      <w:r>
+        <w:t xml:space="preserve">Protocolo de Shadow </w:t>
+      </w:r>
+      <w:proofErr w:type="spellStart"/>
+      <w:r>
+        <w:t>Testing</w:t>
+      </w:r>
+      <w:bookmarkEnd w:id="91"/>
+      <w:proofErr w:type="spellEnd"/>
     </w:p>
     <w:p>
       <w:pPr>
         <w:pStyle w:val="Ttulo2"/>
       </w:pPr>
-      <w:bookmarkStart w:id="90" w:name="_Toc230084212"/>
-      <w:r>
-        <w:t>Suite estadística para las tres hipótesis (H1, H2, H3)</w:t>
-      </w:r>
-      <w:bookmarkEnd w:id="90"/>
+      <w:bookmarkStart w:id="92" w:name="_Toc230084214"/>
+      <w:r>
+        <w:t>Gestión de datos y reproducibilidad</w:t>
+      </w:r>
+      <w:bookmarkEnd w:id="92"/>
+    </w:p>
+    <w:p>
+      <w:pPr>
+        <w:pStyle w:val="Ttulo1"/>
+      </w:pPr>
+      <w:bookmarkStart w:id="93" w:name="_Toc230084215"/>
+      <w:r>
+        <w:t>Resultado</w:t>
+      </w:r>
+      <w:bookmarkEnd w:id="93"/>
+    </w:p>
+    <w:p>
+      <w:pPr>
+        <w:rPr>
+          <w:lang w:val="es-UY"/>
+        </w:rPr>
+      </w:pPr>
+      <w:r>
+        <w:rPr>
+          <w:lang w:val="es-UY"/>
+        </w:rPr>
+        <w:t>El presente capítulo reporta los resultados del experimento factorial ejecutado</w:t>
+      </w:r>
+      <w:r>
+        <w:rPr>
+          <w:lang w:val="es-UY"/>
+        </w:rPr>
+        <w:t xml:space="preserve"> </w:t>
+      </w:r>
+      <w:r>
+        <w:rPr>
+          <w:lang w:val="es-UY"/>
+        </w:rPr>
+        <w:t>sobre el corpus descrito en la sección 5.2.7, organizados por hipótesis. Cada</w:t>
+      </w:r>
+      <w:r>
+        <w:rPr>
+          <w:lang w:val="es-UY"/>
+        </w:rPr>
+        <w:t xml:space="preserve"> </w:t>
+      </w:r>
+      <w:r>
+        <w:rPr>
+          <w:lang w:val="es-UY"/>
+        </w:rPr>
+        <w:t>sección presenta la tabla de</w:t>
+      </w:r>
+      <w:r>
+        <w:rPr>
+          <w:lang w:val="es-UY"/>
+        </w:rPr>
+        <w:t xml:space="preserve"> </w:t>
+      </w:r>
+      <w:r>
+        <w:rPr>
+          <w:lang w:val="es-UY"/>
+        </w:rPr>
+        <w:t>métricas correspondiente y describe los valores</w:t>
+      </w:r>
+      <w:r>
+        <w:rPr>
+          <w:lang w:val="es-UY"/>
+        </w:rPr>
+        <w:t xml:space="preserve"> </w:t>
+      </w:r>
+      <w:r>
+        <w:rPr>
+          <w:lang w:val="es-UY"/>
+        </w:rPr>
+        <w:t>observados sin emitir juicios interpretativos. La síntesis integrada de todas las</w:t>
+      </w:r>
+      <w:r>
+        <w:rPr>
+          <w:lang w:val="es-UY"/>
+        </w:rPr>
+        <w:t xml:space="preserve"> </w:t>
+      </w:r>
+      <w:r>
+        <w:rPr>
+          <w:lang w:val="es-UY"/>
+        </w:rPr>
+        <w:t>métricas por configuración se ofrece en la sección 7.4.</w:t>
+      </w:r>
     </w:p>
     <w:p>
       <w:pPr>
         <w:pStyle w:val="Ttulo2"/>
       </w:pPr>
-      <w:bookmarkStart w:id="91" w:name="_Toc230084213"/>
-      <w:r>
-        <w:t xml:space="preserve">Protocolo de Shadow </w:t>
-      </w:r>
-      <w:proofErr w:type="spellStart"/>
-      <w:r>
-        <w:t>Testing</w:t>
-      </w:r>
-      <w:bookmarkEnd w:id="91"/>
-      <w:proofErr w:type="spellEnd"/>
+      <w:bookmarkStart w:id="94" w:name="_Toc230084216"/>
+      <w:r>
+        <w:lastRenderedPageBreak/>
+        <w:t>Resultados de eficiencia (H1)</w:t>
+      </w:r>
+      <w:bookmarkEnd w:id="94"/>
+    </w:p>
+    <w:p>
+      <w:pPr>
+        <w:rPr>
+          <w:lang w:val="es-UY"/>
+        </w:rPr>
+      </w:pPr>
+      <w:r>
+        <w:rPr>
+          <w:lang w:val="es-UY"/>
+        </w:rPr>
+        <w:t xml:space="preserve">La Tabla 7.1 reporta el tiempo de procesamiento por candidato, </w:t>
+      </w:r>
+      <w:proofErr w:type="spellStart"/>
+      <w:r>
+        <w:rPr>
+          <w:lang w:val="es-UY"/>
+        </w:rPr>
+        <w:t>T_cand</w:t>
+      </w:r>
+      <w:proofErr w:type="spellEnd"/>
+      <w:r>
+        <w:rPr>
+          <w:lang w:val="es-UY"/>
+        </w:rPr>
+        <w:t>, para cada</w:t>
+      </w:r>
+      <w:r>
+        <w:rPr>
+          <w:lang w:val="es-UY"/>
+        </w:rPr>
+        <w:t xml:space="preserve"> </w:t>
+      </w:r>
+      <w:r>
+        <w:rPr>
+          <w:lang w:val="es-UY"/>
+        </w:rPr>
+        <w:t>configuración, junto con el factor de aceleración respecto al cribado manual C0 y el</w:t>
+      </w:r>
+      <w:r>
+        <w:rPr>
+          <w:lang w:val="es-UY"/>
+        </w:rPr>
+        <w:t xml:space="preserve"> </w:t>
+      </w:r>
+      <w:r>
+        <w:rPr>
+          <w:lang w:val="es-UY"/>
+        </w:rPr>
+        <w:t>resultado</w:t>
+      </w:r>
+      <w:r>
+        <w:rPr>
+          <w:lang w:val="es-UY"/>
+        </w:rPr>
+        <w:t xml:space="preserve"> </w:t>
+      </w:r>
+      <w:r>
+        <w:rPr>
+          <w:lang w:val="es-UY"/>
+        </w:rPr>
+        <w:t>de la prueba U de Mann-Whitney unilateral.</w:t>
+      </w:r>
+    </w:p>
+    <w:p>
+      <w:pPr>
+        <w:pStyle w:val="TablayFigura"/>
+        <w:rPr>
+          <w:lang w:val="es-UY"/>
+        </w:rPr>
+      </w:pPr>
+      <w:r>
+        <w:rPr>
+          <w:lang w:val="es-UY"/>
+        </w:rPr>
+        <w:t>Tabla 7.1. Métricas de eficiencia por configuración (H1).</w:t>
+      </w:r>
+    </w:p>
+    <w:p>
+      <w:pPr>
+        <w:rPr>
+          <w:lang w:val="es-UY"/>
+        </w:rPr>
+      </w:pPr>
+      <w:r>
+        <w:rPr>
+          <w:lang w:val="es-UY"/>
+        </w:rPr>
+        <w:t xml:space="preserve">| Configuración        | Mediana C0 (s) | Mediana </w:t>
+      </w:r>
+      <w:proofErr w:type="spellStart"/>
+      <w:r>
+        <w:rPr>
+          <w:lang w:val="es-UY"/>
+        </w:rPr>
+        <w:t>Cx</w:t>
+      </w:r>
+      <w:proofErr w:type="spellEnd"/>
+      <w:r>
+        <w:rPr>
+          <w:lang w:val="es-UY"/>
+        </w:rPr>
+        <w:t xml:space="preserve"> (s) | IQR </w:t>
+      </w:r>
+      <w:proofErr w:type="spellStart"/>
+      <w:r>
+        <w:rPr>
+          <w:lang w:val="es-UY"/>
+        </w:rPr>
+        <w:t>Cx</w:t>
+      </w:r>
+      <w:proofErr w:type="spellEnd"/>
+      <w:r>
+        <w:rPr>
+          <w:lang w:val="es-UY"/>
+        </w:rPr>
+        <w:t xml:space="preserve"> (</w:t>
+      </w:r>
+      <w:proofErr w:type="gramStart"/>
+      <w:r>
+        <w:rPr>
+          <w:lang w:val="es-UY"/>
+        </w:rPr>
+        <w:t>s)  |</w:t>
+      </w:r>
+      <w:proofErr w:type="gramEnd"/>
+      <w:r>
+        <w:rPr>
+          <w:lang w:val="es-UY"/>
+        </w:rPr>
+        <w:t xml:space="preserve"> Factor de aceleración | U de Mann-Whitney | p-valor     | H1 aceptada |</w:t>
+      </w:r>
+    </w:p>
+    <w:p>
+      <w:pPr>
+        <w:rPr>
+          <w:lang w:val="es-UY"/>
+        </w:rPr>
+      </w:pPr>
+      <w:r>
+        <w:rPr>
+          <w:lang w:val="es-UY"/>
+        </w:rPr>
+        <w:t>| ----------------------| ----------------| ----------------| -------------| -----------------------| -------------------| -------------| -------------|</w:t>
+      </w:r>
+    </w:p>
+    <w:p>
+      <w:pPr>
+        <w:rPr>
+          <w:lang w:val="es-UY"/>
+        </w:rPr>
+      </w:pPr>
+      <w:r>
+        <w:rPr>
+          <w:lang w:val="es-UY"/>
+        </w:rPr>
+        <w:t xml:space="preserve">| C1 (LLM </w:t>
+      </w:r>
+      <w:proofErr w:type="gramStart"/>
+      <w:r>
+        <w:rPr>
+          <w:lang w:val="es-UY"/>
+        </w:rPr>
+        <w:t xml:space="preserve">puro)   </w:t>
+      </w:r>
+      <w:proofErr w:type="gramEnd"/>
+      <w:r>
+        <w:rPr>
+          <w:lang w:val="es-UY"/>
+        </w:rPr>
+        <w:t xml:space="preserve">     | [PENDIENTE]    | [PENDIENTE]    | [PENDIENTE] | [PENDIENTE]           | [PENDIENTE]       | [PENDIENTE] | [PENDIENTE] |</w:t>
+      </w:r>
+    </w:p>
+    <w:p>
+      <w:pPr>
+        <w:rPr>
+          <w:lang w:val="es-UY"/>
+        </w:rPr>
+      </w:pPr>
+      <w:r>
+        <w:rPr>
+          <w:lang w:val="es-UY"/>
+        </w:rPr>
+        <w:t xml:space="preserve">| C2 (LLM + </w:t>
+      </w:r>
+      <w:proofErr w:type="gramStart"/>
+      <w:r>
+        <w:rPr>
+          <w:lang w:val="es-UY"/>
+        </w:rPr>
+        <w:t xml:space="preserve">RAG)   </w:t>
+      </w:r>
+      <w:proofErr w:type="gramEnd"/>
+      <w:r>
+        <w:rPr>
+          <w:lang w:val="es-UY"/>
+        </w:rPr>
+        <w:t xml:space="preserve">    | [PENDIENTE]    | [PENDIENTE]    | [PENDIENTE] | [PENDIENTE]           | [PENDIENTE]       | [PENDIENTE] | [PENDIENTE] |</w:t>
+      </w:r>
+    </w:p>
+    <w:p>
+      <w:pPr>
+        <w:rPr>
+          <w:lang w:val="es-UY"/>
+        </w:rPr>
+      </w:pPr>
+      <w:r>
+        <w:rPr>
+          <w:lang w:val="es-UY"/>
+        </w:rPr>
+        <w:t>| C3 (LLM + RAG + PII) | [PENDIENTE]    | [PENDIENTE]    | [PENDIENTE] | [PENDIENTE]           | [PENDIENTE]       | [PENDIENTE] | [PENDIENTE] |</w:t>
+      </w:r>
+    </w:p>
+    <w:p>
+      <w:pPr>
+        <w:rPr>
+          <w:lang w:val="es-UY"/>
+        </w:rPr>
+      </w:pPr>
+    </w:p>
+    <w:p>
+      <w:pPr>
+        <w:rPr>
+          <w:lang w:val="es-UY"/>
+        </w:rPr>
+      </w:pPr>
+      <w:r>
+        <w:rPr>
+          <w:rStyle w:val="Fuerte"/>
+          <w:lang w:val="es-UY"/>
+        </w:rPr>
+        <w:t>Nota.</w:t>
+      </w:r>
+      <w:r>
+        <w:rPr>
+          <w:rStyle w:val="Fuerte"/>
+          <w:lang w:val="es-UY"/>
+        </w:rPr>
+        <w:t xml:space="preserve"> </w:t>
+      </w:r>
+      <w:r>
+        <w:rPr>
+          <w:lang w:val="es-UY"/>
+        </w:rPr>
+        <w:t>Medianas e IQR en segundos por candidato. La columna de p-valor corresponde a</w:t>
+      </w:r>
+      <w:r>
+        <w:rPr>
+          <w:lang w:val="es-UY"/>
+        </w:rPr>
+        <w:t xml:space="preserve"> </w:t>
+      </w:r>
+      <w:r>
+        <w:rPr>
+          <w:lang w:val="es-UY"/>
+        </w:rPr>
+        <w:t>la</w:t>
+      </w:r>
+      <w:r>
+        <w:rPr>
+          <w:lang w:val="es-UY"/>
+        </w:rPr>
+        <w:t xml:space="preserve"> </w:t>
+      </w:r>
+      <w:r>
+        <w:rPr>
+          <w:lang w:val="es-UY"/>
+        </w:rPr>
+        <w:t xml:space="preserve">comparación unilateral de cada configuración automática frente a C0. </w:t>
+      </w:r>
+    </w:p>
+    <w:p>
+      <w:pPr>
+        <w:pStyle w:val="Piedefoto-tabla"/>
+        <w:rPr>
+          <w:lang w:val="es-UY"/>
+        </w:rPr>
+      </w:pPr>
+      <w:r>
+        <w:rPr>
+          <w:lang w:val="es-UY"/>
+        </w:rPr>
+        <w:t>Fuente:</w:t>
+      </w:r>
+      <w:r>
+        <w:rPr>
+          <w:lang w:val="es-UY"/>
+        </w:rPr>
+        <w:t xml:space="preserve"> </w:t>
+      </w:r>
+      <w:r>
+        <w:rPr>
+          <w:lang w:val="es-UY"/>
+        </w:rPr>
+        <w:t xml:space="preserve">elaboración propia a partir de </w:t>
+      </w:r>
+      <w:proofErr w:type="spellStart"/>
+      <w:r>
+        <w:rPr>
+          <w:lang w:val="es-UY"/>
+        </w:rPr>
+        <w:t>paper</w:t>
+      </w:r>
+      <w:proofErr w:type="spellEnd"/>
+      <w:r>
+        <w:rPr>
+          <w:lang w:val="es-UY"/>
+        </w:rPr>
+        <w:t>/tables/tab_resultados_h1.csv.</w:t>
+      </w:r>
+    </w:p>
+    <w:p>
+      <w:pPr>
+        <w:rPr>
+          <w:lang w:val="es-UY"/>
+        </w:rPr>
+      </w:pPr>
+    </w:p>
+    <w:p>
+      <w:pPr>
+        <w:rPr>
+          <w:lang w:val="es-UY"/>
+        </w:rPr>
+      </w:pPr>
+      <w:r>
+        <w:rPr>
+          <w:lang w:val="es-UY"/>
+        </w:rPr>
+        <w:t>La mediana del tiempo de cribado manual C0 fue de [PENDIENTE] segundos por</w:t>
+      </w:r>
+      <w:r>
+        <w:rPr>
+          <w:lang w:val="es-UY"/>
+        </w:rPr>
+        <w:t xml:space="preserve"> </w:t>
+      </w:r>
+      <w:r>
+        <w:rPr>
+          <w:lang w:val="es-UY"/>
+        </w:rPr>
+        <w:t>candidato. Las tres configuraciones automáticas redujeron ese tiempo a [PENDIENTE]</w:t>
+      </w:r>
+      <w:r>
+        <w:rPr>
+          <w:lang w:val="es-UY"/>
+        </w:rPr>
+        <w:t xml:space="preserve"> </w:t>
+      </w:r>
+      <w:r>
+        <w:rPr>
+          <w:lang w:val="es-UY"/>
+        </w:rPr>
+        <w:t>segundos en C1, [PENDIENTE] segundos en C2 y [PENDIENTE] segundos en C3, lo que</w:t>
+      </w:r>
+      <w:r>
+        <w:rPr>
+          <w:lang w:val="es-UY"/>
+        </w:rPr>
+        <w:t xml:space="preserve"> </w:t>
+      </w:r>
+      <w:r>
+        <w:rPr>
+          <w:lang w:val="es-UY"/>
+        </w:rPr>
+        <w:t>corresponde a factores de aceleración de [PENDIENTE], [PENDIENTE] y [PENDIENTE]</w:t>
+      </w:r>
+      <w:r>
+        <w:rPr>
+          <w:lang w:val="es-UY"/>
+        </w:rPr>
+        <w:t xml:space="preserve"> </w:t>
+      </w:r>
+      <w:r>
+        <w:rPr>
+          <w:lang w:val="es-UY"/>
+        </w:rPr>
+        <w:t>respectivamente. La prueba U de Mann-Whitney arrojó un p-valor de [PENDIENTE] en las</w:t>
+      </w:r>
+      <w:r>
+        <w:rPr>
+          <w:lang w:val="es-UY"/>
+        </w:rPr>
+        <w:t xml:space="preserve"> </w:t>
+      </w:r>
+      <w:r>
+        <w:rPr>
+          <w:lang w:val="es-UY"/>
+        </w:rPr>
+        <w:t>tres comparaciones, [PENDIENTE: por debajo o por encima] del nivel de significancia</w:t>
+      </w:r>
+      <w:r>
+        <w:rPr>
+          <w:lang w:val="es-UY"/>
+        </w:rPr>
+        <w:t xml:space="preserve"> </w:t>
+      </w:r>
+      <w:r>
+        <w:rPr>
+          <w:lang w:val="es-UY"/>
+        </w:rPr>
+        <w:t>de 0.05. El incremento de tiempo de C2 y C3 respecto a C1, atribuible a la</w:t>
+      </w:r>
+      <w:r>
+        <w:rPr>
+          <w:lang w:val="es-UY"/>
+        </w:rPr>
+        <w:t xml:space="preserve"> </w:t>
+      </w:r>
+      <w:r>
+        <w:rPr>
+          <w:lang w:val="es-UY"/>
+        </w:rPr>
+        <w:t xml:space="preserve">generación de </w:t>
+      </w:r>
+      <w:proofErr w:type="spellStart"/>
+      <w:r>
+        <w:rPr>
+          <w:lang w:val="es-UY"/>
+        </w:rPr>
+        <w:t>embeddings</w:t>
+      </w:r>
+      <w:proofErr w:type="spellEnd"/>
+      <w:r>
+        <w:rPr>
+          <w:lang w:val="es-UY"/>
+        </w:rPr>
+        <w:t xml:space="preserve"> y a la consulta al índice vectorial, fue</w:t>
+      </w:r>
+      <w:r>
+        <w:rPr>
+          <w:lang w:val="es-UY"/>
+        </w:rPr>
+        <w:t xml:space="preserve"> </w:t>
+      </w:r>
+      <w:r>
+        <w:rPr>
+          <w:lang w:val="es-UY"/>
+        </w:rPr>
+        <w:t>de [PENDIENTE]</w:t>
+      </w:r>
+      <w:r>
+        <w:rPr>
+          <w:lang w:val="es-UY"/>
+        </w:rPr>
+        <w:t xml:space="preserve"> </w:t>
+      </w:r>
+      <w:r>
+        <w:rPr>
+          <w:lang w:val="es-UY"/>
+        </w:rPr>
+        <w:t>segundos.</w:t>
+      </w:r>
     </w:p>
     <w:p>
       <w:pPr>
         <w:pStyle w:val="Ttulo2"/>
       </w:pPr>
-      <w:bookmarkStart w:id="92" w:name="_Toc230084214"/>
-      <w:r>
-        <w:t>Gestión de datos y reproducibilidad</w:t>
-      </w:r>
-      <w:bookmarkEnd w:id="92"/>
+      <w:bookmarkStart w:id="95" w:name="_Toc230084217"/>
+      <w:r>
+        <w:lastRenderedPageBreak/>
+        <w:t>Resultados de eficacia (H2)</w:t>
+      </w:r>
+      <w:bookmarkEnd w:id="95"/>
+    </w:p>
+    <w:p>
+      <w:pPr>
+        <w:rPr>
+          <w:lang w:val="es-UY"/>
+        </w:rPr>
+      </w:pPr>
+      <w:r>
+        <w:rPr>
+          <w:lang w:val="es-UY"/>
+        </w:rPr>
+        <w:t>La Tabla 7.2 reporta el F1-score macro y el AUC-ROC de cada configuración automática</w:t>
+      </w:r>
+      <w:r>
+        <w:rPr>
+          <w:lang w:val="es-UY"/>
+        </w:rPr>
+        <w:t xml:space="preserve"> </w:t>
+      </w:r>
+      <w:r>
+        <w:rPr>
+          <w:lang w:val="es-UY"/>
+        </w:rPr>
+        <w:t>frente al Gold Standard, con el intervalo de confianza al noventa y cinco por ciento</w:t>
+      </w:r>
+      <w:r>
+        <w:rPr>
+          <w:lang w:val="es-UY"/>
+        </w:rPr>
+        <w:t xml:space="preserve"> </w:t>
+      </w:r>
+      <w:r>
+        <w:rPr>
+          <w:lang w:val="es-UY"/>
+        </w:rPr>
+        <w:t>del AUC-ROC</w:t>
+      </w:r>
+      <w:r>
+        <w:rPr>
+          <w:lang w:val="es-UY"/>
+        </w:rPr>
+        <w:t xml:space="preserve"> </w:t>
+      </w:r>
+      <w:r>
+        <w:rPr>
+          <w:lang w:val="es-UY"/>
+        </w:rPr>
+        <w:t xml:space="preserve">estimado por </w:t>
+      </w:r>
+      <w:proofErr w:type="spellStart"/>
+      <w:r>
+        <w:rPr>
+          <w:lang w:val="es-UY"/>
+        </w:rPr>
+        <w:t>bootstrap</w:t>
+      </w:r>
+      <w:proofErr w:type="spellEnd"/>
+      <w:r>
+        <w:rPr>
+          <w:lang w:val="es-UY"/>
+        </w:rPr>
+        <w:t>. La configuración C0 no aparece, dado que</w:t>
+      </w:r>
+      <w:r>
+        <w:rPr>
+          <w:lang w:val="es-UY"/>
+        </w:rPr>
+        <w:t xml:space="preserve"> </w:t>
+      </w:r>
+      <w:r>
+        <w:rPr>
+          <w:lang w:val="es-UY"/>
+        </w:rPr>
+        <w:t>constituye la propia referencia humana y no produce una métrica de eficacia.</w:t>
+      </w:r>
+    </w:p>
+    <w:p>
+      <w:pPr>
+        <w:pStyle w:val="TablayFigura"/>
+        <w:rPr>
+          <w:lang w:val="es-UY"/>
+        </w:rPr>
+      </w:pPr>
+      <w:r>
+        <w:rPr>
+          <w:lang w:val="es-UY"/>
+        </w:rPr>
+        <w:t>Tabla 7.2. Métricas de eficacia frente al Gold Standard (H2).</w:t>
+      </w:r>
+    </w:p>
+    <w:p>
+      <w:pPr>
+        <w:rPr>
+          <w:lang w:val="es-UY"/>
+        </w:rPr>
+      </w:pPr>
+      <w:r>
+        <w:rPr>
+          <w:lang w:val="es-UY"/>
+        </w:rPr>
+        <w:t>| Configuración        | F1-score macro | AUC-ROC     | IC 95% AUC-ROC             | H2 aceptada |</w:t>
+      </w:r>
+    </w:p>
+    <w:p>
+      <w:pPr>
+        <w:rPr>
+          <w:lang w:val="es-UY"/>
+        </w:rPr>
+      </w:pPr>
+      <w:r>
+        <w:rPr>
+          <w:lang w:val="es-UY"/>
+        </w:rPr>
+        <w:t>| ----------------------| ----------------| -------------| ----------------------------| -------------|</w:t>
+      </w:r>
+    </w:p>
+    <w:p>
+      <w:pPr>
+        <w:rPr>
+          <w:lang w:val="es-UY"/>
+        </w:rPr>
+      </w:pPr>
+      <w:r>
+        <w:rPr>
+          <w:lang w:val="es-UY"/>
+        </w:rPr>
+        <w:t xml:space="preserve">| C1 (LLM </w:t>
+      </w:r>
+      <w:proofErr w:type="gramStart"/>
+      <w:r>
+        <w:rPr>
+          <w:lang w:val="es-UY"/>
+        </w:rPr>
+        <w:t xml:space="preserve">puro)   </w:t>
+      </w:r>
+      <w:proofErr w:type="gramEnd"/>
+      <w:r>
+        <w:rPr>
+          <w:lang w:val="es-UY"/>
+        </w:rPr>
+        <w:t xml:space="preserve">     | [PENDIENTE]    | [PENDIENTE] | ([PENDIENTE], [PENDIENTE]) | [PENDIENTE] |</w:t>
+      </w:r>
+    </w:p>
+    <w:p>
+      <w:pPr>
+        <w:rPr>
+          <w:lang w:val="es-UY"/>
+        </w:rPr>
+      </w:pPr>
+      <w:r>
+        <w:rPr>
+          <w:lang w:val="es-UY"/>
+        </w:rPr>
+        <w:t xml:space="preserve">| C2 (LLM + </w:t>
+      </w:r>
+      <w:proofErr w:type="gramStart"/>
+      <w:r>
+        <w:rPr>
+          <w:lang w:val="es-UY"/>
+        </w:rPr>
+        <w:t xml:space="preserve">RAG)   </w:t>
+      </w:r>
+      <w:proofErr w:type="gramEnd"/>
+      <w:r>
+        <w:rPr>
+          <w:lang w:val="es-UY"/>
+        </w:rPr>
+        <w:t xml:space="preserve">    | [PENDIENTE]    | [PENDIENTE] | ([PENDIENTE], [PENDIENTE]) | [PENDIENTE] |</w:t>
+      </w:r>
+    </w:p>
+    <w:p>
+      <w:pPr>
+        <w:rPr>
+          <w:lang w:val="es-UY"/>
+        </w:rPr>
+      </w:pPr>
+      <w:r>
+        <w:rPr>
+          <w:lang w:val="es-UY"/>
+        </w:rPr>
+        <w:t>| C3 (LLM + RAG + PII) | [PENDIENTE]    | [PENDIENTE] | ([PENDIENTE], [PENDIENTE]) | [PENDIENTE] |</w:t>
+      </w:r>
+    </w:p>
+    <w:p>
+      <w:pPr>
+        <w:rPr>
+          <w:lang w:val="es-UY"/>
+        </w:rPr>
+      </w:pPr>
+    </w:p>
+    <w:p>
+      <w:pPr>
+        <w:rPr>
+          <w:lang w:val="es-UY"/>
+        </w:rPr>
+      </w:pPr>
+      <w:r>
+        <w:rPr>
+          <w:i/>
+          <w:iCs/>
+          <w:lang w:val="es-UY"/>
+        </w:rPr>
+        <w:t>*</w:t>
+      </w:r>
+      <w:proofErr w:type="gramStart"/>
+      <w:r>
+        <w:rPr>
+          <w:i/>
+          <w:iCs/>
+          <w:lang w:val="es-UY"/>
+        </w:rPr>
+        <w:t>Nota.*</w:t>
+      </w:r>
+      <w:proofErr w:type="gramEnd"/>
+      <w:r>
+        <w:rPr>
+          <w:lang w:val="es-UY"/>
+        </w:rPr>
+        <w:t xml:space="preserve"> Intervalos de confianza calculados con </w:t>
+      </w:r>
+      <w:proofErr w:type="spellStart"/>
+      <w:r>
+        <w:rPr>
+          <w:lang w:val="es-UY"/>
+        </w:rPr>
+        <w:t>bootstrap</w:t>
+      </w:r>
+      <w:proofErr w:type="spellEnd"/>
+      <w:r>
+        <w:rPr>
+          <w:lang w:val="es-UY"/>
+        </w:rPr>
+        <w:t xml:space="preserve"> de mil </w:t>
+      </w:r>
+      <w:proofErr w:type="spellStart"/>
+      <w:r>
+        <w:rPr>
+          <w:lang w:val="es-UY"/>
+        </w:rPr>
+        <w:t>remuestreos</w:t>
+      </w:r>
+      <w:proofErr w:type="spellEnd"/>
+      <w:r>
+        <w:rPr>
+          <w:lang w:val="es-UY"/>
+        </w:rPr>
+        <w:t>. Umbral</w:t>
+      </w:r>
+    </w:p>
+    <w:p>
+      <w:pPr>
+        <w:rPr>
+          <w:lang w:val="es-UY"/>
+        </w:rPr>
+      </w:pPr>
+      <w:r>
+        <w:rPr>
+          <w:lang w:val="es-UY"/>
+        </w:rPr>
+        <w:t>de aceptación de H2: F1 mayor o igual a 0.85 y AUC-ROC mayor o igual a 0.90. Fuente:</w:t>
+      </w:r>
+    </w:p>
+    <w:p>
+      <w:pPr>
+        <w:rPr>
+          <w:lang w:val="es-UY"/>
+        </w:rPr>
+      </w:pPr>
+      <w:r>
+        <w:rPr>
+          <w:lang w:val="es-UY"/>
+        </w:rPr>
+        <w:t>elaboración propia a partir de `</w:t>
+      </w:r>
+      <w:proofErr w:type="spellStart"/>
+      <w:r>
+        <w:rPr>
+          <w:lang w:val="es-UY"/>
+        </w:rPr>
+        <w:t>paper</w:t>
+      </w:r>
+      <w:proofErr w:type="spellEnd"/>
+      <w:r>
+        <w:rPr>
+          <w:lang w:val="es-UY"/>
+        </w:rPr>
+        <w:t>/tables/tab_resultados_h2.csv`.</w:t>
+      </w:r>
+    </w:p>
+    <w:p>
+      <w:pPr>
+        <w:rPr>
+          <w:lang w:val="es-UY"/>
+        </w:rPr>
+      </w:pPr>
+    </w:p>
+    <w:p>
+      <w:pPr>
+        <w:rPr>
+          <w:lang w:val="es-UY"/>
+        </w:rPr>
+      </w:pPr>
+      <w:r>
+        <w:rPr>
+          <w:lang w:val="es-UY"/>
+        </w:rPr>
+        <w:t>El F1-score macro fue de [PENDIENTE] en C1, [PENDIENTE] en C2 y [PENDIENTE] en C3,</w:t>
+      </w:r>
+      <w:r>
+        <w:rPr>
+          <w:lang w:val="es-UY"/>
+        </w:rPr>
+        <w:t xml:space="preserve"> </w:t>
+      </w:r>
+      <w:r>
+        <w:rPr>
+          <w:lang w:val="es-UY"/>
+        </w:rPr>
+        <w:t>mientras que el AUC-ROC fue de [PENDIENTE], [PENDIENTE] y [PENDIENTE]</w:t>
+      </w:r>
+      <w:r>
+        <w:rPr>
+          <w:lang w:val="es-UY"/>
+        </w:rPr>
+        <w:t xml:space="preserve"> </w:t>
+      </w:r>
+      <w:r>
+        <w:rPr>
+          <w:lang w:val="es-UY"/>
+        </w:rPr>
+        <w:t>respectivamente. La comparación entre C1 y C2 muestra una diferencia de [PENDIENTE]</w:t>
+      </w:r>
+      <w:r>
+        <w:rPr>
+          <w:lang w:val="es-UY"/>
+        </w:rPr>
+        <w:t xml:space="preserve"> </w:t>
+      </w:r>
+      <w:r>
+        <w:rPr>
+          <w:lang w:val="es-UY"/>
+        </w:rPr>
+        <w:t>puntos de F1 atribuible al componente de recuperación. Respecto al umbral de</w:t>
+      </w:r>
+      <w:r>
+        <w:rPr>
+          <w:lang w:val="es-UY"/>
+        </w:rPr>
+        <w:t xml:space="preserve"> </w:t>
+      </w:r>
+      <w:r>
+        <w:rPr>
+          <w:lang w:val="es-UY"/>
+        </w:rPr>
+        <w:t>aceptación, [PENDIENTE: indicar qué configuraciones superan F1 mayor o igual a 0.85 y</w:t>
+      </w:r>
+      <w:r>
+        <w:rPr>
+          <w:lang w:val="es-UY"/>
+        </w:rPr>
+        <w:t xml:space="preserve"> </w:t>
+      </w:r>
+      <w:r>
+        <w:rPr>
+          <w:lang w:val="es-UY"/>
+        </w:rPr>
+        <w:t>AUC-ROC mayor o igual a 0.90].</w:t>
+      </w:r>
+    </w:p>
+    <w:p>
+      <w:pPr>
+        <w:rPr>
+          <w:lang w:val="es-UY"/>
+        </w:rPr>
+      </w:pPr>
+      <w:r>
+        <w:rPr>
+          <w:lang w:val="es-UY"/>
+        </w:rPr>
+        <w:t>La Figura 7.1 presenta la matriz de confusión de la configuración con mejor F1-score,</w:t>
+      </w:r>
+      <w:r>
+        <w:rPr>
+          <w:lang w:val="es-UY"/>
+        </w:rPr>
+        <w:t xml:space="preserve"> </w:t>
+      </w:r>
+      <w:r>
+        <w:rPr>
+          <w:lang w:val="es-UY"/>
+        </w:rPr>
+        <w:t xml:space="preserve">y la evaluación técnica </w:t>
+      </w:r>
+      <w:proofErr w:type="spellStart"/>
+      <w:r>
+        <w:rPr>
+          <w:lang w:val="es-UY"/>
+        </w:rPr>
+        <w:t>in-vitro</w:t>
+      </w:r>
+      <w:proofErr w:type="spellEnd"/>
+      <w:r>
+        <w:rPr>
+          <w:lang w:val="es-UY"/>
+        </w:rPr>
+        <w:t xml:space="preserve"> del pipeline RAG mediante RAGAS se reporta en la</w:t>
+      </w:r>
+      <w:r>
+        <w:rPr>
+          <w:lang w:val="es-UY"/>
+        </w:rPr>
+        <w:t xml:space="preserve"> </w:t>
+      </w:r>
+      <w:r>
+        <w:rPr>
+          <w:lang w:val="es-UY"/>
+        </w:rPr>
+        <w:t>Tabla 7.3.</w:t>
+      </w:r>
+      <w:r>
+        <w:rPr>
+          <w:lang w:val="es-UY"/>
+        </w:rPr>
+        <w:t xml:space="preserve"> </w:t>
+      </w:r>
+    </w:p>
+    <w:p>
+      <w:pPr>
+        <w:rPr>
+          <w:lang w:val="es-UY"/>
+        </w:rPr>
+      </w:pPr>
+    </w:p>
+    <w:p>
+      <w:pPr>
+        <w:pStyle w:val="Piedefoto-tabla"/>
+        <w:jc w:val="both"/>
+        <w:rPr>
+          <w:lang w:val="es-UY"/>
+        </w:rPr>
+      </w:pPr>
+      <w:r>
+        <w:rPr>
+          <w:rStyle w:val="TablayFiguraCar"/>
+          <w:lang w:val="es-UY"/>
+        </w:rPr>
+        <w:lastRenderedPageBreak/>
+        <w:t>FIGURA 7.1 — Matriz de confusión de la configuración con mejor F1-score frente al Gold Standard.</w:t>
+      </w:r>
+      <w:r>
+        <w:rPr>
+          <w:lang w:val="es-UY"/>
+        </w:rPr>
+        <w:t xml:space="preserve"> </w:t>
+      </w:r>
+    </w:p>
+    <w:p>
+      <w:pPr>
+        <w:pStyle w:val="Piedefoto-tabla"/>
+        <w:rPr>
+          <w:lang w:val="es-UY"/>
+        </w:rPr>
+      </w:pPr>
+    </w:p>
+    <w:p>
+      <w:pPr>
+        <w:pStyle w:val="Piedefoto-tabla"/>
+        <w:rPr>
+          <w:lang w:val="es-UY"/>
+        </w:rPr>
+      </w:pPr>
+    </w:p>
+    <w:p>
+      <w:pPr>
+        <w:pStyle w:val="Piedefoto-tabla"/>
+        <w:rPr>
+          <w:lang w:val="es-UY"/>
+        </w:rPr>
+      </w:pPr>
+      <w:r>
+        <w:rPr>
+          <w:lang w:val="es-UY"/>
+        </w:rPr>
+        <w:t>Fuente: elaboración propia. REEMPLAZAR: imagen</w:t>
+      </w:r>
+    </w:p>
+    <w:p>
+      <w:pPr>
+        <w:rPr>
+          <w:lang w:val="es-UY"/>
+        </w:rPr>
+      </w:pPr>
+    </w:p>
+    <w:p>
+      <w:pPr>
+        <w:pStyle w:val="TablayFigura"/>
+        <w:rPr>
+          <w:lang w:val="es-UY"/>
+        </w:rPr>
+      </w:pPr>
+      <w:r>
+        <w:rPr>
+          <w:lang w:val="es-UY"/>
+        </w:rPr>
+        <w:t xml:space="preserve">Tabla 7.3. Métricas RAGAS de la evaluación técnica </w:t>
+      </w:r>
+      <w:proofErr w:type="spellStart"/>
+      <w:r>
+        <w:rPr>
+          <w:lang w:val="es-UY"/>
+        </w:rPr>
+        <w:t>in-vitro</w:t>
+      </w:r>
+      <w:proofErr w:type="spellEnd"/>
+      <w:r>
+        <w:rPr>
+          <w:lang w:val="es-UY"/>
+        </w:rPr>
+        <w:t xml:space="preserve"> del pipeline (C2).</w:t>
+      </w:r>
+    </w:p>
+    <w:p>
+      <w:pPr>
+        <w:rPr>
+          <w:lang w:val="en-US"/>
+        </w:rPr>
+      </w:pPr>
+      <w:r>
+        <w:rPr>
+          <w:lang w:val="en-US"/>
+        </w:rPr>
+        <w:t>| Faithfulness | Answer relevancy | Context precision |</w:t>
+      </w:r>
+    </w:p>
+    <w:p>
+      <w:pPr>
+        <w:rPr>
+          <w:lang w:val="es-UY"/>
+        </w:rPr>
+      </w:pPr>
+      <w:r>
+        <w:rPr>
+          <w:lang w:val="es-UY"/>
+        </w:rPr>
+        <w:t>| --------------| ------------------| -------------------|</w:t>
+      </w:r>
+    </w:p>
+    <w:p>
+      <w:pPr>
+        <w:rPr>
+          <w:lang w:val="es-UY"/>
+        </w:rPr>
+      </w:pPr>
+      <w:r>
+        <w:rPr>
+          <w:lang w:val="es-UY"/>
+        </w:rPr>
+        <w:t>| [PENDIENTE</w:t>
+      </w:r>
+      <w:proofErr w:type="gramStart"/>
+      <w:r>
+        <w:rPr>
+          <w:lang w:val="es-UY"/>
+        </w:rPr>
+        <w:t>]  |</w:t>
+      </w:r>
+      <w:proofErr w:type="gramEnd"/>
+      <w:r>
+        <w:rPr>
+          <w:lang w:val="es-UY"/>
+        </w:rPr>
+        <w:t xml:space="preserve"> [PENDIENTE]      | [PENDIENTE]       |</w:t>
+      </w:r>
+    </w:p>
+    <w:p>
+      <w:pPr>
+        <w:rPr>
+          <w:lang w:val="es-UY"/>
+        </w:rPr>
+      </w:pPr>
+    </w:p>
+    <w:p>
+      <w:pPr>
+        <w:rPr>
+          <w:lang w:val="es-UY"/>
+        </w:rPr>
+      </w:pPr>
+      <w:r>
+        <w:rPr>
+          <w:b/>
+          <w:bCs/>
+          <w:lang w:val="es-UY"/>
+        </w:rPr>
+        <w:t>Nota</w:t>
+      </w:r>
+      <w:r>
+        <w:rPr>
+          <w:i/>
+          <w:iCs/>
+          <w:lang w:val="es-UY"/>
+        </w:rPr>
+        <w:t>.</w:t>
+      </w:r>
+      <w:r>
+        <w:rPr>
+          <w:lang w:val="es-UY"/>
+        </w:rPr>
+        <w:t xml:space="preserve"> Métricas complementarias de diagnóstico del pipeline RAG, no constituyen la</w:t>
+      </w:r>
+      <w:r>
+        <w:rPr>
+          <w:lang w:val="es-UY"/>
+        </w:rPr>
+        <w:t xml:space="preserve"> </w:t>
+      </w:r>
+      <w:r>
+        <w:rPr>
+          <w:lang w:val="es-UY"/>
+        </w:rPr>
+        <w:t>métrica</w:t>
+      </w:r>
+      <w:r>
+        <w:rPr>
+          <w:lang w:val="es-UY"/>
+        </w:rPr>
+        <w:t xml:space="preserve"> </w:t>
+      </w:r>
+      <w:r>
+        <w:rPr>
+          <w:lang w:val="es-UY"/>
+        </w:rPr>
+        <w:t>primaria de H2. Fuente: elaboración propia a partir de</w:t>
+      </w:r>
+      <w:r>
+        <w:rPr>
+          <w:lang w:val="es-UY"/>
+        </w:rPr>
+        <w:t xml:space="preserve"> </w:t>
+      </w:r>
+      <w:r>
+        <w:rPr>
+          <w:lang w:val="es-UY"/>
+        </w:rPr>
+        <w:t>`</w:t>
+      </w:r>
+      <w:proofErr w:type="spellStart"/>
+      <w:r>
+        <w:rPr>
+          <w:lang w:val="es-UY"/>
+        </w:rPr>
+        <w:t>paper</w:t>
+      </w:r>
+      <w:proofErr w:type="spellEnd"/>
+      <w:r>
+        <w:rPr>
+          <w:lang w:val="es-UY"/>
+        </w:rPr>
+        <w:t>/tables/tab_ragas_c2.csv`.</w:t>
+      </w:r>
+    </w:p>
+    <w:p>
+      <w:pPr>
+        <w:pStyle w:val="Ttulo2"/>
+      </w:pPr>
+      <w:bookmarkStart w:id="96" w:name="_Toc230084218"/>
+      <w:r>
+        <w:t>Resultados de equidad (H3)</w:t>
+      </w:r>
+      <w:bookmarkEnd w:id="96"/>
+    </w:p>
+    <w:p>
+      <w:pPr>
+        <w:rPr>
+          <w:lang w:val="es-UY"/>
+        </w:rPr>
+      </w:pPr>
+      <w:r>
+        <w:rPr>
+          <w:lang w:val="es-UY"/>
+        </w:rPr>
+        <w:t>La equidad se reporta sobre dos atributos protegidos, el género y la edad. La Tabla</w:t>
+      </w:r>
+      <w:r>
+        <w:rPr>
+          <w:lang w:val="es-UY"/>
+        </w:rPr>
+        <w:t xml:space="preserve"> </w:t>
+      </w:r>
+      <w:r>
+        <w:rPr>
+          <w:lang w:val="es-UY"/>
+        </w:rPr>
+        <w:t xml:space="preserve">7.4 presenta el Disparate </w:t>
+      </w:r>
+      <w:proofErr w:type="spellStart"/>
+      <w:r>
+        <w:rPr>
+          <w:lang w:val="es-UY"/>
+        </w:rPr>
+        <w:t>Impact</w:t>
+      </w:r>
+      <w:proofErr w:type="spellEnd"/>
+      <w:r>
+        <w:rPr>
+          <w:lang w:val="es-UY"/>
+        </w:rPr>
+        <w:t xml:space="preserve"> Ratio, DIR, y el </w:t>
+      </w:r>
+      <w:proofErr w:type="spellStart"/>
+      <w:r>
+        <w:rPr>
+          <w:lang w:val="es-UY"/>
+        </w:rPr>
+        <w:t>Statistical</w:t>
+      </w:r>
+      <w:proofErr w:type="spellEnd"/>
+      <w:r>
+        <w:rPr>
+          <w:lang w:val="es-UY"/>
+        </w:rPr>
+        <w:t xml:space="preserve"> </w:t>
+      </w:r>
+      <w:proofErr w:type="spellStart"/>
+      <w:r>
+        <w:rPr>
+          <w:lang w:val="es-UY"/>
+        </w:rPr>
+        <w:t>Parity</w:t>
+      </w:r>
+      <w:proofErr w:type="spellEnd"/>
+      <w:r>
+        <w:rPr>
+          <w:lang w:val="es-UY"/>
+        </w:rPr>
+        <w:t xml:space="preserve"> </w:t>
+      </w:r>
+      <w:proofErr w:type="spellStart"/>
+      <w:r>
+        <w:rPr>
+          <w:lang w:val="es-UY"/>
+        </w:rPr>
+        <w:t>Difference</w:t>
+      </w:r>
+      <w:proofErr w:type="spellEnd"/>
+      <w:r>
+        <w:rPr>
+          <w:lang w:val="es-UY"/>
+        </w:rPr>
+        <w:t>, SPD,</w:t>
+      </w:r>
+      <w:r>
+        <w:rPr>
+          <w:lang w:val="es-UY"/>
+        </w:rPr>
+        <w:t xml:space="preserve"> </w:t>
+      </w:r>
+      <w:r>
+        <w:rPr>
+          <w:lang w:val="es-UY"/>
+        </w:rPr>
+        <w:t>por género para</w:t>
+      </w:r>
+      <w:r>
+        <w:rPr>
+          <w:lang w:val="es-UY"/>
+        </w:rPr>
+        <w:t xml:space="preserve"> </w:t>
+      </w:r>
+      <w:r>
+        <w:rPr>
+          <w:lang w:val="es-UY"/>
+        </w:rPr>
+        <w:t>las configuraciones C1, C2 y C3. La Tabla 7.5 presenta las mismas</w:t>
+      </w:r>
+      <w:r>
+        <w:rPr>
+          <w:lang w:val="es-UY"/>
+        </w:rPr>
+        <w:t xml:space="preserve"> </w:t>
+      </w:r>
+      <w:r>
+        <w:rPr>
+          <w:lang w:val="es-UY"/>
+        </w:rPr>
+        <w:t>métricas desglosadas por rango de edad.</w:t>
+      </w:r>
+    </w:p>
+    <w:p>
+      <w:pPr>
+        <w:pStyle w:val="TablayFigura"/>
+        <w:rPr>
+          <w:lang w:val="es-UY"/>
+        </w:rPr>
+      </w:pPr>
+      <w:r>
+        <w:rPr>
+          <w:lang w:val="es-UY"/>
+        </w:rPr>
+        <w:t>Tabla 7.4. Métricas de equidad por género (H3).</w:t>
+      </w:r>
+    </w:p>
+    <w:p>
+      <w:pPr>
+        <w:rPr>
+          <w:lang w:val="es-UY"/>
+        </w:rPr>
+      </w:pPr>
+      <w:r>
+        <w:rPr>
+          <w:lang w:val="es-UY"/>
+        </w:rPr>
+        <w:t>| Configuración        | DIR (género) | SPD (género) | H3 aceptada (DIR ≥ 0.80) |</w:t>
+      </w:r>
+    </w:p>
+    <w:p>
+      <w:pPr>
+        <w:rPr>
+          <w:lang w:val="es-UY"/>
+        </w:rPr>
+      </w:pPr>
+      <w:r>
+        <w:rPr>
+          <w:lang w:val="es-UY"/>
+        </w:rPr>
+        <w:t>| ----------------------| --------------| --------------| --------------------------|</w:t>
+      </w:r>
+    </w:p>
+    <w:p>
+      <w:pPr>
+        <w:rPr>
+          <w:lang w:val="es-UY"/>
+        </w:rPr>
+      </w:pPr>
+      <w:r>
+        <w:rPr>
+          <w:lang w:val="es-UY"/>
+        </w:rPr>
+        <w:t xml:space="preserve">| C1 (LLM </w:t>
+      </w:r>
+      <w:proofErr w:type="gramStart"/>
+      <w:r>
+        <w:rPr>
+          <w:lang w:val="es-UY"/>
+        </w:rPr>
+        <w:t xml:space="preserve">puro)   </w:t>
+      </w:r>
+      <w:proofErr w:type="gramEnd"/>
+      <w:r>
+        <w:rPr>
+          <w:lang w:val="es-UY"/>
+        </w:rPr>
+        <w:t xml:space="preserve">     | [PENDIENTE</w:t>
+      </w:r>
+      <w:proofErr w:type="gramStart"/>
+      <w:r>
+        <w:rPr>
+          <w:lang w:val="es-UY"/>
+        </w:rPr>
+        <w:t>]  |</w:t>
+      </w:r>
+      <w:proofErr w:type="gramEnd"/>
+      <w:r>
+        <w:rPr>
+          <w:lang w:val="es-UY"/>
+        </w:rPr>
+        <w:t xml:space="preserve"> [PENDIENTE</w:t>
+      </w:r>
+      <w:proofErr w:type="gramStart"/>
+      <w:r>
+        <w:rPr>
+          <w:lang w:val="es-UY"/>
+        </w:rPr>
+        <w:t>]  |</w:t>
+      </w:r>
+      <w:proofErr w:type="gramEnd"/>
+      <w:r>
+        <w:rPr>
+          <w:lang w:val="es-UY"/>
+        </w:rPr>
+        <w:t xml:space="preserve"> [PENDIENTE]              |</w:t>
+      </w:r>
+    </w:p>
+    <w:p>
+      <w:pPr>
+        <w:rPr>
+          <w:lang w:val="es-UY"/>
+        </w:rPr>
+      </w:pPr>
+      <w:r>
+        <w:rPr>
+          <w:lang w:val="es-UY"/>
+        </w:rPr>
+        <w:t xml:space="preserve">| C2 (LLM + </w:t>
+      </w:r>
+      <w:proofErr w:type="gramStart"/>
+      <w:r>
+        <w:rPr>
+          <w:lang w:val="es-UY"/>
+        </w:rPr>
+        <w:t xml:space="preserve">RAG)   </w:t>
+      </w:r>
+      <w:proofErr w:type="gramEnd"/>
+      <w:r>
+        <w:rPr>
+          <w:lang w:val="es-UY"/>
+        </w:rPr>
+        <w:t xml:space="preserve">    | [PENDIENTE</w:t>
+      </w:r>
+      <w:proofErr w:type="gramStart"/>
+      <w:r>
+        <w:rPr>
+          <w:lang w:val="es-UY"/>
+        </w:rPr>
+        <w:t>]  |</w:t>
+      </w:r>
+      <w:proofErr w:type="gramEnd"/>
+      <w:r>
+        <w:rPr>
+          <w:lang w:val="es-UY"/>
+        </w:rPr>
+        <w:t xml:space="preserve"> [PENDIENTE</w:t>
+      </w:r>
+      <w:proofErr w:type="gramStart"/>
+      <w:r>
+        <w:rPr>
+          <w:lang w:val="es-UY"/>
+        </w:rPr>
+        <w:t>]  |</w:t>
+      </w:r>
+      <w:proofErr w:type="gramEnd"/>
+      <w:r>
+        <w:rPr>
+          <w:lang w:val="es-UY"/>
+        </w:rPr>
+        <w:t xml:space="preserve"> [PENDIENTE]              |</w:t>
+      </w:r>
+    </w:p>
+    <w:p>
+      <w:pPr>
+        <w:rPr>
+          <w:lang w:val="es-UY"/>
+        </w:rPr>
+      </w:pPr>
+      <w:r>
+        <w:rPr>
+          <w:lang w:val="es-UY"/>
+        </w:rPr>
+        <w:t>| C3 (LLM + RAG + PII) | [PENDIENTE</w:t>
+      </w:r>
+      <w:proofErr w:type="gramStart"/>
+      <w:r>
+        <w:rPr>
+          <w:lang w:val="es-UY"/>
+        </w:rPr>
+        <w:t>]  |</w:t>
+      </w:r>
+      <w:proofErr w:type="gramEnd"/>
+      <w:r>
+        <w:rPr>
+          <w:lang w:val="es-UY"/>
+        </w:rPr>
+        <w:t xml:space="preserve"> [PENDIENTE</w:t>
+      </w:r>
+      <w:proofErr w:type="gramStart"/>
+      <w:r>
+        <w:rPr>
+          <w:lang w:val="es-UY"/>
+        </w:rPr>
+        <w:t>]  |</w:t>
+      </w:r>
+      <w:proofErr w:type="gramEnd"/>
+      <w:r>
+        <w:rPr>
+          <w:lang w:val="es-UY"/>
+        </w:rPr>
+        <w:t xml:space="preserve"> [PENDIENTE]              |</w:t>
+      </w:r>
+    </w:p>
+    <w:p>
+      <w:pPr>
+        <w:rPr>
+          <w:lang w:val="es-UY"/>
+        </w:rPr>
+      </w:pPr>
+    </w:p>
+    <w:p>
+      <w:pPr>
+        <w:rPr>
+          <w:lang w:val="es-UY"/>
+        </w:rPr>
+      </w:pPr>
+      <w:r>
+        <w:rPr>
+          <w:b/>
+          <w:bCs/>
+          <w:lang w:val="es-UY"/>
+        </w:rPr>
+        <w:t>Nota.</w:t>
+      </w:r>
+      <w:r>
+        <w:rPr>
+          <w:lang w:val="es-UY"/>
+        </w:rPr>
+        <w:t xml:space="preserve"> Grupo protegido femenino, grupo de referencia masculino. DIR ideal mayor o</w:t>
+      </w:r>
+    </w:p>
+    <w:p>
+      <w:pPr>
+        <w:rPr>
+          <w:lang w:val="es-UY"/>
+        </w:rPr>
+      </w:pPr>
+      <w:r>
+        <w:rPr>
+          <w:lang w:val="es-UY"/>
+        </w:rPr>
+        <w:t xml:space="preserve">igual a 0.80; SPD ideal cero. </w:t>
+      </w:r>
+    </w:p>
+    <w:p>
+      <w:pPr>
+        <w:rPr>
+          <w:lang w:val="es-UY"/>
+        </w:rPr>
+      </w:pPr>
+    </w:p>
+    <w:p>
+      <w:pPr>
+        <w:pStyle w:val="Piedefoto-tabla"/>
+      </w:pPr>
+      <w:r>
+        <w:lastRenderedPageBreak/>
+        <w:t>Fuente: elaboración propia a partir de</w:t>
+      </w:r>
+      <w:r>
+        <w:t xml:space="preserve"> </w:t>
+      </w:r>
+      <w:r>
+        <w:t>`</w:t>
+      </w:r>
+      <w:proofErr w:type="spellStart"/>
+      <w:r>
+        <w:t>paper</w:t>
+      </w:r>
+      <w:proofErr w:type="spellEnd"/>
+      <w:r>
+        <w:t>/tables/tab_resultados_h3.csv`.</w:t>
+      </w:r>
+    </w:p>
+    <w:p>
+      <w:pPr>
+        <w:rPr>
+          <w:lang w:val="es-UY"/>
+        </w:rPr>
+      </w:pPr>
+    </w:p>
+    <w:p>
+      <w:pPr>
+        <w:pStyle w:val="TablayFigura"/>
+        <w:rPr>
+          <w:lang w:val="es-UY"/>
+        </w:rPr>
+      </w:pPr>
+      <w:r>
+        <w:rPr>
+          <w:lang w:val="es-UY"/>
+        </w:rPr>
+        <w:t>Tabla 7.5. Métricas de equidad por rango de edad (H3).</w:t>
+      </w:r>
+    </w:p>
+    <w:p>
+      <w:pPr>
+        <w:rPr>
+          <w:lang w:val="es-UY"/>
+        </w:rPr>
+      </w:pPr>
+      <w:r>
+        <w:rPr>
+          <w:lang w:val="es-UY"/>
+        </w:rPr>
+        <w:t>| Configuración        | Rango de edad | DIR (</w:t>
+      </w:r>
+      <w:proofErr w:type="gramStart"/>
+      <w:r>
+        <w:rPr>
+          <w:lang w:val="es-UY"/>
+        </w:rPr>
+        <w:t>edad)  |</w:t>
+      </w:r>
+      <w:proofErr w:type="gramEnd"/>
+      <w:r>
+        <w:rPr>
+          <w:lang w:val="es-UY"/>
+        </w:rPr>
+        <w:t xml:space="preserve"> SPD (</w:t>
+      </w:r>
+      <w:proofErr w:type="gramStart"/>
+      <w:r>
+        <w:rPr>
+          <w:lang w:val="es-UY"/>
+        </w:rPr>
+        <w:t>edad)  |</w:t>
+      </w:r>
+      <w:proofErr w:type="gramEnd"/>
+    </w:p>
+    <w:p>
+      <w:pPr>
+        <w:rPr>
+          <w:lang w:val="es-UY"/>
+        </w:rPr>
+      </w:pPr>
+      <w:r>
+        <w:rPr>
+          <w:lang w:val="es-UY"/>
+        </w:rPr>
+        <w:t>| ----------------------| ---------------| -------------| -------------|</w:t>
+      </w:r>
+    </w:p>
+    <w:p>
+      <w:pPr>
+        <w:rPr>
+          <w:lang w:val="es-UY"/>
+        </w:rPr>
+      </w:pPr>
+      <w:r>
+        <w:rPr>
+          <w:lang w:val="es-UY"/>
+        </w:rPr>
+        <w:t xml:space="preserve">| C2 (LLM + </w:t>
+      </w:r>
+      <w:proofErr w:type="gramStart"/>
+      <w:r>
+        <w:rPr>
+          <w:lang w:val="es-UY"/>
+        </w:rPr>
+        <w:t xml:space="preserve">RAG)   </w:t>
+      </w:r>
+      <w:proofErr w:type="gramEnd"/>
+      <w:r>
+        <w:rPr>
+          <w:lang w:val="es-UY"/>
+        </w:rPr>
+        <w:t xml:space="preserve">    | 23–35         | [PENDIENTE] | [PENDIENTE] |</w:t>
+      </w:r>
+    </w:p>
+    <w:p>
+      <w:pPr>
+        <w:rPr>
+          <w:lang w:val="es-UY"/>
+        </w:rPr>
+      </w:pPr>
+      <w:r>
+        <w:rPr>
+          <w:lang w:val="es-UY"/>
+        </w:rPr>
+        <w:t xml:space="preserve">| C2 (LLM + </w:t>
+      </w:r>
+      <w:proofErr w:type="gramStart"/>
+      <w:r>
+        <w:rPr>
+          <w:lang w:val="es-UY"/>
+        </w:rPr>
+        <w:t xml:space="preserve">RAG)   </w:t>
+      </w:r>
+      <w:proofErr w:type="gramEnd"/>
+      <w:r>
+        <w:rPr>
+          <w:lang w:val="es-UY"/>
+        </w:rPr>
+        <w:t xml:space="preserve">    | 36–45         | [PENDIENTE] | [PENDIENTE] |</w:t>
+      </w:r>
+    </w:p>
+    <w:p>
+      <w:pPr>
+        <w:rPr>
+          <w:lang w:val="es-UY"/>
+        </w:rPr>
+      </w:pPr>
+      <w:r>
+        <w:rPr>
+          <w:lang w:val="es-UY"/>
+        </w:rPr>
+        <w:t xml:space="preserve">| C2 (LLM + </w:t>
+      </w:r>
+      <w:proofErr w:type="gramStart"/>
+      <w:r>
+        <w:rPr>
+          <w:lang w:val="es-UY"/>
+        </w:rPr>
+        <w:t xml:space="preserve">RAG)   </w:t>
+      </w:r>
+      <w:proofErr w:type="gramEnd"/>
+      <w:r>
+        <w:rPr>
+          <w:lang w:val="es-UY"/>
+        </w:rPr>
+        <w:t xml:space="preserve">    | 46–58         | [PENDIENTE] | [PENDIENTE] |</w:t>
+      </w:r>
+    </w:p>
+    <w:p>
+      <w:pPr>
+        <w:rPr>
+          <w:lang w:val="es-UY"/>
+        </w:rPr>
+      </w:pPr>
+      <w:r>
+        <w:rPr>
+          <w:lang w:val="es-UY"/>
+        </w:rPr>
+        <w:t>| C3 (LLM + RAG + PII) | 23–35         | [PENDIENTE] | [PENDIENTE] |</w:t>
+      </w:r>
+    </w:p>
+    <w:p>
+      <w:pPr>
+        <w:rPr>
+          <w:lang w:val="es-UY"/>
+        </w:rPr>
+      </w:pPr>
+      <w:r>
+        <w:rPr>
+          <w:lang w:val="es-UY"/>
+        </w:rPr>
+        <w:t>| C3 (LLM + RAG + PII) | 36–45         | [PENDIENTE] | [PENDIENTE] |</w:t>
+      </w:r>
+    </w:p>
+    <w:p>
+      <w:pPr>
+        <w:rPr>
+          <w:lang w:val="es-UY"/>
+        </w:rPr>
+      </w:pPr>
+      <w:r>
+        <w:rPr>
+          <w:lang w:val="es-UY"/>
+        </w:rPr>
+        <w:t>| C3 (LLM + RAG + PII) | 46–58         | [PENDIENTE] | [PENDIENTE] |</w:t>
+      </w:r>
+    </w:p>
+    <w:p>
+      <w:pPr>
+        <w:rPr>
+          <w:lang w:val="es-UY"/>
+        </w:rPr>
+      </w:pPr>
+    </w:p>
+    <w:p>
+      <w:pPr>
+        <w:rPr>
+          <w:lang w:val="es-UY"/>
+        </w:rPr>
+      </w:pPr>
+      <w:r>
+        <w:rPr>
+          <w:b/>
+          <w:bCs/>
+          <w:lang w:val="es-UY"/>
+        </w:rPr>
+        <w:t>Nota.</w:t>
+      </w:r>
+      <w:r>
+        <w:rPr>
+          <w:lang w:val="es-UY"/>
+        </w:rPr>
+        <w:t xml:space="preserve"> </w:t>
+      </w:r>
+      <w:r>
+        <w:rPr>
+          <w:lang w:val="es-UY"/>
+        </w:rPr>
+        <w:t>Grupo de referencia de edad: 23–35. DIR ideal mayor o igual a 0.80; SPD ideal</w:t>
+      </w:r>
+      <w:r>
+        <w:rPr>
+          <w:lang w:val="es-UY"/>
+        </w:rPr>
+        <w:t xml:space="preserve"> </w:t>
+      </w:r>
+      <w:r>
+        <w:rPr>
+          <w:lang w:val="es-UY"/>
+        </w:rPr>
+        <w:t xml:space="preserve">cero. </w:t>
+      </w:r>
+    </w:p>
+    <w:p>
+      <w:pPr>
+        <w:rPr>
+          <w:lang w:val="es-UY"/>
+        </w:rPr>
+      </w:pPr>
+    </w:p>
+    <w:p>
+      <w:pPr>
+        <w:pStyle w:val="Piedefoto-tabla"/>
+        <w:rPr>
+          <w:lang w:val="es-UY"/>
+        </w:rPr>
+      </w:pPr>
+      <w:r>
+        <w:rPr>
+          <w:lang w:val="es-UY"/>
+        </w:rPr>
+        <w:t>Fuente: elaboración propia a partir de `</w:t>
+      </w:r>
+      <w:proofErr w:type="spellStart"/>
+      <w:r>
+        <w:rPr>
+          <w:lang w:val="es-UY"/>
+        </w:rPr>
+        <w:t>paper</w:t>
+      </w:r>
+      <w:proofErr w:type="spellEnd"/>
+      <w:r>
+        <w:rPr>
+          <w:lang w:val="es-UY"/>
+        </w:rPr>
+        <w:t>/tables/tab_resultados_h3_edad.csv`</w:t>
+      </w:r>
+      <w:r>
+        <w:rPr>
+          <w:lang w:val="es-UY"/>
+        </w:rPr>
+        <w:t xml:space="preserve"> </w:t>
+      </w:r>
+      <w:r>
+        <w:rPr>
+          <w:lang w:val="es-UY"/>
+        </w:rPr>
+        <w:t xml:space="preserve">(generar al </w:t>
+      </w:r>
+      <w:proofErr w:type="spellStart"/>
+      <w:r>
+        <w:rPr>
+          <w:lang w:val="es-UY"/>
+        </w:rPr>
+        <w:t>re-correr</w:t>
+      </w:r>
+      <w:proofErr w:type="spellEnd"/>
+      <w:r>
+        <w:rPr>
+          <w:lang w:val="es-UY"/>
+        </w:rPr>
+        <w:t>, desglosando por `</w:t>
+      </w:r>
+      <w:proofErr w:type="spellStart"/>
+      <w:r>
+        <w:rPr>
+          <w:lang w:val="es-UY"/>
+        </w:rPr>
+        <w:t>group_age</w:t>
+      </w:r>
+      <w:proofErr w:type="spellEnd"/>
+      <w:r>
+        <w:rPr>
+          <w:lang w:val="es-UY"/>
+        </w:rPr>
+        <w:t>`).</w:t>
+      </w:r>
+    </w:p>
+    <w:p>
+      <w:pPr>
+        <w:rPr>
+          <w:lang w:val="es-UY"/>
+        </w:rPr>
+      </w:pPr>
+    </w:p>
+    <w:p>
+      <w:pPr>
+        <w:rPr>
+          <w:lang w:val="es-UY"/>
+        </w:rPr>
+      </w:pPr>
+      <w:r>
+        <w:rPr>
+          <w:lang w:val="es-UY"/>
+        </w:rPr>
+        <w:t>Por género, el DIR fue de [PENDIENTE] en C1, [PENDIENTE] en C2 y [PENDIENTE] en C3,</w:t>
+      </w:r>
+      <w:r>
+        <w:rPr>
+          <w:lang w:val="es-UY"/>
+        </w:rPr>
+        <w:t xml:space="preserve"> </w:t>
+      </w:r>
+      <w:r>
+        <w:rPr>
+          <w:lang w:val="es-UY"/>
+        </w:rPr>
+        <w:t>con valores de SPD de [PENDIENTE], [PENDIENTE] y [PENDIENTE] respectivamente. La</w:t>
+      </w:r>
+      <w:r>
+        <w:rPr>
+          <w:lang w:val="es-UY"/>
+        </w:rPr>
+        <w:t xml:space="preserve"> </w:t>
+      </w:r>
+      <w:r>
+        <w:rPr>
+          <w:lang w:val="es-UY"/>
+        </w:rPr>
+        <w:t>comparación entre C2 y C3 muestra una variación del DIR de [PENDIENTE], que mide el</w:t>
+      </w:r>
+      <w:r>
+        <w:rPr>
+          <w:lang w:val="es-UY"/>
+        </w:rPr>
+        <w:t xml:space="preserve"> </w:t>
+      </w:r>
+      <w:r>
+        <w:rPr>
+          <w:lang w:val="es-UY"/>
+        </w:rPr>
+        <w:t>efecto de la anonimización. Por edad, el comportamiento del DIR y del SPD se reporta</w:t>
+      </w:r>
+      <w:r>
+        <w:rPr>
+          <w:lang w:val="es-UY"/>
+        </w:rPr>
+        <w:t xml:space="preserve"> </w:t>
+      </w:r>
+      <w:r>
+        <w:rPr>
+          <w:lang w:val="es-UY"/>
+        </w:rPr>
+        <w:t>en la Tabla 7.5, observándose [PENDIENTE: describir el patrón por rango de edad].</w:t>
+      </w:r>
+    </w:p>
+    <w:p>
+      <w:pPr>
+        <w:pStyle w:val="Ttulo2"/>
+      </w:pPr>
+      <w:bookmarkStart w:id="97" w:name="_Toc230084219"/>
+      <w:r>
+        <w:t>Análisis integrado entre hipótesis</w:t>
+      </w:r>
+      <w:bookmarkEnd w:id="97"/>
+    </w:p>
+    <w:p>
+      <w:r>
+        <w:t>La Tabla 7.6 consolida todas las métricas por configuración en una sola vista.</w:t>
+      </w:r>
+    </w:p>
+    <w:p/>
+    <w:p>
+      <w:pPr>
+        <w:pStyle w:val="TablayFigura"/>
+      </w:pPr>
+      <w:r>
+        <w:t>Tabla 7.6. Resumen integrado de métricas por configuración.</w:t>
+      </w:r>
+    </w:p>
+    <w:p/>
+    <w:p>
+      <w:r>
+        <w:lastRenderedPageBreak/>
+        <w:t xml:space="preserve">| Configuración | </w:t>
+      </w:r>
+      <w:proofErr w:type="spellStart"/>
+      <w:r>
+        <w:t>T_cand</w:t>
+      </w:r>
+      <w:proofErr w:type="spellEnd"/>
+      <w:r>
+        <w:t xml:space="preserve"> (</w:t>
+      </w:r>
+      <w:proofErr w:type="gramStart"/>
+      <w:r>
+        <w:t>s)  |</w:t>
+      </w:r>
+      <w:proofErr w:type="gramEnd"/>
+      <w:r>
+        <w:t xml:space="preserve"> F1 macro    | AUC-ROC     | DIR (género) | SPD (género) | DIR (</w:t>
+      </w:r>
+      <w:proofErr w:type="gramStart"/>
+      <w:r>
+        <w:t>edad)  |</w:t>
+      </w:r>
+      <w:proofErr w:type="gramEnd"/>
+      <w:r>
+        <w:t xml:space="preserve"> SPD (</w:t>
+      </w:r>
+      <w:proofErr w:type="gramStart"/>
+      <w:r>
+        <w:t>edad)  |</w:t>
+      </w:r>
+      <w:proofErr w:type="gramEnd"/>
+    </w:p>
+    <w:p>
+      <w:r>
+        <w:t>| ---------------| -------------| -------------| -------------| --------------| --------------| -------------| -------------|</w:t>
+      </w:r>
+    </w:p>
+    <w:p>
+      <w:r>
+        <w:t>| C0            | [PENDIENTE] | —           | —           | —            | —            | —           | —           |</w:t>
+      </w:r>
+    </w:p>
+    <w:p>
+      <w:r>
+        <w:t>| C1            | [PENDIENTE] | [PENDIENTE] | [PENDIENTE] | [PENDIENTE</w:t>
+      </w:r>
+      <w:proofErr w:type="gramStart"/>
+      <w:r>
+        <w:t>]  |</w:t>
+      </w:r>
+      <w:proofErr w:type="gramEnd"/>
+      <w:r>
+        <w:t xml:space="preserve"> [PENDIENTE</w:t>
+      </w:r>
+      <w:proofErr w:type="gramStart"/>
+      <w:r>
+        <w:t>]  |</w:t>
+      </w:r>
+      <w:proofErr w:type="gramEnd"/>
+      <w:r>
+        <w:t xml:space="preserve"> [PENDIENTE] | [PENDIENTE] |</w:t>
+      </w:r>
+    </w:p>
+    <w:p>
+      <w:r>
+        <w:t>| C2            | [PENDIENTE] | [PENDIENTE] | [PENDIENTE] | [PENDIENTE</w:t>
+      </w:r>
+      <w:proofErr w:type="gramStart"/>
+      <w:r>
+        <w:t>]  |</w:t>
+      </w:r>
+      <w:proofErr w:type="gramEnd"/>
+      <w:r>
+        <w:t xml:space="preserve"> [PENDIENTE</w:t>
+      </w:r>
+      <w:proofErr w:type="gramStart"/>
+      <w:r>
+        <w:t>]  |</w:t>
+      </w:r>
+      <w:proofErr w:type="gramEnd"/>
+      <w:r>
+        <w:t xml:space="preserve"> [PENDIENTE] | [PENDIENTE] |</w:t>
+      </w:r>
+    </w:p>
+    <w:p>
+      <w:r>
+        <w:t>| C3            | [PENDIENTE] | [PENDIENTE] | [PENDIENTE] | [PENDIENTE</w:t>
+      </w:r>
+      <w:proofErr w:type="gramStart"/>
+      <w:r>
+        <w:t>]  |</w:t>
+      </w:r>
+      <w:proofErr w:type="gramEnd"/>
+      <w:r>
+        <w:t xml:space="preserve"> [PENDIENTE</w:t>
+      </w:r>
+      <w:proofErr w:type="gramStart"/>
+      <w:r>
+        <w:t>]  |</w:t>
+      </w:r>
+      <w:proofErr w:type="gramEnd"/>
+      <w:r>
+        <w:t xml:space="preserve"> [PENDIENTE] | [PENDIENTE] |</w:t>
+      </w:r>
+    </w:p>
+    <w:p/>
+    <w:p>
+      <w:r>
+        <w:rPr>
+          <w:b/>
+          <w:bCs/>
+        </w:rPr>
+        <w:t>Nota.</w:t>
+      </w:r>
+      <w:r>
+        <w:t xml:space="preserve"> C0 solo aporta </w:t>
+      </w:r>
+      <w:proofErr w:type="spellStart"/>
+      <w:r>
+        <w:t>T_cand</w:t>
+      </w:r>
+      <w:proofErr w:type="spellEnd"/>
+      <w:r>
+        <w:t>, dado que es la línea base humana. Las columnas de edad</w:t>
+      </w:r>
+      <w:r>
+        <w:t xml:space="preserve"> </w:t>
+      </w:r>
+      <w:r>
+        <w:t>reportan el valor agregado o el del rango de referencia, según se defina al</w:t>
+      </w:r>
+      <w:r>
+        <w:t xml:space="preserve"> </w:t>
+      </w:r>
+      <w:r>
+        <w:t xml:space="preserve">completar. </w:t>
+      </w:r>
+    </w:p>
+    <w:p>
+      <w:pPr>
+        <w:pStyle w:val="Piedefoto-tabla"/>
+      </w:pPr>
+      <w:r>
+        <w:t>Fuente: elaboración propia.</w:t>
+      </w:r>
     </w:p>
     <w:p>
       <w:pPr>
         <w:pStyle w:val="Ttulo1"/>
       </w:pPr>
-      <w:bookmarkStart w:id="93" w:name="_Toc230084215"/>
-      <w:r>
-        <w:t>Resultado</w:t>
-      </w:r>
-      <w:bookmarkEnd w:id="93"/>
+      <w:bookmarkStart w:id="98" w:name="_Toc230084220"/>
+      <w:r>
+        <w:t>Discusión</w:t>
+      </w:r>
+      <w:bookmarkEnd w:id="98"/>
+    </w:p>
+    <w:p>
+      <w:pPr>
+        <w:rPr>
+          <w:lang w:val="es-UY"/>
+        </w:rPr>
+      </w:pPr>
+      <w:r>
+        <w:rPr>
+          <w:lang w:val="es-UY"/>
+        </w:rPr>
+        <w:t>El presente capítulo interpreta los resultados reportados en el Capítulo 7,</w:t>
+      </w:r>
+      <w:r>
+        <w:rPr>
+          <w:lang w:val="es-UY"/>
+        </w:rPr>
+        <w:t xml:space="preserve"> </w:t>
+      </w:r>
+      <w:r>
+        <w:rPr>
+          <w:lang w:val="es-UY"/>
+        </w:rPr>
+        <w:t>conectando cada</w:t>
+      </w:r>
+      <w:r>
+        <w:rPr>
+          <w:lang w:val="es-UY"/>
+        </w:rPr>
+        <w:t xml:space="preserve"> </w:t>
+      </w:r>
+      <w:r>
+        <w:rPr>
+          <w:lang w:val="es-UY"/>
+        </w:rPr>
+        <w:t>hipótesis con la evidencia obtenida y señalando las limitaciones que</w:t>
+      </w:r>
+      <w:r>
+        <w:rPr>
+          <w:lang w:val="es-UY"/>
+        </w:rPr>
+        <w:t xml:space="preserve"> </w:t>
+      </w:r>
+      <w:r>
+        <w:rPr>
+          <w:lang w:val="es-UY"/>
+        </w:rPr>
+        <w:t>acotan el alcance de las</w:t>
+      </w:r>
+      <w:r>
+        <w:rPr>
+          <w:lang w:val="es-UY"/>
+        </w:rPr>
+        <w:t xml:space="preserve"> </w:t>
+      </w:r>
+      <w:r>
+        <w:rPr>
+          <w:lang w:val="es-UY"/>
+        </w:rPr>
+        <w:t>conclusiones. El razonamiento avanza por hipótesis y cierra</w:t>
+      </w:r>
+      <w:r>
+        <w:rPr>
+          <w:lang w:val="es-UY"/>
+        </w:rPr>
+        <w:t xml:space="preserve"> </w:t>
+      </w:r>
+      <w:r>
+        <w:rPr>
+          <w:lang w:val="es-UY"/>
+        </w:rPr>
+        <w:t>con las limitaciones del estudio.</w:t>
+      </w:r>
     </w:p>
     <w:p>
       <w:pPr>
         <w:pStyle w:val="Ttulo2"/>
       </w:pPr>
-      <w:bookmarkStart w:id="94" w:name="_Toc230084216"/>
-      <w:r>
-        <w:t>Resultados de eficiencia (H1)</w:t>
-      </w:r>
-      <w:bookmarkEnd w:id="94"/>
+      <w:bookmarkStart w:id="99" w:name="_Toc230084221"/>
+      <w:r>
+        <w:t>Interpretación de resultados por hipótesis</w:t>
+      </w:r>
+      <w:bookmarkEnd w:id="99"/>
+    </w:p>
+    <w:p>
+      <w:r>
+        <w:t>La evidencia de eficiencia indica que las tres configuraciones automáticas reducen</w:t>
+      </w:r>
+    </w:p>
+    <w:p>
+      <w:r>
+        <w:t>el tiempo de preselección por candidato respecto al cribado manual de C0 en un factor</w:t>
+      </w:r>
+    </w:p>
+    <w:p>
+      <w:r>
+        <w:t>de [PENDIENTE], pasando de una mediana de [PENDIENTE] segundos en el proceso humano a</w:t>
+      </w:r>
+    </w:p>
+    <w:p>
+      <w:r>
+        <w:t>unidades de segundos en el proceso automático. La magnitud de esta reducción supera</w:t>
+      </w:r>
+    </w:p>
+    <w:p>
+      <w:r>
+        <w:t>ampliamente el umbral de mejora previsto, lo que se explica por la naturaleza del</w:t>
+      </w:r>
+    </w:p>
+    <w:p>
+      <w:r>
+        <w:t>cribado manual, que requiere lectura completa, contraste mental con el perfil del</w:t>
+      </w:r>
+    </w:p>
+    <w:p>
+      <w:r>
+        <w:t>cargo y registro de la decisión, frente a una llamada al modelo que resuelve esas</w:t>
+      </w:r>
+    </w:p>
+    <w:p>
+      <w:r>
+        <w:lastRenderedPageBreak/>
+        <w:t>operaciones en una única inferencia.</w:t>
+      </w:r>
+    </w:p>
+    <w:p/>
+    <w:p>
+      <w:r>
+        <w:t>La comparación entre las configuraciones automáticas matiza el resultado. C2 y C3</w:t>
+      </w:r>
+    </w:p>
+    <w:p>
+      <w:r>
+        <w:t xml:space="preserve">incorporan la generación de </w:t>
+      </w:r>
+      <w:proofErr w:type="spellStart"/>
+      <w:r>
+        <w:t>embeddings</w:t>
+      </w:r>
+      <w:proofErr w:type="spellEnd"/>
+      <w:r>
+        <w:t xml:space="preserve"> y la consulta al índice vectorial, lo que</w:t>
+      </w:r>
+    </w:p>
+    <w:p>
+      <w:r>
+        <w:t>añade una latencia de [PENDIENTE] segundos respecto a C1, diferencia que no altera la</w:t>
+      </w:r>
+    </w:p>
+    <w:p>
+      <w:r>
+        <w:t>conclusión, dado que el tiempo total permanece en el orden de los segundos. Esto a su</w:t>
+      </w:r>
+    </w:p>
+    <w:p>
+      <w:r>
+        <w:t>vez muestra que el costo temporal de incorporar recuperación y anonimización es</w:t>
+      </w:r>
+    </w:p>
+    <w:p>
+      <w:r>
+        <w:t>marginal frente a la ganancia de eficiencia sobre el proceso manual, lo que resulta</w:t>
+      </w:r>
+    </w:p>
+    <w:p>
+      <w:r>
+        <w:t>relevante para una organización como Matriz, donde el volumen de currículums por</w:t>
+      </w:r>
+    </w:p>
+    <w:p>
+      <w:r>
+        <w:t>proceso de selección hace que la diferencia entre minutos y segundos por candidato se</w:t>
+      </w:r>
+    </w:p>
+    <w:p>
+      <w:r>
+        <w:t>acumule de forma significativa.</w:t>
+      </w:r>
     </w:p>
     <w:p>
       <w:pPr>
         <w:pStyle w:val="Ttulo2"/>
       </w:pPr>
-      <w:bookmarkStart w:id="95" w:name="_Toc230084217"/>
-      <w:r>
-        <w:t>Resultados de eficacia (H2)</w:t>
-      </w:r>
-      <w:bookmarkEnd w:id="95"/>
+      <w:bookmarkStart w:id="100" w:name="_Toc230084222"/>
+      <w:r>
+        <w:t>Comparación con el estado del arte</w:t>
+      </w:r>
+      <w:bookmarkEnd w:id="100"/>
     </w:p>
     <w:p>
       <w:pPr>
         <w:pStyle w:val="Ttulo2"/>
       </w:pPr>
-      <w:bookmarkStart w:id="96" w:name="_Toc230084218"/>
-      <w:r>
-        <w:t>Resultados de equidad (H3)</w:t>
-      </w:r>
-      <w:bookmarkEnd w:id="96"/>
+      <w:bookmarkStart w:id="101" w:name="_Toc230084223"/>
+      <w:r>
+        <w:t>Limitaciones del estudio</w:t>
+      </w:r>
+      <w:bookmarkEnd w:id="101"/>
     </w:p>
     <w:p>
       <w:pPr>
         <w:pStyle w:val="Ttulo2"/>
       </w:pPr>
-      <w:bookmarkStart w:id="97" w:name="_Toc230084219"/>
-      <w:r>
-        <w:t>Análisis integrado entre hipótesis</w:t>
-      </w:r>
-      <w:bookmarkEnd w:id="97"/>
-    </w:p>
+      <w:bookmarkStart w:id="102" w:name="_Toc230084224"/>
+      <w:r>
+        <w:t>Implicaciones éticas y regulatorias</w:t>
+      </w:r>
+      <w:bookmarkEnd w:id="102"/>
+    </w:p>
+    <w:p/>
     <w:p>
       <w:pPr>
         <w:pStyle w:val="Ttulo1"/>
-      </w:pPr>
-      <w:bookmarkStart w:id="98" w:name="_Toc230084220"/>
-      <w:r>
-        <w:t>Discusión</w:t>
-      </w:r>
-      <w:bookmarkEnd w:id="98"/>
+        <w:rPr>
+          <w:lang w:val="es-UY"/>
+        </w:rPr>
+      </w:pPr>
+      <w:bookmarkStart w:id="103" w:name="_Toc230084225"/>
+      <w:r>
+        <w:rPr>
+          <w:lang w:val="es-UY"/>
+        </w:rPr>
+        <w:t xml:space="preserve">Conclusiones y </w:t>
+      </w:r>
+      <w:r>
+        <w:rPr>
+          <w:lang w:val="es-UY"/>
+        </w:rPr>
+        <w:t>trabajo futuro</w:t>
+      </w:r>
+      <w:bookmarkEnd w:id="103"/>
     </w:p>
     <w:p>
       <w:pPr>
         <w:pStyle w:val="Ttulo2"/>
-      </w:pPr>
-      <w:bookmarkStart w:id="99" w:name="_Toc230084221"/>
-      <w:r>
-        <w:t>Interpretación de resultados por hipótesis</w:t>
-      </w:r>
-      <w:bookmarkEnd w:id="99"/>
+        <w:rPr>
+          <w:lang w:val="es-UY"/>
+        </w:rPr>
+      </w:pPr>
+      <w:bookmarkStart w:id="104" w:name="_Toc230084226"/>
+      <w:r>
+        <w:rPr>
+          <w:lang w:val="es-UY"/>
+        </w:rPr>
+        <w:t>Conclusiones</w:t>
+      </w:r>
+      <w:bookmarkEnd w:id="104"/>
     </w:p>
     <w:p>
       <w:pPr>
         <w:pStyle w:val="Ttulo2"/>
       </w:pPr>
-      <w:bookmarkStart w:id="100" w:name="_Toc230084222"/>
-      <w:r>
-        <w:t>Comparación con el estado del arte</w:t>
-      </w:r>
-      <w:bookmarkEnd w:id="100"/>
-    </w:p>
-    <w:p>
-      <w:pPr>
-        <w:pStyle w:val="Ttulo2"/>
-      </w:pPr>
-      <w:bookmarkStart w:id="101" w:name="_Toc230084223"/>
-      <w:r>
-        <w:t>Limitaciones del estudio</w:t>
-      </w:r>
-      <w:bookmarkEnd w:id="101"/>
-    </w:p>
-    <w:p>
-      <w:pPr>
-        <w:pStyle w:val="Ttulo2"/>
-      </w:pPr>
-      <w:bookmarkStart w:id="102" w:name="_Toc230084224"/>
-      <w:r>
-        <w:t>Implicaciones éticas y regulatorias</w:t>
-      </w:r>
-      <w:bookmarkEnd w:id="102"/>
-    </w:p>
-    <w:p/>
-    <w:p>
-      <w:pPr>
-        <w:pStyle w:val="Ttulo1"/>
-        <w:rPr>
-          <w:lang w:val="es-UY"/>
-        </w:rPr>
-      </w:pPr>
-      <w:bookmarkStart w:id="103" w:name="_Toc230084225"/>
-      <w:r>
-        <w:rPr>
-          <w:lang w:val="es-UY"/>
-        </w:rPr>
-        <w:lastRenderedPageBreak/>
-        <w:t xml:space="preserve">Conclusiones y </w:t>
-      </w:r>
-      <w:r>
-        <w:rPr>
-          <w:lang w:val="es-UY"/>
-        </w:rPr>
-        <w:t>trabajo futuro</w:t>
-      </w:r>
-      <w:bookmarkEnd w:id="103"/>
-    </w:p>
-    <w:p>
-      <w:pPr>
-        <w:pStyle w:val="Ttulo2"/>
-        <w:rPr>
-          <w:lang w:val="es-UY"/>
-        </w:rPr>
-      </w:pPr>
-      <w:bookmarkStart w:id="104" w:name="_Toc230084226"/>
-      <w:r>
-        <w:rPr>
-          <w:lang w:val="es-UY"/>
-        </w:rPr>
-        <w:t>Conclusiones</w:t>
-      </w:r>
-      <w:bookmarkEnd w:id="104"/>
-    </w:p>
-    <w:p>
-      <w:pPr>
-        <w:pStyle w:val="Ttulo2"/>
-      </w:pPr>
       <w:bookmarkStart w:id="105" w:name="_Toc230084227"/>
-      <w:bookmarkEnd w:id="4"/>
       <w:bookmarkEnd w:id="5"/>
+      <w:bookmarkEnd w:id="6"/>
       <w:r>
         <w:t>Recomendaciones para Matriz</w:t>
       </w:r>
@@ -27610,7 +31460,21 @@
         <w:rPr>
           <w:lang w:val="en-US"/>
         </w:rPr>
-        <w:t xml:space="preserve">Abhishek, K. L., Niranjanamurthy, M., Aric, S., Ansarullah, S. I., Sinha, A., Tejani, G., &amp; Shah, M. A. (2025). Developing an Intelligent Resume Screening Tool With AI-Driven Analysis and Recommendation Features. </w:t>
+        <w:t xml:space="preserve">Abhishek, K. L., Niranjanamurthy, M., Aric, S., Ansarullah, S. I., Sinha, A., Tejani, G., &amp; Shah, M. A. (2025). Developing an Intelligent </w:t>
+      </w:r>
+      <w:proofErr w:type="gramStart"/>
+      <w:r>
+        <w:rPr>
+          <w:lang w:val="en-US"/>
+        </w:rPr>
+        <w:t>Resume</w:t>
+      </w:r>
+      <w:proofErr w:type="gramEnd"/>
+      <w:r>
+        <w:rPr>
+          <w:lang w:val="en-US"/>
+        </w:rPr>
+        <w:t xml:space="preserve"> Screening Tool With AI-Driven Analysis and Recommendation Features. </w:t>
       </w:r>
       <w:r>
         <w:rPr>
@@ -27805,7 +31669,7 @@
       <w:proofErr w:type="spellStart"/>
       <w:r>
         <w:rPr>
-          <w:lang w:val="es-CL"/>
+          <w:lang w:val="en-US"/>
         </w:rPr>
         <w:lastRenderedPageBreak/>
         <w:t>Bevara</w:t>
@@ -27813,63 +31677,77 @@
       <w:proofErr w:type="spellEnd"/>
       <w:r>
         <w:rPr>
-          <w:lang w:val="es-CL"/>
+          <w:lang w:val="en-US"/>
         </w:rPr>
         <w:t xml:space="preserve">, R. V., </w:t>
       </w:r>
       <w:proofErr w:type="spellStart"/>
       <w:r>
         <w:rPr>
-          <w:lang w:val="es-CL"/>
+          <w:lang w:val="en-US"/>
         </w:rPr>
         <w:t>Mannuru</w:t>
       </w:r>
       <w:proofErr w:type="spellEnd"/>
       <w:r>
         <w:rPr>
-          <w:lang w:val="es-CL"/>
+          <w:lang w:val="en-US"/>
         </w:rPr>
         <w:t xml:space="preserve">, N. R., </w:t>
       </w:r>
       <w:proofErr w:type="spellStart"/>
       <w:r>
         <w:rPr>
-          <w:lang w:val="es-CL"/>
+          <w:lang w:val="en-US"/>
         </w:rPr>
         <w:t>Karedla</w:t>
       </w:r>
       <w:proofErr w:type="spellEnd"/>
       <w:r>
         <w:rPr>
-          <w:lang w:val="es-CL"/>
+          <w:lang w:val="en-US"/>
         </w:rPr>
         <w:t xml:space="preserve">, S. P., Lund, B., Xiao, T., </w:t>
       </w:r>
       <w:proofErr w:type="spellStart"/>
       <w:r>
         <w:rPr>
-          <w:lang w:val="es-CL"/>
+          <w:lang w:val="en-US"/>
         </w:rPr>
         <w:t>Pasem</w:t>
       </w:r>
       <w:proofErr w:type="spellEnd"/>
       <w:r>
         <w:rPr>
-          <w:lang w:val="es-CL"/>
-        </w:rPr>
-        <w:t xml:space="preserve">, H., Dronavalli, S. C., &amp; </w:t>
-      </w:r>
-      <w:proofErr w:type="spellStart"/>
-      <w:r>
-        <w:rPr>
-          <w:lang w:val="es-CL"/>
+          <w:lang w:val="en-US"/>
+        </w:rPr>
+        <w:t xml:space="preserve">, H., </w:t>
+      </w:r>
+      <w:proofErr w:type="spellStart"/>
+      <w:r>
+        <w:rPr>
+          <w:lang w:val="en-US"/>
+        </w:rPr>
+        <w:t>Dronavalli</w:t>
+      </w:r>
+      <w:proofErr w:type="spellEnd"/>
+      <w:r>
+        <w:rPr>
+          <w:lang w:val="en-US"/>
+        </w:rPr>
+        <w:t xml:space="preserve">, S. C., &amp; </w:t>
+      </w:r>
+      <w:proofErr w:type="spellStart"/>
+      <w:r>
+        <w:rPr>
+          <w:lang w:val="en-US"/>
         </w:rPr>
         <w:t>Rupeshkumar</w:t>
       </w:r>
       <w:proofErr w:type="spellEnd"/>
       <w:r>
         <w:rPr>
-          <w:lang w:val="es-CL"/>
+          <w:lang w:val="en-US"/>
         </w:rPr>
         <w:t xml:space="preserve">, S. (2025). </w:t>
       </w:r>
@@ -27877,7 +31755,21 @@
         <w:rPr>
           <w:lang w:val="en-US"/>
         </w:rPr>
-        <w:t xml:space="preserve">Resume2Vec: Transforming Applicant Tracking Systems with Intelligent Resume Embeddings for Precise Candidate Matching. </w:t>
+        <w:t xml:space="preserve">Resume2Vec: Transforming Applicant Tracking Systems with Intelligent </w:t>
+      </w:r>
+      <w:proofErr w:type="gramStart"/>
+      <w:r>
+        <w:rPr>
+          <w:lang w:val="en-US"/>
+        </w:rPr>
+        <w:t>Resume</w:t>
+      </w:r>
+      <w:proofErr w:type="gramEnd"/>
+      <w:r>
+        <w:rPr>
+          <w:lang w:val="en-US"/>
+        </w:rPr>
+        <w:t xml:space="preserve"> Embeddings for Precise Candidate Matching. </w:t>
       </w:r>
       <w:r>
         <w:rPr>
@@ -27933,34 +31825,52 @@
           <w:iCs/>
           <w:lang w:val="en-US"/>
         </w:rPr>
-        <w:t>Proceedings of the Workshop on Ethical and Legal Issues in Human Language Technologies and Multilingual De-Identification of Sensitive Data In Language Resources within the 13th Language Resources and Evaluation Conference</w:t>
-      </w:r>
-      <w:r>
-        <w:rPr>
-          <w:lang w:val="en-US"/>
-        </w:rPr>
-        <w:t xml:space="preserve"> (pp. 53-63). European Language Resources Association. https://aclanthology.org/2022.legal-1.11/</w:t>
-      </w:r>
-    </w:p>
-    <w:p>
-      <w:pPr>
-        <w:pStyle w:val="Bibliografa"/>
-        <w:rPr>
-          <w:lang w:val="en-US"/>
-        </w:rPr>
-      </w:pPr>
-      <w:r>
-        <w:rPr>
-          <w:lang w:val="en-US"/>
-        </w:rPr>
-        <w:t xml:space="preserve">Chapman, P., Clinton, J., Kerber, R., Khabaza, T., Reinartz, T., Shearer, C., &amp; Wirth, R. (2000). </w:t>
-      </w:r>
+        <w:t xml:space="preserve">Proceedings of the Workshop on Ethical and Legal Issues in Human Language Technologies and Multilingual De-Identification of Sensitive Data </w:t>
+      </w:r>
+      <w:proofErr w:type="gramStart"/>
       <w:r>
         <w:rPr>
           <w:i/>
           <w:iCs/>
           <w:lang w:val="en-US"/>
         </w:rPr>
+        <w:t>In</w:t>
+      </w:r>
+      <w:proofErr w:type="gramEnd"/>
+      <w:r>
+        <w:rPr>
+          <w:i/>
+          <w:iCs/>
+          <w:lang w:val="en-US"/>
+        </w:rPr>
+        <w:t xml:space="preserve"> Language Resources within the 13th Language Resources and Evaluation Conference</w:t>
+      </w:r>
+      <w:r>
+        <w:rPr>
+          <w:lang w:val="en-US"/>
+        </w:rPr>
+        <w:t xml:space="preserve"> (pp. 53-63). European Language Resources Association. https://aclanthology.org/2022.legal-1.11/</w:t>
+      </w:r>
+    </w:p>
+    <w:p>
+      <w:pPr>
+        <w:pStyle w:val="Bibliografa"/>
+        <w:rPr>
+          <w:lang w:val="en-US"/>
+        </w:rPr>
+      </w:pPr>
+      <w:r>
+        <w:rPr>
+          <w:lang w:val="en-US"/>
+        </w:rPr>
+        <w:t xml:space="preserve">Chapman, P., Clinton, J., Kerber, R., Khabaza, T., Reinartz, T., Shearer, C., &amp; Wirth, R. (2000). </w:t>
+      </w:r>
+      <w:r>
+        <w:rPr>
+          <w:i/>
+          <w:iCs/>
+          <w:lang w:val="en-US"/>
+        </w:rPr>
         <w:t>CRISP-DM 1.0: Step-by-step data mining guide</w:t>
       </w:r>
       <w:r>
@@ -28094,68 +32004,44 @@
           <w:iCs/>
           <w:lang w:val="en-US"/>
         </w:rPr>
-        <w:t>Mitigating Demographic Bias in AI-based Resume Filtering</w:t>
-      </w:r>
-      <w:r>
-        <w:rPr>
-          <w:lang w:val="en-US"/>
-        </w:rPr>
-        <w:t>. https://doi.org/10.1145/3386392.3399569</w:t>
-      </w:r>
-    </w:p>
-    <w:p>
-      <w:pPr>
-        <w:pStyle w:val="Bibliografa"/>
-      </w:pPr>
-      <w:r>
-        <w:t>EU AI Act, Reglamento (UE) 2024/1689 del Parlamento Europeo y del Consejo, de 13 de junio de 2024, por el que se establecen normas armonizadas en materia de inteligencia artificial (Ley de Inteligencia Artificial), L 2024/1689 (2024). https://eur-lex.europa.eu/legal-content/ES/TXT/?uri=OJ:L_202401689</w:t>
-      </w:r>
-    </w:p>
-    <w:p>
-      <w:pPr>
-        <w:pStyle w:val="Bibliografa"/>
-        <w:rPr>
-          <w:lang w:val="en-US"/>
-        </w:rPr>
-      </w:pPr>
-      <w:r>
-        <w:rPr>
-          <w:lang w:val="en-US"/>
-        </w:rPr>
-        <w:t xml:space="preserve">Fabris, A., Baranowska, N., Dennis, M. J., Graus, D., Hacker, P., Saldivar, J., Zuiderveen Borgesius, F., &amp; Biega, A. J. (2025). Fairness and Bias in Algorithmic Hiring: A Multidisciplinary Survey. </w:t>
-      </w:r>
+        <w:t xml:space="preserve">Mitigating Demographic Bias in AI-based </w:t>
+      </w:r>
+      <w:proofErr w:type="gramStart"/>
       <w:r>
         <w:rPr>
           <w:i/>
           <w:iCs/>
           <w:lang w:val="en-US"/>
         </w:rPr>
-        <w:t>ACM Trans. Intell. Syst. Technol.</w:t>
-      </w:r>
-      <w:r>
-        <w:rPr>
-          <w:lang w:val="en-US"/>
-        </w:rPr>
-        <w:t xml:space="preserve">, </w:t>
-      </w:r>
+        <w:t>Resume</w:t>
+      </w:r>
+      <w:proofErr w:type="gramEnd"/>
       <w:r>
         <w:rPr>
           <w:i/>
           <w:iCs/>
           <w:lang w:val="en-US"/>
         </w:rPr>
-        <w:t>16</w:t>
+        <w:t xml:space="preserve"> Filtering</w:t>
       </w:r>
       <w:r>
         <w:rPr>
           <w:lang w:val="en-US"/>
         </w:rPr>
-        <w:t>(1). https://doi.org/10.1145/3696457</w:t>
+        <w:t>. https://doi.org/10.1145/3386392.3399569</w:t>
       </w:r>
     </w:p>
     <w:p>
       <w:pPr>
         <w:pStyle w:val="Bibliografa"/>
+      </w:pPr>
+      <w:r>
+        <w:t>EU AI Act, Reglamento (UE) 2024/1689 del Parlamento Europeo y del Consejo, de 13 de junio de 2024, por el que se establecen normas armonizadas en materia de inteligencia artificial (Ley de Inteligencia Artificial), L 2024/1689 (2024). https://eur-lex.europa.eu/legal-content/ES/TXT/?uri=OJ:L_202401689</w:t>
+      </w:r>
+    </w:p>
+    <w:p>
+      <w:pPr>
+        <w:pStyle w:val="Bibliografa"/>
         <w:rPr>
           <w:lang w:val="en-US"/>
         </w:rPr>
@@ -28164,7 +32050,7 @@
         <w:rPr>
           <w:lang w:val="en-US"/>
         </w:rPr>
-        <w:t xml:space="preserve">Fu, Z., Cao, Y., Chen, Y.-L., Lunia, A., Dong, L., Saraf, N., Jiang, R., Dai, Y., Song, Q., Wang, T., Li, G., Koh, D., Wei, H., Wang, Z., Gupta, A., Jiang, C., Shen, J., Hong, L., &amp; Zhang, W. (2025). </w:t>
+        <w:t xml:space="preserve">Fabris, A., Baranowska, N., Dennis, M. J., Graus, D., Hacker, P., Saldivar, J., Zuiderveen Borgesius, F., &amp; Biega, A. J. (2025). Fairness and Bias in Algorithmic Hiring: A Multidisciplinary Survey. </w:t>
       </w:r>
       <w:r>
         <w:rPr>
@@ -28172,27 +32058,13 @@
           <w:iCs/>
           <w:lang w:val="en-US"/>
         </w:rPr>
-        <w:t>LANTERN: Scalable Distillation of Large Language Models for Job-Person Fit and Explanation</w:t>
+        <w:t>ACM Trans. Intell. Syst. Technol.</w:t>
       </w:r>
       <w:r>
         <w:rPr>
           <w:lang w:val="en-US"/>
         </w:rPr>
-        <w:t>. https://arxiv.org/abs/2510.05490</w:t>
-      </w:r>
-    </w:p>
-    <w:p>
-      <w:pPr>
-        <w:pStyle w:val="Bibliografa"/>
-        <w:rPr>
-          <w:lang w:val="en-US"/>
-        </w:rPr>
-      </w:pPr>
-      <w:r>
-        <w:rPr>
-          <w:lang w:val="en-US"/>
-        </w:rPr>
-        <w:t xml:space="preserve">Gan, C., Zhang, Q., &amp; Mori, T. (2024). Application of LLM Agents in Recruitment: A Novel Framework for Automated Resume Screening. </w:t>
+        <w:t xml:space="preserve">, </w:t>
       </w:r>
       <w:r>
         <w:rPr>
@@ -28200,13 +32072,27 @@
           <w:iCs/>
           <w:lang w:val="en-US"/>
         </w:rPr>
-        <w:t>Journal of Information Processing</w:t>
+        <w:t>16</w:t>
       </w:r>
       <w:r>
         <w:rPr>
           <w:lang w:val="en-US"/>
         </w:rPr>
-        <w:t xml:space="preserve">, </w:t>
+        <w:t>(1). https://doi.org/10.1145/3696457</w:t>
+      </w:r>
+    </w:p>
+    <w:p>
+      <w:pPr>
+        <w:pStyle w:val="Bibliografa"/>
+        <w:rPr>
+          <w:lang w:val="en-US"/>
+        </w:rPr>
+      </w:pPr>
+      <w:r>
+        <w:rPr>
+          <w:lang w:val="en-US"/>
+        </w:rPr>
+        <w:t xml:space="preserve">Fu, Z., Cao, Y., Chen, Y.-L., Lunia, A., Dong, L., Saraf, N., Jiang, R., Dai, Y., Song, Q., Wang, T., Li, G., Koh, D., Wei, H., Wang, Z., Gupta, A., Jiang, C., Shen, J., Hong, L., &amp; Zhang, W. (2025). </w:t>
       </w:r>
       <w:r>
         <w:rPr>
@@ -28214,13 +32100,13 @@
           <w:iCs/>
           <w:lang w:val="en-US"/>
         </w:rPr>
-        <w:t>32</w:t>
+        <w:t>LANTERN: Scalable Distillation of Large Language Models for Job-Person Fit and Explanation</w:t>
       </w:r>
       <w:r>
         <w:rPr>
           <w:lang w:val="en-US"/>
         </w:rPr>
-        <w:t>, 881-893. https://doi.org/10.2197/ipsjjip.32.881</w:t>
+        <w:t>. https://arxiv.org/abs/2510.05490</w:t>
       </w:r>
     </w:p>
     <w:p>
@@ -28234,7 +32120,21 @@
         <w:rPr>
           <w:lang w:val="en-US"/>
         </w:rPr>
-        <w:t xml:space="preserve">Glazko, K., Mohammed, Y., Kosa, B., Potluri, V., &amp; Mankoff, J. (2024). Identifying and Improving Disability Bias in GPT-Based Resume Screening. </w:t>
+        <w:t xml:space="preserve">Gan, C., Zhang, Q., &amp; Mori, T. (2024). Application of LLM Agents in Recruitment: A Novel Framework for Automated </w:t>
+      </w:r>
+      <w:proofErr w:type="gramStart"/>
+      <w:r>
+        <w:rPr>
+          <w:lang w:val="en-US"/>
+        </w:rPr>
+        <w:t>Resume</w:t>
+      </w:r>
+      <w:proofErr w:type="gramEnd"/>
+      <w:r>
+        <w:rPr>
+          <w:lang w:val="en-US"/>
+        </w:rPr>
+        <w:t xml:space="preserve"> Screening. </w:t>
       </w:r>
       <w:r>
         <w:rPr>
@@ -28242,67 +32142,13 @@
           <w:iCs/>
           <w:lang w:val="en-US"/>
         </w:rPr>
-        <w:t>Proceedings of the 2024 ACM Conference on Fairness, Accountability, and Transparency, FAccT ’24</w:t>
+        <w:t>Journal of Information Processing</w:t>
       </w:r>
       <w:r>
         <w:rPr>
           <w:lang w:val="en-US"/>
         </w:rPr>
-        <w:t>, 687-700. https://doi.org/10.1145/3630106.3658933</w:t>
-      </w:r>
-    </w:p>
-    <w:p>
-      <w:pPr>
-        <w:pStyle w:val="Bibliografa"/>
-        <w:rPr>
-          <w:lang w:val="es-CL"/>
-        </w:rPr>
-      </w:pPr>
-      <w:r>
-        <w:lastRenderedPageBreak/>
-        <w:t xml:space="preserve">González-González, C., &amp; Herrera, P. J. (2025). Selección de candidatos usando lógica borrosa, PLN y aprendizaje profundo. </w:t>
-      </w:r>
-      <w:r>
-        <w:rPr>
-          <w:i/>
-          <w:iCs/>
-          <w:lang w:val="es-CL"/>
-        </w:rPr>
-        <w:t>Actas de las Jornadas de Automática</w:t>
-      </w:r>
-      <w:r>
-        <w:rPr>
-          <w:lang w:val="es-CL"/>
-        </w:rPr>
         <w:t xml:space="preserve">, </w:t>
-      </w:r>
-      <w:r>
-        <w:rPr>
-          <w:i/>
-          <w:iCs/>
-          <w:lang w:val="es-CL"/>
-        </w:rPr>
-        <w:t>46</w:t>
-      </w:r>
-      <w:r>
-        <w:rPr>
-          <w:lang w:val="es-CL"/>
-        </w:rPr>
-        <w:t>, 489-496. https://doi.org/10.17979/ja-cea.2025.46.12139</w:t>
-      </w:r>
-    </w:p>
-    <w:p>
-      <w:pPr>
-        <w:pStyle w:val="Bibliografa"/>
-        <w:rPr>
-          <w:lang w:val="en-US"/>
-        </w:rPr>
-      </w:pPr>
-      <w:r>
-        <w:rPr>
-          <w:lang w:val="en-US"/>
-        </w:rPr>
-        <w:t xml:space="preserve">Goodman, C. C. (2025). Algorithmic Bias and Accountability: The Double-Blind for Marginalized Job Applicants. </w:t>
       </w:r>
       <w:r>
         <w:rPr>
@@ -28310,13 +32156,55 @@
           <w:iCs/>
           <w:lang w:val="en-US"/>
         </w:rPr>
-        <w:t>University of Colorado Law Review</w:t>
+        <w:t>32</w:t>
       </w:r>
       <w:r>
         <w:rPr>
           <w:lang w:val="en-US"/>
         </w:rPr>
-        <w:t xml:space="preserve">, </w:t>
+        <w:t>, 881-893. https://doi.org/10.2197/ipsjjip.32.881</w:t>
+      </w:r>
+    </w:p>
+    <w:p>
+      <w:pPr>
+        <w:pStyle w:val="Bibliografa"/>
+        <w:rPr>
+          <w:lang w:val="en-US"/>
+        </w:rPr>
+      </w:pPr>
+      <w:r>
+        <w:rPr>
+          <w:lang w:val="en-US"/>
+        </w:rPr>
+        <w:t xml:space="preserve">Glazko, K., Mohammed, Y., Kosa, B., Potluri, V., &amp; Mankoff, J. (2024). </w:t>
+      </w:r>
+      <w:proofErr w:type="gramStart"/>
+      <w:r>
+        <w:rPr>
+          <w:lang w:val="en-US"/>
+        </w:rPr>
+        <w:t>Identifying</w:t>
+      </w:r>
+      <w:proofErr w:type="gramEnd"/>
+      <w:r>
+        <w:rPr>
+          <w:lang w:val="en-US"/>
+        </w:rPr>
+        <w:t xml:space="preserve"> and Improving Disability Bias in GPT-Based </w:t>
+      </w:r>
+      <w:proofErr w:type="gramStart"/>
+      <w:r>
+        <w:rPr>
+          <w:lang w:val="en-US"/>
+        </w:rPr>
+        <w:t>Resume</w:t>
+      </w:r>
+      <w:proofErr w:type="gramEnd"/>
+      <w:r>
+        <w:rPr>
+          <w:lang w:val="en-US"/>
+        </w:rPr>
+        <w:t xml:space="preserve"> Screening. </w:t>
       </w:r>
       <w:r>
         <w:rPr>
@@ -28324,13 +32212,13 @@
           <w:iCs/>
           <w:lang w:val="en-US"/>
         </w:rPr>
-        <w:t>96</w:t>
+        <w:t>Proceedings of the 2024 ACM Conference on Fairness, Accountability, and Transparency, FAccT ’24</w:t>
       </w:r>
       <w:r>
         <w:rPr>
           <w:lang w:val="en-US"/>
         </w:rPr>
-        <w:t>(2), 502-546.</w:t>
+        <w:t>, 687-700. https://doi.org/10.1145/3630106.3658933</w:t>
       </w:r>
     </w:p>
     <w:p>
@@ -28341,61 +32229,37 @@
         </w:rPr>
       </w:pPr>
       <w:r>
-        <w:rPr>
-          <w:lang w:val="en-US"/>
-        </w:rPr>
-        <w:t xml:space="preserve">Ip, E. (2025). Fair AI in hiring: Experimental evidence on how biased hiring algorithms and different debiasing methods affect the quality and diversity of applicants. </w:t>
-      </w:r>
+        <w:lastRenderedPageBreak/>
+        <w:t xml:space="preserve">González-González, C., &amp; Herrera, P. J. (2025). Selección de candidatos usando lógica borrosa, PLN y aprendizaje profundo. </w:t>
+      </w:r>
+      <w:proofErr w:type="spellStart"/>
       <w:r>
         <w:rPr>
           <w:i/>
           <w:iCs/>
           <w:lang w:val="en-US"/>
         </w:rPr>
-        <w:t>Behavioral Science &amp; Policy</w:t>
-      </w:r>
-      <w:r>
-        <w:rPr>
-          <w:lang w:val="en-US"/>
-        </w:rPr>
-        <w:t xml:space="preserve">, </w:t>
-      </w:r>
+        <w:t>Actas</w:t>
+      </w:r>
+      <w:proofErr w:type="spellEnd"/>
       <w:r>
         <w:rPr>
           <w:i/>
           <w:iCs/>
           <w:lang w:val="en-US"/>
         </w:rPr>
-        <w:t>11</w:t>
-      </w:r>
-      <w:r>
-        <w:rPr>
-          <w:lang w:val="en-US"/>
-        </w:rPr>
-        <w:t>(1), 44-54. https://doi.org/10.1177/23794607251353585</w:t>
-      </w:r>
-    </w:p>
-    <w:p>
-      <w:pPr>
-        <w:pStyle w:val="Bibliografa"/>
-        <w:rPr>
-          <w:lang w:val="en-US"/>
-        </w:rPr>
-      </w:pPr>
-      <w:r>
-        <w:rPr>
-          <w:lang w:val="en-US"/>
-        </w:rPr>
-        <w:t xml:space="preserve">Landis, J. R., &amp; Koch, G. G. (1977). The measurement of observer agreement for categorical data. </w:t>
-      </w:r>
+        <w:t xml:space="preserve"> de las Jornadas de </w:t>
+      </w:r>
+      <w:proofErr w:type="spellStart"/>
       <w:r>
         <w:rPr>
           <w:i/>
           <w:iCs/>
           <w:lang w:val="en-US"/>
         </w:rPr>
-        <w:t>Biometrics</w:t>
-      </w:r>
+        <w:t>Automática</w:t>
+      </w:r>
+      <w:proofErr w:type="spellEnd"/>
       <w:r>
         <w:rPr>
           <w:lang w:val="en-US"/>
@@ -28408,102 +32272,27 @@
           <w:iCs/>
           <w:lang w:val="en-US"/>
         </w:rPr>
-        <w:t>33</w:t>
+        <w:t>46</w:t>
       </w:r>
       <w:r>
         <w:rPr>
           <w:lang w:val="en-US"/>
         </w:rPr>
-        <w:t>(1), 159-174. https://doi.org/10.2307/2529786</w:t>
+        <w:t>, 489-496. https://doi.org/10.17979/ja-cea.2025.46.12139</w:t>
       </w:r>
     </w:p>
     <w:p>
       <w:pPr>
         <w:pStyle w:val="Bibliografa"/>
-      </w:pPr>
-      <w:r>
         <w:rPr>
           <w:lang w:val="en-US"/>
         </w:rPr>
-        <w:t xml:space="preserve">Lavi, D., Medentsiy, V., &amp; Graus, D. (2021). conSultantBERT: Fine-tuned Siamese Sentence-BERT for Matching Jobs and Job Seekers. </w:t>
-      </w:r>
-      <w:r>
-        <w:rPr>
-          <w:i/>
-          <w:iCs/>
-        </w:rPr>
-        <w:t>CoRR</w:t>
-      </w:r>
-      <w:r>
-        <w:t xml:space="preserve">, </w:t>
-      </w:r>
-      <w:r>
-        <w:rPr>
-          <w:i/>
-          <w:iCs/>
-        </w:rPr>
-        <w:t>abs/2109.06501</w:t>
-      </w:r>
-      <w:r>
-        <w:t>. https://arxiv.org/abs/2109.06501</w:t>
-      </w:r>
-    </w:p>
-    <w:p>
-      <w:pPr>
-        <w:pStyle w:val="Bibliografa"/>
-      </w:pPr>
-      <w:r>
-        <w:t xml:space="preserve">Ley 18.331. (2008). </w:t>
-      </w:r>
-      <w:r>
-        <w:rPr>
-          <w:i/>
-          <w:iCs/>
-        </w:rPr>
-        <w:t>Ley 18.331: Protección de Datos Personales y Acción de Habeas Data</w:t>
-      </w:r>
-      <w:r>
-        <w:t>. https://www.impo.com.uy/bases/leyes/18331-2008</w:t>
-      </w:r>
-    </w:p>
-    <w:p>
-      <w:pPr>
-        <w:pStyle w:val="Bibliografa"/>
-      </w:pPr>
-      <w:r>
-        <w:t xml:space="preserve">Ley 20.212. (2023). </w:t>
-      </w:r>
-      <w:r>
-        <w:rPr>
-          <w:i/>
-          <w:iCs/>
-        </w:rPr>
-        <w:t>Ley 20.212: Rendición de Cuentas y Balance de Ejecución Presupuestal</w:t>
-      </w:r>
-      <w:r>
-        <w:t>. https://www.impo.com.uy/bases/leyes/20212-2023</w:t>
-      </w:r>
-    </w:p>
-    <w:p>
-      <w:pPr>
-        <w:pStyle w:val="Bibliografa"/>
-      </w:pPr>
-      <w:r>
-        <w:t>Ley N.° 16.045: Prohíbese toda discriminación que viole el principio de igualdad de trato y de oportunidades para ambos sexos en cualquier sector (1989). https://www.impo.com.uy/bases/leyes/16045-1989</w:t>
-      </w:r>
-    </w:p>
-    <w:p>
-      <w:pPr>
-        <w:pStyle w:val="Bibliografa"/>
+      </w:pPr>
+      <w:r>
         <w:rPr>
           <w:lang w:val="en-US"/>
         </w:rPr>
-      </w:pPr>
-      <w:r>
-        <w:rPr>
-          <w:lang w:val="en-US"/>
-        </w:rPr>
-        <w:t xml:space="preserve">Liu, X. (2025). Deep Learning-Based Intelligent Resume-Position Matching System: Semantic Understanding and Recommendation of BERT Model in Massive Recruitment Data. </w:t>
+        <w:t xml:space="preserve">Goodman, C. C. (2025). Algorithmic Bias and Accountability: The Double-Blind for Marginalized Job Applicants. </w:t>
       </w:r>
       <w:r>
         <w:rPr>
@@ -28511,31 +32300,13 @@
           <w:iCs/>
           <w:lang w:val="en-US"/>
         </w:rPr>
-        <w:lastRenderedPageBreak/>
-        <w:t>Proceedings of the 2025 International Symposium on Machine Learning and Social Computing, MLSC ’25</w:t>
+        <w:t>University of Colorado Law Review</w:t>
       </w:r>
       <w:r>
         <w:rPr>
           <w:lang w:val="en-US"/>
         </w:rPr>
-        <w:t>, 8-13. https://doi.org/10.1145/3778450.3778452</w:t>
-      </w:r>
-    </w:p>
-    <w:p>
-      <w:pPr>
-        <w:pStyle w:val="Bibliografa"/>
-        <w:rPr>
-          <w:lang w:val="en-US"/>
-        </w:rPr>
-      </w:pPr>
-      <w:r>
-        <w:t xml:space="preserve">Lo, F. P.-W., Qiu, J., Wang, Z., Yu, H., Chen, Y., Zhang, G., &amp; Lo, B. (2025). </w:t>
-      </w:r>
-      <w:r>
-        <w:rPr>
-          <w:lang w:val="en-US"/>
-        </w:rPr>
-        <w:t xml:space="preserve">AI Hiring with LLMs: A Context-Aware and Explainable Multi-Agent Framework for Resume Screening. </w:t>
+        <w:t xml:space="preserve">, </w:t>
       </w:r>
       <w:r>
         <w:rPr>
@@ -28543,13 +32314,13 @@
           <w:iCs/>
           <w:lang w:val="en-US"/>
         </w:rPr>
-        <w:t>arXiv e-prints</w:t>
+        <w:t>96</w:t>
       </w:r>
       <w:r>
         <w:rPr>
           <w:lang w:val="en-US"/>
         </w:rPr>
-        <w:t>, arXiv:2504.02870. https://doi.org/10.48550/arXiv.2504.02870</w:t>
+        <w:t>(2), 502-546.</w:t>
       </w:r>
     </w:p>
     <w:p>
@@ -28563,7 +32334,7 @@
         <w:rPr>
           <w:lang w:val="en-US"/>
         </w:rPr>
-        <w:t xml:space="preserve">Marr, B., &amp; Ward, M. (2019). </w:t>
+        <w:t xml:space="preserve">Ip, E. (2025). Fair AI in hiring: Experimental evidence on how biased hiring algorithms and different debiasing methods affect the quality and diversity of applicants. </w:t>
       </w:r>
       <w:r>
         <w:rPr>
@@ -28571,27 +32342,13 @@
           <w:iCs/>
           <w:lang w:val="en-US"/>
         </w:rPr>
-        <w:t>Artificial intelligence in practice: How 50 successful companies used AI and machine learning to solve problems</w:t>
+        <w:t>Behavioral Science &amp; Policy</w:t>
       </w:r>
       <w:r>
         <w:rPr>
           <w:lang w:val="en-US"/>
         </w:rPr>
-        <w:t>. John Wiley &amp; Sons.</w:t>
-      </w:r>
-    </w:p>
-    <w:p>
-      <w:pPr>
-        <w:pStyle w:val="Bibliografa"/>
-        <w:rPr>
-          <w:lang w:val="en-US"/>
-        </w:rPr>
-      </w:pPr>
-      <w:r>
-        <w:rPr>
-          <w:lang w:val="en-US"/>
-        </w:rPr>
-        <w:t xml:space="preserve">Mujtaba, D. F., &amp; Mahapatra, N. R. (2024). Fairness in AI-Driven Recruitment: Challenges, Metrics, Methods, and Future Directions. </w:t>
+        <w:t xml:space="preserve">, </w:t>
       </w:r>
       <w:r>
         <w:rPr>
@@ -28599,13 +32356,13 @@
           <w:iCs/>
           <w:lang w:val="en-US"/>
         </w:rPr>
-        <w:t>arXiv e-prints</w:t>
+        <w:t>11</w:t>
       </w:r>
       <w:r>
         <w:rPr>
           <w:lang w:val="en-US"/>
         </w:rPr>
-        <w:t>, arXiv:2405.19699. https://doi.org/10.48550/arXiv.2405.19699</w:t>
+        <w:t>(1), 44-54. https://doi.org/10.1177/23794607251353585</w:t>
       </w:r>
     </w:p>
     <w:p>
@@ -28619,7 +32376,7 @@
         <w:rPr>
           <w:lang w:val="en-US"/>
         </w:rPr>
-        <w:t xml:space="preserve">New York City Local Law 144. (2023). </w:t>
+        <w:t xml:space="preserve">Landis, J. R., &amp; Koch, G. G. (1977). The measurement of observer agreement for categorical data. </w:t>
       </w:r>
       <w:r>
         <w:rPr>
@@ -28627,27 +32384,13 @@
           <w:iCs/>
           <w:lang w:val="en-US"/>
         </w:rPr>
-        <w:t>Local Law 144 of 2021: Automated Employment Decision Tools</w:t>
+        <w:t>Biometrics</w:t>
       </w:r>
       <w:r>
         <w:rPr>
           <w:lang w:val="en-US"/>
         </w:rPr>
-        <w:t>. https://www.nyc.gov/site/dca/about/automated-employment-decision-tools.page</w:t>
-      </w:r>
-    </w:p>
-    <w:p>
-      <w:pPr>
-        <w:pStyle w:val="Bibliografa"/>
-        <w:rPr>
-          <w:lang w:val="en-US"/>
-        </w:rPr>
-      </w:pPr>
-      <w:r>
-        <w:rPr>
-          <w:lang w:val="en-US"/>
-        </w:rPr>
-        <w:t xml:space="preserve">Raghavan, M., Barocas, S., Kleinberg, J., &amp; Levy, K. (2020). Mitigating bias in algorithmic hiring: Evaluating claims and practices. </w:t>
+        <w:t xml:space="preserve">, </w:t>
       </w:r>
       <w:r>
         <w:rPr>
@@ -28655,47 +32398,102 @@
           <w:iCs/>
           <w:lang w:val="en-US"/>
         </w:rPr>
-        <w:t>Proceedings of the 2020 Conference on Fairness, Accountability, and Transparency, FAT* ’20</w:t>
+        <w:t>33</w:t>
       </w:r>
       <w:r>
         <w:rPr>
           <w:lang w:val="en-US"/>
         </w:rPr>
-        <w:t>, 469-481. https://doi.org/10.1145/3351095.3372828</w:t>
+        <w:t>(1), 159-174. https://doi.org/10.2307/2529786</w:t>
       </w:r>
     </w:p>
     <w:p>
       <w:pPr>
         <w:pStyle w:val="Bibliografa"/>
+      </w:pPr>
+      <w:r>
         <w:rPr>
           <w:lang w:val="en-US"/>
         </w:rPr>
-      </w:pPr>
-      <w:r>
-        <w:rPr>
-          <w:lang w:val="es-CL"/>
-        </w:rPr>
-        <w:t xml:space="preserve">Saldivar, J., </w:t>
-      </w:r>
-      <w:proofErr w:type="spellStart"/>
-      <w:r>
-        <w:rPr>
-          <w:lang w:val="es-CL"/>
-        </w:rPr>
-        <w:t>Gatzioura</w:t>
-      </w:r>
-      <w:proofErr w:type="spellEnd"/>
-      <w:r>
-        <w:rPr>
-          <w:lang w:val="es-CL"/>
-        </w:rPr>
-        <w:t xml:space="preserve">, A., &amp; Castillo, C. (2025). </w:t>
-      </w:r>
-      <w:r>
+        <w:t xml:space="preserve">Lavi, D., Medentsiy, V., &amp; Graus, D. (2021). conSultantBERT: Fine-tuned Siamese Sentence-BERT for Matching Jobs and Job Seekers. </w:t>
+      </w:r>
+      <w:r>
+        <w:rPr>
+          <w:i/>
+          <w:iCs/>
+        </w:rPr>
+        <w:t>CoRR</w:t>
+      </w:r>
+      <w:r>
+        <w:t xml:space="preserve">, </w:t>
+      </w:r>
+      <w:r>
+        <w:rPr>
+          <w:i/>
+          <w:iCs/>
+        </w:rPr>
+        <w:t>abs/2109.06501</w:t>
+      </w:r>
+      <w:r>
+        <w:t>. https://arxiv.org/abs/2109.06501</w:t>
+      </w:r>
+    </w:p>
+    <w:p>
+      <w:pPr>
+        <w:pStyle w:val="Bibliografa"/>
+      </w:pPr>
+      <w:r>
+        <w:t xml:space="preserve">Ley 18.331. (2008). </w:t>
+      </w:r>
+      <w:r>
+        <w:rPr>
+          <w:i/>
+          <w:iCs/>
+        </w:rPr>
+        <w:t>Ley 18.331: Protección de Datos Personales y Acción de Habeas Data</w:t>
+      </w:r>
+      <w:r>
+        <w:t>. https://www.impo.com.uy/bases/leyes/18331-2008</w:t>
+      </w:r>
+    </w:p>
+    <w:p>
+      <w:pPr>
+        <w:pStyle w:val="Bibliografa"/>
+      </w:pPr>
+      <w:r>
+        <w:t xml:space="preserve">Ley 20.212. (2023). </w:t>
+      </w:r>
+      <w:r>
+        <w:rPr>
+          <w:i/>
+          <w:iCs/>
+        </w:rPr>
+        <w:t>Ley 20.212: Rendición de Cuentas y Balance de Ejecución Presupuestal</w:t>
+      </w:r>
+      <w:r>
+        <w:t>. https://www.impo.com.uy/bases/leyes/20212-2023</w:t>
+      </w:r>
+    </w:p>
+    <w:p>
+      <w:pPr>
+        <w:pStyle w:val="Bibliografa"/>
+      </w:pPr>
+      <w:r>
+        <w:t>Ley N.° 16.045: Prohíbese toda discriminación que viole el principio de igualdad de trato y de oportunidades para ambos sexos en cualquier sector (1989). https://www.impo.com.uy/bases/leyes/16045-1989</w:t>
+      </w:r>
+    </w:p>
+    <w:p>
+      <w:pPr>
+        <w:pStyle w:val="Bibliografa"/>
         <w:rPr>
           <w:lang w:val="en-US"/>
         </w:rPr>
-        <w:t xml:space="preserve">Synthetic CVs To Build and Test Fairness-Aware Hiring Tools. </w:t>
+      </w:pPr>
+      <w:r>
+        <w:rPr>
+          <w:lang w:val="en-US"/>
+        </w:rPr>
+        <w:t xml:space="preserve">Liu, X. (2025). Deep Learning-Based Intelligent Resume-Position Matching System: Semantic Understanding and Recommendation of BERT Model in Massive Recruitment Data. </w:t>
       </w:r>
       <w:r>
         <w:rPr>
@@ -28703,13 +32501,14 @@
           <w:iCs/>
           <w:lang w:val="en-US"/>
         </w:rPr>
-        <w:t>arXiv e-prints</w:t>
+        <w:lastRenderedPageBreak/>
+        <w:t>Proceedings of the 2025 International Symposium on Machine Learning and Social Computing, MLSC ’25</w:t>
       </w:r>
       <w:r>
         <w:rPr>
           <w:lang w:val="en-US"/>
         </w:rPr>
-        <w:t>, arXiv:2508.21179. https://doi.org/10.48550/arXiv.2508.21179</w:t>
+        <w:t>, 8-13. https://doi.org/10.1145/3778450.3778452</w:t>
       </w:r>
     </w:p>
     <w:p>
@@ -28720,31 +32519,27 @@
         </w:rPr>
       </w:pPr>
       <w:r>
-        <w:rPr>
-          <w:lang w:val="es-CL"/>
-        </w:rPr>
-        <w:lastRenderedPageBreak/>
-        <w:t xml:space="preserve">Staab, R., Vero, M., Balunović, M., &amp; </w:t>
-      </w:r>
-      <w:proofErr w:type="spellStart"/>
-      <w:r>
-        <w:rPr>
-          <w:lang w:val="es-CL"/>
-        </w:rPr>
-        <w:t>Vechev</w:t>
-      </w:r>
-      <w:proofErr w:type="spellEnd"/>
-      <w:r>
-        <w:rPr>
-          <w:lang w:val="es-CL"/>
-        </w:rPr>
-        <w:t xml:space="preserve">, M. (2023). </w:t>
+        <w:t xml:space="preserve">Lo, F. P.-W., Qiu, J., Wang, Z., Yu, H., Chen, Y., Zhang, G., &amp; Lo, B. (2025). </w:t>
       </w:r>
       <w:r>
         <w:rPr>
           <w:lang w:val="en-US"/>
         </w:rPr>
-        <w:t xml:space="preserve">Beyond Memorization: Violating Privacy Via Inference with Large Language Models. </w:t>
+        <w:t xml:space="preserve">AI Hiring with LLMs: A Context-Aware and Explainable Multi-Agent Framework for </w:t>
+      </w:r>
+      <w:proofErr w:type="gramStart"/>
+      <w:r>
+        <w:rPr>
+          <w:lang w:val="en-US"/>
+        </w:rPr>
+        <w:t>Resume</w:t>
+      </w:r>
+      <w:proofErr w:type="gramEnd"/>
+      <w:r>
+        <w:rPr>
+          <w:lang w:val="en-US"/>
+        </w:rPr>
+        <w:t xml:space="preserve"> Screening. </w:t>
       </w:r>
       <w:r>
         <w:rPr>
@@ -28758,7 +32553,7 @@
         <w:rPr>
           <w:lang w:val="en-US"/>
         </w:rPr>
-        <w:t>, arXiv:2310.07298. https://doi.org/10.48550/arXiv.2310.07298</w:t>
+        <w:t>, arXiv:2504.02870. https://doi.org/10.48550/arXiv.2504.02870</w:t>
       </w:r>
     </w:p>
     <w:p>
@@ -28772,7 +32567,7 @@
         <w:rPr>
           <w:lang w:val="en-US"/>
         </w:rPr>
-        <w:t xml:space="preserve">Thomas, O., &amp; Reimann, O. (2023). The bias blind spot among HR employees in hiring decisions. </w:t>
+        <w:t xml:space="preserve">Marr, B., &amp; Ward, M. (2019). </w:t>
       </w:r>
       <w:r>
         <w:rPr>
@@ -28780,13 +32575,27 @@
           <w:iCs/>
           <w:lang w:val="en-US"/>
         </w:rPr>
-        <w:t>German Journal of Human Resource Management</w:t>
+        <w:t>Artificial intelligence in practice: How 50 successful companies used AI and machine learning to solve problems</w:t>
       </w:r>
       <w:r>
         <w:rPr>
           <w:lang w:val="en-US"/>
         </w:rPr>
-        <w:t xml:space="preserve">, </w:t>
+        <w:t>. John Wiley &amp; Sons.</w:t>
+      </w:r>
+    </w:p>
+    <w:p>
+      <w:pPr>
+        <w:pStyle w:val="Bibliografa"/>
+        <w:rPr>
+          <w:lang w:val="en-US"/>
+        </w:rPr>
+      </w:pPr>
+      <w:r>
+        <w:rPr>
+          <w:lang w:val="en-US"/>
+        </w:rPr>
+        <w:t xml:space="preserve">Mujtaba, D. F., &amp; Mahapatra, N. R. (2024). Fairness in AI-Driven Recruitment: Challenges, Metrics, Methods, and Future Directions. </w:t>
       </w:r>
       <w:r>
         <w:rPr>
@@ -28794,13 +32603,13 @@
           <w:iCs/>
           <w:lang w:val="en-US"/>
         </w:rPr>
-        <w:t>37</w:t>
+        <w:t>arXiv e-prints</w:t>
       </w:r>
       <w:r>
         <w:rPr>
           <w:lang w:val="en-US"/>
         </w:rPr>
-        <w:t>(1), 5-22. https://doi.org/10.1177/23970022221094523</w:t>
+        <w:t>, arXiv:2405.19699. https://doi.org/10.48550/arXiv.2405.19699</w:t>
       </w:r>
     </w:p>
     <w:p>
@@ -28814,7 +32623,7 @@
         <w:rPr>
           <w:lang w:val="en-US"/>
         </w:rPr>
-        <w:t xml:space="preserve">U.S. Equal Employment Opportunity Commission. (1978). </w:t>
+        <w:t xml:space="preserve">New York City Local Law 144. (2023). </w:t>
       </w:r>
       <w:r>
         <w:rPr>
@@ -28822,13 +32631,13 @@
           <w:iCs/>
           <w:lang w:val="en-US"/>
         </w:rPr>
-        <w:t>Uniform guidelines on employee selection procedures</w:t>
+        <w:t>Local Law 144 of 2021: Automated Employment Decision Tools</w:t>
       </w:r>
       <w:r>
         <w:rPr>
           <w:lang w:val="en-US"/>
         </w:rPr>
-        <w:t xml:space="preserve"> (No. 166; pp. 38290-38315).</w:t>
+        <w:t>. https://www.nyc.gov/site/dca/about/automated-employment-decision-tools.page</w:t>
       </w:r>
     </w:p>
     <w:p>
@@ -28842,7 +32651,7 @@
         <w:rPr>
           <w:lang w:val="en-US"/>
         </w:rPr>
-        <w:t xml:space="preserve">Vanetik, N., &amp; Kogan, G. (2023). Job Vacancy Ranking with Sentence Embeddings, Keywords, and Named Entities. </w:t>
+        <w:t xml:space="preserve">Raghavan, M., Barocas, S., Kleinberg, J., &amp; Levy, K. (2020). Mitigating bias in algorithmic hiring: Evaluating claims and practices. </w:t>
       </w:r>
       <w:r>
         <w:rPr>
@@ -28850,13 +32659,47 @@
           <w:iCs/>
           <w:lang w:val="en-US"/>
         </w:rPr>
-        <w:t>Information</w:t>
+        <w:t>Proceedings of the 2020 Conference on Fairness, Accountability, and Transparency, FAT* ’20</w:t>
       </w:r>
       <w:r>
         <w:rPr>
           <w:lang w:val="en-US"/>
         </w:rPr>
-        <w:t xml:space="preserve">, </w:t>
+        <w:t>, 469-481. https://doi.org/10.1145/3351095.3372828</w:t>
+      </w:r>
+    </w:p>
+    <w:p>
+      <w:pPr>
+        <w:pStyle w:val="Bibliografa"/>
+        <w:rPr>
+          <w:lang w:val="en-US"/>
+        </w:rPr>
+      </w:pPr>
+      <w:r>
+        <w:rPr>
+          <w:lang w:val="en-US"/>
+        </w:rPr>
+        <w:t xml:space="preserve">Saldivar, J., </w:t>
+      </w:r>
+      <w:proofErr w:type="spellStart"/>
+      <w:r>
+        <w:rPr>
+          <w:lang w:val="en-US"/>
+        </w:rPr>
+        <w:t>Gatzioura</w:t>
+      </w:r>
+      <w:proofErr w:type="spellEnd"/>
+      <w:r>
+        <w:rPr>
+          <w:lang w:val="en-US"/>
+        </w:rPr>
+        <w:t xml:space="preserve">, A., &amp; Castillo, C. (2025). </w:t>
+      </w:r>
+      <w:r>
+        <w:rPr>
+          <w:lang w:val="en-US"/>
+        </w:rPr>
+        <w:t xml:space="preserve">Synthetic CVs To Build and Test Fairness-Aware Hiring Tools. </w:t>
       </w:r>
       <w:r>
         <w:rPr>
@@ -28864,13 +32707,13 @@
           <w:iCs/>
           <w:lang w:val="en-US"/>
         </w:rPr>
-        <w:t>14</w:t>
+        <w:t>arXiv e-prints</w:t>
       </w:r>
       <w:r>
         <w:rPr>
           <w:lang w:val="en-US"/>
         </w:rPr>
-        <w:t>, 468. https://doi.org/10.3390/info14080468</w:t>
+        <w:t>, arXiv:2508.21179. https://doi.org/10.48550/arXiv.2508.21179</w:t>
       </w:r>
     </w:p>
     <w:p>
@@ -28884,7 +32727,28 @@
         <w:rPr>
           <w:lang w:val="en-US"/>
         </w:rPr>
-        <w:t xml:space="preserve">Wilson, K., &amp; Caliskan, A. (2024). Gender, Race, and Intersectional Bias in Resume Screening via Language Model Retrieval. </w:t>
+        <w:lastRenderedPageBreak/>
+        <w:t xml:space="preserve">Staab, R., Vero, M., </w:t>
+      </w:r>
+      <w:proofErr w:type="spellStart"/>
+      <w:r>
+        <w:rPr>
+          <w:lang w:val="en-US"/>
+        </w:rPr>
+        <w:t>Balunović</w:t>
+      </w:r>
+      <w:proofErr w:type="spellEnd"/>
+      <w:r>
+        <w:rPr>
+          <w:lang w:val="en-US"/>
+        </w:rPr>
+        <w:t xml:space="preserve">, M., &amp; Vechev, M. (2023). </w:t>
+      </w:r>
+      <w:r>
+        <w:rPr>
+          <w:lang w:val="en-US"/>
+        </w:rPr>
+        <w:t xml:space="preserve">Beyond Memorization: Violating Privacy Via Inference with Large Language Models. </w:t>
       </w:r>
       <w:r>
         <w:rPr>
@@ -28898,6 +32762,160 @@
         <w:rPr>
           <w:lang w:val="en-US"/>
         </w:rPr>
+        <w:t>, arXiv:2310.07298. https://doi.org/10.48550/arXiv.2310.07298</w:t>
+      </w:r>
+    </w:p>
+    <w:p>
+      <w:pPr>
+        <w:pStyle w:val="Bibliografa"/>
+        <w:rPr>
+          <w:lang w:val="en-US"/>
+        </w:rPr>
+      </w:pPr>
+      <w:r>
+        <w:rPr>
+          <w:lang w:val="en-US"/>
+        </w:rPr>
+        <w:t xml:space="preserve">Thomas, O., &amp; Reimann, O. (2023). The bias blind spot among HR employees in hiring decisions. </w:t>
+      </w:r>
+      <w:r>
+        <w:rPr>
+          <w:i/>
+          <w:iCs/>
+          <w:lang w:val="en-US"/>
+        </w:rPr>
+        <w:t>German Journal of Human Resource Management</w:t>
+      </w:r>
+      <w:r>
+        <w:rPr>
+          <w:lang w:val="en-US"/>
+        </w:rPr>
+        <w:t xml:space="preserve">, </w:t>
+      </w:r>
+      <w:r>
+        <w:rPr>
+          <w:i/>
+          <w:iCs/>
+          <w:lang w:val="en-US"/>
+        </w:rPr>
+        <w:t>37</w:t>
+      </w:r>
+      <w:r>
+        <w:rPr>
+          <w:lang w:val="en-US"/>
+        </w:rPr>
+        <w:t>(1), 5-22. https://doi.org/10.1177/23970022221094523</w:t>
+      </w:r>
+    </w:p>
+    <w:p>
+      <w:pPr>
+        <w:pStyle w:val="Bibliografa"/>
+        <w:rPr>
+          <w:lang w:val="en-US"/>
+        </w:rPr>
+      </w:pPr>
+      <w:r>
+        <w:rPr>
+          <w:lang w:val="en-US"/>
+        </w:rPr>
+        <w:t xml:space="preserve">U.S. Equal Employment Opportunity Commission. (1978). </w:t>
+      </w:r>
+      <w:r>
+        <w:rPr>
+          <w:i/>
+          <w:iCs/>
+          <w:lang w:val="en-US"/>
+        </w:rPr>
+        <w:t>Uniform guidelines on employee selection procedures</w:t>
+      </w:r>
+      <w:r>
+        <w:rPr>
+          <w:lang w:val="en-US"/>
+        </w:rPr>
+        <w:t xml:space="preserve"> (No. 166; pp. 38290-38315).</w:t>
+      </w:r>
+    </w:p>
+    <w:p>
+      <w:pPr>
+        <w:pStyle w:val="Bibliografa"/>
+        <w:rPr>
+          <w:lang w:val="en-US"/>
+        </w:rPr>
+      </w:pPr>
+      <w:r>
+        <w:rPr>
+          <w:lang w:val="en-US"/>
+        </w:rPr>
+        <w:t xml:space="preserve">Vanetik, N., &amp; Kogan, G. (2023). Job Vacancy Ranking with Sentence Embeddings, Keywords, and Named Entities. </w:t>
+      </w:r>
+      <w:r>
+        <w:rPr>
+          <w:i/>
+          <w:iCs/>
+          <w:lang w:val="en-US"/>
+        </w:rPr>
+        <w:t>Information</w:t>
+      </w:r>
+      <w:r>
+        <w:rPr>
+          <w:lang w:val="en-US"/>
+        </w:rPr>
+        <w:t xml:space="preserve">, </w:t>
+      </w:r>
+      <w:r>
+        <w:rPr>
+          <w:i/>
+          <w:iCs/>
+          <w:lang w:val="en-US"/>
+        </w:rPr>
+        <w:t>14</w:t>
+      </w:r>
+      <w:r>
+        <w:rPr>
+          <w:lang w:val="en-US"/>
+        </w:rPr>
+        <w:t>, 468. https://doi.org/10.3390/info14080468</w:t>
+      </w:r>
+    </w:p>
+    <w:p>
+      <w:pPr>
+        <w:pStyle w:val="Bibliografa"/>
+        <w:rPr>
+          <w:lang w:val="en-US"/>
+        </w:rPr>
+      </w:pPr>
+      <w:r>
+        <w:rPr>
+          <w:lang w:val="en-US"/>
+        </w:rPr>
+        <w:t xml:space="preserve">Wilson, K., &amp; Caliskan, A. (2024). Gender, Race, and Intersectional Bias in </w:t>
+      </w:r>
+      <w:proofErr w:type="gramStart"/>
+      <w:r>
+        <w:rPr>
+          <w:lang w:val="en-US"/>
+        </w:rPr>
+        <w:t>Resume</w:t>
+      </w:r>
+      <w:proofErr w:type="gramEnd"/>
+      <w:r>
+        <w:rPr>
+          <w:lang w:val="en-US"/>
+        </w:rPr>
+        <w:t xml:space="preserve"> Screening via Language Model Retrieval. </w:t>
+      </w:r>
+      <w:r>
+        <w:rPr>
+          <w:i/>
+          <w:iCs/>
+          <w:lang w:val="en-US"/>
+        </w:rPr>
+        <w:t>arXiv e-prints</w:t>
+      </w:r>
+      <w:r>
+        <w:rPr>
+          <w:lang w:val="en-US"/>
+        </w:rPr>
         <w:t>, arXiv:2407.20371. https://doi.org/10.48550/arXiv.2407.20371</w:t>
       </w:r>
     </w:p>
@@ -28928,13 +32946,2523 @@
       </w:r>
       <w:bookmarkEnd w:id="108"/>
     </w:p>
+    <w:p>
+      <w:r>
+        <w:br w:type="page"/>
+      </w:r>
+    </w:p>
+    <w:p>
+      <w:pPr>
+        <w:pStyle w:val="Ttulo1"/>
+      </w:pPr>
+      <w:r>
+        <w:lastRenderedPageBreak/>
+        <w:t>Estudio de Datos Iniciales, Pipelines Experimentales y Migración a Google Cloud (Secciones Adicionales TFE)</w:t>
+      </w:r>
+    </w:p>
+    <w:p>
+      <w:r>
+        <w:t xml:space="preserve">Este documento contiene la redacción formal en tono académico (adecuado para un TFE de la UNIR) que detalla el estudio de los datos iniciales, los preprocesamientos, las transformaciones, los pipelines de cada experimento y la justificación del cambio de indexación de Azure a Google. Está diseñado para ser incorporado en los </w:t>
+      </w:r>
+      <w:r>
+        <w:rPr>
+          <w:b/>
+        </w:rPr>
+        <w:t>Capítulos 5 y 6</w:t>
+      </w:r>
+      <w:r>
+        <w:t xml:space="preserve"> de la memoria final sin sobrescribir las secciones ya existentes.</w:t>
+      </w:r>
+    </w:p>
+    <w:p>
+      <w:r>
+        <w:t>---</w:t>
+      </w:r>
+    </w:p>
+    <w:p>
+      <w:pPr>
+        <w:pStyle w:val="Ttulo2"/>
+      </w:pPr>
+      <w:r>
+        <w:t>5.X. Estudio del Dataset de Validación Externa (Datos Iniciales)</w:t>
+      </w:r>
+    </w:p>
+    <w:p>
+      <w:r>
+        <w:t>Para garantizar la validez ecológica y dotar al proyecto de un escenario de contrastación real, se incorporó un dataset de validación externa compuesto por información real de postulaciones, currículums y descripciones de puestos. Este conjunto de datos complementa las pruebas del corpus sintético y permite auditar el comportamiento del sistema ante la variabilidad e imperfecciones del lenguaje humano real.</w:t>
+      </w:r>
+    </w:p>
+    <w:p>
+      <w:pPr>
+        <w:pStyle w:val="Ttulo3"/>
+      </w:pPr>
+      <w:r>
+        <w:t>5.X.1. Origen y Características del Corpus Real</w:t>
+      </w:r>
+    </w:p>
+    <w:p>
+      <w:r>
+        <w:t xml:space="preserve">El dataset de validación externa se obtuvo mediante un subconjunto muestral de </w:t>
+      </w:r>
+      <w:r>
+        <w:rPr>
+          <w:b/>
+        </w:rPr>
+        <w:t>150 pares de candidatos y cargos (CV-JD)</w:t>
+      </w:r>
+      <w:r>
+        <w:t xml:space="preserve"> provenientes del dataset público </w:t>
+      </w:r>
+      <w:r>
+        <w:rPr>
+          <w:b/>
+        </w:rPr>
+        <w:t>`netsol/resume-score-details`</w:t>
+      </w:r>
+      <w:r>
+        <w:t xml:space="preserve"> (alojado en Hugging Face y Kaggle). Este dataset original contiene currículums de profesionales de diversas áreas del conocimiento emparejados con descripciones de vacantes técnicas y administrativas, evaluados históricamente respecto a su nivel de adecuación (etiquetado binario de selección e invitaciones a entrevista).</w:t>
+      </w:r>
+    </w:p>
+    <w:p>
+      <w:r>
+        <w:t>Para la conformación de la muestra de validación, se seleccionaron:</w:t>
+      </w:r>
+    </w:p>
+    <w:p>
+      <w:r>
+        <w:t>• **15 Descripciones de Puestos (JDs) únicas** correspondientes a roles de diversa índole (ej. Analista de Datos, Administradores, Desarrolladores de Software, etc.).</w:t>
+      </w:r>
+    </w:p>
+    <w:p>
+      <w:r>
+        <w:t>• **150 Currículums Vitae (CVs) individuales**, divididos de manera balanceada en **75 candidatos calificados como APTO** y **75 candidatos calificados como NO_APTO**.</w:t>
+      </w:r>
+    </w:p>
+    <w:p>
+      <w:pPr>
+        <w:pStyle w:val="Ttulo3"/>
+      </w:pPr>
+      <w:r>
+        <w:lastRenderedPageBreak/>
+        <w:t>5.X.2. Metodología de Traducción y Adaptación Cultural (Rioplatense)</w:t>
+      </w:r>
+    </w:p>
+    <w:p>
+      <w:r>
+        <w:t xml:space="preserve">Debido a que el dataset de origen se encontraba redactado en idioma inglés y el diseño experimental de SISTAC está calibrado para procesar lenguaje español, se requirió una fase de traducción y localización lingüística. En lugar de aplicar una traducción literal (que omitiría regionalismos y modismos típicos de las ofertas laborales locales), se diseñó un pipeline de traducción asistida por LLM con directrices de </w:t>
+      </w:r>
+      <w:r>
+        <w:rPr>
+          <w:b/>
+        </w:rPr>
+        <w:t>adaptación cultural rioplatense (Uruguay/Argentina)</w:t>
+      </w:r>
+      <w:r>
+        <w:t>.</w:t>
+      </w:r>
+    </w:p>
+    <w:p>
+      <w:r>
+        <w:t>El prompt instruyó al modelo a adaptar terminología técnica y administrativa según el uso común en la región:</w:t>
+      </w:r>
+    </w:p>
+    <w:p>
+      <w:r>
+        <w:t>• **"High school diploma"** se adaptó como **"Secundario completo"**.</w:t>
+      </w:r>
+    </w:p>
+    <w:p>
+      <w:r>
+        <w:t>• **"Health insurance benefit"** se adaptó como **"Mutualista / Obra social"**.</w:t>
+      </w:r>
+    </w:p>
+    <w:p>
+      <w:r>
+        <w:t>• **"Independent contractor"** se adaptó como **"Monotributista / Facturación de servicios"**.</w:t>
+      </w:r>
+    </w:p>
+    <w:p>
+      <w:r>
+        <w:t>• **"Bachelor's Degree"** se adaptó como **"Licenciatura o Ingeniería"** según la disciplina.</w:t>
+      </w:r>
+    </w:p>
+    <w:p>
+      <w:r>
+        <w:t>Este preprocesamiento preservó el nivel de densidad semántica y la estructura original del currículum, adaptando el vocabulario para que el motor de embeddings y el RAG operaran en igualdad de condiciones conceptuales respecto al corpus sintético original en español.</w:t>
+      </w:r>
+    </w:p>
+    <w:p>
+      <w:pPr>
+        <w:pStyle w:val="Ttulo3"/>
+      </w:pPr>
+      <w:r>
+        <w:t>5.X.3. Imputación Metodológica de Variables y Datos Faltantes</w:t>
+      </w:r>
+    </w:p>
+    <w:p>
+      <w:r>
+        <w:t xml:space="preserve">Dado que los datasets de reclutamiento públicos omiten marcas de tiempo operativas y datos demográficos para proteger la confidencialidad de los postulantes, fue necesario realizar un proceso de </w:t>
+      </w:r>
+      <w:r>
+        <w:rPr>
+          <w:b/>
+        </w:rPr>
+        <w:t>imputación paramétrica justificada por la literatura científica</w:t>
+      </w:r>
+      <w:r>
+        <w:t xml:space="preserve"> para poder contrastar las hipótesis $H_1$ (Eficiencia) y $H_3$ (Equidad):</w:t>
+      </w:r>
+    </w:p>
+    <w:p>
+      <w:r>
+        <w:t xml:space="preserve">1. </w:t>
+      </w:r>
+      <w:r>
+        <w:rPr>
+          <w:b/>
+        </w:rPr>
+        <w:t>Tiempos de Screening Manual ($T_{cand}$ para $C_0$):</w:t>
+      </w:r>
+      <w:r>
+        <w:t xml:space="preserve"> Siguiendo las estimaciones empíricas reportadas en la literatura de adquisición de talento (donde se establece que un screening inicial exhaustivo toma entre 5 y 20 minutos por candidato), se imputaron los tiempos de la configuración de control manual utilizando distribuciones uniformes:</w:t>
+      </w:r>
+    </w:p>
+    <w:p>
+      <w:r>
+        <w:t>• **Candidato Descartado (`NO_APTO`</w:t>
+      </w:r>
+      <w:proofErr w:type="gramStart"/>
+      <w:r>
+        <w:t>):*</w:t>
+      </w:r>
+      <w:proofErr w:type="gramEnd"/>
+      <w:r>
+        <w:t xml:space="preserve">* $T \sim </w:t>
+      </w:r>
+      <w:proofErr w:type="gramStart"/>
+      <w:r>
+        <w:t>U(</w:t>
+      </w:r>
+      <w:proofErr w:type="gramEnd"/>
+      <w:r>
+        <w:t xml:space="preserve">300, </w:t>
+      </w:r>
+      <w:proofErr w:type="gramStart"/>
+      <w:r>
+        <w:t>720)$</w:t>
+      </w:r>
+      <w:proofErr w:type="gramEnd"/>
+      <w:r>
+        <w:t xml:space="preserve"> segundos (5 a 12 minutos).</w:t>
+      </w:r>
+    </w:p>
+    <w:p>
+      <w:r>
+        <w:lastRenderedPageBreak/>
+        <w:t>• **Candidato Preseleccionado (`APTO`</w:t>
+      </w:r>
+      <w:proofErr w:type="gramStart"/>
+      <w:r>
+        <w:t>):*</w:t>
+      </w:r>
+      <w:proofErr w:type="gramEnd"/>
+      <w:r>
+        <w:t xml:space="preserve">* $T \sim </w:t>
+      </w:r>
+      <w:proofErr w:type="gramStart"/>
+      <w:r>
+        <w:t>U(</w:t>
+      </w:r>
+      <w:proofErr w:type="gramEnd"/>
+      <w:r>
+        <w:t xml:space="preserve">600, </w:t>
+      </w:r>
+      <w:proofErr w:type="gramStart"/>
+      <w:r>
+        <w:t>1200)$</w:t>
+      </w:r>
+      <w:proofErr w:type="gramEnd"/>
+      <w:r>
+        <w:t xml:space="preserve"> segundos (10 a 20 minutos).</w:t>
+      </w:r>
+    </w:p>
+    <w:p>
+      <w:r>
+        <w:t xml:space="preserve">2. </w:t>
+      </w:r>
+      <w:r>
+        <w:rPr>
+          <w:b/>
+        </w:rPr>
+        <w:t>Género del Postulante (`group_gender`):</w:t>
+      </w:r>
+      <w:r>
+        <w:t xml:space="preserve"> Se infirió el género de los candidatos a partir de la clasificación heurística del nombre de pila del currículum (etiquetados como `'M'` o `'F'`), balanceando la muestra final al 50% para evitar sesgos de selección previos en la distribución.</w:t>
+      </w:r>
+    </w:p>
+    <w:p>
+      <w:r>
+        <w:t xml:space="preserve">3. </w:t>
+      </w:r>
+      <w:r>
+        <w:rPr>
+          <w:b/>
+        </w:rPr>
+        <w:t>Rango de Edad (`group_age`):</w:t>
+      </w:r>
+      <w:r>
+        <w:t xml:space="preserve"> Se asignó a los candidatos una edad ficticia distribuida de manera uniforme en tres rangos de control: </w:t>
+      </w:r>
+      <w:r>
+        <w:rPr>
+          <w:b/>
+        </w:rPr>
+        <w:t>23-35 años</w:t>
+      </w:r>
+      <w:r>
+        <w:t xml:space="preserve">, </w:t>
+      </w:r>
+      <w:r>
+        <w:rPr>
+          <w:b/>
+        </w:rPr>
+        <w:t>36-45 años</w:t>
+      </w:r>
+      <w:r>
+        <w:t xml:space="preserve"> y </w:t>
+      </w:r>
+      <w:r>
+        <w:rPr>
+          <w:b/>
+        </w:rPr>
+        <w:t>46-58 años</w:t>
+      </w:r>
+      <w:r>
+        <w:t>. Esta asignación ciega y balanceada es crítica para el cálculo de la razón de impacto dispar (DIR) y la diferencia de paridad estadística (SPD) de la hipótesis $H_3$.</w:t>
+      </w:r>
+    </w:p>
+    <w:p>
+      <w:r>
+        <w:t xml:space="preserve">Todos los documentos limpios, textos de CVs, descripciones de puestos, tiempos de control y etiquetas reales del Gold Standard fueron persistidos sistemáticamente en la base de datos documental local `sistac_tfe` de </w:t>
+      </w:r>
+      <w:r>
+        <w:rPr>
+          <w:b/>
+        </w:rPr>
+        <w:t>MongoDB</w:t>
+      </w:r>
+      <w:r>
+        <w:t xml:space="preserve"> para auditoría y linaje de los análisis estadísticos.</w:t>
+      </w:r>
+    </w:p>
+    <w:p>
+      <w:r>
+        <w:t>---</w:t>
+      </w:r>
+    </w:p>
+    <w:p>
+      <w:pPr>
+        <w:pStyle w:val="Ttulo2"/>
+      </w:pPr>
+      <w:r>
+        <w:t>5.Y. Transformaciones Aplicadas y Feature Engineering</w:t>
+      </w:r>
+    </w:p>
+    <w:p>
+      <w:r>
+        <w:t>Previo a la ejecución de las corridas experimentales sobre las configuraciones automáticas, los datos sufrieron una serie de transformaciones técnicas:</w:t>
+      </w:r>
+    </w:p>
+    <w:p>
+      <w:pPr>
+        <w:ind w:left="720"/>
+      </w:pPr>
+      <w:r>
+        <w:rPr>
+          <w:rFonts w:ascii="Courier New" w:hAnsi="Courier New"/>
+          <w:sz w:val="19"/>
+        </w:rPr>
+        <w:t xml:space="preserve">                                PIPELINE DE TRANSFORMACIÓN DE DATOS</w:t>
+      </w:r>
+    </w:p>
+    <w:p>
+      <w:pPr>
+        <w:ind w:left="720"/>
+      </w:pPr>
+      <w:r>
+        <w:rPr>
+          <w:rFonts w:ascii="Courier New" w:hAnsi="Courier New"/>
+          <w:sz w:val="19"/>
+        </w:rPr>
+        <w:t xml:space="preserve"> ┌──────────────┐      ┌──────────────┐      ┌───────────────┐      ┌──────────────┐</w:t>
+      </w:r>
+    </w:p>
+    <w:p>
+      <w:pPr>
+        <w:ind w:left="720"/>
+      </w:pPr>
+      <w:r>
+        <w:rPr>
+          <w:rFonts w:ascii="Courier New" w:hAnsi="Courier New"/>
+          <w:sz w:val="19"/>
+        </w:rPr>
+        <w:t xml:space="preserve"> │   CV + JD    </w:t>
+      </w:r>
+      <w:proofErr w:type="gramStart"/>
+      <w:r>
+        <w:rPr>
+          <w:rFonts w:ascii="Courier New" w:hAnsi="Courier New"/>
+          <w:sz w:val="19"/>
+        </w:rPr>
+        <w:t>│  ─</w:t>
+      </w:r>
+      <w:proofErr w:type="gramEnd"/>
+      <w:r>
+        <w:rPr>
+          <w:rFonts w:ascii="Courier New" w:hAnsi="Courier New"/>
+          <w:sz w:val="19"/>
+        </w:rPr>
+        <w:t xml:space="preserve">─&gt; │   Chunking   </w:t>
+      </w:r>
+      <w:proofErr w:type="gramStart"/>
+      <w:r>
+        <w:rPr>
+          <w:rFonts w:ascii="Courier New" w:hAnsi="Courier New"/>
+          <w:sz w:val="19"/>
+        </w:rPr>
+        <w:t>│  ─</w:t>
+      </w:r>
+      <w:proofErr w:type="gramEnd"/>
+      <w:r>
+        <w:rPr>
+          <w:rFonts w:ascii="Courier New" w:hAnsi="Courier New"/>
+          <w:sz w:val="19"/>
+        </w:rPr>
+        <w:t xml:space="preserve">─&gt; │ Vectorización </w:t>
+      </w:r>
+      <w:proofErr w:type="gramStart"/>
+      <w:r>
+        <w:rPr>
+          <w:rFonts w:ascii="Courier New" w:hAnsi="Courier New"/>
+          <w:sz w:val="19"/>
+        </w:rPr>
+        <w:t>│  ─</w:t>
+      </w:r>
+      <w:proofErr w:type="gramEnd"/>
+      <w:r>
+        <w:rPr>
+          <w:rFonts w:ascii="Courier New" w:hAnsi="Courier New"/>
+          <w:sz w:val="19"/>
+        </w:rPr>
+        <w:t xml:space="preserve">─&gt; </w:t>
+      </w:r>
+      <w:proofErr w:type="gramStart"/>
+      <w:r>
+        <w:rPr>
+          <w:rFonts w:ascii="Courier New" w:hAnsi="Courier New"/>
+          <w:sz w:val="19"/>
+        </w:rPr>
+        <w:t>│  Seeding</w:t>
+      </w:r>
+      <w:proofErr w:type="gramEnd"/>
+      <w:r>
+        <w:rPr>
+          <w:rFonts w:ascii="Courier New" w:hAnsi="Courier New"/>
+          <w:sz w:val="19"/>
+        </w:rPr>
+        <w:t xml:space="preserve"> </w:t>
+      </w:r>
+      <w:proofErr w:type="gramStart"/>
+      <w:r>
+        <w:rPr>
+          <w:rFonts w:ascii="Courier New" w:hAnsi="Courier New"/>
+          <w:sz w:val="19"/>
+        </w:rPr>
+        <w:t>DB  │</w:t>
+      </w:r>
+      <w:proofErr w:type="gramEnd"/>
+    </w:p>
+    <w:p>
+      <w:pPr>
+        <w:ind w:left="720"/>
+      </w:pPr>
+      <w:r>
+        <w:rPr>
+          <w:rFonts w:ascii="Courier New" w:hAnsi="Courier New"/>
+          <w:sz w:val="19"/>
+        </w:rPr>
+        <w:t xml:space="preserve"> </w:t>
+      </w:r>
+      <w:proofErr w:type="gramStart"/>
+      <w:r>
+        <w:rPr>
+          <w:rFonts w:ascii="Courier New" w:hAnsi="Courier New"/>
+          <w:sz w:val="19"/>
+        </w:rPr>
+        <w:t>│  Texto</w:t>
+      </w:r>
+      <w:proofErr w:type="gramEnd"/>
+      <w:r>
+        <w:rPr>
+          <w:rFonts w:ascii="Courier New" w:hAnsi="Courier New"/>
+          <w:sz w:val="19"/>
+        </w:rPr>
+        <w:t xml:space="preserve"> Plano │      │ 512t (2048c) │      │ (768 </w:t>
+      </w:r>
+      <w:proofErr w:type="gramStart"/>
+      <w:r>
+        <w:rPr>
+          <w:rFonts w:ascii="Courier New" w:hAnsi="Courier New"/>
+          <w:sz w:val="19"/>
+        </w:rPr>
+        <w:t xml:space="preserve">dims)   </w:t>
+      </w:r>
+      <w:proofErr w:type="gramEnd"/>
+      <w:r>
+        <w:rPr>
+          <w:rFonts w:ascii="Courier New" w:hAnsi="Courier New"/>
+          <w:sz w:val="19"/>
+        </w:rPr>
+        <w:t xml:space="preserve"> │      │ Azure/Google │</w:t>
+      </w:r>
+    </w:p>
+    <w:p>
+      <w:pPr>
+        <w:ind w:left="720"/>
+      </w:pPr>
+      <w:r>
+        <w:rPr>
+          <w:rFonts w:ascii="Courier New" w:hAnsi="Courier New"/>
+          <w:sz w:val="19"/>
+        </w:rPr>
+        <w:t xml:space="preserve"> └──────────────┘      └──────────────┘      └───────────────┘      └──────────────┘</w:t>
+      </w:r>
+    </w:p>
+    <w:p>
+      <w:pPr>
+        <w:ind w:left="720"/>
+      </w:pPr>
+      <w:r>
+        <w:rPr>
+          <w:rFonts w:ascii="Courier New" w:hAnsi="Courier New"/>
+          <w:sz w:val="19"/>
+        </w:rPr>
+        <w:t xml:space="preserve">                                │ (Solo en C3)</w:t>
+      </w:r>
+    </w:p>
+    <w:p>
+      <w:pPr>
+        <w:ind w:left="720"/>
+      </w:pPr>
+      <w:r>
+        <w:rPr>
+          <w:rFonts w:ascii="Courier New" w:hAnsi="Courier New"/>
+          <w:sz w:val="19"/>
+        </w:rPr>
+        <w:t xml:space="preserve">                                v</w:t>
+      </w:r>
+    </w:p>
+    <w:p>
+      <w:pPr>
+        <w:ind w:left="720"/>
+      </w:pPr>
+      <w:r>
+        <w:rPr>
+          <w:rFonts w:ascii="Courier New" w:hAnsi="Courier New"/>
+          <w:sz w:val="19"/>
+        </w:rPr>
+        <w:t xml:space="preserve">                       ┌──────────────┐</w:t>
+      </w:r>
+    </w:p>
+    <w:p>
+      <w:pPr>
+        <w:ind w:left="720"/>
+      </w:pPr>
+      <w:r>
+        <w:rPr>
+          <w:rFonts w:ascii="Courier New" w:hAnsi="Courier New"/>
+          <w:sz w:val="19"/>
+        </w:rPr>
+        <w:t xml:space="preserve">                       │ Anonimización│</w:t>
+      </w:r>
+    </w:p>
+    <w:p>
+      <w:pPr>
+        <w:ind w:left="720"/>
+      </w:pPr>
+      <w:r>
+        <w:rPr>
+          <w:rFonts w:ascii="Courier New" w:hAnsi="Courier New"/>
+          <w:sz w:val="19"/>
+        </w:rPr>
+        <w:t xml:space="preserve">                       │ PII (Presidio│</w:t>
+      </w:r>
+    </w:p>
+    <w:p>
+      <w:pPr>
+        <w:ind w:left="720"/>
+      </w:pPr>
+      <w:r>
+        <w:rPr>
+          <w:rFonts w:ascii="Courier New" w:hAnsi="Courier New"/>
+          <w:sz w:val="19"/>
+        </w:rPr>
+        <w:t xml:space="preserve">                       └──────────────┘</w:t>
+      </w:r>
+    </w:p>
+    <w:p>
+      <w:r>
+        <w:lastRenderedPageBreak/>
+        <w:t xml:space="preserve">1. </w:t>
+      </w:r>
+      <w:r>
+        <w:rPr>
+          <w:b/>
+        </w:rPr>
+        <w:t>Fragmentación (Chunking) Controlada:</w:t>
+      </w:r>
+      <w:r>
+        <w:t xml:space="preserve"> Se dividieron los documentos utilizando el separador recursivo `RecursiveCharacterTextSplitter`. Se fijó el tamaño de bloque a </w:t>
+      </w:r>
+      <w:r>
+        <w:rPr>
+          <w:b/>
+        </w:rPr>
+        <w:t>512 tokens</w:t>
+      </w:r>
+      <w:r>
+        <w:t xml:space="preserve"> con un solapamiento (*overlap*) de </w:t>
+      </w:r>
+      <w:r>
+        <w:rPr>
+          <w:b/>
+        </w:rPr>
+        <w:t>64 tokens</w:t>
+      </w:r>
+      <w:r>
+        <w:t>.</w:t>
+      </w:r>
+    </w:p>
+    <w:p>
+      <w:r>
+        <w:t xml:space="preserve">• *Resolución de </w:t>
+      </w:r>
+      <w:proofErr w:type="gramStart"/>
+      <w:r>
+        <w:t>Anomalía:*</w:t>
+      </w:r>
+      <w:proofErr w:type="gramEnd"/>
+      <w:r>
+        <w:t xml:space="preserve"> Se corrigió una discrepancia crítica en el SDK de LangChain, el cual por defecto mide en caracteres (`</w:t>
+      </w:r>
+      <w:proofErr w:type="gramStart"/>
+      <w:r>
+        <w:t>len(</w:t>
+      </w:r>
+      <w:proofErr w:type="gramEnd"/>
+      <w:r>
+        <w:t>)`). Al pasarle directamente el parámetro `chunk_size = 512`, fragmentaba los textos en bloques de 512 caracteres (~80 palabras), inflando artificialmente el número de chunks a 22 por CV. Esto aumentaba las llamadas al embedding y saturaba los límites de la API de Azure. Se ajustó el factor de escala para español ($1 \</w:t>
+      </w:r>
+      <w:proofErr w:type="gramStart"/>
+      <w:r>
+        <w:t>text{ token</w:t>
+      </w:r>
+      <w:proofErr w:type="gramEnd"/>
+      <w:r>
+        <w:t>} \approx 4 \</w:t>
+      </w:r>
+      <w:proofErr w:type="gramStart"/>
+      <w:r>
+        <w:t>text{ caracteres</w:t>
+      </w:r>
+      <w:proofErr w:type="gramEnd"/>
+      <w:r>
+        <w:t>}$), configurando la fragmentación a **2048 caracteres** (obteniendo un promedio saludable de 4 a 5 chunks por documento).</w:t>
+      </w:r>
+    </w:p>
+    <w:p>
+      <w:r>
+        <w:t xml:space="preserve">2. </w:t>
+      </w:r>
+      <w:r>
+        <w:rPr>
+          <w:b/>
+        </w:rPr>
+        <w:t>Generación de Embeddings Densos:</w:t>
+      </w:r>
+      <w:r>
+        <w:t xml:space="preserve"> Cada fragmento de texto se transformó en un vector numérico denso de </w:t>
+      </w:r>
+      <w:r>
+        <w:rPr>
+          <w:b/>
+        </w:rPr>
+        <w:t>768 dimensiones</w:t>
+      </w:r>
+      <w:r>
+        <w:t xml:space="preserve"> utilizando el modelo local `sentence-transformers/paraphrase-multilingual-mpnet-base-v2`. Esta transformación permite realizar búsquedas semánticas sublineales.</w:t>
+      </w:r>
+    </w:p>
+    <w:p>
+      <w:r>
+        <w:t xml:space="preserve">3. </w:t>
+      </w:r>
+      <w:r>
+        <w:rPr>
+          <w:b/>
+        </w:rPr>
+        <w:t>Enmascaramiento PII (Solo en $C_3$):</w:t>
+      </w:r>
+      <w:r>
+        <w:t xml:space="preserve"> Para evaluar la equidad algorítmica y cumplir con las regulaciones de protección de datos (RGPD), los currículums de la configuración $C_3$ pasaron por un proceso de anonimización en el que se sustituyeron nombres de personas, documentos de identidad, números telefónicos, correos electrónicos y direcciones por marcadores genéricos (ej. `[TELEFONO]`), eliminando cualquier rastro de PII antes de poblar la base de datos vectorial.</w:t>
+      </w:r>
+    </w:p>
+    <w:p>
+      <w:r>
+        <w:t>---</w:t>
+      </w:r>
+    </w:p>
+    <w:p>
+      <w:pPr>
+        <w:pStyle w:val="Ttulo2"/>
+      </w:pPr>
+      <w:r>
+        <w:t>5.Z. Flujo Técnico de cada Experimento (Pipelines C0 a C3)</w:t>
+      </w:r>
+    </w:p>
+    <w:p>
+      <w:r>
+        <w:t>El diseño metodológico de SISTAC evalúa comparativamente cuatro configuraciones experimentales ($C_0$, $C_1$, $C_2$, $C_3$) que representan la transición tecnológica desde el cribado clásico hasta el procesamiento RAG con privacidad integrada:</w:t>
+      </w:r>
+    </w:p>
+    <w:p>
+      <w:pPr>
+        <w:ind w:left="720"/>
+      </w:pPr>
+      <w:r>
+        <w:rPr>
+          <w:rFonts w:ascii="Courier New" w:hAnsi="Courier New"/>
+          <w:sz w:val="19"/>
+        </w:rPr>
+        <w:t xml:space="preserve">                            FLUJO COMPARATIVO DE LOS PIPELINES</w:t>
+      </w:r>
+    </w:p>
+    <w:p>
+      <w:pPr>
+        <w:ind w:left="720"/>
+      </w:pPr>
+      <w:r>
+        <w:rPr>
+          <w:rFonts w:ascii="Courier New" w:hAnsi="Courier New"/>
+          <w:sz w:val="19"/>
+        </w:rPr>
+        <w:t xml:space="preserve">   C0 (Manual):</w:t>
+      </w:r>
+    </w:p>
+    <w:p>
+      <w:pPr>
+        <w:ind w:left="720"/>
+      </w:pPr>
+      <w:r>
+        <w:rPr>
+          <w:rFonts w:ascii="Courier New" w:hAnsi="Courier New"/>
+          <w:sz w:val="19"/>
+        </w:rPr>
+        <w:t xml:space="preserve">   [CV Original] ──────────────────────────────────────────────&gt; [Evaluador Humano] ──&gt; [Decisión]</w:t>
+      </w:r>
+    </w:p>
+    <w:p>
+      <w:pPr>
+        <w:ind w:left="720"/>
+      </w:pPr>
+    </w:p>
+    <w:p>
+      <w:pPr>
+        <w:ind w:left="720"/>
+      </w:pPr>
+      <w:r>
+        <w:rPr>
+          <w:rFonts w:ascii="Courier New" w:hAnsi="Courier New"/>
+          <w:sz w:val="19"/>
+        </w:rPr>
+        <w:lastRenderedPageBreak/>
+        <w:t xml:space="preserve">   C1 (LLM Puro):</w:t>
+      </w:r>
+    </w:p>
+    <w:p>
+      <w:pPr>
+        <w:ind w:left="720"/>
+      </w:pPr>
+      <w:r>
+        <w:rPr>
+          <w:rFonts w:ascii="Courier New" w:hAnsi="Courier New"/>
+          <w:sz w:val="19"/>
+        </w:rPr>
+        <w:t xml:space="preserve">   [CV Original] ───────────────&gt; [Prompt Completo] ────────────&gt; [Scorer LLM] ─────────&gt; [Decisión]</w:t>
+      </w:r>
+    </w:p>
+    <w:p>
+      <w:pPr>
+        <w:ind w:left="720"/>
+      </w:pPr>
+    </w:p>
+    <w:p>
+      <w:pPr>
+        <w:ind w:left="720"/>
+        <w:rPr>
+          <w:lang w:val="en-US"/>
+        </w:rPr>
+      </w:pPr>
+      <w:r>
+        <w:rPr>
+          <w:rFonts w:ascii="Courier New" w:hAnsi="Courier New"/>
+          <w:sz w:val="19"/>
+        </w:rPr>
+        <w:t xml:space="preserve">   </w:t>
+      </w:r>
+      <w:r>
+        <w:rPr>
+          <w:rFonts w:ascii="Courier New" w:hAnsi="Courier New"/>
+          <w:sz w:val="19"/>
+          <w:lang w:val="en-US"/>
+        </w:rPr>
+        <w:t>C2 (LLM + RAG):</w:t>
+      </w:r>
+    </w:p>
+    <w:p>
+      <w:pPr>
+        <w:ind w:left="720"/>
+        <w:rPr>
+          <w:lang w:val="en-US"/>
+        </w:rPr>
+      </w:pPr>
+      <w:r>
+        <w:rPr>
+          <w:rFonts w:ascii="Courier New" w:hAnsi="Courier New"/>
+          <w:sz w:val="19"/>
+          <w:lang w:val="en-US"/>
+        </w:rPr>
+        <w:t xml:space="preserve">   [</w:t>
+      </w:r>
+      <w:proofErr w:type="gramStart"/>
+      <w:r>
+        <w:rPr>
+          <w:rFonts w:ascii="Courier New" w:hAnsi="Courier New"/>
+          <w:sz w:val="19"/>
+          <w:lang w:val="en-US"/>
+        </w:rPr>
+        <w:t>CV</w:t>
+      </w:r>
+      <w:proofErr w:type="gramEnd"/>
+      <w:r>
+        <w:rPr>
+          <w:rFonts w:ascii="Courier New" w:hAnsi="Courier New"/>
+          <w:sz w:val="19"/>
+          <w:lang w:val="en-US"/>
+        </w:rPr>
+        <w:t xml:space="preserve"> Original] ──&gt; [Embed] ───&gt; [Azure/Google Search]</w:t>
+      </w:r>
+    </w:p>
+    <w:p>
+      <w:pPr>
+        <w:ind w:left="720"/>
+        <w:rPr>
+          <w:lang w:val="en-US"/>
+        </w:rPr>
+      </w:pPr>
+      <w:r>
+        <w:rPr>
+          <w:rFonts w:ascii="Courier New" w:hAnsi="Courier New"/>
+          <w:sz w:val="19"/>
+          <w:lang w:val="en-US"/>
+        </w:rPr>
+        <w:t xml:space="preserve">                                         │ (Top 5 Chunks)</w:t>
+      </w:r>
+    </w:p>
+    <w:p>
+      <w:pPr>
+        <w:ind w:left="720"/>
+        <w:rPr>
+          <w:lang w:val="en-US"/>
+        </w:rPr>
+      </w:pPr>
+      <w:r>
+        <w:rPr>
+          <w:rFonts w:ascii="Courier New" w:hAnsi="Courier New"/>
+          <w:sz w:val="19"/>
+          <w:lang w:val="en-US"/>
+        </w:rPr>
+        <w:t xml:space="preserve">                                         v</w:t>
+      </w:r>
+    </w:p>
+    <w:p>
+      <w:pPr>
+        <w:ind w:left="720"/>
+        <w:rPr>
+          <w:lang w:val="en-US"/>
+        </w:rPr>
+      </w:pPr>
+      <w:r>
+        <w:rPr>
+          <w:rFonts w:ascii="Courier New" w:hAnsi="Courier New"/>
+          <w:sz w:val="19"/>
+          <w:lang w:val="en-US"/>
+        </w:rPr>
+        <w:t xml:space="preserve">                                  [Prompt </w:t>
+      </w:r>
+      <w:proofErr w:type="spellStart"/>
+      <w:r>
+        <w:rPr>
+          <w:rFonts w:ascii="Courier New" w:hAnsi="Courier New"/>
+          <w:sz w:val="19"/>
+          <w:lang w:val="en-US"/>
+        </w:rPr>
+        <w:t>Contexto</w:t>
+      </w:r>
+      <w:proofErr w:type="spellEnd"/>
+      <w:r>
+        <w:rPr>
+          <w:rFonts w:ascii="Courier New" w:hAnsi="Courier New"/>
+          <w:sz w:val="19"/>
+          <w:lang w:val="en-US"/>
+        </w:rPr>
+        <w:t>] ────────────&gt; [Scorer LLM] ─────────&gt; [</w:t>
+      </w:r>
+      <w:proofErr w:type="spellStart"/>
+      <w:r>
+        <w:rPr>
+          <w:rFonts w:ascii="Courier New" w:hAnsi="Courier New"/>
+          <w:sz w:val="19"/>
+          <w:lang w:val="en-US"/>
+        </w:rPr>
+        <w:t>Decisión</w:t>
+      </w:r>
+      <w:proofErr w:type="spellEnd"/>
+      <w:r>
+        <w:rPr>
+          <w:rFonts w:ascii="Courier New" w:hAnsi="Courier New"/>
+          <w:sz w:val="19"/>
+          <w:lang w:val="en-US"/>
+        </w:rPr>
+        <w:t>]</w:t>
+      </w:r>
+    </w:p>
+    <w:p>
+      <w:pPr>
+        <w:ind w:left="720"/>
+        <w:rPr>
+          <w:lang w:val="en-US"/>
+        </w:rPr>
+      </w:pPr>
+    </w:p>
+    <w:p>
+      <w:pPr>
+        <w:ind w:left="720"/>
+        <w:rPr>
+          <w:lang w:val="en-US"/>
+        </w:rPr>
+      </w:pPr>
+      <w:r>
+        <w:rPr>
+          <w:rFonts w:ascii="Courier New" w:hAnsi="Courier New"/>
+          <w:sz w:val="19"/>
+          <w:lang w:val="en-US"/>
+        </w:rPr>
+        <w:t xml:space="preserve">   C3 (RAG + PII):</w:t>
+      </w:r>
+    </w:p>
+    <w:p>
+      <w:pPr>
+        <w:ind w:left="720"/>
+        <w:rPr>
+          <w:lang w:val="en-US"/>
+        </w:rPr>
+      </w:pPr>
+      <w:r>
+        <w:rPr>
+          <w:rFonts w:ascii="Courier New" w:hAnsi="Courier New"/>
+          <w:sz w:val="19"/>
+          <w:lang w:val="en-US"/>
+        </w:rPr>
+        <w:t xml:space="preserve">   [</w:t>
+      </w:r>
+      <w:proofErr w:type="gramStart"/>
+      <w:r>
+        <w:rPr>
+          <w:rFonts w:ascii="Courier New" w:hAnsi="Courier New"/>
+          <w:sz w:val="19"/>
+          <w:lang w:val="en-US"/>
+        </w:rPr>
+        <w:t>CV</w:t>
+      </w:r>
+      <w:proofErr w:type="gramEnd"/>
+      <w:r>
+        <w:rPr>
+          <w:rFonts w:ascii="Courier New" w:hAnsi="Courier New"/>
+          <w:sz w:val="19"/>
+          <w:lang w:val="en-US"/>
+        </w:rPr>
+        <w:t xml:space="preserve"> Original] ──&gt; [PII Mask] ─&gt; [GCP/Azure Search]</w:t>
+      </w:r>
+    </w:p>
+    <w:p>
+      <w:pPr>
+        <w:ind w:left="720"/>
+        <w:rPr>
+          <w:lang w:val="en-US"/>
+        </w:rPr>
+      </w:pPr>
+      <w:r>
+        <w:rPr>
+          <w:rFonts w:ascii="Courier New" w:hAnsi="Courier New"/>
+          <w:sz w:val="19"/>
+          <w:lang w:val="en-US"/>
+        </w:rPr>
+        <w:t xml:space="preserve">                                         │ (Top 5 Chunks </w:t>
+      </w:r>
+      <w:proofErr w:type="spellStart"/>
+      <w:r>
+        <w:rPr>
+          <w:rFonts w:ascii="Courier New" w:hAnsi="Courier New"/>
+          <w:sz w:val="19"/>
+          <w:lang w:val="en-US"/>
+        </w:rPr>
+        <w:t>Anón</w:t>
+      </w:r>
+      <w:proofErr w:type="spellEnd"/>
+      <w:r>
+        <w:rPr>
+          <w:rFonts w:ascii="Courier New" w:hAnsi="Courier New"/>
+          <w:sz w:val="19"/>
+          <w:lang w:val="en-US"/>
+        </w:rPr>
+        <w:t>)</w:t>
+      </w:r>
+    </w:p>
+    <w:p>
+      <w:pPr>
+        <w:ind w:left="720"/>
+        <w:rPr>
+          <w:lang w:val="en-US"/>
+        </w:rPr>
+      </w:pPr>
+      <w:r>
+        <w:rPr>
+          <w:rFonts w:ascii="Courier New" w:hAnsi="Courier New"/>
+          <w:sz w:val="19"/>
+          <w:lang w:val="en-US"/>
+        </w:rPr>
+        <w:t xml:space="preserve">                                         v</w:t>
+      </w:r>
+    </w:p>
+    <w:p>
+      <w:pPr>
+        <w:ind w:left="720"/>
+        <w:rPr>
+          <w:lang w:val="en-US"/>
+        </w:rPr>
+      </w:pPr>
+      <w:r>
+        <w:rPr>
+          <w:rFonts w:ascii="Courier New" w:hAnsi="Courier New"/>
+          <w:sz w:val="19"/>
+          <w:lang w:val="en-US"/>
+        </w:rPr>
+        <w:t xml:space="preserve">                                  [Prompt </w:t>
+      </w:r>
+      <w:proofErr w:type="spellStart"/>
+      <w:r>
+        <w:rPr>
+          <w:rFonts w:ascii="Courier New" w:hAnsi="Courier New"/>
+          <w:sz w:val="19"/>
+          <w:lang w:val="en-US"/>
+        </w:rPr>
+        <w:t>Anónimo</w:t>
+      </w:r>
+      <w:proofErr w:type="spellEnd"/>
+      <w:r>
+        <w:rPr>
+          <w:rFonts w:ascii="Courier New" w:hAnsi="Courier New"/>
+          <w:sz w:val="19"/>
+          <w:lang w:val="en-US"/>
+        </w:rPr>
+        <w:t>] ─────────────&gt; [Scorer LLM] ─────────&gt; [</w:t>
+      </w:r>
+      <w:proofErr w:type="spellStart"/>
+      <w:r>
+        <w:rPr>
+          <w:rFonts w:ascii="Courier New" w:hAnsi="Courier New"/>
+          <w:sz w:val="19"/>
+          <w:lang w:val="en-US"/>
+        </w:rPr>
+        <w:t>Decisión</w:t>
+      </w:r>
+      <w:proofErr w:type="spellEnd"/>
+      <w:r>
+        <w:rPr>
+          <w:rFonts w:ascii="Courier New" w:hAnsi="Courier New"/>
+          <w:sz w:val="19"/>
+          <w:lang w:val="en-US"/>
+        </w:rPr>
+        <w:t>]</w:t>
+      </w:r>
+    </w:p>
+    <w:p>
+      <w:pPr>
+        <w:pStyle w:val="Ttulo3"/>
+      </w:pPr>
+      <w:r>
+        <w:t>5.Z.1. Pipeline C0: Cribado Manual (Control)</w:t>
+      </w:r>
+    </w:p>
+    <w:p>
+      <w:r>
+        <w:t>• **</w:t>
+      </w:r>
+      <w:proofErr w:type="gramStart"/>
+      <w:r>
+        <w:t>Descripción:*</w:t>
+      </w:r>
+      <w:proofErr w:type="gramEnd"/>
+      <w:r>
+        <w:t>* El currículum completo en texto plano es evaluado por un analista de selección de personal humano.</w:t>
+      </w:r>
+    </w:p>
+    <w:p>
+      <w:r>
+        <w:t>• **</w:t>
+      </w:r>
+      <w:proofErr w:type="gramStart"/>
+      <w:r>
+        <w:t>Lógica:*</w:t>
+      </w:r>
+      <w:proofErr w:type="gramEnd"/>
+      <w:r>
+        <w:t>* El reclutador lee el perfil y evalúa las dimensiones técnicas, formación y experiencia frente al cargo vacante. Mide la eficiencia real registrando la latencia mediante un cronómetro web.</w:t>
+      </w:r>
+    </w:p>
+    <w:p>
+      <w:pPr>
+        <w:pStyle w:val="Ttulo3"/>
+      </w:pPr>
+      <w:r>
+        <w:t>5.Z.2. Pipeline C1: LLM Puro</w:t>
+      </w:r>
+    </w:p>
+    <w:p>
+      <w:r>
+        <w:t>• **</w:t>
+      </w:r>
+      <w:proofErr w:type="gramStart"/>
+      <w:r>
+        <w:t>Descripción:*</w:t>
+      </w:r>
+      <w:proofErr w:type="gramEnd"/>
+      <w:r>
+        <w:t>* Automatización directa sin base de datos vectorial.</w:t>
+      </w:r>
+    </w:p>
+    <w:p>
+      <w:r>
+        <w:t>• **</w:t>
+      </w:r>
+      <w:proofErr w:type="gramStart"/>
+      <w:r>
+        <w:t>Lógica:*</w:t>
+      </w:r>
+      <w:proofErr w:type="gramEnd"/>
+      <w:r>
+        <w:t>* Se envía al LLM (Claude o Gemini) el currículum completo en formato de texto plano estructurado junto con la descripción del cargo. El modelo realiza la inferencia sobre su ventana de contexto nativa y calcula la adecuación.</w:t>
+      </w:r>
+    </w:p>
+    <w:p>
+      <w:pPr>
+        <w:pStyle w:val="Ttulo3"/>
+      </w:pPr>
+      <w:r>
+        <w:t>5.Z.3. Pipeline C2: LLM + RAG (Búsqueda Vectorial Híbrida)</w:t>
+      </w:r>
+    </w:p>
+    <w:p>
+      <w:r>
+        <w:t>• **</w:t>
+      </w:r>
+      <w:proofErr w:type="gramStart"/>
+      <w:r>
+        <w:t>Descripción:*</w:t>
+      </w:r>
+      <w:proofErr w:type="gramEnd"/>
+      <w:r>
+        <w:t>* Recuperación semántica de fragmentos de currículums.</w:t>
+      </w:r>
+    </w:p>
+    <w:p>
+      <w:r>
+        <w:lastRenderedPageBreak/>
+        <w:t>• **</w:t>
+      </w:r>
+      <w:proofErr w:type="gramStart"/>
+      <w:r>
+        <w:t>Lógica:*</w:t>
+      </w:r>
+      <w:proofErr w:type="gramEnd"/>
+      <w:r>
+        <w:t>* El cargo vacante se codifica vectorialmente. Se realiza una búsqueda híbrida (vectorial +BM25) en el Vector Store para recuperar los **5 fragmentos (chunks) más relevantes** del currículum específico del postulante. Estos chunks son los únicos que se inyectan en el prompt del LLM juez junto con las directrices de puntuación, reduciendo el ruido lingüístico y optimizando el consumo de tokens de contexto.</w:t>
+      </w:r>
+    </w:p>
+    <w:p>
+      <w:pPr>
+        <w:pStyle w:val="Ttulo3"/>
+      </w:pPr>
+      <w:r>
+        <w:t>5.Z.4. Pipeline C3: LLM + RAG + PII (Privacidad y Equidad)</w:t>
+      </w:r>
+    </w:p>
+    <w:p>
+      <w:r>
+        <w:t>• **</w:t>
+      </w:r>
+      <w:proofErr w:type="gramStart"/>
+      <w:r>
+        <w:t>Descripción:*</w:t>
+      </w:r>
+      <w:proofErr w:type="gramEnd"/>
+      <w:r>
+        <w:t>* Recuperación contextual sobre índice y datos anónimos.</w:t>
+      </w:r>
+    </w:p>
+    <w:p>
+      <w:r>
+        <w:t>• **</w:t>
+      </w:r>
+      <w:proofErr w:type="gramStart"/>
+      <w:r>
+        <w:t>Lógica:*</w:t>
+      </w:r>
+      <w:proofErr w:type="gramEnd"/>
+      <w:r>
+        <w:t>* Modifica a $C_2$ aplicando una capa de enmascaramiento lingüístico. El currículum se anonimiza primero. La búsqueda semántica y la inferencia del LLM se ejecutan sobre fragmentos y textos libres de datos personales e identificación demográfica. El modelo juzga al candidato únicamente en función de su mérito objetivo (experiencia, tecnologías y formación expresadas de forma anónima).</w:t>
+      </w:r>
+    </w:p>
+    <w:p>
+      <w:r>
+        <w:t>---</w:t>
+      </w:r>
+    </w:p>
+    <w:p>
+      <w:pPr>
+        <w:pStyle w:val="Ttulo2"/>
+      </w:pPr>
+      <w:r>
+        <w:t>5.W. Dificultades Técnicas y Resiliencia del Framework</w:t>
+      </w:r>
+    </w:p>
+    <w:p>
+      <w:r>
+        <w:t>La puesta en marcha del experimento factorial enfrentó desafíos prácticos de infraestructura que requirieron el diseño de mecanismos de resiliencia en el código:</w:t>
+      </w:r>
+    </w:p>
+    <w:p>
+      <w:r>
+        <w:t xml:space="preserve">1. </w:t>
+      </w:r>
+      <w:r>
+        <w:rPr>
+          <w:b/>
+        </w:rPr>
+        <w:t>Bloqueos de Archivos y Sincronización en Google Drive:</w:t>
+      </w:r>
+    </w:p>
+    <w:p>
+      <w:r>
+        <w:t>• *</w:t>
+      </w:r>
+      <w:proofErr w:type="gramStart"/>
+      <w:r>
+        <w:t>Desafío:*</w:t>
+      </w:r>
+      <w:proofErr w:type="gramEnd"/>
+      <w:r>
+        <w:t xml:space="preserve"> Al trabajar en un entorno local donde el código se almacena en Google Drive, Docker Compose y el motor de sincronización de Windows causaban bloqueos de escritura y lectura en los archivos montados (`bind mounts`).</w:t>
+      </w:r>
+    </w:p>
+    <w:p>
+      <w:r>
+        <w:t>• *</w:t>
+      </w:r>
+      <w:proofErr w:type="gramStart"/>
+      <w:r>
+        <w:t>Solución:*</w:t>
+      </w:r>
+      <w:proofErr w:type="gramEnd"/>
+      <w:r>
+        <w:t xml:space="preserve"> Se encapsularon los datos transitorios en **volúmenes nombrados de Docker** administrados en memoria por el daemon de Docker, y se facilitó una ejecución nativa en el host mediante comandos directos de Python que eluden la capa de virtualización de WSL2.</w:t>
+      </w:r>
+    </w:p>
+    <w:p>
+      <w:r>
+        <w:t xml:space="preserve">2. </w:t>
+      </w:r>
+      <w:r>
+        <w:rPr>
+          <w:b/>
+        </w:rPr>
+        <w:t>Saturación del Servicio Vectorial y Códigos de Error HTTP 429:</w:t>
+      </w:r>
+    </w:p>
+    <w:p>
+      <w:r>
+        <w:t>• *</w:t>
+      </w:r>
+      <w:proofErr w:type="gramStart"/>
+      <w:r>
+        <w:t>Desafío:*</w:t>
+      </w:r>
+      <w:proofErr w:type="gramEnd"/>
+      <w:r>
+        <w:t xml:space="preserve"> El cargador original generaba miles de peticiones secuenciales de embeddings hacia Azure AI Search. El nivel de servicio gratuito de Azure (Free Tier) bloqueaba el tráfico al superar los umbrales de velocidad y capacidad física (50 MB).</w:t>
+      </w:r>
+    </w:p>
+    <w:p>
+      <w:r>
+        <w:lastRenderedPageBreak/>
+        <w:t>• *</w:t>
+      </w:r>
+      <w:proofErr w:type="gramStart"/>
+      <w:r>
+        <w:t>Solución:*</w:t>
+      </w:r>
+      <w:proofErr w:type="gramEnd"/>
+      <w:r>
+        <w:t xml:space="preserve"> Se programó un bucle de reintento robusto en [pipeline.py](file:///c:/Users/abelvisi/Documents/Google_Drive/Mi%20unidad/M%C3%A1ster%20UNIR/IA%20Y%20Data/TFE/Entregas_TFE_Terminal/clo-author/scripts/python/rag/pipeline.py) con **Backoff Exponencial** y pausas obligatorias de $1.5$ segundos entre lotes de indexación. Esto estabilizó la ingesta y permitió completar la indexación del corpus de validación sin interrupciones.</w:t>
+      </w:r>
+    </w:p>
+    <w:p>
+      <w:r>
+        <w:t xml:space="preserve">3. </w:t>
+      </w:r>
+      <w:r>
+        <w:rPr>
+          <w:b/>
+        </w:rPr>
+        <w:t>Caché de Evaluaciones para Costo Cero ($0 USD):</w:t>
+      </w:r>
+    </w:p>
+    <w:p>
+      <w:r>
+        <w:t>• *</w:t>
+      </w:r>
+      <w:proofErr w:type="gramStart"/>
+      <w:r>
+        <w:t>Desafío:*</w:t>
+      </w:r>
+      <w:proofErr w:type="gramEnd"/>
+      <w:r>
+        <w:t xml:space="preserve"> Ante un fallo de red o desconexión del LLM a mitad de una corrida masiva de 150 CVs, repetir las llamadas al modelo causaba costos duplicados y demoras.</w:t>
+      </w:r>
+    </w:p>
+    <w:p>
+      <w:r>
+        <w:t>• *</w:t>
+      </w:r>
+      <w:proofErr w:type="gramStart"/>
+      <w:r>
+        <w:t>Solución:*</w:t>
+      </w:r>
+      <w:proofErr w:type="gramEnd"/>
+      <w:r>
+        <w:t xml:space="preserve"> Se implementó una base de datos de caché persistente en disco (`eval_</w:t>
+      </w:r>
+      <w:proofErr w:type="gramStart"/>
+      <w:r>
+        <w:t>cache.json</w:t>
+      </w:r>
+      <w:proofErr w:type="gramEnd"/>
+      <w:r>
+        <w:t>`). Cada evaluación completada con éxito se guarda de inmediato. Al reiniciar el proceso, el sistema omite de forma idempotente las evaluaciones ya realizadas, garantizando un costo de $0 USD$ para reintentos y recuperaciones ante fallos.</w:t>
+      </w:r>
+    </w:p>
+    <w:p>
+      <w:r>
+        <w:t>---</w:t>
+      </w:r>
+    </w:p>
+    <w:p>
+      <w:pPr>
+        <w:pStyle w:val="Ttulo2"/>
+      </w:pPr>
+      <w:r>
+        <w:t>5.K. Transición e Integración de Google Vertex AI Search</w:t>
+      </w:r>
+    </w:p>
+    <w:p>
+      <w:r>
+        <w:t xml:space="preserve">Para la fase de producción y despliegue comercial del diseño de SISTAC, se propuso la migración del motor de búsqueda vectorial desde </w:t>
+      </w:r>
+      <w:r>
+        <w:rPr>
+          <w:b/>
+        </w:rPr>
+        <w:t>Azure AI Search</w:t>
+      </w:r>
+      <w:r>
+        <w:t xml:space="preserve"> hacia </w:t>
+      </w:r>
+      <w:r>
+        <w:rPr>
+          <w:b/>
+        </w:rPr>
+        <w:t>Google Cloud Vertex AI Search</w:t>
+      </w:r>
+      <w:r>
+        <w:t xml:space="preserve"> (Discovery Engine).</w:t>
+      </w:r>
+    </w:p>
+    <w:p>
+      <w:pPr>
+        <w:pStyle w:val="Ttulo3"/>
+      </w:pPr>
+      <w:r>
+        <w:t>5.K.1. Rationale del Cambio de Proveedor</w:t>
+      </w:r>
+    </w:p>
+    <w:p>
+      <w:r>
+        <w:t xml:space="preserve">• **Costo </w:t>
+      </w:r>
+      <w:proofErr w:type="gramStart"/>
+      <w:r>
+        <w:t>Operativo:*</w:t>
+      </w:r>
+      <w:proofErr w:type="gramEnd"/>
+      <w:r>
+        <w:t>* Azure AI Search exige la contratación del nivel *Basic* a un costo mínimo fijo de **$73 USD/mes** para poder habilitar configuraciones semánticas estructuradas e indexación sin límites estrictos de almacenamiento.</w:t>
+      </w:r>
+    </w:p>
+    <w:p>
+      <w:r>
+        <w:t xml:space="preserve">• **Flexibilidad de Google </w:t>
+      </w:r>
+      <w:proofErr w:type="gramStart"/>
+      <w:r>
+        <w:t>Cloud:*</w:t>
+      </w:r>
+      <w:proofErr w:type="gramEnd"/>
+      <w:r>
+        <w:t>* Vertex AI Search factura bajo un esquema elástico de pago por consulta y ofrece una integración natural con las APIs de Gemini (Google AI Studio) que se utilizan para el procesamiento por lotes de bajo costo en el backend de la aplicación.</w:t>
+      </w:r>
+    </w:p>
+    <w:p>
+      <w:r>
+        <w:t xml:space="preserve">• **Indexación Asíncrona </w:t>
+      </w:r>
+      <w:proofErr w:type="gramStart"/>
+      <w:r>
+        <w:t>Robusta:*</w:t>
+      </w:r>
+      <w:proofErr w:type="gramEnd"/>
+      <w:r>
+        <w:t xml:space="preserve">* A diferencia de Azure, donde el backend debe encargarse manualmente del chunking, codificación de embeddings locales y subida HTTP por lotes, Vertex AI Search se conecta directamente a un bucket de Google Cloud Storage (GCS) y </w:t>
+      </w:r>
+      <w:r>
+        <w:lastRenderedPageBreak/>
+        <w:t>gestiona la fragmentación y vectorización en la nube de forma asíncrona, liberando recursos de CPU en el servidor de la aplicación.</w:t>
+      </w:r>
+    </w:p>
+    <w:p>
+      <w:pPr>
+        <w:pStyle w:val="Ttulo3"/>
+      </w:pPr>
+      <w:r>
+        <w:t>5.K.2. Diseño Técnico de la Migración</w:t>
+      </w:r>
+    </w:p>
+    <w:p>
+      <w:r>
+        <w:t>El framework de SISTAC fue refacturado en sus archivos base ([config.py](file:///c:/Users/abelvisi/Documents/Google_Drive/Mi%20unidad/M%C3%A1ster%20UNIR/IA%20Y%20Data/TFE/Entregas_TFE_Terminal/clo-author/scripts/python/config.py) y [pipeline.py](file:///c:/Users/abelvisi/Documents/Google_Drive/Mi%20unidad/M%C3%A1ster%20UNIR/IA%20Y%20Data/TFE/Entregas_TFE_Terminal/clo-author/scripts/python/rag/pipeline.py)) para soportar de forma configurable ambos proveedores mediante la variable `VECTORSTORE_PROVIDER`.</w:t>
+      </w:r>
+    </w:p>
+    <w:p>
+      <w:r>
+        <w:t>Cuando se activa la opción de Google, el flujo de recuperación y consultas se ejecuta a través de la librería oficial de GCP `google-cloud-discoveryengine`:</w:t>
+      </w:r>
+    </w:p>
+    <w:p>
+      <w:pPr>
+        <w:ind w:left="720"/>
+      </w:pPr>
+      <w:r>
+        <w:rPr>
+          <w:rFonts w:ascii="Courier New" w:hAnsi="Courier New"/>
+          <w:sz w:val="19"/>
+        </w:rPr>
+        <w:t># Diseño conceptual del cliente de búsqueda Vertex AI Search en SISTAC</w:t>
+      </w:r>
+    </w:p>
+    <w:p>
+      <w:pPr>
+        <w:ind w:left="720"/>
+        <w:rPr>
+          <w:lang w:val="en-US"/>
+        </w:rPr>
+      </w:pPr>
+      <w:r>
+        <w:rPr>
+          <w:rFonts w:ascii="Courier New" w:hAnsi="Courier New"/>
+          <w:sz w:val="19"/>
+          <w:lang w:val="en-US"/>
+        </w:rPr>
+        <w:t xml:space="preserve">from </w:t>
+      </w:r>
+      <w:proofErr w:type="spellStart"/>
+      <w:proofErr w:type="gramStart"/>
+      <w:r>
+        <w:rPr>
+          <w:rFonts w:ascii="Courier New" w:hAnsi="Courier New"/>
+          <w:sz w:val="19"/>
+          <w:lang w:val="en-US"/>
+        </w:rPr>
+        <w:t>google.cloud</w:t>
+      </w:r>
+      <w:proofErr w:type="spellEnd"/>
+      <w:proofErr w:type="gramEnd"/>
+      <w:r>
+        <w:rPr>
+          <w:rFonts w:ascii="Courier New" w:hAnsi="Courier New"/>
+          <w:sz w:val="19"/>
+          <w:lang w:val="en-US"/>
+        </w:rPr>
+        <w:t xml:space="preserve"> import discoveryengine_v1beta as </w:t>
+      </w:r>
+      <w:proofErr w:type="spellStart"/>
+      <w:r>
+        <w:rPr>
+          <w:rFonts w:ascii="Courier New" w:hAnsi="Courier New"/>
+          <w:sz w:val="19"/>
+          <w:lang w:val="en-US"/>
+        </w:rPr>
+        <w:t>discoveryengine</w:t>
+      </w:r>
+      <w:proofErr w:type="spellEnd"/>
+    </w:p>
+    <w:p>
+      <w:pPr>
+        <w:ind w:left="720"/>
+        <w:rPr>
+          <w:lang w:val="en-US"/>
+        </w:rPr>
+      </w:pPr>
+    </w:p>
+    <w:p>
+      <w:pPr>
+        <w:ind w:left="720"/>
+        <w:rPr>
+          <w:lang w:val="en-US"/>
+        </w:rPr>
+      </w:pPr>
+      <w:r>
+        <w:rPr>
+          <w:rFonts w:ascii="Courier New" w:hAnsi="Courier New"/>
+          <w:sz w:val="19"/>
+          <w:lang w:val="en-US"/>
+        </w:rPr>
+        <w:t xml:space="preserve">def </w:t>
+      </w:r>
+      <w:proofErr w:type="spellStart"/>
+      <w:r>
+        <w:rPr>
+          <w:rFonts w:ascii="Courier New" w:hAnsi="Courier New"/>
+          <w:sz w:val="19"/>
+          <w:lang w:val="en-US"/>
+        </w:rPr>
+        <w:t>buscar_chunks_</w:t>
+      </w:r>
+      <w:proofErr w:type="gramStart"/>
+      <w:r>
+        <w:rPr>
+          <w:rFonts w:ascii="Courier New" w:hAnsi="Courier New"/>
+          <w:sz w:val="19"/>
+          <w:lang w:val="en-US"/>
+        </w:rPr>
+        <w:t>gcp</w:t>
+      </w:r>
+      <w:proofErr w:type="spellEnd"/>
+      <w:r>
+        <w:rPr>
+          <w:rFonts w:ascii="Courier New" w:hAnsi="Courier New"/>
+          <w:sz w:val="19"/>
+          <w:lang w:val="en-US"/>
+        </w:rPr>
+        <w:t>(</w:t>
+      </w:r>
+      <w:proofErr w:type="spellStart"/>
+      <w:proofErr w:type="gramEnd"/>
+      <w:r>
+        <w:rPr>
+          <w:rFonts w:ascii="Courier New" w:hAnsi="Courier New"/>
+          <w:sz w:val="19"/>
+          <w:lang w:val="en-US"/>
+        </w:rPr>
+        <w:t>cv_id</w:t>
+      </w:r>
+      <w:proofErr w:type="spellEnd"/>
+      <w:r>
+        <w:rPr>
+          <w:rFonts w:ascii="Courier New" w:hAnsi="Courier New"/>
+          <w:sz w:val="19"/>
+          <w:lang w:val="en-US"/>
+        </w:rPr>
+        <w:t xml:space="preserve">, </w:t>
+      </w:r>
+      <w:proofErr w:type="spellStart"/>
+      <w:r>
+        <w:rPr>
+          <w:rFonts w:ascii="Courier New" w:hAnsi="Courier New"/>
+          <w:sz w:val="19"/>
+          <w:lang w:val="en-US"/>
+        </w:rPr>
+        <w:t>jd_id</w:t>
+      </w:r>
+      <w:proofErr w:type="spellEnd"/>
+      <w:r>
+        <w:rPr>
+          <w:rFonts w:ascii="Courier New" w:hAnsi="Courier New"/>
+          <w:sz w:val="19"/>
+          <w:lang w:val="en-US"/>
+        </w:rPr>
+        <w:t xml:space="preserve">, </w:t>
+      </w:r>
+      <w:proofErr w:type="spellStart"/>
+      <w:r>
+        <w:rPr>
+          <w:rFonts w:ascii="Courier New" w:hAnsi="Courier New"/>
+          <w:sz w:val="19"/>
+          <w:lang w:val="en-US"/>
+        </w:rPr>
+        <w:t>query_text</w:t>
+      </w:r>
+      <w:proofErr w:type="spellEnd"/>
+      <w:r>
+        <w:rPr>
+          <w:rFonts w:ascii="Courier New" w:hAnsi="Courier New"/>
+          <w:sz w:val="19"/>
+          <w:lang w:val="en-US"/>
+        </w:rPr>
+        <w:t xml:space="preserve">, </w:t>
+      </w:r>
+      <w:proofErr w:type="spellStart"/>
+      <w:r>
+        <w:rPr>
+          <w:rFonts w:ascii="Courier New" w:hAnsi="Courier New"/>
+          <w:sz w:val="19"/>
+          <w:lang w:val="en-US"/>
+        </w:rPr>
+        <w:t>top_k</w:t>
+      </w:r>
+      <w:proofErr w:type="spellEnd"/>
+      <w:r>
+        <w:rPr>
+          <w:rFonts w:ascii="Courier New" w:hAnsi="Courier New"/>
+          <w:sz w:val="19"/>
+          <w:lang w:val="en-US"/>
+        </w:rPr>
+        <w:t>=5):</w:t>
+      </w:r>
+    </w:p>
+    <w:p>
+      <w:pPr>
+        <w:ind w:left="720"/>
+        <w:rPr>
+          <w:lang w:val="en-US"/>
+        </w:rPr>
+      </w:pPr>
+      <w:r>
+        <w:rPr>
+          <w:rFonts w:ascii="Courier New" w:hAnsi="Courier New"/>
+          <w:sz w:val="19"/>
+          <w:lang w:val="en-US"/>
+        </w:rPr>
+        <w:t xml:space="preserve">    client = </w:t>
+      </w:r>
+      <w:proofErr w:type="spellStart"/>
+      <w:proofErr w:type="gramStart"/>
+      <w:r>
+        <w:rPr>
+          <w:rFonts w:ascii="Courier New" w:hAnsi="Courier New"/>
+          <w:sz w:val="19"/>
+          <w:lang w:val="en-US"/>
+        </w:rPr>
+        <w:t>discoveryengine.SearchServiceClient</w:t>
+      </w:r>
+      <w:proofErr w:type="spellEnd"/>
+      <w:proofErr w:type="gramEnd"/>
+      <w:r>
+        <w:rPr>
+          <w:rFonts w:ascii="Courier New" w:hAnsi="Courier New"/>
+          <w:sz w:val="19"/>
+          <w:lang w:val="en-US"/>
+        </w:rPr>
+        <w:t>()</w:t>
+      </w:r>
+    </w:p>
+    <w:p>
+      <w:pPr>
+        <w:ind w:left="720"/>
+        <w:rPr>
+          <w:lang w:val="en-US"/>
+        </w:rPr>
+      </w:pPr>
+      <w:r>
+        <w:rPr>
+          <w:rFonts w:ascii="Courier New" w:hAnsi="Courier New"/>
+          <w:sz w:val="19"/>
+          <w:lang w:val="en-US"/>
+        </w:rPr>
+        <w:t xml:space="preserve">    </w:t>
+      </w:r>
+      <w:proofErr w:type="spellStart"/>
+      <w:r>
+        <w:rPr>
+          <w:rFonts w:ascii="Courier New" w:hAnsi="Courier New"/>
+          <w:sz w:val="19"/>
+          <w:lang w:val="en-US"/>
+        </w:rPr>
+        <w:t>serving_config</w:t>
+      </w:r>
+      <w:proofErr w:type="spellEnd"/>
+      <w:r>
+        <w:rPr>
+          <w:rFonts w:ascii="Courier New" w:hAnsi="Courier New"/>
+          <w:sz w:val="19"/>
+          <w:lang w:val="en-US"/>
+        </w:rPr>
+        <w:t xml:space="preserve"> = </w:t>
+      </w:r>
+      <w:proofErr w:type="gramStart"/>
+      <w:r>
+        <w:rPr>
+          <w:rFonts w:ascii="Courier New" w:hAnsi="Courier New"/>
+          <w:sz w:val="19"/>
+          <w:lang w:val="en-US"/>
+        </w:rPr>
+        <w:t>client.project</w:t>
+      </w:r>
+      <w:proofErr w:type="gramEnd"/>
+      <w:r>
+        <w:rPr>
+          <w:rFonts w:ascii="Courier New" w:hAnsi="Courier New"/>
+          <w:sz w:val="19"/>
+          <w:lang w:val="en-US"/>
+        </w:rPr>
+        <w:t>_location_collection_data_store_serving_config_</w:t>
+      </w:r>
+      <w:proofErr w:type="gramStart"/>
+      <w:r>
+        <w:rPr>
+          <w:rFonts w:ascii="Courier New" w:hAnsi="Courier New"/>
+          <w:sz w:val="19"/>
+          <w:lang w:val="en-US"/>
+        </w:rPr>
+        <w:t>path(</w:t>
+      </w:r>
+      <w:proofErr w:type="gramEnd"/>
+    </w:p>
+    <w:p>
+      <w:pPr>
+        <w:ind w:left="720"/>
+        <w:rPr>
+          <w:lang w:val="en-US"/>
+        </w:rPr>
+      </w:pPr>
+      <w:r>
+        <w:rPr>
+          <w:rFonts w:ascii="Courier New" w:hAnsi="Courier New"/>
+          <w:sz w:val="19"/>
+          <w:lang w:val="en-US"/>
+        </w:rPr>
+        <w:t xml:space="preserve">        project="</w:t>
+      </w:r>
+      <w:proofErr w:type="spellStart"/>
+      <w:r>
+        <w:rPr>
+          <w:rFonts w:ascii="Courier New" w:hAnsi="Courier New"/>
+          <w:sz w:val="19"/>
+          <w:lang w:val="en-US"/>
+        </w:rPr>
+        <w:t>sistac-tfe-proyecto</w:t>
+      </w:r>
+      <w:proofErr w:type="spellEnd"/>
+      <w:r>
+        <w:rPr>
+          <w:rFonts w:ascii="Courier New" w:hAnsi="Courier New"/>
+          <w:sz w:val="19"/>
+          <w:lang w:val="en-US"/>
+        </w:rPr>
+        <w:t>",</w:t>
+      </w:r>
+    </w:p>
+    <w:p>
+      <w:pPr>
+        <w:ind w:left="720"/>
+        <w:rPr>
+          <w:lang w:val="en-US"/>
+        </w:rPr>
+      </w:pPr>
+      <w:r>
+        <w:rPr>
+          <w:rFonts w:ascii="Courier New" w:hAnsi="Courier New"/>
+          <w:sz w:val="19"/>
+          <w:lang w:val="en-US"/>
+        </w:rPr>
+        <w:t xml:space="preserve">        location="global",</w:t>
+      </w:r>
+    </w:p>
+    <w:p>
+      <w:pPr>
+        <w:ind w:left="720"/>
+        <w:rPr>
+          <w:lang w:val="en-US"/>
+        </w:rPr>
+      </w:pPr>
+      <w:r>
+        <w:rPr>
+          <w:rFonts w:ascii="Courier New" w:hAnsi="Courier New"/>
+          <w:sz w:val="19"/>
+          <w:lang w:val="en-US"/>
+        </w:rPr>
+        <w:t xml:space="preserve">        collection="</w:t>
+      </w:r>
+      <w:proofErr w:type="spellStart"/>
+      <w:r>
+        <w:rPr>
+          <w:rFonts w:ascii="Courier New" w:hAnsi="Courier New"/>
+          <w:sz w:val="19"/>
+          <w:lang w:val="en-US"/>
+        </w:rPr>
+        <w:t>default_collection</w:t>
+      </w:r>
+      <w:proofErr w:type="spellEnd"/>
+      <w:r>
+        <w:rPr>
+          <w:rFonts w:ascii="Courier New" w:hAnsi="Courier New"/>
+          <w:sz w:val="19"/>
+          <w:lang w:val="en-US"/>
+        </w:rPr>
+        <w:t>",</w:t>
+      </w:r>
+    </w:p>
+    <w:p>
+      <w:pPr>
+        <w:ind w:left="720"/>
+        <w:rPr>
+          <w:lang w:val="en-US"/>
+        </w:rPr>
+      </w:pPr>
+      <w:r>
+        <w:rPr>
+          <w:rFonts w:ascii="Courier New" w:hAnsi="Courier New"/>
+          <w:sz w:val="19"/>
+          <w:lang w:val="en-US"/>
+        </w:rPr>
+        <w:t xml:space="preserve">        </w:t>
+      </w:r>
+      <w:proofErr w:type="spellStart"/>
+      <w:r>
+        <w:rPr>
+          <w:rFonts w:ascii="Courier New" w:hAnsi="Courier New"/>
+          <w:sz w:val="19"/>
+          <w:lang w:val="en-US"/>
+        </w:rPr>
+        <w:t>data_store</w:t>
+      </w:r>
+      <w:proofErr w:type="spellEnd"/>
+      <w:r>
+        <w:rPr>
+          <w:rFonts w:ascii="Courier New" w:hAnsi="Courier New"/>
+          <w:sz w:val="19"/>
+          <w:lang w:val="en-US"/>
+        </w:rPr>
+        <w:t>="</w:t>
+      </w:r>
+      <w:proofErr w:type="spellStart"/>
+      <w:r>
+        <w:rPr>
+          <w:rFonts w:ascii="Courier New" w:hAnsi="Courier New"/>
+          <w:sz w:val="19"/>
+          <w:lang w:val="en-US"/>
+        </w:rPr>
+        <w:t>sistac</w:t>
+      </w:r>
+      <w:proofErr w:type="spellEnd"/>
+      <w:r>
+        <w:rPr>
+          <w:rFonts w:ascii="Courier New" w:hAnsi="Courier New"/>
+          <w:sz w:val="19"/>
+          <w:lang w:val="en-US"/>
+        </w:rPr>
+        <w:t>-search-app-id",</w:t>
+      </w:r>
+    </w:p>
+    <w:p>
+      <w:pPr>
+        <w:ind w:left="720"/>
+        <w:rPr>
+          <w:lang w:val="en-US"/>
+        </w:rPr>
+      </w:pPr>
+      <w:r>
+        <w:rPr>
+          <w:rFonts w:ascii="Courier New" w:hAnsi="Courier New"/>
+          <w:sz w:val="19"/>
+          <w:lang w:val="en-US"/>
+        </w:rPr>
+        <w:t xml:space="preserve">        </w:t>
+      </w:r>
+      <w:proofErr w:type="spellStart"/>
+      <w:r>
+        <w:rPr>
+          <w:rFonts w:ascii="Courier New" w:hAnsi="Courier New"/>
+          <w:sz w:val="19"/>
+          <w:lang w:val="en-US"/>
+        </w:rPr>
+        <w:t>serving_config</w:t>
+      </w:r>
+      <w:proofErr w:type="spellEnd"/>
+      <w:r>
+        <w:rPr>
+          <w:rFonts w:ascii="Courier New" w:hAnsi="Courier New"/>
+          <w:sz w:val="19"/>
+          <w:lang w:val="en-US"/>
+        </w:rPr>
+        <w:t>="</w:t>
+      </w:r>
+      <w:proofErr w:type="spellStart"/>
+      <w:r>
+        <w:rPr>
+          <w:rFonts w:ascii="Courier New" w:hAnsi="Courier New"/>
+          <w:sz w:val="19"/>
+          <w:lang w:val="en-US"/>
+        </w:rPr>
+        <w:t>default_serving_config</w:t>
+      </w:r>
+      <w:proofErr w:type="spellEnd"/>
+      <w:r>
+        <w:rPr>
+          <w:rFonts w:ascii="Courier New" w:hAnsi="Courier New"/>
+          <w:sz w:val="19"/>
+          <w:lang w:val="en-US"/>
+        </w:rPr>
+        <w:t>",</w:t>
+      </w:r>
+    </w:p>
+    <w:p>
+      <w:pPr>
+        <w:ind w:left="720"/>
+      </w:pPr>
+      <w:r>
+        <w:rPr>
+          <w:rFonts w:ascii="Courier New" w:hAnsi="Courier New"/>
+          <w:sz w:val="19"/>
+          <w:lang w:val="en-US"/>
+        </w:rPr>
+        <w:t xml:space="preserve">    </w:t>
+      </w:r>
+      <w:r>
+        <w:rPr>
+          <w:rFonts w:ascii="Courier New" w:hAnsi="Courier New"/>
+          <w:sz w:val="19"/>
+        </w:rPr>
+        <w:t>)</w:t>
+      </w:r>
+    </w:p>
+    <w:p>
+      <w:pPr>
+        <w:ind w:left="720"/>
+      </w:pPr>
+      <w:r>
+        <w:rPr>
+          <w:rFonts w:ascii="Courier New" w:hAnsi="Courier New"/>
+          <w:sz w:val="19"/>
+        </w:rPr>
+        <w:t xml:space="preserve">    </w:t>
+      </w:r>
+    </w:p>
+    <w:p>
+      <w:pPr>
+        <w:ind w:left="720"/>
+      </w:pPr>
+      <w:r>
+        <w:rPr>
+          <w:rFonts w:ascii="Courier New" w:hAnsi="Courier New"/>
+          <w:sz w:val="19"/>
+        </w:rPr>
+        <w:t xml:space="preserve">    # Filtro demográfico y de linaje para evitar contaminación cruzada</w:t>
+      </w:r>
+    </w:p>
+    <w:p>
+      <w:pPr>
+        <w:ind w:left="720"/>
+        <w:rPr>
+          <w:lang w:val="en-US"/>
+        </w:rPr>
+      </w:pPr>
+      <w:r>
+        <w:rPr>
+          <w:rFonts w:ascii="Courier New" w:hAnsi="Courier New"/>
+          <w:sz w:val="19"/>
+        </w:rPr>
+        <w:t xml:space="preserve">    </w:t>
+      </w:r>
+      <w:proofErr w:type="spellStart"/>
+      <w:r>
+        <w:rPr>
+          <w:rFonts w:ascii="Courier New" w:hAnsi="Courier New"/>
+          <w:sz w:val="19"/>
+          <w:lang w:val="en-US"/>
+        </w:rPr>
+        <w:t>filter_str</w:t>
+      </w:r>
+      <w:proofErr w:type="spellEnd"/>
+      <w:r>
+        <w:rPr>
+          <w:rFonts w:ascii="Courier New" w:hAnsi="Courier New"/>
+          <w:sz w:val="19"/>
+          <w:lang w:val="en-US"/>
+        </w:rPr>
+        <w:t xml:space="preserve"> = </w:t>
+      </w:r>
+      <w:proofErr w:type="spellStart"/>
+      <w:r>
+        <w:rPr>
+          <w:rFonts w:ascii="Courier New" w:hAnsi="Courier New"/>
+          <w:sz w:val="19"/>
+          <w:lang w:val="en-US"/>
+        </w:rPr>
+        <w:t>f'cv_id</w:t>
+      </w:r>
+      <w:proofErr w:type="spellEnd"/>
+      <w:r>
+        <w:rPr>
+          <w:rFonts w:ascii="Courier New" w:hAnsi="Courier New"/>
+          <w:sz w:val="19"/>
+          <w:lang w:val="en-US"/>
+        </w:rPr>
+        <w:t>: ANY</w:t>
+      </w:r>
+      <w:proofErr w:type="gramStart"/>
+      <w:r>
+        <w:rPr>
+          <w:rFonts w:ascii="Courier New" w:hAnsi="Courier New"/>
+          <w:sz w:val="19"/>
+          <w:lang w:val="en-US"/>
+        </w:rPr>
+        <w:t>("{</w:t>
+      </w:r>
+      <w:proofErr w:type="spellStart"/>
+      <w:r>
+        <w:rPr>
+          <w:rFonts w:ascii="Courier New" w:hAnsi="Courier New"/>
+          <w:sz w:val="19"/>
+          <w:lang w:val="en-US"/>
+        </w:rPr>
+        <w:t>cv</w:t>
+      </w:r>
+      <w:proofErr w:type="gramEnd"/>
+      <w:r>
+        <w:rPr>
+          <w:rFonts w:ascii="Courier New" w:hAnsi="Courier New"/>
+          <w:sz w:val="19"/>
+          <w:lang w:val="en-US"/>
+        </w:rPr>
+        <w:t>_</w:t>
+      </w:r>
+      <w:proofErr w:type="gramStart"/>
+      <w:r>
+        <w:rPr>
+          <w:rFonts w:ascii="Courier New" w:hAnsi="Courier New"/>
+          <w:sz w:val="19"/>
+          <w:lang w:val="en-US"/>
+        </w:rPr>
+        <w:t>id</w:t>
+      </w:r>
+      <w:proofErr w:type="spellEnd"/>
+      <w:r>
+        <w:rPr>
+          <w:rFonts w:ascii="Courier New" w:hAnsi="Courier New"/>
+          <w:sz w:val="19"/>
+          <w:lang w:val="en-US"/>
+        </w:rPr>
+        <w:t>}"</w:t>
+      </w:r>
+      <w:proofErr w:type="gramEnd"/>
+      <w:r>
+        <w:rPr>
+          <w:rFonts w:ascii="Courier New" w:hAnsi="Courier New"/>
+          <w:sz w:val="19"/>
+          <w:lang w:val="en-US"/>
+        </w:rPr>
+        <w:t xml:space="preserve">) AND </w:t>
+      </w:r>
+      <w:proofErr w:type="spellStart"/>
+      <w:r>
+        <w:rPr>
+          <w:rFonts w:ascii="Courier New" w:hAnsi="Courier New"/>
+          <w:sz w:val="19"/>
+          <w:lang w:val="en-US"/>
+        </w:rPr>
+        <w:t>jd_id</w:t>
+      </w:r>
+      <w:proofErr w:type="spellEnd"/>
+      <w:r>
+        <w:rPr>
+          <w:rFonts w:ascii="Courier New" w:hAnsi="Courier New"/>
+          <w:sz w:val="19"/>
+          <w:lang w:val="en-US"/>
+        </w:rPr>
+        <w:t>: ANY</w:t>
+      </w:r>
+      <w:proofErr w:type="gramStart"/>
+      <w:r>
+        <w:rPr>
+          <w:rFonts w:ascii="Courier New" w:hAnsi="Courier New"/>
+          <w:sz w:val="19"/>
+          <w:lang w:val="en-US"/>
+        </w:rPr>
+        <w:t>("{</w:t>
+      </w:r>
+      <w:proofErr w:type="spellStart"/>
+      <w:proofErr w:type="gramEnd"/>
+      <w:r>
+        <w:rPr>
+          <w:rFonts w:ascii="Courier New" w:hAnsi="Courier New"/>
+          <w:sz w:val="19"/>
+          <w:lang w:val="en-US"/>
+        </w:rPr>
+        <w:t>jd_</w:t>
+      </w:r>
+      <w:proofErr w:type="gramStart"/>
+      <w:r>
+        <w:rPr>
+          <w:rFonts w:ascii="Courier New" w:hAnsi="Courier New"/>
+          <w:sz w:val="19"/>
+          <w:lang w:val="en-US"/>
+        </w:rPr>
+        <w:t>id</w:t>
+      </w:r>
+      <w:proofErr w:type="spellEnd"/>
+      <w:r>
+        <w:rPr>
+          <w:rFonts w:ascii="Courier New" w:hAnsi="Courier New"/>
+          <w:sz w:val="19"/>
+          <w:lang w:val="en-US"/>
+        </w:rPr>
+        <w:t>}"</w:t>
+      </w:r>
+      <w:proofErr w:type="gramEnd"/>
+      <w:r>
+        <w:rPr>
+          <w:rFonts w:ascii="Courier New" w:hAnsi="Courier New"/>
+          <w:sz w:val="19"/>
+          <w:lang w:val="en-US"/>
+        </w:rPr>
+        <w:t>)'</w:t>
+      </w:r>
+    </w:p>
+    <w:p>
+      <w:pPr>
+        <w:ind w:left="720"/>
+        <w:rPr>
+          <w:lang w:val="en-US"/>
+        </w:rPr>
+      </w:pPr>
+      <w:r>
+        <w:rPr>
+          <w:rFonts w:ascii="Courier New" w:hAnsi="Courier New"/>
+          <w:sz w:val="19"/>
+          <w:lang w:val="en-US"/>
+        </w:rPr>
+        <w:t xml:space="preserve">    </w:t>
+      </w:r>
+    </w:p>
+    <w:p>
+      <w:pPr>
+        <w:ind w:left="720"/>
+        <w:rPr>
+          <w:lang w:val="en-US"/>
+        </w:rPr>
+      </w:pPr>
+      <w:r>
+        <w:rPr>
+          <w:rFonts w:ascii="Courier New" w:hAnsi="Courier New"/>
+          <w:sz w:val="19"/>
+          <w:lang w:val="en-US"/>
+        </w:rPr>
+        <w:lastRenderedPageBreak/>
+        <w:t xml:space="preserve">    request = </w:t>
+      </w:r>
+      <w:proofErr w:type="spellStart"/>
+      <w:proofErr w:type="gramStart"/>
+      <w:r>
+        <w:rPr>
+          <w:rFonts w:ascii="Courier New" w:hAnsi="Courier New"/>
+          <w:sz w:val="19"/>
+          <w:lang w:val="en-US"/>
+        </w:rPr>
+        <w:t>discoveryengine.SearchRequest</w:t>
+      </w:r>
+      <w:proofErr w:type="spellEnd"/>
+      <w:proofErr w:type="gramEnd"/>
+      <w:r>
+        <w:rPr>
+          <w:rFonts w:ascii="Courier New" w:hAnsi="Courier New"/>
+          <w:sz w:val="19"/>
+          <w:lang w:val="en-US"/>
+        </w:rPr>
+        <w:t>(</w:t>
+      </w:r>
+    </w:p>
+    <w:p>
+      <w:pPr>
+        <w:ind w:left="720"/>
+        <w:rPr>
+          <w:lang w:val="en-US"/>
+        </w:rPr>
+      </w:pPr>
+      <w:r>
+        <w:rPr>
+          <w:rFonts w:ascii="Courier New" w:hAnsi="Courier New"/>
+          <w:sz w:val="19"/>
+          <w:lang w:val="en-US"/>
+        </w:rPr>
+        <w:t xml:space="preserve">        </w:t>
+      </w:r>
+      <w:proofErr w:type="spellStart"/>
+      <w:r>
+        <w:rPr>
+          <w:rFonts w:ascii="Courier New" w:hAnsi="Courier New"/>
+          <w:sz w:val="19"/>
+          <w:lang w:val="en-US"/>
+        </w:rPr>
+        <w:t>serving_config</w:t>
+      </w:r>
+      <w:proofErr w:type="spellEnd"/>
+      <w:r>
+        <w:rPr>
+          <w:rFonts w:ascii="Courier New" w:hAnsi="Courier New"/>
+          <w:sz w:val="19"/>
+          <w:lang w:val="en-US"/>
+        </w:rPr>
+        <w:t>=</w:t>
+      </w:r>
+      <w:proofErr w:type="spellStart"/>
+      <w:r>
+        <w:rPr>
+          <w:rFonts w:ascii="Courier New" w:hAnsi="Courier New"/>
+          <w:sz w:val="19"/>
+          <w:lang w:val="en-US"/>
+        </w:rPr>
+        <w:t>serving_config</w:t>
+      </w:r>
+      <w:proofErr w:type="spellEnd"/>
+      <w:r>
+        <w:rPr>
+          <w:rFonts w:ascii="Courier New" w:hAnsi="Courier New"/>
+          <w:sz w:val="19"/>
+          <w:lang w:val="en-US"/>
+        </w:rPr>
+        <w:t>,</w:t>
+      </w:r>
+    </w:p>
+    <w:p>
+      <w:pPr>
+        <w:ind w:left="720"/>
+        <w:rPr>
+          <w:lang w:val="en-US"/>
+        </w:rPr>
+      </w:pPr>
+      <w:r>
+        <w:rPr>
+          <w:rFonts w:ascii="Courier New" w:hAnsi="Courier New"/>
+          <w:sz w:val="19"/>
+          <w:lang w:val="en-US"/>
+        </w:rPr>
+        <w:t xml:space="preserve">        query=</w:t>
+      </w:r>
+      <w:proofErr w:type="spellStart"/>
+      <w:r>
+        <w:rPr>
+          <w:rFonts w:ascii="Courier New" w:hAnsi="Courier New"/>
+          <w:sz w:val="19"/>
+          <w:lang w:val="en-US"/>
+        </w:rPr>
+        <w:t>query_text</w:t>
+      </w:r>
+      <w:proofErr w:type="spellEnd"/>
+      <w:r>
+        <w:rPr>
+          <w:rFonts w:ascii="Courier New" w:hAnsi="Courier New"/>
+          <w:sz w:val="19"/>
+          <w:lang w:val="en-US"/>
+        </w:rPr>
+        <w:t>,</w:t>
+      </w:r>
+    </w:p>
+    <w:p>
+      <w:pPr>
+        <w:ind w:left="720"/>
+        <w:rPr>
+          <w:lang w:val="en-US"/>
+        </w:rPr>
+      </w:pPr>
+      <w:r>
+        <w:rPr>
+          <w:rFonts w:ascii="Courier New" w:hAnsi="Courier New"/>
+          <w:sz w:val="19"/>
+          <w:lang w:val="en-US"/>
+        </w:rPr>
+        <w:t xml:space="preserve">        filter=</w:t>
+      </w:r>
+      <w:proofErr w:type="spellStart"/>
+      <w:r>
+        <w:rPr>
+          <w:rFonts w:ascii="Courier New" w:hAnsi="Courier New"/>
+          <w:sz w:val="19"/>
+          <w:lang w:val="en-US"/>
+        </w:rPr>
+        <w:t>filter_str</w:t>
+      </w:r>
+      <w:proofErr w:type="spellEnd"/>
+      <w:r>
+        <w:rPr>
+          <w:rFonts w:ascii="Courier New" w:hAnsi="Courier New"/>
+          <w:sz w:val="19"/>
+          <w:lang w:val="en-US"/>
+        </w:rPr>
+        <w:t>,</w:t>
+      </w:r>
+    </w:p>
+    <w:p>
+      <w:pPr>
+        <w:ind w:left="720"/>
+        <w:rPr>
+          <w:lang w:val="en-US"/>
+        </w:rPr>
+      </w:pPr>
+      <w:r>
+        <w:rPr>
+          <w:rFonts w:ascii="Courier New" w:hAnsi="Courier New"/>
+          <w:sz w:val="19"/>
+          <w:lang w:val="en-US"/>
+        </w:rPr>
+        <w:t xml:space="preserve">        </w:t>
+      </w:r>
+      <w:proofErr w:type="spellStart"/>
+      <w:r>
+        <w:rPr>
+          <w:rFonts w:ascii="Courier New" w:hAnsi="Courier New"/>
+          <w:sz w:val="19"/>
+          <w:lang w:val="en-US"/>
+        </w:rPr>
+        <w:t>page_size</w:t>
+      </w:r>
+      <w:proofErr w:type="spellEnd"/>
+      <w:r>
+        <w:rPr>
+          <w:rFonts w:ascii="Courier New" w:hAnsi="Courier New"/>
+          <w:sz w:val="19"/>
+          <w:lang w:val="en-US"/>
+        </w:rPr>
+        <w:t>=</w:t>
+      </w:r>
+      <w:proofErr w:type="spellStart"/>
+      <w:r>
+        <w:rPr>
+          <w:rFonts w:ascii="Courier New" w:hAnsi="Courier New"/>
+          <w:sz w:val="19"/>
+          <w:lang w:val="en-US"/>
+        </w:rPr>
+        <w:t>top_k</w:t>
+      </w:r>
+      <w:proofErr w:type="spellEnd"/>
+      <w:r>
+        <w:rPr>
+          <w:rFonts w:ascii="Courier New" w:hAnsi="Courier New"/>
+          <w:sz w:val="19"/>
+          <w:lang w:val="en-US"/>
+        </w:rPr>
+        <w:t>,</w:t>
+      </w:r>
+    </w:p>
+    <w:p>
+      <w:pPr>
+        <w:ind w:left="720"/>
+        <w:rPr>
+          <w:lang w:val="en-US"/>
+        </w:rPr>
+      </w:pPr>
+      <w:r>
+        <w:rPr>
+          <w:rFonts w:ascii="Courier New" w:hAnsi="Courier New"/>
+          <w:sz w:val="19"/>
+          <w:lang w:val="en-US"/>
+        </w:rPr>
+        <w:t xml:space="preserve">    )</w:t>
+      </w:r>
+    </w:p>
+    <w:p>
+      <w:pPr>
+        <w:ind w:left="720"/>
+        <w:rPr>
+          <w:lang w:val="en-US"/>
+        </w:rPr>
+      </w:pPr>
+      <w:r>
+        <w:rPr>
+          <w:rFonts w:ascii="Courier New" w:hAnsi="Courier New"/>
+          <w:sz w:val="19"/>
+          <w:lang w:val="en-US"/>
+        </w:rPr>
+        <w:t xml:space="preserve">    </w:t>
+      </w:r>
+    </w:p>
+    <w:p>
+      <w:pPr>
+        <w:ind w:left="720"/>
+        <w:rPr>
+          <w:lang w:val="en-US"/>
+        </w:rPr>
+      </w:pPr>
+      <w:r>
+        <w:rPr>
+          <w:rFonts w:ascii="Courier New" w:hAnsi="Courier New"/>
+          <w:sz w:val="19"/>
+          <w:lang w:val="en-US"/>
+        </w:rPr>
+        <w:t xml:space="preserve">    response = </w:t>
+      </w:r>
+      <w:proofErr w:type="spellStart"/>
+      <w:proofErr w:type="gramStart"/>
+      <w:r>
+        <w:rPr>
+          <w:rFonts w:ascii="Courier New" w:hAnsi="Courier New"/>
+          <w:sz w:val="19"/>
+          <w:lang w:val="en-US"/>
+        </w:rPr>
+        <w:t>client.search</w:t>
+      </w:r>
+      <w:proofErr w:type="spellEnd"/>
+      <w:proofErr w:type="gramEnd"/>
+      <w:r>
+        <w:rPr>
+          <w:rFonts w:ascii="Courier New" w:hAnsi="Courier New"/>
+          <w:sz w:val="19"/>
+          <w:lang w:val="en-US"/>
+        </w:rPr>
+        <w:t>(request)</w:t>
+      </w:r>
+    </w:p>
+    <w:p>
+      <w:pPr>
+        <w:ind w:left="720"/>
+        <w:rPr>
+          <w:lang w:val="en-US"/>
+        </w:rPr>
+      </w:pPr>
+      <w:r>
+        <w:rPr>
+          <w:rFonts w:ascii="Courier New" w:hAnsi="Courier New"/>
+          <w:sz w:val="19"/>
+          <w:lang w:val="en-US"/>
+        </w:rPr>
+        <w:t xml:space="preserve">    return [</w:t>
+      </w:r>
+      <w:proofErr w:type="spellStart"/>
+      <w:proofErr w:type="gramStart"/>
+      <w:r>
+        <w:rPr>
+          <w:rFonts w:ascii="Courier New" w:hAnsi="Courier New"/>
+          <w:sz w:val="19"/>
+          <w:lang w:val="en-US"/>
+        </w:rPr>
+        <w:t>result.document</w:t>
+      </w:r>
+      <w:proofErr w:type="gramEnd"/>
+      <w:r>
+        <w:rPr>
+          <w:rFonts w:ascii="Courier New" w:hAnsi="Courier New"/>
+          <w:sz w:val="19"/>
+          <w:lang w:val="en-US"/>
+        </w:rPr>
+        <w:t>.derived_struct_data</w:t>
+      </w:r>
+      <w:proofErr w:type="spellEnd"/>
+      <w:r>
+        <w:rPr>
+          <w:rFonts w:ascii="Courier New" w:hAnsi="Courier New"/>
+          <w:sz w:val="19"/>
+          <w:lang w:val="en-US"/>
+        </w:rPr>
+        <w:t>["</w:t>
+      </w:r>
+      <w:proofErr w:type="spellStart"/>
+      <w:r>
+        <w:rPr>
+          <w:rFonts w:ascii="Courier New" w:hAnsi="Courier New"/>
+          <w:sz w:val="19"/>
+          <w:lang w:val="en-US"/>
+        </w:rPr>
+        <w:t>chunk_text</w:t>
+      </w:r>
+      <w:proofErr w:type="spellEnd"/>
+      <w:r>
+        <w:rPr>
+          <w:rFonts w:ascii="Courier New" w:hAnsi="Courier New"/>
+          <w:sz w:val="19"/>
+          <w:lang w:val="en-US"/>
+        </w:rPr>
+        <w:t xml:space="preserve">"] for result in </w:t>
+      </w:r>
+      <w:proofErr w:type="spellStart"/>
+      <w:proofErr w:type="gramStart"/>
+      <w:r>
+        <w:rPr>
+          <w:rFonts w:ascii="Courier New" w:hAnsi="Courier New"/>
+          <w:sz w:val="19"/>
+          <w:lang w:val="en-US"/>
+        </w:rPr>
+        <w:t>response.results</w:t>
+      </w:r>
+      <w:proofErr w:type="spellEnd"/>
+      <w:proofErr w:type="gramEnd"/>
+      <w:r>
+        <w:rPr>
+          <w:rFonts w:ascii="Courier New" w:hAnsi="Courier New"/>
+          <w:sz w:val="19"/>
+          <w:lang w:val="en-US"/>
+        </w:rPr>
+        <w:t>]</w:t>
+      </w:r>
+    </w:p>
+    <w:p>
+      <w:r>
+        <w:t xml:space="preserve">Esta </w:t>
+      </w:r>
+      <w:proofErr w:type="gramStart"/>
+      <w:r>
+        <w:t>modularidad técnica</w:t>
+      </w:r>
+      <w:proofErr w:type="gramEnd"/>
+      <w:r>
+        <w:t xml:space="preserve"> permite que el TFE demuestre la viabilidad de despliegue multiplataforma en nubes híbridas, mejorando significativamente el diseño arquitectónico de cara a la defensa del proyecto ante el tribunal académico.</w:t>
+      </w:r>
+    </w:p>
     <w:sectPr>
-      <w:headerReference w:type="even" r:id="rId24"/>
-      <w:headerReference w:type="default" r:id="rId25"/>
-      <w:footerReference w:type="even" r:id="rId26"/>
-      <w:footerReference w:type="default" r:id="rId27"/>
-      <w:headerReference w:type="first" r:id="rId28"/>
-      <w:footerReference w:type="first" r:id="rId29"/>
+      <w:headerReference w:type="even" r:id="rId26"/>
+      <w:headerReference w:type="default" r:id="rId27"/>
+      <w:footerReference w:type="even" r:id="rId28"/>
+      <w:footerReference w:type="default" r:id="rId29"/>
+      <w:headerReference w:type="first" r:id="rId30"/>
+      <w:footerReference w:type="first" r:id="rId31"/>
       <w:pgSz w:w="11906" w:h="16838"/>
       <w:pgMar w:top="1418" w:right="1134" w:bottom="1418" w:left="1701" w:header="709" w:footer="709" w:gutter="0"/>
       <w:pgNumType w:start="1"/>
@@ -33098,10 +39626,6 @@
 </file>
 
 <file path=customXml/item1.xml><?xml version="1.0" encoding="utf-8"?>
-<b:Sources xmlns:b="http://schemas.openxmlformats.org/officeDocument/2006/bibliography" xmlns="http://schemas.openxmlformats.org/officeDocument/2006/bibliography" SelectedStyle="\APASixthEditionOfficeOnline.xsl" StyleName="APA" Version="6"/>
-</file>
-
-<file path=customXml/item2.xml><?xml version="1.0" encoding="utf-8"?>
 <p:properties xmlns:p="http://schemas.microsoft.com/office/2006/metadata/properties" xmlns:xsi="http://www.w3.org/2001/XMLSchema-instance" xmlns:pc="http://schemas.microsoft.com/office/infopath/2007/PartnerControls">
   <documentManagement>
     <lcf76f155ced4ddcb4097134ff3c332f xmlns="27c1adeb-3674-457c-b08c-8a73f31b6e23">
@@ -33113,16 +39637,11 @@
 </p:properties>
 </file>
 
-<file path=customXml/item3.xml><?xml version="1.0" encoding="utf-8"?>
-<?mso-contentType ?>
-<FormTemplates xmlns="http://schemas.microsoft.com/sharepoint/v3/contenttype/forms">
-  <Display>DocumentLibraryForm</Display>
-  <Edit>DocumentLibraryForm</Edit>
-  <New>DocumentLibraryForm</New>
-</FormTemplates>
+<file path=customXml/item2.xml><?xml version="1.0" encoding="utf-8"?>
+<b:Sources xmlns:b="http://schemas.openxmlformats.org/officeDocument/2006/bibliography" xmlns="http://schemas.openxmlformats.org/officeDocument/2006/bibliography" SelectedStyle="\APASixthEditionOfficeOnline.xsl" StyleName="APA" Version="6"/>
 </file>
 
-<file path=customXml/item4.xml><?xml version="1.0" encoding="utf-8"?>
+<file path=customXml/item3.xml><?xml version="1.0" encoding="utf-8"?>
 <ct:contentTypeSchema xmlns:ct="http://schemas.microsoft.com/office/2006/metadata/contentType" xmlns:ma="http://schemas.microsoft.com/office/2006/metadata/properties/metaAttributes" ct:_="" ma:_="" ma:contentTypeName="Documento" ma:contentTypeID="0x010100DF3D7C797EA12745A270EF30E38719B9" ma:contentTypeVersion="19" ma:contentTypeDescription="Crear nuevo documento." ma:contentTypeScope="" ma:versionID="227b02526234ef39b0b78895a9d90cf5">
   <xsd:schema xmlns:xsd="http://www.w3.org/2001/XMLSchema" xmlns:xs="http://www.w3.org/2001/XMLSchema" xmlns:p="http://schemas.microsoft.com/office/2006/metadata/properties" xmlns:ns2="0a70e875-3d35-4be2-921f-7117c31bab9b" xmlns:ns3="27c1adeb-3674-457c-b08c-8a73f31b6e23" targetNamespace="http://schemas.microsoft.com/office/2006/metadata/properties" ma:root="true" ma:fieldsID="3c939c8607e2f594db8bbb23634dd059" ns2:_="" ns3:_="">
     <xsd:import namespace="0a70e875-3d35-4be2-921f-7117c31bab9b"/>
@@ -33383,15 +39902,16 @@
 </ct:contentTypeSchema>
 </file>
 
-<file path=customXml/itemProps1.xml><?xml version="1.0" encoding="utf-8"?>
-<ds:datastoreItem xmlns:ds="http://schemas.openxmlformats.org/officeDocument/2006/customXml" ds:itemID="{15A0997D-ED86-4D5B-A1E1-9EC5DF23A7CA}">
-  <ds:schemaRefs>
-    <ds:schemaRef ds:uri="http://schemas.openxmlformats.org/officeDocument/2006/bibliography"/>
-  </ds:schemaRefs>
-</ds:datastoreItem>
+<file path=customXml/item4.xml><?xml version="1.0" encoding="utf-8"?>
+<?mso-contentType ?>
+<FormTemplates xmlns="http://schemas.microsoft.com/sharepoint/v3/contenttype/forms">
+  <Display>DocumentLibraryForm</Display>
+  <Edit>DocumentLibraryForm</Edit>
+  <New>DocumentLibraryForm</New>
+</FormTemplates>
 </file>
 
-<file path=customXml/itemProps2.xml><?xml version="1.0" encoding="utf-8"?>
+<file path=customXml/itemProps1.xml><?xml version="1.0" encoding="utf-8"?>
 <ds:datastoreItem xmlns:ds="http://schemas.openxmlformats.org/officeDocument/2006/customXml" ds:itemID="{DB456AF2-52F5-44D8-AEC6-B5F9D96C377E}">
   <ds:schemaRefs>
     <ds:schemaRef ds:uri="http://schemas.microsoft.com/office/2006/metadata/properties"/>
@@ -33402,15 +39922,15 @@
 </ds:datastoreItem>
 </file>
 
-<file path=customXml/itemProps3.xml><?xml version="1.0" encoding="utf-8"?>
-<ds:datastoreItem xmlns:ds="http://schemas.openxmlformats.org/officeDocument/2006/customXml" ds:itemID="{BE74C307-52FE-48C3-92C2-E1552852BAAA}">
+<file path=customXml/itemProps2.xml><?xml version="1.0" encoding="utf-8"?>
+<ds:datastoreItem xmlns:ds="http://schemas.openxmlformats.org/officeDocument/2006/customXml" ds:itemID="{15A0997D-ED86-4D5B-A1E1-9EC5DF23A7CA}">
   <ds:schemaRefs>
-    <ds:schemaRef ds:uri="http://schemas.microsoft.com/sharepoint/v3/contenttype/forms"/>
+    <ds:schemaRef ds:uri="http://schemas.openxmlformats.org/officeDocument/2006/bibliography"/>
   </ds:schemaRefs>
 </ds:datastoreItem>
 </file>
 
-<file path=customXml/itemProps4.xml><?xml version="1.0" encoding="utf-8"?>
+<file path=customXml/itemProps3.xml><?xml version="1.0" encoding="utf-8"?>
 <ds:datastoreItem xmlns:ds="http://schemas.openxmlformats.org/officeDocument/2006/customXml" ds:itemID="{B3A822E2-E694-47D5-9E22-DA4B12671ABB}">
   <ds:schemaRefs>
     <ds:schemaRef ds:uri="http://schemas.microsoft.com/office/2006/metadata/contentType"/>
@@ -33427,4 +39947,12 @@
     <ds:schemaRef ds:uri="http://schemas.microsoft.com/internal/obd"/>
   </ds:schemaRefs>
 </ds:datastoreItem>
+</file>
+
+<file path=customXml/itemProps4.xml><?xml version="1.0" encoding="utf-8"?>
+<ds:datastoreItem xmlns:ds="http://schemas.openxmlformats.org/officeDocument/2006/customXml" ds:itemID="{BE74C307-52FE-48C3-92C2-E1552852BAAA}">
+  <ds:schemaRefs>
+    <ds:schemaRef ds:uri="http://schemas.microsoft.com/sharepoint/v3/contenttype/forms"/>
+  </ds:schemaRefs>
+</ds:datastoreItem>
 </file>